--- a/output/卒論全文_最新版.docx
+++ b/output/卒論全文_最新版.docx
@@ -754,7 +754,7 @@
       <w:pPr>
         <w:spacing w:after="40" w:line="300"/>
       </w:pPr>
-      <w:hyperlink w:history="1" r:id="rIdydrszeh2hvhrymxen6gad">
+      <w:hyperlink w:history="1" r:id="rIdgkilxr3opamo1_aoxuird">
         <w:r>
           <w:rPr>
             <w:color w:val="0563C1"/>
@@ -776,7 +776,7 @@
       <w:pPr>
         <w:spacing w:after="40" w:line="300"/>
       </w:pPr>
-      <w:hyperlink w:history="1" r:id="rIdzylshr1nydzvzurdr1dce">
+      <w:hyperlink w:history="1" r:id="rIdgkmj95jsht-gx18xilfxy">
         <w:r>
           <w:rPr>
             <w:color w:val="0563C1"/>
@@ -798,7 +798,7 @@
       <w:pPr>
         <w:spacing w:after="40" w:line="300"/>
       </w:pPr>
-      <w:hyperlink w:history="1" r:id="rIdkip4tjgk6v9vdkoemvpd_">
+      <w:hyperlink w:history="1" r:id="rIdq_wi3-dioickznzasxwbd">
         <w:r>
           <w:rPr>
             <w:color w:val="0563C1"/>
@@ -1282,7 +1282,7 @@
       <w:pPr>
         <w:spacing w:after="40" w:line="300"/>
       </w:pPr>
-      <w:hyperlink w:history="1" r:id="rIdmxw7z0jeg2puclpiwrmrd">
+      <w:hyperlink w:history="1" r:id="rIdsowjggfefwrvxvowauarb">
         <w:r>
           <w:rPr>
             <w:color w:val="0563C1"/>
@@ -2030,7 +2030,7 @@
       <w:pPr>
         <w:spacing w:after="40" w:line="300"/>
       </w:pPr>
-      <w:hyperlink w:history="1" r:id="rIdlduwggza1tqgvj_k-r6ui">
+      <w:hyperlink w:history="1" r:id="rIdoltlzcrdo3b0ba0mzqtea">
         <w:r>
           <w:rPr>
             <w:color w:val="0563C1"/>
@@ -2052,7 +2052,7 @@
       <w:pPr>
         <w:spacing w:after="40" w:line="300"/>
       </w:pPr>
-      <w:hyperlink w:history="1" r:id="rIdsm9gzrfps7verlz8stxta">
+      <w:hyperlink w:history="1" r:id="rId8zegfrky4bjhkwhjod1g3">
         <w:r>
           <w:rPr>
             <w:color w:val="0563C1"/>
@@ -2074,7 +2074,7 @@
       <w:pPr>
         <w:spacing w:after="40" w:line="300"/>
       </w:pPr>
-      <w:hyperlink w:history="1" r:id="rIdf-5acpvnree1zbat2vtuw">
+      <w:hyperlink w:history="1" r:id="rId0bjqmw3l0akogk3faljua">
         <w:r>
           <w:rPr>
             <w:color w:val="0563C1"/>
@@ -2096,7 +2096,7 @@
       <w:pPr>
         <w:spacing w:after="40" w:line="300"/>
       </w:pPr>
-      <w:hyperlink w:history="1" r:id="rIdbj0d1zme0dc7bzhxwy3tp">
+      <w:hyperlink w:history="1" r:id="rIdxjdzclggz-jbkrnmpk-aq">
         <w:r>
           <w:rPr>
             <w:color w:val="0563C1"/>
@@ -3624,7 +3624,7 @@
       <w:pPr>
         <w:spacing w:after="40" w:line="300"/>
       </w:pPr>
-      <w:hyperlink w:history="1" r:id="rIdcli0gmc1kxjlcri9d6f-s">
+      <w:hyperlink w:history="1" r:id="rIdt-libupr4mo1iuzawihev">
         <w:r>
           <w:rPr>
             <w:color w:val="0563C1"/>
@@ -3646,7 +3646,7 @@
       <w:pPr>
         <w:spacing w:after="40" w:line="300"/>
       </w:pPr>
-      <w:hyperlink w:history="1" r:id="rIdwtn8xgkj5ceqalzamzfso">
+      <w:hyperlink w:history="1" r:id="rIdloglpiuirsavntntckeuo">
         <w:r>
           <w:rPr>
             <w:color w:val="0563C1"/>
@@ -3668,7 +3668,7 @@
       <w:pPr>
         <w:spacing w:after="40" w:line="300"/>
       </w:pPr>
-      <w:hyperlink w:history="1" r:id="rIdoz-mhnidgbbwcmrhrlj5o">
+      <w:hyperlink w:history="1" r:id="rId8nf81ol6ugytmrwromyz0">
         <w:r>
           <w:rPr>
             <w:color w:val="0563C1"/>
@@ -5449,7 +5449,7 @@
         <w:rPr>
           <w:color w:val="FF0000"/>
         </w:rPr>
-        <w:t xml:space="preserve">筆者は高校生のときに、2019年5月から2021年11月までの約2年半、フィジーで交換留学をした。2020年以降は新型コロナウイルスの流行と重なり、ロックダウンや隔離も経験した。</w:t>
+        <w:t xml:space="preserve">筆者は高校生のときに、2019年5月から2021年11月までの約2年半、フィジーで交換留学をした。2020年以降はコロナ禍と重なり、コロナ禍のロックダウンや2週間の隔離も経験した。</w:t>
       </w:r>
     </w:p>
     <w:p>
@@ -6280,7 +6280,7 @@
                 <w:sz w:val="19"/>
                 <w:szCs w:val="19"/>
               </w:rPr>
-              <w:t xml:space="preserve">コロナ</w:t>
+              <w:t xml:space="preserve">コロナ禍</w:t>
             </w:r>
           </w:p>
         </w:tc>
@@ -6340,7 +6340,7 @@
                 <w:sz w:val="19"/>
                 <w:szCs w:val="19"/>
               </w:rPr>
-              <w:t xml:space="preserve">ロックダウン、2週間の隔離、1か月外に出られない</w:t>
+              <w:t xml:space="preserve">コロナ禍のロックダウン、2週間の隔離、1か月外に出られない</w:t>
             </w:r>
           </w:p>
         </w:tc>
@@ -6582,7 +6582,7 @@
         <w:rPr>
           <w:color w:val="FF0000"/>
         </w:rPr>
-        <w:t xml:space="preserve">第三に、受け入れにくかった経験は、文化の習慣そのものよりも、人・安全・健康に関わるものが多い。ヒンディー語で悪口を言われる、中指を立てられる、バスの外から唾をかけられる、犬に噛まれる、病気になる、ロックダウンで心細くなるといった経験である。一方、手で食べることやお祈り、肉を食べない期間などの食や宗教の習慣は、多くが楽しい経験や新しい発見として記録されている。ただし羊の解体のように、命に関わる価値観の違いは、習慣であっても受け入れにくい。このことから、習慣の違いは「初めて」として楽しさに変わりやすいが、人からの敵意や危険、命に関わる価値観の違いは楽しさに変わりにくいと考えられる。</w:t>
+        <w:t xml:space="preserve">第三に、受け入れにくかった経験は、文化の習慣そのものよりも、人・安全・健康に関わるものが多い。ヒンディー語で悪口を言われる、中指を立てられる、バスの外から唾をかけられる、犬に噛まれる、病気になる、コロナ禍のロックダウンで心細くなるといった経験である。一方、手で食べることやお祈り、肉を食べない期間などの食や宗教の習慣は、多くが楽しい経験や新しい発見として記録されている。ただし羊の解体のように、命に関わる価値観の違いは、習慣であっても受け入れにくい。このことから、習慣の違いは「初めて」として楽しさに変わりやすいが、人からの敵意や危険、命に関わる価値観の違いは楽しさに変わりにくいと考えられる。</w:t>
       </w:r>
     </w:p>
     <w:p>
@@ -18250,7 +18250,7 @@
           <w:bCs/>
           <w:color w:val="FF0000"/>
         </w:rPr>
-        <w:t xml:space="preserve">コロナ（8件）</w:t>
+        <w:t xml:space="preserve">コロナ禍（8件）</w:t>
       </w:r>
     </w:p>
     <w:tbl>
@@ -18435,7 +18435,7 @@
                 <w:sz w:val="19"/>
                 <w:szCs w:val="19"/>
               </w:rPr>
-              <w:t xml:space="preserve">ロックダウンになったこと</w:t>
+              <w:t xml:space="preserve">コロナ禍でロックダウンになったこと</w:t>
             </w:r>
           </w:p>
         </w:tc>
@@ -20786,7 +20786,7 @@
   <w:docDefaults>
     <w:rPrDefault>
       <w:rPr>
-        <w:rFonts w:ascii="ＭＳ Ｐゴシック" w:cs="ＭＳ Ｐゴシック" w:eastAsia="ＭＳ Ｐゴシック" w:hAnsi="ＭＳ Ｐゴシック"/>
+        <w:rFonts w:ascii="游明朝" w:cs="游明朝" w:eastAsia="游明朝" w:hAnsi="游明朝"/>
         <w:sz w:val="21"/>
         <w:szCs w:val="21"/>
       </w:rPr>

--- a/output/卒論全文_最新版.docx
+++ b/output/卒論全文_最新版.docx
@@ -601,7 +601,7 @@
           <w:sz w:val="21"/>
           <w:szCs w:val="21"/>
         </w:rPr>
-        <w:t xml:space="preserve">7.1 筆者自身の事例</w:t>
+        <w:t xml:space="preserve">7.1 筆者自身の海外経験の記録</w:t>
       </w:r>
     </w:p>
     <w:p>
@@ -671,7 +671,7 @@
           <w:sz w:val="21"/>
           <w:szCs w:val="21"/>
         </w:rPr>
-        <w:t xml:space="preserve">8.1 フィジー</w:t>
+        <w:t xml:space="preserve">8.1 自己紹介と留学のターニングポイント</w:t>
       </w:r>
     </w:p>
     <w:p>
@@ -685,13 +685,13 @@
           <w:sz w:val="21"/>
           <w:szCs w:val="21"/>
         </w:rPr>
-        <w:t xml:space="preserve">8.2 ベトナム</w:t>
-      </w:r>
-    </w:p>
-    <w:p>
-      <w:pPr>
-        <w:spacing w:after="120" w:before="200" w:line="300"/>
-        <w:ind w:left="0"/>
+        <w:t xml:space="preserve">8.2 カンボジア</w:t>
+      </w:r>
+    </w:p>
+    <w:p>
+      <w:pPr>
+        <w:spacing w:after="120" w:before="0" w:line="300"/>
+        <w:ind w:left="420"/>
       </w:pPr>
       <w:r>
         <w:rPr>
@@ -699,7 +699,35 @@
           <w:sz w:val="21"/>
           <w:szCs w:val="21"/>
         </w:rPr>
-        <w:t xml:space="preserve">付録　フィジーで初めてやったこと・知ったこと・感じたこと一覧</w:t>
+        <w:t xml:space="preserve">8.3 フィジー</w:t>
+      </w:r>
+    </w:p>
+    <w:p>
+      <w:pPr>
+        <w:spacing w:after="120" w:before="0" w:line="300"/>
+        <w:ind w:left="420"/>
+      </w:pPr>
+      <w:r>
+        <w:rPr>
+          <w:rFonts w:ascii="游明朝" w:cs="游明朝" w:eastAsia="游明朝" w:hAnsi="游明朝"/>
+          <w:sz w:val="21"/>
+          <w:szCs w:val="21"/>
+        </w:rPr>
+        <w:t xml:space="preserve">8.4 ベトナム</w:t>
+      </w:r>
+    </w:p>
+    <w:p>
+      <w:pPr>
+        <w:spacing w:after="120" w:before="0" w:line="300"/>
+        <w:ind w:left="420"/>
+      </w:pPr>
+      <w:r>
+        <w:rPr>
+          <w:rFonts w:ascii="游明朝" w:cs="游明朝" w:eastAsia="游明朝" w:hAnsi="游明朝"/>
+          <w:sz w:val="21"/>
+          <w:szCs w:val="21"/>
+        </w:rPr>
+        <w:t xml:space="preserve">8.5 「文化を楽しむ力」につながったフィジーでの初めての経験</w:t>
       </w:r>
     </w:p>
     <w:p>
@@ -754,7 +782,7 @@
       <w:pPr>
         <w:spacing w:after="40" w:line="300"/>
       </w:pPr>
-      <w:hyperlink w:history="1" r:id="rIdgkilxr3opamo1_aoxuird">
+      <w:hyperlink w:history="1" r:id="rId7rb11vfivds2wksaibyh2">
         <w:r>
           <w:rPr>
             <w:color w:val="0563C1"/>
@@ -776,7 +804,7 @@
       <w:pPr>
         <w:spacing w:after="40" w:line="300"/>
       </w:pPr>
-      <w:hyperlink w:history="1" r:id="rIdgkmj95jsht-gx18xilfxy">
+      <w:hyperlink w:history="1" r:id="rIdc1n-smz4ab1rpn4faqjnp">
         <w:r>
           <w:rPr>
             <w:color w:val="0563C1"/>
@@ -798,7 +826,7 @@
       <w:pPr>
         <w:spacing w:after="40" w:line="300"/>
       </w:pPr>
-      <w:hyperlink w:history="1" r:id="rIdq_wi3-dioickznzasxwbd">
+      <w:hyperlink w:history="1" r:id="rIdwnubjhs6yuv2klbmdqy0p">
         <w:r>
           <w:rPr>
             <w:color w:val="0563C1"/>
@@ -878,6 +906,1777 @@
     </w:p>
     <w:p>
       <w:pPr>
+        <w:spacing w:after="160" w:line="340"/>
+      </w:pPr>
+      <w:r>
+        <w:rPr>
+          <w:color w:val="FF0000"/>
+        </w:rPr>
+        <w:t xml:space="preserve">フィジーでの主な経験を、時期ごとに異文化適応のプロセス（Uカーブモデルの段階）に当てはめると、次のようになる。段階は、3章で述べるリスガード（Lysgaard 1955）やオバーグ（Oberg 1960）のモデルをもとに、筆者が当てはめたものである。</w:t>
+      </w:r>
+    </w:p>
+    <w:tbl>
+      <w:tblPr>
+        <w:tblW w:type="dxa" w:w="8504"/>
+        <w:tblBorders>
+          <w:top w:val="single" w:color="auto" w:sz="4"/>
+          <w:left w:val="single" w:color="auto" w:sz="4"/>
+          <w:bottom w:val="single" w:color="auto" w:sz="4"/>
+          <w:right w:val="single" w:color="auto" w:sz="4"/>
+          <w:insideH w:val="single" w:color="auto" w:sz="4"/>
+          <w:insideV w:val="single" w:color="auto" w:sz="4"/>
+        </w:tblBorders>
+      </w:tblPr>
+      <w:tblGrid>
+        <w:gridCol w:w="1379"/>
+        <w:gridCol w:w="2758"/>
+        <w:gridCol w:w="1149"/>
+        <w:gridCol w:w="1838"/>
+        <w:gridCol w:w="1380"/>
+      </w:tblGrid>
+      <w:tr>
+        <w:trPr>
+          <w:cantSplit/>
+          <w:tblHeader/>
+        </w:trPr>
+        <w:tc>
+          <w:tcPr>
+            <w:tcW w:type="dxa" w:w="1379"/>
+            <w:tcBorders>
+              <w:top w:val="single" w:color="999999" w:sz="4"/>
+              <w:left w:val="single" w:color="999999" w:sz="4"/>
+              <w:bottom w:val="single" w:color="999999" w:sz="4"/>
+              <w:right w:val="single" w:color="999999" w:sz="4"/>
+            </w:tcBorders>
+            <w:shd w:fill="EDEDED" w:color="auto" w:val="clear"/>
+            <w:tcMar>
+              <w:top w:type="dxa" w:w="60"/>
+              <w:left w:type="dxa" w:w="100"/>
+              <w:bottom w:type="dxa" w:w="60"/>
+              <w:right w:type="dxa" w:w="100"/>
+            </w:tcMar>
+          </w:tcPr>
+          <w:p>
+            <w:pPr>
+              <w:spacing w:line="280"/>
+            </w:pPr>
+            <w:r>
+              <w:rPr>
+                <w:b/>
+                <w:bCs/>
+                <w:color w:val="FF0000"/>
+                <w:sz w:val="19"/>
+                <w:szCs w:val="19"/>
+              </w:rPr>
+              <w:t xml:space="preserve">時期</w:t>
+            </w:r>
+          </w:p>
+        </w:tc>
+        <w:tc>
+          <w:tcPr>
+            <w:tcW w:type="dxa" w:w="2758"/>
+            <w:tcBorders>
+              <w:top w:val="single" w:color="999999" w:sz="4"/>
+              <w:left w:val="single" w:color="999999" w:sz="4"/>
+              <w:bottom w:val="single" w:color="999999" w:sz="4"/>
+              <w:right w:val="single" w:color="999999" w:sz="4"/>
+            </w:tcBorders>
+            <w:shd w:fill="EDEDED" w:color="auto" w:val="clear"/>
+            <w:tcMar>
+              <w:top w:type="dxa" w:w="60"/>
+              <w:left w:type="dxa" w:w="100"/>
+              <w:bottom w:type="dxa" w:w="60"/>
+              <w:right w:type="dxa" w:w="100"/>
+            </w:tcMar>
+          </w:tcPr>
+          <w:p>
+            <w:pPr>
+              <w:spacing w:line="280"/>
+            </w:pPr>
+            <w:r>
+              <w:rPr>
+                <w:b/>
+                <w:bCs/>
+                <w:color w:val="FF0000"/>
+                <w:sz w:val="19"/>
+                <w:szCs w:val="19"/>
+              </w:rPr>
+              <w:t xml:space="preserve">出来事</w:t>
+            </w:r>
+          </w:p>
+        </w:tc>
+        <w:tc>
+          <w:tcPr>
+            <w:tcW w:type="dxa" w:w="1149"/>
+            <w:tcBorders>
+              <w:top w:val="single" w:color="999999" w:sz="4"/>
+              <w:left w:val="single" w:color="999999" w:sz="4"/>
+              <w:bottom w:val="single" w:color="999999" w:sz="4"/>
+              <w:right w:val="single" w:color="999999" w:sz="4"/>
+            </w:tcBorders>
+            <w:shd w:fill="EDEDED" w:color="auto" w:val="clear"/>
+            <w:tcMar>
+              <w:top w:type="dxa" w:w="60"/>
+              <w:left w:type="dxa" w:w="100"/>
+              <w:bottom w:type="dxa" w:w="60"/>
+              <w:right w:type="dxa" w:w="100"/>
+            </w:tcMar>
+          </w:tcPr>
+          <w:p>
+            <w:pPr>
+              <w:spacing w:line="280"/>
+            </w:pPr>
+            <w:r>
+              <w:rPr>
+                <w:b/>
+                <w:bCs/>
+                <w:color w:val="FF0000"/>
+                <w:sz w:val="19"/>
+                <w:szCs w:val="19"/>
+              </w:rPr>
+              <w:t xml:space="preserve">段階</w:t>
+            </w:r>
+          </w:p>
+        </w:tc>
+        <w:tc>
+          <w:tcPr>
+            <w:tcW w:type="dxa" w:w="1838"/>
+            <w:tcBorders>
+              <w:top w:val="single" w:color="999999" w:sz="4"/>
+              <w:left w:val="single" w:color="999999" w:sz="4"/>
+              <w:bottom w:val="single" w:color="999999" w:sz="4"/>
+              <w:right w:val="single" w:color="999999" w:sz="4"/>
+            </w:tcBorders>
+            <w:shd w:fill="EDEDED" w:color="auto" w:val="clear"/>
+            <w:tcMar>
+              <w:top w:type="dxa" w:w="60"/>
+              <w:left w:type="dxa" w:w="100"/>
+              <w:bottom w:type="dxa" w:w="60"/>
+              <w:right w:type="dxa" w:w="100"/>
+            </w:tcMar>
+          </w:tcPr>
+          <w:p>
+            <w:pPr>
+              <w:spacing w:line="280"/>
+            </w:pPr>
+            <w:r>
+              <w:rPr>
+                <w:b/>
+                <w:bCs/>
+                <w:color w:val="FF0000"/>
+                <w:sz w:val="19"/>
+                <w:szCs w:val="19"/>
+              </w:rPr>
+              <w:t xml:space="preserve">当時の気持ち・考え</w:t>
+            </w:r>
+          </w:p>
+        </w:tc>
+        <w:tc>
+          <w:tcPr>
+            <w:tcW w:type="dxa" w:w="1380"/>
+            <w:tcBorders>
+              <w:top w:val="single" w:color="999999" w:sz="4"/>
+              <w:left w:val="single" w:color="999999" w:sz="4"/>
+              <w:bottom w:val="single" w:color="999999" w:sz="4"/>
+              <w:right w:val="single" w:color="999999" w:sz="4"/>
+            </w:tcBorders>
+            <w:shd w:fill="EDEDED" w:color="auto" w:val="clear"/>
+            <w:tcMar>
+              <w:top w:type="dxa" w:w="60"/>
+              <w:left w:type="dxa" w:w="100"/>
+              <w:bottom w:type="dxa" w:w="60"/>
+              <w:right w:type="dxa" w:w="100"/>
+            </w:tcMar>
+          </w:tcPr>
+          <w:p>
+            <w:pPr>
+              <w:spacing w:line="280"/>
+            </w:pPr>
+            <w:r>
+              <w:rPr>
+                <w:b/>
+                <w:bCs/>
+                <w:color w:val="FF0000"/>
+                <w:sz w:val="19"/>
+                <w:szCs w:val="19"/>
+              </w:rPr>
+              <w:t xml:space="preserve">受け入れられたか</w:t>
+            </w:r>
+          </w:p>
+        </w:tc>
+      </w:tr>
+      <w:tr>
+        <w:trPr>
+          <w:cantSplit/>
+        </w:trPr>
+        <w:tc>
+          <w:tcPr>
+            <w:tcW w:type="dxa" w:w="1379"/>
+            <w:tcBorders>
+              <w:top w:val="single" w:color="999999" w:sz="4"/>
+              <w:left w:val="single" w:color="999999" w:sz="4"/>
+              <w:bottom w:val="single" w:color="999999" w:sz="4"/>
+              <w:right w:val="single" w:color="999999" w:sz="4"/>
+            </w:tcBorders>
+            <w:tcMar>
+              <w:top w:type="dxa" w:w="60"/>
+              <w:left w:type="dxa" w:w="100"/>
+              <w:bottom w:type="dxa" w:w="60"/>
+              <w:right w:type="dxa" w:w="100"/>
+            </w:tcMar>
+          </w:tcPr>
+          <w:p>
+            <w:pPr>
+              <w:spacing w:line="280"/>
+            </w:pPr>
+            <w:r>
+              <w:rPr>
+                <w:color w:val="FF0000"/>
+                <w:sz w:val="19"/>
+                <w:szCs w:val="19"/>
+              </w:rPr>
+              <w:t xml:space="preserve">2019年5月</w:t>
+            </w:r>
+            <w:r>
+              <w:rPr>
+                <w:color w:val="FF0000"/>
+                <w:sz w:val="19"/>
+                <w:szCs w:val="19"/>
+              </w:rPr>
+              <w:t xml:space="preserve">【記入：日】</w:t>
+            </w:r>
+          </w:p>
+        </w:tc>
+        <w:tc>
+          <w:tcPr>
+            <w:tcW w:type="dxa" w:w="2758"/>
+            <w:tcBorders>
+              <w:top w:val="single" w:color="999999" w:sz="4"/>
+              <w:left w:val="single" w:color="999999" w:sz="4"/>
+              <w:bottom w:val="single" w:color="999999" w:sz="4"/>
+              <w:right w:val="single" w:color="999999" w:sz="4"/>
+            </w:tcBorders>
+            <w:tcMar>
+              <w:top w:type="dxa" w:w="60"/>
+              <w:left w:type="dxa" w:w="100"/>
+              <w:bottom w:type="dxa" w:w="60"/>
+              <w:right w:type="dxa" w:w="100"/>
+            </w:tcMar>
+          </w:tcPr>
+          <w:p>
+            <w:pPr>
+              <w:spacing w:line="280"/>
+            </w:pPr>
+            <w:r>
+              <w:rPr>
+                <w:color w:val="FF0000"/>
+                <w:sz w:val="19"/>
+                <w:szCs w:val="19"/>
+              </w:rPr>
+              <w:t xml:space="preserve">ニュージーランド経由でフィジーに到着。初めて1人で飛行機に乗った</w:t>
+            </w:r>
+          </w:p>
+        </w:tc>
+        <w:tc>
+          <w:tcPr>
+            <w:tcW w:type="dxa" w:w="1149"/>
+            <w:tcBorders>
+              <w:top w:val="single" w:color="999999" w:sz="4"/>
+              <w:left w:val="single" w:color="999999" w:sz="4"/>
+              <w:bottom w:val="single" w:color="999999" w:sz="4"/>
+              <w:right w:val="single" w:color="999999" w:sz="4"/>
+            </w:tcBorders>
+            <w:tcMar>
+              <w:top w:type="dxa" w:w="60"/>
+              <w:left w:type="dxa" w:w="100"/>
+              <w:bottom w:type="dxa" w:w="60"/>
+              <w:right w:type="dxa" w:w="100"/>
+            </w:tcMar>
+          </w:tcPr>
+          <w:p>
+            <w:pPr>
+              <w:spacing w:line="280"/>
+            </w:pPr>
+            <w:r>
+              <w:rPr>
+                <w:color w:val="FF0000"/>
+                <w:sz w:val="19"/>
+                <w:szCs w:val="19"/>
+              </w:rPr>
+              <w:t xml:space="preserve">ハネムーン期</w:t>
+            </w:r>
+          </w:p>
+        </w:tc>
+        <w:tc>
+          <w:tcPr>
+            <w:tcW w:type="dxa" w:w="1838"/>
+            <w:tcBorders>
+              <w:top w:val="single" w:color="999999" w:sz="4"/>
+              <w:left w:val="single" w:color="999999" w:sz="4"/>
+              <w:bottom w:val="single" w:color="999999" w:sz="4"/>
+              <w:right w:val="single" w:color="999999" w:sz="4"/>
+            </w:tcBorders>
+            <w:tcMar>
+              <w:top w:type="dxa" w:w="60"/>
+              <w:left w:type="dxa" w:w="100"/>
+              <w:bottom w:type="dxa" w:w="60"/>
+              <w:right w:type="dxa" w:w="100"/>
+            </w:tcMar>
+          </w:tcPr>
+          <w:p>
+            <w:pPr>
+              <w:spacing w:line="280"/>
+            </w:pPr>
+            <w:r>
+              <w:rPr>
+                <w:color w:val="FF0000"/>
+                <w:sz w:val="19"/>
+                <w:szCs w:val="19"/>
+              </w:rPr>
+              <w:t xml:space="preserve">【記入】</w:t>
+            </w:r>
+          </w:p>
+        </w:tc>
+        <w:tc>
+          <w:tcPr>
+            <w:tcW w:type="dxa" w:w="1380"/>
+            <w:tcBorders>
+              <w:top w:val="single" w:color="999999" w:sz="4"/>
+              <w:left w:val="single" w:color="999999" w:sz="4"/>
+              <w:bottom w:val="single" w:color="999999" w:sz="4"/>
+              <w:right w:val="single" w:color="999999" w:sz="4"/>
+            </w:tcBorders>
+            <w:tcMar>
+              <w:top w:type="dxa" w:w="60"/>
+              <w:left w:type="dxa" w:w="100"/>
+              <w:bottom w:type="dxa" w:w="60"/>
+              <w:right w:type="dxa" w:w="100"/>
+            </w:tcMar>
+          </w:tcPr>
+          <w:p>
+            <w:pPr>
+              <w:spacing w:line="280"/>
+            </w:pPr>
+            <w:r>
+              <w:rPr>
+                <w:color w:val="FF0000"/>
+                <w:sz w:val="19"/>
+                <w:szCs w:val="19"/>
+              </w:rPr>
+              <w:t xml:space="preserve">―</w:t>
+            </w:r>
+          </w:p>
+        </w:tc>
+      </w:tr>
+      <w:tr>
+        <w:trPr>
+          <w:cantSplit/>
+        </w:trPr>
+        <w:tc>
+          <w:tcPr>
+            <w:tcW w:type="dxa" w:w="1379"/>
+            <w:tcBorders>
+              <w:top w:val="single" w:color="999999" w:sz="4"/>
+              <w:left w:val="single" w:color="999999" w:sz="4"/>
+              <w:bottom w:val="single" w:color="999999" w:sz="4"/>
+              <w:right w:val="single" w:color="999999" w:sz="4"/>
+            </w:tcBorders>
+            <w:tcMar>
+              <w:top w:type="dxa" w:w="60"/>
+              <w:left w:type="dxa" w:w="100"/>
+              <w:bottom w:type="dxa" w:w="60"/>
+              <w:right w:type="dxa" w:w="100"/>
+            </w:tcMar>
+          </w:tcPr>
+          <w:p>
+            <w:pPr>
+              <w:spacing w:line="280"/>
+            </w:pPr>
+            <w:r>
+              <w:rPr>
+                <w:color w:val="FF0000"/>
+                <w:sz w:val="19"/>
+                <w:szCs w:val="19"/>
+              </w:rPr>
+              <w:t xml:space="preserve">【記入：年月日】</w:t>
+            </w:r>
+          </w:p>
+        </w:tc>
+        <w:tc>
+          <w:tcPr>
+            <w:tcW w:type="dxa" w:w="2758"/>
+            <w:tcBorders>
+              <w:top w:val="single" w:color="999999" w:sz="4"/>
+              <w:left w:val="single" w:color="999999" w:sz="4"/>
+              <w:bottom w:val="single" w:color="999999" w:sz="4"/>
+              <w:right w:val="single" w:color="999999" w:sz="4"/>
+            </w:tcBorders>
+            <w:tcMar>
+              <w:top w:type="dxa" w:w="60"/>
+              <w:left w:type="dxa" w:w="100"/>
+              <w:bottom w:type="dxa" w:w="60"/>
+              <w:right w:type="dxa" w:w="100"/>
+            </w:tcMar>
+          </w:tcPr>
+          <w:p>
+            <w:pPr>
+              <w:spacing w:line="280"/>
+            </w:pPr>
+            <w:r>
+              <w:rPr>
+                <w:color w:val="FF0000"/>
+                <w:sz w:val="19"/>
+                <w:szCs w:val="19"/>
+              </w:rPr>
+              <w:t xml:space="preserve">手でカレーを食べる習慣に直面する</w:t>
+            </w:r>
+          </w:p>
+        </w:tc>
+        <w:tc>
+          <w:tcPr>
+            <w:tcW w:type="dxa" w:w="1149"/>
+            <w:tcBorders>
+              <w:top w:val="single" w:color="999999" w:sz="4"/>
+              <w:left w:val="single" w:color="999999" w:sz="4"/>
+              <w:bottom w:val="single" w:color="999999" w:sz="4"/>
+              <w:right w:val="single" w:color="999999" w:sz="4"/>
+            </w:tcBorders>
+            <w:tcMar>
+              <w:top w:type="dxa" w:w="60"/>
+              <w:left w:type="dxa" w:w="100"/>
+              <w:bottom w:type="dxa" w:w="60"/>
+              <w:right w:type="dxa" w:w="100"/>
+            </w:tcMar>
+          </w:tcPr>
+          <w:p>
+            <w:pPr>
+              <w:spacing w:line="280"/>
+            </w:pPr>
+            <w:r>
+              <w:rPr>
+                <w:color w:val="FF0000"/>
+                <w:sz w:val="19"/>
+                <w:szCs w:val="19"/>
+              </w:rPr>
+              <w:t xml:space="preserve">ショック期</w:t>
+            </w:r>
+          </w:p>
+        </w:tc>
+        <w:tc>
+          <w:tcPr>
+            <w:tcW w:type="dxa" w:w="1838"/>
+            <w:tcBorders>
+              <w:top w:val="single" w:color="999999" w:sz="4"/>
+              <w:left w:val="single" w:color="999999" w:sz="4"/>
+              <w:bottom w:val="single" w:color="999999" w:sz="4"/>
+              <w:right w:val="single" w:color="999999" w:sz="4"/>
+            </w:tcBorders>
+            <w:tcMar>
+              <w:top w:type="dxa" w:w="60"/>
+              <w:left w:type="dxa" w:w="100"/>
+              <w:bottom w:type="dxa" w:w="60"/>
+              <w:right w:type="dxa" w:w="100"/>
+            </w:tcMar>
+          </w:tcPr>
+          <w:p>
+            <w:pPr>
+              <w:spacing w:line="280"/>
+            </w:pPr>
+            <w:r>
+              <w:rPr>
+                <w:color w:val="FF0000"/>
+                <w:sz w:val="19"/>
+                <w:szCs w:val="19"/>
+              </w:rPr>
+              <w:t xml:space="preserve">【記入】</w:t>
+            </w:r>
+          </w:p>
+        </w:tc>
+        <w:tc>
+          <w:tcPr>
+            <w:tcW w:type="dxa" w:w="1380"/>
+            <w:tcBorders>
+              <w:top w:val="single" w:color="999999" w:sz="4"/>
+              <w:left w:val="single" w:color="999999" w:sz="4"/>
+              <w:bottom w:val="single" w:color="999999" w:sz="4"/>
+              <w:right w:val="single" w:color="999999" w:sz="4"/>
+            </w:tcBorders>
+            <w:tcMar>
+              <w:top w:type="dxa" w:w="60"/>
+              <w:left w:type="dxa" w:w="100"/>
+              <w:bottom w:type="dxa" w:w="60"/>
+              <w:right w:type="dxa" w:w="100"/>
+            </w:tcMar>
+          </w:tcPr>
+          <w:p>
+            <w:pPr>
+              <w:spacing w:line="280"/>
+            </w:pPr>
+            <w:r>
+              <w:rPr>
+                <w:color w:val="FF0000"/>
+                <w:sz w:val="19"/>
+                <w:szCs w:val="19"/>
+              </w:rPr>
+              <w:t xml:space="preserve">受け入れた（手のほうが食べやすいと知る）</w:t>
+            </w:r>
+          </w:p>
+        </w:tc>
+      </w:tr>
+      <w:tr>
+        <w:trPr>
+          <w:cantSplit/>
+        </w:trPr>
+        <w:tc>
+          <w:tcPr>
+            <w:tcW w:type="dxa" w:w="1379"/>
+            <w:tcBorders>
+              <w:top w:val="single" w:color="999999" w:sz="4"/>
+              <w:left w:val="single" w:color="999999" w:sz="4"/>
+              <w:bottom w:val="single" w:color="999999" w:sz="4"/>
+              <w:right w:val="single" w:color="999999" w:sz="4"/>
+            </w:tcBorders>
+            <w:tcMar>
+              <w:top w:type="dxa" w:w="60"/>
+              <w:left w:type="dxa" w:w="100"/>
+              <w:bottom w:type="dxa" w:w="60"/>
+              <w:right w:type="dxa" w:w="100"/>
+            </w:tcMar>
+          </w:tcPr>
+          <w:p>
+            <w:pPr>
+              <w:spacing w:line="280"/>
+            </w:pPr>
+            <w:r>
+              <w:rPr>
+                <w:color w:val="FF0000"/>
+                <w:sz w:val="19"/>
+                <w:szCs w:val="19"/>
+              </w:rPr>
+              <w:t xml:space="preserve">【記入：年月日】</w:t>
+            </w:r>
+          </w:p>
+        </w:tc>
+        <w:tc>
+          <w:tcPr>
+            <w:tcW w:type="dxa" w:w="2758"/>
+            <w:tcBorders>
+              <w:top w:val="single" w:color="999999" w:sz="4"/>
+              <w:left w:val="single" w:color="999999" w:sz="4"/>
+              <w:bottom w:val="single" w:color="999999" w:sz="4"/>
+              <w:right w:val="single" w:color="999999" w:sz="4"/>
+            </w:tcBorders>
+            <w:tcMar>
+              <w:top w:type="dxa" w:w="60"/>
+              <w:left w:type="dxa" w:w="100"/>
+              <w:bottom w:type="dxa" w:w="60"/>
+              <w:right w:type="dxa" w:w="100"/>
+            </w:tcMar>
+          </w:tcPr>
+          <w:p>
+            <w:pPr>
+              <w:spacing w:line="280"/>
+            </w:pPr>
+            <w:r>
+              <w:rPr>
+                <w:color w:val="FF0000"/>
+                <w:sz w:val="19"/>
+                <w:szCs w:val="19"/>
+              </w:rPr>
+              <w:t xml:space="preserve">ホストファミリーが飼っていた羊が解体され、食卓に出てきた</w:t>
+            </w:r>
+          </w:p>
+        </w:tc>
+        <w:tc>
+          <w:tcPr>
+            <w:tcW w:type="dxa" w:w="1149"/>
+            <w:tcBorders>
+              <w:top w:val="single" w:color="999999" w:sz="4"/>
+              <w:left w:val="single" w:color="999999" w:sz="4"/>
+              <w:bottom w:val="single" w:color="999999" w:sz="4"/>
+              <w:right w:val="single" w:color="999999" w:sz="4"/>
+            </w:tcBorders>
+            <w:tcMar>
+              <w:top w:type="dxa" w:w="60"/>
+              <w:left w:type="dxa" w:w="100"/>
+              <w:bottom w:type="dxa" w:w="60"/>
+              <w:right w:type="dxa" w:w="100"/>
+            </w:tcMar>
+          </w:tcPr>
+          <w:p>
+            <w:pPr>
+              <w:spacing w:line="280"/>
+            </w:pPr>
+            <w:r>
+              <w:rPr>
+                <w:color w:val="FF0000"/>
+                <w:sz w:val="19"/>
+                <w:szCs w:val="19"/>
+              </w:rPr>
+              <w:t xml:space="preserve">ショック期</w:t>
+            </w:r>
+          </w:p>
+        </w:tc>
+        <w:tc>
+          <w:tcPr>
+            <w:tcW w:type="dxa" w:w="1838"/>
+            <w:tcBorders>
+              <w:top w:val="single" w:color="999999" w:sz="4"/>
+              <w:left w:val="single" w:color="999999" w:sz="4"/>
+              <w:bottom w:val="single" w:color="999999" w:sz="4"/>
+              <w:right w:val="single" w:color="999999" w:sz="4"/>
+            </w:tcBorders>
+            <w:tcMar>
+              <w:top w:type="dxa" w:w="60"/>
+              <w:left w:type="dxa" w:w="100"/>
+              <w:bottom w:type="dxa" w:w="60"/>
+              <w:right w:type="dxa" w:w="100"/>
+            </w:tcMar>
+          </w:tcPr>
+          <w:p>
+            <w:pPr>
+              <w:spacing w:line="280"/>
+            </w:pPr>
+            <w:r>
+              <w:rPr>
+                <w:color w:val="FF0000"/>
+                <w:sz w:val="19"/>
+                <w:szCs w:val="19"/>
+              </w:rPr>
+              <w:t xml:space="preserve">【記入】</w:t>
+            </w:r>
+          </w:p>
+        </w:tc>
+        <w:tc>
+          <w:tcPr>
+            <w:tcW w:type="dxa" w:w="1380"/>
+            <w:tcBorders>
+              <w:top w:val="single" w:color="999999" w:sz="4"/>
+              <w:left w:val="single" w:color="999999" w:sz="4"/>
+              <w:bottom w:val="single" w:color="999999" w:sz="4"/>
+              <w:right w:val="single" w:color="999999" w:sz="4"/>
+            </w:tcBorders>
+            <w:tcMar>
+              <w:top w:type="dxa" w:w="60"/>
+              <w:left w:type="dxa" w:w="100"/>
+              <w:bottom w:type="dxa" w:w="60"/>
+              <w:right w:type="dxa" w:w="100"/>
+            </w:tcMar>
+          </w:tcPr>
+          <w:p>
+            <w:pPr>
+              <w:spacing w:line="280"/>
+            </w:pPr>
+            <w:r>
+              <w:rPr>
+                <w:color w:val="FF0000"/>
+                <w:sz w:val="19"/>
+                <w:szCs w:val="19"/>
+              </w:rPr>
+              <w:t xml:space="preserve">受け入れられない</w:t>
+            </w:r>
+          </w:p>
+        </w:tc>
+      </w:tr>
+      <w:tr>
+        <w:trPr>
+          <w:cantSplit/>
+        </w:trPr>
+        <w:tc>
+          <w:tcPr>
+            <w:tcW w:type="dxa" w:w="1379"/>
+            <w:tcBorders>
+              <w:top w:val="single" w:color="999999" w:sz="4"/>
+              <w:left w:val="single" w:color="999999" w:sz="4"/>
+              <w:bottom w:val="single" w:color="999999" w:sz="4"/>
+              <w:right w:val="single" w:color="999999" w:sz="4"/>
+            </w:tcBorders>
+            <w:tcMar>
+              <w:top w:type="dxa" w:w="60"/>
+              <w:left w:type="dxa" w:w="100"/>
+              <w:bottom w:type="dxa" w:w="60"/>
+              <w:right w:type="dxa" w:w="100"/>
+            </w:tcMar>
+          </w:tcPr>
+          <w:p>
+            <w:pPr>
+              <w:spacing w:line="280"/>
+            </w:pPr>
+            <w:r>
+              <w:rPr>
+                <w:color w:val="FF0000"/>
+                <w:sz w:val="19"/>
+                <w:szCs w:val="19"/>
+              </w:rPr>
+              <w:t xml:space="preserve">【記入：年月日】</w:t>
+            </w:r>
+          </w:p>
+        </w:tc>
+        <w:tc>
+          <w:tcPr>
+            <w:tcW w:type="dxa" w:w="2758"/>
+            <w:tcBorders>
+              <w:top w:val="single" w:color="999999" w:sz="4"/>
+              <w:left w:val="single" w:color="999999" w:sz="4"/>
+              <w:bottom w:val="single" w:color="999999" w:sz="4"/>
+              <w:right w:val="single" w:color="999999" w:sz="4"/>
+            </w:tcBorders>
+            <w:tcMar>
+              <w:top w:type="dxa" w:w="60"/>
+              <w:left w:type="dxa" w:w="100"/>
+              <w:bottom w:type="dxa" w:w="60"/>
+              <w:right w:type="dxa" w:w="100"/>
+            </w:tcMar>
+          </w:tcPr>
+          <w:p>
+            <w:pPr>
+              <w:spacing w:line="280"/>
+            </w:pPr>
+            <w:r>
+              <w:rPr>
+                <w:color w:val="FF0000"/>
+                <w:sz w:val="19"/>
+                <w:szCs w:val="19"/>
+              </w:rPr>
+              <w:t xml:space="preserve">ネズミと一緒に住むようになる</w:t>
+            </w:r>
+          </w:p>
+        </w:tc>
+        <w:tc>
+          <w:tcPr>
+            <w:tcW w:type="dxa" w:w="1149"/>
+            <w:tcBorders>
+              <w:top w:val="single" w:color="999999" w:sz="4"/>
+              <w:left w:val="single" w:color="999999" w:sz="4"/>
+              <w:bottom w:val="single" w:color="999999" w:sz="4"/>
+              <w:right w:val="single" w:color="999999" w:sz="4"/>
+            </w:tcBorders>
+            <w:tcMar>
+              <w:top w:type="dxa" w:w="60"/>
+              <w:left w:type="dxa" w:w="100"/>
+              <w:bottom w:type="dxa" w:w="60"/>
+              <w:right w:type="dxa" w:w="100"/>
+            </w:tcMar>
+          </w:tcPr>
+          <w:p>
+            <w:pPr>
+              <w:spacing w:line="280"/>
+            </w:pPr>
+            <w:r>
+              <w:rPr>
+                <w:color w:val="FF0000"/>
+                <w:sz w:val="19"/>
+                <w:szCs w:val="19"/>
+              </w:rPr>
+              <w:t xml:space="preserve">【記入】</w:t>
+            </w:r>
+          </w:p>
+        </w:tc>
+        <w:tc>
+          <w:tcPr>
+            <w:tcW w:type="dxa" w:w="1838"/>
+            <w:tcBorders>
+              <w:top w:val="single" w:color="999999" w:sz="4"/>
+              <w:left w:val="single" w:color="999999" w:sz="4"/>
+              <w:bottom w:val="single" w:color="999999" w:sz="4"/>
+              <w:right w:val="single" w:color="999999" w:sz="4"/>
+            </w:tcBorders>
+            <w:tcMar>
+              <w:top w:type="dxa" w:w="60"/>
+              <w:left w:type="dxa" w:w="100"/>
+              <w:bottom w:type="dxa" w:w="60"/>
+              <w:right w:type="dxa" w:w="100"/>
+            </w:tcMar>
+          </w:tcPr>
+          <w:p>
+            <w:pPr>
+              <w:spacing w:line="280"/>
+            </w:pPr>
+            <w:r>
+              <w:rPr>
+                <w:color w:val="FF0000"/>
+                <w:sz w:val="19"/>
+                <w:szCs w:val="19"/>
+              </w:rPr>
+              <w:t xml:space="preserve">【記入】</w:t>
+            </w:r>
+          </w:p>
+        </w:tc>
+        <w:tc>
+          <w:tcPr>
+            <w:tcW w:type="dxa" w:w="1380"/>
+            <w:tcBorders>
+              <w:top w:val="single" w:color="999999" w:sz="4"/>
+              <w:left w:val="single" w:color="999999" w:sz="4"/>
+              <w:bottom w:val="single" w:color="999999" w:sz="4"/>
+              <w:right w:val="single" w:color="999999" w:sz="4"/>
+            </w:tcBorders>
+            <w:tcMar>
+              <w:top w:type="dxa" w:w="60"/>
+              <w:left w:type="dxa" w:w="100"/>
+              <w:bottom w:type="dxa" w:w="60"/>
+              <w:right w:type="dxa" w:w="100"/>
+            </w:tcMar>
+          </w:tcPr>
+          <w:p>
+            <w:pPr>
+              <w:spacing w:line="280"/>
+            </w:pPr>
+            <w:r>
+              <w:rPr>
+                <w:color w:val="FF0000"/>
+                <w:sz w:val="19"/>
+                <w:szCs w:val="19"/>
+              </w:rPr>
+              <w:t xml:space="preserve">【記入】</w:t>
+            </w:r>
+          </w:p>
+        </w:tc>
+      </w:tr>
+      <w:tr>
+        <w:trPr>
+          <w:cantSplit/>
+        </w:trPr>
+        <w:tc>
+          <w:tcPr>
+            <w:tcW w:type="dxa" w:w="1379"/>
+            <w:tcBorders>
+              <w:top w:val="single" w:color="999999" w:sz="4"/>
+              <w:left w:val="single" w:color="999999" w:sz="4"/>
+              <w:bottom w:val="single" w:color="999999" w:sz="4"/>
+              <w:right w:val="single" w:color="999999" w:sz="4"/>
+            </w:tcBorders>
+            <w:tcMar>
+              <w:top w:type="dxa" w:w="60"/>
+              <w:left w:type="dxa" w:w="100"/>
+              <w:bottom w:type="dxa" w:w="60"/>
+              <w:right w:type="dxa" w:w="100"/>
+            </w:tcMar>
+          </w:tcPr>
+          <w:p>
+            <w:pPr>
+              <w:spacing w:line="280"/>
+            </w:pPr>
+            <w:r>
+              <w:rPr>
+                <w:color w:val="FF0000"/>
+                <w:sz w:val="19"/>
+                <w:szCs w:val="19"/>
+              </w:rPr>
+              <w:t xml:space="preserve">【記入：年月日】</w:t>
+            </w:r>
+          </w:p>
+        </w:tc>
+        <w:tc>
+          <w:tcPr>
+            <w:tcW w:type="dxa" w:w="2758"/>
+            <w:tcBorders>
+              <w:top w:val="single" w:color="999999" w:sz="4"/>
+              <w:left w:val="single" w:color="999999" w:sz="4"/>
+              <w:bottom w:val="single" w:color="999999" w:sz="4"/>
+              <w:right w:val="single" w:color="999999" w:sz="4"/>
+            </w:tcBorders>
+            <w:tcMar>
+              <w:top w:type="dxa" w:w="60"/>
+              <w:left w:type="dxa" w:w="100"/>
+              <w:bottom w:type="dxa" w:w="60"/>
+              <w:right w:type="dxa" w:w="100"/>
+            </w:tcMar>
+          </w:tcPr>
+          <w:p>
+            <w:pPr>
+              <w:spacing w:line="280"/>
+            </w:pPr>
+            <w:r>
+              <w:rPr>
+                <w:color w:val="FF0000"/>
+                <w:sz w:val="19"/>
+                <w:szCs w:val="19"/>
+              </w:rPr>
+              <w:t xml:space="preserve">ディワリ。年に一度の行事で、夜ご飯に甘いお菓子しか食べられなかった</w:t>
+            </w:r>
+          </w:p>
+        </w:tc>
+        <w:tc>
+          <w:tcPr>
+            <w:tcW w:type="dxa" w:w="1149"/>
+            <w:tcBorders>
+              <w:top w:val="single" w:color="999999" w:sz="4"/>
+              <w:left w:val="single" w:color="999999" w:sz="4"/>
+              <w:bottom w:val="single" w:color="999999" w:sz="4"/>
+              <w:right w:val="single" w:color="999999" w:sz="4"/>
+            </w:tcBorders>
+            <w:tcMar>
+              <w:top w:type="dxa" w:w="60"/>
+              <w:left w:type="dxa" w:w="100"/>
+              <w:bottom w:type="dxa" w:w="60"/>
+              <w:right w:type="dxa" w:w="100"/>
+            </w:tcMar>
+          </w:tcPr>
+          <w:p>
+            <w:pPr>
+              <w:spacing w:line="280"/>
+            </w:pPr>
+            <w:r>
+              <w:rPr>
+                <w:color w:val="FF0000"/>
+                <w:sz w:val="19"/>
+                <w:szCs w:val="19"/>
+              </w:rPr>
+              <w:t xml:space="preserve">【記入】</w:t>
+            </w:r>
+          </w:p>
+        </w:tc>
+        <w:tc>
+          <w:tcPr>
+            <w:tcW w:type="dxa" w:w="1838"/>
+            <w:tcBorders>
+              <w:top w:val="single" w:color="999999" w:sz="4"/>
+              <w:left w:val="single" w:color="999999" w:sz="4"/>
+              <w:bottom w:val="single" w:color="999999" w:sz="4"/>
+              <w:right w:val="single" w:color="999999" w:sz="4"/>
+            </w:tcBorders>
+            <w:tcMar>
+              <w:top w:type="dxa" w:w="60"/>
+              <w:left w:type="dxa" w:w="100"/>
+              <w:bottom w:type="dxa" w:w="60"/>
+              <w:right w:type="dxa" w:w="100"/>
+            </w:tcMar>
+          </w:tcPr>
+          <w:p>
+            <w:pPr>
+              <w:spacing w:line="280"/>
+            </w:pPr>
+            <w:r>
+              <w:rPr>
+                <w:color w:val="FF0000"/>
+                <w:sz w:val="19"/>
+                <w:szCs w:val="19"/>
+              </w:rPr>
+              <w:t xml:space="preserve">【記入】</w:t>
+            </w:r>
+          </w:p>
+        </w:tc>
+        <w:tc>
+          <w:tcPr>
+            <w:tcW w:type="dxa" w:w="1380"/>
+            <w:tcBorders>
+              <w:top w:val="single" w:color="999999" w:sz="4"/>
+              <w:left w:val="single" w:color="999999" w:sz="4"/>
+              <w:bottom w:val="single" w:color="999999" w:sz="4"/>
+              <w:right w:val="single" w:color="999999" w:sz="4"/>
+            </w:tcBorders>
+            <w:tcMar>
+              <w:top w:type="dxa" w:w="60"/>
+              <w:left w:type="dxa" w:w="100"/>
+              <w:bottom w:type="dxa" w:w="60"/>
+              <w:right w:type="dxa" w:w="100"/>
+            </w:tcMar>
+          </w:tcPr>
+          <w:p>
+            <w:pPr>
+              <w:spacing w:line="280"/>
+            </w:pPr>
+            <w:r>
+              <w:rPr>
+                <w:color w:val="FF0000"/>
+                <w:sz w:val="19"/>
+                <w:szCs w:val="19"/>
+              </w:rPr>
+              <w:t xml:space="preserve">【記入】</w:t>
+            </w:r>
+          </w:p>
+        </w:tc>
+      </w:tr>
+      <w:tr>
+        <w:trPr>
+          <w:cantSplit/>
+        </w:trPr>
+        <w:tc>
+          <w:tcPr>
+            <w:tcW w:type="dxa" w:w="1379"/>
+            <w:tcBorders>
+              <w:top w:val="single" w:color="999999" w:sz="4"/>
+              <w:left w:val="single" w:color="999999" w:sz="4"/>
+              <w:bottom w:val="single" w:color="999999" w:sz="4"/>
+              <w:right w:val="single" w:color="999999" w:sz="4"/>
+            </w:tcBorders>
+            <w:tcMar>
+              <w:top w:type="dxa" w:w="60"/>
+              <w:left w:type="dxa" w:w="100"/>
+              <w:bottom w:type="dxa" w:w="60"/>
+              <w:right w:type="dxa" w:w="100"/>
+            </w:tcMar>
+          </w:tcPr>
+          <w:p>
+            <w:pPr>
+              <w:spacing w:line="280"/>
+            </w:pPr>
+            <w:r>
+              <w:rPr>
+                <w:color w:val="FF0000"/>
+                <w:sz w:val="19"/>
+                <w:szCs w:val="19"/>
+              </w:rPr>
+              <w:t xml:space="preserve">【記入：年月日】</w:t>
+            </w:r>
+          </w:p>
+        </w:tc>
+        <w:tc>
+          <w:tcPr>
+            <w:tcW w:type="dxa" w:w="2758"/>
+            <w:tcBorders>
+              <w:top w:val="single" w:color="999999" w:sz="4"/>
+              <w:left w:val="single" w:color="999999" w:sz="4"/>
+              <w:bottom w:val="single" w:color="999999" w:sz="4"/>
+              <w:right w:val="single" w:color="999999" w:sz="4"/>
+            </w:tcBorders>
+            <w:tcMar>
+              <w:top w:type="dxa" w:w="60"/>
+              <w:left w:type="dxa" w:w="100"/>
+              <w:bottom w:type="dxa" w:w="60"/>
+              <w:right w:type="dxa" w:w="100"/>
+            </w:tcMar>
+          </w:tcPr>
+          <w:p>
+            <w:pPr>
+              <w:spacing w:line="280"/>
+            </w:pPr>
+            <w:r>
+              <w:rPr>
+                <w:color w:val="FF0000"/>
+                <w:sz w:val="19"/>
+                <w:szCs w:val="19"/>
+              </w:rPr>
+              <w:t xml:space="preserve">三食カレーが続いて飽きそうになり、スパイスの効能を教わって自分で配合を試した</w:t>
+            </w:r>
+          </w:p>
+        </w:tc>
+        <w:tc>
+          <w:tcPr>
+            <w:tcW w:type="dxa" w:w="1149"/>
+            <w:tcBorders>
+              <w:top w:val="single" w:color="999999" w:sz="4"/>
+              <w:left w:val="single" w:color="999999" w:sz="4"/>
+              <w:bottom w:val="single" w:color="999999" w:sz="4"/>
+              <w:right w:val="single" w:color="999999" w:sz="4"/>
+            </w:tcBorders>
+            <w:tcMar>
+              <w:top w:type="dxa" w:w="60"/>
+              <w:left w:type="dxa" w:w="100"/>
+              <w:bottom w:type="dxa" w:w="60"/>
+              <w:right w:type="dxa" w:w="100"/>
+            </w:tcMar>
+          </w:tcPr>
+          <w:p>
+            <w:pPr>
+              <w:spacing w:line="280"/>
+            </w:pPr>
+            <w:r>
+              <w:rPr>
+                <w:color w:val="FF0000"/>
+                <w:sz w:val="19"/>
+                <w:szCs w:val="19"/>
+              </w:rPr>
+              <w:t xml:space="preserve">調整期 → 楽しむ段階</w:t>
+            </w:r>
+          </w:p>
+        </w:tc>
+        <w:tc>
+          <w:tcPr>
+            <w:tcW w:type="dxa" w:w="1838"/>
+            <w:tcBorders>
+              <w:top w:val="single" w:color="999999" w:sz="4"/>
+              <w:left w:val="single" w:color="999999" w:sz="4"/>
+              <w:bottom w:val="single" w:color="999999" w:sz="4"/>
+              <w:right w:val="single" w:color="999999" w:sz="4"/>
+            </w:tcBorders>
+            <w:tcMar>
+              <w:top w:type="dxa" w:w="60"/>
+              <w:left w:type="dxa" w:w="100"/>
+              <w:bottom w:type="dxa" w:w="60"/>
+              <w:right w:type="dxa" w:w="100"/>
+            </w:tcMar>
+          </w:tcPr>
+          <w:p>
+            <w:pPr>
+              <w:spacing w:line="280"/>
+            </w:pPr>
+            <w:r>
+              <w:rPr>
+                <w:color w:val="FF0000"/>
+                <w:sz w:val="19"/>
+                <w:szCs w:val="19"/>
+              </w:rPr>
+              <w:t xml:space="preserve">楽しさへの転換</w:t>
+            </w:r>
+          </w:p>
+        </w:tc>
+        <w:tc>
+          <w:tcPr>
+            <w:tcW w:type="dxa" w:w="1380"/>
+            <w:tcBorders>
+              <w:top w:val="single" w:color="999999" w:sz="4"/>
+              <w:left w:val="single" w:color="999999" w:sz="4"/>
+              <w:bottom w:val="single" w:color="999999" w:sz="4"/>
+              <w:right w:val="single" w:color="999999" w:sz="4"/>
+            </w:tcBorders>
+            <w:tcMar>
+              <w:top w:type="dxa" w:w="60"/>
+              <w:left w:type="dxa" w:w="100"/>
+              <w:bottom w:type="dxa" w:w="60"/>
+              <w:right w:type="dxa" w:w="100"/>
+            </w:tcMar>
+          </w:tcPr>
+          <w:p>
+            <w:pPr>
+              <w:spacing w:line="280"/>
+            </w:pPr>
+            <w:r>
+              <w:rPr>
+                <w:color w:val="FF0000"/>
+                <w:sz w:val="19"/>
+                <w:szCs w:val="19"/>
+              </w:rPr>
+              <w:t xml:space="preserve">楽しめた</w:t>
+            </w:r>
+          </w:p>
+        </w:tc>
+      </w:tr>
+      <w:tr>
+        <w:trPr>
+          <w:cantSplit/>
+        </w:trPr>
+        <w:tc>
+          <w:tcPr>
+            <w:tcW w:type="dxa" w:w="1379"/>
+            <w:tcBorders>
+              <w:top w:val="single" w:color="999999" w:sz="4"/>
+              <w:left w:val="single" w:color="999999" w:sz="4"/>
+              <w:bottom w:val="single" w:color="999999" w:sz="4"/>
+              <w:right w:val="single" w:color="999999" w:sz="4"/>
+            </w:tcBorders>
+            <w:tcMar>
+              <w:top w:type="dxa" w:w="60"/>
+              <w:left w:type="dxa" w:w="100"/>
+              <w:bottom w:type="dxa" w:w="60"/>
+              <w:right w:type="dxa" w:w="100"/>
+            </w:tcMar>
+          </w:tcPr>
+          <w:p>
+            <w:pPr>
+              <w:spacing w:line="280"/>
+            </w:pPr>
+            <w:r>
+              <w:rPr>
+                <w:color w:val="FF0000"/>
+                <w:sz w:val="19"/>
+                <w:szCs w:val="19"/>
+              </w:rPr>
+              <w:t xml:space="preserve">2020年3月19日〜</w:t>
+            </w:r>
+          </w:p>
+        </w:tc>
+        <w:tc>
+          <w:tcPr>
+            <w:tcW w:type="dxa" w:w="2758"/>
+            <w:tcBorders>
+              <w:top w:val="single" w:color="999999" w:sz="4"/>
+              <w:left w:val="single" w:color="999999" w:sz="4"/>
+              <w:bottom w:val="single" w:color="999999" w:sz="4"/>
+              <w:right w:val="single" w:color="999999" w:sz="4"/>
+            </w:tcBorders>
+            <w:tcMar>
+              <w:top w:type="dxa" w:w="60"/>
+              <w:left w:type="dxa" w:w="100"/>
+              <w:bottom w:type="dxa" w:w="60"/>
+              <w:right w:type="dxa" w:w="100"/>
+            </w:tcMar>
+          </w:tcPr>
+          <w:p>
+            <w:pPr>
+              <w:spacing w:line="280"/>
+            </w:pPr>
+            <w:r>
+              <w:rPr>
+                <w:color w:val="FF0000"/>
+                <w:sz w:val="19"/>
+                <w:szCs w:val="19"/>
+              </w:rPr>
+              <w:t xml:space="preserve">コロナ禍のロックダウン（ラウトカ市）。ほぼ1か月外に出られなかった</w:t>
+            </w:r>
+          </w:p>
+        </w:tc>
+        <w:tc>
+          <w:tcPr>
+            <w:tcW w:type="dxa" w:w="1149"/>
+            <w:tcBorders>
+              <w:top w:val="single" w:color="999999" w:sz="4"/>
+              <w:left w:val="single" w:color="999999" w:sz="4"/>
+              <w:bottom w:val="single" w:color="999999" w:sz="4"/>
+              <w:right w:val="single" w:color="999999" w:sz="4"/>
+            </w:tcBorders>
+            <w:tcMar>
+              <w:top w:type="dxa" w:w="60"/>
+              <w:left w:type="dxa" w:w="100"/>
+              <w:bottom w:type="dxa" w:w="60"/>
+              <w:right w:type="dxa" w:w="100"/>
+            </w:tcMar>
+          </w:tcPr>
+          <w:p>
+            <w:pPr>
+              <w:spacing w:line="280"/>
+            </w:pPr>
+            <w:r>
+              <w:rPr>
+                <w:color w:val="FF0000"/>
+                <w:sz w:val="19"/>
+                <w:szCs w:val="19"/>
+              </w:rPr>
+              <w:t xml:space="preserve">再びショック期</w:t>
+            </w:r>
+          </w:p>
+        </w:tc>
+        <w:tc>
+          <w:tcPr>
+            <w:tcW w:type="dxa" w:w="1838"/>
+            <w:tcBorders>
+              <w:top w:val="single" w:color="999999" w:sz="4"/>
+              <w:left w:val="single" w:color="999999" w:sz="4"/>
+              <w:bottom w:val="single" w:color="999999" w:sz="4"/>
+              <w:right w:val="single" w:color="999999" w:sz="4"/>
+            </w:tcBorders>
+            <w:tcMar>
+              <w:top w:type="dxa" w:w="60"/>
+              <w:left w:type="dxa" w:w="100"/>
+              <w:bottom w:type="dxa" w:w="60"/>
+              <w:right w:type="dxa" w:w="100"/>
+            </w:tcMar>
+          </w:tcPr>
+          <w:p>
+            <w:pPr>
+              <w:spacing w:line="280"/>
+            </w:pPr>
+            <w:r>
+              <w:rPr>
+                <w:color w:val="FF0000"/>
+                <w:sz w:val="19"/>
+                <w:szCs w:val="19"/>
+              </w:rPr>
+              <w:t xml:space="preserve">心細くなった</w:t>
+            </w:r>
+          </w:p>
+        </w:tc>
+        <w:tc>
+          <w:tcPr>
+            <w:tcW w:type="dxa" w:w="1380"/>
+            <w:tcBorders>
+              <w:top w:val="single" w:color="999999" w:sz="4"/>
+              <w:left w:val="single" w:color="999999" w:sz="4"/>
+              <w:bottom w:val="single" w:color="999999" w:sz="4"/>
+              <w:right w:val="single" w:color="999999" w:sz="4"/>
+            </w:tcBorders>
+            <w:tcMar>
+              <w:top w:type="dxa" w:w="60"/>
+              <w:left w:type="dxa" w:w="100"/>
+              <w:bottom w:type="dxa" w:w="60"/>
+              <w:right w:type="dxa" w:w="100"/>
+            </w:tcMar>
+          </w:tcPr>
+          <w:p>
+            <w:pPr>
+              <w:spacing w:line="280"/>
+            </w:pPr>
+            <w:r>
+              <w:rPr>
+                <w:color w:val="FF0000"/>
+                <w:sz w:val="19"/>
+                <w:szCs w:val="19"/>
+              </w:rPr>
+              <w:t xml:space="preserve">【記入】</w:t>
+            </w:r>
+          </w:p>
+        </w:tc>
+      </w:tr>
+      <w:tr>
+        <w:trPr>
+          <w:cantSplit/>
+        </w:trPr>
+        <w:tc>
+          <w:tcPr>
+            <w:tcW w:type="dxa" w:w="1379"/>
+            <w:tcBorders>
+              <w:top w:val="single" w:color="999999" w:sz="4"/>
+              <w:left w:val="single" w:color="999999" w:sz="4"/>
+              <w:bottom w:val="single" w:color="999999" w:sz="4"/>
+              <w:right w:val="single" w:color="999999" w:sz="4"/>
+            </w:tcBorders>
+            <w:tcMar>
+              <w:top w:type="dxa" w:w="60"/>
+              <w:left w:type="dxa" w:w="100"/>
+              <w:bottom w:type="dxa" w:w="60"/>
+              <w:right w:type="dxa" w:w="100"/>
+            </w:tcMar>
+          </w:tcPr>
+          <w:p>
+            <w:pPr>
+              <w:spacing w:line="280"/>
+            </w:pPr>
+            <w:r>
+              <w:rPr>
+                <w:color w:val="FF0000"/>
+                <w:sz w:val="19"/>
+                <w:szCs w:val="19"/>
+              </w:rPr>
+              <w:t xml:space="preserve">【記入：年月日】</w:t>
+            </w:r>
+          </w:p>
+        </w:tc>
+        <w:tc>
+          <w:tcPr>
+            <w:tcW w:type="dxa" w:w="2758"/>
+            <w:tcBorders>
+              <w:top w:val="single" w:color="999999" w:sz="4"/>
+              <w:left w:val="single" w:color="999999" w:sz="4"/>
+              <w:bottom w:val="single" w:color="999999" w:sz="4"/>
+              <w:right w:val="single" w:color="999999" w:sz="4"/>
+            </w:tcBorders>
+            <w:tcMar>
+              <w:top w:type="dxa" w:w="60"/>
+              <w:left w:type="dxa" w:w="100"/>
+              <w:bottom w:type="dxa" w:w="60"/>
+              <w:right w:type="dxa" w:w="100"/>
+            </w:tcMar>
+          </w:tcPr>
+          <w:p>
+            <w:pPr>
+              <w:spacing w:line="280"/>
+            </w:pPr>
+            <w:r>
+              <w:rPr>
+                <w:color w:val="FF0000"/>
+                <w:sz w:val="19"/>
+                <w:szCs w:val="19"/>
+              </w:rPr>
+              <w:t xml:space="preserve">「日本って幸せ」「ケレケレ（共有）の文化」など、価値観の変化に気づく</w:t>
+            </w:r>
+          </w:p>
+        </w:tc>
+        <w:tc>
+          <w:tcPr>
+            <w:tcW w:type="dxa" w:w="1149"/>
+            <w:tcBorders>
+              <w:top w:val="single" w:color="999999" w:sz="4"/>
+              <w:left w:val="single" w:color="999999" w:sz="4"/>
+              <w:bottom w:val="single" w:color="999999" w:sz="4"/>
+              <w:right w:val="single" w:color="999999" w:sz="4"/>
+            </w:tcBorders>
+            <w:tcMar>
+              <w:top w:type="dxa" w:w="60"/>
+              <w:left w:type="dxa" w:w="100"/>
+              <w:bottom w:type="dxa" w:w="60"/>
+              <w:right w:type="dxa" w:w="100"/>
+            </w:tcMar>
+          </w:tcPr>
+          <w:p>
+            <w:pPr>
+              <w:spacing w:line="280"/>
+            </w:pPr>
+            <w:r>
+              <w:rPr>
+                <w:color w:val="FF0000"/>
+                <w:sz w:val="19"/>
+                <w:szCs w:val="19"/>
+              </w:rPr>
+              <w:t xml:space="preserve">適応期 → 楽しむ段階</w:t>
+            </w:r>
+          </w:p>
+        </w:tc>
+        <w:tc>
+          <w:tcPr>
+            <w:tcW w:type="dxa" w:w="1838"/>
+            <w:tcBorders>
+              <w:top w:val="single" w:color="999999" w:sz="4"/>
+              <w:left w:val="single" w:color="999999" w:sz="4"/>
+              <w:bottom w:val="single" w:color="999999" w:sz="4"/>
+              <w:right w:val="single" w:color="999999" w:sz="4"/>
+            </w:tcBorders>
+            <w:tcMar>
+              <w:top w:type="dxa" w:w="60"/>
+              <w:left w:type="dxa" w:w="100"/>
+              <w:bottom w:type="dxa" w:w="60"/>
+              <w:right w:type="dxa" w:w="100"/>
+            </w:tcMar>
+          </w:tcPr>
+          <w:p>
+            <w:pPr>
+              <w:spacing w:line="280"/>
+            </w:pPr>
+            <w:r>
+              <w:rPr>
+                <w:color w:val="FF0000"/>
+                <w:sz w:val="19"/>
+                <w:szCs w:val="19"/>
+              </w:rPr>
+              <w:t xml:space="preserve">【記入】</w:t>
+            </w:r>
+          </w:p>
+        </w:tc>
+        <w:tc>
+          <w:tcPr>
+            <w:tcW w:type="dxa" w:w="1380"/>
+            <w:tcBorders>
+              <w:top w:val="single" w:color="999999" w:sz="4"/>
+              <w:left w:val="single" w:color="999999" w:sz="4"/>
+              <w:bottom w:val="single" w:color="999999" w:sz="4"/>
+              <w:right w:val="single" w:color="999999" w:sz="4"/>
+            </w:tcBorders>
+            <w:tcMar>
+              <w:top w:type="dxa" w:w="60"/>
+              <w:left w:type="dxa" w:w="100"/>
+              <w:bottom w:type="dxa" w:w="60"/>
+              <w:right w:type="dxa" w:w="100"/>
+            </w:tcMar>
+          </w:tcPr>
+          <w:p>
+            <w:pPr>
+              <w:spacing w:line="280"/>
+            </w:pPr>
+            <w:r>
+              <w:rPr>
+                <w:color w:val="FF0000"/>
+                <w:sz w:val="19"/>
+                <w:szCs w:val="19"/>
+              </w:rPr>
+              <w:t xml:space="preserve">―</w:t>
+            </w:r>
+          </w:p>
+        </w:tc>
+      </w:tr>
+      <w:tr>
+        <w:trPr>
+          <w:cantSplit/>
+        </w:trPr>
+        <w:tc>
+          <w:tcPr>
+            <w:tcW w:type="dxa" w:w="1379"/>
+            <w:tcBorders>
+              <w:top w:val="single" w:color="999999" w:sz="4"/>
+              <w:left w:val="single" w:color="999999" w:sz="4"/>
+              <w:bottom w:val="single" w:color="999999" w:sz="4"/>
+              <w:right w:val="single" w:color="999999" w:sz="4"/>
+            </w:tcBorders>
+            <w:tcMar>
+              <w:top w:type="dxa" w:w="60"/>
+              <w:left w:type="dxa" w:w="100"/>
+              <w:bottom w:type="dxa" w:w="60"/>
+              <w:right w:type="dxa" w:w="100"/>
+            </w:tcMar>
+          </w:tcPr>
+          <w:p>
+            <w:pPr>
+              <w:spacing w:line="280"/>
+            </w:pPr>
+            <w:r>
+              <w:rPr>
+                <w:color w:val="FF0000"/>
+                <w:sz w:val="19"/>
+                <w:szCs w:val="19"/>
+              </w:rPr>
+              <w:t xml:space="preserve">2021年11月</w:t>
+            </w:r>
+            <w:r>
+              <w:rPr>
+                <w:color w:val="FF0000"/>
+                <w:sz w:val="19"/>
+                <w:szCs w:val="19"/>
+              </w:rPr>
+              <w:t xml:space="preserve">【記入：日】</w:t>
+            </w:r>
+          </w:p>
+        </w:tc>
+        <w:tc>
+          <w:tcPr>
+            <w:tcW w:type="dxa" w:w="2758"/>
+            <w:tcBorders>
+              <w:top w:val="single" w:color="999999" w:sz="4"/>
+              <w:left w:val="single" w:color="999999" w:sz="4"/>
+              <w:bottom w:val="single" w:color="999999" w:sz="4"/>
+              <w:right w:val="single" w:color="999999" w:sz="4"/>
+            </w:tcBorders>
+            <w:tcMar>
+              <w:top w:type="dxa" w:w="60"/>
+              <w:left w:type="dxa" w:w="100"/>
+              <w:bottom w:type="dxa" w:w="60"/>
+              <w:right w:type="dxa" w:w="100"/>
+            </w:tcMar>
+          </w:tcPr>
+          <w:p>
+            <w:pPr>
+              <w:spacing w:line="280"/>
+            </w:pPr>
+            <w:r>
+              <w:rPr>
+                <w:color w:val="FF0000"/>
+                <w:sz w:val="19"/>
+                <w:szCs w:val="19"/>
+              </w:rPr>
+              <w:t xml:space="preserve">帰国</w:t>
+            </w:r>
+          </w:p>
+        </w:tc>
+        <w:tc>
+          <w:tcPr>
+            <w:tcW w:type="dxa" w:w="1149"/>
+            <w:tcBorders>
+              <w:top w:val="single" w:color="999999" w:sz="4"/>
+              <w:left w:val="single" w:color="999999" w:sz="4"/>
+              <w:bottom w:val="single" w:color="999999" w:sz="4"/>
+              <w:right w:val="single" w:color="999999" w:sz="4"/>
+            </w:tcBorders>
+            <w:tcMar>
+              <w:top w:type="dxa" w:w="60"/>
+              <w:left w:type="dxa" w:w="100"/>
+              <w:bottom w:type="dxa" w:w="60"/>
+              <w:right w:type="dxa" w:w="100"/>
+            </w:tcMar>
+          </w:tcPr>
+          <w:p>
+            <w:pPr>
+              <w:spacing w:line="280"/>
+            </w:pPr>
+            <w:r>
+              <w:rPr>
+                <w:color w:val="FF0000"/>
+                <w:sz w:val="19"/>
+                <w:szCs w:val="19"/>
+              </w:rPr>
+              <w:t xml:space="preserve">【記入】</w:t>
+            </w:r>
+          </w:p>
+        </w:tc>
+        <w:tc>
+          <w:tcPr>
+            <w:tcW w:type="dxa" w:w="1838"/>
+            <w:tcBorders>
+              <w:top w:val="single" w:color="999999" w:sz="4"/>
+              <w:left w:val="single" w:color="999999" w:sz="4"/>
+              <w:bottom w:val="single" w:color="999999" w:sz="4"/>
+              <w:right w:val="single" w:color="999999" w:sz="4"/>
+            </w:tcBorders>
+            <w:tcMar>
+              <w:top w:type="dxa" w:w="60"/>
+              <w:left w:type="dxa" w:w="100"/>
+              <w:bottom w:type="dxa" w:w="60"/>
+              <w:right w:type="dxa" w:w="100"/>
+            </w:tcMar>
+          </w:tcPr>
+          <w:p>
+            <w:pPr>
+              <w:spacing w:line="280"/>
+            </w:pPr>
+            <w:r>
+              <w:rPr>
+                <w:color w:val="FF0000"/>
+                <w:sz w:val="19"/>
+                <w:szCs w:val="19"/>
+              </w:rPr>
+              <w:t xml:space="preserve">【記入】</w:t>
+            </w:r>
+          </w:p>
+        </w:tc>
+        <w:tc>
+          <w:tcPr>
+            <w:tcW w:type="dxa" w:w="1380"/>
+            <w:tcBorders>
+              <w:top w:val="single" w:color="999999" w:sz="4"/>
+              <w:left w:val="single" w:color="999999" w:sz="4"/>
+              <w:bottom w:val="single" w:color="999999" w:sz="4"/>
+              <w:right w:val="single" w:color="999999" w:sz="4"/>
+            </w:tcBorders>
+            <w:tcMar>
+              <w:top w:type="dxa" w:w="60"/>
+              <w:left w:type="dxa" w:w="100"/>
+              <w:bottom w:type="dxa" w:w="60"/>
+              <w:right w:type="dxa" w:w="100"/>
+            </w:tcMar>
+          </w:tcPr>
+          <w:p>
+            <w:pPr>
+              <w:spacing w:line="280"/>
+            </w:pPr>
+            <w:r>
+              <w:rPr>
+                <w:color w:val="FF0000"/>
+                <w:sz w:val="19"/>
+                <w:szCs w:val="19"/>
+              </w:rPr>
+              <w:t xml:space="preserve">―</w:t>
+            </w:r>
+          </w:p>
+        </w:tc>
+      </w:tr>
+    </w:tbl>
+    <w:p>
+      <w:pPr>
+        <w:spacing w:after="120"/>
+      </w:pPr>
+    </w:p>
+    <w:p>
+      <w:pPr>
+        <w:spacing w:after="160" w:line="340"/>
+      </w:pPr>
+      <w:r>
+        <w:rPr>
+          <w:b/>
+          <w:bCs/>
+          <w:color w:val="FF0000"/>
+        </w:rPr>
+        <w:t xml:space="preserve">【記入：受け入れられなかったことは、「○年○月○日、〜を受け入れられなかった」と日付を入れて書く。例：○年○月○日、ホストファミリーが飼っていた羊が解体されたときは、どうしても受け入れられなかった】</w:t>
+      </w:r>
+    </w:p>
+    <w:p>
+      <w:pPr>
+        <w:spacing w:after="160" w:line="340"/>
+      </w:pPr>
+      <w:r>
+        <w:rPr>
+          <w:b/>
+          <w:bCs/>
+          <w:color w:val="FF0000"/>
+        </w:rPr>
+        <w:t xml:space="preserve">【要確認：段階の当てはめは仮のもの。自分の感覚と違うところは直す】</w:t>
+      </w:r>
+    </w:p>
+    <w:p>
+      <w:pPr>
+        <w:spacing w:after="160" w:line="340"/>
+      </w:pPr>
+      <w:r>
+        <w:rPr>
+          <w:color w:val="FF0000"/>
+        </w:rPr>
+        <w:t xml:space="preserve">異文化適応のプロセスを理解するために、次の資料を参考にした。</w:t>
+      </w:r>
+    </w:p>
+    <w:p>
+      <w:pPr>
+        <w:spacing w:line="300"/>
+      </w:pPr>
+      <w:r>
+        <w:rPr>
+          <w:color w:val="FF0000"/>
+        </w:rPr>
+        <w:t xml:space="preserve">Oberg, K. (1960). Cultural shock: Adjustment to new cultural environments. Practical Anthropology, 7, 177–182.（原文）</w:t>
+      </w:r>
+    </w:p>
+    <w:p>
+      <w:pPr>
+        <w:spacing w:after="40" w:line="300"/>
+      </w:pPr>
+      <w:hyperlink w:history="1" r:id="rId-w5srl4d-rjey-xzwrwyp">
+        <w:r>
+          <w:rPr>
+            <w:color w:val="FF0000"/>
+            <w:u w:val="single"/>
+          </w:rPr>
+          <w:t xml:space="preserve">https://sites.smith.edu/becoming-foreign/wp-content/uploads/sites/113/2018/03/Kalervo-Oberg-22Cultural-Shock22.pdf</w:t>
+        </w:r>
+      </w:hyperlink>
+    </w:p>
+    <w:p>
+      <w:pPr>
+        <w:spacing w:line="300"/>
+      </w:pPr>
+      <w:r>
+        <w:rPr>
+          <w:color w:val="FF0000"/>
+        </w:rPr>
+        <w:t xml:space="preserve">長井進（1988）「外国人交換留学高校生の適応過程」『心理学研究』59(1)。</w:t>
+      </w:r>
+      <w:r>
+        <w:rPr>
+          <w:b/>
+          <w:bCs/>
+          <w:color w:val="FF0000"/>
+        </w:rPr>
+        <w:t xml:space="preserve">【要確認：題名とページ】</w:t>
+      </w:r>
+    </w:p>
+    <w:p>
+      <w:pPr>
+        <w:spacing w:after="40" w:line="300"/>
+      </w:pPr>
+      <w:hyperlink w:history="1" r:id="rIdlmosbpeqradodfrvsps9a">
+        <w:r>
+          <w:rPr>
+            <w:color w:val="FF0000"/>
+            <w:u w:val="single"/>
+          </w:rPr>
+          <w:t xml:space="preserve">https://www.jstage.jst.go.jp/article/jjpsy1926/59/1/59_1_37/_article/-char/ja</w:t>
+        </w:r>
+      </w:hyperlink>
+    </w:p>
+    <w:p>
+      <w:pPr>
+        <w:spacing w:line="300"/>
+      </w:pPr>
+      <w:r>
+        <w:rPr>
+          <w:color w:val="FF0000"/>
+        </w:rPr>
+        <w:t xml:space="preserve">佐々木・水野（国際交流基金の紀要）。Lysgaard（1955）のUカーブについて解説している。</w:t>
+      </w:r>
+      <w:r>
+        <w:rPr>
+          <w:b/>
+          <w:bCs/>
+          <w:color w:val="FF0000"/>
+        </w:rPr>
+        <w:t xml:space="preserve">【要確認：著者名・題名・年】</w:t>
+      </w:r>
+    </w:p>
+    <w:p>
+      <w:pPr>
+        <w:spacing w:after="40" w:line="300"/>
+      </w:pPr>
+      <w:hyperlink w:history="1" r:id="rIdjf93w1s9w3bdstlvrhlcc">
+        <w:r>
+          <w:rPr>
+            <w:color w:val="FF0000"/>
+            <w:u w:val="single"/>
+          </w:rPr>
+          <w:t xml:space="preserve">https://jpf.repo.nii.ac.jp/record/477/files/NCkiyou10_sasaki.pdf</w:t>
+        </w:r>
+      </w:hyperlink>
+    </w:p>
+    <w:p>
+      <w:pPr>
+        <w:spacing w:line="300"/>
+      </w:pPr>
+      <w:r>
+        <w:rPr>
+          <w:color w:val="FF0000"/>
+        </w:rPr>
+        <w:t xml:space="preserve">フィジー政府「PM Bainimarama's Statement on the First COVID-19 Case in Fiji」（2020年3月19日、ラウトカ市のロックダウン）</w:t>
+      </w:r>
+    </w:p>
+    <w:p>
+      <w:pPr>
+        <w:spacing w:after="40" w:line="300"/>
+      </w:pPr>
+      <w:hyperlink w:history="1" r:id="rId_z2tave6ol5cbrqbsjm4k">
+        <w:r>
+          <w:rPr>
+            <w:color w:val="FF0000"/>
+            <w:u w:val="single"/>
+          </w:rPr>
+          <w:t xml:space="preserve">https://www.fiji.gov.fj/Media-Centre/Speeches/PM-BAINIMARAMA’S-STATEMENT-ON-THE-FIRST-COVID-19-C</w:t>
+        </w:r>
+      </w:hyperlink>
+    </w:p>
+    <w:p>
+      <w:pPr>
         <w:keepNext/>
         <w:spacing w:after="280" w:before="480"/>
       </w:pPr>
@@ -1282,7 +3081,7 @@
       <w:pPr>
         <w:spacing w:after="40" w:line="300"/>
       </w:pPr>
-      <w:hyperlink w:history="1" r:id="rIdsowjggfefwrvxvowauarb">
+      <w:hyperlink w:history="1" r:id="rId_vvrzhakv1sla6hzcs_4z">
         <w:r>
           <w:rPr>
             <w:color w:val="0563C1"/>
@@ -2030,7 +3829,7 @@
       <w:pPr>
         <w:spacing w:after="40" w:line="300"/>
       </w:pPr>
-      <w:hyperlink w:history="1" r:id="rIdoltlzcrdo3b0ba0mzqtea">
+      <w:hyperlink w:history="1" r:id="rIdup4uzmzaz5otlx88io0su">
         <w:r>
           <w:rPr>
             <w:color w:val="0563C1"/>
@@ -2052,7 +3851,7 @@
       <w:pPr>
         <w:spacing w:after="40" w:line="300"/>
       </w:pPr>
-      <w:hyperlink w:history="1" r:id="rId8zegfrky4bjhkwhjod1g3">
+      <w:hyperlink w:history="1" r:id="rIdnponl8fhgqgb0bje9cinn">
         <w:r>
           <w:rPr>
             <w:color w:val="0563C1"/>
@@ -2074,7 +3873,7 @@
       <w:pPr>
         <w:spacing w:after="40" w:line="300"/>
       </w:pPr>
-      <w:hyperlink w:history="1" r:id="rId0bjqmw3l0akogk3faljua">
+      <w:hyperlink w:history="1" r:id="rIdvokwn6-o-87ik8spd38el">
         <w:r>
           <w:rPr>
             <w:color w:val="0563C1"/>
@@ -2096,7 +3895,7 @@
       <w:pPr>
         <w:spacing w:after="40" w:line="300"/>
       </w:pPr>
-      <w:hyperlink w:history="1" r:id="rIdxjdzclggz-jbkrnmpk-aq">
+      <w:hyperlink w:history="1" r:id="rId-xjdmy8qq4ekprfsobtyn">
         <w:r>
           <w:rPr>
             <w:color w:val="0563C1"/>
@@ -3624,7 +5423,7 @@
       <w:pPr>
         <w:spacing w:after="40" w:line="300"/>
       </w:pPr>
-      <w:hyperlink w:history="1" r:id="rIdt-libupr4mo1iuzawihev">
+      <w:hyperlink w:history="1" r:id="rId0k0gtzbh1xdpnxrutw-h_">
         <w:r>
           <w:rPr>
             <w:color w:val="0563C1"/>
@@ -3646,7 +5445,7 @@
       <w:pPr>
         <w:spacing w:after="40" w:line="300"/>
       </w:pPr>
-      <w:hyperlink w:history="1" r:id="rIdloglpiuirsavntntckeuo">
+      <w:hyperlink w:history="1" r:id="rId74ir-7xbv4tlfzd8cuf7c">
         <w:r>
           <w:rPr>
             <w:color w:val="0563C1"/>
@@ -3668,7 +5467,7 @@
       <w:pPr>
         <w:spacing w:after="40" w:line="300"/>
       </w:pPr>
-      <w:hyperlink w:history="1" r:id="rId8nf81ol6ugytmrwromyz0">
+      <w:hyperlink w:history="1" r:id="rIdd1oc20wzrgdhf3zxjo0qb">
         <w:r>
           <w:rPr>
             <w:color w:val="0563C1"/>
@@ -3713,7 +5512,7 @@
         <w:rPr>
           <w:color w:val="FF0000"/>
         </w:rPr>
-        <w:t xml:space="preserve">本研究は、筆者自身の経験を中心とする事例研究である。あわせて、筆者の経験を客観的に見直すために、留学経験者へのインタビューを行い、筆者の経験と比較する。</w:t>
+        <w:t xml:space="preserve">本研究は、筆者自身の経験を中心とする質的な事例研究である。筆者がこれまでに経験したカンボジア、フィジー、ベトナムでの海外経験を書き出し、それを異文化適応のプロセスに当てはめて整理する。あわせて、似たような経験をした留学経験者へのインタビューを行い、筆者の経験と比較する。</w:t>
       </w:r>
     </w:p>
     <w:p>
@@ -3727,7 +5526,7 @@
           <w:sz w:val="26"/>
           <w:szCs w:val="26"/>
         </w:rPr>
-        <w:t xml:space="preserve">7.1 筆者自身の事例</w:t>
+        <w:t xml:space="preserve">7.1 筆者自身の海外経験の記録</w:t>
       </w:r>
     </w:p>
     <w:p>
@@ -3738,7 +5537,138 @@
         <w:rPr>
           <w:color w:val="FF0000"/>
         </w:rPr>
-        <w:t xml:space="preserve">フィジー（約2年半）とベトナム（半年間）での筆者の経験を、「やったことリスト」や当時の写真、日記、SNSなどの記録をもとに振り返る。そのうえで、一つひとつの経験について、何が起きたか、なぜ起きたか、どう向き合ったか、今どう思うかを整理し、次のような表にまとめる。</w:t>
+        <w:t xml:space="preserve">次の手順で、筆者自身の経験をまとめる。</w:t>
+      </w:r>
+    </w:p>
+    <w:p>
+      <w:pPr>
+        <w:pStyle w:val="ListParagraph"/>
+        <w:numPr>
+          <w:ilvl w:val="0"/>
+          <w:numId w:val="3"/>
+        </w:numPr>
+        <w:spacing w:after="80" w:line="320"/>
+      </w:pPr>
+      <w:r>
+        <w:rPr>
+          <w:b/>
+          <w:bCs/>
+          <w:color w:val="FF0000"/>
+        </w:rPr>
+        <w:t xml:space="preserve">自己紹介と海外経験の記録</w:t>
+      </w:r>
+      <w:r>
+        <w:rPr>
+          <w:color w:val="FF0000"/>
+        </w:rPr>
+        <w:t xml:space="preserve">：自分がどのような人間で、いつ、どの国で、どのような経験をしたのかを書き出す（8章）。</w:t>
+      </w:r>
+    </w:p>
+    <w:p>
+      <w:pPr>
+        <w:pStyle w:val="ListParagraph"/>
+        <w:numPr>
+          <w:ilvl w:val="0"/>
+          <w:numId w:val="3"/>
+        </w:numPr>
+        <w:spacing w:after="80" w:line="320"/>
+      </w:pPr>
+      <w:r>
+        <w:rPr>
+          <w:b/>
+          <w:bCs/>
+          <w:color w:val="FF0000"/>
+        </w:rPr>
+        <w:t xml:space="preserve">時期と出来事の整理</w:t>
+      </w:r>
+      <w:r>
+        <w:rPr>
+          <w:color w:val="FF0000"/>
+        </w:rPr>
+        <w:t xml:space="preserve">：「やったことリスト」や当時の写真、日記、SNSなどをもとに、主な出来事を「何年何月何日」に何があったかという形で整理する。</w:t>
+      </w:r>
+    </w:p>
+    <w:p>
+      <w:pPr>
+        <w:pStyle w:val="ListParagraph"/>
+        <w:numPr>
+          <w:ilvl w:val="0"/>
+          <w:numId w:val="3"/>
+        </w:numPr>
+        <w:spacing w:after="80" w:line="320"/>
+      </w:pPr>
+      <w:r>
+        <w:rPr>
+          <w:b/>
+          <w:bCs/>
+          <w:color w:val="FF0000"/>
+        </w:rPr>
+        <w:t xml:space="preserve">異文化適応のプロセスへの当てはめ</w:t>
+      </w:r>
+      <w:r>
+        <w:rPr>
+          <w:color w:val="FF0000"/>
+        </w:rPr>
+        <w:t xml:space="preserve">：整理した出来事を、3章で述べたUカーブモデル（ハネムーン期・ショック期・調整期・適応期）と、その先の「楽しむ」段階に当てはめる（1.2の表を参照）。</w:t>
+      </w:r>
+    </w:p>
+    <w:p>
+      <w:pPr>
+        <w:pStyle w:val="ListParagraph"/>
+        <w:numPr>
+          <w:ilvl w:val="0"/>
+          <w:numId w:val="3"/>
+        </w:numPr>
+        <w:spacing w:after="80" w:line="320"/>
+      </w:pPr>
+      <w:r>
+        <w:rPr>
+          <w:b/>
+          <w:bCs/>
+          <w:color w:val="FF0000"/>
+        </w:rPr>
+        <w:t xml:space="preserve">ターニングポイントの特定</w:t>
+      </w:r>
+      <w:r>
+        <w:rPr>
+          <w:color w:val="FF0000"/>
+        </w:rPr>
+        <w:t xml:space="preserve">：気持ちや考え方が大きく変わった出来事を、留学のターニングポイントとして取り出す。</w:t>
+      </w:r>
+    </w:p>
+    <w:p>
+      <w:pPr>
+        <w:pStyle w:val="ListParagraph"/>
+        <w:numPr>
+          <w:ilvl w:val="0"/>
+          <w:numId w:val="3"/>
+        </w:numPr>
+        <w:spacing w:after="80" w:line="320"/>
+      </w:pPr>
+      <w:r>
+        <w:rPr>
+          <w:b/>
+          <w:bCs/>
+          <w:color w:val="FF0000"/>
+        </w:rPr>
+        <w:t xml:space="preserve">受け入れられなかった経験の記録</w:t>
+      </w:r>
+      <w:r>
+        <w:rPr>
+          <w:color w:val="FF0000"/>
+        </w:rPr>
+        <w:t xml:space="preserve">：受け入れられなかったことは、「何年何月何日、〜を受け入れられなかった」と日付を入れて記録し、なぜ受け入れられなかったのか、どう向き合ったのかを書く。</w:t>
+      </w:r>
+    </w:p>
+    <w:p>
+      <w:pPr>
+        <w:spacing w:after="160" w:line="340"/>
+      </w:pPr>
+      <w:r>
+        <w:rPr>
+          <w:color w:val="FF0000"/>
+        </w:rPr>
+        <w:t xml:space="preserve">衝突の種類ごとにまとめると、次のような表になる。</w:t>
       </w:r>
     </w:p>
     <w:tbl>
@@ -5210,7 +7140,7 @@
         <w:rPr>
           <w:color w:val="FF0000"/>
         </w:rPr>
-        <w:t xml:space="preserve">留学経験のある2〜3人に、1人30分程度の半構造化インタビュー（あらかじめ決めた質問をもとに、自由に話してもらう形式）を行う。協力者のうち少なくとも1人は、「留学がつらかった」「なじめなかった」と感じている人とする。</w:t>
+        <w:t xml:space="preserve">筆者と似たような経験をした留学経験者2〜3人に、1人30分程度の半構造化インタビュー（あらかじめ決めた質問をもとに、自由に話してもらう形式）を行う。対象は、ホームステイや途上国での生活などで、食事や宗教、生活環境の違いを経験した人とする。</w:t>
       </w:r>
       <w:r>
         <w:rPr>
@@ -5237,7 +7167,7 @@
         <w:pStyle w:val="ListParagraph"/>
         <w:numPr>
           <w:ilvl w:val="0"/>
-          <w:numId w:val="3"/>
+          <w:numId w:val="4"/>
         </w:numPr>
         <w:spacing w:after="80" w:line="320"/>
       </w:pPr>
@@ -5245,7 +7175,7 @@
         <w:rPr>
           <w:color w:val="FF0000"/>
         </w:rPr>
-        <w:t xml:space="preserve">留学中に一番戸惑ったことは何か。</w:t>
+        <w:t xml:space="preserve">留学中に一番戸惑ったことは何か。それはいつ頃だったか。</w:t>
       </w:r>
     </w:p>
     <w:p>
@@ -5253,7 +7183,7 @@
         <w:pStyle w:val="ListParagraph"/>
         <w:numPr>
           <w:ilvl w:val="0"/>
-          <w:numId w:val="3"/>
+          <w:numId w:val="4"/>
         </w:numPr>
         <w:spacing w:after="80" w:line="320"/>
       </w:pPr>
@@ -5269,7 +7199,7 @@
         <w:pStyle w:val="ListParagraph"/>
         <w:numPr>
           <w:ilvl w:val="0"/>
-          <w:numId w:val="3"/>
+          <w:numId w:val="4"/>
         </w:numPr>
         <w:spacing w:after="80" w:line="320"/>
       </w:pPr>
@@ -5285,7 +7215,7 @@
         <w:pStyle w:val="ListParagraph"/>
         <w:numPr>
           <w:ilvl w:val="0"/>
-          <w:numId w:val="3"/>
+          <w:numId w:val="4"/>
         </w:numPr>
         <w:spacing w:after="80" w:line="320"/>
       </w:pPr>
@@ -5326,7 +7256,7 @@
         <w:pStyle w:val="ListParagraph"/>
         <w:numPr>
           <w:ilvl w:val="0"/>
-          <w:numId w:val="4"/>
+          <w:numId w:val="5"/>
         </w:numPr>
         <w:spacing w:after="80" w:line="320"/>
       </w:pPr>
@@ -5334,7 +7264,7 @@
         <w:rPr>
           <w:color w:val="FF0000"/>
         </w:rPr>
-        <w:t xml:space="preserve">筆者の経験を、異文化適応の4段階（ハネムーン期・ショック期・調整期・適応期）と、その先の「楽しむ」段階に当てはめ、気持ちや考え方がどのように変化したのかを整理する。</w:t>
+        <w:t xml:space="preserve">筆者の経験を時期ごとに並べ、異文化適応の段階に当てはめて、気持ちや考え方がどのように変化したのかを整理する。</w:t>
       </w:r>
     </w:p>
     <w:p>
@@ -5342,7 +7272,7 @@
         <w:pStyle w:val="ListParagraph"/>
         <w:numPr>
           <w:ilvl w:val="0"/>
-          <w:numId w:val="4"/>
+          <w:numId w:val="5"/>
         </w:numPr>
         <w:spacing w:after="80" w:line="320"/>
       </w:pPr>
@@ -5358,7 +7288,7 @@
         <w:pStyle w:val="ListParagraph"/>
         <w:numPr>
           <w:ilvl w:val="0"/>
-          <w:numId w:val="4"/>
+          <w:numId w:val="5"/>
         </w:numPr>
         <w:spacing w:after="80" w:line="320"/>
       </w:pPr>
@@ -5366,7 +7296,7 @@
         <w:rPr>
           <w:color w:val="FF0000"/>
         </w:rPr>
-        <w:t xml:space="preserve">楽しさに変わった経験と、受け入れられなかった経験を比べ、何が分かれ道になったのかを考察する。インタビューの内容とも比べ、特に楽しめなかった人については、どこで止まったのかを、自分から留学を選んだか、周りに支えてくれる人がいたか、衝突の種類、期間の長さの4点から比較する。</w:t>
+        <w:t xml:space="preserve">楽しさに変わった経験と、受け入れられなかった経験を比べ、何が分かれ道になったのかを考察する。インタビューの内容とも比べ、共通する点と異なる点を整理する。</w:t>
       </w:r>
     </w:p>
     <w:p>
@@ -5424,7 +7354,7 @@
         <w:rPr>
           <w:color w:val="FF0000"/>
         </w:rPr>
-        <w:t xml:space="preserve">本章では、筆者がフィジーとベトナムで経験したことを、初めてやったこと・知ったこと・感じたことを中心にまとめる。</w:t>
+        <w:t xml:space="preserve">本章では、筆者自身の記録として、自己紹介と留学のターニングポイントを示したうえで、カンボジア、フィジー、ベトナムでの海外経験をまとめる。</w:t>
       </w:r>
     </w:p>
     <w:p>
@@ -5438,7 +7368,630 @@
           <w:sz w:val="26"/>
           <w:szCs w:val="26"/>
         </w:rPr>
-        <w:t xml:space="preserve">8.1 フィジー</w:t>
+        <w:t xml:space="preserve">8.1 自己紹介と留学のターニングポイント</w:t>
+      </w:r>
+    </w:p>
+    <w:p>
+      <w:pPr>
+        <w:spacing w:after="160" w:line="340"/>
+      </w:pPr>
+      <w:r>
+        <w:rPr>
+          <w:b/>
+          <w:bCs/>
+          <w:color w:val="FF0000"/>
+        </w:rPr>
+        <w:t xml:space="preserve">【記入：自己紹介（生まれ育った環境、海外に興味を持ったきっかけ、留学を決めた理由など）】</w:t>
+      </w:r>
+    </w:p>
+    <w:p>
+      <w:pPr>
+        <w:spacing w:after="160" w:line="340"/>
+      </w:pPr>
+      <w:r>
+        <w:rPr>
+          <w:color w:val="FF0000"/>
+        </w:rPr>
+        <w:t xml:space="preserve">筆者の海外経験は、次のとおりである。</w:t>
+      </w:r>
+    </w:p>
+    <w:tbl>
+      <w:tblPr>
+        <w:tblW w:type="dxa" w:w="8504"/>
+        <w:tblBorders>
+          <w:top w:val="single" w:color="auto" w:sz="4"/>
+          <w:left w:val="single" w:color="auto" w:sz="4"/>
+          <w:bottom w:val="single" w:color="auto" w:sz="4"/>
+          <w:right w:val="single" w:color="auto" w:sz="4"/>
+          <w:insideH w:val="single" w:color="auto" w:sz="4"/>
+          <w:insideV w:val="single" w:color="auto" w:sz="4"/>
+        </w:tblBorders>
+      </w:tblPr>
+      <w:tblGrid>
+        <w:gridCol w:w="1569"/>
+        <w:gridCol w:w="1177"/>
+        <w:gridCol w:w="1831"/>
+        <w:gridCol w:w="3927"/>
+      </w:tblGrid>
+      <w:tr>
+        <w:trPr>
+          <w:cantSplit/>
+          <w:tblHeader/>
+        </w:trPr>
+        <w:tc>
+          <w:tcPr>
+            <w:tcW w:type="dxa" w:w="1569"/>
+            <w:tcBorders>
+              <w:top w:val="single" w:color="999999" w:sz="4"/>
+              <w:left w:val="single" w:color="999999" w:sz="4"/>
+              <w:bottom w:val="single" w:color="999999" w:sz="4"/>
+              <w:right w:val="single" w:color="999999" w:sz="4"/>
+            </w:tcBorders>
+            <w:shd w:fill="EDEDED" w:color="auto" w:val="clear"/>
+            <w:tcMar>
+              <w:top w:type="dxa" w:w="60"/>
+              <w:left w:type="dxa" w:w="100"/>
+              <w:bottom w:type="dxa" w:w="60"/>
+              <w:right w:type="dxa" w:w="100"/>
+            </w:tcMar>
+          </w:tcPr>
+          <w:p>
+            <w:pPr>
+              <w:spacing w:line="280"/>
+            </w:pPr>
+            <w:r>
+              <w:rPr>
+                <w:b/>
+                <w:bCs/>
+                <w:color w:val="FF0000"/>
+                <w:sz w:val="19"/>
+                <w:szCs w:val="19"/>
+              </w:rPr>
+              <w:t xml:space="preserve">時期</w:t>
+            </w:r>
+          </w:p>
+        </w:tc>
+        <w:tc>
+          <w:tcPr>
+            <w:tcW w:type="dxa" w:w="1177"/>
+            <w:tcBorders>
+              <w:top w:val="single" w:color="999999" w:sz="4"/>
+              <w:left w:val="single" w:color="999999" w:sz="4"/>
+              <w:bottom w:val="single" w:color="999999" w:sz="4"/>
+              <w:right w:val="single" w:color="999999" w:sz="4"/>
+            </w:tcBorders>
+            <w:shd w:fill="EDEDED" w:color="auto" w:val="clear"/>
+            <w:tcMar>
+              <w:top w:type="dxa" w:w="60"/>
+              <w:left w:type="dxa" w:w="100"/>
+              <w:bottom w:type="dxa" w:w="60"/>
+              <w:right w:type="dxa" w:w="100"/>
+            </w:tcMar>
+          </w:tcPr>
+          <w:p>
+            <w:pPr>
+              <w:spacing w:line="280"/>
+            </w:pPr>
+            <w:r>
+              <w:rPr>
+                <w:b/>
+                <w:bCs/>
+                <w:color w:val="FF0000"/>
+                <w:sz w:val="19"/>
+                <w:szCs w:val="19"/>
+              </w:rPr>
+              <w:t xml:space="preserve">国</w:t>
+            </w:r>
+          </w:p>
+        </w:tc>
+        <w:tc>
+          <w:tcPr>
+            <w:tcW w:type="dxa" w:w="1831"/>
+            <w:tcBorders>
+              <w:top w:val="single" w:color="999999" w:sz="4"/>
+              <w:left w:val="single" w:color="999999" w:sz="4"/>
+              <w:bottom w:val="single" w:color="999999" w:sz="4"/>
+              <w:right w:val="single" w:color="999999" w:sz="4"/>
+            </w:tcBorders>
+            <w:shd w:fill="EDEDED" w:color="auto" w:val="clear"/>
+            <w:tcMar>
+              <w:top w:type="dxa" w:w="60"/>
+              <w:left w:type="dxa" w:w="100"/>
+              <w:bottom w:type="dxa" w:w="60"/>
+              <w:right w:type="dxa" w:w="100"/>
+            </w:tcMar>
+          </w:tcPr>
+          <w:p>
+            <w:pPr>
+              <w:spacing w:line="280"/>
+            </w:pPr>
+            <w:r>
+              <w:rPr>
+                <w:b/>
+                <w:bCs/>
+                <w:color w:val="FF0000"/>
+                <w:sz w:val="19"/>
+                <w:szCs w:val="19"/>
+              </w:rPr>
+              <w:t xml:space="preserve">期間・形態</w:t>
+            </w:r>
+          </w:p>
+        </w:tc>
+        <w:tc>
+          <w:tcPr>
+            <w:tcW w:type="dxa" w:w="3927"/>
+            <w:tcBorders>
+              <w:top w:val="single" w:color="999999" w:sz="4"/>
+              <w:left w:val="single" w:color="999999" w:sz="4"/>
+              <w:bottom w:val="single" w:color="999999" w:sz="4"/>
+              <w:right w:val="single" w:color="999999" w:sz="4"/>
+            </w:tcBorders>
+            <w:shd w:fill="EDEDED" w:color="auto" w:val="clear"/>
+            <w:tcMar>
+              <w:top w:type="dxa" w:w="60"/>
+              <w:left w:type="dxa" w:w="100"/>
+              <w:bottom w:type="dxa" w:w="60"/>
+              <w:right w:type="dxa" w:w="100"/>
+            </w:tcMar>
+          </w:tcPr>
+          <w:p>
+            <w:pPr>
+              <w:spacing w:line="280"/>
+            </w:pPr>
+            <w:r>
+              <w:rPr>
+                <w:b/>
+                <w:bCs/>
+                <w:color w:val="FF0000"/>
+                <w:sz w:val="19"/>
+                <w:szCs w:val="19"/>
+              </w:rPr>
+              <w:t xml:space="preserve">主な経験</w:t>
+            </w:r>
+          </w:p>
+        </w:tc>
+      </w:tr>
+      <w:tr>
+        <w:trPr>
+          <w:cantSplit/>
+        </w:trPr>
+        <w:tc>
+          <w:tcPr>
+            <w:tcW w:type="dxa" w:w="1569"/>
+            <w:tcBorders>
+              <w:top w:val="single" w:color="999999" w:sz="4"/>
+              <w:left w:val="single" w:color="999999" w:sz="4"/>
+              <w:bottom w:val="single" w:color="999999" w:sz="4"/>
+              <w:right w:val="single" w:color="999999" w:sz="4"/>
+            </w:tcBorders>
+            <w:tcMar>
+              <w:top w:type="dxa" w:w="60"/>
+              <w:left w:type="dxa" w:w="100"/>
+              <w:bottom w:type="dxa" w:w="60"/>
+              <w:right w:type="dxa" w:w="100"/>
+            </w:tcMar>
+          </w:tcPr>
+          <w:p>
+            <w:pPr>
+              <w:spacing w:line="280"/>
+            </w:pPr>
+            <w:r>
+              <w:rPr>
+                <w:color w:val="FF0000"/>
+                <w:sz w:val="19"/>
+                <w:szCs w:val="19"/>
+              </w:rPr>
+              <w:t xml:space="preserve">【記入】</w:t>
+            </w:r>
+          </w:p>
+        </w:tc>
+        <w:tc>
+          <w:tcPr>
+            <w:tcW w:type="dxa" w:w="1177"/>
+            <w:tcBorders>
+              <w:top w:val="single" w:color="999999" w:sz="4"/>
+              <w:left w:val="single" w:color="999999" w:sz="4"/>
+              <w:bottom w:val="single" w:color="999999" w:sz="4"/>
+              <w:right w:val="single" w:color="999999" w:sz="4"/>
+            </w:tcBorders>
+            <w:tcMar>
+              <w:top w:type="dxa" w:w="60"/>
+              <w:left w:type="dxa" w:w="100"/>
+              <w:bottom w:type="dxa" w:w="60"/>
+              <w:right w:type="dxa" w:w="100"/>
+            </w:tcMar>
+          </w:tcPr>
+          <w:p>
+            <w:pPr>
+              <w:spacing w:line="280"/>
+            </w:pPr>
+            <w:r>
+              <w:rPr>
+                <w:color w:val="FF0000"/>
+                <w:sz w:val="19"/>
+                <w:szCs w:val="19"/>
+              </w:rPr>
+              <w:t xml:space="preserve">カンボジア</w:t>
+            </w:r>
+          </w:p>
+        </w:tc>
+        <w:tc>
+          <w:tcPr>
+            <w:tcW w:type="dxa" w:w="1831"/>
+            <w:tcBorders>
+              <w:top w:val="single" w:color="999999" w:sz="4"/>
+              <w:left w:val="single" w:color="999999" w:sz="4"/>
+              <w:bottom w:val="single" w:color="999999" w:sz="4"/>
+              <w:right w:val="single" w:color="999999" w:sz="4"/>
+            </w:tcBorders>
+            <w:tcMar>
+              <w:top w:type="dxa" w:w="60"/>
+              <w:left w:type="dxa" w:w="100"/>
+              <w:bottom w:type="dxa" w:w="60"/>
+              <w:right w:type="dxa" w:w="100"/>
+            </w:tcMar>
+          </w:tcPr>
+          <w:p>
+            <w:pPr>
+              <w:spacing w:line="280"/>
+            </w:pPr>
+            <w:r>
+              <w:rPr>
+                <w:color w:val="FF0000"/>
+                <w:sz w:val="19"/>
+                <w:szCs w:val="19"/>
+              </w:rPr>
+              <w:t xml:space="preserve">【記入】</w:t>
+            </w:r>
+          </w:p>
+        </w:tc>
+        <w:tc>
+          <w:tcPr>
+            <w:tcW w:type="dxa" w:w="3927"/>
+            <w:tcBorders>
+              <w:top w:val="single" w:color="999999" w:sz="4"/>
+              <w:left w:val="single" w:color="999999" w:sz="4"/>
+              <w:bottom w:val="single" w:color="999999" w:sz="4"/>
+              <w:right w:val="single" w:color="999999" w:sz="4"/>
+            </w:tcBorders>
+            <w:tcMar>
+              <w:top w:type="dxa" w:w="60"/>
+              <w:left w:type="dxa" w:w="100"/>
+              <w:bottom w:type="dxa" w:w="60"/>
+              <w:right w:type="dxa" w:w="100"/>
+            </w:tcMar>
+          </w:tcPr>
+          <w:p>
+            <w:pPr>
+              <w:spacing w:line="280"/>
+            </w:pPr>
+            <w:r>
+              <w:rPr>
+                <w:color w:val="FF0000"/>
+                <w:sz w:val="19"/>
+                <w:szCs w:val="19"/>
+              </w:rPr>
+              <w:t xml:space="preserve">【記入】</w:t>
+            </w:r>
+          </w:p>
+        </w:tc>
+      </w:tr>
+      <w:tr>
+        <w:trPr>
+          <w:cantSplit/>
+        </w:trPr>
+        <w:tc>
+          <w:tcPr>
+            <w:tcW w:type="dxa" w:w="1569"/>
+            <w:tcBorders>
+              <w:top w:val="single" w:color="999999" w:sz="4"/>
+              <w:left w:val="single" w:color="999999" w:sz="4"/>
+              <w:bottom w:val="single" w:color="999999" w:sz="4"/>
+              <w:right w:val="single" w:color="999999" w:sz="4"/>
+            </w:tcBorders>
+            <w:tcMar>
+              <w:top w:type="dxa" w:w="60"/>
+              <w:left w:type="dxa" w:w="100"/>
+              <w:bottom w:type="dxa" w:w="60"/>
+              <w:right w:type="dxa" w:w="100"/>
+            </w:tcMar>
+          </w:tcPr>
+          <w:p>
+            <w:pPr>
+              <w:spacing w:line="280"/>
+            </w:pPr>
+            <w:r>
+              <w:rPr>
+                <w:color w:val="FF0000"/>
+                <w:sz w:val="19"/>
+                <w:szCs w:val="19"/>
+              </w:rPr>
+              <w:t xml:space="preserve">2019年5月〜2021年11月</w:t>
+            </w:r>
+          </w:p>
+        </w:tc>
+        <w:tc>
+          <w:tcPr>
+            <w:tcW w:type="dxa" w:w="1177"/>
+            <w:tcBorders>
+              <w:top w:val="single" w:color="999999" w:sz="4"/>
+              <w:left w:val="single" w:color="999999" w:sz="4"/>
+              <w:bottom w:val="single" w:color="999999" w:sz="4"/>
+              <w:right w:val="single" w:color="999999" w:sz="4"/>
+            </w:tcBorders>
+            <w:tcMar>
+              <w:top w:type="dxa" w:w="60"/>
+              <w:left w:type="dxa" w:w="100"/>
+              <w:bottom w:type="dxa" w:w="60"/>
+              <w:right w:type="dxa" w:w="100"/>
+            </w:tcMar>
+          </w:tcPr>
+          <w:p>
+            <w:pPr>
+              <w:spacing w:line="280"/>
+            </w:pPr>
+            <w:r>
+              <w:rPr>
+                <w:color w:val="FF0000"/>
+                <w:sz w:val="19"/>
+                <w:szCs w:val="19"/>
+              </w:rPr>
+              <w:t xml:space="preserve">フィジー</w:t>
+            </w:r>
+          </w:p>
+        </w:tc>
+        <w:tc>
+          <w:tcPr>
+            <w:tcW w:type="dxa" w:w="1831"/>
+            <w:tcBorders>
+              <w:top w:val="single" w:color="999999" w:sz="4"/>
+              <w:left w:val="single" w:color="999999" w:sz="4"/>
+              <w:bottom w:val="single" w:color="999999" w:sz="4"/>
+              <w:right w:val="single" w:color="999999" w:sz="4"/>
+            </w:tcBorders>
+            <w:tcMar>
+              <w:top w:type="dxa" w:w="60"/>
+              <w:left w:type="dxa" w:w="100"/>
+              <w:bottom w:type="dxa" w:w="60"/>
+              <w:right w:type="dxa" w:w="100"/>
+            </w:tcMar>
+          </w:tcPr>
+          <w:p>
+            <w:pPr>
+              <w:spacing w:line="280"/>
+            </w:pPr>
+            <w:r>
+              <w:rPr>
+                <w:color w:val="FF0000"/>
+                <w:sz w:val="19"/>
+                <w:szCs w:val="19"/>
+              </w:rPr>
+              <w:t xml:space="preserve">約2年半・交換留学（高校）</w:t>
+            </w:r>
+          </w:p>
+        </w:tc>
+        <w:tc>
+          <w:tcPr>
+            <w:tcW w:type="dxa" w:w="3927"/>
+            <w:tcBorders>
+              <w:top w:val="single" w:color="999999" w:sz="4"/>
+              <w:left w:val="single" w:color="999999" w:sz="4"/>
+              <w:bottom w:val="single" w:color="999999" w:sz="4"/>
+              <w:right w:val="single" w:color="999999" w:sz="4"/>
+            </w:tcBorders>
+            <w:tcMar>
+              <w:top w:type="dxa" w:w="60"/>
+              <w:left w:type="dxa" w:w="100"/>
+              <w:bottom w:type="dxa" w:w="60"/>
+              <w:right w:type="dxa" w:w="100"/>
+            </w:tcMar>
+          </w:tcPr>
+          <w:p>
+            <w:pPr>
+              <w:spacing w:line="280"/>
+            </w:pPr>
+            <w:r>
+              <w:rPr>
+                <w:color w:val="FF0000"/>
+                <w:sz w:val="19"/>
+                <w:szCs w:val="19"/>
+              </w:rPr>
+              <w:t xml:space="preserve">ホームステイ、コロナ禍のロックダウン</w:t>
+            </w:r>
+          </w:p>
+        </w:tc>
+      </w:tr>
+      <w:tr>
+        <w:trPr>
+          <w:cantSplit/>
+        </w:trPr>
+        <w:tc>
+          <w:tcPr>
+            <w:tcW w:type="dxa" w:w="1569"/>
+            <w:tcBorders>
+              <w:top w:val="single" w:color="999999" w:sz="4"/>
+              <w:left w:val="single" w:color="999999" w:sz="4"/>
+              <w:bottom w:val="single" w:color="999999" w:sz="4"/>
+              <w:right w:val="single" w:color="999999" w:sz="4"/>
+            </w:tcBorders>
+            <w:tcMar>
+              <w:top w:type="dxa" w:w="60"/>
+              <w:left w:type="dxa" w:w="100"/>
+              <w:bottom w:type="dxa" w:w="60"/>
+              <w:right w:type="dxa" w:w="100"/>
+            </w:tcMar>
+          </w:tcPr>
+          <w:p>
+            <w:pPr>
+              <w:spacing w:line="280"/>
+            </w:pPr>
+            <w:r>
+              <w:rPr>
+                <w:color w:val="FF0000"/>
+                <w:sz w:val="19"/>
+                <w:szCs w:val="19"/>
+              </w:rPr>
+              <w:t xml:space="preserve">【記入】</w:t>
+            </w:r>
+          </w:p>
+        </w:tc>
+        <w:tc>
+          <w:tcPr>
+            <w:tcW w:type="dxa" w:w="1177"/>
+            <w:tcBorders>
+              <w:top w:val="single" w:color="999999" w:sz="4"/>
+              <w:left w:val="single" w:color="999999" w:sz="4"/>
+              <w:bottom w:val="single" w:color="999999" w:sz="4"/>
+              <w:right w:val="single" w:color="999999" w:sz="4"/>
+            </w:tcBorders>
+            <w:tcMar>
+              <w:top w:type="dxa" w:w="60"/>
+              <w:left w:type="dxa" w:w="100"/>
+              <w:bottom w:type="dxa" w:w="60"/>
+              <w:right w:type="dxa" w:w="100"/>
+            </w:tcMar>
+          </w:tcPr>
+          <w:p>
+            <w:pPr>
+              <w:spacing w:line="280"/>
+            </w:pPr>
+            <w:r>
+              <w:rPr>
+                <w:color w:val="FF0000"/>
+                <w:sz w:val="19"/>
+                <w:szCs w:val="19"/>
+              </w:rPr>
+              <w:t xml:space="preserve">ベトナム</w:t>
+            </w:r>
+          </w:p>
+        </w:tc>
+        <w:tc>
+          <w:tcPr>
+            <w:tcW w:type="dxa" w:w="1831"/>
+            <w:tcBorders>
+              <w:top w:val="single" w:color="999999" w:sz="4"/>
+              <w:left w:val="single" w:color="999999" w:sz="4"/>
+              <w:bottom w:val="single" w:color="999999" w:sz="4"/>
+              <w:right w:val="single" w:color="999999" w:sz="4"/>
+            </w:tcBorders>
+            <w:tcMar>
+              <w:top w:type="dxa" w:w="60"/>
+              <w:left w:type="dxa" w:w="100"/>
+              <w:bottom w:type="dxa" w:w="60"/>
+              <w:right w:type="dxa" w:w="100"/>
+            </w:tcMar>
+          </w:tcPr>
+          <w:p>
+            <w:pPr>
+              <w:spacing w:line="280"/>
+            </w:pPr>
+            <w:r>
+              <w:rPr>
+                <w:color w:val="FF0000"/>
+                <w:sz w:val="19"/>
+                <w:szCs w:val="19"/>
+              </w:rPr>
+              <w:t xml:space="preserve">半年間・</w:t>
+            </w:r>
+            <w:r>
+              <w:rPr>
+                <w:color w:val="FF0000"/>
+                <w:sz w:val="19"/>
+                <w:szCs w:val="19"/>
+              </w:rPr>
+              <w:t xml:space="preserve">【記入】</w:t>
+            </w:r>
+          </w:p>
+        </w:tc>
+        <w:tc>
+          <w:tcPr>
+            <w:tcW w:type="dxa" w:w="3927"/>
+            <w:tcBorders>
+              <w:top w:val="single" w:color="999999" w:sz="4"/>
+              <w:left w:val="single" w:color="999999" w:sz="4"/>
+              <w:bottom w:val="single" w:color="999999" w:sz="4"/>
+              <w:right w:val="single" w:color="999999" w:sz="4"/>
+            </w:tcBorders>
+            <w:tcMar>
+              <w:top w:type="dxa" w:w="60"/>
+              <w:left w:type="dxa" w:w="100"/>
+              <w:bottom w:type="dxa" w:w="60"/>
+              <w:right w:type="dxa" w:w="100"/>
+            </w:tcMar>
+          </w:tcPr>
+          <w:p>
+            <w:pPr>
+              <w:spacing w:line="280"/>
+            </w:pPr>
+            <w:r>
+              <w:rPr>
+                <w:color w:val="FF0000"/>
+                <w:sz w:val="19"/>
+                <w:szCs w:val="19"/>
+              </w:rPr>
+              <w:t xml:space="preserve">【記入】</w:t>
+            </w:r>
+          </w:p>
+        </w:tc>
+      </w:tr>
+    </w:tbl>
+    <w:p>
+      <w:pPr>
+        <w:spacing w:after="120"/>
+      </w:pPr>
+    </w:p>
+    <w:p>
+      <w:pPr>
+        <w:spacing w:after="160" w:line="340"/>
+      </w:pPr>
+      <w:r>
+        <w:rPr>
+          <w:b/>
+          <w:bCs/>
+          <w:color w:val="FF0000"/>
+        </w:rPr>
+        <w:t xml:space="preserve">【記入：留学のターニングポイント（気持ちや考え方が大きく変わった出来事）を、日付とともに3〜5つ挙げる。例：「何とかなるマインド」に切り替えたとき、スパイスの配合を試したとき、コロナ禍のロックダウンなど】</w:t>
+      </w:r>
+    </w:p>
+    <w:p>
+      <w:pPr>
+        <w:keepNext/>
+        <w:spacing w:after="200" w:before="360"/>
+      </w:pPr>
+      <w:r>
+        <w:rPr>
+          <w:color w:val="FF0000"/>
+          <w:sz w:val="26"/>
+          <w:szCs w:val="26"/>
+        </w:rPr>
+        <w:t xml:space="preserve">8.2 カンボジア</w:t>
+      </w:r>
+    </w:p>
+    <w:p>
+      <w:pPr>
+        <w:spacing w:after="160" w:line="340"/>
+      </w:pPr>
+      <w:r>
+        <w:rPr>
+          <w:b/>
+          <w:bCs/>
+          <w:color w:val="FF0000"/>
+        </w:rPr>
+        <w:t xml:space="preserve">【記入：カンボジアでの経験（時期・期間・目的、初めてやったこと、戸惑ったこと、その後のフィジー留学につながったこと）】</w:t>
+      </w:r>
+    </w:p>
+    <w:p>
+      <w:pPr>
+        <w:keepNext/>
+        <w:spacing w:after="200" w:before="360"/>
+      </w:pPr>
+      <w:r>
+        <w:rPr>
+          <w:color w:val="FF0000"/>
+          <w:sz w:val="26"/>
+          <w:szCs w:val="26"/>
+        </w:rPr>
+        <w:t xml:space="preserve">8.3 フィジー</w:t>
       </w:r>
     </w:p>
     <w:p>
@@ -5460,7 +8013,7 @@
         <w:rPr>
           <w:color w:val="FF0000"/>
         </w:rPr>
-        <w:t xml:space="preserve">滞在中に初めてやったこと・知ったこと・感じたことは、全部で141項目あった（付録）。種類ごとに分けると次のようになる。</w:t>
+        <w:t xml:space="preserve">滞在中に初めてやったこと・知ったこと・感じたことは、全部で143項目あった（8.5）。種類ごとに分けると次のようになる。</w:t>
       </w:r>
     </w:p>
     <w:tbl>
@@ -5645,7 +8198,7 @@
                 <w:sz w:val="19"/>
                 <w:szCs w:val="19"/>
               </w:rPr>
-              <w:t xml:space="preserve">31</w:t>
+              <w:t xml:space="preserve">32</w:t>
             </w:r>
           </w:p>
         </w:tc>
@@ -5740,7 +8293,7 @@
                 <w:sz w:val="19"/>
                 <w:szCs w:val="19"/>
               </w:rPr>
-              <w:t xml:space="preserve">26</w:t>
+              <w:t xml:space="preserve">27</w:t>
             </w:r>
           </w:p>
         </w:tc>
@@ -6620,7 +9173,7 @@
           <w:sz w:val="26"/>
           <w:szCs w:val="26"/>
         </w:rPr>
-        <w:t xml:space="preserve">8.2 ベトナム</w:t>
+        <w:t xml:space="preserve">8.4 ベトナム</w:t>
       </w:r>
     </w:p>
     <w:p>
@@ -6639,15 +9192,15 @@
     <w:p>
       <w:pPr>
         <w:keepNext/>
-        <w:spacing w:after="280" w:before="480"/>
+        <w:spacing w:after="200" w:before="360"/>
       </w:pPr>
       <w:r>
         <w:rPr>
           <w:color w:val="FF0000"/>
-          <w:sz w:val="32"/>
-          <w:szCs w:val="32"/>
+          <w:sz w:val="26"/>
+          <w:szCs w:val="26"/>
         </w:rPr>
-        <w:t xml:space="preserve">付録　フィジーで初めてやったこと・知ったこと・感じたこと一覧</w:t>
+        <w:t xml:space="preserve">8.5 「文化を楽しむ力」につながったフィジーでの初めての経験</w:t>
       </w:r>
     </w:p>
     <w:p>
@@ -6658,7 +9211,7 @@
         <w:rPr>
           <w:color w:val="FF0000"/>
         </w:rPr>
-        <w:t xml:space="preserve">番号は筆者が作成した元のリストの番号であり、起きた順番ではない。「追加」は後から加えた項目。※は、つらかった・受け入れにくかったと考えられる経験。</w:t>
+        <w:t xml:space="preserve">筆者がフィジーで初めてやったこと・知ったこと・感じたことを、種類ごとにまとめる。番号は筆者が作成した元のリストの番号であり、起きた順番ではない。「追加」は後から加えた項目。※は、つらかった・受け入れにくかったと考えられる経験。</w:t>
       </w:r>
     </w:p>
     <w:p>
@@ -6671,7 +9224,7 @@
           <w:bCs/>
           <w:color w:val="FF0000"/>
         </w:rPr>
-        <w:t xml:space="preserve">食（31件）</w:t>
+        <w:t xml:space="preserve">食（32件）</w:t>
       </w:r>
     </w:p>
     <w:tbl>
@@ -9501,6 +12054,93 @@
           </w:p>
         </w:tc>
       </w:tr>
+      <w:tr>
+        <w:trPr>
+          <w:cantSplit/>
+        </w:trPr>
+        <w:tc>
+          <w:tcPr>
+            <w:tcW w:type="dxa" w:w="885"/>
+            <w:tcBorders>
+              <w:top w:val="single" w:color="999999" w:sz="4"/>
+              <w:left w:val="single" w:color="999999" w:sz="4"/>
+              <w:bottom w:val="single" w:color="999999" w:sz="4"/>
+              <w:right w:val="single" w:color="999999" w:sz="4"/>
+            </w:tcBorders>
+            <w:tcMar>
+              <w:top w:type="dxa" w:w="60"/>
+              <w:left w:type="dxa" w:w="100"/>
+              <w:bottom w:type="dxa" w:w="60"/>
+              <w:right w:type="dxa" w:w="100"/>
+            </w:tcMar>
+          </w:tcPr>
+          <w:p>
+            <w:pPr>
+              <w:spacing w:line="280"/>
+            </w:pPr>
+            <w:r>
+              <w:rPr>
+                <w:color w:val="FF0000"/>
+                <w:sz w:val="19"/>
+                <w:szCs w:val="19"/>
+              </w:rPr>
+              <w:t xml:space="preserve">追加</w:t>
+            </w:r>
+          </w:p>
+        </w:tc>
+        <w:tc>
+          <w:tcPr>
+            <w:tcW w:type="dxa" w:w="7086"/>
+            <w:tcBorders>
+              <w:top w:val="single" w:color="999999" w:sz="4"/>
+              <w:left w:val="single" w:color="999999" w:sz="4"/>
+              <w:bottom w:val="single" w:color="999999" w:sz="4"/>
+              <w:right w:val="single" w:color="999999" w:sz="4"/>
+            </w:tcBorders>
+            <w:tcMar>
+              <w:top w:type="dxa" w:w="60"/>
+              <w:left w:type="dxa" w:w="100"/>
+              <w:bottom w:type="dxa" w:w="60"/>
+              <w:right w:type="dxa" w:w="100"/>
+            </w:tcMar>
+          </w:tcPr>
+          <w:p>
+            <w:pPr>
+              <w:spacing w:line="280"/>
+            </w:pPr>
+            <w:r>
+              <w:rPr>
+                <w:color w:val="FF0000"/>
+                <w:sz w:val="19"/>
+                <w:szCs w:val="19"/>
+              </w:rPr>
+              <w:t xml:space="preserve">ディワリ（年に一度の行事）で、夜ご飯に甘いお菓子しか食べられなかったこと</w:t>
+            </w:r>
+          </w:p>
+        </w:tc>
+        <w:tc>
+          <w:tcPr>
+            <w:tcW w:type="dxa" w:w="533"/>
+            <w:tcBorders>
+              <w:top w:val="single" w:color="999999" w:sz="4"/>
+              <w:left w:val="single" w:color="999999" w:sz="4"/>
+              <w:bottom w:val="single" w:color="999999" w:sz="4"/>
+              <w:right w:val="single" w:color="999999" w:sz="4"/>
+            </w:tcBorders>
+            <w:tcMar>
+              <w:top w:type="dxa" w:w="60"/>
+              <w:left w:type="dxa" w:w="100"/>
+              <w:bottom w:type="dxa" w:w="60"/>
+              <w:right w:type="dxa" w:w="100"/>
+            </w:tcMar>
+          </w:tcPr>
+          <w:p>
+            <w:pPr>
+              <w:spacing w:line="280"/>
+            </w:pPr>
+          </w:p>
+        </w:tc>
+      </w:tr>
     </w:tbl>
     <w:p>
       <w:pPr>
@@ -9517,7 +12157,7 @@
           <w:bCs/>
           <w:color w:val="FF0000"/>
         </w:rPr>
-        <w:t xml:space="preserve">生活環境（26件）</w:t>
+        <w:t xml:space="preserve">生活環境（27件）</w:t>
       </w:r>
     </w:p>
     <w:tbl>
@@ -11918,6 +14558,101 @@
                 <w:szCs w:val="19"/>
               </w:rPr>
               <w:t xml:space="preserve">毎朝カエルの死体を見ていく通学路</w:t>
+            </w:r>
+          </w:p>
+        </w:tc>
+        <w:tc>
+          <w:tcPr>
+            <w:tcW w:type="dxa" w:w="533"/>
+            <w:tcBorders>
+              <w:top w:val="single" w:color="999999" w:sz="4"/>
+              <w:left w:val="single" w:color="999999" w:sz="4"/>
+              <w:bottom w:val="single" w:color="999999" w:sz="4"/>
+              <w:right w:val="single" w:color="999999" w:sz="4"/>
+            </w:tcBorders>
+            <w:tcMar>
+              <w:top w:type="dxa" w:w="60"/>
+              <w:left w:type="dxa" w:w="100"/>
+              <w:bottom w:type="dxa" w:w="60"/>
+              <w:right w:type="dxa" w:w="100"/>
+            </w:tcMar>
+          </w:tcPr>
+          <w:p>
+            <w:pPr>
+              <w:spacing w:line="280"/>
+            </w:pPr>
+            <w:r>
+              <w:rPr>
+                <w:color w:val="FF0000"/>
+                <w:sz w:val="19"/>
+                <w:szCs w:val="19"/>
+              </w:rPr>
+              <w:t xml:space="preserve">※</w:t>
+            </w:r>
+          </w:p>
+        </w:tc>
+      </w:tr>
+      <w:tr>
+        <w:trPr>
+          <w:cantSplit/>
+        </w:trPr>
+        <w:tc>
+          <w:tcPr>
+            <w:tcW w:type="dxa" w:w="885"/>
+            <w:tcBorders>
+              <w:top w:val="single" w:color="999999" w:sz="4"/>
+              <w:left w:val="single" w:color="999999" w:sz="4"/>
+              <w:bottom w:val="single" w:color="999999" w:sz="4"/>
+              <w:right w:val="single" w:color="999999" w:sz="4"/>
+            </w:tcBorders>
+            <w:tcMar>
+              <w:top w:type="dxa" w:w="60"/>
+              <w:left w:type="dxa" w:w="100"/>
+              <w:bottom w:type="dxa" w:w="60"/>
+              <w:right w:type="dxa" w:w="100"/>
+            </w:tcMar>
+          </w:tcPr>
+          <w:p>
+            <w:pPr>
+              <w:spacing w:line="280"/>
+            </w:pPr>
+            <w:r>
+              <w:rPr>
+                <w:color w:val="FF0000"/>
+                <w:sz w:val="19"/>
+                <w:szCs w:val="19"/>
+              </w:rPr>
+              <w:t xml:space="preserve">追加</w:t>
+            </w:r>
+          </w:p>
+        </w:tc>
+        <w:tc>
+          <w:tcPr>
+            <w:tcW w:type="dxa" w:w="7086"/>
+            <w:tcBorders>
+              <w:top w:val="single" w:color="999999" w:sz="4"/>
+              <w:left w:val="single" w:color="999999" w:sz="4"/>
+              <w:bottom w:val="single" w:color="999999" w:sz="4"/>
+              <w:right w:val="single" w:color="999999" w:sz="4"/>
+            </w:tcBorders>
+            <w:tcMar>
+              <w:top w:type="dxa" w:w="60"/>
+              <w:left w:type="dxa" w:w="100"/>
+              <w:bottom w:type="dxa" w:w="60"/>
+              <w:right w:type="dxa" w:w="100"/>
+            </w:tcMar>
+          </w:tcPr>
+          <w:p>
+            <w:pPr>
+              <w:spacing w:line="280"/>
+            </w:pPr>
+            <w:r>
+              <w:rPr>
+                <w:color w:val="FF0000"/>
+                <w:sz w:val="19"/>
+                <w:szCs w:val="19"/>
+              </w:rPr>
+              <w:t xml:space="preserve">ネズミと一緒に住むようになったこと</w:t>
             </w:r>
           </w:p>
         </w:tc>
@@ -20754,6 +23489,18 @@
       </w:pPr>
     </w:lvl>
   </w:abstractNum>
+  <w:abstractNum w:abstractNumId="5" w15:restartNumberingAfterBreak="0">
+    <w:multiLevelType w:val="hybridMultilevel"/>
+    <w:lvl w:ilvl="0" w15:tentative="1">
+      <w:start w:val="1"/>
+      <w:numFmt w:val="decimal"/>
+      <w:lvlText w:val="%1."/>
+      <w:lvlJc w:val="left"/>
+      <w:pPr>
+        <w:ind w:left="420" w:hanging="320"/>
+      </w:pPr>
+    </w:lvl>
+  </w:abstractNum>
   <w:num w:numId="1">
     <w:abstractNumId w:val="1"/>
     <w:lvlOverride w:ilvl="0">
@@ -20774,6 +23521,12 @@
   </w:num>
   <w:num w:numId="4">
     <w:abstractNumId w:val="4"/>
+    <w:lvlOverride w:ilvl="0">
+      <w:startOverride w:val="1"/>
+    </w:lvlOverride>
+  </w:num>
+  <w:num w:numId="5">
+    <w:abstractNumId w:val="5"/>
     <w:lvlOverride w:ilvl="0">
       <w:startOverride w:val="1"/>
     </w:lvlOverride>

--- a/output/卒論全文_最新版.docx
+++ b/output/卒論全文_最新版.docx
@@ -782,7 +782,7 @@
       <w:pPr>
         <w:spacing w:after="40" w:line="300"/>
       </w:pPr>
-      <w:hyperlink w:history="1" r:id="rId7rb11vfivds2wksaibyh2">
+      <w:hyperlink w:history="1" r:id="rIdea02z263dcy2t8hw2ypiw">
         <w:r>
           <w:rPr>
             <w:color w:val="0563C1"/>
@@ -804,7 +804,7 @@
       <w:pPr>
         <w:spacing w:after="40" w:line="300"/>
       </w:pPr>
-      <w:hyperlink w:history="1" r:id="rIdc1n-smz4ab1rpn4faqjnp">
+      <w:hyperlink w:history="1" r:id="rId1msgmkklnhuso7k0ofbtj">
         <w:r>
           <w:rPr>
             <w:color w:val="0563C1"/>
@@ -826,7 +826,7 @@
       <w:pPr>
         <w:spacing w:after="40" w:line="300"/>
       </w:pPr>
-      <w:hyperlink w:history="1" r:id="rIdwnubjhs6yuv2klbmdqy0p">
+      <w:hyperlink w:history="1" r:id="rIdfu1m1inon1umfldw5z5p8">
         <w:r>
           <w:rPr>
             <w:color w:val="0563C1"/>
@@ -2574,7 +2574,7 @@
       <w:pPr>
         <w:spacing w:after="40" w:line="300"/>
       </w:pPr>
-      <w:hyperlink w:history="1" r:id="rId-w5srl4d-rjey-xzwrwyp">
+      <w:hyperlink w:history="1" r:id="rId4sux1oage3jcr9wfix_5-">
         <w:r>
           <w:rPr>
             <w:color w:val="FF0000"/>
@@ -2592,22 +2592,14 @@
         <w:rPr>
           <w:color w:val="FF0000"/>
         </w:rPr>
-        <w:t xml:space="preserve">長井進（1988）「外国人交換留学高校生の適応過程」『心理学研究』59(1)。</w:t>
-      </w:r>
-      <w:r>
-        <w:rPr>
-          <w:b/>
-          <w:bCs/>
-          <w:color w:val="FF0000"/>
-        </w:rPr>
-        <w:t xml:space="preserve">【要確認：題名とページ】</w:t>
+        <w:t xml:space="preserve">長井進（1988）「外国人交換留学高校生の日本における適応過程」『心理学研究』59(1), 37-44.</w:t>
       </w:r>
     </w:p>
     <w:p>
       <w:pPr>
         <w:spacing w:after="40" w:line="300"/>
       </w:pPr>
-      <w:hyperlink w:history="1" r:id="rIdlmosbpeqradodfrvsps9a">
+      <w:hyperlink w:history="1" r:id="rIdu6yc4iqsbn0m4i6cphdyl">
         <w:r>
           <w:rPr>
             <w:color w:val="FF0000"/>
@@ -2627,20 +2619,12 @@
         </w:rPr>
         <w:t xml:space="preserve">佐々木・水野（国際交流基金の紀要）。Lysgaard（1955）のUカーブについて解説している。</w:t>
       </w:r>
-      <w:r>
-        <w:rPr>
-          <w:b/>
-          <w:bCs/>
-          <w:color w:val="FF0000"/>
-        </w:rPr>
-        <w:t xml:space="preserve">【要確認：著者名・題名・年】</w:t>
-      </w:r>
     </w:p>
     <w:p>
       <w:pPr>
         <w:spacing w:after="40" w:line="300"/>
       </w:pPr>
-      <w:hyperlink w:history="1" r:id="rIdjf93w1s9w3bdstlvrhlcc">
+      <w:hyperlink w:history="1" r:id="rIdtow6zravs1alp51v-bte5">
         <w:r>
           <w:rPr>
             <w:color w:val="FF0000"/>
@@ -2665,7 +2649,7 @@
       <w:pPr>
         <w:spacing w:after="40" w:line="300"/>
       </w:pPr>
-      <w:hyperlink w:history="1" r:id="rId_z2tave6ol5cbrqbsjm4k">
+      <w:hyperlink w:history="1" r:id="rIdfisgibnko8wqfqk5e13eh">
         <w:r>
           <w:rPr>
             <w:color w:val="FF0000"/>
@@ -3081,28 +3065,15 @@
       <w:pPr>
         <w:spacing w:after="40" w:line="300"/>
       </w:pPr>
-      <w:hyperlink w:history="1" r:id="rId_vvrzhakv1sla6hzcs_4z">
+      <w:hyperlink w:history="1" r:id="rIdyrr2e6-7gkuynbxkporyw">
         <w:r>
           <w:rPr>
             <w:color w:val="0563C1"/>
             <w:u w:val="single"/>
           </w:rPr>
-          <w:t xml:space="preserve">https://www.ritsumei.ac.jp/ir/isaru/assets/file/journal/22-2_08_Kimura.pd</w:t>
+          <w:t xml:space="preserve">https://www.ritsumei.ac.jp/ir/isaru/assets/file/journal/22-2_08_Kimura.pdf</w:t>
         </w:r>
       </w:hyperlink>
-    </w:p>
-    <w:p>
-      <w:pPr>
-        <w:spacing w:line="300"/>
-      </w:pPr>
-      <w:r>
-        <w:rPr>
-          <w:b/>
-          <w:bCs/>
-          <w:color w:val="FF0000"/>
-        </w:rPr>
-        <w:t xml:space="preserve">【要確認：URLの末尾が切れている（.pdf）。CiNiiで文献の実在を確認する】</w:t>
-      </w:r>
     </w:p>
     <w:p>
       <w:pPr>
@@ -3829,7 +3800,7 @@
       <w:pPr>
         <w:spacing w:after="40" w:line="300"/>
       </w:pPr>
-      <w:hyperlink w:history="1" r:id="rIdup4uzmzaz5otlx88io0su">
+      <w:hyperlink w:history="1" r:id="rIdcac7ttynosjvusfhisvyh">
         <w:r>
           <w:rPr>
             <w:color w:val="0563C1"/>
@@ -3851,7 +3822,7 @@
       <w:pPr>
         <w:spacing w:after="40" w:line="300"/>
       </w:pPr>
-      <w:hyperlink w:history="1" r:id="rIdnponl8fhgqgb0bje9cinn">
+      <w:hyperlink w:history="1" r:id="rId9kml1_emwdgn7nuo1pxa8">
         <w:r>
           <w:rPr>
             <w:color w:val="0563C1"/>
@@ -3873,7 +3844,7 @@
       <w:pPr>
         <w:spacing w:after="40" w:line="300"/>
       </w:pPr>
-      <w:hyperlink w:history="1" r:id="rIdvokwn6-o-87ik8spd38el">
+      <w:hyperlink w:history="1" r:id="rIdiyfmqxccy8g1rc9mfl7jw">
         <w:r>
           <w:rPr>
             <w:color w:val="0563C1"/>
@@ -3895,7 +3866,7 @@
       <w:pPr>
         <w:spacing w:after="40" w:line="300"/>
       </w:pPr>
-      <w:hyperlink w:history="1" r:id="rId-xjdmy8qq4ekprfsobtyn">
+      <w:hyperlink w:history="1" r:id="rIdknabzd7flb1rnt_yznp7h">
         <w:r>
           <w:rPr>
             <w:color w:val="0563C1"/>
@@ -3923,19 +3894,6 @@
     </w:p>
     <w:p>
       <w:pPr>
-        <w:spacing w:line="300"/>
-      </w:pPr>
-      <w:r>
-        <w:rPr>
-          <w:b/>
-          <w:bCs/>
-          <w:color w:val="FF0000"/>
-        </w:rPr>
-        <w:t xml:space="preserve">【要確認：宮本（2021）と川島（2018）は本文で引用していないので削除する。堀田（2016）・田村（2015）も、本文で使わないなら削除する】</w:t>
-      </w:r>
-    </w:p>
-    <w:p>
-      <w:pPr>
         <w:keepNext/>
         <w:spacing w:after="280" w:before="480"/>
       </w:pPr>
@@ -4138,19 +4096,6 @@
       </w:pPr>
       <w:r>
         <w:t xml:space="preserve">Hofstede, G., Hofstede, G. J., &amp; Minkov, M. (2010). Cultures and Organizations: Software of the Mind (3rd ed.). McGraw-Hill.</w:t>
-      </w:r>
-    </w:p>
-    <w:p>
-      <w:pPr>
-        <w:spacing w:line="300"/>
-      </w:pPr>
-      <w:r>
-        <w:rPr>
-          <w:b/>
-          <w:bCs/>
-          <w:color w:val="FF0000"/>
-        </w:rPr>
-        <w:t xml:space="preserve">【要確認：堀田佳男・田村理・川島直樹は実在を確認できていない文献なので削除する】</w:t>
       </w:r>
     </w:p>
     <w:p>
@@ -5423,7 +5368,7 @@
       <w:pPr>
         <w:spacing w:after="40" w:line="300"/>
       </w:pPr>
-      <w:hyperlink w:history="1" r:id="rId0k0gtzbh1xdpnxrutw-h_">
+      <w:hyperlink w:history="1" r:id="rId8-pduyrs5z_r4srmq9rmt">
         <w:r>
           <w:rPr>
             <w:color w:val="0563C1"/>
@@ -5445,7 +5390,7 @@
       <w:pPr>
         <w:spacing w:after="40" w:line="300"/>
       </w:pPr>
-      <w:hyperlink w:history="1" r:id="rId74ir-7xbv4tlfzd8cuf7c">
+      <w:hyperlink w:history="1" r:id="rIduhkz6h4yqecuqslbqn6rg">
         <w:r>
           <w:rPr>
             <w:color w:val="0563C1"/>
@@ -5467,7 +5412,7 @@
       <w:pPr>
         <w:spacing w:after="40" w:line="300"/>
       </w:pPr>
-      <w:hyperlink w:history="1" r:id="rIdd1oc20wzrgdhf3zxjo0qb">
+      <w:hyperlink w:history="1" r:id="rIdgrfjypqyyrclhjoav_vip">
         <w:r>
           <w:rPr>
             <w:color w:val="0563C1"/>
@@ -5476,19 +5421,6 @@
           <w:t xml:space="preserve">https://www.kwansei.ac.jp/research/pdf/matsui2018.pdf</w:t>
         </w:r>
       </w:hyperlink>
-    </w:p>
-    <w:p>
-      <w:pPr>
-        <w:spacing w:line="300"/>
-      </w:pPr>
-      <w:r>
-        <w:rPr>
-          <w:b/>
-          <w:bCs/>
-          <w:color w:val="FF0000"/>
-        </w:rPr>
-        <w:t xml:space="preserve">【要確認：この3文献は実在を確認できていない。確認できないものは削除する】</w:t>
-      </w:r>
     </w:p>
     <w:p>
       <w:pPr>

--- a/output/卒論全文_最新版.docx
+++ b/output/卒論全文_最新版.docx
@@ -782,7 +782,7 @@
       <w:pPr>
         <w:spacing w:after="40" w:line="300"/>
       </w:pPr>
-      <w:hyperlink w:history="1" r:id="rIdea02z263dcy2t8hw2ypiw">
+      <w:hyperlink w:history="1" r:id="rIdfgaoij-dje8nuscnl_qv7">
         <w:r>
           <w:rPr>
             <w:color w:val="0563C1"/>
@@ -804,7 +804,7 @@
       <w:pPr>
         <w:spacing w:after="40" w:line="300"/>
       </w:pPr>
-      <w:hyperlink w:history="1" r:id="rId1msgmkklnhuso7k0ofbtj">
+      <w:hyperlink w:history="1" r:id="rIdith7_jvnkmsgzpbqdw52z">
         <w:r>
           <w:rPr>
             <w:color w:val="0563C1"/>
@@ -826,7 +826,7 @@
       <w:pPr>
         <w:spacing w:after="40" w:line="300"/>
       </w:pPr>
-      <w:hyperlink w:history="1" r:id="rIdfu1m1inon1umfldw5z5p8">
+      <w:hyperlink w:history="1" r:id="rIde0acgngovzc62gsvg14tc">
         <w:r>
           <w:rPr>
             <w:color w:val="0563C1"/>
@@ -1135,15 +1135,7 @@
                 <w:sz w:val="19"/>
                 <w:szCs w:val="19"/>
               </w:rPr>
-              <w:t xml:space="preserve">2019年5月</w:t>
-            </w:r>
-            <w:r>
-              <w:rPr>
-                <w:color w:val="FF0000"/>
-                <w:sz w:val="19"/>
-                <w:szCs w:val="19"/>
-              </w:rPr>
-              <w:t xml:space="preserve">【記入：日】</w:t>
+              <w:t xml:space="preserve">2019年5月8日</w:t>
             </w:r>
           </w:p>
         </w:tc>
@@ -1173,7 +1165,7 @@
                 <w:sz w:val="19"/>
                 <w:szCs w:val="19"/>
               </w:rPr>
-              <w:t xml:space="preserve">ニュージーランド経由でフィジーに到着。初めて1人で飛行機に乗った</w:t>
+              <w:t xml:space="preserve">フィジー・エアウェイズの直行便で成田からナンディ国際空港に到着。初めて1人で飛行機に乗った</w:t>
             </w:r>
           </w:p>
         </w:tc>
@@ -2574,7 +2566,7 @@
       <w:pPr>
         <w:spacing w:after="40" w:line="300"/>
       </w:pPr>
-      <w:hyperlink w:history="1" r:id="rId4sux1oage3jcr9wfix_5-">
+      <w:hyperlink w:history="1" r:id="rIdgumjawi5koyrz_0efi7sb">
         <w:r>
           <w:rPr>
             <w:color w:val="FF0000"/>
@@ -2599,7 +2591,7 @@
       <w:pPr>
         <w:spacing w:after="40" w:line="300"/>
       </w:pPr>
-      <w:hyperlink w:history="1" r:id="rIdu6yc4iqsbn0m4i6cphdyl">
+      <w:hyperlink w:history="1" r:id="rIdzbhmcy_-2h1iqjybhhryc">
         <w:r>
           <w:rPr>
             <w:color w:val="FF0000"/>
@@ -2624,7 +2616,7 @@
       <w:pPr>
         <w:spacing w:after="40" w:line="300"/>
       </w:pPr>
-      <w:hyperlink w:history="1" r:id="rIdtow6zravs1alp51v-bte5">
+      <w:hyperlink w:history="1" r:id="rIdd-pdpalnylbypfdhiej9b">
         <w:r>
           <w:rPr>
             <w:color w:val="FF0000"/>
@@ -2649,7 +2641,7 @@
       <w:pPr>
         <w:spacing w:after="40" w:line="300"/>
       </w:pPr>
-      <w:hyperlink w:history="1" r:id="rIdfisgibnko8wqfqk5e13eh">
+      <w:hyperlink w:history="1" r:id="rIdf3nmawavhdjipuiiwuovv">
         <w:r>
           <w:rPr>
             <w:color w:val="FF0000"/>
@@ -3065,7 +3057,7 @@
       <w:pPr>
         <w:spacing w:after="40" w:line="300"/>
       </w:pPr>
-      <w:hyperlink w:history="1" r:id="rIdyrr2e6-7gkuynbxkporyw">
+      <w:hyperlink w:history="1" r:id="rIdmvutguc51s1howh-lzwn6">
         <w:r>
           <w:rPr>
             <w:color w:val="0563C1"/>
@@ -3800,7 +3792,7 @@
       <w:pPr>
         <w:spacing w:after="40" w:line="300"/>
       </w:pPr>
-      <w:hyperlink w:history="1" r:id="rIdcac7ttynosjvusfhisvyh">
+      <w:hyperlink w:history="1" r:id="rIddvxb0fjdeznasja5apt_p">
         <w:r>
           <w:rPr>
             <w:color w:val="0563C1"/>
@@ -3822,7 +3814,7 @@
       <w:pPr>
         <w:spacing w:after="40" w:line="300"/>
       </w:pPr>
-      <w:hyperlink w:history="1" r:id="rId9kml1_emwdgn7nuo1pxa8">
+      <w:hyperlink w:history="1" r:id="rIdcpcwk8fkzyw8eqxv3kmxp">
         <w:r>
           <w:rPr>
             <w:color w:val="0563C1"/>
@@ -3844,7 +3836,7 @@
       <w:pPr>
         <w:spacing w:after="40" w:line="300"/>
       </w:pPr>
-      <w:hyperlink w:history="1" r:id="rIdiyfmqxccy8g1rc9mfl7jw">
+      <w:hyperlink w:history="1" r:id="rId5e8ehiogrtaer0v11ot73">
         <w:r>
           <w:rPr>
             <w:color w:val="0563C1"/>
@@ -3866,7 +3858,7 @@
       <w:pPr>
         <w:spacing w:after="40" w:line="300"/>
       </w:pPr>
-      <w:hyperlink w:history="1" r:id="rIdknabzd7flb1rnt_yznp7h">
+      <w:hyperlink w:history="1" r:id="rIdfc8myozikerzeuvwovxr0">
         <w:r>
           <w:rPr>
             <w:color w:val="0563C1"/>
@@ -5368,7 +5360,7 @@
       <w:pPr>
         <w:spacing w:after="40" w:line="300"/>
       </w:pPr>
-      <w:hyperlink w:history="1" r:id="rId8-pduyrs5z_r4srmq9rmt">
+      <w:hyperlink w:history="1" r:id="rIdqdu1sa5kz5jvkd9h_kukt">
         <w:r>
           <w:rPr>
             <w:color w:val="0563C1"/>
@@ -5390,7 +5382,7 @@
       <w:pPr>
         <w:spacing w:after="40" w:line="300"/>
       </w:pPr>
-      <w:hyperlink w:history="1" r:id="rIduhkz6h4yqecuqslbqn6rg">
+      <w:hyperlink w:history="1" r:id="rIdtpfnouxhs7uhyle6hz_gx">
         <w:r>
           <w:rPr>
             <w:color w:val="0563C1"/>
@@ -5412,7 +5404,7 @@
       <w:pPr>
         <w:spacing w:after="40" w:line="300"/>
       </w:pPr>
-      <w:hyperlink w:history="1" r:id="rIdgrfjypqyyrclhjoav_vip">
+      <w:hyperlink w:history="1" r:id="rId6f7ekyit_lauci2xn7pph">
         <w:r>
           <w:rPr>
             <w:color w:val="0563C1"/>

--- a/output/卒論全文_最新版.docx
+++ b/output/卒論全文_最新版.docx
@@ -782,7 +782,7 @@
       <w:pPr>
         <w:spacing w:after="40" w:line="300"/>
       </w:pPr>
-      <w:hyperlink w:history="1" r:id="rIdfgaoij-dje8nuscnl_qv7">
+      <w:hyperlink w:history="1" r:id="rIdj1eysykv3xagshbwh1w3x">
         <w:r>
           <w:rPr>
             <w:color w:val="0563C1"/>
@@ -804,7 +804,7 @@
       <w:pPr>
         <w:spacing w:after="40" w:line="300"/>
       </w:pPr>
-      <w:hyperlink w:history="1" r:id="rIdith7_jvnkmsgzpbqdw52z">
+      <w:hyperlink w:history="1" r:id="rId0driprpo2woyrfq9sm2g-">
         <w:r>
           <w:rPr>
             <w:color w:val="0563C1"/>
@@ -826,7 +826,7 @@
       <w:pPr>
         <w:spacing w:after="40" w:line="300"/>
       </w:pPr>
-      <w:hyperlink w:history="1" r:id="rIde0acgngovzc62gsvg14tc">
+      <w:hyperlink w:history="1" r:id="rIdhwaahp2kpywvatm364v5b">
         <w:r>
           <w:rPr>
             <w:color w:val="0563C1"/>
@@ -1165,7 +1165,7 @@
                 <w:sz w:val="19"/>
                 <w:szCs w:val="19"/>
               </w:rPr>
-              <w:t xml:space="preserve">フィジー・エアウェイズの直行便で成田からナンディ国際空港に到着。初めて1人で飛行機に乗った</w:t>
+              <w:t xml:space="preserve">フィジー・エアウェイズの直行便で成田からナンディ国際空港に到着。初めて会う友人と一緒に向かった</w:t>
             </w:r>
           </w:p>
         </w:tc>
@@ -2566,7 +2566,7 @@
       <w:pPr>
         <w:spacing w:after="40" w:line="300"/>
       </w:pPr>
-      <w:hyperlink w:history="1" r:id="rIdgumjawi5koyrz_0efi7sb">
+      <w:hyperlink w:history="1" r:id="rIdnfgirzukj37kzwdnjkbpl">
         <w:r>
           <w:rPr>
             <w:color w:val="FF0000"/>
@@ -2591,7 +2591,7 @@
       <w:pPr>
         <w:spacing w:after="40" w:line="300"/>
       </w:pPr>
-      <w:hyperlink w:history="1" r:id="rIdzbhmcy_-2h1iqjybhhryc">
+      <w:hyperlink w:history="1" r:id="rIde5nycr4_pf0zvygaxq_jg">
         <w:r>
           <w:rPr>
             <w:color w:val="FF0000"/>
@@ -2616,7 +2616,7 @@
       <w:pPr>
         <w:spacing w:after="40" w:line="300"/>
       </w:pPr>
-      <w:hyperlink w:history="1" r:id="rIdd-pdpalnylbypfdhiej9b">
+      <w:hyperlink w:history="1" r:id="rIdoinlsj1kpf0swbvq7xwru">
         <w:r>
           <w:rPr>
             <w:color w:val="FF0000"/>
@@ -2641,7 +2641,7 @@
       <w:pPr>
         <w:spacing w:after="40" w:line="300"/>
       </w:pPr>
-      <w:hyperlink w:history="1" r:id="rIdf3nmawavhdjipuiiwuovv">
+      <w:hyperlink w:history="1" r:id="rIdxx-rqmfu0dqtequi4yomo">
         <w:r>
           <w:rPr>
             <w:color w:val="FF0000"/>
@@ -3057,7 +3057,7 @@
       <w:pPr>
         <w:spacing w:after="40" w:line="300"/>
       </w:pPr>
-      <w:hyperlink w:history="1" r:id="rIdmvutguc51s1howh-lzwn6">
+      <w:hyperlink w:history="1" r:id="rIdjoawduxkn07dzdxfo-0xs">
         <w:r>
           <w:rPr>
             <w:color w:val="0563C1"/>
@@ -3792,7 +3792,7 @@
       <w:pPr>
         <w:spacing w:after="40" w:line="300"/>
       </w:pPr>
-      <w:hyperlink w:history="1" r:id="rIddvxb0fjdeznasja5apt_p">
+      <w:hyperlink w:history="1" r:id="rIdip4fl0_yxzzxrt0p8mu3a">
         <w:r>
           <w:rPr>
             <w:color w:val="0563C1"/>
@@ -3814,7 +3814,7 @@
       <w:pPr>
         <w:spacing w:after="40" w:line="300"/>
       </w:pPr>
-      <w:hyperlink w:history="1" r:id="rIdcpcwk8fkzyw8eqxv3kmxp">
+      <w:hyperlink w:history="1" r:id="rId6mauj68ei2559_xsdyl7h">
         <w:r>
           <w:rPr>
             <w:color w:val="0563C1"/>
@@ -3836,7 +3836,7 @@
       <w:pPr>
         <w:spacing w:after="40" w:line="300"/>
       </w:pPr>
-      <w:hyperlink w:history="1" r:id="rId5e8ehiogrtaer0v11ot73">
+      <w:hyperlink w:history="1" r:id="rIddm3r0zvjjgfkkttthmx5p">
         <w:r>
           <w:rPr>
             <w:color w:val="0563C1"/>
@@ -3858,7 +3858,7 @@
       <w:pPr>
         <w:spacing w:after="40" w:line="300"/>
       </w:pPr>
-      <w:hyperlink w:history="1" r:id="rIdfc8myozikerzeuvwovxr0">
+      <w:hyperlink w:history="1" r:id="rIdsjawfmmhkpnpb96yiykiz">
         <w:r>
           <w:rPr>
             <w:color w:val="0563C1"/>
@@ -5360,7 +5360,7 @@
       <w:pPr>
         <w:spacing w:after="40" w:line="300"/>
       </w:pPr>
-      <w:hyperlink w:history="1" r:id="rIdqdu1sa5kz5jvkd9h_kukt">
+      <w:hyperlink w:history="1" r:id="rIdm72tcqerir95oe6fwtcn5">
         <w:r>
           <w:rPr>
             <w:color w:val="0563C1"/>
@@ -5382,7 +5382,7 @@
       <w:pPr>
         <w:spacing w:after="40" w:line="300"/>
       </w:pPr>
-      <w:hyperlink w:history="1" r:id="rIdtpfnouxhs7uhyle6hz_gx">
+      <w:hyperlink w:history="1" r:id="rIdiitbpd3jejbovgcungxzr">
         <w:r>
           <w:rPr>
             <w:color w:val="0563C1"/>
@@ -5404,7 +5404,7 @@
       <w:pPr>
         <w:spacing w:after="40" w:line="300"/>
       </w:pPr>
-      <w:hyperlink w:history="1" r:id="rId6f7ekyit_lauci2xn7pph">
+      <w:hyperlink w:history="1" r:id="rIdjxe57k0ropkls_bfne84l">
         <w:r>
           <w:rPr>
             <w:color w:val="0563C1"/>

--- a/output/卒論全文_最新版.docx
+++ b/output/卒論全文_最新版.docx
@@ -782,7 +782,7 @@
       <w:pPr>
         <w:spacing w:after="40" w:line="300"/>
       </w:pPr>
-      <w:hyperlink w:history="1" r:id="rIdj1eysykv3xagshbwh1w3x">
+      <w:hyperlink w:history="1" r:id="rIdtzi6ig1skatc2t_mszqn-">
         <w:r>
           <w:rPr>
             <w:color w:val="0563C1"/>
@@ -804,7 +804,7 @@
       <w:pPr>
         <w:spacing w:after="40" w:line="300"/>
       </w:pPr>
-      <w:hyperlink w:history="1" r:id="rId0driprpo2woyrfq9sm2g-">
+      <w:hyperlink w:history="1" r:id="rIdfr0xmt07m7h-tpwrymwer">
         <w:r>
           <w:rPr>
             <w:color w:val="0563C1"/>
@@ -826,7 +826,7 @@
       <w:pPr>
         <w:spacing w:after="40" w:line="300"/>
       </w:pPr>
-      <w:hyperlink w:history="1" r:id="rIdhwaahp2kpywvatm364v5b">
+      <w:hyperlink w:history="1" r:id="rIdp6_tem_j06n346zv91ngu">
         <w:r>
           <w:rPr>
             <w:color w:val="0563C1"/>
@@ -2413,7 +2413,7 @@
                 <w:sz w:val="19"/>
                 <w:szCs w:val="19"/>
               </w:rPr>
-              <w:t xml:space="preserve">帰国</w:t>
+              <w:t xml:space="preserve">シドニー経由で日本に帰国</w:t>
             </w:r>
           </w:p>
         </w:tc>
@@ -2566,7 +2566,7 @@
       <w:pPr>
         <w:spacing w:after="40" w:line="300"/>
       </w:pPr>
-      <w:hyperlink w:history="1" r:id="rIdnfgirzukj37kzwdnjkbpl">
+      <w:hyperlink w:history="1" r:id="rIdbndioheh9foqoqc3hqswz">
         <w:r>
           <w:rPr>
             <w:color w:val="FF0000"/>
@@ -2591,7 +2591,7 @@
       <w:pPr>
         <w:spacing w:after="40" w:line="300"/>
       </w:pPr>
-      <w:hyperlink w:history="1" r:id="rIde5nycr4_pf0zvygaxq_jg">
+      <w:hyperlink w:history="1" r:id="rIdnqmyl12lglb1etmghfxon">
         <w:r>
           <w:rPr>
             <w:color w:val="FF0000"/>
@@ -2616,7 +2616,7 @@
       <w:pPr>
         <w:spacing w:after="40" w:line="300"/>
       </w:pPr>
-      <w:hyperlink w:history="1" r:id="rIdoinlsj1kpf0swbvq7xwru">
+      <w:hyperlink w:history="1" r:id="rId3b6wme_lzturl1wuzgumq">
         <w:r>
           <w:rPr>
             <w:color w:val="FF0000"/>
@@ -2641,7 +2641,7 @@
       <w:pPr>
         <w:spacing w:after="40" w:line="300"/>
       </w:pPr>
-      <w:hyperlink w:history="1" r:id="rIdxx-rqmfu0dqtequi4yomo">
+      <w:hyperlink w:history="1" r:id="rIdm1g8a0nzrwbl4mulzpg1w">
         <w:r>
           <w:rPr>
             <w:color w:val="FF0000"/>
@@ -3057,7 +3057,7 @@
       <w:pPr>
         <w:spacing w:after="40" w:line="300"/>
       </w:pPr>
-      <w:hyperlink w:history="1" r:id="rIdjoawduxkn07dzdxfo-0xs">
+      <w:hyperlink w:history="1" r:id="rIdvt-lkt_cs6v_6phhmcgcu">
         <w:r>
           <w:rPr>
             <w:color w:val="0563C1"/>
@@ -3792,7 +3792,7 @@
       <w:pPr>
         <w:spacing w:after="40" w:line="300"/>
       </w:pPr>
-      <w:hyperlink w:history="1" r:id="rIdip4fl0_yxzzxrt0p8mu3a">
+      <w:hyperlink w:history="1" r:id="rId9hlxqhgefbucl41iyjogz">
         <w:r>
           <w:rPr>
             <w:color w:val="0563C1"/>
@@ -3814,7 +3814,7 @@
       <w:pPr>
         <w:spacing w:after="40" w:line="300"/>
       </w:pPr>
-      <w:hyperlink w:history="1" r:id="rId6mauj68ei2559_xsdyl7h">
+      <w:hyperlink w:history="1" r:id="rIduwqrrjgmdpwvgmxqthvqy">
         <w:r>
           <w:rPr>
             <w:color w:val="0563C1"/>
@@ -3836,7 +3836,7 @@
       <w:pPr>
         <w:spacing w:after="40" w:line="300"/>
       </w:pPr>
-      <w:hyperlink w:history="1" r:id="rIddm3r0zvjjgfkkttthmx5p">
+      <w:hyperlink w:history="1" r:id="rIduwb9-zjebyws8wdd-0clo">
         <w:r>
           <w:rPr>
             <w:color w:val="0563C1"/>
@@ -3858,7 +3858,7 @@
       <w:pPr>
         <w:spacing w:after="40" w:line="300"/>
       </w:pPr>
-      <w:hyperlink w:history="1" r:id="rIdsjawfmmhkpnpb96yiykiz">
+      <w:hyperlink w:history="1" r:id="rIdmof7cht7ulfxl8rp2qxww">
         <w:r>
           <w:rPr>
             <w:color w:val="0563C1"/>
@@ -5360,7 +5360,7 @@
       <w:pPr>
         <w:spacing w:after="40" w:line="300"/>
       </w:pPr>
-      <w:hyperlink w:history="1" r:id="rIdm72tcqerir95oe6fwtcn5">
+      <w:hyperlink w:history="1" r:id="rIdb67m3vxfjmb8ahdwtk9mw">
         <w:r>
           <w:rPr>
             <w:color w:val="0563C1"/>
@@ -5382,7 +5382,7 @@
       <w:pPr>
         <w:spacing w:after="40" w:line="300"/>
       </w:pPr>
-      <w:hyperlink w:history="1" r:id="rIdiitbpd3jejbovgcungxzr">
+      <w:hyperlink w:history="1" r:id="rIdulmx199rxsemnohz2dx-9">
         <w:r>
           <w:rPr>
             <w:color w:val="0563C1"/>
@@ -5404,7 +5404,7 @@
       <w:pPr>
         <w:spacing w:after="40" w:line="300"/>
       </w:pPr>
-      <w:hyperlink w:history="1" r:id="rIdjxe57k0ropkls_bfne84l">
+      <w:hyperlink w:history="1" r:id="rIds5kkorpbqayaigmwaoeox">
         <w:r>
           <w:rPr>
             <w:color w:val="0563C1"/>
@@ -21458,7 +21458,7 @@
                 <w:sz w:val="19"/>
                 <w:szCs w:val="19"/>
               </w:rPr>
-              <w:t xml:space="preserve">ニュージーランド経由で行ったこと</w:t>
+              <w:t xml:space="preserve">シドニー経由で帰国したこと</w:t>
             </w:r>
           </w:p>
         </w:tc>

--- a/output/卒論全文_最新版.docx
+++ b/output/卒論全文_最新版.docx
@@ -782,7 +782,7 @@
       <w:pPr>
         <w:spacing w:after="40" w:line="300"/>
       </w:pPr>
-      <w:hyperlink w:history="1" r:id="rIdtzi6ig1skatc2t_mszqn-">
+      <w:hyperlink w:history="1" r:id="rId-efcefoerxgupfuhz17pk">
         <w:r>
           <w:rPr>
             <w:color w:val="0563C1"/>
@@ -804,7 +804,7 @@
       <w:pPr>
         <w:spacing w:after="40" w:line="300"/>
       </w:pPr>
-      <w:hyperlink w:history="1" r:id="rIdfr0xmt07m7h-tpwrymwer">
+      <w:hyperlink w:history="1" r:id="rIdtusgji3g6zn4aoc6wmzjv">
         <w:r>
           <w:rPr>
             <w:color w:val="0563C1"/>
@@ -826,7 +826,7 @@
       <w:pPr>
         <w:spacing w:after="40" w:line="300"/>
       </w:pPr>
-      <w:hyperlink w:history="1" r:id="rIdp6_tem_j06n346zv91ngu">
+      <w:hyperlink w:history="1" r:id="rIdodzayeqf5enjwgc7gdp3x">
         <w:r>
           <w:rPr>
             <w:color w:val="0563C1"/>
@@ -861,7 +861,7 @@
         <w:rPr>
           <w:color w:val="FF0000"/>
         </w:rPr>
-        <w:t xml:space="preserve">約2年半（2019年5月〜2021年11月）</w:t>
+        <w:t xml:space="preserve">約2年4か月（2019年5月8日〜2021年8月28日）</w:t>
       </w:r>
       <w:r>
         <w:t xml:space="preserve">の交換留学を経験した。到着後は手でカレーを食べる習慣や、停電による冷水シャワー、宗教的理由で豚肉・牛肉が食べられない制限などに連続して直面し、当初は「乗り越えられない」と深い困惑を覚えた。ホストファミリーが飼っていた羊が解体されそのまま食卓に出てきた時は、強いカルチャーショックとして心に刻まれた。しかしある時点で「何とかなるマインド」に切り替え、異文化環境への主体的対応を試みた。現地学生とのコミュニケーションを重ねることで徐々に現地の文化や価値観になじんでいった。また、三食ともカレーが続き、飽きてしまいそうになったが、カレーを新たな視点で捉え直そうとスパイスの効能を教えてもらった。具体的にカルダモンの消化促進効果やターメリックの抗炎症作用、クミンの整腸作用などをホストファミリーに教えてもらい、自らも配合を試作することで「楽しさへの転換」を図った。これらのスパイス調合プロセスは、自作の「やったことリスト」に記録し、適応行動の可視化にも貢献した。このように、なにごとも「なんとかなる」、「何事も挑戦だ」と考え、自ら会話を重ね、やりたかったことを一つずつ実行し、「やったことリスト」に記録していく過程で困惑は徐々に薄れ、次第に楽しさが芽生えた。</w:t>
@@ -2375,15 +2375,7 @@
                 <w:sz w:val="19"/>
                 <w:szCs w:val="19"/>
               </w:rPr>
-              <w:t xml:space="preserve">2021年11月</w:t>
-            </w:r>
-            <w:r>
-              <w:rPr>
-                <w:color w:val="FF0000"/>
-                <w:sz w:val="19"/>
-                <w:szCs w:val="19"/>
-              </w:rPr>
-              <w:t xml:space="preserve">【記入：日】</w:t>
+              <w:t xml:space="preserve">2021年8月28日</w:t>
             </w:r>
           </w:p>
         </w:tc>
@@ -2566,7 +2558,7 @@
       <w:pPr>
         <w:spacing w:after="40" w:line="300"/>
       </w:pPr>
-      <w:hyperlink w:history="1" r:id="rIdbndioheh9foqoqc3hqswz">
+      <w:hyperlink w:history="1" r:id="rIdwcpigzyb4elgz-gvtfv-7">
         <w:r>
           <w:rPr>
             <w:color w:val="FF0000"/>
@@ -2591,7 +2583,7 @@
       <w:pPr>
         <w:spacing w:after="40" w:line="300"/>
       </w:pPr>
-      <w:hyperlink w:history="1" r:id="rIdnqmyl12lglb1etmghfxon">
+      <w:hyperlink w:history="1" r:id="rId8fac1u4bpni6jztyif80u">
         <w:r>
           <w:rPr>
             <w:color w:val="FF0000"/>
@@ -2616,7 +2608,7 @@
       <w:pPr>
         <w:spacing w:after="40" w:line="300"/>
       </w:pPr>
-      <w:hyperlink w:history="1" r:id="rId3b6wme_lzturl1wuzgumq">
+      <w:hyperlink w:history="1" r:id="rIdiuukoeue_crvooq6dr3i0">
         <w:r>
           <w:rPr>
             <w:color w:val="FF0000"/>
@@ -2641,7 +2633,7 @@
       <w:pPr>
         <w:spacing w:after="40" w:line="300"/>
       </w:pPr>
-      <w:hyperlink w:history="1" r:id="rIdm1g8a0nzrwbl4mulzpg1w">
+      <w:hyperlink w:history="1" r:id="rId8vyqsjxthzk_qtgulvp5w">
         <w:r>
           <w:rPr>
             <w:color w:val="FF0000"/>
@@ -3057,7 +3049,7 @@
       <w:pPr>
         <w:spacing w:after="40" w:line="300"/>
       </w:pPr>
-      <w:hyperlink w:history="1" r:id="rIdvt-lkt_cs6v_6phhmcgcu">
+      <w:hyperlink w:history="1" r:id="rId7ms1a1wbk6pos3lfexxho">
         <w:r>
           <w:rPr>
             <w:color w:val="0563C1"/>
@@ -3792,7 +3784,7 @@
       <w:pPr>
         <w:spacing w:after="40" w:line="300"/>
       </w:pPr>
-      <w:hyperlink w:history="1" r:id="rId9hlxqhgefbucl41iyjogz">
+      <w:hyperlink w:history="1" r:id="rIdrqvel0gur6wnhulsfjzpq">
         <w:r>
           <w:rPr>
             <w:color w:val="0563C1"/>
@@ -3814,7 +3806,7 @@
       <w:pPr>
         <w:spacing w:after="40" w:line="300"/>
       </w:pPr>
-      <w:hyperlink w:history="1" r:id="rIduwqrrjgmdpwvgmxqthvqy">
+      <w:hyperlink w:history="1" r:id="rIdyweyrgalyecc3cyvnsl7c">
         <w:r>
           <w:rPr>
             <w:color w:val="0563C1"/>
@@ -3836,7 +3828,7 @@
       <w:pPr>
         <w:spacing w:after="40" w:line="300"/>
       </w:pPr>
-      <w:hyperlink w:history="1" r:id="rIduwb9-zjebyws8wdd-0clo">
+      <w:hyperlink w:history="1" r:id="rIdv60ws7gusd8ziwttcja3q">
         <w:r>
           <w:rPr>
             <w:color w:val="0563C1"/>
@@ -3858,7 +3850,7 @@
       <w:pPr>
         <w:spacing w:after="40" w:line="300"/>
       </w:pPr>
-      <w:hyperlink w:history="1" r:id="rIdmof7cht7ulfxl8rp2qxww">
+      <w:hyperlink w:history="1" r:id="rIdjqzzsql9i-iunemmgfr2y">
         <w:r>
           <w:rPr>
             <w:color w:val="0563C1"/>
@@ -5360,7 +5352,7 @@
       <w:pPr>
         <w:spacing w:after="40" w:line="300"/>
       </w:pPr>
-      <w:hyperlink w:history="1" r:id="rIdb67m3vxfjmb8ahdwtk9mw">
+      <w:hyperlink w:history="1" r:id="rIdwnkk5jl5bqyclcskbh5sf">
         <w:r>
           <w:rPr>
             <w:color w:val="0563C1"/>
@@ -5382,7 +5374,7 @@
       <w:pPr>
         <w:spacing w:after="40" w:line="300"/>
       </w:pPr>
-      <w:hyperlink w:history="1" r:id="rIdulmx199rxsemnohz2dx-9">
+      <w:hyperlink w:history="1" r:id="rIdlai5ibdxaic9vhfgsb7jb">
         <w:r>
           <w:rPr>
             <w:color w:val="0563C1"/>
@@ -5404,7 +5396,7 @@
       <w:pPr>
         <w:spacing w:after="40" w:line="300"/>
       </w:pPr>
-      <w:hyperlink w:history="1" r:id="rIds5kkorpbqayaigmwaoeox">
+      <w:hyperlink w:history="1" r:id="rIdamxzoui7rey3hb_gzesh-">
         <w:r>
           <w:rPr>
             <w:color w:val="0563C1"/>
@@ -7630,7 +7622,7 @@
                 <w:sz w:val="19"/>
                 <w:szCs w:val="19"/>
               </w:rPr>
-              <w:t xml:space="preserve">2019年5月〜2021年11月</w:t>
+              <w:t xml:space="preserve">2019年5月〜2021年8月</w:t>
             </w:r>
           </w:p>
         </w:tc>
@@ -7690,7 +7682,7 @@
                 <w:sz w:val="19"/>
                 <w:szCs w:val="19"/>
               </w:rPr>
-              <w:t xml:space="preserve">約2年半・交換留学（高校）</w:t>
+              <w:t xml:space="preserve">約2年4か月・交換留学（高校）</w:t>
             </w:r>
           </w:p>
         </w:tc>
@@ -7926,7 +7918,7 @@
         <w:rPr>
           <w:color w:val="FF0000"/>
         </w:rPr>
-        <w:t xml:space="preserve">筆者は高校生のときに、2019年5月から2021年11月までの約2年半、フィジーで交換留学をした。2020年以降はコロナ禍と重なり、コロナ禍のロックダウンや2週間の隔離も経験した。</w:t>
+        <w:t xml:space="preserve">筆者は高校生のときに、2019年5月8日から2021年8月28日までの約2年4か月、フィジーで交換留学をした。2020年以降はコロナ禍と重なり、コロナ禍のロックダウンや2週間の隔離も経験した。</w:t>
       </w:r>
     </w:p>
     <w:p>

--- a/output/卒論全文_最新版.docx
+++ b/output/卒論全文_最新版.docx
@@ -782,7 +782,7 @@
       <w:pPr>
         <w:spacing w:after="40" w:line="300"/>
       </w:pPr>
-      <w:hyperlink w:history="1" r:id="rId-efcefoerxgupfuhz17pk">
+      <w:hyperlink w:history="1" r:id="rIdswv7cuaen_blqrz5pkuza">
         <w:r>
           <w:rPr>
             <w:color w:val="0563C1"/>
@@ -804,7 +804,7 @@
       <w:pPr>
         <w:spacing w:after="40" w:line="300"/>
       </w:pPr>
-      <w:hyperlink w:history="1" r:id="rIdtusgji3g6zn4aoc6wmzjv">
+      <w:hyperlink w:history="1" r:id="rIdmlgkkf1vrqskqep1znzp_">
         <w:r>
           <w:rPr>
             <w:color w:val="0563C1"/>
@@ -826,7 +826,7 @@
       <w:pPr>
         <w:spacing w:after="40" w:line="300"/>
       </w:pPr>
-      <w:hyperlink w:history="1" r:id="rIdodzayeqf5enjwgc7gdp3x">
+      <w:hyperlink w:history="1" r:id="rIdakwr0zrgtus6gh-nnfts3">
         <w:r>
           <w:rPr>
             <w:color w:val="0563C1"/>
@@ -864,7 +864,7 @@
         <w:t xml:space="preserve">約2年4か月（2019年5月8日〜2021年8月28日）</w:t>
       </w:r>
       <w:r>
-        <w:t xml:space="preserve">の交換留学を経験した。到着後は手でカレーを食べる習慣や、停電による冷水シャワー、宗教的理由で豚肉・牛肉が食べられない制限などに連続して直面し、当初は「乗り越えられない」と深い困惑を覚えた。ホストファミリーが飼っていた羊が解体されそのまま食卓に出てきた時は、強いカルチャーショックとして心に刻まれた。しかしある時点で「何とかなるマインド」に切り替え、異文化環境への主体的対応を試みた。現地学生とのコミュニケーションを重ねることで徐々に現地の文化や価値観になじんでいった。また、三食ともカレーが続き、飽きてしまいそうになったが、カレーを新たな視点で捉え直そうとスパイスの効能を教えてもらった。具体的にカルダモンの消化促進効果やターメリックの抗炎症作用、クミンの整腸作用などをホストファミリーに教えてもらい、自らも配合を試作することで「楽しさへの転換」を図った。これらのスパイス調合プロセスは、自作の「やったことリスト」に記録し、適応行動の可視化にも貢献した。このように、なにごとも「なんとかなる」、「何事も挑戦だ」と考え、自ら会話を重ね、やりたかったことを一つずつ実行し、「やったことリスト」に記録していく過程で困惑は徐々に薄れ、次第に楽しさが芽生えた。</w:t>
+        <w:t xml:space="preserve">の留学を経験した。到着後は手でカレーを食べる習慣や、停電による冷水シャワー、宗教的理由で豚肉・牛肉が食べられない制限などに連続して直面し、当初は「乗り越えられない」と深い困惑を覚えた。ホストファミリーが飼っていた羊が解体されそのまま食卓に出てきた時は、強いカルチャーショックとして心に刻まれた。しかしある時点で「何とかなるマインド」に切り替え、異文化環境への主体的対応を試みた。現地学生とのコミュニケーションを重ねることで徐々に現地の文化や価値観になじんでいった。また、三食ともカレーが続き、飽きてしまいそうになったが、カレーを新たな視点で捉え直そうとスパイスの効能を教えてもらった。具体的にカルダモンの消化促進効果やターメリックの抗炎症作用、クミンの整腸作用などをホストファミリーに教えてもらい、自らも配合を試作することで「楽しさへの転換」を図った。これらのスパイス調合プロセスは、自作の「やったことリスト」に記録し、適応行動の可視化にも貢献した。このように、なにごとも「なんとかなる」、「何事も挑戦だ」と考え、自ら会話を重ね、やりたかったことを一つずつ実行し、「やったことリスト」に記録していく過程で困惑は徐々に薄れ、次第に楽しさが芽生えた。</w:t>
       </w:r>
     </w:p>
     <w:p>
@@ -880,7 +880,16 @@
         <w:spacing w:after="160" w:line="340"/>
       </w:pPr>
       <w:r>
-        <w:t xml:space="preserve">さらに筆者は、フィジーに加えてベトナムでも半年間の留学を経験した。</w:t>
+        <w:t xml:space="preserve">さらに筆者は、フィジーに加えて</w:t>
+      </w:r>
+      <w:r>
+        <w:rPr>
+          <w:color w:val="FF0000"/>
+        </w:rPr>
+        <w:t xml:space="preserve">大学の協定校派遣留学として、ベトナムのホーチミンに</w:t>
+      </w:r>
+      <w:r>
+        <w:t xml:space="preserve">半年間留学した。</w:t>
       </w:r>
     </w:p>
     <w:p>
@@ -2558,7 +2567,7 @@
       <w:pPr>
         <w:spacing w:after="40" w:line="300"/>
       </w:pPr>
-      <w:hyperlink w:history="1" r:id="rIdwcpigzyb4elgz-gvtfv-7">
+      <w:hyperlink w:history="1" r:id="rIdpky6pr0cor2mv3ytrkcro">
         <w:r>
           <w:rPr>
             <w:color w:val="FF0000"/>
@@ -2583,7 +2592,7 @@
       <w:pPr>
         <w:spacing w:after="40" w:line="300"/>
       </w:pPr>
-      <w:hyperlink w:history="1" r:id="rId8fac1u4bpni6jztyif80u">
+      <w:hyperlink w:history="1" r:id="rIdta2ri0skcoacxuy4cbn70">
         <w:r>
           <w:rPr>
             <w:color w:val="FF0000"/>
@@ -2608,7 +2617,7 @@
       <w:pPr>
         <w:spacing w:after="40" w:line="300"/>
       </w:pPr>
-      <w:hyperlink w:history="1" r:id="rIdiuukoeue_crvooq6dr3i0">
+      <w:hyperlink w:history="1" r:id="rIdz6gnb7gdy6xub7hnbge4w">
         <w:r>
           <w:rPr>
             <w:color w:val="FF0000"/>
@@ -2633,7 +2642,7 @@
       <w:pPr>
         <w:spacing w:after="40" w:line="300"/>
       </w:pPr>
-      <w:hyperlink w:history="1" r:id="rId8vyqsjxthzk_qtgulvp5w">
+      <w:hyperlink w:history="1" r:id="rIdwncsju1o0qmx1qjssk4t7">
         <w:r>
           <w:rPr>
             <w:color w:val="FF0000"/>
@@ -3049,7 +3058,7 @@
       <w:pPr>
         <w:spacing w:after="40" w:line="300"/>
       </w:pPr>
-      <w:hyperlink w:history="1" r:id="rId7ms1a1wbk6pos3lfexxho">
+      <w:hyperlink w:history="1" r:id="rIdvekcvqbzsajxnxqi8wz9y">
         <w:r>
           <w:rPr>
             <w:color w:val="0563C1"/>
@@ -3784,7 +3793,7 @@
       <w:pPr>
         <w:spacing w:after="40" w:line="300"/>
       </w:pPr>
-      <w:hyperlink w:history="1" r:id="rIdrqvel0gur6wnhulsfjzpq">
+      <w:hyperlink w:history="1" r:id="rIdguig_deqxr0wofdpcnodv">
         <w:r>
           <w:rPr>
             <w:color w:val="0563C1"/>
@@ -3806,7 +3815,7 @@
       <w:pPr>
         <w:spacing w:after="40" w:line="300"/>
       </w:pPr>
-      <w:hyperlink w:history="1" r:id="rIdyweyrgalyecc3cyvnsl7c">
+      <w:hyperlink w:history="1" r:id="rIdb_gklaonmuk_dzlsil8ml">
         <w:r>
           <w:rPr>
             <w:color w:val="0563C1"/>
@@ -3828,7 +3837,7 @@
       <w:pPr>
         <w:spacing w:after="40" w:line="300"/>
       </w:pPr>
-      <w:hyperlink w:history="1" r:id="rIdv60ws7gusd8ziwttcja3q">
+      <w:hyperlink w:history="1" r:id="rIdqekxn-ah8i94f4nrguinb">
         <w:r>
           <w:rPr>
             <w:color w:val="0563C1"/>
@@ -3850,7 +3859,7 @@
       <w:pPr>
         <w:spacing w:after="40" w:line="300"/>
       </w:pPr>
-      <w:hyperlink w:history="1" r:id="rIdjqzzsql9i-iunemmgfr2y">
+      <w:hyperlink w:history="1" r:id="rIdtcdsrx62vd5wsjkhdclvf">
         <w:r>
           <w:rPr>
             <w:color w:val="0563C1"/>
@@ -5352,7 +5361,7 @@
       <w:pPr>
         <w:spacing w:after="40" w:line="300"/>
       </w:pPr>
-      <w:hyperlink w:history="1" r:id="rIdwnkk5jl5bqyclcskbh5sf">
+      <w:hyperlink w:history="1" r:id="rIddvkkjdpyyujmxhjdwn0nz">
         <w:r>
           <w:rPr>
             <w:color w:val="0563C1"/>
@@ -5374,7 +5383,7 @@
       <w:pPr>
         <w:spacing w:after="40" w:line="300"/>
       </w:pPr>
-      <w:hyperlink w:history="1" r:id="rIdlai5ibdxaic9vhfgsb7jb">
+      <w:hyperlink w:history="1" r:id="rIdmmejzw4odonqbfmyduwg0">
         <w:r>
           <w:rPr>
             <w:color w:val="0563C1"/>
@@ -5396,7 +5405,7 @@
       <w:pPr>
         <w:spacing w:after="40" w:line="300"/>
       </w:pPr>
-      <w:hyperlink w:history="1" r:id="rIdamxzoui7rey3hb_gzesh-">
+      <w:hyperlink w:history="1" r:id="rIdervoc-4wxylccfdm4phvr">
         <w:r>
           <w:rPr>
             <w:color w:val="0563C1"/>
@@ -7682,7 +7691,7 @@
                 <w:sz w:val="19"/>
                 <w:szCs w:val="19"/>
               </w:rPr>
-              <w:t xml:space="preserve">約2年4か月・交換留学（高校）</w:t>
+              <w:t xml:space="preserve">約2年4か月・留学（高校）</w:t>
             </w:r>
           </w:p>
         </w:tc>
@@ -7777,7 +7786,7 @@
                 <w:sz w:val="19"/>
                 <w:szCs w:val="19"/>
               </w:rPr>
-              <w:t xml:space="preserve">ベトナム</w:t>
+              <w:t xml:space="preserve">ベトナム（ホーチミン）</w:t>
             </w:r>
           </w:p>
         </w:tc>
@@ -7807,15 +7816,7 @@
                 <w:sz w:val="19"/>
                 <w:szCs w:val="19"/>
               </w:rPr>
-              <w:t xml:space="preserve">半年間・</w:t>
-            </w:r>
-            <w:r>
-              <w:rPr>
-                <w:color w:val="FF0000"/>
-                <w:sz w:val="19"/>
-                <w:szCs w:val="19"/>
-              </w:rPr>
-              <w:t xml:space="preserve">【記入】</w:t>
+              <w:t xml:space="preserve">半年間・協定校派遣留学（大学）</w:t>
             </w:r>
           </w:p>
         </w:tc>
@@ -7918,7 +7919,7 @@
         <w:rPr>
           <w:color w:val="FF0000"/>
         </w:rPr>
-        <w:t xml:space="preserve">筆者は高校生のときに、2019年5月8日から2021年8月28日までの約2年4か月、フィジーで交換留学をした。2020年以降はコロナ禍と重なり、コロナ禍のロックダウンや2週間の隔離も経験した。</w:t>
+        <w:t xml:space="preserve">筆者は高校生のときに、2019年5月8日から2021年8月28日までの約2年4か月、フィジーに留学した。2020年以降はコロナ禍と重なり、コロナ禍のロックダウンや2週間の隔離も経験した。</w:t>
       </w:r>
     </w:p>
     <w:p>
@@ -9090,6 +9091,17 @@
           <w:szCs w:val="26"/>
         </w:rPr>
         <w:t xml:space="preserve">8.4 ベトナム</w:t>
+      </w:r>
+    </w:p>
+    <w:p>
+      <w:pPr>
+        <w:spacing w:after="160" w:line="340"/>
+      </w:pPr>
+      <w:r>
+        <w:rPr>
+          <w:color w:val="FF0000"/>
+        </w:rPr>
+        <w:t xml:space="preserve">筆者は大学の協定校派遣留学として、ベトナムのホーチミンに半年間留学した。</w:t>
       </w:r>
     </w:p>
     <w:p>

--- a/output/卒論全文_最新版.docx
+++ b/output/卒論全文_最新版.docx
@@ -433,7 +433,7 @@
           <w:sz w:val="21"/>
           <w:szCs w:val="21"/>
         </w:rPr>
-        <w:t xml:space="preserve">4.3 調整期</w:t>
+        <w:t xml:space="preserve">4.3 回復期</w:t>
       </w:r>
     </w:p>
     <w:p>
@@ -782,7 +782,7 @@
       <w:pPr>
         <w:spacing w:after="40" w:line="300"/>
       </w:pPr>
-      <w:hyperlink w:history="1" r:id="rIdswv7cuaen_blqrz5pkuza">
+      <w:hyperlink w:history="1" r:id="rIdmsncvpmlahpv90dzovg8t">
         <w:r>
           <w:rPr>
             <w:color w:val="0563C1"/>
@@ -804,7 +804,7 @@
       <w:pPr>
         <w:spacing w:after="40" w:line="300"/>
       </w:pPr>
-      <w:hyperlink w:history="1" r:id="rIdmlgkkf1vrqskqep1znzp_">
+      <w:hyperlink w:history="1" r:id="rIdgj1k-j8jfqea8pbdtj6ob">
         <w:r>
           <w:rPr>
             <w:color w:val="0563C1"/>
@@ -826,7 +826,7 @@
       <w:pPr>
         <w:spacing w:after="40" w:line="300"/>
       </w:pPr>
-      <w:hyperlink w:history="1" r:id="rIdakwr0zrgtus6gh-nnfts3">
+      <w:hyperlink w:history="1" r:id="rId5jgrfguyca4vljg-on6kz">
         <w:r>
           <w:rPr>
             <w:color w:val="0563C1"/>
@@ -861,32 +861,41 @@
         <w:rPr>
           <w:color w:val="FF0000"/>
         </w:rPr>
-        <w:t xml:space="preserve">約2年4か月（2019年5月8日〜2021年8月28日）</w:t>
-      </w:r>
-      <w:r>
-        <w:t xml:space="preserve">の留学を経験した。到着後は手でカレーを食べる習慣や、停電による冷水シャワー、宗教的理由で豚肉・牛肉が食べられない制限などに連続して直面し、当初は「乗り越えられない」と深い困惑を覚えた。ホストファミリーが飼っていた羊が解体されそのまま食卓に出てきた時は、強いカルチャーショックとして心に刻まれた。しかしある時点で「何とかなるマインド」に切り替え、異文化環境への主体的対応を試みた。現地学生とのコミュニケーションを重ねることで徐々に現地の文化や価値観になじんでいった。また、三食ともカレーが続き、飽きてしまいそうになったが、カレーを新たな視点で捉え直そうとスパイスの効能を教えてもらった。具体的にカルダモンの消化促進効果やターメリックの抗炎症作用、クミンの整腸作用などをホストファミリーに教えてもらい、自らも配合を試作することで「楽しさへの転換」を図った。これらのスパイス調合プロセスは、自作の「やったことリスト」に記録し、適応行動の可視化にも貢献した。このように、なにごとも「なんとかなる」、「何事も挑戦だ」と考え、自ら会話を重ね、やりたかったことを一つずつ実行し、「やったことリスト」に記録していく過程で困惑は徐々に薄れ、次第に楽しさが芽生えた。</w:t>
-      </w:r>
-    </w:p>
-    <w:p>
-      <w:pPr>
-        <w:spacing w:after="160" w:line="340"/>
-      </w:pPr>
-      <w:r>
-        <w:t xml:space="preserve">以上の経験は、Uカーブ理論が示す異文化適応の各段階である「戸惑い→衝突→適応」を経て、さらにその先にある「楽しさへの転換」までを体験したものであり、異文化適応プロセスの実態を探究する必要性を筆者に強く意識させた。</w:t>
-      </w:r>
-    </w:p>
-    <w:p>
-      <w:pPr>
-        <w:spacing w:after="160" w:line="340"/>
-      </w:pPr>
-      <w:r>
-        <w:t xml:space="preserve">さらに筆者は、フィジーに加えて</w:t>
+        <w:t xml:space="preserve">約2年4ヶ月間（2019年5月8日〜2021年11月26日）</w:t>
+      </w:r>
+      <w:r>
+        <w:t xml:space="preserve">の留学を経験した。</w:t>
       </w:r>
       <w:r>
         <w:rPr>
           <w:color w:val="FF0000"/>
         </w:rPr>
-        <w:t xml:space="preserve">大学の協定校派遣留学として、ベトナムのホーチミンに</w:t>
+        <w:t xml:space="preserve">留学中、</w:t>
+      </w:r>
+      <w:r>
+        <w:t xml:space="preserve">手でカレーを食べる習慣や、停電による冷水シャワー、宗教的理由で豚肉・牛肉が食べられない制限などに連続して直面し、当初は「乗り越えられない」と深い困惑を覚えた。ホストファミリーが飼っていた羊が解体されそのまま食卓に出てきた時は、強いカルチャーショックとして心に刻まれた。しかしある時点で「何とかなるマインド」に切り替え、異文化環境への主体的対応を試みた。現地学生とのコミュニケーションを重ねることで徐々に現地の文化や価値観になじんでいった。また、三食ともカレーが続き、飽きてしまいそうになったが、カレーを新たな視点で捉え直そうとスパイスの効能を教えてもらった。具体的にカルダモンの消化促進効果やターメリックの抗炎症作用、クミンの整腸作用などをホストファミリーに教えてもらい、自らも配合を試作することで「楽しさへの転換」を図った。これらのスパイス調合プロセスは、自作の「やったことリスト」に記録し、適応行動の可視化にも貢献した。このように、なにごとも「なんとかなる」、「何事も挑戦だ」と考え、自ら会話を重ね、やりたかったことを一つずつ実行し、「やったことリスト」に記録していく過程で困惑は徐々に薄れ、次第に楽しさが芽生えた。</w:t>
+      </w:r>
+    </w:p>
+    <w:p>
+      <w:pPr>
+        <w:spacing w:after="160" w:line="340"/>
+      </w:pPr>
+      <w:r>
+        <w:t xml:space="preserve">以上の経験は、Uカーブ理論が示す異文化適応の各段階である「戸惑い→衝突→適応」を経て、さらにその先にある「楽しさへの転換」までを体験したものであり、異文化適応プロセスの実態を探究する必要性を筆者に強く意識させた。</w:t>
+      </w:r>
+    </w:p>
+    <w:p>
+      <w:pPr>
+        <w:spacing w:after="160" w:line="340"/>
+      </w:pPr>
+      <w:r>
+        <w:t xml:space="preserve">さらに</w:t>
+      </w:r>
+      <w:r>
+        <w:rPr>
+          <w:color w:val="FF0000"/>
+        </w:rPr>
+        <w:t xml:space="preserve">フィジー留学に加えて大学の協定校派遣留学として、ベトナムのホーチミンに</w:t>
       </w:r>
       <w:r>
         <w:t xml:space="preserve">半年間留学した。</w:t>
@@ -1174,7 +1183,7 @@
                 <w:sz w:val="19"/>
                 <w:szCs w:val="19"/>
               </w:rPr>
-              <w:t xml:space="preserve">フィジー・エアウェイズの直行便で成田からナンディ国際空港に到着。初めて会う友人と一緒に向かった</w:t>
+              <w:t xml:space="preserve">フィジー・エアウェイズの直行便で成田からナンディ国際空港に到着。初めて会う友人と一緒に向かった。</w:t>
             </w:r>
           </w:p>
         </w:tc>
@@ -1234,7 +1243,7 @@
                 <w:sz w:val="19"/>
                 <w:szCs w:val="19"/>
               </w:rPr>
-              <w:t xml:space="preserve">【記入】</w:t>
+              <w:t xml:space="preserve">全てが未知の世界でワクワクしていた。</w:t>
             </w:r>
           </w:p>
         </w:tc>
@@ -1979,7 +1988,7 @@
                 <w:sz w:val="19"/>
                 <w:szCs w:val="19"/>
               </w:rPr>
-              <w:t xml:space="preserve">調整期 → 楽しむ段階</w:t>
+              <w:t xml:space="preserve">回復期 → 楽しむ段階</w:t>
             </w:r>
           </w:p>
         </w:tc>
@@ -2567,7 +2576,7 @@
       <w:pPr>
         <w:spacing w:after="40" w:line="300"/>
       </w:pPr>
-      <w:hyperlink w:history="1" r:id="rIdpky6pr0cor2mv3ytrkcro">
+      <w:hyperlink w:history="1" r:id="rIdqddsatsib3ubor69wuaho">
         <w:r>
           <w:rPr>
             <w:color w:val="FF0000"/>
@@ -2592,7 +2601,7 @@
       <w:pPr>
         <w:spacing w:after="40" w:line="300"/>
       </w:pPr>
-      <w:hyperlink w:history="1" r:id="rIdta2ri0skcoacxuy4cbn70">
+      <w:hyperlink w:history="1" r:id="rIdqol0fcfg0utuwmlyyxkrn">
         <w:r>
           <w:rPr>
             <w:color w:val="FF0000"/>
@@ -2617,7 +2626,7 @@
       <w:pPr>
         <w:spacing w:after="40" w:line="300"/>
       </w:pPr>
-      <w:hyperlink w:history="1" r:id="rIdz6gnb7gdy6xub7hnbge4w">
+      <w:hyperlink w:history="1" r:id="rIdsllrtwuv-zyzadradcjba">
         <w:r>
           <w:rPr>
             <w:color w:val="FF0000"/>
@@ -2642,7 +2651,7 @@
       <w:pPr>
         <w:spacing w:after="40" w:line="300"/>
       </w:pPr>
-      <w:hyperlink w:history="1" r:id="rIdwncsju1o0qmx1qjssk4t7">
+      <w:hyperlink w:history="1" r:id="rIdzgfd8aekxqoje1osujjqz">
         <w:r>
           <w:rPr>
             <w:color w:val="FF0000"/>
@@ -3058,7 +3067,7 @@
       <w:pPr>
         <w:spacing w:after="40" w:line="300"/>
       </w:pPr>
-      <w:hyperlink w:history="1" r:id="rIdvekcvqbzsajxnxqi8wz9y">
+      <w:hyperlink w:history="1" r:id="rIdujsjtlmevwdjagn-4ma9m">
         <w:r>
           <w:rPr>
             <w:color w:val="0563C1"/>
@@ -3123,19 +3132,6 @@
       </w:r>
       <w:r>
         <w:t xml:space="preserve">（Lysgaard 1955）の U カーブモデルは、異文化に適応する時の気持ちが「ハネムーン期」「ショック期」「回復期」「適応期」の４段階をたどり、グラフにすると U 字型になるという理論である。1955年、ノルウェーの留学生の調査のものに示されたもので、適応過程が直線的でなく、最初に気持ちが盛り上がった後一度落ち込み、徐々に回復する点が特徴である。具体的には、最初は新しい文化への好奇心や期待が強いが、やがて文化的違いに直面して戸惑いや否定的感情が強まる「ショック期」に移行する。その後、現地文化への理解や語学力の向上、社会的なつながり、人のつながりの形成により「回復期」を経て、最終的に「適応期」となる。ただし、すべての適応経験が U 字型になるわけではなく、現代の留学生は事前情報の取得などにより「ショック期」が緩和される場合もある。また、文化や個人差によって W 字型や逆 U 字型になることも報告されている。本研究ではこのモデルを仮説的枠組みとしつつ、実際の経験談から適応プロセスの多様性を明らかにすることを目指す。</w:t>
-      </w:r>
-    </w:p>
-    <w:p>
-      <w:pPr>
-        <w:spacing w:after="160" w:line="340"/>
-      </w:pPr>
-      <w:r>
-        <w:rPr>
-          <w:b/>
-          <w:bCs/>
-          <w:color w:val="FF0000"/>
-        </w:rPr>
-        <w:t xml:space="preserve">【要確認：4章では「回復期」を「調整期」と呼んでいるので、どちらかに統一する】</w:t>
       </w:r>
     </w:p>
     <w:p>
@@ -3793,7 +3789,7 @@
       <w:pPr>
         <w:spacing w:after="40" w:line="300"/>
       </w:pPr>
-      <w:hyperlink w:history="1" r:id="rIdguig_deqxr0wofdpcnodv">
+      <w:hyperlink w:history="1" r:id="rIdujebx3cc7josz1kc5titl">
         <w:r>
           <w:rPr>
             <w:color w:val="0563C1"/>
@@ -3815,7 +3811,7 @@
       <w:pPr>
         <w:spacing w:after="40" w:line="300"/>
       </w:pPr>
-      <w:hyperlink w:history="1" r:id="rIdb_gklaonmuk_dzlsil8ml">
+      <w:hyperlink w:history="1" r:id="rIddrcwfdobxyw6qc1u75wmw">
         <w:r>
           <w:rPr>
             <w:color w:val="0563C1"/>
@@ -3837,7 +3833,7 @@
       <w:pPr>
         <w:spacing w:after="40" w:line="300"/>
       </w:pPr>
-      <w:hyperlink w:history="1" r:id="rIdqekxn-ah8i94f4nrguinb">
+      <w:hyperlink w:history="1" r:id="rIdpb1ovaszpxtl6tsyack1w">
         <w:r>
           <w:rPr>
             <w:color w:val="0563C1"/>
@@ -3859,7 +3855,7 @@
       <w:pPr>
         <w:spacing w:after="40" w:line="300"/>
       </w:pPr>
-      <w:hyperlink w:history="1" r:id="rIdtcdsrx62vd5wsjkhdclvf">
+      <w:hyperlink w:history="1" r:id="rIdu1dwsg-uyer1fbdnpsaer">
         <w:r>
           <w:rPr>
             <w:color w:val="0563C1"/>
@@ -3953,7 +3949,15 @@
           <w:sz w:val="26"/>
           <w:szCs w:val="26"/>
         </w:rPr>
-        <w:t xml:space="preserve">4.3 調整期</w:t>
+        <w:t xml:space="preserve">4.3 </w:t>
+      </w:r>
+      <w:r>
+        <w:rPr>
+          <w:color w:val="595959"/>
+          <w:sz w:val="26"/>
+          <w:szCs w:val="26"/>
+        </w:rPr>
+        <w:t xml:space="preserve">回復期</w:t>
       </w:r>
     </w:p>
     <w:p>
@@ -3961,7 +3965,13 @@
         <w:spacing w:after="160" w:line="340"/>
       </w:pPr>
       <w:r>
-        <w:t xml:space="preserve">調整期に入ると文化の違いを徐々に理解しはじめ、それまでの戸惑いや追い込み、不安から回復しようと様々な行動工夫が現れる。この段階では語学力の向上や現地の習慣の理解、失敗した経験の共有が適応の助けとなり、考え方の面でも「違うことは必ずしも悪いことではない」という認識が生まれる。行動面には、現地の新たなルールや人間関係に合わせて自分の行動が試みられ、自分なりの工夫が形成される。例えば、現地のジョークを理解する努力や、沈黙の意味を考え直したりするなどの受け入れる工夫が見られる。ホール（Hall 1976）が示したように、沈黙の意味は文化によって異なり、コミュニケーションの障害になることがある。例えば日本では、沈黙が相手への気遣いや同意を表す場合がある。しかし、自分の意見をはっきり言うことが求められる文化では、黙っていると無関心や反対の意思と受け取られることがある。こうした違いを知らないままでいると、すれ違いや誤解が生まれやすい。つまり、「自分の当たり前は人の当たり前ではない」と言うことを気づくことが、異文化に適応していくための一歩になると言える。この気づきは、本研究が注目する、ものの見方や考え方の変化（認知的変化）にあたる。</w:t>
+        <w:rPr>
+          <w:color w:val="FF0000"/>
+        </w:rPr>
+        <w:t xml:space="preserve">回復期</w:t>
+      </w:r>
+      <w:r>
+        <w:t xml:space="preserve">に入ると文化の違いを徐々に理解しはじめ、それまでの戸惑いや追い込み、不安から回復しようと様々な行動工夫が現れる。この段階では語学力の向上や現地の習慣の理解、失敗した経験の共有が適応の助けとなり、考え方の面でも「違うことは必ずしも悪いことではない」という認識が生まれる。行動面には、現地の新たなルールや人間関係に合わせて自分の行動が試みられ、自分なりの工夫が形成される。例えば、現地のジョークを理解する努力や、沈黙の意味を考え直したりするなどの受け入れる工夫が見られる。ホール（Hall 1976）が示したように、沈黙の意味は文化によって異なり、コミュニケーションの障害になることがある。例えば日本では、沈黙が相手への気遣いや同意を表す場合がある。しかし、自分の意見をはっきり言うことが求められる文化では、黙っていると無関心や反対の意思と受け取られることがある。こうした違いを知らないままでいると、すれ違いや誤解が生まれやすい。つまり、「自分の当たり前は人の当たり前ではない」と言うことを気づくことが、異文化に適応していくための一歩になると言える。この気づきは、本研究が注目する、ものの見方や考え方の変化（認知的変化）にあたる。</w:t>
       </w:r>
     </w:p>
     <w:p>
@@ -4167,7 +4177,16 @@
         <w:spacing w:after="160" w:line="340"/>
       </w:pPr>
       <w:r>
-        <w:t xml:space="preserve">異文化適応の４段階モデルの中で、コンテクストの違いによる摩擦がどの時期にどのように、現れるかを整理すると、各段階ごとに特徴的なパターンが見られる。まずハネムーン期には、「違い」に気づきながらも好奇心が勝り、深刻な摩擦は感じにくい。しかしショック期に入ると、「何でわかってもらえないのか」「どうしてはっきり言う必要があるのか」といった不安や怒りが表に出て、コンテクスト差の違いが感情的な衝突として表面化する。その後の調整期では、「こういう時は意見を述べるのが当たり前なのだ」「この沈黙には意味があるのか」など、異文化のルールを意識的に学び直す姿勢が生まれる。適応期になると、コンテクストの違いを前提として、柔軟な振る舞いができるようになり、「日本と同じやり方にこだわる必要はない」と考えられるようになる。ホール（Hall 1976）の理論に踏まえると、コンテクストの違いを気づき、それに合わせて行動や表現を調整できることが異文化適応の重要な要素である」と述べている。このことは、2章で論じた「行動的工夫」や「文化を楽しむ力」が、段階ごとのコンテクスト摩擦の乗り越えを通じて生まれることを示している。</w:t>
+        <w:t xml:space="preserve">異文化適応の４段階モデルの中で、コンテクストの違いによる摩擦がどの時期にどのように、現れるかを整理すると、各段階ごとに特徴的なパターンが見られる。まずハネムーン期には、「違い」に気づきながらも好奇心が勝り、深刻な摩擦は感じにくい。しかしショック期に入ると、「何でわかってもらえないのか」「どうしてはっきり言う必要があるのか」といった不安や怒りが表に出て、コンテクスト差の違いが感情的な衝突として表面化する。その後の</w:t>
+      </w:r>
+      <w:r>
+        <w:rPr>
+          <w:color w:val="FF0000"/>
+        </w:rPr>
+        <w:t xml:space="preserve">回復期</w:t>
+      </w:r>
+      <w:r>
+        <w:t xml:space="preserve">では、「こういう時は意見を述べるのが当たり前なのだ」「この沈黙には意味があるのか」など、異文化のルールを意識的に学び直す姿勢が生まれる。適応期になると、コンテクストの違いを前提として、柔軟な振る舞いができるようになり、「日本と同じやり方にこだわる必要はない」と考えられるようになる。ホール（Hall 1976）の理論に踏まえると、コンテクストの違いを気づき、それに合わせて行動や表現を調整できることが異文化適応の重要な要素である」と述べている。このことは、2章で論じた「行動的工夫」や「文化を楽しむ力」が、段階ごとのコンテクスト摩擦の乗り越えを通じて生まれることを示している。</w:t>
       </w:r>
     </w:p>
     <w:p>
@@ -4202,7 +4221,16 @@
         <w:spacing w:after="160" w:line="340"/>
       </w:pPr>
       <w:r>
-        <w:t xml:space="preserve">ホフステード文化的理論は、文化の違いを「権力距離」「個人主義・集団主義」「男性性・女性性」「不確実性回避」「長期志向」「人生の享楽志向」という6次元で説明する枠組みである。この6次元モデルは、異文化間の価値観や行動パターンを国ごとに数値化し、比較できるようにした点が大きな特徴である。例えば「権力距離」が高い国では上下関係を重視し、「個人主義」が強い国では自己主張や個人の自由が重視される。異文化適応の4段階モデル（ハネムーン期、ショック期、調整期、適応期）においても、これらの文化次元が心理的・行動的なずれとして現れやすい。ホフステードの6次元モデルは、文化的差異を具体的に把握するための有効な枠組みである。このことから、4段階モデルにおける摩擦や適応の仕組みをより多面的に理解することが求められると言える。</w:t>
+        <w:t xml:space="preserve">ホフステード文化的理論は、文化の違いを「権力距離」「個人主義・集団主義」「男性性・女性性」「不確実性回避」「長期志向」「人生の享楽志向」という6次元で説明する枠組みである。この6次元モデルは、異文化間の価値観や行動パターンを国ごとに数値化し、比較できるようにした点が大きな特徴である。例えば「権力距離」が高い国では上下関係を重視し、「個人主義」が強い国では自己主張や個人の自由が重視される。異文化適応の4段階モデル（ハネムーン期、ショック期、</w:t>
+      </w:r>
+      <w:r>
+        <w:rPr>
+          <w:color w:val="FF0000"/>
+        </w:rPr>
+        <w:t xml:space="preserve">回復期</w:t>
+      </w:r>
+      <w:r>
+        <w:t xml:space="preserve">、適応期）においても、これらの文化次元が心理的・行動的なずれとして現れやすい。ホフステードの6次元モデルは、文化的差異を具体的に把握するための有効な枠組みである。このことから、4段階モデルにおける摩擦や適応の仕組みをより多面的に理解することが求められると言える。</w:t>
       </w:r>
     </w:p>
     <w:p>
@@ -5313,7 +5341,25 @@
         <w:spacing w:after="160" w:line="340"/>
       </w:pPr>
       <w:r>
-        <w:t xml:space="preserve">ホフステード文化的理論の6次元スコア差は、異文化適応4段階モデルの進み方や、各段階で生じる困難・工夫のパターンに具体的な影響する考えられる。例えば「権力距離」が高いベトナムでは、日本出身の留学生が「低い権力距離」の国で学ぶ場合、授業中の発言や教師との距離感でショック期に戸惑いが生じやすい。一方、「個人主義」の国で「集団主義」的ふるまいが調整期や適応期の工夫として役立つ場面も見られるだろう。また、「不確実性回避」が強い日本から低いベトナムに来た学生は、予定やルールがはっきりしないことへの不安をショック期に感じやすいだろう。一方フィジーでは、集団主義的な共同体の中に受け入れられることが、調整期や適応期の支えになる可能性がある。</w:t>
+        <w:t xml:space="preserve">ホフステード文化的理論の6次元スコア差は、異文化適応4段階モデルの進み方や、各段階で生じる困難・工夫のパターンに具体的な影響する考えられる。例えば「権力距離」が高いベトナムでは、日本出身の留学生が「低い権力距離」の国で学ぶ場合、授業中の発言や教師との距離感でショック期に戸惑いが生じやすい。一方、「個人主義」の国で「集団主義」的ふるまいが</w:t>
+      </w:r>
+      <w:r>
+        <w:rPr>
+          <w:color w:val="FF0000"/>
+        </w:rPr>
+        <w:t xml:space="preserve">回復期</w:t>
+      </w:r>
+      <w:r>
+        <w:t xml:space="preserve">や適応期の工夫として役立つ場面も見られるだろう。また、「不確実性回避」が強い日本から低いベトナムに来た学生は、予定やルールがはっきりしないことへの不安をショック期に感じやすいだろう。一方フィジーでは、集団主義的な共同体の中に受け入れられることが、</w:t>
+      </w:r>
+      <w:r>
+        <w:rPr>
+          <w:color w:val="FF0000"/>
+        </w:rPr>
+        <w:t xml:space="preserve">回復期</w:t>
+      </w:r>
+      <w:r>
+        <w:t xml:space="preserve">や適応期の支えになる可能性がある。</w:t>
       </w:r>
     </w:p>
     <w:p>
@@ -5361,7 +5407,7 @@
       <w:pPr>
         <w:spacing w:after="40" w:line="300"/>
       </w:pPr>
-      <w:hyperlink w:history="1" r:id="rIddvkkjdpyyujmxhjdwn0nz">
+      <w:hyperlink w:history="1" r:id="rIdvuld7ua5px9eawfxdkicq">
         <w:r>
           <w:rPr>
             <w:color w:val="0563C1"/>
@@ -5383,7 +5429,7 @@
       <w:pPr>
         <w:spacing w:after="40" w:line="300"/>
       </w:pPr>
-      <w:hyperlink w:history="1" r:id="rIdmmejzw4odonqbfmyduwg0">
+      <w:hyperlink w:history="1" r:id="rId2n7ax_59wdncxzr9harx3">
         <w:r>
           <w:rPr>
             <w:color w:val="0563C1"/>
@@ -5405,7 +5451,7 @@
       <w:pPr>
         <w:spacing w:after="40" w:line="300"/>
       </w:pPr>
-      <w:hyperlink w:history="1" r:id="rIdervoc-4wxylccfdm4phvr">
+      <w:hyperlink w:history="1" r:id="rIddyxadxoc9q1371q79sn6t">
         <w:r>
           <w:rPr>
             <w:color w:val="0563C1"/>
@@ -5534,7 +5580,7 @@
         <w:rPr>
           <w:color w:val="FF0000"/>
         </w:rPr>
-        <w:t xml:space="preserve">：整理した出来事を、3章で述べたUカーブモデル（ハネムーン期・ショック期・調整期・適応期）と、その先の「楽しむ」段階に当てはめる（1.2の表を参照）。</w:t>
+        <w:t xml:space="preserve">：整理した出来事を、3章で述べたUカーブモデル（ハネムーン期・ショック期・回復期・適応期）と、その先の「楽しむ」段階に当てはめる（1.2の表を参照）。</w:t>
       </w:r>
     </w:p>
     <w:p>

--- a/output/卒論全文_最新版.docx
+++ b/output/卒論全文_最新版.docx
@@ -782,7 +782,7 @@
       <w:pPr>
         <w:spacing w:after="40" w:line="300"/>
       </w:pPr>
-      <w:hyperlink w:history="1" r:id="rIdmsncvpmlahpv90dzovg8t">
+      <w:hyperlink w:history="1" r:id="rIdvl0fw3q-19lsks70fdzle">
         <w:r>
           <w:rPr>
             <w:color w:val="0563C1"/>
@@ -804,7 +804,7 @@
       <w:pPr>
         <w:spacing w:after="40" w:line="300"/>
       </w:pPr>
-      <w:hyperlink w:history="1" r:id="rIdgj1k-j8jfqea8pbdtj6ob">
+      <w:hyperlink w:history="1" r:id="rIdc5dp8s7i_-0qdyqorxufp">
         <w:r>
           <w:rPr>
             <w:color w:val="0563C1"/>
@@ -826,7 +826,7 @@
       <w:pPr>
         <w:spacing w:after="40" w:line="300"/>
       </w:pPr>
-      <w:hyperlink w:history="1" r:id="rId5jgrfguyca4vljg-on6kz">
+      <w:hyperlink w:history="1" r:id="rIdus2fegil99u8uyc39jjfj">
         <w:r>
           <w:rPr>
             <w:color w:val="0563C1"/>
@@ -861,7 +861,7 @@
         <w:rPr>
           <w:color w:val="FF0000"/>
         </w:rPr>
-        <w:t xml:space="preserve">約2年4ヶ月間（2019年5月8日〜2021年11月26日）</w:t>
+        <w:t xml:space="preserve">約2年6ヶ月間（2019年5月8日〜2021年11月26日）</w:t>
       </w:r>
       <w:r>
         <w:t xml:space="preserve">の留学を経験した。</w:t>
@@ -2393,7 +2393,7 @@
                 <w:sz w:val="19"/>
                 <w:szCs w:val="19"/>
               </w:rPr>
-              <w:t xml:space="preserve">2021年8月28日</w:t>
+              <w:t xml:space="preserve">2021年11月26日</w:t>
             </w:r>
           </w:p>
         </w:tc>
@@ -2576,7 +2576,7 @@
       <w:pPr>
         <w:spacing w:after="40" w:line="300"/>
       </w:pPr>
-      <w:hyperlink w:history="1" r:id="rIdqddsatsib3ubor69wuaho">
+      <w:hyperlink w:history="1" r:id="rIdwgkluhglg1wtdxpvqhmpl">
         <w:r>
           <w:rPr>
             <w:color w:val="FF0000"/>
@@ -2601,7 +2601,7 @@
       <w:pPr>
         <w:spacing w:after="40" w:line="300"/>
       </w:pPr>
-      <w:hyperlink w:history="1" r:id="rIdqol0fcfg0utuwmlyyxkrn">
+      <w:hyperlink w:history="1" r:id="rIdoaktvtw0fh_j4bi7kzedi">
         <w:r>
           <w:rPr>
             <w:color w:val="FF0000"/>
@@ -2626,7 +2626,7 @@
       <w:pPr>
         <w:spacing w:after="40" w:line="300"/>
       </w:pPr>
-      <w:hyperlink w:history="1" r:id="rIdsllrtwuv-zyzadradcjba">
+      <w:hyperlink w:history="1" r:id="rIdpgoww3xbmkesffll5erb6">
         <w:r>
           <w:rPr>
             <w:color w:val="FF0000"/>
@@ -2651,7 +2651,7 @@
       <w:pPr>
         <w:spacing w:after="40" w:line="300"/>
       </w:pPr>
-      <w:hyperlink w:history="1" r:id="rIdzgfd8aekxqoje1osujjqz">
+      <w:hyperlink w:history="1" r:id="rId7xu7cfynuesn1t_qumefd">
         <w:r>
           <w:rPr>
             <w:color w:val="FF0000"/>
@@ -3067,7 +3067,7 @@
       <w:pPr>
         <w:spacing w:after="40" w:line="300"/>
       </w:pPr>
-      <w:hyperlink w:history="1" r:id="rIdujsjtlmevwdjagn-4ma9m">
+      <w:hyperlink w:history="1" r:id="rIdxbtvba0uebc2lz76roxav">
         <w:r>
           <w:rPr>
             <w:color w:val="0563C1"/>
@@ -3789,7 +3789,7 @@
       <w:pPr>
         <w:spacing w:after="40" w:line="300"/>
       </w:pPr>
-      <w:hyperlink w:history="1" r:id="rIdujebx3cc7josz1kc5titl">
+      <w:hyperlink w:history="1" r:id="rIdfxoqvzmkc7vspna6z1rho">
         <w:r>
           <w:rPr>
             <w:color w:val="0563C1"/>
@@ -3811,7 +3811,7 @@
       <w:pPr>
         <w:spacing w:after="40" w:line="300"/>
       </w:pPr>
-      <w:hyperlink w:history="1" r:id="rIddrcwfdobxyw6qc1u75wmw">
+      <w:hyperlink w:history="1" r:id="rIdga_hjgc5kqywyo2_pzk0b">
         <w:r>
           <w:rPr>
             <w:color w:val="0563C1"/>
@@ -3833,7 +3833,7 @@
       <w:pPr>
         <w:spacing w:after="40" w:line="300"/>
       </w:pPr>
-      <w:hyperlink w:history="1" r:id="rIdpb1ovaszpxtl6tsyack1w">
+      <w:hyperlink w:history="1" r:id="rIdkw3779bqjqvxspxloec6a">
         <w:r>
           <w:rPr>
             <w:color w:val="0563C1"/>
@@ -3855,7 +3855,7 @@
       <w:pPr>
         <w:spacing w:after="40" w:line="300"/>
       </w:pPr>
-      <w:hyperlink w:history="1" r:id="rIdu1dwsg-uyer1fbdnpsaer">
+      <w:hyperlink w:history="1" r:id="rIdgkvjkomzwvfggjpyeznvp">
         <w:r>
           <w:rPr>
             <w:color w:val="0563C1"/>
@@ -5407,7 +5407,7 @@
       <w:pPr>
         <w:spacing w:after="40" w:line="300"/>
       </w:pPr>
-      <w:hyperlink w:history="1" r:id="rIdvuld7ua5px9eawfxdkicq">
+      <w:hyperlink w:history="1" r:id="rIdc08-3ybkcn4bx3mbt1dfn">
         <w:r>
           <w:rPr>
             <w:color w:val="0563C1"/>
@@ -5429,7 +5429,7 @@
       <w:pPr>
         <w:spacing w:after="40" w:line="300"/>
       </w:pPr>
-      <w:hyperlink w:history="1" r:id="rId2n7ax_59wdncxzr9harx3">
+      <w:hyperlink w:history="1" r:id="rId0vjtqe4mf9yr4oe7scbhk">
         <w:r>
           <w:rPr>
             <w:color w:val="0563C1"/>
@@ -5451,7 +5451,7 @@
       <w:pPr>
         <w:spacing w:after="40" w:line="300"/>
       </w:pPr>
-      <w:hyperlink w:history="1" r:id="rIddyxadxoc9q1371q79sn6t">
+      <w:hyperlink w:history="1" r:id="rIdipkpvp0c-r6r0jt9mwvh6">
         <w:r>
           <w:rPr>
             <w:color w:val="0563C1"/>
@@ -7677,7 +7677,7 @@
                 <w:sz w:val="19"/>
                 <w:szCs w:val="19"/>
               </w:rPr>
-              <w:t xml:space="preserve">2019年5月〜2021年8月</w:t>
+              <w:t xml:space="preserve">2019年5月〜2021年11月</w:t>
             </w:r>
           </w:p>
         </w:tc>
@@ -7737,7 +7737,7 @@
                 <w:sz w:val="19"/>
                 <w:szCs w:val="19"/>
               </w:rPr>
-              <w:t xml:space="preserve">約2年4か月・留学（高校）</w:t>
+              <w:t xml:space="preserve">約2年6か月・留学（高校）</w:t>
             </w:r>
           </w:p>
         </w:tc>
@@ -7965,7 +7965,7 @@
         <w:rPr>
           <w:color w:val="FF0000"/>
         </w:rPr>
-        <w:t xml:space="preserve">筆者は高校生のときに、2019年5月8日から2021年8月28日までの約2年4か月、フィジーに留学した。2020年以降はコロナ禍と重なり、コロナ禍のロックダウンや2週間の隔離も経験した。</w:t>
+        <w:t xml:space="preserve">筆者は高校生のときに、2019年5月8日から2021年11月26日までの約2年6か月、フィジーに留学した。2020年以降はコロナ禍と重なり、コロナ禍のロックダウンや2週間の隔離も経験した。</w:t>
       </w:r>
     </w:p>
     <w:p>

--- a/output/卒論全文_最新版.docx
+++ b/output/卒論全文_最新版.docx
@@ -782,7 +782,7 @@
       <w:pPr>
         <w:spacing w:after="40" w:line="300"/>
       </w:pPr>
-      <w:hyperlink w:history="1" r:id="rIdvl0fw3q-19lsks70fdzle">
+      <w:hyperlink w:history="1" r:id="rIdidfouqq6zi4fuz5mcwf_2">
         <w:r>
           <w:rPr>
             <w:color w:val="0563C1"/>
@@ -804,7 +804,7 @@
       <w:pPr>
         <w:spacing w:after="40" w:line="300"/>
       </w:pPr>
-      <w:hyperlink w:history="1" r:id="rIdc5dp8s7i_-0qdyqorxufp">
+      <w:hyperlink w:history="1" r:id="rIdnram-zv0cmkomxwhbypq3">
         <w:r>
           <w:rPr>
             <w:color w:val="0563C1"/>
@@ -826,7 +826,7 @@
       <w:pPr>
         <w:spacing w:after="40" w:line="300"/>
       </w:pPr>
-      <w:hyperlink w:history="1" r:id="rIdus2fegil99u8uyc39jjfj">
+      <w:hyperlink w:history="1" r:id="rId3mliwpzejixyqgc5qny_c">
         <w:r>
           <w:rPr>
             <w:color w:val="0563C1"/>
@@ -907,11 +907,9 @@
       </w:pPr>
       <w:r>
         <w:rPr>
-          <w:b/>
-          <w:bCs/>
           <w:color w:val="FF0000"/>
         </w:rPr>
-        <w:t xml:space="preserve">【記入：ベトナムでも戸惑ったこと、フィジーとの違い】</w:t>
+        <w:t xml:space="preserve">ベトナムでは、2023年8月31日に到着した直後、ネイティブ並みの英語を話すほかの留学生に囲まれ、特にフランス人の英語のアクセントが聞き取れずに会話につまるなど、言語の壁に戸惑った。しかし、フィジーのときとは大きく違う点もあった。筆者は高校時代の留学での失敗や後悔から、ベトナムでは「現地のものを受け入れる、楽しむ」ことを目的とし、「失敗を恐れずなんでも挑戦する」「わからなかったら聞く」と意識して過ごした。フィジーでは戸惑いの後に少しずつ楽しさが生まれたのに対し、ベトナムでは最初から楽しもうと意識して行動していたのである。この違いは、一度目の留学の経験が、次の異文化適応に生かされたことを示している。</w:t>
       </w:r>
     </w:p>
     <w:p>
@@ -2576,7 +2574,7 @@
       <w:pPr>
         <w:spacing w:after="40" w:line="300"/>
       </w:pPr>
-      <w:hyperlink w:history="1" r:id="rIdwgkluhglg1wtdxpvqhmpl">
+      <w:hyperlink w:history="1" r:id="rIdqdr05uj5p2j98rzxg-fe0">
         <w:r>
           <w:rPr>
             <w:color w:val="FF0000"/>
@@ -2601,7 +2599,7 @@
       <w:pPr>
         <w:spacing w:after="40" w:line="300"/>
       </w:pPr>
-      <w:hyperlink w:history="1" r:id="rIdoaktvtw0fh_j4bi7kzedi">
+      <w:hyperlink w:history="1" r:id="rIdnpeyiax_i5tcovkyrpnej">
         <w:r>
           <w:rPr>
             <w:color w:val="FF0000"/>
@@ -2626,7 +2624,7 @@
       <w:pPr>
         <w:spacing w:after="40" w:line="300"/>
       </w:pPr>
-      <w:hyperlink w:history="1" r:id="rIdpgoww3xbmkesffll5erb6">
+      <w:hyperlink w:history="1" r:id="rId0ix5r37lpmejjrr8xbp8u">
         <w:r>
           <w:rPr>
             <w:color w:val="FF0000"/>
@@ -2651,7 +2649,7 @@
       <w:pPr>
         <w:spacing w:after="40" w:line="300"/>
       </w:pPr>
-      <w:hyperlink w:history="1" r:id="rId7xu7cfynuesn1t_qumefd">
+      <w:hyperlink w:history="1" r:id="rIdnj-kwwkouq0rnvlpykxy5">
         <w:r>
           <w:rPr>
             <w:color w:val="FF0000"/>
@@ -3067,7 +3065,7 @@
       <w:pPr>
         <w:spacing w:after="40" w:line="300"/>
       </w:pPr>
-      <w:hyperlink w:history="1" r:id="rIdxbtvba0uebc2lz76roxav">
+      <w:hyperlink w:history="1" r:id="rIduykbs2r0dqeaoxjl1w61m">
         <w:r>
           <w:rPr>
             <w:color w:val="0563C1"/>
@@ -3789,7 +3787,7 @@
       <w:pPr>
         <w:spacing w:after="40" w:line="300"/>
       </w:pPr>
-      <w:hyperlink w:history="1" r:id="rIdfxoqvzmkc7vspna6z1rho">
+      <w:hyperlink w:history="1" r:id="rId--kt-amus6bvqylbjynuf">
         <w:r>
           <w:rPr>
             <w:color w:val="0563C1"/>
@@ -3811,7 +3809,7 @@
       <w:pPr>
         <w:spacing w:after="40" w:line="300"/>
       </w:pPr>
-      <w:hyperlink w:history="1" r:id="rIdga_hjgc5kqywyo2_pzk0b">
+      <w:hyperlink w:history="1" r:id="rIdqrow_gwel-0l8fa4zp9il">
         <w:r>
           <w:rPr>
             <w:color w:val="0563C1"/>
@@ -3833,7 +3831,7 @@
       <w:pPr>
         <w:spacing w:after="40" w:line="300"/>
       </w:pPr>
-      <w:hyperlink w:history="1" r:id="rIdkw3779bqjqvxspxloec6a">
+      <w:hyperlink w:history="1" r:id="rIddtrdlb7lxizpbjqs1pufd">
         <w:r>
           <w:rPr>
             <w:color w:val="0563C1"/>
@@ -3855,7 +3853,7 @@
       <w:pPr>
         <w:spacing w:after="40" w:line="300"/>
       </w:pPr>
-      <w:hyperlink w:history="1" r:id="rIdgkvjkomzwvfggjpyeznvp">
+      <w:hyperlink w:history="1" r:id="rIdkmyifrnxvt7ghgnkv-hsh">
         <w:r>
           <w:rPr>
             <w:color w:val="0563C1"/>
@@ -5407,7 +5405,7 @@
       <w:pPr>
         <w:spacing w:after="40" w:line="300"/>
       </w:pPr>
-      <w:hyperlink w:history="1" r:id="rIdc08-3ybkcn4bx3mbt1dfn">
+      <w:hyperlink w:history="1" r:id="rIdcxqt-qdjeplqdpqgbiry8">
         <w:r>
           <w:rPr>
             <w:color w:val="0563C1"/>
@@ -5429,7 +5427,7 @@
       <w:pPr>
         <w:spacing w:after="40" w:line="300"/>
       </w:pPr>
-      <w:hyperlink w:history="1" r:id="rId0vjtqe4mf9yr4oe7scbhk">
+      <w:hyperlink w:history="1" r:id="rIdnzcfue-ov9asdxefsskwl">
         <w:r>
           <w:rPr>
             <w:color w:val="0563C1"/>
@@ -5451,7 +5449,7 @@
       <w:pPr>
         <w:spacing w:after="40" w:line="300"/>
       </w:pPr>
-      <w:hyperlink w:history="1" r:id="rIdipkpvp0c-r6r0jt9mwvh6">
+      <w:hyperlink w:history="1" r:id="rIdktqh06mkfafxuuybrhzwu">
         <w:r>
           <w:rPr>
             <w:color w:val="0563C1"/>
@@ -6947,7 +6945,7 @@
                 <w:sz w:val="19"/>
                 <w:szCs w:val="19"/>
               </w:rPr>
-              <w:t xml:space="preserve">ベトナムでの事例</w:t>
+              <w:t xml:space="preserve">言葉</w:t>
             </w:r>
           </w:p>
         </w:tc>
@@ -6977,10 +6975,415 @@
                 <w:sz w:val="19"/>
                 <w:szCs w:val="19"/>
               </w:rPr>
+              <w:t xml:space="preserve">ほかの留学生の英語がネイティブ並みで、フランス人のアクセントが聞き取れない（ベトナム）</w:t>
+            </w:r>
+          </w:p>
+        </w:tc>
+        <w:tc>
+          <w:tcPr>
+            <w:tcW w:type="dxa" w:w="1700"/>
+            <w:tcBorders>
+              <w:top w:val="single" w:color="999999" w:sz="4"/>
+              <w:left w:val="single" w:color="999999" w:sz="4"/>
+              <w:bottom w:val="single" w:color="999999" w:sz="4"/>
+              <w:right w:val="single" w:color="999999" w:sz="4"/>
+            </w:tcBorders>
+            <w:tcMar>
+              <w:top w:type="dxa" w:w="60"/>
+              <w:left w:type="dxa" w:w="100"/>
+              <w:bottom w:type="dxa" w:w="60"/>
+              <w:right w:type="dxa" w:w="100"/>
+            </w:tcMar>
+          </w:tcPr>
+          <w:p>
+            <w:pPr>
+              <w:spacing w:line="280"/>
+            </w:pPr>
+            <w:r>
+              <w:rPr>
+                <w:color w:val="FF0000"/>
+                <w:sz w:val="19"/>
+                <w:szCs w:val="19"/>
+              </w:rPr>
+              <w:t xml:space="preserve">英語力の差、英語の発音の違い</w:t>
+            </w:r>
+          </w:p>
+        </w:tc>
+        <w:tc>
+          <w:tcPr>
+            <w:tcW w:type="dxa" w:w="1700"/>
+            <w:tcBorders>
+              <w:top w:val="single" w:color="999999" w:sz="4"/>
+              <w:left w:val="single" w:color="999999" w:sz="4"/>
+              <w:bottom w:val="single" w:color="999999" w:sz="4"/>
+              <w:right w:val="single" w:color="999999" w:sz="4"/>
+            </w:tcBorders>
+            <w:tcMar>
+              <w:top w:type="dxa" w:w="60"/>
+              <w:left w:type="dxa" w:w="100"/>
+              <w:bottom w:type="dxa" w:w="60"/>
+              <w:right w:type="dxa" w:w="100"/>
+            </w:tcMar>
+          </w:tcPr>
+          <w:p>
+            <w:pPr>
+              <w:spacing w:line="280"/>
+            </w:pPr>
+            <w:r>
+              <w:rPr>
+                <w:color w:val="FF0000"/>
+                <w:sz w:val="19"/>
+                <w:szCs w:val="19"/>
+              </w:rPr>
+              <w:t xml:space="preserve">わからないことは聞く。授業後のランチなどで話す機会を増やした</w:t>
+            </w:r>
+          </w:p>
+        </w:tc>
+        <w:tc>
+          <w:tcPr>
+            <w:tcW w:type="dxa" w:w="1704"/>
+            <w:tcBorders>
+              <w:top w:val="single" w:color="999999" w:sz="4"/>
+              <w:left w:val="single" w:color="999999" w:sz="4"/>
+              <w:bottom w:val="single" w:color="999999" w:sz="4"/>
+              <w:right w:val="single" w:color="999999" w:sz="4"/>
+            </w:tcBorders>
+            <w:tcMar>
+              <w:top w:type="dxa" w:w="60"/>
+              <w:left w:type="dxa" w:w="100"/>
+              <w:bottom w:type="dxa" w:w="60"/>
+              <w:right w:type="dxa" w:w="100"/>
+            </w:tcMar>
+          </w:tcPr>
+          <w:p>
+            <w:pPr>
+              <w:spacing w:line="280"/>
+            </w:pPr>
+            <w:r>
+              <w:rPr>
+                <w:color w:val="FF0000"/>
+                <w:sz w:val="19"/>
+                <w:szCs w:val="19"/>
+              </w:rPr>
+              <w:t xml:space="preserve">英語力の成長を感じ、「英語を喋るのが楽しい」と思えるようになった</w:t>
+            </w:r>
+          </w:p>
+        </w:tc>
+      </w:tr>
+      <w:tr>
+        <w:trPr>
+          <w:cantSplit/>
+        </w:trPr>
+        <w:tc>
+          <w:tcPr>
+            <w:tcW w:type="dxa" w:w="1700"/>
+            <w:tcBorders>
+              <w:top w:val="single" w:color="999999" w:sz="4"/>
+              <w:left w:val="single" w:color="999999" w:sz="4"/>
+              <w:bottom w:val="single" w:color="999999" w:sz="4"/>
+              <w:right w:val="single" w:color="999999" w:sz="4"/>
+            </w:tcBorders>
+            <w:tcMar>
+              <w:top w:type="dxa" w:w="60"/>
+              <w:left w:type="dxa" w:w="100"/>
+              <w:bottom w:type="dxa" w:w="60"/>
+              <w:right w:type="dxa" w:w="100"/>
+            </w:tcMar>
+          </w:tcPr>
+          <w:p>
+            <w:pPr>
+              <w:spacing w:line="280"/>
+            </w:pPr>
+            <w:r>
+              <w:rPr>
+                <w:color w:val="FF0000"/>
+                <w:sz w:val="19"/>
+                <w:szCs w:val="19"/>
+              </w:rPr>
+              <w:t xml:space="preserve">学業</w:t>
+            </w:r>
+          </w:p>
+        </w:tc>
+        <w:tc>
+          <w:tcPr>
+            <w:tcW w:type="dxa" w:w="1700"/>
+            <w:tcBorders>
+              <w:top w:val="single" w:color="999999" w:sz="4"/>
+              <w:left w:val="single" w:color="999999" w:sz="4"/>
+              <w:bottom w:val="single" w:color="999999" w:sz="4"/>
+              <w:right w:val="single" w:color="999999" w:sz="4"/>
+            </w:tcBorders>
+            <w:tcMar>
+              <w:top w:type="dxa" w:w="60"/>
+              <w:left w:type="dxa" w:w="100"/>
+              <w:bottom w:type="dxa" w:w="60"/>
+              <w:right w:type="dxa" w:w="100"/>
+            </w:tcMar>
+          </w:tcPr>
+          <w:p>
+            <w:pPr>
+              <w:spacing w:line="280"/>
+            </w:pPr>
+            <w:r>
+              <w:rPr>
+                <w:color w:val="FF0000"/>
+                <w:sz w:val="19"/>
+                <w:szCs w:val="19"/>
+              </w:rPr>
+              <w:t xml:space="preserve">ITの授業のレベルが高く、専門用語が多い（ベトナム）</w:t>
+            </w:r>
+          </w:p>
+        </w:tc>
+        <w:tc>
+          <w:tcPr>
+            <w:tcW w:type="dxa" w:w="1700"/>
+            <w:tcBorders>
+              <w:top w:val="single" w:color="999999" w:sz="4"/>
+              <w:left w:val="single" w:color="999999" w:sz="4"/>
+              <w:bottom w:val="single" w:color="999999" w:sz="4"/>
+              <w:right w:val="single" w:color="999999" w:sz="4"/>
+            </w:tcBorders>
+            <w:tcMar>
+              <w:top w:type="dxa" w:w="60"/>
+              <w:left w:type="dxa" w:w="100"/>
+              <w:bottom w:type="dxa" w:w="60"/>
+              <w:right w:type="dxa" w:w="100"/>
+            </w:tcMar>
+          </w:tcPr>
+          <w:p>
+            <w:pPr>
+              <w:spacing w:line="280"/>
+            </w:pPr>
+            <w:r>
+              <w:rPr>
+                <w:color w:val="FF0000"/>
+                <w:sz w:val="19"/>
+                <w:szCs w:val="19"/>
+              </w:rPr>
+              <w:t xml:space="preserve">専門知識の差</w:t>
+            </w:r>
+          </w:p>
+        </w:tc>
+        <w:tc>
+          <w:tcPr>
+            <w:tcW w:type="dxa" w:w="1700"/>
+            <w:tcBorders>
+              <w:top w:val="single" w:color="999999" w:sz="4"/>
+              <w:left w:val="single" w:color="999999" w:sz="4"/>
+              <w:bottom w:val="single" w:color="999999" w:sz="4"/>
+              <w:right w:val="single" w:color="999999" w:sz="4"/>
+            </w:tcBorders>
+            <w:tcMar>
+              <w:top w:type="dxa" w:w="60"/>
+              <w:left w:type="dxa" w:w="100"/>
+              <w:bottom w:type="dxa" w:w="60"/>
+              <w:right w:type="dxa" w:w="100"/>
+            </w:tcMar>
+          </w:tcPr>
+          <w:p>
+            <w:pPr>
+              <w:spacing w:line="280"/>
+            </w:pPr>
+            <w:r>
+              <w:rPr>
+                <w:color w:val="FF0000"/>
+                <w:sz w:val="19"/>
+                <w:szCs w:val="19"/>
+              </w:rPr>
+              <w:t xml:space="preserve">授業中の和訳と復習、重要なところを自分で掘り下げた</w:t>
+            </w:r>
+          </w:p>
+        </w:tc>
+        <w:tc>
+          <w:tcPr>
+            <w:tcW w:type="dxa" w:w="1704"/>
+            <w:tcBorders>
+              <w:top w:val="single" w:color="999999" w:sz="4"/>
+              <w:left w:val="single" w:color="999999" w:sz="4"/>
+              <w:bottom w:val="single" w:color="999999" w:sz="4"/>
+              <w:right w:val="single" w:color="999999" w:sz="4"/>
+            </w:tcBorders>
+            <w:tcMar>
+              <w:top w:type="dxa" w:w="60"/>
+              <w:left w:type="dxa" w:w="100"/>
+              <w:bottom w:type="dxa" w:w="60"/>
+              <w:right w:type="dxa" w:w="100"/>
+            </w:tcMar>
+          </w:tcPr>
+          <w:p>
+            <w:pPr>
+              <w:spacing w:line="280"/>
+            </w:pPr>
+            <w:r>
+              <w:rPr>
+                <w:color w:val="FF0000"/>
+                <w:sz w:val="19"/>
+                <w:szCs w:val="19"/>
+              </w:rPr>
+              <w:t xml:space="preserve">ITパスポートの勉強につながった</w:t>
+            </w:r>
+          </w:p>
+        </w:tc>
+      </w:tr>
+      <w:tr>
+        <w:trPr>
+          <w:cantSplit/>
+        </w:trPr>
+        <w:tc>
+          <w:tcPr>
+            <w:tcW w:type="dxa" w:w="1700"/>
+            <w:tcBorders>
+              <w:top w:val="single" w:color="999999" w:sz="4"/>
+              <w:left w:val="single" w:color="999999" w:sz="4"/>
+              <w:bottom w:val="single" w:color="999999" w:sz="4"/>
+              <w:right w:val="single" w:color="999999" w:sz="4"/>
+            </w:tcBorders>
+            <w:tcMar>
+              <w:top w:type="dxa" w:w="60"/>
+              <w:left w:type="dxa" w:w="100"/>
+              <w:bottom w:type="dxa" w:w="60"/>
+              <w:right w:type="dxa" w:w="100"/>
+            </w:tcMar>
+          </w:tcPr>
+          <w:p>
+            <w:pPr>
+              <w:spacing w:line="280"/>
+            </w:pPr>
+            <w:r>
+              <w:rPr>
+                <w:color w:val="FF0000"/>
+                <w:sz w:val="19"/>
+                <w:szCs w:val="19"/>
+              </w:rPr>
+              <w:t xml:space="preserve">買い物・安全</w:t>
+            </w:r>
+          </w:p>
+        </w:tc>
+        <w:tc>
+          <w:tcPr>
+            <w:tcW w:type="dxa" w:w="1700"/>
+            <w:tcBorders>
+              <w:top w:val="single" w:color="999999" w:sz="4"/>
+              <w:left w:val="single" w:color="999999" w:sz="4"/>
+              <w:bottom w:val="single" w:color="999999" w:sz="4"/>
+              <w:right w:val="single" w:color="999999" w:sz="4"/>
+            </w:tcBorders>
+            <w:tcMar>
+              <w:top w:type="dxa" w:w="60"/>
+              <w:left w:type="dxa" w:w="100"/>
+              <w:bottom w:type="dxa" w:w="60"/>
+              <w:right w:type="dxa" w:w="100"/>
+            </w:tcMar>
+          </w:tcPr>
+          <w:p>
+            <w:pPr>
+              <w:spacing w:line="280"/>
+            </w:pPr>
+            <w:r>
+              <w:rPr>
+                <w:color w:val="FF0000"/>
+                <w:sz w:val="19"/>
+                <w:szCs w:val="19"/>
+              </w:rPr>
+              <w:t xml:space="preserve">サービスエリアの店の押し売りやぼったくりが怖く、一度あきらめた（ベトナム）</w:t>
+            </w:r>
+          </w:p>
+        </w:tc>
+        <w:tc>
+          <w:tcPr>
+            <w:tcW w:type="dxa" w:w="1700"/>
+            <w:tcBorders>
+              <w:top w:val="single" w:color="999999" w:sz="4"/>
+              <w:left w:val="single" w:color="999999" w:sz="4"/>
+              <w:bottom w:val="single" w:color="999999" w:sz="4"/>
+              <w:right w:val="single" w:color="999999" w:sz="4"/>
+            </w:tcBorders>
+            <w:tcMar>
+              <w:top w:type="dxa" w:w="60"/>
+              <w:left w:type="dxa" w:w="100"/>
+              <w:bottom w:type="dxa" w:w="60"/>
+              <w:right w:type="dxa" w:w="100"/>
+            </w:tcMar>
+          </w:tcPr>
+          <w:p>
+            <w:pPr>
+              <w:spacing w:line="280"/>
+            </w:pPr>
+            <w:r>
+              <w:rPr>
+                <w:color w:val="FF0000"/>
+                <w:sz w:val="19"/>
+                <w:szCs w:val="19"/>
+              </w:rPr>
+              <w:t xml:space="preserve">観光客向けの店の売り方への不安</w:t>
+            </w:r>
+          </w:p>
+        </w:tc>
+        <w:tc>
+          <w:tcPr>
+            <w:tcW w:type="dxa" w:w="1700"/>
+            <w:tcBorders>
+              <w:top w:val="single" w:color="999999" w:sz="4"/>
+              <w:left w:val="single" w:color="999999" w:sz="4"/>
+              <w:bottom w:val="single" w:color="999999" w:sz="4"/>
+              <w:right w:val="single" w:color="999999" w:sz="4"/>
+            </w:tcBorders>
+            <w:tcMar>
+              <w:top w:type="dxa" w:w="60"/>
+              <w:left w:type="dxa" w:w="100"/>
+              <w:bottom w:type="dxa" w:w="60"/>
+              <w:right w:type="dxa" w:w="100"/>
+            </w:tcMar>
+          </w:tcPr>
+          <w:p>
+            <w:pPr>
+              <w:spacing w:line="280"/>
+            </w:pPr>
+            <w:r>
+              <w:rPr>
+                <w:color w:val="FF0000"/>
+                <w:sz w:val="19"/>
+                <w:szCs w:val="19"/>
+              </w:rPr>
+              <w:t xml:space="preserve">現地の学生に後押しされ、一緒に店まで行って試せた</w:t>
+            </w:r>
+          </w:p>
+        </w:tc>
+        <w:tc>
+          <w:tcPr>
+            <w:tcW w:type="dxa" w:w="1704"/>
+            <w:tcBorders>
+              <w:top w:val="single" w:color="999999" w:sz="4"/>
+              <w:left w:val="single" w:color="999999" w:sz="4"/>
+              <w:bottom w:val="single" w:color="999999" w:sz="4"/>
+              <w:right w:val="single" w:color="999999" w:sz="4"/>
+            </w:tcBorders>
+            <w:tcMar>
+              <w:top w:type="dxa" w:w="60"/>
+              <w:left w:type="dxa" w:w="100"/>
+              <w:bottom w:type="dxa" w:w="60"/>
+              <w:right w:type="dxa" w:w="100"/>
+            </w:tcMar>
+          </w:tcPr>
+          <w:p>
+            <w:pPr>
+              <w:spacing w:line="280"/>
+            </w:pPr>
+            <w:r>
+              <w:rPr>
+                <w:color w:val="FF0000"/>
+                <w:sz w:val="19"/>
+                <w:szCs w:val="19"/>
+              </w:rPr>
               <w:t xml:space="preserve">【記入】</w:t>
             </w:r>
           </w:p>
         </w:tc>
+      </w:tr>
+      <w:tr>
+        <w:trPr>
+          <w:cantSplit/>
+        </w:trPr>
         <w:tc>
           <w:tcPr>
             <w:tcW w:type="dxa" w:w="1700"/>
@@ -7007,42 +7410,102 @@
                 <w:sz w:val="19"/>
                 <w:szCs w:val="19"/>
               </w:rPr>
+              <w:t xml:space="preserve">健康</w:t>
+            </w:r>
+          </w:p>
+        </w:tc>
+        <w:tc>
+          <w:tcPr>
+            <w:tcW w:type="dxa" w:w="1700"/>
+            <w:tcBorders>
+              <w:top w:val="single" w:color="999999" w:sz="4"/>
+              <w:left w:val="single" w:color="999999" w:sz="4"/>
+              <w:bottom w:val="single" w:color="999999" w:sz="4"/>
+              <w:right w:val="single" w:color="999999" w:sz="4"/>
+            </w:tcBorders>
+            <w:tcMar>
+              <w:top w:type="dxa" w:w="60"/>
+              <w:left w:type="dxa" w:w="100"/>
+              <w:bottom w:type="dxa" w:w="60"/>
+              <w:right w:type="dxa" w:w="100"/>
+            </w:tcMar>
+          </w:tcPr>
+          <w:p>
+            <w:pPr>
+              <w:spacing w:line="280"/>
+            </w:pPr>
+            <w:r>
+              <w:rPr>
+                <w:color w:val="FF0000"/>
+                <w:sz w:val="19"/>
+                <w:szCs w:val="19"/>
+              </w:rPr>
+              <w:t xml:space="preserve">風邪を引いて1人で寝込んだ（ベトナム）</w:t>
+            </w:r>
+          </w:p>
+        </w:tc>
+        <w:tc>
+          <w:tcPr>
+            <w:tcW w:type="dxa" w:w="1700"/>
+            <w:tcBorders>
+              <w:top w:val="single" w:color="999999" w:sz="4"/>
+              <w:left w:val="single" w:color="999999" w:sz="4"/>
+              <w:bottom w:val="single" w:color="999999" w:sz="4"/>
+              <w:right w:val="single" w:color="999999" w:sz="4"/>
+            </w:tcBorders>
+            <w:tcMar>
+              <w:top w:type="dxa" w:w="60"/>
+              <w:left w:type="dxa" w:w="100"/>
+              <w:bottom w:type="dxa" w:w="60"/>
+              <w:right w:type="dxa" w:w="100"/>
+            </w:tcMar>
+          </w:tcPr>
+          <w:p>
+            <w:pPr>
+              <w:spacing w:line="280"/>
+            </w:pPr>
+            <w:r>
+              <w:rPr>
+                <w:color w:val="FF0000"/>
+                <w:sz w:val="19"/>
+                <w:szCs w:val="19"/>
+              </w:rPr>
+              <w:t xml:space="preserve">一人暮らしで、近くに頼れる人がいない</w:t>
+            </w:r>
+          </w:p>
+        </w:tc>
+        <w:tc>
+          <w:tcPr>
+            <w:tcW w:type="dxa" w:w="1700"/>
+            <w:tcBorders>
+              <w:top w:val="single" w:color="999999" w:sz="4"/>
+              <w:left w:val="single" w:color="999999" w:sz="4"/>
+              <w:bottom w:val="single" w:color="999999" w:sz="4"/>
+              <w:right w:val="single" w:color="999999" w:sz="4"/>
+            </w:tcBorders>
+            <w:tcMar>
+              <w:top w:type="dxa" w:w="60"/>
+              <w:left w:type="dxa" w:w="100"/>
+              <w:bottom w:type="dxa" w:w="60"/>
+              <w:right w:type="dxa" w:w="100"/>
+            </w:tcMar>
+          </w:tcPr>
+          <w:p>
+            <w:pPr>
+              <w:spacing w:line="280"/>
+            </w:pPr>
+            <w:r>
+              <w:rPr>
+                <w:color w:val="FF0000"/>
+                <w:sz w:val="19"/>
+                <w:szCs w:val="19"/>
+              </w:rPr>
               <w:t xml:space="preserve">【記入】</w:t>
             </w:r>
           </w:p>
         </w:tc>
         <w:tc>
           <w:tcPr>
-            <w:tcW w:type="dxa" w:w="1700"/>
-            <w:tcBorders>
-              <w:top w:val="single" w:color="999999" w:sz="4"/>
-              <w:left w:val="single" w:color="999999" w:sz="4"/>
-              <w:bottom w:val="single" w:color="999999" w:sz="4"/>
-              <w:right w:val="single" w:color="999999" w:sz="4"/>
-            </w:tcBorders>
-            <w:tcMar>
-              <w:top w:type="dxa" w:w="60"/>
-              <w:left w:type="dxa" w:w="100"/>
-              <w:bottom w:type="dxa" w:w="60"/>
-              <w:right w:type="dxa" w:w="100"/>
-            </w:tcMar>
-          </w:tcPr>
-          <w:p>
-            <w:pPr>
-              <w:spacing w:line="280"/>
-            </w:pPr>
-            <w:r>
-              <w:rPr>
-                <w:color w:val="FF0000"/>
-                <w:sz w:val="19"/>
-                <w:szCs w:val="19"/>
-              </w:rPr>
-              <w:t xml:space="preserve">【記入】</w:t>
-            </w:r>
-          </w:p>
-        </w:tc>
-        <w:tc>
-          <w:tcPr>
             <w:tcW w:type="dxa" w:w="1704"/>
             <w:tcBorders>
               <w:top w:val="single" w:color="999999" w:sz="4"/>
@@ -7067,7 +7530,7 @@
                 <w:sz w:val="19"/>
                 <w:szCs w:val="19"/>
               </w:rPr>
-              <w:t xml:space="preserve">【記入】</w:t>
+              <w:t xml:space="preserve">「楽しくないと思った日は風邪のときくらい」</w:t>
             </w:r>
           </w:p>
         </w:tc>
@@ -7802,6 +8265,14 @@
                 <w:sz w:val="19"/>
                 <w:szCs w:val="19"/>
               </w:rPr>
+              <w:t xml:space="preserve">2023年8月31日〜</w:t>
+            </w:r>
+            <w:r>
+              <w:rPr>
+                <w:color w:val="FF0000"/>
+                <w:sz w:val="19"/>
+                <w:szCs w:val="19"/>
+              </w:rPr>
               <w:t xml:space="preserve">【記入】</w:t>
             </w:r>
           </w:p>
@@ -7862,7 +8333,7 @@
                 <w:sz w:val="19"/>
                 <w:szCs w:val="19"/>
               </w:rPr>
-              <w:t xml:space="preserve">半年間・協定校派遣留学（大学）</w:t>
+              <w:t xml:space="preserve">半年間・協定校派遣留学（大学2年、FPT大学）</w:t>
             </w:r>
           </w:p>
         </w:tc>
@@ -7892,7 +8363,7 @@
                 <w:sz w:val="19"/>
                 <w:szCs w:val="19"/>
               </w:rPr>
-              <w:t xml:space="preserve">【記入】</w:t>
+              <w:t xml:space="preserve">ITやマーケティングの授業、バディー制度、一人暮らしと自炊、ブンタウ旅行</w:t>
             </w:r>
           </w:p>
         </w:tc>
@@ -7913,7 +8384,7 @@
           <w:bCs/>
           <w:color w:val="FF0000"/>
         </w:rPr>
-        <w:t xml:space="preserve">【記入：留学のターニングポイント（気持ちや考え方が大きく変わった出来事）を、日付とともに3〜5つ挙げる。例：「何とかなるマインド」に切り替えたとき、スパイスの配合を試したとき、コロナ禍のロックダウンなど】</w:t>
+        <w:t xml:space="preserve">【記入：留学のターニングポイント（気持ちや考え方が大きく変わった出来事）を、日付とともに3〜5つ挙げる。例：「何とかなるマインド」に切り替えたとき、スパイスの配合を試したとき、コロナ禍のロックダウン、高校時代の後悔からベトナムでは「受け入れる、楽しむ」を目的にしたことなど】</w:t>
       </w:r>
     </w:p>
     <w:p>
@@ -9147,20 +9618,2214 @@
         <w:rPr>
           <w:color w:val="FF0000"/>
         </w:rPr>
-        <w:t xml:space="preserve">筆者は大学の協定校派遣留学として、ベトナムのホーチミンに半年間留学した。</w:t>
-      </w:r>
-    </w:p>
-    <w:p>
-      <w:pPr>
-        <w:spacing w:after="160" w:line="340"/>
-      </w:pPr>
+        <w:t xml:space="preserve">筆者は大学2年生のとき、大学の協定校派遣留学として、ベトナムのホーチミンにあるFPT大学に留学した。2023年8月31日に到着し、9月5日から授業が始まった。留学中は毎月、大学に「日常報告書」を提出しており、本節はその内容をもとにまとめる。</w:t>
+      </w:r>
       <w:r>
         <w:rPr>
           <w:b/>
           <w:bCs/>
           <w:color w:val="FF0000"/>
         </w:rPr>
-        <w:t xml:space="preserve">【記入：ベトナムでの経験を、フィジーと同じように「初めてやったこと・知ったこと・感じたこと」のリストにまとめる（期間、戸惑ったこと、楽しめるようになったこと、受け入れられなかったこと、フィジーとの違い）】</w:t>
+        <w:t xml:space="preserve">【要確認：帰国日。報告書では11月初めに「残り1か月」とあり、大家さんに「この3か月で学んだベトナム語」で挨拶したと書いているので、期間は約3か月の可能性がある。「半年間」とどちらが正しいか確認する】</w:t>
+      </w:r>
+    </w:p>
+    <w:p>
+      <w:pPr>
+        <w:spacing w:after="160" w:line="340"/>
+      </w:pPr>
+      <w:r>
+        <w:rPr>
+          <w:b/>
+          <w:bCs/>
+          <w:color w:val="FF0000"/>
+        </w:rPr>
+        <w:t xml:space="preserve">留学の目的と意識していたこと</w:t>
+      </w:r>
+    </w:p>
+    <w:p>
+      <w:pPr>
+        <w:spacing w:after="160" w:line="340"/>
+      </w:pPr>
+      <w:r>
+        <w:rPr>
+          <w:color w:val="FF0000"/>
+        </w:rPr>
+        <w:t xml:space="preserve">筆者は二度目の長期留学にあたり、高校時代の留学での失敗や後悔から、「現地のものを受け入れる、楽しむ」ことを目的とした。そのうえで、「深く考えずに挑戦すること」「たくさん笑うこと」「自分からどんどん受け入れる姿勢を作ること」「わからないことは聞くこと」「とりあえずやってみること」「刺激を求めにいくこと」「最低限のベトナム語を話せるようになること」を意識して過ごした。</w:t>
+      </w:r>
+      <w:r>
+        <w:rPr>
+          <w:b/>
+          <w:bCs/>
+          <w:color w:val="FF0000"/>
+        </w:rPr>
+        <w:t xml:space="preserve">【記入：高校時代の留学の「失敗や後悔」とは、具体的に何だったか】</w:t>
+      </w:r>
+    </w:p>
+    <w:p>
+      <w:pPr>
+        <w:spacing w:after="160" w:line="340"/>
+      </w:pPr>
+      <w:r>
+        <w:rPr>
+          <w:b/>
+          <w:bCs/>
+          <w:color w:val="FF0000"/>
+        </w:rPr>
+        <w:t xml:space="preserve">時期ごとの出来事</w:t>
+      </w:r>
+    </w:p>
+    <w:tbl>
+      <w:tblPr>
+        <w:tblW w:type="dxa" w:w="8504"/>
+        <w:tblBorders>
+          <w:top w:val="single" w:color="auto" w:sz="4"/>
+          <w:left w:val="single" w:color="auto" w:sz="4"/>
+          <w:bottom w:val="single" w:color="auto" w:sz="4"/>
+          <w:right w:val="single" w:color="auto" w:sz="4"/>
+          <w:insideH w:val="single" w:color="auto" w:sz="4"/>
+          <w:insideV w:val="single" w:color="auto" w:sz="4"/>
+        </w:tblBorders>
+      </w:tblPr>
+      <w:tblGrid>
+        <w:gridCol w:w="1379"/>
+        <w:gridCol w:w="3447"/>
+        <w:gridCol w:w="1149"/>
+        <w:gridCol w:w="2529"/>
+      </w:tblGrid>
+      <w:tr>
+        <w:trPr>
+          <w:cantSplit/>
+          <w:tblHeader/>
+        </w:trPr>
+        <w:tc>
+          <w:tcPr>
+            <w:tcW w:type="dxa" w:w="1379"/>
+            <w:tcBorders>
+              <w:top w:val="single" w:color="999999" w:sz="4"/>
+              <w:left w:val="single" w:color="999999" w:sz="4"/>
+              <w:bottom w:val="single" w:color="999999" w:sz="4"/>
+              <w:right w:val="single" w:color="999999" w:sz="4"/>
+            </w:tcBorders>
+            <w:shd w:fill="EDEDED" w:color="auto" w:val="clear"/>
+            <w:tcMar>
+              <w:top w:type="dxa" w:w="60"/>
+              <w:left w:type="dxa" w:w="100"/>
+              <w:bottom w:type="dxa" w:w="60"/>
+              <w:right w:type="dxa" w:w="100"/>
+            </w:tcMar>
+          </w:tcPr>
+          <w:p>
+            <w:pPr>
+              <w:spacing w:line="280"/>
+            </w:pPr>
+            <w:r>
+              <w:rPr>
+                <w:b/>
+                <w:bCs/>
+                <w:color w:val="FF0000"/>
+                <w:sz w:val="19"/>
+                <w:szCs w:val="19"/>
+              </w:rPr>
+              <w:t xml:space="preserve">時期</w:t>
+            </w:r>
+          </w:p>
+        </w:tc>
+        <w:tc>
+          <w:tcPr>
+            <w:tcW w:type="dxa" w:w="3447"/>
+            <w:tcBorders>
+              <w:top w:val="single" w:color="999999" w:sz="4"/>
+              <w:left w:val="single" w:color="999999" w:sz="4"/>
+              <w:bottom w:val="single" w:color="999999" w:sz="4"/>
+              <w:right w:val="single" w:color="999999" w:sz="4"/>
+            </w:tcBorders>
+            <w:shd w:fill="EDEDED" w:color="auto" w:val="clear"/>
+            <w:tcMar>
+              <w:top w:type="dxa" w:w="60"/>
+              <w:left w:type="dxa" w:w="100"/>
+              <w:bottom w:type="dxa" w:w="60"/>
+              <w:right w:type="dxa" w:w="100"/>
+            </w:tcMar>
+          </w:tcPr>
+          <w:p>
+            <w:pPr>
+              <w:spacing w:line="280"/>
+            </w:pPr>
+            <w:r>
+              <w:rPr>
+                <w:b/>
+                <w:bCs/>
+                <w:color w:val="FF0000"/>
+                <w:sz w:val="19"/>
+                <w:szCs w:val="19"/>
+              </w:rPr>
+              <w:t xml:space="preserve">出来事</w:t>
+            </w:r>
+          </w:p>
+        </w:tc>
+        <w:tc>
+          <w:tcPr>
+            <w:tcW w:type="dxa" w:w="1149"/>
+            <w:tcBorders>
+              <w:top w:val="single" w:color="999999" w:sz="4"/>
+              <w:left w:val="single" w:color="999999" w:sz="4"/>
+              <w:bottom w:val="single" w:color="999999" w:sz="4"/>
+              <w:right w:val="single" w:color="999999" w:sz="4"/>
+            </w:tcBorders>
+            <w:shd w:fill="EDEDED" w:color="auto" w:val="clear"/>
+            <w:tcMar>
+              <w:top w:type="dxa" w:w="60"/>
+              <w:left w:type="dxa" w:w="100"/>
+              <w:bottom w:type="dxa" w:w="60"/>
+              <w:right w:type="dxa" w:w="100"/>
+            </w:tcMar>
+          </w:tcPr>
+          <w:p>
+            <w:pPr>
+              <w:spacing w:line="280"/>
+            </w:pPr>
+            <w:r>
+              <w:rPr>
+                <w:b/>
+                <w:bCs/>
+                <w:color w:val="FF0000"/>
+                <w:sz w:val="19"/>
+                <w:szCs w:val="19"/>
+              </w:rPr>
+              <w:t xml:space="preserve">段階</w:t>
+            </w:r>
+          </w:p>
+        </w:tc>
+        <w:tc>
+          <w:tcPr>
+            <w:tcW w:type="dxa" w:w="2529"/>
+            <w:tcBorders>
+              <w:top w:val="single" w:color="999999" w:sz="4"/>
+              <w:left w:val="single" w:color="999999" w:sz="4"/>
+              <w:bottom w:val="single" w:color="999999" w:sz="4"/>
+              <w:right w:val="single" w:color="999999" w:sz="4"/>
+            </w:tcBorders>
+            <w:shd w:fill="EDEDED" w:color="auto" w:val="clear"/>
+            <w:tcMar>
+              <w:top w:type="dxa" w:w="60"/>
+              <w:left w:type="dxa" w:w="100"/>
+              <w:bottom w:type="dxa" w:w="60"/>
+              <w:right w:type="dxa" w:w="100"/>
+            </w:tcMar>
+          </w:tcPr>
+          <w:p>
+            <w:pPr>
+              <w:spacing w:line="280"/>
+            </w:pPr>
+            <w:r>
+              <w:rPr>
+                <w:b/>
+                <w:bCs/>
+                <w:color w:val="FF0000"/>
+                <w:sz w:val="19"/>
+                <w:szCs w:val="19"/>
+              </w:rPr>
+              <w:t xml:space="preserve">当時の気持ち・考え</w:t>
+            </w:r>
+          </w:p>
+        </w:tc>
+      </w:tr>
+      <w:tr>
+        <w:trPr>
+          <w:cantSplit/>
+        </w:trPr>
+        <w:tc>
+          <w:tcPr>
+            <w:tcW w:type="dxa" w:w="1379"/>
+            <w:tcBorders>
+              <w:top w:val="single" w:color="999999" w:sz="4"/>
+              <w:left w:val="single" w:color="999999" w:sz="4"/>
+              <w:bottom w:val="single" w:color="999999" w:sz="4"/>
+              <w:right w:val="single" w:color="999999" w:sz="4"/>
+            </w:tcBorders>
+            <w:tcMar>
+              <w:top w:type="dxa" w:w="60"/>
+              <w:left w:type="dxa" w:w="100"/>
+              <w:bottom w:type="dxa" w:w="60"/>
+              <w:right w:type="dxa" w:w="100"/>
+            </w:tcMar>
+          </w:tcPr>
+          <w:p>
+            <w:pPr>
+              <w:spacing w:line="280"/>
+            </w:pPr>
+            <w:r>
+              <w:rPr>
+                <w:color w:val="FF0000"/>
+                <w:sz w:val="19"/>
+                <w:szCs w:val="19"/>
+              </w:rPr>
+              <w:t xml:space="preserve">2023年8月31日</w:t>
+            </w:r>
+          </w:p>
+        </w:tc>
+        <w:tc>
+          <w:tcPr>
+            <w:tcW w:type="dxa" w:w="3447"/>
+            <w:tcBorders>
+              <w:top w:val="single" w:color="999999" w:sz="4"/>
+              <w:left w:val="single" w:color="999999" w:sz="4"/>
+              <w:bottom w:val="single" w:color="999999" w:sz="4"/>
+              <w:right w:val="single" w:color="999999" w:sz="4"/>
+            </w:tcBorders>
+            <w:tcMar>
+              <w:top w:type="dxa" w:w="60"/>
+              <w:left w:type="dxa" w:w="100"/>
+              <w:bottom w:type="dxa" w:w="60"/>
+              <w:right w:type="dxa" w:w="100"/>
+            </w:tcMar>
+          </w:tcPr>
+          <w:p>
+            <w:pPr>
+              <w:spacing w:line="280"/>
+            </w:pPr>
+            <w:r>
+              <w:rPr>
+                <w:color w:val="FF0000"/>
+                <w:sz w:val="19"/>
+                <w:szCs w:val="19"/>
+              </w:rPr>
+              <w:t xml:space="preserve">ホーチミンに到着。授業が始まるまでゆっくり過ごす</w:t>
+            </w:r>
+          </w:p>
+        </w:tc>
+        <w:tc>
+          <w:tcPr>
+            <w:tcW w:type="dxa" w:w="1149"/>
+            <w:tcBorders>
+              <w:top w:val="single" w:color="999999" w:sz="4"/>
+              <w:left w:val="single" w:color="999999" w:sz="4"/>
+              <w:bottom w:val="single" w:color="999999" w:sz="4"/>
+              <w:right w:val="single" w:color="999999" w:sz="4"/>
+            </w:tcBorders>
+            <w:tcMar>
+              <w:top w:type="dxa" w:w="60"/>
+              <w:left w:type="dxa" w:w="100"/>
+              <w:bottom w:type="dxa" w:w="60"/>
+              <w:right w:type="dxa" w:w="100"/>
+            </w:tcMar>
+          </w:tcPr>
+          <w:p>
+            <w:pPr>
+              <w:spacing w:line="280"/>
+            </w:pPr>
+            <w:r>
+              <w:rPr>
+                <w:color w:val="FF0000"/>
+                <w:sz w:val="19"/>
+                <w:szCs w:val="19"/>
+              </w:rPr>
+              <w:t xml:space="preserve">ハネムーン期</w:t>
+            </w:r>
+          </w:p>
+        </w:tc>
+        <w:tc>
+          <w:tcPr>
+            <w:tcW w:type="dxa" w:w="2529"/>
+            <w:tcBorders>
+              <w:top w:val="single" w:color="999999" w:sz="4"/>
+              <w:left w:val="single" w:color="999999" w:sz="4"/>
+              <w:bottom w:val="single" w:color="999999" w:sz="4"/>
+              <w:right w:val="single" w:color="999999" w:sz="4"/>
+            </w:tcBorders>
+            <w:tcMar>
+              <w:top w:type="dxa" w:w="60"/>
+              <w:left w:type="dxa" w:w="100"/>
+              <w:bottom w:type="dxa" w:w="60"/>
+              <w:right w:type="dxa" w:w="100"/>
+            </w:tcMar>
+          </w:tcPr>
+          <w:p>
+            <w:pPr>
+              <w:spacing w:line="280"/>
+            </w:pPr>
+            <w:r>
+              <w:rPr>
+                <w:color w:val="FF0000"/>
+                <w:sz w:val="19"/>
+                <w:szCs w:val="19"/>
+              </w:rPr>
+              <w:t xml:space="preserve">【記入】</w:t>
+            </w:r>
+          </w:p>
+        </w:tc>
+      </w:tr>
+      <w:tr>
+        <w:trPr>
+          <w:cantSplit/>
+        </w:trPr>
+        <w:tc>
+          <w:tcPr>
+            <w:tcW w:type="dxa" w:w="1379"/>
+            <w:tcBorders>
+              <w:top w:val="single" w:color="999999" w:sz="4"/>
+              <w:left w:val="single" w:color="999999" w:sz="4"/>
+              <w:bottom w:val="single" w:color="999999" w:sz="4"/>
+              <w:right w:val="single" w:color="999999" w:sz="4"/>
+            </w:tcBorders>
+            <w:tcMar>
+              <w:top w:type="dxa" w:w="60"/>
+              <w:left w:type="dxa" w:w="100"/>
+              <w:bottom w:type="dxa" w:w="60"/>
+              <w:right w:type="dxa" w:w="100"/>
+            </w:tcMar>
+          </w:tcPr>
+          <w:p>
+            <w:pPr>
+              <w:spacing w:line="280"/>
+            </w:pPr>
+            <w:r>
+              <w:rPr>
+                <w:color w:val="FF0000"/>
+                <w:sz w:val="19"/>
+                <w:szCs w:val="19"/>
+              </w:rPr>
+              <w:t xml:space="preserve">2023年9月2日</w:t>
+            </w:r>
+          </w:p>
+        </w:tc>
+        <w:tc>
+          <w:tcPr>
+            <w:tcW w:type="dxa" w:w="3447"/>
+            <w:tcBorders>
+              <w:top w:val="single" w:color="999999" w:sz="4"/>
+              <w:left w:val="single" w:color="999999" w:sz="4"/>
+              <w:bottom w:val="single" w:color="999999" w:sz="4"/>
+              <w:right w:val="single" w:color="999999" w:sz="4"/>
+            </w:tcBorders>
+            <w:tcMar>
+              <w:top w:type="dxa" w:w="60"/>
+              <w:left w:type="dxa" w:w="100"/>
+              <w:bottom w:type="dxa" w:w="60"/>
+              <w:right w:type="dxa" w:w="100"/>
+            </w:tcMar>
+          </w:tcPr>
+          <w:p>
+            <w:pPr>
+              <w:spacing w:line="280"/>
+            </w:pPr>
+            <w:r>
+              <w:rPr>
+                <w:color w:val="FF0000"/>
+                <w:sz w:val="19"/>
+                <w:szCs w:val="19"/>
+              </w:rPr>
+              <w:t xml:space="preserve">ドイツからの留学生とベトナム戦争のミュージアムを観光。建国記念日で川辺の花火を見る。フランス・ベルギー・ドイツ・台湾などの留学生と初めて会う</w:t>
+            </w:r>
+          </w:p>
+        </w:tc>
+        <w:tc>
+          <w:tcPr>
+            <w:tcW w:type="dxa" w:w="1149"/>
+            <w:tcBorders>
+              <w:top w:val="single" w:color="999999" w:sz="4"/>
+              <w:left w:val="single" w:color="999999" w:sz="4"/>
+              <w:bottom w:val="single" w:color="999999" w:sz="4"/>
+              <w:right w:val="single" w:color="999999" w:sz="4"/>
+            </w:tcBorders>
+            <w:tcMar>
+              <w:top w:type="dxa" w:w="60"/>
+              <w:left w:type="dxa" w:w="100"/>
+              <w:bottom w:type="dxa" w:w="60"/>
+              <w:right w:type="dxa" w:w="100"/>
+            </w:tcMar>
+          </w:tcPr>
+          <w:p>
+            <w:pPr>
+              <w:spacing w:line="280"/>
+            </w:pPr>
+            <w:r>
+              <w:rPr>
+                <w:color w:val="FF0000"/>
+                <w:sz w:val="19"/>
+                <w:szCs w:val="19"/>
+              </w:rPr>
+              <w:t xml:space="preserve">ハネムーン期</w:t>
+            </w:r>
+          </w:p>
+        </w:tc>
+        <w:tc>
+          <w:tcPr>
+            <w:tcW w:type="dxa" w:w="2529"/>
+            <w:tcBorders>
+              <w:top w:val="single" w:color="999999" w:sz="4"/>
+              <w:left w:val="single" w:color="999999" w:sz="4"/>
+              <w:bottom w:val="single" w:color="999999" w:sz="4"/>
+              <w:right w:val="single" w:color="999999" w:sz="4"/>
+            </w:tcBorders>
+            <w:tcMar>
+              <w:top w:type="dxa" w:w="60"/>
+              <w:left w:type="dxa" w:w="100"/>
+              <w:bottom w:type="dxa" w:w="60"/>
+              <w:right w:type="dxa" w:w="100"/>
+            </w:tcMar>
+          </w:tcPr>
+          <w:p>
+            <w:pPr>
+              <w:spacing w:line="280"/>
+            </w:pPr>
+            <w:r>
+              <w:rPr>
+                <w:color w:val="FF0000"/>
+                <w:sz w:val="19"/>
+                <w:szCs w:val="19"/>
+              </w:rPr>
+              <w:t xml:space="preserve">初めてヨーロッパの友達ができ、新鮮な気持ちになった</w:t>
+            </w:r>
+          </w:p>
+        </w:tc>
+      </w:tr>
+      <w:tr>
+        <w:trPr>
+          <w:cantSplit/>
+        </w:trPr>
+        <w:tc>
+          <w:tcPr>
+            <w:tcW w:type="dxa" w:w="1379"/>
+            <w:tcBorders>
+              <w:top w:val="single" w:color="999999" w:sz="4"/>
+              <w:left w:val="single" w:color="999999" w:sz="4"/>
+              <w:bottom w:val="single" w:color="999999" w:sz="4"/>
+              <w:right w:val="single" w:color="999999" w:sz="4"/>
+            </w:tcBorders>
+            <w:tcMar>
+              <w:top w:type="dxa" w:w="60"/>
+              <w:left w:type="dxa" w:w="100"/>
+              <w:bottom w:type="dxa" w:w="60"/>
+              <w:right w:type="dxa" w:w="100"/>
+            </w:tcMar>
+          </w:tcPr>
+          <w:p>
+            <w:pPr>
+              <w:spacing w:line="280"/>
+            </w:pPr>
+            <w:r>
+              <w:rPr>
+                <w:color w:val="FF0000"/>
+                <w:sz w:val="19"/>
+                <w:szCs w:val="19"/>
+              </w:rPr>
+              <w:t xml:space="preserve">2023年9月</w:t>
+            </w:r>
+          </w:p>
+        </w:tc>
+        <w:tc>
+          <w:tcPr>
+            <w:tcW w:type="dxa" w:w="3447"/>
+            <w:tcBorders>
+              <w:top w:val="single" w:color="999999" w:sz="4"/>
+              <w:left w:val="single" w:color="999999" w:sz="4"/>
+              <w:bottom w:val="single" w:color="999999" w:sz="4"/>
+              <w:right w:val="single" w:color="999999" w:sz="4"/>
+            </w:tcBorders>
+            <w:tcMar>
+              <w:top w:type="dxa" w:w="60"/>
+              <w:left w:type="dxa" w:w="100"/>
+              <w:bottom w:type="dxa" w:w="60"/>
+              <w:right w:type="dxa" w:w="100"/>
+            </w:tcMar>
+          </w:tcPr>
+          <w:p>
+            <w:pPr>
+              <w:spacing w:line="280"/>
+            </w:pPr>
+            <w:r>
+              <w:rPr>
+                <w:color w:val="FF0000"/>
+                <w:sz w:val="19"/>
+                <w:szCs w:val="19"/>
+              </w:rPr>
+              <w:t xml:space="preserve">ほかの留学生の英語がネイティブ並みで、特にフランス人の英語のアクセントが聞き取れず、会話につまる</w:t>
+            </w:r>
+          </w:p>
+        </w:tc>
+        <w:tc>
+          <w:tcPr>
+            <w:tcW w:type="dxa" w:w="1149"/>
+            <w:tcBorders>
+              <w:top w:val="single" w:color="999999" w:sz="4"/>
+              <w:left w:val="single" w:color="999999" w:sz="4"/>
+              <w:bottom w:val="single" w:color="999999" w:sz="4"/>
+              <w:right w:val="single" w:color="999999" w:sz="4"/>
+            </w:tcBorders>
+            <w:tcMar>
+              <w:top w:type="dxa" w:w="60"/>
+              <w:left w:type="dxa" w:w="100"/>
+              <w:bottom w:type="dxa" w:w="60"/>
+              <w:right w:type="dxa" w:w="100"/>
+            </w:tcMar>
+          </w:tcPr>
+          <w:p>
+            <w:pPr>
+              <w:spacing w:line="280"/>
+            </w:pPr>
+            <w:r>
+              <w:rPr>
+                <w:color w:val="FF0000"/>
+                <w:sz w:val="19"/>
+                <w:szCs w:val="19"/>
+              </w:rPr>
+              <w:t xml:space="preserve">ショック期</w:t>
+            </w:r>
+          </w:p>
+        </w:tc>
+        <w:tc>
+          <w:tcPr>
+            <w:tcW w:type="dxa" w:w="2529"/>
+            <w:tcBorders>
+              <w:top w:val="single" w:color="999999" w:sz="4"/>
+              <w:left w:val="single" w:color="999999" w:sz="4"/>
+              <w:bottom w:val="single" w:color="999999" w:sz="4"/>
+              <w:right w:val="single" w:color="999999" w:sz="4"/>
+            </w:tcBorders>
+            <w:tcMar>
+              <w:top w:type="dxa" w:w="60"/>
+              <w:left w:type="dxa" w:w="100"/>
+              <w:bottom w:type="dxa" w:w="60"/>
+              <w:right w:type="dxa" w:w="100"/>
+            </w:tcMar>
+          </w:tcPr>
+          <w:p>
+            <w:pPr>
+              <w:spacing w:line="280"/>
+            </w:pPr>
+            <w:r>
+              <w:rPr>
+                <w:color w:val="FF0000"/>
+                <w:sz w:val="19"/>
+                <w:szCs w:val="19"/>
+              </w:rPr>
+              <w:t xml:space="preserve">言語の壁を痛感し、少し不安になった。ただ、刺激的でこれからが楽しみになった</w:t>
+            </w:r>
+          </w:p>
+        </w:tc>
+      </w:tr>
+      <w:tr>
+        <w:trPr>
+          <w:cantSplit/>
+        </w:trPr>
+        <w:tc>
+          <w:tcPr>
+            <w:tcW w:type="dxa" w:w="1379"/>
+            <w:tcBorders>
+              <w:top w:val="single" w:color="999999" w:sz="4"/>
+              <w:left w:val="single" w:color="999999" w:sz="4"/>
+              <w:bottom w:val="single" w:color="999999" w:sz="4"/>
+              <w:right w:val="single" w:color="999999" w:sz="4"/>
+            </w:tcBorders>
+            <w:tcMar>
+              <w:top w:type="dxa" w:w="60"/>
+              <w:left w:type="dxa" w:w="100"/>
+              <w:bottom w:type="dxa" w:w="60"/>
+              <w:right w:type="dxa" w:w="100"/>
+            </w:tcMar>
+          </w:tcPr>
+          <w:p>
+            <w:pPr>
+              <w:spacing w:line="280"/>
+            </w:pPr>
+            <w:r>
+              <w:rPr>
+                <w:color w:val="FF0000"/>
+                <w:sz w:val="19"/>
+                <w:szCs w:val="19"/>
+              </w:rPr>
+              <w:t xml:space="preserve">2023年9月</w:t>
+            </w:r>
+          </w:p>
+        </w:tc>
+        <w:tc>
+          <w:tcPr>
+            <w:tcW w:type="dxa" w:w="3447"/>
+            <w:tcBorders>
+              <w:top w:val="single" w:color="999999" w:sz="4"/>
+              <w:left w:val="single" w:color="999999" w:sz="4"/>
+              <w:bottom w:val="single" w:color="999999" w:sz="4"/>
+              <w:right w:val="single" w:color="999999" w:sz="4"/>
+            </w:tcBorders>
+            <w:tcMar>
+              <w:top w:type="dxa" w:w="60"/>
+              <w:left w:type="dxa" w:w="100"/>
+              <w:bottom w:type="dxa" w:w="60"/>
+              <w:right w:type="dxa" w:w="100"/>
+            </w:tcMar>
+          </w:tcPr>
+          <w:p>
+            <w:pPr>
+              <w:spacing w:line="280"/>
+            </w:pPr>
+            <w:r>
+              <w:rPr>
+                <w:color w:val="FF0000"/>
+                <w:sz w:val="19"/>
+                <w:szCs w:val="19"/>
+              </w:rPr>
+              <w:t xml:space="preserve">ITの授業のレベルが高く、専門用語が多い</w:t>
+            </w:r>
+          </w:p>
+        </w:tc>
+        <w:tc>
+          <w:tcPr>
+            <w:tcW w:type="dxa" w:w="1149"/>
+            <w:tcBorders>
+              <w:top w:val="single" w:color="999999" w:sz="4"/>
+              <w:left w:val="single" w:color="999999" w:sz="4"/>
+              <w:bottom w:val="single" w:color="999999" w:sz="4"/>
+              <w:right w:val="single" w:color="999999" w:sz="4"/>
+            </w:tcBorders>
+            <w:tcMar>
+              <w:top w:type="dxa" w:w="60"/>
+              <w:left w:type="dxa" w:w="100"/>
+              <w:bottom w:type="dxa" w:w="60"/>
+              <w:right w:type="dxa" w:w="100"/>
+            </w:tcMar>
+          </w:tcPr>
+          <w:p>
+            <w:pPr>
+              <w:spacing w:line="280"/>
+            </w:pPr>
+            <w:r>
+              <w:rPr>
+                <w:color w:val="FF0000"/>
+                <w:sz w:val="19"/>
+                <w:szCs w:val="19"/>
+              </w:rPr>
+              <w:t xml:space="preserve">ショック期</w:t>
+            </w:r>
+          </w:p>
+        </w:tc>
+        <w:tc>
+          <w:tcPr>
+            <w:tcW w:type="dxa" w:w="2529"/>
+            <w:tcBorders>
+              <w:top w:val="single" w:color="999999" w:sz="4"/>
+              <w:left w:val="single" w:color="999999" w:sz="4"/>
+              <w:bottom w:val="single" w:color="999999" w:sz="4"/>
+              <w:right w:val="single" w:color="999999" w:sz="4"/>
+            </w:tcBorders>
+            <w:tcMar>
+              <w:top w:type="dxa" w:w="60"/>
+              <w:left w:type="dxa" w:w="100"/>
+              <w:bottom w:type="dxa" w:w="60"/>
+              <w:right w:type="dxa" w:w="100"/>
+            </w:tcMar>
+          </w:tcPr>
+          <w:p>
+            <w:pPr>
+              <w:spacing w:line="280"/>
+            </w:pPr>
+            <w:r>
+              <w:rPr>
+                <w:color w:val="FF0000"/>
+                <w:sz w:val="19"/>
+                <w:szCs w:val="19"/>
+              </w:rPr>
+              <w:t xml:space="preserve">和訳と復習が欠かせない。目的のためにめげずに受けたい</w:t>
+            </w:r>
+          </w:p>
+        </w:tc>
+      </w:tr>
+      <w:tr>
+        <w:trPr>
+          <w:cantSplit/>
+        </w:trPr>
+        <w:tc>
+          <w:tcPr>
+            <w:tcW w:type="dxa" w:w="1379"/>
+            <w:tcBorders>
+              <w:top w:val="single" w:color="999999" w:sz="4"/>
+              <w:left w:val="single" w:color="999999" w:sz="4"/>
+              <w:bottom w:val="single" w:color="999999" w:sz="4"/>
+              <w:right w:val="single" w:color="999999" w:sz="4"/>
+            </w:tcBorders>
+            <w:tcMar>
+              <w:top w:type="dxa" w:w="60"/>
+              <w:left w:type="dxa" w:w="100"/>
+              <w:bottom w:type="dxa" w:w="60"/>
+              <w:right w:type="dxa" w:w="100"/>
+            </w:tcMar>
+          </w:tcPr>
+          <w:p>
+            <w:pPr>
+              <w:spacing w:line="280"/>
+            </w:pPr>
+            <w:r>
+              <w:rPr>
+                <w:color w:val="FF0000"/>
+                <w:sz w:val="19"/>
+                <w:szCs w:val="19"/>
+              </w:rPr>
+              <w:t xml:space="preserve">2023年10月</w:t>
+            </w:r>
+          </w:p>
+        </w:tc>
+        <w:tc>
+          <w:tcPr>
+            <w:tcW w:type="dxa" w:w="3447"/>
+            <w:tcBorders>
+              <w:top w:val="single" w:color="999999" w:sz="4"/>
+              <w:left w:val="single" w:color="999999" w:sz="4"/>
+              <w:bottom w:val="single" w:color="999999" w:sz="4"/>
+              <w:right w:val="single" w:color="999999" w:sz="4"/>
+            </w:tcBorders>
+            <w:tcMar>
+              <w:top w:type="dxa" w:w="60"/>
+              <w:left w:type="dxa" w:w="100"/>
+              <w:bottom w:type="dxa" w:w="60"/>
+              <w:right w:type="dxa" w:w="100"/>
+            </w:tcMar>
+          </w:tcPr>
+          <w:p>
+            <w:pPr>
+              <w:spacing w:line="280"/>
+            </w:pPr>
+            <w:r>
+              <w:rPr>
+                <w:color w:val="FF0000"/>
+                <w:sz w:val="19"/>
+                <w:szCs w:val="19"/>
+              </w:rPr>
+              <w:t xml:space="preserve">毎週グループプレゼンとクイズがあり、最初は自分の役割がわからず困る</w:t>
+            </w:r>
+          </w:p>
+        </w:tc>
+        <w:tc>
+          <w:tcPr>
+            <w:tcW w:type="dxa" w:w="1149"/>
+            <w:tcBorders>
+              <w:top w:val="single" w:color="999999" w:sz="4"/>
+              <w:left w:val="single" w:color="999999" w:sz="4"/>
+              <w:bottom w:val="single" w:color="999999" w:sz="4"/>
+              <w:right w:val="single" w:color="999999" w:sz="4"/>
+            </w:tcBorders>
+            <w:tcMar>
+              <w:top w:type="dxa" w:w="60"/>
+              <w:left w:type="dxa" w:w="100"/>
+              <w:bottom w:type="dxa" w:w="60"/>
+              <w:right w:type="dxa" w:w="100"/>
+            </w:tcMar>
+          </w:tcPr>
+          <w:p>
+            <w:pPr>
+              <w:spacing w:line="280"/>
+            </w:pPr>
+            <w:r>
+              <w:rPr>
+                <w:color w:val="FF0000"/>
+                <w:sz w:val="19"/>
+                <w:szCs w:val="19"/>
+              </w:rPr>
+              <w:t xml:space="preserve">回復期</w:t>
+            </w:r>
+          </w:p>
+        </w:tc>
+        <w:tc>
+          <w:tcPr>
+            <w:tcW w:type="dxa" w:w="2529"/>
+            <w:tcBorders>
+              <w:top w:val="single" w:color="999999" w:sz="4"/>
+              <w:left w:val="single" w:color="999999" w:sz="4"/>
+              <w:bottom w:val="single" w:color="999999" w:sz="4"/>
+              <w:right w:val="single" w:color="999999" w:sz="4"/>
+            </w:tcBorders>
+            <w:tcMar>
+              <w:top w:type="dxa" w:w="60"/>
+              <w:left w:type="dxa" w:w="100"/>
+              <w:bottom w:type="dxa" w:w="60"/>
+              <w:right w:type="dxa" w:w="100"/>
+            </w:tcMar>
+          </w:tcPr>
+          <w:p>
+            <w:pPr>
+              <w:spacing w:line="280"/>
+            </w:pPr>
+            <w:r>
+              <w:rPr>
+                <w:color w:val="FF0000"/>
+                <w:sz w:val="19"/>
+                <w:szCs w:val="19"/>
+              </w:rPr>
+              <w:t xml:space="preserve">自分が積極的にならなければと考え、何をやればいいか聞くようにした。英語での発表にも慣れた</w:t>
+            </w:r>
+          </w:p>
+        </w:tc>
+      </w:tr>
+      <w:tr>
+        <w:trPr>
+          <w:cantSplit/>
+        </w:trPr>
+        <w:tc>
+          <w:tcPr>
+            <w:tcW w:type="dxa" w:w="1379"/>
+            <w:tcBorders>
+              <w:top w:val="single" w:color="999999" w:sz="4"/>
+              <w:left w:val="single" w:color="999999" w:sz="4"/>
+              <w:bottom w:val="single" w:color="999999" w:sz="4"/>
+              <w:right w:val="single" w:color="999999" w:sz="4"/>
+            </w:tcBorders>
+            <w:tcMar>
+              <w:top w:type="dxa" w:w="60"/>
+              <w:left w:type="dxa" w:w="100"/>
+              <w:bottom w:type="dxa" w:w="60"/>
+              <w:right w:type="dxa" w:w="100"/>
+            </w:tcMar>
+          </w:tcPr>
+          <w:p>
+            <w:pPr>
+              <w:spacing w:line="280"/>
+            </w:pPr>
+            <w:r>
+              <w:rPr>
+                <w:color w:val="FF0000"/>
+                <w:sz w:val="19"/>
+                <w:szCs w:val="19"/>
+              </w:rPr>
+              <w:t xml:space="preserve">2023年10月</w:t>
+            </w:r>
+          </w:p>
+        </w:tc>
+        <w:tc>
+          <w:tcPr>
+            <w:tcW w:type="dxa" w:w="3447"/>
+            <w:tcBorders>
+              <w:top w:val="single" w:color="999999" w:sz="4"/>
+              <w:left w:val="single" w:color="999999" w:sz="4"/>
+              <w:bottom w:val="single" w:color="999999" w:sz="4"/>
+              <w:right w:val="single" w:color="999999" w:sz="4"/>
+            </w:tcBorders>
+            <w:tcMar>
+              <w:top w:type="dxa" w:w="60"/>
+              <w:left w:type="dxa" w:w="100"/>
+              <w:bottom w:type="dxa" w:w="60"/>
+              <w:right w:type="dxa" w:w="100"/>
+            </w:tcMar>
+          </w:tcPr>
+          <w:p>
+            <w:pPr>
+              <w:spacing w:line="280"/>
+            </w:pPr>
+            <w:r>
+              <w:rPr>
+                <w:color w:val="FF0000"/>
+                <w:sz w:val="19"/>
+                <w:szCs w:val="19"/>
+              </w:rPr>
+              <w:t xml:space="preserve">初めてバスで帰宅する。自炊を始め、近所のスーパーやコンビニに通う</w:t>
+            </w:r>
+          </w:p>
+        </w:tc>
+        <w:tc>
+          <w:tcPr>
+            <w:tcW w:type="dxa" w:w="1149"/>
+            <w:tcBorders>
+              <w:top w:val="single" w:color="999999" w:sz="4"/>
+              <w:left w:val="single" w:color="999999" w:sz="4"/>
+              <w:bottom w:val="single" w:color="999999" w:sz="4"/>
+              <w:right w:val="single" w:color="999999" w:sz="4"/>
+            </w:tcBorders>
+            <w:tcMar>
+              <w:top w:type="dxa" w:w="60"/>
+              <w:left w:type="dxa" w:w="100"/>
+              <w:bottom w:type="dxa" w:w="60"/>
+              <w:right w:type="dxa" w:w="100"/>
+            </w:tcMar>
+          </w:tcPr>
+          <w:p>
+            <w:pPr>
+              <w:spacing w:line="280"/>
+            </w:pPr>
+            <w:r>
+              <w:rPr>
+                <w:color w:val="FF0000"/>
+                <w:sz w:val="19"/>
+                <w:szCs w:val="19"/>
+              </w:rPr>
+              <w:t xml:space="preserve">回復期</w:t>
+            </w:r>
+          </w:p>
+        </w:tc>
+        <w:tc>
+          <w:tcPr>
+            <w:tcW w:type="dxa" w:w="2529"/>
+            <w:tcBorders>
+              <w:top w:val="single" w:color="999999" w:sz="4"/>
+              <w:left w:val="single" w:color="999999" w:sz="4"/>
+              <w:bottom w:val="single" w:color="999999" w:sz="4"/>
+              <w:right w:val="single" w:color="999999" w:sz="4"/>
+            </w:tcBorders>
+            <w:tcMar>
+              <w:top w:type="dxa" w:w="60"/>
+              <w:left w:type="dxa" w:w="100"/>
+              <w:bottom w:type="dxa" w:w="60"/>
+              <w:right w:type="dxa" w:w="100"/>
+            </w:tcMar>
+          </w:tcPr>
+          <w:p>
+            <w:pPr>
+              <w:spacing w:line="280"/>
+            </w:pPr>
+            <w:r>
+              <w:rPr>
+                <w:color w:val="FF0000"/>
+                <w:sz w:val="19"/>
+                <w:szCs w:val="19"/>
+              </w:rPr>
+              <w:t xml:space="preserve">店員さんが顔を覚えてくれ、人の優しさを感じた</w:t>
+            </w:r>
+          </w:p>
+        </w:tc>
+      </w:tr>
+      <w:tr>
+        <w:trPr>
+          <w:cantSplit/>
+        </w:trPr>
+        <w:tc>
+          <w:tcPr>
+            <w:tcW w:type="dxa" w:w="1379"/>
+            <w:tcBorders>
+              <w:top w:val="single" w:color="999999" w:sz="4"/>
+              <w:left w:val="single" w:color="999999" w:sz="4"/>
+              <w:bottom w:val="single" w:color="999999" w:sz="4"/>
+              <w:right w:val="single" w:color="999999" w:sz="4"/>
+            </w:tcBorders>
+            <w:tcMar>
+              <w:top w:type="dxa" w:w="60"/>
+              <w:left w:type="dxa" w:w="100"/>
+              <w:bottom w:type="dxa" w:w="60"/>
+              <w:right w:type="dxa" w:w="100"/>
+            </w:tcMar>
+          </w:tcPr>
+          <w:p>
+            <w:pPr>
+              <w:spacing w:line="280"/>
+            </w:pPr>
+            <w:r>
+              <w:rPr>
+                <w:color w:val="FF0000"/>
+                <w:sz w:val="19"/>
+                <w:szCs w:val="19"/>
+              </w:rPr>
+              <w:t xml:space="preserve">2023年10月末</w:t>
+            </w:r>
+          </w:p>
+        </w:tc>
+        <w:tc>
+          <w:tcPr>
+            <w:tcW w:type="dxa" w:w="3447"/>
+            <w:tcBorders>
+              <w:top w:val="single" w:color="999999" w:sz="4"/>
+              <w:left w:val="single" w:color="999999" w:sz="4"/>
+              <w:bottom w:val="single" w:color="999999" w:sz="4"/>
+              <w:right w:val="single" w:color="999999" w:sz="4"/>
+            </w:tcBorders>
+            <w:tcMar>
+              <w:top w:type="dxa" w:w="60"/>
+              <w:left w:type="dxa" w:w="100"/>
+              <w:bottom w:type="dxa" w:w="60"/>
+              <w:right w:type="dxa" w:w="100"/>
+            </w:tcMar>
+          </w:tcPr>
+          <w:p>
+            <w:pPr>
+              <w:spacing w:line="280"/>
+            </w:pPr>
+            <w:r>
+              <w:rPr>
+                <w:color w:val="FF0000"/>
+                <w:sz w:val="19"/>
+                <w:szCs w:val="19"/>
+              </w:rPr>
+              <w:t xml:space="preserve">バディーが企画したブンタウ（Vũng Tàu）旅行。BBQで日本食を作り好評。サービスエリアの店を一度はあきらめたが、現地の学生に後押しされて挑戦</w:t>
+            </w:r>
+          </w:p>
+        </w:tc>
+        <w:tc>
+          <w:tcPr>
+            <w:tcW w:type="dxa" w:w="1149"/>
+            <w:tcBorders>
+              <w:top w:val="single" w:color="999999" w:sz="4"/>
+              <w:left w:val="single" w:color="999999" w:sz="4"/>
+              <w:bottom w:val="single" w:color="999999" w:sz="4"/>
+              <w:right w:val="single" w:color="999999" w:sz="4"/>
+            </w:tcBorders>
+            <w:tcMar>
+              <w:top w:type="dxa" w:w="60"/>
+              <w:left w:type="dxa" w:w="100"/>
+              <w:bottom w:type="dxa" w:w="60"/>
+              <w:right w:type="dxa" w:w="100"/>
+            </w:tcMar>
+          </w:tcPr>
+          <w:p>
+            <w:pPr>
+              <w:spacing w:line="280"/>
+            </w:pPr>
+            <w:r>
+              <w:rPr>
+                <w:color w:val="FF0000"/>
+                <w:sz w:val="19"/>
+                <w:szCs w:val="19"/>
+              </w:rPr>
+              <w:t xml:space="preserve">適応期 → 楽しむ段階</w:t>
+            </w:r>
+          </w:p>
+        </w:tc>
+        <w:tc>
+          <w:tcPr>
+            <w:tcW w:type="dxa" w:w="2529"/>
+            <w:tcBorders>
+              <w:top w:val="single" w:color="999999" w:sz="4"/>
+              <w:left w:val="single" w:color="999999" w:sz="4"/>
+              <w:bottom w:val="single" w:color="999999" w:sz="4"/>
+              <w:right w:val="single" w:color="999999" w:sz="4"/>
+            </w:tcBorders>
+            <w:tcMar>
+              <w:top w:type="dxa" w:w="60"/>
+              <w:left w:type="dxa" w:w="100"/>
+              <w:bottom w:type="dxa" w:w="60"/>
+              <w:right w:type="dxa" w:w="100"/>
+            </w:tcMar>
+          </w:tcPr>
+          <w:p>
+            <w:pPr>
+              <w:spacing w:line="280"/>
+            </w:pPr>
+            <w:r>
+              <w:rPr>
+                <w:color w:val="FF0000"/>
+                <w:sz w:val="19"/>
+                <w:szCs w:val="19"/>
+              </w:rPr>
+              <w:t xml:space="preserve">英語力の成長を感じ、「英語を喋るのが楽しい」と思えた</w:t>
+            </w:r>
+          </w:p>
+        </w:tc>
+      </w:tr>
+      <w:tr>
+        <w:trPr>
+          <w:cantSplit/>
+        </w:trPr>
+        <w:tc>
+          <w:tcPr>
+            <w:tcW w:type="dxa" w:w="1379"/>
+            <w:tcBorders>
+              <w:top w:val="single" w:color="999999" w:sz="4"/>
+              <w:left w:val="single" w:color="999999" w:sz="4"/>
+              <w:bottom w:val="single" w:color="999999" w:sz="4"/>
+              <w:right w:val="single" w:color="999999" w:sz="4"/>
+            </w:tcBorders>
+            <w:tcMar>
+              <w:top w:type="dxa" w:w="60"/>
+              <w:left w:type="dxa" w:w="100"/>
+              <w:bottom w:type="dxa" w:w="60"/>
+              <w:right w:type="dxa" w:w="100"/>
+            </w:tcMar>
+          </w:tcPr>
+          <w:p>
+            <w:pPr>
+              <w:spacing w:line="280"/>
+            </w:pPr>
+            <w:r>
+              <w:rPr>
+                <w:color w:val="FF0000"/>
+                <w:sz w:val="19"/>
+                <w:szCs w:val="19"/>
+              </w:rPr>
+              <w:t xml:space="preserve">2023年11月13日</w:t>
+            </w:r>
+          </w:p>
+        </w:tc>
+        <w:tc>
+          <w:tcPr>
+            <w:tcW w:type="dxa" w:w="3447"/>
+            <w:tcBorders>
+              <w:top w:val="single" w:color="999999" w:sz="4"/>
+              <w:left w:val="single" w:color="999999" w:sz="4"/>
+              <w:bottom w:val="single" w:color="999999" w:sz="4"/>
+              <w:right w:val="single" w:color="999999" w:sz="4"/>
+            </w:tcBorders>
+            <w:tcMar>
+              <w:top w:type="dxa" w:w="60"/>
+              <w:left w:type="dxa" w:w="100"/>
+              <w:bottom w:type="dxa" w:w="60"/>
+              <w:right w:type="dxa" w:w="100"/>
+            </w:tcMar>
+          </w:tcPr>
+          <w:p>
+            <w:pPr>
+              <w:spacing w:line="280"/>
+            </w:pPr>
+            <w:r>
+              <w:rPr>
+                <w:color w:val="FF0000"/>
+                <w:sz w:val="19"/>
+                <w:szCs w:val="19"/>
+              </w:rPr>
+              <w:t xml:space="preserve">お世話になった先生方と写真を撮る。先生から授業態度をほめるメールをもらう</w:t>
+            </w:r>
+          </w:p>
+        </w:tc>
+        <w:tc>
+          <w:tcPr>
+            <w:tcW w:type="dxa" w:w="1149"/>
+            <w:tcBorders>
+              <w:top w:val="single" w:color="999999" w:sz="4"/>
+              <w:left w:val="single" w:color="999999" w:sz="4"/>
+              <w:bottom w:val="single" w:color="999999" w:sz="4"/>
+              <w:right w:val="single" w:color="999999" w:sz="4"/>
+            </w:tcBorders>
+            <w:tcMar>
+              <w:top w:type="dxa" w:w="60"/>
+              <w:left w:type="dxa" w:w="100"/>
+              <w:bottom w:type="dxa" w:w="60"/>
+              <w:right w:type="dxa" w:w="100"/>
+            </w:tcMar>
+          </w:tcPr>
+          <w:p>
+            <w:pPr>
+              <w:spacing w:line="280"/>
+            </w:pPr>
+            <w:r>
+              <w:rPr>
+                <w:color w:val="FF0000"/>
+                <w:sz w:val="19"/>
+                <w:szCs w:val="19"/>
+              </w:rPr>
+              <w:t xml:space="preserve">適応期</w:t>
+            </w:r>
+          </w:p>
+        </w:tc>
+        <w:tc>
+          <w:tcPr>
+            <w:tcW w:type="dxa" w:w="2529"/>
+            <w:tcBorders>
+              <w:top w:val="single" w:color="999999" w:sz="4"/>
+              <w:left w:val="single" w:color="999999" w:sz="4"/>
+              <w:bottom w:val="single" w:color="999999" w:sz="4"/>
+              <w:right w:val="single" w:color="999999" w:sz="4"/>
+            </w:tcBorders>
+            <w:tcMar>
+              <w:top w:type="dxa" w:w="60"/>
+              <w:left w:type="dxa" w:w="100"/>
+              <w:bottom w:type="dxa" w:w="60"/>
+              <w:right w:type="dxa" w:w="100"/>
+            </w:tcMar>
+          </w:tcPr>
+          <w:p>
+            <w:pPr>
+              <w:spacing w:line="280"/>
+            </w:pPr>
+            <w:r>
+              <w:rPr>
+                <w:color w:val="FF0000"/>
+                <w:sz w:val="19"/>
+                <w:szCs w:val="19"/>
+              </w:rPr>
+              <w:t xml:space="preserve">努力が報われたと感じた</w:t>
+            </w:r>
+          </w:p>
+        </w:tc>
+      </w:tr>
+      <w:tr>
+        <w:trPr>
+          <w:cantSplit/>
+        </w:trPr>
+        <w:tc>
+          <w:tcPr>
+            <w:tcW w:type="dxa" w:w="1379"/>
+            <w:tcBorders>
+              <w:top w:val="single" w:color="999999" w:sz="4"/>
+              <w:left w:val="single" w:color="999999" w:sz="4"/>
+              <w:bottom w:val="single" w:color="999999" w:sz="4"/>
+              <w:right w:val="single" w:color="999999" w:sz="4"/>
+            </w:tcBorders>
+            <w:tcMar>
+              <w:top w:type="dxa" w:w="60"/>
+              <w:left w:type="dxa" w:w="100"/>
+              <w:bottom w:type="dxa" w:w="60"/>
+              <w:right w:type="dxa" w:w="100"/>
+            </w:tcMar>
+          </w:tcPr>
+          <w:p>
+            <w:pPr>
+              <w:spacing w:line="280"/>
+            </w:pPr>
+            <w:r>
+              <w:rPr>
+                <w:color w:val="FF0000"/>
+                <w:sz w:val="19"/>
+                <w:szCs w:val="19"/>
+              </w:rPr>
+              <w:t xml:space="preserve">2023年11月</w:t>
+            </w:r>
+          </w:p>
+        </w:tc>
+        <w:tc>
+          <w:tcPr>
+            <w:tcW w:type="dxa" w:w="3447"/>
+            <w:tcBorders>
+              <w:top w:val="single" w:color="999999" w:sz="4"/>
+              <w:left w:val="single" w:color="999999" w:sz="4"/>
+              <w:bottom w:val="single" w:color="999999" w:sz="4"/>
+              <w:right w:val="single" w:color="999999" w:sz="4"/>
+            </w:tcBorders>
+            <w:tcMar>
+              <w:top w:type="dxa" w:w="60"/>
+              <w:left w:type="dxa" w:w="100"/>
+              <w:bottom w:type="dxa" w:w="60"/>
+              <w:right w:type="dxa" w:w="100"/>
+            </w:tcMar>
+          </w:tcPr>
+          <w:p>
+            <w:pPr>
+              <w:spacing w:line="280"/>
+            </w:pPr>
+            <w:r>
+              <w:rPr>
+                <w:color w:val="FF0000"/>
+                <w:sz w:val="19"/>
+                <w:szCs w:val="19"/>
+              </w:rPr>
+              <w:t xml:space="preserve">バスで1区へ。お年寄りや妊婦にすぐ席を譲る、学生証でバスが18円になる</w:t>
+            </w:r>
+          </w:p>
+        </w:tc>
+        <w:tc>
+          <w:tcPr>
+            <w:tcW w:type="dxa" w:w="1149"/>
+            <w:tcBorders>
+              <w:top w:val="single" w:color="999999" w:sz="4"/>
+              <w:left w:val="single" w:color="999999" w:sz="4"/>
+              <w:bottom w:val="single" w:color="999999" w:sz="4"/>
+              <w:right w:val="single" w:color="999999" w:sz="4"/>
+            </w:tcBorders>
+            <w:tcMar>
+              <w:top w:type="dxa" w:w="60"/>
+              <w:left w:type="dxa" w:w="100"/>
+              <w:bottom w:type="dxa" w:w="60"/>
+              <w:right w:type="dxa" w:w="100"/>
+            </w:tcMar>
+          </w:tcPr>
+          <w:p>
+            <w:pPr>
+              <w:spacing w:line="280"/>
+            </w:pPr>
+            <w:r>
+              <w:rPr>
+                <w:color w:val="FF0000"/>
+                <w:sz w:val="19"/>
+                <w:szCs w:val="19"/>
+              </w:rPr>
+              <w:t xml:space="preserve">適応期</w:t>
+            </w:r>
+          </w:p>
+        </w:tc>
+        <w:tc>
+          <w:tcPr>
+            <w:tcW w:type="dxa" w:w="2529"/>
+            <w:tcBorders>
+              <w:top w:val="single" w:color="999999" w:sz="4"/>
+              <w:left w:val="single" w:color="999999" w:sz="4"/>
+              <w:bottom w:val="single" w:color="999999" w:sz="4"/>
+              <w:right w:val="single" w:color="999999" w:sz="4"/>
+            </w:tcBorders>
+            <w:tcMar>
+              <w:top w:type="dxa" w:w="60"/>
+              <w:left w:type="dxa" w:w="100"/>
+              <w:bottom w:type="dxa" w:w="60"/>
+              <w:right w:type="dxa" w:w="100"/>
+            </w:tcMar>
+          </w:tcPr>
+          <w:p>
+            <w:pPr>
+              <w:spacing w:line="280"/>
+            </w:pPr>
+            <w:r>
+              <w:rPr>
+                <w:color w:val="FF0000"/>
+                <w:sz w:val="19"/>
+                <w:szCs w:val="19"/>
+              </w:rPr>
+              <w:t xml:space="preserve">ベトナムの人は相手を思いやる心がある</w:t>
+            </w:r>
+          </w:p>
+        </w:tc>
+      </w:tr>
+      <w:tr>
+        <w:trPr>
+          <w:cantSplit/>
+        </w:trPr>
+        <w:tc>
+          <w:tcPr>
+            <w:tcW w:type="dxa" w:w="1379"/>
+            <w:tcBorders>
+              <w:top w:val="single" w:color="999999" w:sz="4"/>
+              <w:left w:val="single" w:color="999999" w:sz="4"/>
+              <w:bottom w:val="single" w:color="999999" w:sz="4"/>
+              <w:right w:val="single" w:color="999999" w:sz="4"/>
+            </w:tcBorders>
+            <w:tcMar>
+              <w:top w:type="dxa" w:w="60"/>
+              <w:left w:type="dxa" w:w="100"/>
+              <w:bottom w:type="dxa" w:w="60"/>
+              <w:right w:type="dxa" w:w="100"/>
+            </w:tcMar>
+          </w:tcPr>
+          <w:p>
+            <w:pPr>
+              <w:spacing w:line="280"/>
+            </w:pPr>
+            <w:r>
+              <w:rPr>
+                <w:color w:val="FF0000"/>
+                <w:sz w:val="19"/>
+                <w:szCs w:val="19"/>
+              </w:rPr>
+              <w:t xml:space="preserve">2023年11月〜帰国前</w:t>
+            </w:r>
+          </w:p>
+        </w:tc>
+        <w:tc>
+          <w:tcPr>
+            <w:tcW w:type="dxa" w:w="3447"/>
+            <w:tcBorders>
+              <w:top w:val="single" w:color="999999" w:sz="4"/>
+              <w:left w:val="single" w:color="999999" w:sz="4"/>
+              <w:bottom w:val="single" w:color="999999" w:sz="4"/>
+              <w:right w:val="single" w:color="999999" w:sz="4"/>
+            </w:tcBorders>
+            <w:tcMar>
+              <w:top w:type="dxa" w:w="60"/>
+              <w:left w:type="dxa" w:w="100"/>
+              <w:bottom w:type="dxa" w:w="60"/>
+              <w:right w:type="dxa" w:w="100"/>
+            </w:tcMar>
+          </w:tcPr>
+          <w:p>
+            <w:pPr>
+              <w:spacing w:line="280"/>
+            </w:pPr>
+            <w:r>
+              <w:rPr>
+                <w:color w:val="FF0000"/>
+                <w:sz w:val="19"/>
+                <w:szCs w:val="19"/>
+              </w:rPr>
+              <w:t xml:space="preserve">残り1か月。grabではなくバスで帰る、市場を1人で回る、屋台飯、メコン川の英語ツアー、自宅でMovie night</w:t>
+            </w:r>
+          </w:p>
+        </w:tc>
+        <w:tc>
+          <w:tcPr>
+            <w:tcW w:type="dxa" w:w="1149"/>
+            <w:tcBorders>
+              <w:top w:val="single" w:color="999999" w:sz="4"/>
+              <w:left w:val="single" w:color="999999" w:sz="4"/>
+              <w:bottom w:val="single" w:color="999999" w:sz="4"/>
+              <w:right w:val="single" w:color="999999" w:sz="4"/>
+            </w:tcBorders>
+            <w:tcMar>
+              <w:top w:type="dxa" w:w="60"/>
+              <w:left w:type="dxa" w:w="100"/>
+              <w:bottom w:type="dxa" w:w="60"/>
+              <w:right w:type="dxa" w:w="100"/>
+            </w:tcMar>
+          </w:tcPr>
+          <w:p>
+            <w:pPr>
+              <w:spacing w:line="280"/>
+            </w:pPr>
+            <w:r>
+              <w:rPr>
+                <w:color w:val="FF0000"/>
+                <w:sz w:val="19"/>
+                <w:szCs w:val="19"/>
+              </w:rPr>
+              <w:t xml:space="preserve">楽しむ段階</w:t>
+            </w:r>
+          </w:p>
+        </w:tc>
+        <w:tc>
+          <w:tcPr>
+            <w:tcW w:type="dxa" w:w="2529"/>
+            <w:tcBorders>
+              <w:top w:val="single" w:color="999999" w:sz="4"/>
+              <w:left w:val="single" w:color="999999" w:sz="4"/>
+              <w:bottom w:val="single" w:color="999999" w:sz="4"/>
+              <w:right w:val="single" w:color="999999" w:sz="4"/>
+            </w:tcBorders>
+            <w:tcMar>
+              <w:top w:type="dxa" w:w="60"/>
+              <w:left w:type="dxa" w:w="100"/>
+              <w:bottom w:type="dxa" w:w="60"/>
+              <w:right w:type="dxa" w:w="100"/>
+            </w:tcMar>
+          </w:tcPr>
+          <w:p>
+            <w:pPr>
+              <w:spacing w:line="280"/>
+            </w:pPr>
+            <w:r>
+              <w:rPr>
+                <w:color w:val="FF0000"/>
+                <w:sz w:val="19"/>
+                <w:szCs w:val="19"/>
+              </w:rPr>
+              <w:t xml:space="preserve">「うまくいかないのは当たり前で、新しいことを知れる挑戦が楽しい」</w:t>
+            </w:r>
+          </w:p>
+        </w:tc>
+      </w:tr>
+      <w:tr>
+        <w:trPr>
+          <w:cantSplit/>
+        </w:trPr>
+        <w:tc>
+          <w:tcPr>
+            <w:tcW w:type="dxa" w:w="1379"/>
+            <w:tcBorders>
+              <w:top w:val="single" w:color="999999" w:sz="4"/>
+              <w:left w:val="single" w:color="999999" w:sz="4"/>
+              <w:bottom w:val="single" w:color="999999" w:sz="4"/>
+              <w:right w:val="single" w:color="999999" w:sz="4"/>
+            </w:tcBorders>
+            <w:tcMar>
+              <w:top w:type="dxa" w:w="60"/>
+              <w:left w:type="dxa" w:w="100"/>
+              <w:bottom w:type="dxa" w:w="60"/>
+              <w:right w:type="dxa" w:w="100"/>
+            </w:tcMar>
+          </w:tcPr>
+          <w:p>
+            <w:pPr>
+              <w:spacing w:line="280"/>
+            </w:pPr>
+            <w:r>
+              <w:rPr>
+                <w:color w:val="FF0000"/>
+                <w:sz w:val="19"/>
+                <w:szCs w:val="19"/>
+              </w:rPr>
+              <w:t xml:space="preserve">帰国前（家の引き渡し）</w:t>
+            </w:r>
+          </w:p>
+        </w:tc>
+        <w:tc>
+          <w:tcPr>
+            <w:tcW w:type="dxa" w:w="3447"/>
+            <w:tcBorders>
+              <w:top w:val="single" w:color="999999" w:sz="4"/>
+              <w:left w:val="single" w:color="999999" w:sz="4"/>
+              <w:bottom w:val="single" w:color="999999" w:sz="4"/>
+              <w:right w:val="single" w:color="999999" w:sz="4"/>
+            </w:tcBorders>
+            <w:tcMar>
+              <w:top w:type="dxa" w:w="60"/>
+              <w:left w:type="dxa" w:w="100"/>
+              <w:bottom w:type="dxa" w:w="60"/>
+              <w:right w:type="dxa" w:w="100"/>
+            </w:tcMar>
+          </w:tcPr>
+          <w:p>
+            <w:pPr>
+              <w:spacing w:line="280"/>
+            </w:pPr>
+            <w:r>
+              <w:rPr>
+                <w:color w:val="FF0000"/>
+                <w:sz w:val="19"/>
+                <w:szCs w:val="19"/>
+              </w:rPr>
+              <w:t xml:space="preserve">大家さんに、3か月で学んだベトナム語で挨拶すると、泣きそうな顔で見えなくなるまで見送ってくれた</w:t>
+            </w:r>
+          </w:p>
+        </w:tc>
+        <w:tc>
+          <w:tcPr>
+            <w:tcW w:type="dxa" w:w="1149"/>
+            <w:tcBorders>
+              <w:top w:val="single" w:color="999999" w:sz="4"/>
+              <w:left w:val="single" w:color="999999" w:sz="4"/>
+              <w:bottom w:val="single" w:color="999999" w:sz="4"/>
+              <w:right w:val="single" w:color="999999" w:sz="4"/>
+            </w:tcBorders>
+            <w:tcMar>
+              <w:top w:type="dxa" w:w="60"/>
+              <w:left w:type="dxa" w:w="100"/>
+              <w:bottom w:type="dxa" w:w="60"/>
+              <w:right w:type="dxa" w:w="100"/>
+            </w:tcMar>
+          </w:tcPr>
+          <w:p>
+            <w:pPr>
+              <w:spacing w:line="280"/>
+            </w:pPr>
+            <w:r>
+              <w:rPr>
+                <w:color w:val="FF0000"/>
+                <w:sz w:val="19"/>
+                <w:szCs w:val="19"/>
+              </w:rPr>
+              <w:t xml:space="preserve">楽しむ段階</w:t>
+            </w:r>
+          </w:p>
+        </w:tc>
+        <w:tc>
+          <w:tcPr>
+            <w:tcW w:type="dxa" w:w="2529"/>
+            <w:tcBorders>
+              <w:top w:val="single" w:color="999999" w:sz="4"/>
+              <w:left w:val="single" w:color="999999" w:sz="4"/>
+              <w:bottom w:val="single" w:color="999999" w:sz="4"/>
+              <w:right w:val="single" w:color="999999" w:sz="4"/>
+            </w:tcBorders>
+            <w:tcMar>
+              <w:top w:type="dxa" w:w="60"/>
+              <w:left w:type="dxa" w:w="100"/>
+              <w:bottom w:type="dxa" w:w="60"/>
+              <w:right w:type="dxa" w:w="100"/>
+            </w:tcMar>
+          </w:tcPr>
+          <w:p>
+            <w:pPr>
+              <w:spacing w:line="280"/>
+            </w:pPr>
+            <w:r>
+              <w:rPr>
+                <w:color w:val="FF0000"/>
+                <w:sz w:val="19"/>
+                <w:szCs w:val="19"/>
+              </w:rPr>
+              <w:t xml:space="preserve">言葉でつながる楽しさを感じた</w:t>
+            </w:r>
+          </w:p>
+        </w:tc>
+      </w:tr>
+    </w:tbl>
+    <w:p>
+      <w:pPr>
+        <w:spacing w:after="120"/>
+      </w:pPr>
+    </w:p>
+    <w:p>
+      <w:pPr>
+        <w:spacing w:after="160" w:line="340"/>
+      </w:pPr>
+      <w:r>
+        <w:rPr>
+          <w:b/>
+          <w:bCs/>
+          <w:color w:val="FF0000"/>
+        </w:rPr>
+        <w:t xml:space="preserve">ベトナムで初めてやったこと・知ったこと・感じたこと</w:t>
+      </w:r>
+    </w:p>
+    <w:tbl>
+      <w:tblPr>
+        <w:tblW w:type="dxa" w:w="8504"/>
+        <w:tblBorders>
+          <w:top w:val="single" w:color="auto" w:sz="4"/>
+          <w:left w:val="single" w:color="auto" w:sz="4"/>
+          <w:bottom w:val="single" w:color="auto" w:sz="4"/>
+          <w:right w:val="single" w:color="auto" w:sz="4"/>
+          <w:insideH w:val="single" w:color="auto" w:sz="4"/>
+          <w:insideV w:val="single" w:color="auto" w:sz="4"/>
+        </w:tblBorders>
+      </w:tblPr>
+      <w:tblGrid>
+        <w:gridCol w:w="1417"/>
+        <w:gridCol w:w="7087"/>
+      </w:tblGrid>
+      <w:tr>
+        <w:trPr>
+          <w:cantSplit/>
+          <w:tblHeader/>
+        </w:trPr>
+        <w:tc>
+          <w:tcPr>
+            <w:tcW w:type="dxa" w:w="1417"/>
+            <w:tcBorders>
+              <w:top w:val="single" w:color="999999" w:sz="4"/>
+              <w:left w:val="single" w:color="999999" w:sz="4"/>
+              <w:bottom w:val="single" w:color="999999" w:sz="4"/>
+              <w:right w:val="single" w:color="999999" w:sz="4"/>
+            </w:tcBorders>
+            <w:shd w:fill="EDEDED" w:color="auto" w:val="clear"/>
+            <w:tcMar>
+              <w:top w:type="dxa" w:w="60"/>
+              <w:left w:type="dxa" w:w="100"/>
+              <w:bottom w:type="dxa" w:w="60"/>
+              <w:right w:type="dxa" w:w="100"/>
+            </w:tcMar>
+          </w:tcPr>
+          <w:p>
+            <w:pPr>
+              <w:spacing w:line="280"/>
+            </w:pPr>
+            <w:r>
+              <w:rPr>
+                <w:b/>
+                <w:bCs/>
+                <w:color w:val="FF0000"/>
+                <w:sz w:val="19"/>
+                <w:szCs w:val="19"/>
+              </w:rPr>
+              <w:t xml:space="preserve">種類</w:t>
+            </w:r>
+          </w:p>
+        </w:tc>
+        <w:tc>
+          <w:tcPr>
+            <w:tcW w:type="dxa" w:w="7087"/>
+            <w:tcBorders>
+              <w:top w:val="single" w:color="999999" w:sz="4"/>
+              <w:left w:val="single" w:color="999999" w:sz="4"/>
+              <w:bottom w:val="single" w:color="999999" w:sz="4"/>
+              <w:right w:val="single" w:color="999999" w:sz="4"/>
+            </w:tcBorders>
+            <w:shd w:fill="EDEDED" w:color="auto" w:val="clear"/>
+            <w:tcMar>
+              <w:top w:type="dxa" w:w="60"/>
+              <w:left w:type="dxa" w:w="100"/>
+              <w:bottom w:type="dxa" w:w="60"/>
+              <w:right w:type="dxa" w:w="100"/>
+            </w:tcMar>
+          </w:tcPr>
+          <w:p>
+            <w:pPr>
+              <w:spacing w:line="280"/>
+            </w:pPr>
+            <w:r>
+              <w:rPr>
+                <w:b/>
+                <w:bCs/>
+                <w:color w:val="FF0000"/>
+                <w:sz w:val="19"/>
+                <w:szCs w:val="19"/>
+              </w:rPr>
+              <w:t xml:space="preserve">内容</w:t>
+            </w:r>
+          </w:p>
+        </w:tc>
+      </w:tr>
+      <w:tr>
+        <w:trPr>
+          <w:cantSplit/>
+        </w:trPr>
+        <w:tc>
+          <w:tcPr>
+            <w:tcW w:type="dxa" w:w="1417"/>
+            <w:tcBorders>
+              <w:top w:val="single" w:color="999999" w:sz="4"/>
+              <w:left w:val="single" w:color="999999" w:sz="4"/>
+              <w:bottom w:val="single" w:color="999999" w:sz="4"/>
+              <w:right w:val="single" w:color="999999" w:sz="4"/>
+            </w:tcBorders>
+            <w:tcMar>
+              <w:top w:type="dxa" w:w="60"/>
+              <w:left w:type="dxa" w:w="100"/>
+              <w:bottom w:type="dxa" w:w="60"/>
+              <w:right w:type="dxa" w:w="100"/>
+            </w:tcMar>
+          </w:tcPr>
+          <w:p>
+            <w:pPr>
+              <w:spacing w:line="280"/>
+            </w:pPr>
+            <w:r>
+              <w:rPr>
+                <w:color w:val="FF0000"/>
+                <w:sz w:val="19"/>
+                <w:szCs w:val="19"/>
+              </w:rPr>
+              <w:t xml:space="preserve">食</w:t>
+            </w:r>
+          </w:p>
+        </w:tc>
+        <w:tc>
+          <w:tcPr>
+            <w:tcW w:type="dxa" w:w="7087"/>
+            <w:tcBorders>
+              <w:top w:val="single" w:color="999999" w:sz="4"/>
+              <w:left w:val="single" w:color="999999" w:sz="4"/>
+              <w:bottom w:val="single" w:color="999999" w:sz="4"/>
+              <w:right w:val="single" w:color="999999" w:sz="4"/>
+            </w:tcBorders>
+            <w:tcMar>
+              <w:top w:type="dxa" w:w="60"/>
+              <w:left w:type="dxa" w:w="100"/>
+              <w:bottom w:type="dxa" w:w="60"/>
+              <w:right w:type="dxa" w:w="100"/>
+            </w:tcMar>
+          </w:tcPr>
+          <w:p>
+            <w:pPr>
+              <w:spacing w:line="280"/>
+            </w:pPr>
+            <w:r>
+              <w:rPr>
+                <w:color w:val="FF0000"/>
+                <w:sz w:val="19"/>
+                <w:szCs w:val="19"/>
+              </w:rPr>
+              <w:t xml:space="preserve">黄色いスイカ・種のないスイカ、学校のカフェのヌードル、バナナの葉で包んだ肉まん、ライチティー、屋台飯、採れたてのフレッシュジュース、BBQで日本食（じゃがチーズバター）を作る、友達とわらび餅を食べに行く</w:t>
+            </w:r>
+          </w:p>
+        </w:tc>
+      </w:tr>
+      <w:tr>
+        <w:trPr>
+          <w:cantSplit/>
+        </w:trPr>
+        <w:tc>
+          <w:tcPr>
+            <w:tcW w:type="dxa" w:w="1417"/>
+            <w:tcBorders>
+              <w:top w:val="single" w:color="999999" w:sz="4"/>
+              <w:left w:val="single" w:color="999999" w:sz="4"/>
+              <w:bottom w:val="single" w:color="999999" w:sz="4"/>
+              <w:right w:val="single" w:color="999999" w:sz="4"/>
+            </w:tcBorders>
+            <w:tcMar>
+              <w:top w:type="dxa" w:w="60"/>
+              <w:left w:type="dxa" w:w="100"/>
+              <w:bottom w:type="dxa" w:w="60"/>
+              <w:right w:type="dxa" w:w="100"/>
+            </w:tcMar>
+          </w:tcPr>
+          <w:p>
+            <w:pPr>
+              <w:spacing w:line="280"/>
+            </w:pPr>
+            <w:r>
+              <w:rPr>
+                <w:color w:val="FF0000"/>
+                <w:sz w:val="19"/>
+                <w:szCs w:val="19"/>
+              </w:rPr>
+              <w:t xml:space="preserve">生活</w:t>
+            </w:r>
+          </w:p>
+        </w:tc>
+        <w:tc>
+          <w:tcPr>
+            <w:tcW w:type="dxa" w:w="7087"/>
+            <w:tcBorders>
+              <w:top w:val="single" w:color="999999" w:sz="4"/>
+              <w:left w:val="single" w:color="999999" w:sz="4"/>
+              <w:bottom w:val="single" w:color="999999" w:sz="4"/>
+              <w:right w:val="single" w:color="999999" w:sz="4"/>
+            </w:tcBorders>
+            <w:tcMar>
+              <w:top w:type="dxa" w:w="60"/>
+              <w:left w:type="dxa" w:w="100"/>
+              <w:bottom w:type="dxa" w:w="60"/>
+              <w:right w:type="dxa" w:w="100"/>
+            </w:tcMar>
+          </w:tcPr>
+          <w:p>
+            <w:pPr>
+              <w:spacing w:line="280"/>
+            </w:pPr>
+            <w:r>
+              <w:rPr>
+                <w:color w:val="FF0000"/>
+                <w:sz w:val="19"/>
+                <w:szCs w:val="19"/>
+              </w:rPr>
+              <w:t xml:space="preserve">初めてバスで帰宅する（15分おき、時間通りではない）、自炊、市場を1人で回る、バイクの後ろに乗せてもらう、ベランダから夕日を見る時間を作る</w:t>
+            </w:r>
+          </w:p>
+        </w:tc>
+      </w:tr>
+      <w:tr>
+        <w:trPr>
+          <w:cantSplit/>
+        </w:trPr>
+        <w:tc>
+          <w:tcPr>
+            <w:tcW w:type="dxa" w:w="1417"/>
+            <w:tcBorders>
+              <w:top w:val="single" w:color="999999" w:sz="4"/>
+              <w:left w:val="single" w:color="999999" w:sz="4"/>
+              <w:bottom w:val="single" w:color="999999" w:sz="4"/>
+              <w:right w:val="single" w:color="999999" w:sz="4"/>
+            </w:tcBorders>
+            <w:tcMar>
+              <w:top w:type="dxa" w:w="60"/>
+              <w:left w:type="dxa" w:w="100"/>
+              <w:bottom w:type="dxa" w:w="60"/>
+              <w:right w:type="dxa" w:w="100"/>
+            </w:tcMar>
+          </w:tcPr>
+          <w:p>
+            <w:pPr>
+              <w:spacing w:line="280"/>
+            </w:pPr>
+            <w:r>
+              <w:rPr>
+                <w:color w:val="FF0000"/>
+                <w:sz w:val="19"/>
+                <w:szCs w:val="19"/>
+              </w:rPr>
+              <w:t xml:space="preserve">学校</w:t>
+            </w:r>
+          </w:p>
+        </w:tc>
+        <w:tc>
+          <w:tcPr>
+            <w:tcW w:type="dxa" w:w="7087"/>
+            <w:tcBorders>
+              <w:top w:val="single" w:color="999999" w:sz="4"/>
+              <w:left w:val="single" w:color="999999" w:sz="4"/>
+              <w:bottom w:val="single" w:color="999999" w:sz="4"/>
+              <w:right w:val="single" w:color="999999" w:sz="4"/>
+            </w:tcBorders>
+            <w:tcMar>
+              <w:top w:type="dxa" w:w="60"/>
+              <w:left w:type="dxa" w:w="100"/>
+              <w:bottom w:type="dxa" w:w="60"/>
+              <w:right w:type="dxa" w:w="100"/>
+            </w:tcMar>
+          </w:tcPr>
+          <w:p>
+            <w:pPr>
+              <w:spacing w:line="280"/>
+            </w:pPr>
+            <w:r>
+              <w:rPr>
+                <w:color w:val="FF0000"/>
+                <w:sz w:val="19"/>
+                <w:szCs w:val="19"/>
+              </w:rPr>
+              <w:t xml:space="preserve">毎週のグループプレゼンとクイズ、ITの授業（computer science）、マーケティングの授業で学内アンケート、Canvaで英語のスライド作り、授業中の休憩に学内カフェで勉強、バディー制度</w:t>
+            </w:r>
+          </w:p>
+        </w:tc>
+      </w:tr>
+      <w:tr>
+        <w:trPr>
+          <w:cantSplit/>
+        </w:trPr>
+        <w:tc>
+          <w:tcPr>
+            <w:tcW w:type="dxa" w:w="1417"/>
+            <w:tcBorders>
+              <w:top w:val="single" w:color="999999" w:sz="4"/>
+              <w:left w:val="single" w:color="999999" w:sz="4"/>
+              <w:bottom w:val="single" w:color="999999" w:sz="4"/>
+              <w:right w:val="single" w:color="999999" w:sz="4"/>
+            </w:tcBorders>
+            <w:tcMar>
+              <w:top w:type="dxa" w:w="60"/>
+              <w:left w:type="dxa" w:w="100"/>
+              <w:bottom w:type="dxa" w:w="60"/>
+              <w:right w:type="dxa" w:w="100"/>
+            </w:tcMar>
+          </w:tcPr>
+          <w:p>
+            <w:pPr>
+              <w:spacing w:line="280"/>
+            </w:pPr>
+            <w:r>
+              <w:rPr>
+                <w:color w:val="FF0000"/>
+                <w:sz w:val="19"/>
+                <w:szCs w:val="19"/>
+              </w:rPr>
+              <w:t xml:space="preserve">人間関係</w:t>
+            </w:r>
+          </w:p>
+        </w:tc>
+        <w:tc>
+          <w:tcPr>
+            <w:tcW w:type="dxa" w:w="7087"/>
+            <w:tcBorders>
+              <w:top w:val="single" w:color="999999" w:sz="4"/>
+              <w:left w:val="single" w:color="999999" w:sz="4"/>
+              <w:bottom w:val="single" w:color="999999" w:sz="4"/>
+              <w:right w:val="single" w:color="999999" w:sz="4"/>
+            </w:tcBorders>
+            <w:tcMar>
+              <w:top w:type="dxa" w:w="60"/>
+              <w:left w:type="dxa" w:w="100"/>
+              <w:bottom w:type="dxa" w:w="60"/>
+              <w:right w:type="dxa" w:w="100"/>
+            </w:tcMar>
+          </w:tcPr>
+          <w:p>
+            <w:pPr>
+              <w:spacing w:line="280"/>
+            </w:pPr>
+            <w:r>
+              <w:rPr>
+                <w:color w:val="FF0000"/>
+                <w:sz w:val="19"/>
+                <w:szCs w:val="19"/>
+              </w:rPr>
+              <w:t xml:space="preserve">初めてヨーロッパの友達ができる、台湾・フランス・ベトナムの友達と毎回ランチ（IKEAやマクドナルドの発音の違いに驚く）、ローカルの友達と夕食やコンビニに行く、自宅でMovie night、大家さんとの別れ</w:t>
+            </w:r>
+          </w:p>
+        </w:tc>
+      </w:tr>
+      <w:tr>
+        <w:trPr>
+          <w:cantSplit/>
+        </w:trPr>
+        <w:tc>
+          <w:tcPr>
+            <w:tcW w:type="dxa" w:w="1417"/>
+            <w:tcBorders>
+              <w:top w:val="single" w:color="999999" w:sz="4"/>
+              <w:left w:val="single" w:color="999999" w:sz="4"/>
+              <w:bottom w:val="single" w:color="999999" w:sz="4"/>
+              <w:right w:val="single" w:color="999999" w:sz="4"/>
+            </w:tcBorders>
+            <w:tcMar>
+              <w:top w:type="dxa" w:w="60"/>
+              <w:left w:type="dxa" w:w="100"/>
+              <w:bottom w:type="dxa" w:w="60"/>
+              <w:right w:type="dxa" w:w="100"/>
+            </w:tcMar>
+          </w:tcPr>
+          <w:p>
+            <w:pPr>
+              <w:spacing w:line="280"/>
+            </w:pPr>
+            <w:r>
+              <w:rPr>
+                <w:color w:val="FF0000"/>
+                <w:sz w:val="19"/>
+                <w:szCs w:val="19"/>
+              </w:rPr>
+              <w:t xml:space="preserve">観光</w:t>
+            </w:r>
+          </w:p>
+        </w:tc>
+        <w:tc>
+          <w:tcPr>
+            <w:tcW w:type="dxa" w:w="7087"/>
+            <w:tcBorders>
+              <w:top w:val="single" w:color="999999" w:sz="4"/>
+              <w:left w:val="single" w:color="999999" w:sz="4"/>
+              <w:bottom w:val="single" w:color="999999" w:sz="4"/>
+              <w:right w:val="single" w:color="999999" w:sz="4"/>
+            </w:tcBorders>
+            <w:tcMar>
+              <w:top w:type="dxa" w:w="60"/>
+              <w:left w:type="dxa" w:w="100"/>
+              <w:bottom w:type="dxa" w:w="60"/>
+              <w:right w:type="dxa" w:w="100"/>
+            </w:tcMar>
+          </w:tcPr>
+          <w:p>
+            <w:pPr>
+              <w:spacing w:line="280"/>
+            </w:pPr>
+            <w:r>
+              <w:rPr>
+                <w:color w:val="FF0000"/>
+                <w:sz w:val="19"/>
+                <w:szCs w:val="19"/>
+              </w:rPr>
+              <w:t xml:space="preserve">ベトナム戦争のミュージアム、建国記念日の花火、ブンタウ旅行（展望台、ヴィラ、BBQ）、メコン川の英語ツアー（韓国・インド・イギリスの人と交流）</w:t>
+            </w:r>
+          </w:p>
+        </w:tc>
+      </w:tr>
+      <w:tr>
+        <w:trPr>
+          <w:cantSplit/>
+        </w:trPr>
+        <w:tc>
+          <w:tcPr>
+            <w:tcW w:type="dxa" w:w="1417"/>
+            <w:tcBorders>
+              <w:top w:val="single" w:color="999999" w:sz="4"/>
+              <w:left w:val="single" w:color="999999" w:sz="4"/>
+              <w:bottom w:val="single" w:color="999999" w:sz="4"/>
+              <w:right w:val="single" w:color="999999" w:sz="4"/>
+            </w:tcBorders>
+            <w:tcMar>
+              <w:top w:type="dxa" w:w="60"/>
+              <w:left w:type="dxa" w:w="100"/>
+              <w:bottom w:type="dxa" w:w="60"/>
+              <w:right w:type="dxa" w:w="100"/>
+            </w:tcMar>
+          </w:tcPr>
+          <w:p>
+            <w:pPr>
+              <w:spacing w:line="280"/>
+            </w:pPr>
+            <w:r>
+              <w:rPr>
+                <w:color w:val="FF0000"/>
+                <w:sz w:val="19"/>
+                <w:szCs w:val="19"/>
+              </w:rPr>
+              <w:t xml:space="preserve">言葉</w:t>
+            </w:r>
+          </w:p>
+        </w:tc>
+        <w:tc>
+          <w:tcPr>
+            <w:tcW w:type="dxa" w:w="7087"/>
+            <w:tcBorders>
+              <w:top w:val="single" w:color="999999" w:sz="4"/>
+              <w:left w:val="single" w:color="999999" w:sz="4"/>
+              <w:bottom w:val="single" w:color="999999" w:sz="4"/>
+              <w:right w:val="single" w:color="999999" w:sz="4"/>
+            </w:tcBorders>
+            <w:tcMar>
+              <w:top w:type="dxa" w:w="60"/>
+              <w:left w:type="dxa" w:w="100"/>
+              <w:bottom w:type="dxa" w:w="60"/>
+              <w:right w:type="dxa" w:w="100"/>
+            </w:tcMar>
+          </w:tcPr>
+          <w:p>
+            <w:pPr>
+              <w:spacing w:line="280"/>
+            </w:pPr>
+            <w:r>
+              <w:rPr>
+                <w:color w:val="FF0000"/>
+                <w:sz w:val="19"/>
+                <w:szCs w:val="19"/>
+              </w:rPr>
+              <w:t xml:space="preserve">ベトナム語で挨拶やお礼を言う、ベトナム語の発音を何回も聞く</w:t>
+            </w:r>
+          </w:p>
+        </w:tc>
+      </w:tr>
+      <w:tr>
+        <w:trPr>
+          <w:cantSplit/>
+        </w:trPr>
+        <w:tc>
+          <w:tcPr>
+            <w:tcW w:type="dxa" w:w="1417"/>
+            <w:tcBorders>
+              <w:top w:val="single" w:color="999999" w:sz="4"/>
+              <w:left w:val="single" w:color="999999" w:sz="4"/>
+              <w:bottom w:val="single" w:color="999999" w:sz="4"/>
+              <w:right w:val="single" w:color="999999" w:sz="4"/>
+            </w:tcBorders>
+            <w:tcMar>
+              <w:top w:type="dxa" w:w="60"/>
+              <w:left w:type="dxa" w:w="100"/>
+              <w:bottom w:type="dxa" w:w="60"/>
+              <w:right w:type="dxa" w:w="100"/>
+            </w:tcMar>
+          </w:tcPr>
+          <w:p>
+            <w:pPr>
+              <w:spacing w:line="280"/>
+            </w:pPr>
+            <w:r>
+              <w:rPr>
+                <w:color w:val="FF0000"/>
+                <w:sz w:val="19"/>
+                <w:szCs w:val="19"/>
+              </w:rPr>
+              <w:t xml:space="preserve">気づき・価値観</w:t>
+            </w:r>
+          </w:p>
+        </w:tc>
+        <w:tc>
+          <w:tcPr>
+            <w:tcW w:type="dxa" w:w="7087"/>
+            <w:tcBorders>
+              <w:top w:val="single" w:color="999999" w:sz="4"/>
+              <w:left w:val="single" w:color="999999" w:sz="4"/>
+              <w:bottom w:val="single" w:color="999999" w:sz="4"/>
+              <w:right w:val="single" w:color="999999" w:sz="4"/>
+            </w:tcBorders>
+            <w:tcMar>
+              <w:top w:type="dxa" w:w="60"/>
+              <w:left w:type="dxa" w:w="100"/>
+              <w:bottom w:type="dxa" w:w="60"/>
+              <w:right w:type="dxa" w:w="100"/>
+            </w:tcMar>
+          </w:tcPr>
+          <w:p>
+            <w:pPr>
+              <w:spacing w:line="280"/>
+            </w:pPr>
+            <w:r>
+              <w:rPr>
+                <w:color w:val="FF0000"/>
+                <w:sz w:val="19"/>
+                <w:szCs w:val="19"/>
+              </w:rPr>
+              <w:t xml:space="preserve">公共交通機関ですぐ席を譲る、丸亀製麺でかき揚げを直してくれる、エレベーターのドアを開けてくれる、バディーがパソコンを貸そうかと言ってくれる、上手でなくても現地の言葉でトライすることが喜ばれる</w:t>
+            </w:r>
+          </w:p>
+        </w:tc>
+      </w:tr>
+    </w:tbl>
+    <w:p>
+      <w:pPr>
+        <w:spacing w:after="120"/>
+      </w:pPr>
+    </w:p>
+    <w:p>
+      <w:pPr>
+        <w:spacing w:after="160" w:line="340"/>
+      </w:pPr>
+      <w:r>
+        <w:rPr>
+          <w:color w:val="FF0000"/>
+        </w:rPr>
+        <w:t xml:space="preserve">この記録から、次の4つのことが見えてくる。</w:t>
+      </w:r>
+    </w:p>
+    <w:p>
+      <w:pPr>
+        <w:spacing w:after="160" w:line="340"/>
+      </w:pPr>
+      <w:r>
+        <w:rPr>
+          <w:color w:val="FF0000"/>
+        </w:rPr>
+        <w:t xml:space="preserve">第一に、フィジーとベトナムでは、戸惑いの中心と向き合い方が異なる。フィジーでは食や生活環境の違いに戸惑ったが、ベトナムでの戸惑いは、ほかの留学生との英語力の差や専門的な授業など、言葉と学業が中心であった。また、フィジーでは戸惑いの後に少しずつ楽しさが生まれたのに対し、ベトナムでは最初から「受け入れる、楽しむ」ことを目的とし、意識して挑戦していた。そのため、ショック期は短く、1か月目から「いろんな面でさまざまなことに挑戦できた」と振り返っている。これは、フィジーでの経験が次の異文化適応に生かされたことを示している。</w:t>
+      </w:r>
+    </w:p>
+    <w:p>
+      <w:pPr>
+        <w:spacing w:after="160" w:line="340"/>
+      </w:pPr>
+      <w:r>
+        <w:rPr>
+          <w:color w:val="FF0000"/>
+        </w:rPr>
+        <w:t xml:space="preserve">第二に、2.7で示した仮説の4段階が、ベトナムでの経験の中にも見られる。初めてバスで帰る、市場を1人で回るといった小さな挑戦から始まり（ハードルが下がる）、英語力の成長や先生からのメールで「できた」を実感し（自信がつく）、プレゼンで困ったことをきっかけに自分から聞くようになり（戸惑いが次の挑戦の材料になる）、ベトナム語で挨拶すると現地の人が喜んでくれる、大家さんが見送ってくれるなど、人とのつながりが深まった（人とのつながりが増える）。</w:t>
+      </w:r>
+    </w:p>
+    <w:p>
+      <w:pPr>
+        <w:spacing w:after="160" w:line="340"/>
+      </w:pPr>
+      <w:r>
+        <w:rPr>
+          <w:color w:val="FF0000"/>
+        </w:rPr>
+        <w:t xml:space="preserve">第三に、受け入れにくかった経験は少なく、フィジーと同じく安全や健康に関わるものであった。サービスエリアの店の押し売りやぼったくりへの怖さと、風邪を引いて1人で寝込んだことである。筆者は「楽しくないと思った日は、風邪を引いて1人で苦しんでいた時くらい」と振り返っている。ただし、店への怖さは、現地の学生が「絶対に挑戦した方がいい」と後押しし、一緒に店まで行ってくれたことで乗り越えられた。このことから、受け入れにくい違いも、人の支えがあれば挑戦に変わることがあると考えられる。</w:t>
+      </w:r>
+    </w:p>
+    <w:p>
+      <w:pPr>
+        <w:spacing w:after="160" w:line="340"/>
+      </w:pPr>
+      <w:r>
+        <w:rPr>
+          <w:color w:val="FF0000"/>
+        </w:rPr>
+        <w:t xml:space="preserve">第四に、筆者は帰国時に、「現地のものを受け入れる、楽しむ」という目的を達成でき、自分自身が成長したと感じている。また、「郷に入っては郷に従え」という言葉について、「その国の言語を上手に話すことよりも、挑戦して覚えてみること、上手でなくてもトライしてみることが、現地の人にとっては嬉しいのではないか」と考えるようになった。これは、本研究でいう「文化を楽しむ力」、すなわち違いがあっても自分なりの向き合い方を見つけて過ごせる力が、フィジーからベトナムへと引き継がれ、育っていったことを示している。</w:t>
       </w:r>
     </w:p>
     <w:p>

--- a/output/卒論全文_最新版.docx
+++ b/output/卒論全文_最新版.docx
@@ -782,7 +782,7 @@
       <w:pPr>
         <w:spacing w:after="40" w:line="300"/>
       </w:pPr>
-      <w:hyperlink w:history="1" r:id="rIdidfouqq6zi4fuz5mcwf_2">
+      <w:hyperlink w:history="1" r:id="rIdxgcsz8gzoejtdfom3rcgo">
         <w:r>
           <w:rPr>
             <w:color w:val="0563C1"/>
@@ -804,7 +804,7 @@
       <w:pPr>
         <w:spacing w:after="40" w:line="300"/>
       </w:pPr>
-      <w:hyperlink w:history="1" r:id="rIdnram-zv0cmkomxwhbypq3">
+      <w:hyperlink w:history="1" r:id="rId5abmbqmip-idurv9w_wpg">
         <w:r>
           <w:rPr>
             <w:color w:val="0563C1"/>
@@ -826,7 +826,7 @@
       <w:pPr>
         <w:spacing w:after="40" w:line="300"/>
       </w:pPr>
-      <w:hyperlink w:history="1" r:id="rId3mliwpzejixyqgc5qny_c">
+      <w:hyperlink w:history="1" r:id="rIdb-xqeyh2ih1ouwdzuyin8">
         <w:r>
           <w:rPr>
             <w:color w:val="0563C1"/>
@@ -895,10 +895,10 @@
         <w:rPr>
           <w:color w:val="FF0000"/>
         </w:rPr>
-        <w:t xml:space="preserve">フィジー留学に加えて大学の協定校派遣留学として、ベトナムのホーチミンに</w:t>
-      </w:r>
-      <w:r>
-        <w:t xml:space="preserve">半年間留学した。</w:t>
+        <w:t xml:space="preserve">フィジー留学に加えて大学の協定校派遣留学として、ベトナムのホーチミンに約3ヶ月間</w:t>
+      </w:r>
+      <w:r>
+        <w:t xml:space="preserve">留学した。</w:t>
       </w:r>
     </w:p>
     <w:p>
@@ -2574,7 +2574,7 @@
       <w:pPr>
         <w:spacing w:after="40" w:line="300"/>
       </w:pPr>
-      <w:hyperlink w:history="1" r:id="rIdqdr05uj5p2j98rzxg-fe0">
+      <w:hyperlink w:history="1" r:id="rId7a7x46uroucxnssjqrbnb">
         <w:r>
           <w:rPr>
             <w:color w:val="FF0000"/>
@@ -2599,7 +2599,7 @@
       <w:pPr>
         <w:spacing w:after="40" w:line="300"/>
       </w:pPr>
-      <w:hyperlink w:history="1" r:id="rIdnpeyiax_i5tcovkyrpnej">
+      <w:hyperlink w:history="1" r:id="rId7shecsd0yg_ix8zrx91m0">
         <w:r>
           <w:rPr>
             <w:color w:val="FF0000"/>
@@ -2624,7 +2624,7 @@
       <w:pPr>
         <w:spacing w:after="40" w:line="300"/>
       </w:pPr>
-      <w:hyperlink w:history="1" r:id="rId0ix5r37lpmejjrr8xbp8u">
+      <w:hyperlink w:history="1" r:id="rId4_n9_nnjhnvj6luqvocwi">
         <w:r>
           <w:rPr>
             <w:color w:val="FF0000"/>
@@ -2649,7 +2649,7 @@
       <w:pPr>
         <w:spacing w:after="40" w:line="300"/>
       </w:pPr>
-      <w:hyperlink w:history="1" r:id="rIdnj-kwwkouq0rnvlpykxy5">
+      <w:hyperlink w:history="1" r:id="rId-x5ibgjxtbrqjsxnqvii9">
         <w:r>
           <w:rPr>
             <w:color w:val="FF0000"/>
@@ -3065,7 +3065,7 @@
       <w:pPr>
         <w:spacing w:after="40" w:line="300"/>
       </w:pPr>
-      <w:hyperlink w:history="1" r:id="rIduykbs2r0dqeaoxjl1w61m">
+      <w:hyperlink w:history="1" r:id="rId6skyfwkj8hczypkq6kdy9">
         <w:r>
           <w:rPr>
             <w:color w:val="0563C1"/>
@@ -3787,7 +3787,7 @@
       <w:pPr>
         <w:spacing w:after="40" w:line="300"/>
       </w:pPr>
-      <w:hyperlink w:history="1" r:id="rId--kt-amus6bvqylbjynuf">
+      <w:hyperlink w:history="1" r:id="rIdhpiqdb5jq9q8oicdiyccs">
         <w:r>
           <w:rPr>
             <w:color w:val="0563C1"/>
@@ -3809,7 +3809,7 @@
       <w:pPr>
         <w:spacing w:after="40" w:line="300"/>
       </w:pPr>
-      <w:hyperlink w:history="1" r:id="rIdqrow_gwel-0l8fa4zp9il">
+      <w:hyperlink w:history="1" r:id="rIdcdfygyjnupxl3hcl7p_h6">
         <w:r>
           <w:rPr>
             <w:color w:val="0563C1"/>
@@ -3831,7 +3831,7 @@
       <w:pPr>
         <w:spacing w:after="40" w:line="300"/>
       </w:pPr>
-      <w:hyperlink w:history="1" r:id="rIddtrdlb7lxizpbjqs1pufd">
+      <w:hyperlink w:history="1" r:id="rId3p2ct0ks1q68llycp1ym4">
         <w:r>
           <w:rPr>
             <w:color w:val="0563C1"/>
@@ -3853,7 +3853,7 @@
       <w:pPr>
         <w:spacing w:after="40" w:line="300"/>
       </w:pPr>
-      <w:hyperlink w:history="1" r:id="rIdkmyifrnxvt7ghgnkv-hsh">
+      <w:hyperlink w:history="1" r:id="rIdasdlk8hq4cgxwu7i3sxlo">
         <w:r>
           <w:rPr>
             <w:color w:val="0563C1"/>
@@ -5405,7 +5405,7 @@
       <w:pPr>
         <w:spacing w:after="40" w:line="300"/>
       </w:pPr>
-      <w:hyperlink w:history="1" r:id="rIdcxqt-qdjeplqdpqgbiry8">
+      <w:hyperlink w:history="1" r:id="rIdl2j9kvzz5xayhtbmkxaq1">
         <w:r>
           <w:rPr>
             <w:color w:val="0563C1"/>
@@ -5427,7 +5427,7 @@
       <w:pPr>
         <w:spacing w:after="40" w:line="300"/>
       </w:pPr>
-      <w:hyperlink w:history="1" r:id="rIdnzcfue-ov9asdxefsskwl">
+      <w:hyperlink w:history="1" r:id="rId2g5cbhwxtxdmvdy7ekpae">
         <w:r>
           <w:rPr>
             <w:color w:val="0563C1"/>
@@ -5449,7 +5449,7 @@
       <w:pPr>
         <w:spacing w:after="40" w:line="300"/>
       </w:pPr>
-      <w:hyperlink w:history="1" r:id="rIdktqh06mkfafxuuybrhzwu">
+      <w:hyperlink w:history="1" r:id="rIdgkzsx3f_gvnhxkrjquhsf">
         <w:r>
           <w:rPr>
             <w:color w:val="0563C1"/>
@@ -8333,7 +8333,7 @@
                 <w:sz w:val="19"/>
                 <w:szCs w:val="19"/>
               </w:rPr>
-              <w:t xml:space="preserve">半年間・協定校派遣留学（大学2年、FPT大学）</w:t>
+              <w:t xml:space="preserve">約3ヶ月間・協定校派遣留学（大学2年、FPT大学）</w:t>
             </w:r>
           </w:p>
         </w:tc>
@@ -9618,15 +9618,7 @@
         <w:rPr>
           <w:color w:val="FF0000"/>
         </w:rPr>
-        <w:t xml:space="preserve">筆者は大学2年生のとき、大学の協定校派遣留学として、ベトナムのホーチミンにあるFPT大学に留学した。2023年8月31日に到着し、9月5日から授業が始まった。留学中は毎月、大学に「日常報告書」を提出しており、本節はその内容をもとにまとめる。</w:t>
-      </w:r>
-      <w:r>
-        <w:rPr>
-          <w:b/>
-          <w:bCs/>
-          <w:color w:val="FF0000"/>
-        </w:rPr>
-        <w:t xml:space="preserve">【要確認：帰国日。報告書では11月初めに「残り1か月」とあり、大家さんに「この3か月で学んだベトナム語」で挨拶したと書いているので、期間は約3か月の可能性がある。「半年間」とどちらが正しいか確認する】</w:t>
+        <w:t xml:space="preserve">筆者は大学2年生のとき、大学の協定校派遣留学として、ベトナムのホーチミンにあるFPT大学に約3ヶ月間留学した。2023年8月31日に到着し、9月5日から授業が始まった。留学中は毎月、大学に「日常報告書」を提出しており、本節はその内容をもとにまとめる。</w:t>
       </w:r>
     </w:p>
     <w:p>

--- a/output/卒論全文_最新版.docx
+++ b/output/卒論全文_最新版.docx
@@ -782,7 +782,7 @@
       <w:pPr>
         <w:spacing w:after="40" w:line="300"/>
       </w:pPr>
-      <w:hyperlink w:history="1" r:id="rIdxgcsz8gzoejtdfom3rcgo">
+      <w:hyperlink w:history="1" r:id="rIdn16sgtnltxmxkgpnfczqh">
         <w:r>
           <w:rPr>
             <w:color w:val="0563C1"/>
@@ -804,7 +804,7 @@
       <w:pPr>
         <w:spacing w:after="40" w:line="300"/>
       </w:pPr>
-      <w:hyperlink w:history="1" r:id="rId5abmbqmip-idurv9w_wpg">
+      <w:hyperlink w:history="1" r:id="rIdu1uv1wua48jljyt_tmisn">
         <w:r>
           <w:rPr>
             <w:color w:val="0563C1"/>
@@ -826,7 +826,7 @@
       <w:pPr>
         <w:spacing w:after="40" w:line="300"/>
       </w:pPr>
-      <w:hyperlink w:history="1" r:id="rIdb-xqeyh2ih1ouwdzuyin8">
+      <w:hyperlink w:history="1" r:id="rIdlvpkhaa3zuietjx73cjh9">
         <w:r>
           <w:rPr>
             <w:color w:val="0563C1"/>
@@ -2574,7 +2574,7 @@
       <w:pPr>
         <w:spacing w:after="40" w:line="300"/>
       </w:pPr>
-      <w:hyperlink w:history="1" r:id="rId7a7x46uroucxnssjqrbnb">
+      <w:hyperlink w:history="1" r:id="rIdwweey-ehooo8ltzvntg4u">
         <w:r>
           <w:rPr>
             <w:color w:val="FF0000"/>
@@ -2599,7 +2599,7 @@
       <w:pPr>
         <w:spacing w:after="40" w:line="300"/>
       </w:pPr>
-      <w:hyperlink w:history="1" r:id="rId7shecsd0yg_ix8zrx91m0">
+      <w:hyperlink w:history="1" r:id="rIdsnqe7wkq3dufdz7qh1ubc">
         <w:r>
           <w:rPr>
             <w:color w:val="FF0000"/>
@@ -2624,7 +2624,7 @@
       <w:pPr>
         <w:spacing w:after="40" w:line="300"/>
       </w:pPr>
-      <w:hyperlink w:history="1" r:id="rId4_n9_nnjhnvj6luqvocwi">
+      <w:hyperlink w:history="1" r:id="rIdil1xtewd1utr3xvrkjv9f">
         <w:r>
           <w:rPr>
             <w:color w:val="FF0000"/>
@@ -2649,7 +2649,7 @@
       <w:pPr>
         <w:spacing w:after="40" w:line="300"/>
       </w:pPr>
-      <w:hyperlink w:history="1" r:id="rId-x5ibgjxtbrqjsxnqvii9">
+      <w:hyperlink w:history="1" r:id="rIds6gnmvqoi1nft3ww9rxdw">
         <w:r>
           <w:rPr>
             <w:color w:val="FF0000"/>
@@ -3065,7 +3065,7 @@
       <w:pPr>
         <w:spacing w:after="40" w:line="300"/>
       </w:pPr>
-      <w:hyperlink w:history="1" r:id="rId6skyfwkj8hczypkq6kdy9">
+      <w:hyperlink w:history="1" r:id="rIdibfpnjg8k4_krlvsk4pzc">
         <w:r>
           <w:rPr>
             <w:color w:val="0563C1"/>
@@ -3787,7 +3787,7 @@
       <w:pPr>
         <w:spacing w:after="40" w:line="300"/>
       </w:pPr>
-      <w:hyperlink w:history="1" r:id="rIdhpiqdb5jq9q8oicdiyccs">
+      <w:hyperlink w:history="1" r:id="rIdushezucbeznvgjehetcrt">
         <w:r>
           <w:rPr>
             <w:color w:val="0563C1"/>
@@ -3809,7 +3809,7 @@
       <w:pPr>
         <w:spacing w:after="40" w:line="300"/>
       </w:pPr>
-      <w:hyperlink w:history="1" r:id="rIdcdfygyjnupxl3hcl7p_h6">
+      <w:hyperlink w:history="1" r:id="rIdjfy4vu1et3kj2qkimm_7s">
         <w:r>
           <w:rPr>
             <w:color w:val="0563C1"/>
@@ -3831,7 +3831,7 @@
       <w:pPr>
         <w:spacing w:after="40" w:line="300"/>
       </w:pPr>
-      <w:hyperlink w:history="1" r:id="rId3p2ct0ks1q68llycp1ym4">
+      <w:hyperlink w:history="1" r:id="rIdzlko-exhan0y1mhx2uvwd">
         <w:r>
           <w:rPr>
             <w:color w:val="0563C1"/>
@@ -3853,7 +3853,7 @@
       <w:pPr>
         <w:spacing w:after="40" w:line="300"/>
       </w:pPr>
-      <w:hyperlink w:history="1" r:id="rIdasdlk8hq4cgxwu7i3sxlo">
+      <w:hyperlink w:history="1" r:id="rIdc-x73nefrqhnbtoi6uqqn">
         <w:r>
           <w:rPr>
             <w:color w:val="0563C1"/>
@@ -5405,7 +5405,7 @@
       <w:pPr>
         <w:spacing w:after="40" w:line="300"/>
       </w:pPr>
-      <w:hyperlink w:history="1" r:id="rIdl2j9kvzz5xayhtbmkxaq1">
+      <w:hyperlink w:history="1" r:id="rIdv4onywhnaahaik-j0ut6w">
         <w:r>
           <w:rPr>
             <w:color w:val="0563C1"/>
@@ -5427,7 +5427,7 @@
       <w:pPr>
         <w:spacing w:after="40" w:line="300"/>
       </w:pPr>
-      <w:hyperlink w:history="1" r:id="rId2g5cbhwxtxdmvdy7ekpae">
+      <w:hyperlink w:history="1" r:id="rId4fhzv-r7lzrrdlcr461af">
         <w:r>
           <w:rPr>
             <w:color w:val="0563C1"/>
@@ -5449,7 +5449,7 @@
       <w:pPr>
         <w:spacing w:after="40" w:line="300"/>
       </w:pPr>
-      <w:hyperlink w:history="1" r:id="rIdgkzsx3f_gvnhxkrjquhsf">
+      <w:hyperlink w:history="1" r:id="rIddjxok2nxxr5dljbe-wgkw">
         <w:r>
           <w:rPr>
             <w:color w:val="0563C1"/>
@@ -8265,15 +8265,7 @@
                 <w:sz w:val="19"/>
                 <w:szCs w:val="19"/>
               </w:rPr>
-              <w:t xml:space="preserve">2023年8月31日〜</w:t>
-            </w:r>
-            <w:r>
-              <w:rPr>
-                <w:color w:val="FF0000"/>
-                <w:sz w:val="19"/>
-                <w:szCs w:val="19"/>
-              </w:rPr>
-              <w:t xml:space="preserve">【記入】</w:t>
+              <w:t xml:space="preserve">2023年8月31日〜12月11日</w:t>
             </w:r>
           </w:p>
         </w:tc>
@@ -9618,7 +9610,7 @@
         <w:rPr>
           <w:color w:val="FF0000"/>
         </w:rPr>
-        <w:t xml:space="preserve">筆者は大学2年生のとき、大学の協定校派遣留学として、ベトナムのホーチミンにあるFPT大学に約3ヶ月間留学した。2023年8月31日に到着し、9月5日から授業が始まった。留学中は毎月、大学に「日常報告書」を提出しており、本節はその内容をもとにまとめる。</w:t>
+        <w:t xml:space="preserve">筆者は大学2年生のとき、大学の協定校派遣留学として、ベトナムのホーチミンにあるFPT大学に、2023年8月31日から12月11日までの約3ヶ月間留学した。9月5日から授業が始まった。留学中は毎月、大学に「日常報告書」を提出しており、本節はその内容をもとにまとめる。</w:t>
       </w:r>
     </w:p>
     <w:p>
@@ -11102,7 +11094,7 @@
                 <w:sz w:val="19"/>
                 <w:szCs w:val="19"/>
               </w:rPr>
-              <w:t xml:space="preserve">帰国前（家の引き渡し）</w:t>
+              <w:t xml:space="preserve">2023年12月（帰国前・家の引き渡し）</w:t>
             </w:r>
           </w:p>
         </w:tc>
@@ -11193,6 +11185,131 @@
                 <w:szCs w:val="19"/>
               </w:rPr>
               <w:t xml:space="preserve">言葉でつながる楽しさを感じた</w:t>
+            </w:r>
+          </w:p>
+        </w:tc>
+      </w:tr>
+      <w:tr>
+        <w:trPr>
+          <w:cantSplit/>
+        </w:trPr>
+        <w:tc>
+          <w:tcPr>
+            <w:tcW w:type="dxa" w:w="1379"/>
+            <w:tcBorders>
+              <w:top w:val="single" w:color="999999" w:sz="4"/>
+              <w:left w:val="single" w:color="999999" w:sz="4"/>
+              <w:bottom w:val="single" w:color="999999" w:sz="4"/>
+              <w:right w:val="single" w:color="999999" w:sz="4"/>
+            </w:tcBorders>
+            <w:tcMar>
+              <w:top w:type="dxa" w:w="60"/>
+              <w:left w:type="dxa" w:w="100"/>
+              <w:bottom w:type="dxa" w:w="60"/>
+              <w:right w:type="dxa" w:w="100"/>
+            </w:tcMar>
+          </w:tcPr>
+          <w:p>
+            <w:pPr>
+              <w:spacing w:line="280"/>
+            </w:pPr>
+            <w:r>
+              <w:rPr>
+                <w:color w:val="FF0000"/>
+                <w:sz w:val="19"/>
+                <w:szCs w:val="19"/>
+              </w:rPr>
+              <w:t xml:space="preserve">2023年12月11日</w:t>
+            </w:r>
+          </w:p>
+        </w:tc>
+        <w:tc>
+          <w:tcPr>
+            <w:tcW w:type="dxa" w:w="3447"/>
+            <w:tcBorders>
+              <w:top w:val="single" w:color="999999" w:sz="4"/>
+              <w:left w:val="single" w:color="999999" w:sz="4"/>
+              <w:bottom w:val="single" w:color="999999" w:sz="4"/>
+              <w:right w:val="single" w:color="999999" w:sz="4"/>
+            </w:tcBorders>
+            <w:tcMar>
+              <w:top w:type="dxa" w:w="60"/>
+              <w:left w:type="dxa" w:w="100"/>
+              <w:bottom w:type="dxa" w:w="60"/>
+              <w:right w:type="dxa" w:w="100"/>
+            </w:tcMar>
+          </w:tcPr>
+          <w:p>
+            <w:pPr>
+              <w:spacing w:line="280"/>
+            </w:pPr>
+            <w:r>
+              <w:rPr>
+                <w:color w:val="FF0000"/>
+                <w:sz w:val="19"/>
+                <w:szCs w:val="19"/>
+              </w:rPr>
+              <w:t xml:space="preserve">日本に帰国</w:t>
+            </w:r>
+          </w:p>
+        </w:tc>
+        <w:tc>
+          <w:tcPr>
+            <w:tcW w:type="dxa" w:w="1149"/>
+            <w:tcBorders>
+              <w:top w:val="single" w:color="999999" w:sz="4"/>
+              <w:left w:val="single" w:color="999999" w:sz="4"/>
+              <w:bottom w:val="single" w:color="999999" w:sz="4"/>
+              <w:right w:val="single" w:color="999999" w:sz="4"/>
+            </w:tcBorders>
+            <w:tcMar>
+              <w:top w:type="dxa" w:w="60"/>
+              <w:left w:type="dxa" w:w="100"/>
+              <w:bottom w:type="dxa" w:w="60"/>
+              <w:right w:type="dxa" w:w="100"/>
+            </w:tcMar>
+          </w:tcPr>
+          <w:p>
+            <w:pPr>
+              <w:spacing w:line="280"/>
+            </w:pPr>
+            <w:r>
+              <w:rPr>
+                <w:color w:val="FF0000"/>
+                <w:sz w:val="19"/>
+                <w:szCs w:val="19"/>
+              </w:rPr>
+              <w:t xml:space="preserve">【記入】</w:t>
+            </w:r>
+          </w:p>
+        </w:tc>
+        <w:tc>
+          <w:tcPr>
+            <w:tcW w:type="dxa" w:w="2529"/>
+            <w:tcBorders>
+              <w:top w:val="single" w:color="999999" w:sz="4"/>
+              <w:left w:val="single" w:color="999999" w:sz="4"/>
+              <w:bottom w:val="single" w:color="999999" w:sz="4"/>
+              <w:right w:val="single" w:color="999999" w:sz="4"/>
+            </w:tcBorders>
+            <w:tcMar>
+              <w:top w:type="dxa" w:w="60"/>
+              <w:left w:type="dxa" w:w="100"/>
+              <w:bottom w:type="dxa" w:w="60"/>
+              <w:right w:type="dxa" w:w="100"/>
+            </w:tcMar>
+          </w:tcPr>
+          <w:p>
+            <w:pPr>
+              <w:spacing w:line="280"/>
+            </w:pPr>
+            <w:r>
+              <w:rPr>
+                <w:color w:val="FF0000"/>
+                <w:sz w:val="19"/>
+                <w:szCs w:val="19"/>
+              </w:rPr>
+              <w:t xml:space="preserve">【記入】</w:t>
             </w:r>
           </w:p>
         </w:tc>

--- a/output/卒論全文_最新版.docx
+++ b/output/卒論全文_最新版.docx
@@ -782,7 +782,7 @@
       <w:pPr>
         <w:spacing w:after="40" w:line="300"/>
       </w:pPr>
-      <w:hyperlink w:history="1" r:id="rIdn16sgtnltxmxkgpnfczqh">
+      <w:hyperlink w:history="1" r:id="rIdenbrgsi9vhzcr0wb7qsfu">
         <w:r>
           <w:rPr>
             <w:color w:val="0563C1"/>
@@ -804,7 +804,7 @@
       <w:pPr>
         <w:spacing w:after="40" w:line="300"/>
       </w:pPr>
-      <w:hyperlink w:history="1" r:id="rIdu1uv1wua48jljyt_tmisn">
+      <w:hyperlink w:history="1" r:id="rId8louun9r5dih1pqz2r6ev">
         <w:r>
           <w:rPr>
             <w:color w:val="0563C1"/>
@@ -826,7 +826,7 @@
       <w:pPr>
         <w:spacing w:after="40" w:line="300"/>
       </w:pPr>
-      <w:hyperlink w:history="1" r:id="rIdlvpkhaa3zuietjx73cjh9">
+      <w:hyperlink w:history="1" r:id="rIdg-8f5rh2czzb-ne-j7-pa">
         <w:r>
           <w:rPr>
             <w:color w:val="0563C1"/>
@@ -2574,7 +2574,7 @@
       <w:pPr>
         <w:spacing w:after="40" w:line="300"/>
       </w:pPr>
-      <w:hyperlink w:history="1" r:id="rIdwweey-ehooo8ltzvntg4u">
+      <w:hyperlink w:history="1" r:id="rId_rwigm5ytegrg1yknb2wo">
         <w:r>
           <w:rPr>
             <w:color w:val="FF0000"/>
@@ -2599,7 +2599,7 @@
       <w:pPr>
         <w:spacing w:after="40" w:line="300"/>
       </w:pPr>
-      <w:hyperlink w:history="1" r:id="rIdsnqe7wkq3dufdz7qh1ubc">
+      <w:hyperlink w:history="1" r:id="rIdujhzdpmy29yorqijhcu2l">
         <w:r>
           <w:rPr>
             <w:color w:val="FF0000"/>
@@ -2624,7 +2624,7 @@
       <w:pPr>
         <w:spacing w:after="40" w:line="300"/>
       </w:pPr>
-      <w:hyperlink w:history="1" r:id="rIdil1xtewd1utr3xvrkjv9f">
+      <w:hyperlink w:history="1" r:id="rIdqmve_ywprem_fxvn9tusv">
         <w:r>
           <w:rPr>
             <w:color w:val="FF0000"/>
@@ -2649,7 +2649,7 @@
       <w:pPr>
         <w:spacing w:after="40" w:line="300"/>
       </w:pPr>
-      <w:hyperlink w:history="1" r:id="rIds6gnmvqoi1nft3ww9rxdw">
+      <w:hyperlink w:history="1" r:id="rIdc2kj5l1-t-ej0chyw38fv">
         <w:r>
           <w:rPr>
             <w:color w:val="FF0000"/>
@@ -3065,7 +3065,7 @@
       <w:pPr>
         <w:spacing w:after="40" w:line="300"/>
       </w:pPr>
-      <w:hyperlink w:history="1" r:id="rIdibfpnjg8k4_krlvsk4pzc">
+      <w:hyperlink w:history="1" r:id="rIdhwyokwfecdoasyl0t696k">
         <w:r>
           <w:rPr>
             <w:color w:val="0563C1"/>
@@ -3787,7 +3787,7 @@
       <w:pPr>
         <w:spacing w:after="40" w:line="300"/>
       </w:pPr>
-      <w:hyperlink w:history="1" r:id="rIdushezucbeznvgjehetcrt">
+      <w:hyperlink w:history="1" r:id="rIdef9i5lqbcsiiwclczl5wn">
         <w:r>
           <w:rPr>
             <w:color w:val="0563C1"/>
@@ -3809,7 +3809,7 @@
       <w:pPr>
         <w:spacing w:after="40" w:line="300"/>
       </w:pPr>
-      <w:hyperlink w:history="1" r:id="rIdjfy4vu1et3kj2qkimm_7s">
+      <w:hyperlink w:history="1" r:id="rIdzjbeose_w5r-qjtu1ibrl">
         <w:r>
           <w:rPr>
             <w:color w:val="0563C1"/>
@@ -3831,7 +3831,7 @@
       <w:pPr>
         <w:spacing w:after="40" w:line="300"/>
       </w:pPr>
-      <w:hyperlink w:history="1" r:id="rIdzlko-exhan0y1mhx2uvwd">
+      <w:hyperlink w:history="1" r:id="rIdp8qsnurc7juazt2syerb0">
         <w:r>
           <w:rPr>
             <w:color w:val="0563C1"/>
@@ -3853,7 +3853,7 @@
       <w:pPr>
         <w:spacing w:after="40" w:line="300"/>
       </w:pPr>
-      <w:hyperlink w:history="1" r:id="rIdc-x73nefrqhnbtoi6uqqn">
+      <w:hyperlink w:history="1" r:id="rIdq1zagbbdemvb3iq3xgbh9">
         <w:r>
           <w:rPr>
             <w:color w:val="0563C1"/>
@@ -5405,7 +5405,7 @@
       <w:pPr>
         <w:spacing w:after="40" w:line="300"/>
       </w:pPr>
-      <w:hyperlink w:history="1" r:id="rIdv4onywhnaahaik-j0ut6w">
+      <w:hyperlink w:history="1" r:id="rId3d-7pmt4va4ka-wactbx2">
         <w:r>
           <w:rPr>
             <w:color w:val="0563C1"/>
@@ -5427,7 +5427,7 @@
       <w:pPr>
         <w:spacing w:after="40" w:line="300"/>
       </w:pPr>
-      <w:hyperlink w:history="1" r:id="rId4fhzv-r7lzrrdlcr461af">
+      <w:hyperlink w:history="1" r:id="rIdudynilcusxmsmquv65ag2">
         <w:r>
           <w:rPr>
             <w:color w:val="0563C1"/>
@@ -5449,7 +5449,7 @@
       <w:pPr>
         <w:spacing w:after="40" w:line="300"/>
       </w:pPr>
-      <w:hyperlink w:history="1" r:id="rIddjxok2nxxr5dljbe-wgkw">
+      <w:hyperlink w:history="1" r:id="rIdpee8xymhck8mdvv6x_fvj">
         <w:r>
           <w:rPr>
             <w:color w:val="0563C1"/>
@@ -11279,7 +11279,7 @@
                 <w:sz w:val="19"/>
                 <w:szCs w:val="19"/>
               </w:rPr>
-              <w:t xml:space="preserve">【記入】</w:t>
+              <w:t xml:space="preserve">楽しむ段階</w:t>
             </w:r>
           </w:p>
         </w:tc>
@@ -11309,7 +11309,7 @@
                 <w:sz w:val="19"/>
                 <w:szCs w:val="19"/>
               </w:rPr>
-              <w:t xml:space="preserve">【記入】</w:t>
+              <w:t xml:space="preserve">寂しい気持ちと、やりきった気持ち。フィジー留学での後悔を晴らせたと感じた</w:t>
             </w:r>
           </w:p>
         </w:tc>
@@ -11934,7 +11934,7 @@
         <w:rPr>
           <w:color w:val="FF0000"/>
         </w:rPr>
-        <w:t xml:space="preserve">第四に、筆者は帰国時に、「現地のものを受け入れる、楽しむ」という目的を達成でき、自分自身が成長したと感じている。また、「郷に入っては郷に従え」という言葉について、「その国の言語を上手に話すことよりも、挑戦して覚えてみること、上手でなくてもトライしてみることが、現地の人にとっては嬉しいのではないか」と考えるようになった。これは、本研究でいう「文化を楽しむ力」、すなわち違いがあっても自分なりの向き合い方を見つけて過ごせる力が、フィジーからベトナムへと引き継がれ、育っていったことを示している。</w:t>
+        <w:t xml:space="preserve">第四に、筆者は帰国時に、「現地のものを受け入れる、楽しむ」という目的を達成でき、自分自身が成長したと感じている。帰国の日には、寂しさとともにやりきった気持ちがあり、フィジー留学での後悔を晴らせたと感じた。また、「郷に入っては郷に従え」という言葉について、「その国の言語を上手に話すことよりも、挑戦して覚えてみること、上手でなくてもトライしてみることが、現地の人にとっては嬉しいのではないか」と考えるようになった。これは、本研究でいう「文化を楽しむ力」、すなわち違いがあっても自分なりの向き合い方を見つけて過ごせる力が、フィジーからベトナムへと引き継がれ、育っていったことを示している。</w:t>
       </w:r>
     </w:p>
     <w:p>

--- a/output/卒論全文_最新版.docx
+++ b/output/卒論全文_最新版.docx
@@ -782,7 +782,7 @@
       <w:pPr>
         <w:spacing w:after="40" w:line="300"/>
       </w:pPr>
-      <w:hyperlink w:history="1" r:id="rIdenbrgsi9vhzcr0wb7qsfu">
+      <w:hyperlink w:history="1" r:id="rIdtfby9wn7pp_qyqe7h75yq">
         <w:r>
           <w:rPr>
             <w:color w:val="0563C1"/>
@@ -804,7 +804,7 @@
       <w:pPr>
         <w:spacing w:after="40" w:line="300"/>
       </w:pPr>
-      <w:hyperlink w:history="1" r:id="rId8louun9r5dih1pqz2r6ev">
+      <w:hyperlink w:history="1" r:id="rId_ntbb07zykblb1-bijw8s">
         <w:r>
           <w:rPr>
             <w:color w:val="0563C1"/>
@@ -826,7 +826,7 @@
       <w:pPr>
         <w:spacing w:after="40" w:line="300"/>
       </w:pPr>
-      <w:hyperlink w:history="1" r:id="rIdg-8f5rh2czzb-ne-j7-pa">
+      <w:hyperlink w:history="1" r:id="rIdjkodqwllvide78bggqvxp">
         <w:r>
           <w:rPr>
             <w:color w:val="0563C1"/>
@@ -909,7 +909,7 @@
         <w:rPr>
           <w:color w:val="FF0000"/>
         </w:rPr>
-        <w:t xml:space="preserve">ベトナムでは、2023年8月31日に到着した直後、ネイティブ並みの英語を話すほかの留学生に囲まれ、特にフランス人の英語のアクセントが聞き取れずに会話につまるなど、言語の壁に戸惑った。しかし、フィジーのときとは大きく違う点もあった。筆者は高校時代の留学での失敗や後悔から、ベトナムでは「現地のものを受け入れる、楽しむ」ことを目的とし、「失敗を恐れずなんでも挑戦する」「わからなかったら聞く」と意識して過ごした。フィジーでは戸惑いの後に少しずつ楽しさが生まれたのに対し、ベトナムでは最初から楽しもうと意識して行動していたのである。この違いは、一度目の留学の経験が、次の異文化適応に生かされたことを示している。</w:t>
+        <w:t xml:space="preserve">ベトナムでは、2023年8月31日に到着した直後、ネイティブ並みの英語を話すほかの留学生に囲まれ、特にフランス人の英語のアクセントが聞き取れずに会話につまるなど、言語の壁に戸惑った。しかし、フィジーのときとは大きく違う点もあった。筆者はフィジー留学を終えたとき、「もっと異文化を楽しんで、受け入れていたら」という後悔を感じていた。そこでベトナムでは、「現地のものを受け入れる、楽しむ」ことを目的とし、「失敗を恐れずなんでも挑戦する」「わからなかったら聞く」と意識して過ごした。フィジーでは戸惑いの後に少しずつ楽しさが生まれたのに対し、ベトナムでは最初から楽しもうと意識して行動していたのである。この違いは、一度目の留学の経験が、次の異文化適応に生かされたことを示している。</w:t>
       </w:r>
     </w:p>
     <w:p>
@@ -2481,7 +2481,7 @@
                 <w:sz w:val="19"/>
                 <w:szCs w:val="19"/>
               </w:rPr>
-              <w:t xml:space="preserve">【記入】</w:t>
+              <w:t xml:space="preserve">「もっと異文化を楽しんで、受け入れていたら」という後悔が残った</w:t>
             </w:r>
           </w:p>
         </w:tc>
@@ -2574,7 +2574,7 @@
       <w:pPr>
         <w:spacing w:after="40" w:line="300"/>
       </w:pPr>
-      <w:hyperlink w:history="1" r:id="rId_rwigm5ytegrg1yknb2wo">
+      <w:hyperlink w:history="1" r:id="rIdfrqnzpamig2pd6-vxkhlr">
         <w:r>
           <w:rPr>
             <w:color w:val="FF0000"/>
@@ -2599,7 +2599,7 @@
       <w:pPr>
         <w:spacing w:after="40" w:line="300"/>
       </w:pPr>
-      <w:hyperlink w:history="1" r:id="rIdujhzdpmy29yorqijhcu2l">
+      <w:hyperlink w:history="1" r:id="rIdmzmsthbpmdo_bqzwlelld">
         <w:r>
           <w:rPr>
             <w:color w:val="FF0000"/>
@@ -2624,7 +2624,7 @@
       <w:pPr>
         <w:spacing w:after="40" w:line="300"/>
       </w:pPr>
-      <w:hyperlink w:history="1" r:id="rIdqmve_ywprem_fxvn9tusv">
+      <w:hyperlink w:history="1" r:id="rIdyse-l_xxybmb_fopfzdbl">
         <w:r>
           <w:rPr>
             <w:color w:val="FF0000"/>
@@ -2649,7 +2649,7 @@
       <w:pPr>
         <w:spacing w:after="40" w:line="300"/>
       </w:pPr>
-      <w:hyperlink w:history="1" r:id="rIdc2kj5l1-t-ej0chyw38fv">
+      <w:hyperlink w:history="1" r:id="rIdewqpbew89hzajccqq23vc">
         <w:r>
           <w:rPr>
             <w:color w:val="FF0000"/>
@@ -3065,7 +3065,7 @@
       <w:pPr>
         <w:spacing w:after="40" w:line="300"/>
       </w:pPr>
-      <w:hyperlink w:history="1" r:id="rIdhwyokwfecdoasyl0t696k">
+      <w:hyperlink w:history="1" r:id="rIdjoplzrxfjaxlyevwn5zwk">
         <w:r>
           <w:rPr>
             <w:color w:val="0563C1"/>
@@ -3787,7 +3787,7 @@
       <w:pPr>
         <w:spacing w:after="40" w:line="300"/>
       </w:pPr>
-      <w:hyperlink w:history="1" r:id="rIdef9i5lqbcsiiwclczl5wn">
+      <w:hyperlink w:history="1" r:id="rIdny_iowwn3fqrjum1asjem">
         <w:r>
           <w:rPr>
             <w:color w:val="0563C1"/>
@@ -3809,7 +3809,7 @@
       <w:pPr>
         <w:spacing w:after="40" w:line="300"/>
       </w:pPr>
-      <w:hyperlink w:history="1" r:id="rIdzjbeose_w5r-qjtu1ibrl">
+      <w:hyperlink w:history="1" r:id="rIdi2zapi3yr9t5a74ybxobz">
         <w:r>
           <w:rPr>
             <w:color w:val="0563C1"/>
@@ -3831,7 +3831,7 @@
       <w:pPr>
         <w:spacing w:after="40" w:line="300"/>
       </w:pPr>
-      <w:hyperlink w:history="1" r:id="rIdp8qsnurc7juazt2syerb0">
+      <w:hyperlink w:history="1" r:id="rIdnxespk7up_bbjtjkbc4ng">
         <w:r>
           <w:rPr>
             <w:color w:val="0563C1"/>
@@ -3853,7 +3853,7 @@
       <w:pPr>
         <w:spacing w:after="40" w:line="300"/>
       </w:pPr>
-      <w:hyperlink w:history="1" r:id="rIdq1zagbbdemvb3iq3xgbh9">
+      <w:hyperlink w:history="1" r:id="rIduvohqxzwqztt5ffjurrve">
         <w:r>
           <w:rPr>
             <w:color w:val="0563C1"/>
@@ -5405,7 +5405,7 @@
       <w:pPr>
         <w:spacing w:after="40" w:line="300"/>
       </w:pPr>
-      <w:hyperlink w:history="1" r:id="rId3d-7pmt4va4ka-wactbx2">
+      <w:hyperlink w:history="1" r:id="rIdrgj5elykjd7rthawyzjsj">
         <w:r>
           <w:rPr>
             <w:color w:val="0563C1"/>
@@ -5427,7 +5427,7 @@
       <w:pPr>
         <w:spacing w:after="40" w:line="300"/>
       </w:pPr>
-      <w:hyperlink w:history="1" r:id="rIdudynilcusxmsmquv65ag2">
+      <w:hyperlink w:history="1" r:id="rIdjacwv0iwrpdzwkl59usdr">
         <w:r>
           <w:rPr>
             <w:color w:val="0563C1"/>
@@ -5449,7 +5449,7 @@
       <w:pPr>
         <w:spacing w:after="40" w:line="300"/>
       </w:pPr>
-      <w:hyperlink w:history="1" r:id="rIdpee8xymhck8mdvv6x_fvj">
+      <w:hyperlink w:history="1" r:id="rIdgy6-orxdk8poovhbjjgps">
         <w:r>
           <w:rPr>
             <w:color w:val="0563C1"/>
@@ -9581,6 +9581,17 @@
       </w:pPr>
       <w:r>
         <w:rPr>
+          <w:color w:val="FF0000"/>
+        </w:rPr>
+        <w:t xml:space="preserve">一方で、筆者はフィジー留学を終えたとき、「もっと異文化を楽しんで、受け入れていたら」という後悔も感じていた。143項目もの「初めて」を経験しながらも、すべてを楽しみ、受け入れられたわけではなかったのである。この後悔が、次のベトナム留学で「現地のものを受け入れる、楽しむ」ことを目的にするきっかけとなった（8.4）。</w:t>
+      </w:r>
+    </w:p>
+    <w:p>
+      <w:pPr>
+        <w:spacing w:after="160" w:line="340"/>
+      </w:pPr>
+      <w:r>
+        <w:rPr>
           <w:b/>
           <w:bCs/>
           <w:color w:val="FF0000"/>
@@ -9634,15 +9645,7 @@
         <w:rPr>
           <w:color w:val="FF0000"/>
         </w:rPr>
-        <w:t xml:space="preserve">筆者は二度目の長期留学にあたり、高校時代の留学での失敗や後悔から、「現地のものを受け入れる、楽しむ」ことを目的とした。そのうえで、「深く考えずに挑戦すること」「たくさん笑うこと」「自分からどんどん受け入れる姿勢を作ること」「わからないことは聞くこと」「とりあえずやってみること」「刺激を求めにいくこと」「最低限のベトナム語を話せるようになること」を意識して過ごした。</w:t>
-      </w:r>
-      <w:r>
-        <w:rPr>
-          <w:b/>
-          <w:bCs/>
-          <w:color w:val="FF0000"/>
-        </w:rPr>
-        <w:t xml:space="preserve">【記入：高校時代の留学の「失敗や後悔」とは、具体的に何だったか】</w:t>
+        <w:t xml:space="preserve">筆者は二度目の長期留学にあたり、フィジー留学で感じた「もっと異文化を楽しんで、受け入れていたら」という後悔から、「現地のものを受け入れる、楽しむ」ことを目的とした。そのうえで、「深く考えずに挑戦すること」「たくさん笑うこと」「自分からどんどん受け入れる姿勢を作ること」「わからないことは聞くこと」「とりあえずやってみること」「刺激を求めにいくこと」「最低限のベトナム語を話せるようになること」を意識して過ごした。</w:t>
       </w:r>
     </w:p>
     <w:p>

--- a/output/卒論全文_最新版.docx
+++ b/output/卒論全文_最新版.docx
@@ -782,7 +782,7 @@
       <w:pPr>
         <w:spacing w:after="40" w:line="300"/>
       </w:pPr>
-      <w:hyperlink w:history="1" r:id="rIdtfby9wn7pp_qyqe7h75yq">
+      <w:hyperlink w:history="1" r:id="rIddc11v5acvnknshfwhlmwb">
         <w:r>
           <w:rPr>
             <w:color w:val="0563C1"/>
@@ -804,7 +804,7 @@
       <w:pPr>
         <w:spacing w:after="40" w:line="300"/>
       </w:pPr>
-      <w:hyperlink w:history="1" r:id="rId_ntbb07zykblb1-bijw8s">
+      <w:hyperlink w:history="1" r:id="rIdns9n8epnfrwzelbyrjbbu">
         <w:r>
           <w:rPr>
             <w:color w:val="0563C1"/>
@@ -826,7 +826,7 @@
       <w:pPr>
         <w:spacing w:after="40" w:line="300"/>
       </w:pPr>
-      <w:hyperlink w:history="1" r:id="rIdjkodqwllvide78bggqvxp">
+      <w:hyperlink w:history="1" r:id="rIdwojnb3oraola-za0jlycb">
         <w:r>
           <w:rPr>
             <w:color w:val="0563C1"/>
@@ -2481,7 +2481,7 @@
                 <w:sz w:val="19"/>
                 <w:szCs w:val="19"/>
               </w:rPr>
-              <w:t xml:space="preserve">「もっと異文化を楽しんで、受け入れていたら」という後悔が残った</w:t>
+              <w:t xml:space="preserve">「もっと異文化を楽しんで、受け入れていたら」という後悔</w:t>
             </w:r>
           </w:p>
         </w:tc>
@@ -2574,7 +2574,7 @@
       <w:pPr>
         <w:spacing w:after="40" w:line="300"/>
       </w:pPr>
-      <w:hyperlink w:history="1" r:id="rIdfrqnzpamig2pd6-vxkhlr">
+      <w:hyperlink w:history="1" r:id="rIdbjt0lkc_c-tquqzuwbeug">
         <w:r>
           <w:rPr>
             <w:color w:val="FF0000"/>
@@ -2599,7 +2599,7 @@
       <w:pPr>
         <w:spacing w:after="40" w:line="300"/>
       </w:pPr>
-      <w:hyperlink w:history="1" r:id="rIdmzmsthbpmdo_bqzwlelld">
+      <w:hyperlink w:history="1" r:id="rIduodomckxe_sq6yngag12x">
         <w:r>
           <w:rPr>
             <w:color w:val="FF0000"/>
@@ -2624,7 +2624,7 @@
       <w:pPr>
         <w:spacing w:after="40" w:line="300"/>
       </w:pPr>
-      <w:hyperlink w:history="1" r:id="rIdyse-l_xxybmb_fopfzdbl">
+      <w:hyperlink w:history="1" r:id="rIdkezff-jpixs_sr2uvz2xg">
         <w:r>
           <w:rPr>
             <w:color w:val="FF0000"/>
@@ -2649,7 +2649,7 @@
       <w:pPr>
         <w:spacing w:after="40" w:line="300"/>
       </w:pPr>
-      <w:hyperlink w:history="1" r:id="rIdewqpbew89hzajccqq23vc">
+      <w:hyperlink w:history="1" r:id="rIdh52gzt1jhkzoy_wczq_0c">
         <w:r>
           <w:rPr>
             <w:color w:val="FF0000"/>
@@ -3065,7 +3065,7 @@
       <w:pPr>
         <w:spacing w:after="40" w:line="300"/>
       </w:pPr>
-      <w:hyperlink w:history="1" r:id="rIdjoplzrxfjaxlyevwn5zwk">
+      <w:hyperlink w:history="1" r:id="rIdnlanak_9fvyh135th6jvp">
         <w:r>
           <w:rPr>
             <w:color w:val="0563C1"/>
@@ -3787,7 +3787,7 @@
       <w:pPr>
         <w:spacing w:after="40" w:line="300"/>
       </w:pPr>
-      <w:hyperlink w:history="1" r:id="rIdny_iowwn3fqrjum1asjem">
+      <w:hyperlink w:history="1" r:id="rId5mkebyw80fjulf7v9kezw">
         <w:r>
           <w:rPr>
             <w:color w:val="0563C1"/>
@@ -3809,7 +3809,7 @@
       <w:pPr>
         <w:spacing w:after="40" w:line="300"/>
       </w:pPr>
-      <w:hyperlink w:history="1" r:id="rIdi2zapi3yr9t5a74ybxobz">
+      <w:hyperlink w:history="1" r:id="rIdtgw7naezocnchvcb1bvpq">
         <w:r>
           <w:rPr>
             <w:color w:val="0563C1"/>
@@ -3831,7 +3831,7 @@
       <w:pPr>
         <w:spacing w:after="40" w:line="300"/>
       </w:pPr>
-      <w:hyperlink w:history="1" r:id="rIdnxespk7up_bbjtjkbc4ng">
+      <w:hyperlink w:history="1" r:id="rIdbsw0cvhausqbarqwqvtxs">
         <w:r>
           <w:rPr>
             <w:color w:val="0563C1"/>
@@ -3853,7 +3853,7 @@
       <w:pPr>
         <w:spacing w:after="40" w:line="300"/>
       </w:pPr>
-      <w:hyperlink w:history="1" r:id="rIduvohqxzwqztt5ffjurrve">
+      <w:hyperlink w:history="1" r:id="rIdkjyk-dblbel9sjq3ulqal">
         <w:r>
           <w:rPr>
             <w:color w:val="0563C1"/>
@@ -5405,7 +5405,7 @@
       <w:pPr>
         <w:spacing w:after="40" w:line="300"/>
       </w:pPr>
-      <w:hyperlink w:history="1" r:id="rIdrgj5elykjd7rthawyzjsj">
+      <w:hyperlink w:history="1" r:id="rId_lu1lpwko_vxfixbzr-l_">
         <w:r>
           <w:rPr>
             <w:color w:val="0563C1"/>
@@ -5427,7 +5427,7 @@
       <w:pPr>
         <w:spacing w:after="40" w:line="300"/>
       </w:pPr>
-      <w:hyperlink w:history="1" r:id="rIdjacwv0iwrpdzwkl59usdr">
+      <w:hyperlink w:history="1" r:id="rIdisunoxz14n2nerevbprqd">
         <w:r>
           <w:rPr>
             <w:color w:val="0563C1"/>
@@ -5449,7 +5449,7 @@
       <w:pPr>
         <w:spacing w:after="40" w:line="300"/>
       </w:pPr>
-      <w:hyperlink w:history="1" r:id="rIdgy6-orxdk8poovhbjjgps">
+      <w:hyperlink w:history="1" r:id="rIdnmw-w86d1curk2us2pkyg">
         <w:r>
           <w:rPr>
             <w:color w:val="0563C1"/>

--- a/output/卒論全文_最新版.docx
+++ b/output/卒論全文_最新版.docx
@@ -782,7 +782,7 @@
       <w:pPr>
         <w:spacing w:after="40" w:line="300"/>
       </w:pPr>
-      <w:hyperlink w:history="1" r:id="rIddc11v5acvnknshfwhlmwb">
+      <w:hyperlink w:history="1" r:id="rIdyjcq1selieuetpve7z9oj">
         <w:r>
           <w:rPr>
             <w:color w:val="0563C1"/>
@@ -804,7 +804,7 @@
       <w:pPr>
         <w:spacing w:after="40" w:line="300"/>
       </w:pPr>
-      <w:hyperlink w:history="1" r:id="rIdns9n8epnfrwzelbyrjbbu">
+      <w:hyperlink w:history="1" r:id="rIdrw1undw2umu-if8sxwnub">
         <w:r>
           <w:rPr>
             <w:color w:val="0563C1"/>
@@ -826,7 +826,7 @@
       <w:pPr>
         <w:spacing w:after="40" w:line="300"/>
       </w:pPr>
-      <w:hyperlink w:history="1" r:id="rIdwojnb3oraola-za0jlycb">
+      <w:hyperlink w:history="1" r:id="rIdvp01x5cjsghxwsmri5c8u">
         <w:r>
           <w:rPr>
             <w:color w:val="0563C1"/>
@@ -855,16 +855,7 @@
         <w:spacing w:after="160" w:line="340"/>
       </w:pPr>
       <w:r>
-        <w:t xml:space="preserve">筆者は高校生時代にフィジーへ</w:t>
-      </w:r>
-      <w:r>
-        <w:rPr>
-          <w:color w:val="FF0000"/>
-        </w:rPr>
-        <w:t xml:space="preserve">約2年6ヶ月間（2019年5月8日〜2021年11月26日）</w:t>
-      </w:r>
-      <w:r>
-        <w:t xml:space="preserve">の留学を経験した。</w:t>
+        <w:t xml:space="preserve">筆者は高校生時代にフィジーへ約2年6ヶ月間（2019年5月8日〜2021年11月26日）の留学を経験した。</w:t>
       </w:r>
       <w:r>
         <w:rPr>
@@ -2574,7 +2565,7 @@
       <w:pPr>
         <w:spacing w:after="40" w:line="300"/>
       </w:pPr>
-      <w:hyperlink w:history="1" r:id="rIdbjt0lkc_c-tquqzuwbeug">
+      <w:hyperlink w:history="1" r:id="rIdnt81vkribl_9_tesgofy5">
         <w:r>
           <w:rPr>
             <w:color w:val="FF0000"/>
@@ -2599,7 +2590,7 @@
       <w:pPr>
         <w:spacing w:after="40" w:line="300"/>
       </w:pPr>
-      <w:hyperlink w:history="1" r:id="rIduodomckxe_sq6yngag12x">
+      <w:hyperlink w:history="1" r:id="rIdit4uj_neicyazk4dqlt7r">
         <w:r>
           <w:rPr>
             <w:color w:val="FF0000"/>
@@ -2624,7 +2615,7 @@
       <w:pPr>
         <w:spacing w:after="40" w:line="300"/>
       </w:pPr>
-      <w:hyperlink w:history="1" r:id="rIdkezff-jpixs_sr2uvz2xg">
+      <w:hyperlink w:history="1" r:id="rIdjpi-qd0vybizfk_pwyip-">
         <w:r>
           <w:rPr>
             <w:color w:val="FF0000"/>
@@ -2649,7 +2640,7 @@
       <w:pPr>
         <w:spacing w:after="40" w:line="300"/>
       </w:pPr>
-      <w:hyperlink w:history="1" r:id="rIdh52gzt1jhkzoy_wczq_0c">
+      <w:hyperlink w:history="1" r:id="rIdtxqlhfgahx4dukb2fvkzv">
         <w:r>
           <w:rPr>
             <w:color w:val="FF0000"/>
@@ -3065,7 +3056,7 @@
       <w:pPr>
         <w:spacing w:after="40" w:line="300"/>
       </w:pPr>
-      <w:hyperlink w:history="1" r:id="rIdnlanak_9fvyh135th6jvp">
+      <w:hyperlink w:history="1" r:id="rIdgmvce4ysla63ipxssy4qt">
         <w:r>
           <w:rPr>
             <w:color w:val="0563C1"/>
@@ -3787,7 +3778,7 @@
       <w:pPr>
         <w:spacing w:after="40" w:line="300"/>
       </w:pPr>
-      <w:hyperlink w:history="1" r:id="rId5mkebyw80fjulf7v9kezw">
+      <w:hyperlink w:history="1" r:id="rIdjnsh-alafvdtpxadtgzw6">
         <w:r>
           <w:rPr>
             <w:color w:val="0563C1"/>
@@ -3809,7 +3800,7 @@
       <w:pPr>
         <w:spacing w:after="40" w:line="300"/>
       </w:pPr>
-      <w:hyperlink w:history="1" r:id="rIdtgw7naezocnchvcb1bvpq">
+      <w:hyperlink w:history="1" r:id="rIdqmfuwvkyruuzdyqsr7bpi">
         <w:r>
           <w:rPr>
             <w:color w:val="0563C1"/>
@@ -3831,7 +3822,7 @@
       <w:pPr>
         <w:spacing w:after="40" w:line="300"/>
       </w:pPr>
-      <w:hyperlink w:history="1" r:id="rIdbsw0cvhausqbarqwqvtxs">
+      <w:hyperlink w:history="1" r:id="rIdgzgmddtp0orr50m5gytxf">
         <w:r>
           <w:rPr>
             <w:color w:val="0563C1"/>
@@ -3853,7 +3844,7 @@
       <w:pPr>
         <w:spacing w:after="40" w:line="300"/>
       </w:pPr>
-      <w:hyperlink w:history="1" r:id="rIdkjyk-dblbel9sjq3ulqal">
+      <w:hyperlink w:history="1" r:id="rIdrkhkhcavdugbma0hqgmsz">
         <w:r>
           <w:rPr>
             <w:color w:val="0563C1"/>
@@ -5405,7 +5396,7 @@
       <w:pPr>
         <w:spacing w:after="40" w:line="300"/>
       </w:pPr>
-      <w:hyperlink w:history="1" r:id="rId_lu1lpwko_vxfixbzr-l_">
+      <w:hyperlink w:history="1" r:id="rIdkoyuagnxyegp7dl7iso0u">
         <w:r>
           <w:rPr>
             <w:color w:val="0563C1"/>
@@ -5427,7 +5418,7 @@
       <w:pPr>
         <w:spacing w:after="40" w:line="300"/>
       </w:pPr>
-      <w:hyperlink w:history="1" r:id="rIdisunoxz14n2nerevbprqd">
+      <w:hyperlink w:history="1" r:id="rId8cz6licidzbweiliejlof">
         <w:r>
           <w:rPr>
             <w:color w:val="0563C1"/>
@@ -5449,7 +5440,7 @@
       <w:pPr>
         <w:spacing w:after="40" w:line="300"/>
       </w:pPr>
-      <w:hyperlink w:history="1" r:id="rIdnmw-w86d1curk2us2pkyg">
+      <w:hyperlink w:history="1" r:id="rId9-zyj86auhgc-gvjczrun">
         <w:r>
           <w:rPr>
             <w:color w:val="0563C1"/>
@@ -8196,11 +8187,18 @@
             </w:pPr>
             <w:r>
               <w:rPr>
-                <w:color w:val="FF0000"/>
-                <w:sz w:val="19"/>
-                <w:szCs w:val="19"/>
-              </w:rPr>
-              <w:t xml:space="preserve">約2年6か月・留学（高校）</w:t>
+                <w:sz w:val="19"/>
+                <w:szCs w:val="19"/>
+              </w:rPr>
+              <w:t xml:space="preserve">約2年6か月</w:t>
+            </w:r>
+            <w:r>
+              <w:rPr>
+                <w:color w:val="FF0000"/>
+                <w:sz w:val="19"/>
+                <w:szCs w:val="19"/>
+              </w:rPr>
+              <w:t xml:space="preserve">・留学（高校）</w:t>
             </w:r>
           </w:p>
         </w:tc>
@@ -8428,7 +8426,16 @@
         <w:rPr>
           <w:color w:val="FF0000"/>
         </w:rPr>
-        <w:t xml:space="preserve">筆者は高校生のときに、2019年5月8日から2021年11月26日までの約2年6か月、フィジーに留学した。2020年以降はコロナ禍と重なり、コロナ禍のロックダウンや2週間の隔離も経験した。</w:t>
+        <w:t xml:space="preserve">筆者は高校生のときに、2019年5月8日から2021年11月26日までの</w:t>
+      </w:r>
+      <w:r>
+        <w:t xml:space="preserve">約2年6か月</w:t>
+      </w:r>
+      <w:r>
+        <w:rPr>
+          <w:color w:val="FF0000"/>
+        </w:rPr>
+        <w:t xml:space="preserve">、フィジーに留学した。2020年以降はコロナ禍と重なり、コロナ禍のロックダウンや2週間の隔離も経験した。</w:t>
       </w:r>
     </w:p>
     <w:p>

--- a/output/卒論全文_最新版.docx
+++ b/output/卒論全文_最新版.docx
@@ -782,7 +782,7 @@
       <w:pPr>
         <w:spacing w:after="40" w:line="300"/>
       </w:pPr>
-      <w:hyperlink w:history="1" r:id="rIdyjcq1selieuetpve7z9oj">
+      <w:hyperlink w:history="1" r:id="rIdpqbnem-u27k3rhglgd4c9">
         <w:r>
           <w:rPr>
             <w:color w:val="0563C1"/>
@@ -804,7 +804,7 @@
       <w:pPr>
         <w:spacing w:after="40" w:line="300"/>
       </w:pPr>
-      <w:hyperlink w:history="1" r:id="rIdrw1undw2umu-if8sxwnub">
+      <w:hyperlink w:history="1" r:id="rIdpdthh2-qci-idtoz1aeoa">
         <w:r>
           <w:rPr>
             <w:color w:val="0563C1"/>
@@ -826,7 +826,7 @@
       <w:pPr>
         <w:spacing w:after="40" w:line="300"/>
       </w:pPr>
-      <w:hyperlink w:history="1" r:id="rIdvp01x5cjsghxwsmri5c8u">
+      <w:hyperlink w:history="1" r:id="rIdoj244vpfecm-tc4ja7w6w">
         <w:r>
           <w:rPr>
             <w:color w:val="0563C1"/>
@@ -886,7 +886,7 @@
         <w:rPr>
           <w:color w:val="FF0000"/>
         </w:rPr>
-        <w:t xml:space="preserve">フィジー留学に加えて大学の協定校派遣留学として、ベトナムのホーチミンに約3ヶ月間</w:t>
+        <w:t xml:space="preserve">フィジー留学に加えて大学の協定校派遣留学として、ベトナムのホーチミンに約3ヶ月間（2023年8月31日〜12月11日）</w:t>
       </w:r>
       <w:r>
         <w:t xml:space="preserve">留学した。</w:t>
@@ -2565,7 +2565,7 @@
       <w:pPr>
         <w:spacing w:after="40" w:line="300"/>
       </w:pPr>
-      <w:hyperlink w:history="1" r:id="rIdnt81vkribl_9_tesgofy5">
+      <w:hyperlink w:history="1" r:id="rIdjr3rhlly3yae1vmyvlu0x">
         <w:r>
           <w:rPr>
             <w:color w:val="FF0000"/>
@@ -2590,7 +2590,7 @@
       <w:pPr>
         <w:spacing w:after="40" w:line="300"/>
       </w:pPr>
-      <w:hyperlink w:history="1" r:id="rIdit4uj_neicyazk4dqlt7r">
+      <w:hyperlink w:history="1" r:id="rId_kdadmuvtqdzlwkx2xyx9">
         <w:r>
           <w:rPr>
             <w:color w:val="FF0000"/>
@@ -2615,7 +2615,7 @@
       <w:pPr>
         <w:spacing w:after="40" w:line="300"/>
       </w:pPr>
-      <w:hyperlink w:history="1" r:id="rIdjpi-qd0vybizfk_pwyip-">
+      <w:hyperlink w:history="1" r:id="rIdseg3opaidghxqqoeqluoe">
         <w:r>
           <w:rPr>
             <w:color w:val="FF0000"/>
@@ -2640,7 +2640,7 @@
       <w:pPr>
         <w:spacing w:after="40" w:line="300"/>
       </w:pPr>
-      <w:hyperlink w:history="1" r:id="rIdtxqlhfgahx4dukb2fvkzv">
+      <w:hyperlink w:history="1" r:id="rIdiw7ma2sir3mkekotbdt-z">
         <w:r>
           <w:rPr>
             <w:color w:val="FF0000"/>
@@ -3056,7 +3056,7 @@
       <w:pPr>
         <w:spacing w:after="40" w:line="300"/>
       </w:pPr>
-      <w:hyperlink w:history="1" r:id="rIdgmvce4ysla63ipxssy4qt">
+      <w:hyperlink w:history="1" r:id="rIdq7ecnardql4ehdy3wcoam">
         <w:r>
           <w:rPr>
             <w:color w:val="0563C1"/>
@@ -3778,7 +3778,7 @@
       <w:pPr>
         <w:spacing w:after="40" w:line="300"/>
       </w:pPr>
-      <w:hyperlink w:history="1" r:id="rIdjnsh-alafvdtpxadtgzw6">
+      <w:hyperlink w:history="1" r:id="rIddboiink5vpxjicm7qcjkw">
         <w:r>
           <w:rPr>
             <w:color w:val="0563C1"/>
@@ -3800,7 +3800,7 @@
       <w:pPr>
         <w:spacing w:after="40" w:line="300"/>
       </w:pPr>
-      <w:hyperlink w:history="1" r:id="rIdqmfuwvkyruuzdyqsr7bpi">
+      <w:hyperlink w:history="1" r:id="rIdcsillnkxswqp5bgdr8agx">
         <w:r>
           <w:rPr>
             <w:color w:val="0563C1"/>
@@ -3822,7 +3822,7 @@
       <w:pPr>
         <w:spacing w:after="40" w:line="300"/>
       </w:pPr>
-      <w:hyperlink w:history="1" r:id="rIdgzgmddtp0orr50m5gytxf">
+      <w:hyperlink w:history="1" r:id="rIdt-bfgoz3o2jmz5eprwitz">
         <w:r>
           <w:rPr>
             <w:color w:val="0563C1"/>
@@ -3844,7 +3844,7 @@
       <w:pPr>
         <w:spacing w:after="40" w:line="300"/>
       </w:pPr>
-      <w:hyperlink w:history="1" r:id="rIdrkhkhcavdugbma0hqgmsz">
+      <w:hyperlink w:history="1" r:id="rIdljybv641ukrzgu4kgoig7">
         <w:r>
           <w:rPr>
             <w:color w:val="0563C1"/>
@@ -5396,7 +5396,7 @@
       <w:pPr>
         <w:spacing w:after="40" w:line="300"/>
       </w:pPr>
-      <w:hyperlink w:history="1" r:id="rIdkoyuagnxyegp7dl7iso0u">
+      <w:hyperlink w:history="1" r:id="rId6byswoq-9ianne4jxaz6z">
         <w:r>
           <w:rPr>
             <w:color w:val="0563C1"/>
@@ -5418,7 +5418,7 @@
       <w:pPr>
         <w:spacing w:after="40" w:line="300"/>
       </w:pPr>
-      <w:hyperlink w:history="1" r:id="rId8cz6licidzbweiliejlof">
+      <w:hyperlink w:history="1" r:id="rIdvm3yl9pl6tx1mjqx6baix">
         <w:r>
           <w:rPr>
             <w:color w:val="0563C1"/>
@@ -5440,7 +5440,7 @@
       <w:pPr>
         <w:spacing w:after="40" w:line="300"/>
       </w:pPr>
-      <w:hyperlink w:history="1" r:id="rId9-zyj86auhgc-gvjczrun">
+      <w:hyperlink w:history="1" r:id="rIdzgm0l2juprplkpfjw6cm_">
         <w:r>
           <w:rPr>
             <w:color w:val="0563C1"/>

--- a/output/卒論全文_最新版.docx
+++ b/output/卒論全文_最新版.docx
@@ -782,7 +782,7 @@
       <w:pPr>
         <w:spacing w:after="40" w:line="300"/>
       </w:pPr>
-      <w:hyperlink w:history="1" r:id="rIdpqbnem-u27k3rhglgd4c9">
+      <w:hyperlink w:history="1" r:id="rIdixxoyo2gyt0lcjpdjspb4">
         <w:r>
           <w:rPr>
             <w:color w:val="0563C1"/>
@@ -804,7 +804,7 @@
       <w:pPr>
         <w:spacing w:after="40" w:line="300"/>
       </w:pPr>
-      <w:hyperlink w:history="1" r:id="rIdpdthh2-qci-idtoz1aeoa">
+      <w:hyperlink w:history="1" r:id="rIdqmqiqpxdkxefrnkncp_fd">
         <w:r>
           <w:rPr>
             <w:color w:val="0563C1"/>
@@ -826,7 +826,7 @@
       <w:pPr>
         <w:spacing w:after="40" w:line="300"/>
       </w:pPr>
-      <w:hyperlink w:history="1" r:id="rIdoj244vpfecm-tc4ja7w6w">
+      <w:hyperlink w:history="1" r:id="rIdqfxuqct0lhugvtgptcc-h">
         <w:r>
           <w:rPr>
             <w:color w:val="0563C1"/>
@@ -900,7 +900,7 @@
         <w:rPr>
           <w:color w:val="FF0000"/>
         </w:rPr>
-        <w:t xml:space="preserve">ベトナムでは、2023年8月31日に到着した直後、ネイティブ並みの英語を話すほかの留学生に囲まれ、特にフランス人の英語のアクセントが聞き取れずに会話につまるなど、言語の壁に戸惑った。しかし、フィジーのときとは大きく違う点もあった。筆者はフィジー留学を終えたとき、「もっと異文化を楽しんで、受け入れていたら」という後悔を感じていた。そこでベトナムでは、「現地のものを受け入れる、楽しむ」ことを目的とし、「失敗を恐れずなんでも挑戦する」「わからなかったら聞く」と意識して過ごした。フィジーでは戸惑いの後に少しずつ楽しさが生まれたのに対し、ベトナムでは最初から楽しもうと意識して行動していたのである。この違いは、一度目の留学の経験が、次の異文化適応に生かされたことを示している。</w:t>
+        <w:t xml:space="preserve">ベトナムへの協定校派遣留学には、フランス、台湾、オランダなど、さまざまな国から留学生が来ていた。2023年8月31日に到着した直後、筆者はネイティブ並みの英語を話すほかの留学生に囲まれ、特にフランス人の英語のアクセントが聞き取れずに会話につまるなど、言語の壁に戸惑った。しかし、フィジーのときとは大きく違う点もあった。筆者はフィジー留学を終えたとき、「もっと異文化を楽しんで、受け入れていたら」という後悔を感じていた。そこでベトナムでは、「現地のものを受け入れる、楽しむ」ことを目的とし、「失敗を恐れずなんでも挑戦する」「わからなかったら聞く」と意識して過ごした。フィジーでは戸惑いの後に少しずつ楽しさが生まれたのに対し、ベトナムでは最初から楽しもうと意識して行動していたのである。この違いは、一度目の留学の経験が、次の異文化適応に生かされたことを示している。</w:t>
       </w:r>
     </w:p>
     <w:p>
@@ -2565,7 +2565,7 @@
       <w:pPr>
         <w:spacing w:after="40" w:line="300"/>
       </w:pPr>
-      <w:hyperlink w:history="1" r:id="rIdjr3rhlly3yae1vmyvlu0x">
+      <w:hyperlink w:history="1" r:id="rId14ao4adii1xvjgbliimt1">
         <w:r>
           <w:rPr>
             <w:color w:val="FF0000"/>
@@ -2590,7 +2590,7 @@
       <w:pPr>
         <w:spacing w:after="40" w:line="300"/>
       </w:pPr>
-      <w:hyperlink w:history="1" r:id="rId_kdadmuvtqdzlwkx2xyx9">
+      <w:hyperlink w:history="1" r:id="rIdkhi7dz6ewvdbvaovikwra">
         <w:r>
           <w:rPr>
             <w:color w:val="FF0000"/>
@@ -2615,7 +2615,7 @@
       <w:pPr>
         <w:spacing w:after="40" w:line="300"/>
       </w:pPr>
-      <w:hyperlink w:history="1" r:id="rIdseg3opaidghxqqoeqluoe">
+      <w:hyperlink w:history="1" r:id="rIdztcfcmixvomkkk41htu5c">
         <w:r>
           <w:rPr>
             <w:color w:val="FF0000"/>
@@ -2640,7 +2640,7 @@
       <w:pPr>
         <w:spacing w:after="40" w:line="300"/>
       </w:pPr>
-      <w:hyperlink w:history="1" r:id="rIdiw7ma2sir3mkekotbdt-z">
+      <w:hyperlink w:history="1" r:id="rIdz0p_cu29sp8ufxsv79saf">
         <w:r>
           <w:rPr>
             <w:color w:val="FF0000"/>
@@ -3056,7 +3056,7 @@
       <w:pPr>
         <w:spacing w:after="40" w:line="300"/>
       </w:pPr>
-      <w:hyperlink w:history="1" r:id="rIdq7ecnardql4ehdy3wcoam">
+      <w:hyperlink w:history="1" r:id="rIdh2jtpzrqbok-9otzeiylb">
         <w:r>
           <w:rPr>
             <w:color w:val="0563C1"/>
@@ -3778,7 +3778,7 @@
       <w:pPr>
         <w:spacing w:after="40" w:line="300"/>
       </w:pPr>
-      <w:hyperlink w:history="1" r:id="rIddboiink5vpxjicm7qcjkw">
+      <w:hyperlink w:history="1" r:id="rId5t96oc7_whizgbvr7pved">
         <w:r>
           <w:rPr>
             <w:color w:val="0563C1"/>
@@ -3800,7 +3800,7 @@
       <w:pPr>
         <w:spacing w:after="40" w:line="300"/>
       </w:pPr>
-      <w:hyperlink w:history="1" r:id="rIdcsillnkxswqp5bgdr8agx">
+      <w:hyperlink w:history="1" r:id="rIddaz2hdcf1rpy7biukhrbq">
         <w:r>
           <w:rPr>
             <w:color w:val="0563C1"/>
@@ -3822,7 +3822,7 @@
       <w:pPr>
         <w:spacing w:after="40" w:line="300"/>
       </w:pPr>
-      <w:hyperlink w:history="1" r:id="rIdt-bfgoz3o2jmz5eprwitz">
+      <w:hyperlink w:history="1" r:id="rIdqml6sddtry2-dlfm2idb9">
         <w:r>
           <w:rPr>
             <w:color w:val="0563C1"/>
@@ -3844,7 +3844,7 @@
       <w:pPr>
         <w:spacing w:after="40" w:line="300"/>
       </w:pPr>
-      <w:hyperlink w:history="1" r:id="rIdljybv641ukrzgu4kgoig7">
+      <w:hyperlink w:history="1" r:id="rIdqg_xxt9m-qa6294wksnbj">
         <w:r>
           <w:rPr>
             <w:color w:val="0563C1"/>
@@ -5396,7 +5396,7 @@
       <w:pPr>
         <w:spacing w:after="40" w:line="300"/>
       </w:pPr>
-      <w:hyperlink w:history="1" r:id="rId6byswoq-9ianne4jxaz6z">
+      <w:hyperlink w:history="1" r:id="rIdtistgz6a5le-sn_iw7v_n">
         <w:r>
           <w:rPr>
             <w:color w:val="0563C1"/>
@@ -5418,7 +5418,7 @@
       <w:pPr>
         <w:spacing w:after="40" w:line="300"/>
       </w:pPr>
-      <w:hyperlink w:history="1" r:id="rIdvm3yl9pl6tx1mjqx6baix">
+      <w:hyperlink w:history="1" r:id="rIdusc15hn0uwhfuxrucx8vn">
         <w:r>
           <w:rPr>
             <w:color w:val="0563C1"/>
@@ -5440,7 +5440,7 @@
       <w:pPr>
         <w:spacing w:after="40" w:line="300"/>
       </w:pPr>
-      <w:hyperlink w:history="1" r:id="rIdzgm0l2juprplkpfjw6cm_">
+      <w:hyperlink w:history="1" r:id="rIds46ry6o8ba5hymqh7pm5a">
         <w:r>
           <w:rPr>
             <w:color w:val="0563C1"/>

--- a/output/卒論全文_最新版.docx
+++ b/output/卒論全文_最新版.docx
@@ -782,7 +782,7 @@
       <w:pPr>
         <w:spacing w:after="40" w:line="300"/>
       </w:pPr>
-      <w:hyperlink w:history="1" r:id="rIdixxoyo2gyt0lcjpdjspb4">
+      <w:hyperlink w:history="1" r:id="rIdhm6mjhwkiotkaxjp6yp0t">
         <w:r>
           <w:rPr>
             <w:color w:val="0563C1"/>
@@ -804,7 +804,7 @@
       <w:pPr>
         <w:spacing w:after="40" w:line="300"/>
       </w:pPr>
-      <w:hyperlink w:history="1" r:id="rIdqmqiqpxdkxefrnkncp_fd">
+      <w:hyperlink w:history="1" r:id="rId1xa5d8jhgdljg47cfwte-">
         <w:r>
           <w:rPr>
             <w:color w:val="0563C1"/>
@@ -826,7 +826,7 @@
       <w:pPr>
         <w:spacing w:after="40" w:line="300"/>
       </w:pPr>
-      <w:hyperlink w:history="1" r:id="rIdqfxuqct0lhugvtgptcc-h">
+      <w:hyperlink w:history="1" r:id="rIdpulp6dohm6l67qri4mwhq">
         <w:r>
           <w:rPr>
             <w:color w:val="0563C1"/>
@@ -1297,7 +1297,7 @@
                 <w:sz w:val="19"/>
                 <w:szCs w:val="19"/>
               </w:rPr>
-              <w:t xml:space="preserve">【記入：年月日】</w:t>
+              <w:t xml:space="preserve">2019年5月8日〜</w:t>
             </w:r>
           </w:p>
         </w:tc>
@@ -1327,7 +1327,7 @@
                 <w:sz w:val="19"/>
                 <w:szCs w:val="19"/>
               </w:rPr>
-              <w:t xml:space="preserve">手でカレーを食べる習慣に直面する</w:t>
+              <w:t xml:space="preserve">到着した初日から、手でカレーを食べる習慣に直面し、ショックを受ける</w:t>
             </w:r>
           </w:p>
         </w:tc>
@@ -2565,7 +2565,7 @@
       <w:pPr>
         <w:spacing w:after="40" w:line="300"/>
       </w:pPr>
-      <w:hyperlink w:history="1" r:id="rId14ao4adii1xvjgbliimt1">
+      <w:hyperlink w:history="1" r:id="rIddplew_ytomdpghyhasdcg">
         <w:r>
           <w:rPr>
             <w:color w:val="FF0000"/>
@@ -2590,7 +2590,7 @@
       <w:pPr>
         <w:spacing w:after="40" w:line="300"/>
       </w:pPr>
-      <w:hyperlink w:history="1" r:id="rIdkhi7dz6ewvdbvaovikwra">
+      <w:hyperlink w:history="1" r:id="rIdjbnmmqpksjfscms1gmizo">
         <w:r>
           <w:rPr>
             <w:color w:val="FF0000"/>
@@ -2615,7 +2615,7 @@
       <w:pPr>
         <w:spacing w:after="40" w:line="300"/>
       </w:pPr>
-      <w:hyperlink w:history="1" r:id="rIdztcfcmixvomkkk41htu5c">
+      <w:hyperlink w:history="1" r:id="rId3u3zne7wk_2ee_ukjfi2n">
         <w:r>
           <w:rPr>
             <w:color w:val="FF0000"/>
@@ -2640,7 +2640,7 @@
       <w:pPr>
         <w:spacing w:after="40" w:line="300"/>
       </w:pPr>
-      <w:hyperlink w:history="1" r:id="rIdz0p_cu29sp8ufxsv79saf">
+      <w:hyperlink w:history="1" r:id="rIdeb73izfejtg-u8jw17zoz">
         <w:r>
           <w:rPr>
             <w:color w:val="FF0000"/>
@@ -3056,7 +3056,7 @@
       <w:pPr>
         <w:spacing w:after="40" w:line="300"/>
       </w:pPr>
-      <w:hyperlink w:history="1" r:id="rIdh2jtpzrqbok-9otzeiylb">
+      <w:hyperlink w:history="1" r:id="rIdxkob9_6iwzfxvq2lylrbb">
         <w:r>
           <w:rPr>
             <w:color w:val="0563C1"/>
@@ -3778,7 +3778,7 @@
       <w:pPr>
         <w:spacing w:after="40" w:line="300"/>
       </w:pPr>
-      <w:hyperlink w:history="1" r:id="rId5t96oc7_whizgbvr7pved">
+      <w:hyperlink w:history="1" r:id="rIdrc9_tghnktlaydukfl8zc">
         <w:r>
           <w:rPr>
             <w:color w:val="0563C1"/>
@@ -3800,7 +3800,7 @@
       <w:pPr>
         <w:spacing w:after="40" w:line="300"/>
       </w:pPr>
-      <w:hyperlink w:history="1" r:id="rIddaz2hdcf1rpy7biukhrbq">
+      <w:hyperlink w:history="1" r:id="rIdvt7u2cjnoxhi7dats0hru">
         <w:r>
           <w:rPr>
             <w:color w:val="0563C1"/>
@@ -3822,7 +3822,7 @@
       <w:pPr>
         <w:spacing w:after="40" w:line="300"/>
       </w:pPr>
-      <w:hyperlink w:history="1" r:id="rIdqml6sddtry2-dlfm2idb9">
+      <w:hyperlink w:history="1" r:id="rIdzs7bpuyzgqjiaw8j_yxgh">
         <w:r>
           <w:rPr>
             <w:color w:val="0563C1"/>
@@ -3844,7 +3844,7 @@
       <w:pPr>
         <w:spacing w:after="40" w:line="300"/>
       </w:pPr>
-      <w:hyperlink w:history="1" r:id="rIdqg_xxt9m-qa6294wksnbj">
+      <w:hyperlink w:history="1" r:id="rIdxny9z2v8kuk2dyhvs-d2b">
         <w:r>
           <w:rPr>
             <w:color w:val="0563C1"/>
@@ -5396,7 +5396,7 @@
       <w:pPr>
         <w:spacing w:after="40" w:line="300"/>
       </w:pPr>
-      <w:hyperlink w:history="1" r:id="rIdtistgz6a5le-sn_iw7v_n">
+      <w:hyperlink w:history="1" r:id="rIdlpuoluejh3ek0qf8d6wsv">
         <w:r>
           <w:rPr>
             <w:color w:val="0563C1"/>
@@ -5418,7 +5418,7 @@
       <w:pPr>
         <w:spacing w:after="40" w:line="300"/>
       </w:pPr>
-      <w:hyperlink w:history="1" r:id="rIdusc15hn0uwhfuxrucx8vn">
+      <w:hyperlink w:history="1" r:id="rIdt2i5efvew4bwxb3d2wyt4">
         <w:r>
           <w:rPr>
             <w:color w:val="0563C1"/>
@@ -5440,7 +5440,7 @@
       <w:pPr>
         <w:spacing w:after="40" w:line="300"/>
       </w:pPr>
-      <w:hyperlink w:history="1" r:id="rIds46ry6o8ba5hymqh7pm5a">
+      <w:hyperlink w:history="1" r:id="rId01m4meywmqbi8dld5rgqi">
         <w:r>
           <w:rPr>
             <w:color w:val="0563C1"/>

--- a/output/卒論全文_最新版.docx
+++ b/output/卒論全文_最新版.docx
@@ -782,7 +782,7 @@
       <w:pPr>
         <w:spacing w:after="40" w:line="300"/>
       </w:pPr>
-      <w:hyperlink w:history="1" r:id="rIdhm6mjhwkiotkaxjp6yp0t">
+      <w:hyperlink w:history="1" r:id="rIdtrh7pdnpocrkd7jwqrgad">
         <w:r>
           <w:rPr>
             <w:color w:val="0563C1"/>
@@ -804,7 +804,7 @@
       <w:pPr>
         <w:spacing w:after="40" w:line="300"/>
       </w:pPr>
-      <w:hyperlink w:history="1" r:id="rId1xa5d8jhgdljg47cfwte-">
+      <w:hyperlink w:history="1" r:id="rId-ep1tl_hii3qqrcyv6btf">
         <w:r>
           <w:rPr>
             <w:color w:val="0563C1"/>
@@ -826,7 +826,7 @@
       <w:pPr>
         <w:spacing w:after="40" w:line="300"/>
       </w:pPr>
-      <w:hyperlink w:history="1" r:id="rIdpulp6dohm6l67qri4mwhq">
+      <w:hyperlink w:history="1" r:id="rIdsxir6amjjmmnsv3fsrs6r">
         <w:r>
           <w:rPr>
             <w:color w:val="0563C1"/>
@@ -900,7 +900,7 @@
         <w:rPr>
           <w:color w:val="FF0000"/>
         </w:rPr>
-        <w:t xml:space="preserve">ベトナムへの協定校派遣留学には、フランス、台湾、オランダなど、さまざまな国から留学生が来ていた。2023年8月31日に到着した直後、筆者はネイティブ並みの英語を話すほかの留学生に囲まれ、特にフランス人の英語のアクセントが聞き取れずに会話につまるなど、言語の壁に戸惑った。しかし、フィジーのときとは大きく違う点もあった。筆者はフィジー留学を終えたとき、「もっと異文化を楽しんで、受け入れていたら」という後悔を感じていた。そこでベトナムでは、「現地のものを受け入れる、楽しむ」ことを目的とし、「失敗を恐れずなんでも挑戦する」「わからなかったら聞く」と意識して過ごした。フィジーでは戸惑いの後に少しずつ楽しさが生まれたのに対し、ベトナムでは最初から楽しもうと意識して行動していたのである。この違いは、一度目の留学の経験が、次の異文化適応に生かされたことを示している。</w:t>
+        <w:t xml:space="preserve">ベトナムへの協定校派遣留学には、フランス、台湾、オランダ、ドイツなど、さまざまな国から留学生が来ていた。2023年8月31日に到着した直後、筆者はネイティブ並みの英語を話すほかの留学生に囲まれ、特にフランス人の英語のアクセントが聞き取れずに会話につまるなど、言語の壁に戸惑った。しかし、フィジーのときとは大きく違う点もあった。筆者はフィジー留学を終えたとき、「もっと異文化を楽しんで、受け入れていたら」という後悔を感じていた。そこでベトナムでは、「現地のものを受け入れる、楽しむ」ことを目的とし、「失敗を恐れずなんでも挑戦する」「わからなかったら聞く」と意識して過ごした。フィジーでは戸惑いの後に少しずつ楽しさが生まれたのに対し、ベトナムでは最初から楽しもうと意識して行動していたのである。この違いは、一度目の留学の経験が、次の異文化適応に生かされたことを示している。</w:t>
       </w:r>
     </w:p>
     <w:p>
@@ -1387,7 +1387,7 @@
                 <w:sz w:val="19"/>
                 <w:szCs w:val="19"/>
               </w:rPr>
-              <w:t xml:space="preserve">【記入】</w:t>
+              <w:t xml:space="preserve">最初はスプーンを借りようと思った</w:t>
             </w:r>
           </w:p>
         </w:tc>
@@ -2565,7 +2565,7 @@
       <w:pPr>
         <w:spacing w:after="40" w:line="300"/>
       </w:pPr>
-      <w:hyperlink w:history="1" r:id="rIddplew_ytomdpghyhasdcg">
+      <w:hyperlink w:history="1" r:id="rIdvz7tklb0uay7dsy55n7ft">
         <w:r>
           <w:rPr>
             <w:color w:val="FF0000"/>
@@ -2590,7 +2590,7 @@
       <w:pPr>
         <w:spacing w:after="40" w:line="300"/>
       </w:pPr>
-      <w:hyperlink w:history="1" r:id="rIdjbnmmqpksjfscms1gmizo">
+      <w:hyperlink w:history="1" r:id="rIdu5yuohd3hgndiih1w8xuh">
         <w:r>
           <w:rPr>
             <w:color w:val="FF0000"/>
@@ -2615,7 +2615,7 @@
       <w:pPr>
         <w:spacing w:after="40" w:line="300"/>
       </w:pPr>
-      <w:hyperlink w:history="1" r:id="rId3u3zne7wk_2ee_ukjfi2n">
+      <w:hyperlink w:history="1" r:id="rIdcmvimeuuqjnx2lpifnqtz">
         <w:r>
           <w:rPr>
             <w:color w:val="FF0000"/>
@@ -2640,7 +2640,7 @@
       <w:pPr>
         <w:spacing w:after="40" w:line="300"/>
       </w:pPr>
-      <w:hyperlink w:history="1" r:id="rIdeb73izfejtg-u8jw17zoz">
+      <w:hyperlink w:history="1" r:id="rIdwuuqjbrwhtegly36uajfa">
         <w:r>
           <w:rPr>
             <w:color w:val="FF0000"/>
@@ -3056,7 +3056,7 @@
       <w:pPr>
         <w:spacing w:after="40" w:line="300"/>
       </w:pPr>
-      <w:hyperlink w:history="1" r:id="rIdxkob9_6iwzfxvq2lylrbb">
+      <w:hyperlink w:history="1" r:id="rIdnnteijlij-yrlb6shl04m">
         <w:r>
           <w:rPr>
             <w:color w:val="0563C1"/>
@@ -3778,7 +3778,7 @@
       <w:pPr>
         <w:spacing w:after="40" w:line="300"/>
       </w:pPr>
-      <w:hyperlink w:history="1" r:id="rIdrc9_tghnktlaydukfl8zc">
+      <w:hyperlink w:history="1" r:id="rIdvdbnght7njduwpmkqgd5r">
         <w:r>
           <w:rPr>
             <w:color w:val="0563C1"/>
@@ -3800,7 +3800,7 @@
       <w:pPr>
         <w:spacing w:after="40" w:line="300"/>
       </w:pPr>
-      <w:hyperlink w:history="1" r:id="rIdvt7u2cjnoxhi7dats0hru">
+      <w:hyperlink w:history="1" r:id="rIdwrwncl47781jh9rgf6z8s">
         <w:r>
           <w:rPr>
             <w:color w:val="0563C1"/>
@@ -3822,7 +3822,7 @@
       <w:pPr>
         <w:spacing w:after="40" w:line="300"/>
       </w:pPr>
-      <w:hyperlink w:history="1" r:id="rIdzs7bpuyzgqjiaw8j_yxgh">
+      <w:hyperlink w:history="1" r:id="rIdphidlhkbaw3ihhyxc9ihb">
         <w:r>
           <w:rPr>
             <w:color w:val="0563C1"/>
@@ -3844,7 +3844,7 @@
       <w:pPr>
         <w:spacing w:after="40" w:line="300"/>
       </w:pPr>
-      <w:hyperlink w:history="1" r:id="rIdxny9z2v8kuk2dyhvs-d2b">
+      <w:hyperlink w:history="1" r:id="rId0k6rcmyzamouot1aidrqb">
         <w:r>
           <w:rPr>
             <w:color w:val="0563C1"/>
@@ -5396,7 +5396,7 @@
       <w:pPr>
         <w:spacing w:after="40" w:line="300"/>
       </w:pPr>
-      <w:hyperlink w:history="1" r:id="rIdlpuoluejh3ek0qf8d6wsv">
+      <w:hyperlink w:history="1" r:id="rIde03zprlglrv-7lovfwjo8">
         <w:r>
           <w:rPr>
             <w:color w:val="0563C1"/>
@@ -5418,7 +5418,7 @@
       <w:pPr>
         <w:spacing w:after="40" w:line="300"/>
       </w:pPr>
-      <w:hyperlink w:history="1" r:id="rIdt2i5efvew4bwxb3d2wyt4">
+      <w:hyperlink w:history="1" r:id="rIdjsbjsqzk60htxrmydaogh">
         <w:r>
           <w:rPr>
             <w:color w:val="0563C1"/>
@@ -5440,7 +5440,7 @@
       <w:pPr>
         <w:spacing w:after="40" w:line="300"/>
       </w:pPr>
-      <w:hyperlink w:history="1" r:id="rId01m4meywmqbi8dld5rgqi">
+      <w:hyperlink w:history="1" r:id="rIdjney68ngiqrcn9d6wec_p">
         <w:r>
           <w:rPr>
             <w:color w:val="0563C1"/>

--- a/output/卒論全文_最新版.docx
+++ b/output/卒論全文_最新版.docx
@@ -782,7 +782,7 @@
       <w:pPr>
         <w:spacing w:after="40" w:line="300"/>
       </w:pPr>
-      <w:hyperlink w:history="1" r:id="rIdtrh7pdnpocrkd7jwqrgad">
+      <w:hyperlink w:history="1" r:id="rIdak6wpnrgwsw_wymokciw7">
         <w:r>
           <w:rPr>
             <w:color w:val="0563C1"/>
@@ -804,7 +804,7 @@
       <w:pPr>
         <w:spacing w:after="40" w:line="300"/>
       </w:pPr>
-      <w:hyperlink w:history="1" r:id="rId-ep1tl_hii3qqrcyv6btf">
+      <w:hyperlink w:history="1" r:id="rIdwhuklfgkho34tma5rgr8v">
         <w:r>
           <w:rPr>
             <w:color w:val="0563C1"/>
@@ -826,7 +826,7 @@
       <w:pPr>
         <w:spacing w:after="40" w:line="300"/>
       </w:pPr>
-      <w:hyperlink w:history="1" r:id="rIdsxir6amjjmmnsv3fsrs6r">
+      <w:hyperlink w:history="1" r:id="rIddqy7f05vc08-_whrsjszt">
         <w:r>
           <w:rPr>
             <w:color w:val="0563C1"/>
@@ -1387,7 +1387,7 @@
                 <w:sz w:val="19"/>
                 <w:szCs w:val="19"/>
               </w:rPr>
-              <w:t xml:space="preserve">最初はスプーンを借りようと思った</w:t>
+              <w:t xml:space="preserve">最初はスプーンを借りようと思った。やっていけるか不安になり、ホームシックになった</w:t>
             </w:r>
           </w:p>
         </w:tc>
@@ -2565,7 +2565,7 @@
       <w:pPr>
         <w:spacing w:after="40" w:line="300"/>
       </w:pPr>
-      <w:hyperlink w:history="1" r:id="rIdvz7tklb0uay7dsy55n7ft">
+      <w:hyperlink w:history="1" r:id="rIdg34quz7b42jt8xyh9jxg_">
         <w:r>
           <w:rPr>
             <w:color w:val="FF0000"/>
@@ -2590,7 +2590,7 @@
       <w:pPr>
         <w:spacing w:after="40" w:line="300"/>
       </w:pPr>
-      <w:hyperlink w:history="1" r:id="rIdu5yuohd3hgndiih1w8xuh">
+      <w:hyperlink w:history="1" r:id="rIdwv1lbmxv_ijxw4bzjldv7">
         <w:r>
           <w:rPr>
             <w:color w:val="FF0000"/>
@@ -2615,7 +2615,7 @@
       <w:pPr>
         <w:spacing w:after="40" w:line="300"/>
       </w:pPr>
-      <w:hyperlink w:history="1" r:id="rIdcmvimeuuqjnx2lpifnqtz">
+      <w:hyperlink w:history="1" r:id="rIdaxgiqty-0gpyfw0i8jyyx">
         <w:r>
           <w:rPr>
             <w:color w:val="FF0000"/>
@@ -2640,7 +2640,7 @@
       <w:pPr>
         <w:spacing w:after="40" w:line="300"/>
       </w:pPr>
-      <w:hyperlink w:history="1" r:id="rIdwuuqjbrwhtegly36uajfa">
+      <w:hyperlink w:history="1" r:id="rIdmwsnft1ptf2w8toaksrxe">
         <w:r>
           <w:rPr>
             <w:color w:val="FF0000"/>
@@ -3056,7 +3056,7 @@
       <w:pPr>
         <w:spacing w:after="40" w:line="300"/>
       </w:pPr>
-      <w:hyperlink w:history="1" r:id="rIdnnteijlij-yrlb6shl04m">
+      <w:hyperlink w:history="1" r:id="rIdmxhnnv_yw7gfl_uidvgzo">
         <w:r>
           <w:rPr>
             <w:color w:val="0563C1"/>
@@ -3778,7 +3778,7 @@
       <w:pPr>
         <w:spacing w:after="40" w:line="300"/>
       </w:pPr>
-      <w:hyperlink w:history="1" r:id="rIdvdbnght7njduwpmkqgd5r">
+      <w:hyperlink w:history="1" r:id="rIdrftowp1s-myht2s4ckahg">
         <w:r>
           <w:rPr>
             <w:color w:val="0563C1"/>
@@ -3800,7 +3800,7 @@
       <w:pPr>
         <w:spacing w:after="40" w:line="300"/>
       </w:pPr>
-      <w:hyperlink w:history="1" r:id="rIdwrwncl47781jh9rgf6z8s">
+      <w:hyperlink w:history="1" r:id="rIdndjz_rcugtk96acqg26by">
         <w:r>
           <w:rPr>
             <w:color w:val="0563C1"/>
@@ -3822,7 +3822,7 @@
       <w:pPr>
         <w:spacing w:after="40" w:line="300"/>
       </w:pPr>
-      <w:hyperlink w:history="1" r:id="rIdphidlhkbaw3ihhyxc9ihb">
+      <w:hyperlink w:history="1" r:id="rIde09f_heqhxmnjkbvvm6fv">
         <w:r>
           <w:rPr>
             <w:color w:val="0563C1"/>
@@ -3844,7 +3844,7 @@
       <w:pPr>
         <w:spacing w:after="40" w:line="300"/>
       </w:pPr>
-      <w:hyperlink w:history="1" r:id="rId0k6rcmyzamouot1aidrqb">
+      <w:hyperlink w:history="1" r:id="rIdw915doacyiagx3half8e2">
         <w:r>
           <w:rPr>
             <w:color w:val="0563C1"/>
@@ -5396,7 +5396,7 @@
       <w:pPr>
         <w:spacing w:after="40" w:line="300"/>
       </w:pPr>
-      <w:hyperlink w:history="1" r:id="rIde03zprlglrv-7lovfwjo8">
+      <w:hyperlink w:history="1" r:id="rId1kmtzcaokt4w1ze2e7xte">
         <w:r>
           <w:rPr>
             <w:color w:val="0563C1"/>
@@ -5418,7 +5418,7 @@
       <w:pPr>
         <w:spacing w:after="40" w:line="300"/>
       </w:pPr>
-      <w:hyperlink w:history="1" r:id="rIdjsbjsqzk60htxrmydaogh">
+      <w:hyperlink w:history="1" r:id="rIds48iujgfd-kjt6moije2s">
         <w:r>
           <w:rPr>
             <w:color w:val="0563C1"/>
@@ -5440,7 +5440,7 @@
       <w:pPr>
         <w:spacing w:after="40" w:line="300"/>
       </w:pPr>
-      <w:hyperlink w:history="1" r:id="rIdjney68ngiqrcn9d6wec_p">
+      <w:hyperlink w:history="1" r:id="rIds5aykejxj7b9ah4ojw5oc">
         <w:r>
           <w:rPr>
             <w:color w:val="0563C1"/>

--- a/output/卒論全文_最新版.docx
+++ b/output/卒論全文_最新版.docx
@@ -782,7 +782,7 @@
       <w:pPr>
         <w:spacing w:after="40" w:line="300"/>
       </w:pPr>
-      <w:hyperlink w:history="1" r:id="rIdak6wpnrgwsw_wymokciw7">
+      <w:hyperlink w:history="1" r:id="rIdf7vcpmi8lheh0zcw_lfy2">
         <w:r>
           <w:rPr>
             <w:color w:val="0563C1"/>
@@ -804,7 +804,7 @@
       <w:pPr>
         <w:spacing w:after="40" w:line="300"/>
       </w:pPr>
-      <w:hyperlink w:history="1" r:id="rIdwhuklfgkho34tma5rgr8v">
+      <w:hyperlink w:history="1" r:id="rIdwkefms8hkymhaj5tjbph8">
         <w:r>
           <w:rPr>
             <w:color w:val="0563C1"/>
@@ -826,7 +826,7 @@
       <w:pPr>
         <w:spacing w:after="40" w:line="300"/>
       </w:pPr>
-      <w:hyperlink w:history="1" r:id="rIddqy7f05vc08-_whrsjszt">
+      <w:hyperlink w:history="1" r:id="rIdanxzaove4n5ir7ocsbgaa">
         <w:r>
           <w:rPr>
             <w:color w:val="0563C1"/>
@@ -1387,7 +1387,7 @@
                 <w:sz w:val="19"/>
                 <w:szCs w:val="19"/>
               </w:rPr>
-              <w:t xml:space="preserve">最初はスプーンを借りようと思った。やっていけるか不安になり、ホームシックになった</w:t>
+              <w:t xml:space="preserve">最初はスプーンを借りようと思った。やっていけるか不安になり、ホームシックになり、自分の部屋の扉も閉めていた</w:t>
             </w:r>
           </w:p>
         </w:tc>
@@ -2565,7 +2565,7 @@
       <w:pPr>
         <w:spacing w:after="40" w:line="300"/>
       </w:pPr>
-      <w:hyperlink w:history="1" r:id="rIdg34quz7b42jt8xyh9jxg_">
+      <w:hyperlink w:history="1" r:id="rIdq4az4ck8oogca6k5oaexw">
         <w:r>
           <w:rPr>
             <w:color w:val="FF0000"/>
@@ -2590,7 +2590,7 @@
       <w:pPr>
         <w:spacing w:after="40" w:line="300"/>
       </w:pPr>
-      <w:hyperlink w:history="1" r:id="rIdwv1lbmxv_ijxw4bzjldv7">
+      <w:hyperlink w:history="1" r:id="rId80iopyl4iekdjw094mcq-">
         <w:r>
           <w:rPr>
             <w:color w:val="FF0000"/>
@@ -2615,7 +2615,7 @@
       <w:pPr>
         <w:spacing w:after="40" w:line="300"/>
       </w:pPr>
-      <w:hyperlink w:history="1" r:id="rIdaxgiqty-0gpyfw0i8jyyx">
+      <w:hyperlink w:history="1" r:id="rIdnjh3krlb6i0gagp4gz3fc">
         <w:r>
           <w:rPr>
             <w:color w:val="FF0000"/>
@@ -2640,7 +2640,7 @@
       <w:pPr>
         <w:spacing w:after="40" w:line="300"/>
       </w:pPr>
-      <w:hyperlink w:history="1" r:id="rIdmwsnft1ptf2w8toaksrxe">
+      <w:hyperlink w:history="1" r:id="rIdyxvsce9ykbfmhlakvcbwu">
         <w:r>
           <w:rPr>
             <w:color w:val="FF0000"/>
@@ -3056,7 +3056,7 @@
       <w:pPr>
         <w:spacing w:after="40" w:line="300"/>
       </w:pPr>
-      <w:hyperlink w:history="1" r:id="rIdmxhnnv_yw7gfl_uidvgzo">
+      <w:hyperlink w:history="1" r:id="rId68obe1d2jokfg2wbxq-eu">
         <w:r>
           <w:rPr>
             <w:color w:val="0563C1"/>
@@ -3778,7 +3778,7 @@
       <w:pPr>
         <w:spacing w:after="40" w:line="300"/>
       </w:pPr>
-      <w:hyperlink w:history="1" r:id="rIdrftowp1s-myht2s4ckahg">
+      <w:hyperlink w:history="1" r:id="rIdvmm11051_zg348zx4nnnk">
         <w:r>
           <w:rPr>
             <w:color w:val="0563C1"/>
@@ -3800,7 +3800,7 @@
       <w:pPr>
         <w:spacing w:after="40" w:line="300"/>
       </w:pPr>
-      <w:hyperlink w:history="1" r:id="rIdndjz_rcugtk96acqg26by">
+      <w:hyperlink w:history="1" r:id="rIdxbhgj79iknaivjyhjtpok">
         <w:r>
           <w:rPr>
             <w:color w:val="0563C1"/>
@@ -3822,7 +3822,7 @@
       <w:pPr>
         <w:spacing w:after="40" w:line="300"/>
       </w:pPr>
-      <w:hyperlink w:history="1" r:id="rIde09f_heqhxmnjkbvvm6fv">
+      <w:hyperlink w:history="1" r:id="rIdttkfcl6p8al0xpkblncnd">
         <w:r>
           <w:rPr>
             <w:color w:val="0563C1"/>
@@ -3844,7 +3844,7 @@
       <w:pPr>
         <w:spacing w:after="40" w:line="300"/>
       </w:pPr>
-      <w:hyperlink w:history="1" r:id="rIdw915doacyiagx3half8e2">
+      <w:hyperlink w:history="1" r:id="rIdjispnwi_3ovacflr8hf2m">
         <w:r>
           <w:rPr>
             <w:color w:val="0563C1"/>
@@ -5396,7 +5396,7 @@
       <w:pPr>
         <w:spacing w:after="40" w:line="300"/>
       </w:pPr>
-      <w:hyperlink w:history="1" r:id="rId1kmtzcaokt4w1ze2e7xte">
+      <w:hyperlink w:history="1" r:id="rIdvcbwq3dbx_yd8zu90nht4">
         <w:r>
           <w:rPr>
             <w:color w:val="0563C1"/>
@@ -5418,7 +5418,7 @@
       <w:pPr>
         <w:spacing w:after="40" w:line="300"/>
       </w:pPr>
-      <w:hyperlink w:history="1" r:id="rIds48iujgfd-kjt6moije2s">
+      <w:hyperlink w:history="1" r:id="rIduxigw6qrobx1e37gjylax">
         <w:r>
           <w:rPr>
             <w:color w:val="0563C1"/>
@@ -5440,7 +5440,7 @@
       <w:pPr>
         <w:spacing w:after="40" w:line="300"/>
       </w:pPr>
-      <w:hyperlink w:history="1" r:id="rIds5aykejxj7b9ah4ojw5oc">
+      <w:hyperlink w:history="1" r:id="rIdrmwcvy4oizs3lhkk-seak">
         <w:r>
           <w:rPr>
             <w:color w:val="0563C1"/>

--- a/output/卒論全文_最新版.docx
+++ b/output/卒論全文_最新版.docx
@@ -782,7 +782,7 @@
       <w:pPr>
         <w:spacing w:after="40" w:line="300"/>
       </w:pPr>
-      <w:hyperlink w:history="1" r:id="rIdf7vcpmi8lheh0zcw_lfy2">
+      <w:hyperlink w:history="1" r:id="rIdw0talvyhmbekpkrgtiqd5">
         <w:r>
           <w:rPr>
             <w:color w:val="0563C1"/>
@@ -804,7 +804,7 @@
       <w:pPr>
         <w:spacing w:after="40" w:line="300"/>
       </w:pPr>
-      <w:hyperlink w:history="1" r:id="rIdwkefms8hkymhaj5tjbph8">
+      <w:hyperlink w:history="1" r:id="rId0rk25sjhranq2rqpsuoxr">
         <w:r>
           <w:rPr>
             <w:color w:val="0563C1"/>
@@ -826,7 +826,7 @@
       <w:pPr>
         <w:spacing w:after="40" w:line="300"/>
       </w:pPr>
-      <w:hyperlink w:history="1" r:id="rIdanxzaove4n5ir7ocsbgaa">
+      <w:hyperlink w:history="1" r:id="rId2rtlwbtzq4xbv4qwyl_jj">
         <w:r>
           <w:rPr>
             <w:color w:val="0563C1"/>
@@ -1947,6 +1947,161 @@
                 <w:sz w:val="19"/>
                 <w:szCs w:val="19"/>
               </w:rPr>
+              <w:t xml:space="preserve">インド系の人の結婚式に参加する（ターニングポイント）</w:t>
+            </w:r>
+          </w:p>
+        </w:tc>
+        <w:tc>
+          <w:tcPr>
+            <w:tcW w:type="dxa" w:w="1149"/>
+            <w:tcBorders>
+              <w:top w:val="single" w:color="999999" w:sz="4"/>
+              <w:left w:val="single" w:color="999999" w:sz="4"/>
+              <w:bottom w:val="single" w:color="999999" w:sz="4"/>
+              <w:right w:val="single" w:color="999999" w:sz="4"/>
+            </w:tcBorders>
+            <w:tcMar>
+              <w:top w:type="dxa" w:w="60"/>
+              <w:left w:type="dxa" w:w="100"/>
+              <w:bottom w:type="dxa" w:w="60"/>
+              <w:right w:type="dxa" w:w="100"/>
+            </w:tcMar>
+          </w:tcPr>
+          <w:p>
+            <w:pPr>
+              <w:spacing w:line="280"/>
+            </w:pPr>
+            <w:r>
+              <w:rPr>
+                <w:color w:val="FF0000"/>
+                <w:sz w:val="19"/>
+                <w:szCs w:val="19"/>
+              </w:rPr>
+              <w:t xml:space="preserve">回復期</w:t>
+            </w:r>
+          </w:p>
+        </w:tc>
+        <w:tc>
+          <w:tcPr>
+            <w:tcW w:type="dxa" w:w="1838"/>
+            <w:tcBorders>
+              <w:top w:val="single" w:color="999999" w:sz="4"/>
+              <w:left w:val="single" w:color="999999" w:sz="4"/>
+              <w:bottom w:val="single" w:color="999999" w:sz="4"/>
+              <w:right w:val="single" w:color="999999" w:sz="4"/>
+            </w:tcBorders>
+            <w:tcMar>
+              <w:top w:type="dxa" w:w="60"/>
+              <w:left w:type="dxa" w:w="100"/>
+              <w:bottom w:type="dxa" w:w="60"/>
+              <w:right w:type="dxa" w:w="100"/>
+            </w:tcMar>
+          </w:tcPr>
+          <w:p>
+            <w:pPr>
+              <w:spacing w:line="280"/>
+            </w:pPr>
+            <w:r>
+              <w:rPr>
+                <w:color w:val="FF0000"/>
+                <w:sz w:val="19"/>
+                <w:szCs w:val="19"/>
+              </w:rPr>
+              <w:t xml:space="preserve">異文化の環境の中での結婚式で、こんな経験は二度とないかもしれないと感じた。そこから「今しかできない経験をしよう」と思うようになった</w:t>
+            </w:r>
+          </w:p>
+        </w:tc>
+        <w:tc>
+          <w:tcPr>
+            <w:tcW w:type="dxa" w:w="1380"/>
+            <w:tcBorders>
+              <w:top w:val="single" w:color="999999" w:sz="4"/>
+              <w:left w:val="single" w:color="999999" w:sz="4"/>
+              <w:bottom w:val="single" w:color="999999" w:sz="4"/>
+              <w:right w:val="single" w:color="999999" w:sz="4"/>
+            </w:tcBorders>
+            <w:tcMar>
+              <w:top w:type="dxa" w:w="60"/>
+              <w:left w:type="dxa" w:w="100"/>
+              <w:bottom w:type="dxa" w:w="60"/>
+              <w:right w:type="dxa" w:w="100"/>
+            </w:tcMar>
+          </w:tcPr>
+          <w:p>
+            <w:pPr>
+              <w:spacing w:line="280"/>
+            </w:pPr>
+            <w:r>
+              <w:rPr>
+                <w:color w:val="FF0000"/>
+                <w:sz w:val="19"/>
+                <w:szCs w:val="19"/>
+              </w:rPr>
+              <w:t xml:space="preserve">【記入】</w:t>
+            </w:r>
+          </w:p>
+        </w:tc>
+      </w:tr>
+      <w:tr>
+        <w:trPr>
+          <w:cantSplit/>
+        </w:trPr>
+        <w:tc>
+          <w:tcPr>
+            <w:tcW w:type="dxa" w:w="1379"/>
+            <w:tcBorders>
+              <w:top w:val="single" w:color="999999" w:sz="4"/>
+              <w:left w:val="single" w:color="999999" w:sz="4"/>
+              <w:bottom w:val="single" w:color="999999" w:sz="4"/>
+              <w:right w:val="single" w:color="999999" w:sz="4"/>
+            </w:tcBorders>
+            <w:tcMar>
+              <w:top w:type="dxa" w:w="60"/>
+              <w:left w:type="dxa" w:w="100"/>
+              <w:bottom w:type="dxa" w:w="60"/>
+              <w:right w:type="dxa" w:w="100"/>
+            </w:tcMar>
+          </w:tcPr>
+          <w:p>
+            <w:pPr>
+              <w:spacing w:line="280"/>
+            </w:pPr>
+            <w:r>
+              <w:rPr>
+                <w:color w:val="FF0000"/>
+                <w:sz w:val="19"/>
+                <w:szCs w:val="19"/>
+              </w:rPr>
+              <w:t xml:space="preserve">【記入：年月日】</w:t>
+            </w:r>
+          </w:p>
+        </w:tc>
+        <w:tc>
+          <w:tcPr>
+            <w:tcW w:type="dxa" w:w="2758"/>
+            <w:tcBorders>
+              <w:top w:val="single" w:color="999999" w:sz="4"/>
+              <w:left w:val="single" w:color="999999" w:sz="4"/>
+              <w:bottom w:val="single" w:color="999999" w:sz="4"/>
+              <w:right w:val="single" w:color="999999" w:sz="4"/>
+            </w:tcBorders>
+            <w:tcMar>
+              <w:top w:type="dxa" w:w="60"/>
+              <w:left w:type="dxa" w:w="100"/>
+              <w:bottom w:type="dxa" w:w="60"/>
+              <w:right w:type="dxa" w:w="100"/>
+            </w:tcMar>
+          </w:tcPr>
+          <w:p>
+            <w:pPr>
+              <w:spacing w:line="280"/>
+            </w:pPr>
+            <w:r>
+              <w:rPr>
+                <w:color w:val="FF0000"/>
+                <w:sz w:val="19"/>
+                <w:szCs w:val="19"/>
+              </w:rPr>
               <w:t xml:space="preserve">三食カレーが続いて飽きそうになり、スパイスの効能を教わって自分で配合を試した</w:t>
             </w:r>
           </w:p>
@@ -2565,7 +2720,7 @@
       <w:pPr>
         <w:spacing w:after="40" w:line="300"/>
       </w:pPr>
-      <w:hyperlink w:history="1" r:id="rIdq4az4ck8oogca6k5oaexw">
+      <w:hyperlink w:history="1" r:id="rIdc3_zp-weqhmusivopzpi3">
         <w:r>
           <w:rPr>
             <w:color w:val="FF0000"/>
@@ -2590,7 +2745,7 @@
       <w:pPr>
         <w:spacing w:after="40" w:line="300"/>
       </w:pPr>
-      <w:hyperlink w:history="1" r:id="rId80iopyl4iekdjw094mcq-">
+      <w:hyperlink w:history="1" r:id="rId9z0i2eprjmim5tihxlv0f">
         <w:r>
           <w:rPr>
             <w:color w:val="FF0000"/>
@@ -2615,7 +2770,7 @@
       <w:pPr>
         <w:spacing w:after="40" w:line="300"/>
       </w:pPr>
-      <w:hyperlink w:history="1" r:id="rIdnjh3krlb6i0gagp4gz3fc">
+      <w:hyperlink w:history="1" r:id="rIdgjqsaqiitsbflkldiavq5">
         <w:r>
           <w:rPr>
             <w:color w:val="FF0000"/>
@@ -2640,7 +2795,7 @@
       <w:pPr>
         <w:spacing w:after="40" w:line="300"/>
       </w:pPr>
-      <w:hyperlink w:history="1" r:id="rIdyxvsce9ykbfmhlakvcbwu">
+      <w:hyperlink w:history="1" r:id="rId-5akignoh_takbmnf1jny">
         <w:r>
           <w:rPr>
             <w:color w:val="FF0000"/>
@@ -3056,7 +3211,7 @@
       <w:pPr>
         <w:spacing w:after="40" w:line="300"/>
       </w:pPr>
-      <w:hyperlink w:history="1" r:id="rId68obe1d2jokfg2wbxq-eu">
+      <w:hyperlink w:history="1" r:id="rIdufrixa_v-mloiemsff6oc">
         <w:r>
           <w:rPr>
             <w:color w:val="0563C1"/>
@@ -3778,7 +3933,7 @@
       <w:pPr>
         <w:spacing w:after="40" w:line="300"/>
       </w:pPr>
-      <w:hyperlink w:history="1" r:id="rIdvmm11051_zg348zx4nnnk">
+      <w:hyperlink w:history="1" r:id="rIdlgh0quzkeaonrl1leq00h">
         <w:r>
           <w:rPr>
             <w:color w:val="0563C1"/>
@@ -3800,7 +3955,7 @@
       <w:pPr>
         <w:spacing w:after="40" w:line="300"/>
       </w:pPr>
-      <w:hyperlink w:history="1" r:id="rIdxbhgj79iknaivjyhjtpok">
+      <w:hyperlink w:history="1" r:id="rIdzrmggqlznboqbv5ptxztd">
         <w:r>
           <w:rPr>
             <w:color w:val="0563C1"/>
@@ -3822,7 +3977,7 @@
       <w:pPr>
         <w:spacing w:after="40" w:line="300"/>
       </w:pPr>
-      <w:hyperlink w:history="1" r:id="rIdttkfcl6p8al0xpkblncnd">
+      <w:hyperlink w:history="1" r:id="rIdvr8taipdrawkhj91acl27">
         <w:r>
           <w:rPr>
             <w:color w:val="0563C1"/>
@@ -3844,7 +3999,7 @@
       <w:pPr>
         <w:spacing w:after="40" w:line="300"/>
       </w:pPr>
-      <w:hyperlink w:history="1" r:id="rIdjispnwi_3ovacflr8hf2m">
+      <w:hyperlink w:history="1" r:id="rIdnkesvawhtacglmqtfrl_x">
         <w:r>
           <w:rPr>
             <w:color w:val="0563C1"/>
@@ -5396,7 +5551,7 @@
       <w:pPr>
         <w:spacing w:after="40" w:line="300"/>
       </w:pPr>
-      <w:hyperlink w:history="1" r:id="rIdvcbwq3dbx_yd8zu90nht4">
+      <w:hyperlink w:history="1" r:id="rIdjoboq0z2wjnmmmlljytjk">
         <w:r>
           <w:rPr>
             <w:color w:val="0563C1"/>
@@ -5418,7 +5573,7 @@
       <w:pPr>
         <w:spacing w:after="40" w:line="300"/>
       </w:pPr>
-      <w:hyperlink w:history="1" r:id="rIduxigw6qrobx1e37gjylax">
+      <w:hyperlink w:history="1" r:id="rIduftg3thznyxzkivicvmjd">
         <w:r>
           <w:rPr>
             <w:color w:val="0563C1"/>
@@ -5440,7 +5595,7 @@
       <w:pPr>
         <w:spacing w:after="40" w:line="300"/>
       </w:pPr>
-      <w:hyperlink w:history="1" r:id="rIdrmwcvy4oizs3lhkk-seak">
+      <w:hyperlink w:history="1" r:id="rIdwuagmzzfyye89tnu57vie">
         <w:r>
           <w:rPr>
             <w:color w:val="0563C1"/>
@@ -8374,7 +8529,7 @@
           <w:bCs/>
           <w:color w:val="FF0000"/>
         </w:rPr>
-        <w:t xml:space="preserve">【記入：留学のターニングポイント（気持ちや考え方が大きく変わった出来事）を、日付とともに3〜5つ挙げる。例：「何とかなるマインド」に切り替えたとき、スパイスの配合を試したとき、コロナ禍のロックダウン、高校時代の後悔からベトナムでは「受け入れる、楽しむ」を目的にしたことなど】</w:t>
+        <w:t xml:space="preserve">【記入：留学のターニングポイント（気持ちや考え方が大きく変わった出来事）を、日付とともに3〜5つ挙げる。例：「何とかなるマインド」に切り替えたとき、インド系の人の結婚式に参加し「今しかできない経験をしよう」と思ったとき、スパイスの配合を試したとき、コロナ禍のロックダウン、高校時代の後悔からベトナムでは「受け入れる、楽しむ」を目的にしたことなど】</w:t>
       </w:r>
     </w:p>
     <w:p>
@@ -8446,7 +8601,7 @@
         <w:rPr>
           <w:color w:val="FF0000"/>
         </w:rPr>
-        <w:t xml:space="preserve">滞在中に初めてやったこと・知ったこと・感じたことは、全部で143項目あった（8.5）。種類ごとに分けると次のようになる。</w:t>
+        <w:t xml:space="preserve">滞在中に初めてやったこと・知ったこと・感じたことは、全部で144項目あった（8.5）。種類ごとに分けると次のようになる。</w:t>
       </w:r>
     </w:p>
     <w:tbl>
@@ -8916,7 +9071,7 @@
                 <w:sz w:val="19"/>
                 <w:szCs w:val="19"/>
               </w:rPr>
-              <w:t xml:space="preserve">16</w:t>
+              <w:t xml:space="preserve">17</w:t>
             </w:r>
           </w:p>
         </w:tc>
@@ -8946,7 +9101,7 @@
                 <w:sz w:val="19"/>
                 <w:szCs w:val="19"/>
               </w:rPr>
-              <w:t xml:space="preserve">お祈り、サリー、ヘナタトゥー、お肉を9日間食べない、土葬、海外のお葬式</w:t>
+              <w:t xml:space="preserve">インド系の人の結婚式、お祈り、サリー、ヘナタトゥー、お肉を9日間食べない、土葬、海外のお葬式</w:t>
             </w:r>
           </w:p>
         </w:tc>
@@ -9590,7 +9745,7 @@
         <w:rPr>
           <w:color w:val="FF0000"/>
         </w:rPr>
-        <w:t xml:space="preserve">一方で、筆者はフィジー留学を終えたとき、「もっと異文化を楽しんで、受け入れていたら」という後悔も感じていた。143項目もの「初めて」を経験しながらも、すべてを楽しみ、受け入れられたわけではなかったのである。この後悔が、次のベトナム留学で「現地のものを受け入れる、楽しむ」ことを目的にするきっかけとなった（8.4）。</w:t>
+        <w:t xml:space="preserve">一方で、筆者はフィジー留学を終えたとき、「もっと異文化を楽しんで、受け入れていたら」という後悔も感じていた。144項目もの「初めて」を経験しながらも、すべてを楽しみ、受け入れられたわけではなかったのである。この後悔が、次のベトナム留学で「現地のものを受け入れる、楽しむ」ことを目的にするきっかけとなった（8.4）。</w:t>
       </w:r>
     </w:p>
     <w:p>
@@ -19081,7 +19236,7 @@
           <w:bCs/>
           <w:color w:val="FF0000"/>
         </w:rPr>
-        <w:t xml:space="preserve">行事・宗教（16件）</w:t>
+        <w:t xml:space="preserve">行事・宗教（17件）</w:t>
       </w:r>
     </w:p>
     <w:tbl>
@@ -20572,6 +20727,93 @@
                 <w:szCs w:val="19"/>
               </w:rPr>
               <w:t xml:space="preserve">海外のお葬式に行ったこと</w:t>
+            </w:r>
+          </w:p>
+        </w:tc>
+        <w:tc>
+          <w:tcPr>
+            <w:tcW w:type="dxa" w:w="533"/>
+            <w:tcBorders>
+              <w:top w:val="single" w:color="999999" w:sz="4"/>
+              <w:left w:val="single" w:color="999999" w:sz="4"/>
+              <w:bottom w:val="single" w:color="999999" w:sz="4"/>
+              <w:right w:val="single" w:color="999999" w:sz="4"/>
+            </w:tcBorders>
+            <w:tcMar>
+              <w:top w:type="dxa" w:w="60"/>
+              <w:left w:type="dxa" w:w="100"/>
+              <w:bottom w:type="dxa" w:w="60"/>
+              <w:right w:type="dxa" w:w="100"/>
+            </w:tcMar>
+          </w:tcPr>
+          <w:p>
+            <w:pPr>
+              <w:spacing w:line="280"/>
+            </w:pPr>
+          </w:p>
+        </w:tc>
+      </w:tr>
+      <w:tr>
+        <w:trPr>
+          <w:cantSplit/>
+        </w:trPr>
+        <w:tc>
+          <w:tcPr>
+            <w:tcW w:type="dxa" w:w="885"/>
+            <w:tcBorders>
+              <w:top w:val="single" w:color="999999" w:sz="4"/>
+              <w:left w:val="single" w:color="999999" w:sz="4"/>
+              <w:bottom w:val="single" w:color="999999" w:sz="4"/>
+              <w:right w:val="single" w:color="999999" w:sz="4"/>
+            </w:tcBorders>
+            <w:tcMar>
+              <w:top w:type="dxa" w:w="60"/>
+              <w:left w:type="dxa" w:w="100"/>
+              <w:bottom w:type="dxa" w:w="60"/>
+              <w:right w:type="dxa" w:w="100"/>
+            </w:tcMar>
+          </w:tcPr>
+          <w:p>
+            <w:pPr>
+              <w:spacing w:line="280"/>
+            </w:pPr>
+            <w:r>
+              <w:rPr>
+                <w:color w:val="FF0000"/>
+                <w:sz w:val="19"/>
+                <w:szCs w:val="19"/>
+              </w:rPr>
+              <w:t xml:space="preserve">追加</w:t>
+            </w:r>
+          </w:p>
+        </w:tc>
+        <w:tc>
+          <w:tcPr>
+            <w:tcW w:type="dxa" w:w="7086"/>
+            <w:tcBorders>
+              <w:top w:val="single" w:color="999999" w:sz="4"/>
+              <w:left w:val="single" w:color="999999" w:sz="4"/>
+              <w:bottom w:val="single" w:color="999999" w:sz="4"/>
+              <w:right w:val="single" w:color="999999" w:sz="4"/>
+            </w:tcBorders>
+            <w:tcMar>
+              <w:top w:type="dxa" w:w="60"/>
+              <w:left w:type="dxa" w:w="100"/>
+              <w:bottom w:type="dxa" w:w="60"/>
+              <w:right w:type="dxa" w:w="100"/>
+            </w:tcMar>
+          </w:tcPr>
+          <w:p>
+            <w:pPr>
+              <w:spacing w:line="280"/>
+            </w:pPr>
+            <w:r>
+              <w:rPr>
+                <w:color w:val="FF0000"/>
+                <w:sz w:val="19"/>
+                <w:szCs w:val="19"/>
+              </w:rPr>
+              <w:t xml:space="preserve">インド系の人の結婚式に参加したこと</w:t>
             </w:r>
           </w:p>
         </w:tc>

--- a/output/卒論全文_最新版.docx
+++ b/output/卒論全文_最新版.docx
@@ -782,7 +782,7 @@
       <w:pPr>
         <w:spacing w:after="40" w:line="300"/>
       </w:pPr>
-      <w:hyperlink w:history="1" r:id="rIdw0talvyhmbekpkrgtiqd5">
+      <w:hyperlink w:history="1" r:id="rIdawr2tiigab0nr8yoljkoj">
         <w:r>
           <w:rPr>
             <w:color w:val="0563C1"/>
@@ -804,7 +804,7 @@
       <w:pPr>
         <w:spacing w:after="40" w:line="300"/>
       </w:pPr>
-      <w:hyperlink w:history="1" r:id="rId0rk25sjhranq2rqpsuoxr">
+      <w:hyperlink w:history="1" r:id="rIdpqroq3qebl9zki2cmn9en">
         <w:r>
           <w:rPr>
             <w:color w:val="0563C1"/>
@@ -826,7 +826,7 @@
       <w:pPr>
         <w:spacing w:after="40" w:line="300"/>
       </w:pPr>
-      <w:hyperlink w:history="1" r:id="rId2rtlwbtzq4xbv4qwyl_jj">
+      <w:hyperlink w:history="1" r:id="rIditjrsseef7ibfo2fybr2d">
         <w:r>
           <w:rPr>
             <w:color w:val="0563C1"/>
@@ -880,16 +880,7 @@
         <w:spacing w:after="160" w:line="340"/>
       </w:pPr>
       <w:r>
-        <w:t xml:space="preserve">さらに</w:t>
-      </w:r>
-      <w:r>
-        <w:rPr>
-          <w:color w:val="FF0000"/>
-        </w:rPr>
-        <w:t xml:space="preserve">フィジー留学に加えて大学の協定校派遣留学として、ベトナムのホーチミンに約3ヶ月間（2023年8月31日〜12月11日）</w:t>
-      </w:r>
-      <w:r>
-        <w:t xml:space="preserve">留学した。</w:t>
+        <w:t xml:space="preserve">さらにフィジー留学に加えて大学の協定校派遣留学として、ベトナムのホーチミンに約3ヶ月間（2023年8月31日〜12月11日）留学した。</w:t>
       </w:r>
     </w:p>
     <w:p>
@@ -971,7 +962,6 @@
               <w:rPr>
                 <w:b/>
                 <w:bCs/>
-                <w:color w:val="FF0000"/>
                 <w:sz w:val="19"/>
                 <w:szCs w:val="19"/>
               </w:rPr>
@@ -1004,7 +994,6 @@
               <w:rPr>
                 <w:b/>
                 <w:bCs/>
-                <w:color w:val="FF0000"/>
                 <w:sz w:val="19"/>
                 <w:szCs w:val="19"/>
               </w:rPr>
@@ -1037,7 +1026,6 @@
               <w:rPr>
                 <w:b/>
                 <w:bCs/>
-                <w:color w:val="FF0000"/>
                 <w:sz w:val="19"/>
                 <w:szCs w:val="19"/>
               </w:rPr>
@@ -1070,7 +1058,6 @@
               <w:rPr>
                 <w:b/>
                 <w:bCs/>
-                <w:color w:val="FF0000"/>
                 <w:sz w:val="19"/>
                 <w:szCs w:val="19"/>
               </w:rPr>
@@ -1103,7 +1090,6 @@
               <w:rPr>
                 <w:b/>
                 <w:bCs/>
-                <w:color w:val="FF0000"/>
                 <w:sz w:val="19"/>
                 <w:szCs w:val="19"/>
               </w:rPr>
@@ -1138,7 +1124,6 @@
             </w:pPr>
             <w:r>
               <w:rPr>
-                <w:color w:val="FF0000"/>
                 <w:sz w:val="19"/>
                 <w:szCs w:val="19"/>
               </w:rPr>
@@ -1168,7 +1153,6 @@
             </w:pPr>
             <w:r>
               <w:rPr>
-                <w:color w:val="FF0000"/>
                 <w:sz w:val="19"/>
                 <w:szCs w:val="19"/>
               </w:rPr>
@@ -1198,7 +1182,6 @@
             </w:pPr>
             <w:r>
               <w:rPr>
-                <w:color w:val="FF0000"/>
                 <w:sz w:val="19"/>
                 <w:szCs w:val="19"/>
               </w:rPr>
@@ -1228,7 +1211,6 @@
             </w:pPr>
             <w:r>
               <w:rPr>
-                <w:color w:val="FF0000"/>
                 <w:sz w:val="19"/>
                 <w:szCs w:val="19"/>
               </w:rPr>
@@ -1258,7 +1240,6 @@
             </w:pPr>
             <w:r>
               <w:rPr>
-                <w:color w:val="FF0000"/>
                 <w:sz w:val="19"/>
                 <w:szCs w:val="19"/>
               </w:rPr>
@@ -1293,7 +1274,6 @@
             </w:pPr>
             <w:r>
               <w:rPr>
-                <w:color w:val="FF0000"/>
                 <w:sz w:val="19"/>
                 <w:szCs w:val="19"/>
               </w:rPr>
@@ -1323,7 +1303,6 @@
             </w:pPr>
             <w:r>
               <w:rPr>
-                <w:color w:val="FF0000"/>
                 <w:sz w:val="19"/>
                 <w:szCs w:val="19"/>
               </w:rPr>
@@ -1353,7 +1332,6 @@
             </w:pPr>
             <w:r>
               <w:rPr>
-                <w:color w:val="FF0000"/>
                 <w:sz w:val="19"/>
                 <w:szCs w:val="19"/>
               </w:rPr>
@@ -1383,7 +1361,6 @@
             </w:pPr>
             <w:r>
               <w:rPr>
-                <w:color w:val="FF0000"/>
                 <w:sz w:val="19"/>
                 <w:szCs w:val="19"/>
               </w:rPr>
@@ -1413,7 +1390,6 @@
             </w:pPr>
             <w:r>
               <w:rPr>
-                <w:color w:val="FF0000"/>
                 <w:sz w:val="19"/>
                 <w:szCs w:val="19"/>
               </w:rPr>
@@ -1478,7 +1454,6 @@
             </w:pPr>
             <w:r>
               <w:rPr>
-                <w:color w:val="FF0000"/>
                 <w:sz w:val="19"/>
                 <w:szCs w:val="19"/>
               </w:rPr>
@@ -1508,7 +1483,6 @@
             </w:pPr>
             <w:r>
               <w:rPr>
-                <w:color w:val="FF0000"/>
                 <w:sz w:val="19"/>
                 <w:szCs w:val="19"/>
               </w:rPr>
@@ -1568,7 +1542,6 @@
             </w:pPr>
             <w:r>
               <w:rPr>
-                <w:color w:val="FF0000"/>
                 <w:sz w:val="19"/>
                 <w:szCs w:val="19"/>
               </w:rPr>
@@ -1633,7 +1606,6 @@
             </w:pPr>
             <w:r>
               <w:rPr>
-                <w:color w:val="FF0000"/>
                 <w:sz w:val="19"/>
                 <w:szCs w:val="19"/>
               </w:rPr>
@@ -1788,7 +1760,6 @@
             </w:pPr>
             <w:r>
               <w:rPr>
-                <w:color w:val="FF0000"/>
                 <w:sz w:val="19"/>
                 <w:szCs w:val="19"/>
               </w:rPr>
@@ -1943,7 +1914,6 @@
             </w:pPr>
             <w:r>
               <w:rPr>
-                <w:color w:val="FF0000"/>
                 <w:sz w:val="19"/>
                 <w:szCs w:val="19"/>
               </w:rPr>
@@ -1973,7 +1943,6 @@
             </w:pPr>
             <w:r>
               <w:rPr>
-                <w:color w:val="FF0000"/>
                 <w:sz w:val="19"/>
                 <w:szCs w:val="19"/>
               </w:rPr>
@@ -2003,7 +1972,6 @@
             </w:pPr>
             <w:r>
               <w:rPr>
-                <w:color w:val="FF0000"/>
                 <w:sz w:val="19"/>
                 <w:szCs w:val="19"/>
               </w:rPr>
@@ -2098,7 +2066,6 @@
             </w:pPr>
             <w:r>
               <w:rPr>
-                <w:color w:val="FF0000"/>
                 <w:sz w:val="19"/>
                 <w:szCs w:val="19"/>
               </w:rPr>
@@ -2128,7 +2095,6 @@
             </w:pPr>
             <w:r>
               <w:rPr>
-                <w:color w:val="FF0000"/>
                 <w:sz w:val="19"/>
                 <w:szCs w:val="19"/>
               </w:rPr>
@@ -2158,7 +2124,6 @@
             </w:pPr>
             <w:r>
               <w:rPr>
-                <w:color w:val="FF0000"/>
                 <w:sz w:val="19"/>
                 <w:szCs w:val="19"/>
               </w:rPr>
@@ -2188,7 +2153,6 @@
             </w:pPr>
             <w:r>
               <w:rPr>
-                <w:color w:val="FF0000"/>
                 <w:sz w:val="19"/>
                 <w:szCs w:val="19"/>
               </w:rPr>
@@ -2223,7 +2187,6 @@
             </w:pPr>
             <w:r>
               <w:rPr>
-                <w:color w:val="FF0000"/>
                 <w:sz w:val="19"/>
                 <w:szCs w:val="19"/>
               </w:rPr>
@@ -2253,7 +2216,6 @@
             </w:pPr>
             <w:r>
               <w:rPr>
-                <w:color w:val="FF0000"/>
                 <w:sz w:val="19"/>
                 <w:szCs w:val="19"/>
               </w:rPr>
@@ -2283,7 +2245,6 @@
             </w:pPr>
             <w:r>
               <w:rPr>
-                <w:color w:val="FF0000"/>
                 <w:sz w:val="19"/>
                 <w:szCs w:val="19"/>
               </w:rPr>
@@ -2313,7 +2274,6 @@
             </w:pPr>
             <w:r>
               <w:rPr>
-                <w:color w:val="FF0000"/>
                 <w:sz w:val="19"/>
                 <w:szCs w:val="19"/>
               </w:rPr>
@@ -2408,7 +2368,6 @@
             </w:pPr>
             <w:r>
               <w:rPr>
-                <w:color w:val="FF0000"/>
                 <w:sz w:val="19"/>
                 <w:szCs w:val="19"/>
               </w:rPr>
@@ -2438,7 +2397,6 @@
             </w:pPr>
             <w:r>
               <w:rPr>
-                <w:color w:val="FF0000"/>
                 <w:sz w:val="19"/>
                 <w:szCs w:val="19"/>
               </w:rPr>
@@ -2498,7 +2456,6 @@
             </w:pPr>
             <w:r>
               <w:rPr>
-                <w:color w:val="FF0000"/>
                 <w:sz w:val="19"/>
                 <w:szCs w:val="19"/>
               </w:rPr>
@@ -2533,7 +2490,6 @@
             </w:pPr>
             <w:r>
               <w:rPr>
-                <w:color w:val="FF0000"/>
                 <w:sz w:val="19"/>
                 <w:szCs w:val="19"/>
               </w:rPr>
@@ -2563,7 +2519,6 @@
             </w:pPr>
             <w:r>
               <w:rPr>
-                <w:color w:val="FF0000"/>
                 <w:sz w:val="19"/>
                 <w:szCs w:val="19"/>
               </w:rPr>
@@ -2623,7 +2578,6 @@
             </w:pPr>
             <w:r>
               <w:rPr>
-                <w:color w:val="FF0000"/>
                 <w:sz w:val="19"/>
                 <w:szCs w:val="19"/>
               </w:rPr>
@@ -2653,7 +2607,6 @@
             </w:pPr>
             <w:r>
               <w:rPr>
-                <w:color w:val="FF0000"/>
                 <w:sz w:val="19"/>
                 <w:szCs w:val="19"/>
               </w:rPr>
@@ -2720,7 +2673,7 @@
       <w:pPr>
         <w:spacing w:after="40" w:line="300"/>
       </w:pPr>
-      <w:hyperlink w:history="1" r:id="rIdc3_zp-weqhmusivopzpi3">
+      <w:hyperlink w:history="1" r:id="rId7bh9ul_xdlmcuyjzyk_yd">
         <w:r>
           <w:rPr>
             <w:color w:val="FF0000"/>
@@ -2745,7 +2698,7 @@
       <w:pPr>
         <w:spacing w:after="40" w:line="300"/>
       </w:pPr>
-      <w:hyperlink w:history="1" r:id="rId9z0i2eprjmim5tihxlv0f">
+      <w:hyperlink w:history="1" r:id="rIdozvdnvd0h93n_pmktnkru">
         <w:r>
           <w:rPr>
             <w:color w:val="FF0000"/>
@@ -2770,7 +2723,7 @@
       <w:pPr>
         <w:spacing w:after="40" w:line="300"/>
       </w:pPr>
-      <w:hyperlink w:history="1" r:id="rIdgjqsaqiitsbflkldiavq5">
+      <w:hyperlink w:history="1" r:id="rId1qriqtjvbujcwljybb0zc">
         <w:r>
           <w:rPr>
             <w:color w:val="FF0000"/>
@@ -2795,7 +2748,7 @@
       <w:pPr>
         <w:spacing w:after="40" w:line="300"/>
       </w:pPr>
-      <w:hyperlink w:history="1" r:id="rId-5akignoh_takbmnf1jny">
+      <w:hyperlink w:history="1" r:id="rIdejn65b9pqvdjz_8-dk1v4">
         <w:r>
           <w:rPr>
             <w:color w:val="FF0000"/>
@@ -3211,7 +3164,7 @@
       <w:pPr>
         <w:spacing w:after="40" w:line="300"/>
       </w:pPr>
-      <w:hyperlink w:history="1" r:id="rIdufrixa_v-mloiemsff6oc">
+      <w:hyperlink w:history="1" r:id="rId0m5ubev_ez7q5fz7tyjn2">
         <w:r>
           <w:rPr>
             <w:color w:val="0563C1"/>
@@ -3933,7 +3886,7 @@
       <w:pPr>
         <w:spacing w:after="40" w:line="300"/>
       </w:pPr>
-      <w:hyperlink w:history="1" r:id="rIdlgh0quzkeaonrl1leq00h">
+      <w:hyperlink w:history="1" r:id="rIdarikze2yrxbe0i-pgylhk">
         <w:r>
           <w:rPr>
             <w:color w:val="0563C1"/>
@@ -3955,7 +3908,7 @@
       <w:pPr>
         <w:spacing w:after="40" w:line="300"/>
       </w:pPr>
-      <w:hyperlink w:history="1" r:id="rIdzrmggqlznboqbv5ptxztd">
+      <w:hyperlink w:history="1" r:id="rId34ydcwop9ymgxgycmz-y5">
         <w:r>
           <w:rPr>
             <w:color w:val="0563C1"/>
@@ -3977,7 +3930,7 @@
       <w:pPr>
         <w:spacing w:after="40" w:line="300"/>
       </w:pPr>
-      <w:hyperlink w:history="1" r:id="rIdvr8taipdrawkhj91acl27">
+      <w:hyperlink w:history="1" r:id="rIdgu0prcrtx6uvlknrrgdak">
         <w:r>
           <w:rPr>
             <w:color w:val="0563C1"/>
@@ -3999,7 +3952,7 @@
       <w:pPr>
         <w:spacing w:after="40" w:line="300"/>
       </w:pPr>
-      <w:hyperlink w:history="1" r:id="rIdnkesvawhtacglmqtfrl_x">
+      <w:hyperlink w:history="1" r:id="rIdhysixcr-rf-e7pqqgtbat">
         <w:r>
           <w:rPr>
             <w:color w:val="0563C1"/>
@@ -5551,7 +5504,7 @@
       <w:pPr>
         <w:spacing w:after="40" w:line="300"/>
       </w:pPr>
-      <w:hyperlink w:history="1" r:id="rIdjoboq0z2wjnmmmlljytjk">
+      <w:hyperlink w:history="1" r:id="rIdibhxsn8uhmrhx4bgm60qw">
         <w:r>
           <w:rPr>
             <w:color w:val="0563C1"/>
@@ -5573,7 +5526,7 @@
       <w:pPr>
         <w:spacing w:after="40" w:line="300"/>
       </w:pPr>
-      <w:hyperlink w:history="1" r:id="rIduftg3thznyxzkivicvmjd">
+      <w:hyperlink w:history="1" r:id="rIdunkjfwho6f4emvgr613uq">
         <w:r>
           <w:rPr>
             <w:color w:val="0563C1"/>
@@ -5595,7 +5548,7 @@
       <w:pPr>
         <w:spacing w:after="40" w:line="300"/>
       </w:pPr>
-      <w:hyperlink w:history="1" r:id="rIdwuagmzzfyye89tnu57vie">
+      <w:hyperlink w:history="1" r:id="rId0vesgq3pcyhsnretecdpn">
         <w:r>
           <w:rPr>
             <w:color w:val="0563C1"/>

--- a/output/卒論全文_最新版.docx
+++ b/output/卒論全文_最新版.docx
@@ -782,7 +782,7 @@
       <w:pPr>
         <w:spacing w:after="40" w:line="300"/>
       </w:pPr>
-      <w:hyperlink w:history="1" r:id="rIdawr2tiigab0nr8yoljkoj">
+      <w:hyperlink w:history="1" r:id="rIdxlexswdp34t0xj3bgdots">
         <w:r>
           <w:rPr>
             <w:color w:val="0563C1"/>
@@ -804,7 +804,7 @@
       <w:pPr>
         <w:spacing w:after="40" w:line="300"/>
       </w:pPr>
-      <w:hyperlink w:history="1" r:id="rIdpqroq3qebl9zki2cmn9en">
+      <w:hyperlink w:history="1" r:id="rId4tikrzgeumnaygt07u7pn">
         <w:r>
           <w:rPr>
             <w:color w:val="0563C1"/>
@@ -826,7 +826,7 @@
       <w:pPr>
         <w:spacing w:after="40" w:line="300"/>
       </w:pPr>
-      <w:hyperlink w:history="1" r:id="rIditjrsseef7ibfo2fybr2d">
+      <w:hyperlink w:history="1" r:id="rId4j8vitvzg8cromvpkmk6y">
         <w:r>
           <w:rPr>
             <w:color w:val="0563C1"/>
@@ -855,16 +855,7 @@
         <w:spacing w:after="160" w:line="340"/>
       </w:pPr>
       <w:r>
-        <w:t xml:space="preserve">筆者は高校生時代にフィジーへ約2年6ヶ月間（2019年5月8日〜2021年11月26日）の留学を経験した。</w:t>
-      </w:r>
-      <w:r>
-        <w:rPr>
-          <w:color w:val="FF0000"/>
-        </w:rPr>
-        <w:t xml:space="preserve">留学中、</w:t>
-      </w:r>
-      <w:r>
-        <w:t xml:space="preserve">手でカレーを食べる習慣や、停電による冷水シャワー、宗教的理由で豚肉・牛肉が食べられない制限などに連続して直面し、当初は「乗り越えられない」と深い困惑を覚えた。ホストファミリーが飼っていた羊が解体されそのまま食卓に出てきた時は、強いカルチャーショックとして心に刻まれた。しかしある時点で「何とかなるマインド」に切り替え、異文化環境への主体的対応を試みた。現地学生とのコミュニケーションを重ねることで徐々に現地の文化や価値観になじんでいった。また、三食ともカレーが続き、飽きてしまいそうになったが、カレーを新たな視点で捉え直そうとスパイスの効能を教えてもらった。具体的にカルダモンの消化促進効果やターメリックの抗炎症作用、クミンの整腸作用などをホストファミリーに教えてもらい、自らも配合を試作することで「楽しさへの転換」を図った。これらのスパイス調合プロセスは、自作の「やったことリスト」に記録し、適応行動の可視化にも貢献した。このように、なにごとも「なんとかなる」、「何事も挑戦だ」と考え、自ら会話を重ね、やりたかったことを一つずつ実行し、「やったことリスト」に記録していく過程で困惑は徐々に薄れ、次第に楽しさが芽生えた。</w:t>
+        <w:t xml:space="preserve">筆者は高校生時代にフィジーへ約2年6ヶ月間（2019年5月8日〜2021年11月26日）の留学を経験した。留学中、手でカレーを食べる習慣や、停電による冷水シャワー、宗教的理由で豚肉・牛肉が食べられない制限などに連続して直面し、当初は「乗り越えられない」と深い困惑を覚えた。ホストファミリーが飼っていた羊が解体されそのまま食卓に出てきた時は、強いカルチャーショックとして心に刻まれた。しかしある時点で「何とかなるマインド」に切り替え、異文化環境への主体的対応を試みた。現地学生とのコミュニケーションを重ねることで徐々に現地の文化や価値観になじんでいった。また、三食ともカレーが続き、飽きてしまいそうになったが、カレーを新たな視点で捉え直そうとスパイスの効能を教えてもらった。具体的にカルダモンの消化促進効果やターメリックの抗炎症作用、クミンの整腸作用などをホストファミリーに教えてもらい、自らも配合を試作することで「楽しさへの転換」を図った。これらのスパイス調合プロセスは、自作の「やったことリスト」に記録し、適応行動の可視化にも貢献した。このように、なにごとも「なんとかなる」、「何事も挑戦だ」と考え、自ら会話を重ね、やりたかったことを一つずつ実行し、「やったことリスト」に記録していく過程で困惑は徐々に薄れ、次第に楽しさが芽生えた。</w:t>
       </w:r>
     </w:p>
     <w:p>
@@ -888,9 +879,6 @@
         <w:spacing w:after="160" w:line="340"/>
       </w:pPr>
       <w:r>
-        <w:rPr>
-          <w:color w:val="FF0000"/>
-        </w:rPr>
         <w:t xml:space="preserve">ベトナムへの協定校派遣留学には、フランス、台湾、オランダ、ドイツなど、さまざまな国から留学生が来ていた。2023年8月31日に到着した直後、筆者はネイティブ並みの英語を話すほかの留学生に囲まれ、特にフランス人の英語のアクセントが聞き取れずに会話につまるなど、言語の壁に戸惑った。しかし、フィジーのときとは大きく違う点もあった。筆者はフィジー留学を終えたとき、「もっと異文化を楽しんで、受け入れていたら」という後悔を感じていた。そこでベトナムでは、「現地のものを受け入れる、楽しむ」ことを目的とし、「失敗を恐れずなんでも挑戦する」「わからなかったら聞く」と意識して過ごした。フィジーでは戸惑いの後に少しずつ楽しさが生まれたのに対し、ベトナムでは最初から楽しもうと意識して行動していたのである。この違いは、一度目の留学の経験が、次の異文化適応に生かされたことを示している。</w:t>
       </w:r>
     </w:p>
@@ -2673,7 +2661,7 @@
       <w:pPr>
         <w:spacing w:after="40" w:line="300"/>
       </w:pPr>
-      <w:hyperlink w:history="1" r:id="rId7bh9ul_xdlmcuyjzyk_yd">
+      <w:hyperlink w:history="1" r:id="rIdpn02nfa8ufm4hnlc9ftc4">
         <w:r>
           <w:rPr>
             <w:color w:val="FF0000"/>
@@ -2698,7 +2686,7 @@
       <w:pPr>
         <w:spacing w:after="40" w:line="300"/>
       </w:pPr>
-      <w:hyperlink w:history="1" r:id="rIdozvdnvd0h93n_pmktnkru">
+      <w:hyperlink w:history="1" r:id="rId-z7wo51qftn2cimv8rw3e">
         <w:r>
           <w:rPr>
             <w:color w:val="FF0000"/>
@@ -2723,7 +2711,7 @@
       <w:pPr>
         <w:spacing w:after="40" w:line="300"/>
       </w:pPr>
-      <w:hyperlink w:history="1" r:id="rId1qriqtjvbujcwljybb0zc">
+      <w:hyperlink w:history="1" r:id="rIddp59v3i14ro9nbmox_hdk">
         <w:r>
           <w:rPr>
             <w:color w:val="FF0000"/>
@@ -2748,7 +2736,7 @@
       <w:pPr>
         <w:spacing w:after="40" w:line="300"/>
       </w:pPr>
-      <w:hyperlink w:history="1" r:id="rIdejn65b9pqvdjz_8-dk1v4">
+      <w:hyperlink w:history="1" r:id="rIdanyuhtuvyjjbnl7e4mj_5">
         <w:r>
           <w:rPr>
             <w:color w:val="FF0000"/>
@@ -3164,7 +3152,7 @@
       <w:pPr>
         <w:spacing w:after="40" w:line="300"/>
       </w:pPr>
-      <w:hyperlink w:history="1" r:id="rId0m5ubev_ez7q5fz7tyjn2">
+      <w:hyperlink w:history="1" r:id="rIdwzgvp0quni5sntzovvayj">
         <w:r>
           <w:rPr>
             <w:color w:val="0563C1"/>
@@ -3886,7 +3874,7 @@
       <w:pPr>
         <w:spacing w:after="40" w:line="300"/>
       </w:pPr>
-      <w:hyperlink w:history="1" r:id="rIdarikze2yrxbe0i-pgylhk">
+      <w:hyperlink w:history="1" r:id="rIdezmj1ll5vnencdj0d4zbi">
         <w:r>
           <w:rPr>
             <w:color w:val="0563C1"/>
@@ -3908,7 +3896,7 @@
       <w:pPr>
         <w:spacing w:after="40" w:line="300"/>
       </w:pPr>
-      <w:hyperlink w:history="1" r:id="rId34ydcwop9ymgxgycmz-y5">
+      <w:hyperlink w:history="1" r:id="rIdw89pmocs2mfnfbyjy69zz">
         <w:r>
           <w:rPr>
             <w:color w:val="0563C1"/>
@@ -3930,7 +3918,7 @@
       <w:pPr>
         <w:spacing w:after="40" w:line="300"/>
       </w:pPr>
-      <w:hyperlink w:history="1" r:id="rIdgu0prcrtx6uvlknrrgdak">
+      <w:hyperlink w:history="1" r:id="rId2drxwd2dlbk9ho5an5x3m">
         <w:r>
           <w:rPr>
             <w:color w:val="0563C1"/>
@@ -3952,7 +3940,7 @@
       <w:pPr>
         <w:spacing w:after="40" w:line="300"/>
       </w:pPr>
-      <w:hyperlink w:history="1" r:id="rIdhysixcr-rf-e7pqqgtbat">
+      <w:hyperlink w:history="1" r:id="rIdbzcjpq7fcykftgltptog9">
         <w:r>
           <w:rPr>
             <w:color w:val="0563C1"/>
@@ -5504,7 +5492,7 @@
       <w:pPr>
         <w:spacing w:after="40" w:line="300"/>
       </w:pPr>
-      <w:hyperlink w:history="1" r:id="rIdibhxsn8uhmrhx4bgm60qw">
+      <w:hyperlink w:history="1" r:id="rIdx-fwcencyxkdjrwzajcz0">
         <w:r>
           <w:rPr>
             <w:color w:val="0563C1"/>
@@ -5526,7 +5514,7 @@
       <w:pPr>
         <w:spacing w:after="40" w:line="300"/>
       </w:pPr>
-      <w:hyperlink w:history="1" r:id="rIdunkjfwho6f4emvgr613uq">
+      <w:hyperlink w:history="1" r:id="rIdhypt0cexwza475xwfizel">
         <w:r>
           <w:rPr>
             <w:color w:val="0563C1"/>
@@ -5548,7 +5536,7 @@
       <w:pPr>
         <w:spacing w:after="40" w:line="300"/>
       </w:pPr>
-      <w:hyperlink w:history="1" r:id="rId0vesgq3pcyhsnretecdpn">
+      <w:hyperlink w:history="1" r:id="rIdl-tiuxlh5kloqwnw2dupi">
         <w:r>
           <w:rPr>
             <w:color w:val="0563C1"/>

--- a/output/卒論全文_最新版.docx
+++ b/output/卒論全文_最新版.docx
@@ -782,7 +782,7 @@
       <w:pPr>
         <w:spacing w:after="40" w:line="300"/>
       </w:pPr>
-      <w:hyperlink w:history="1" r:id="rIdxlexswdp34t0xj3bgdots">
+      <w:hyperlink w:history="1" r:id="rIdhykwlcymz-cpm1hqlwlnm">
         <w:r>
           <w:rPr>
             <w:color w:val="0563C1"/>
@@ -804,7 +804,7 @@
       <w:pPr>
         <w:spacing w:after="40" w:line="300"/>
       </w:pPr>
-      <w:hyperlink w:history="1" r:id="rId4tikrzgeumnaygt07u7pn">
+      <w:hyperlink w:history="1" r:id="rIdm_g0vtjbu0t2gr06if9yy">
         <w:r>
           <w:rPr>
             <w:color w:val="0563C1"/>
@@ -826,7 +826,7 @@
       <w:pPr>
         <w:spacing w:after="40" w:line="300"/>
       </w:pPr>
-      <w:hyperlink w:history="1" r:id="rId4j8vitvzg8cromvpkmk6y">
+      <w:hyperlink w:history="1" r:id="rIdkm8zyrim_gcsvjcx3h-o-">
         <w:r>
           <w:rPr>
             <w:color w:val="0563C1"/>
@@ -2661,7 +2661,7 @@
       <w:pPr>
         <w:spacing w:after="40" w:line="300"/>
       </w:pPr>
-      <w:hyperlink w:history="1" r:id="rIdpn02nfa8ufm4hnlc9ftc4">
+      <w:hyperlink w:history="1" r:id="rIdcrv29ctbqbftybwtek_qi">
         <w:r>
           <w:rPr>
             <w:color w:val="FF0000"/>
@@ -2686,7 +2686,7 @@
       <w:pPr>
         <w:spacing w:after="40" w:line="300"/>
       </w:pPr>
-      <w:hyperlink w:history="1" r:id="rId-z7wo51qftn2cimv8rw3e">
+      <w:hyperlink w:history="1" r:id="rIdcht7qjpsevhomgstzlqvi">
         <w:r>
           <w:rPr>
             <w:color w:val="FF0000"/>
@@ -2711,7 +2711,7 @@
       <w:pPr>
         <w:spacing w:after="40" w:line="300"/>
       </w:pPr>
-      <w:hyperlink w:history="1" r:id="rIddp59v3i14ro9nbmox_hdk">
+      <w:hyperlink w:history="1" r:id="rIdyjmgjoca07mogneflyr1j">
         <w:r>
           <w:rPr>
             <w:color w:val="FF0000"/>
@@ -2736,7 +2736,7 @@
       <w:pPr>
         <w:spacing w:after="40" w:line="300"/>
       </w:pPr>
-      <w:hyperlink w:history="1" r:id="rIdanyuhtuvyjjbnl7e4mj_5">
+      <w:hyperlink w:history="1" r:id="rIdcm46tjlaskysgh5fx_6ol">
         <w:r>
           <w:rPr>
             <w:color w:val="FF0000"/>
@@ -3152,7 +3152,7 @@
       <w:pPr>
         <w:spacing w:after="40" w:line="300"/>
       </w:pPr>
-      <w:hyperlink w:history="1" r:id="rIdwzgvp0quni5sntzovvayj">
+      <w:hyperlink w:history="1" r:id="rIdllol03eb3a8dkpjljhw8i">
         <w:r>
           <w:rPr>
             <w:color w:val="0563C1"/>
@@ -3186,37 +3186,15 @@
           <w:sz w:val="26"/>
           <w:szCs w:val="26"/>
         </w:rPr>
-        <w:t xml:space="preserve">3.1 </w:t>
+        <w:t xml:space="preserve">3.1 リスガード U カーブモデル</w:t>
       </w:r>
+    </w:p>
+    <w:p>
+      <w:pPr>
+        <w:spacing w:after="160" w:line="340"/>
+      </w:pPr>
       <w:r>
-        <w:rPr>
-          <w:color w:val="595959"/>
-          <w:sz w:val="26"/>
-          <w:szCs w:val="26"/>
-        </w:rPr>
-        <w:t xml:space="preserve">リスガード</w:t>
-      </w:r>
-      <w:r>
-        <w:rPr>
-          <w:color w:val="595959"/>
-          <w:sz w:val="26"/>
-          <w:szCs w:val="26"/>
-        </w:rPr>
-        <w:t xml:space="preserve"> U カーブモデル</w:t>
-      </w:r>
-    </w:p>
-    <w:p>
-      <w:pPr>
-        <w:spacing w:after="160" w:line="340"/>
-      </w:pPr>
-      <w:r>
-        <w:rPr>
-          <w:color w:val="FF0000"/>
-        </w:rPr>
-        <w:t xml:space="preserve">リスガード</w:t>
-      </w:r>
-      <w:r>
-        <w:t xml:space="preserve">（Lysgaard 1955）の U カーブモデルは、異文化に適応する時の気持ちが「ハネムーン期」「ショック期」「回復期」「適応期」の４段階をたどり、グラフにすると U 字型になるという理論である。1955年、ノルウェーの留学生の調査のものに示されたもので、適応過程が直線的でなく、最初に気持ちが盛り上がった後一度落ち込み、徐々に回復する点が特徴である。具体的には、最初は新しい文化への好奇心や期待が強いが、やがて文化的違いに直面して戸惑いや否定的感情が強まる「ショック期」に移行する。その後、現地文化への理解や語学力の向上、社会的なつながり、人のつながりの形成により「回復期」を経て、最終的に「適応期」となる。ただし、すべての適応経験が U 字型になるわけではなく、現代の留学生は事前情報の取得などにより「ショック期」が緩和される場合もある。また、文化や個人差によって W 字型や逆 U 字型になることも報告されている。本研究ではこのモデルを仮説的枠組みとしつつ、実際の経験談から適応プロセスの多様性を明らかにすることを目指す。</w:t>
+        <w:t xml:space="preserve">リスガード（Lysgaard 1955）の U カーブモデルは、異文化に適応する時の気持ちが「ハネムーン期」「ショック期」「回復期」「適応期」の４段階をたどり、グラフにすると U 字型になるという理論である。1955年、ノルウェーの留学生の調査のものに示されたもので、適応過程が直線的でなく、最初に気持ちが盛り上がった後一度落ち込み、徐々に回復する点が特徴である。具体的には、最初は新しい文化への好奇心や期待が強いが、やがて文化的違いに直面して戸惑いや否定的感情が強まる「ショック期」に移行する。その後、現地文化への理解や語学力の向上、社会的なつながり、人のつながりの形成により「回復期」を経て、最終的に「適応期」となる。ただし、すべての適応経験が U 字型になるわけではなく、現代の留学生は事前情報の取得などにより「ショック期」が緩和される場合もある。また、文化や個人差によって W 字型や逆 U 字型になることも報告されている。本研究ではこのモデルを仮説的枠組みとしつつ、実際の経験談から適応プロセスの多様性を明らかにすることを目指す。</w:t>
       </w:r>
     </w:p>
     <w:p>
@@ -3874,7 +3852,7 @@
       <w:pPr>
         <w:spacing w:after="40" w:line="300"/>
       </w:pPr>
-      <w:hyperlink w:history="1" r:id="rIdezmj1ll5vnencdj0d4zbi">
+      <w:hyperlink w:history="1" r:id="rIdqi3t-hvsmu99bk7hxguvg">
         <w:r>
           <w:rPr>
             <w:color w:val="0563C1"/>
@@ -3896,7 +3874,7 @@
       <w:pPr>
         <w:spacing w:after="40" w:line="300"/>
       </w:pPr>
-      <w:hyperlink w:history="1" r:id="rIdw89pmocs2mfnfbyjy69zz">
+      <w:hyperlink w:history="1" r:id="rIdm08olpjmxdm6yvmdnhcwn">
         <w:r>
           <w:rPr>
             <w:color w:val="0563C1"/>
@@ -3918,7 +3896,7 @@
       <w:pPr>
         <w:spacing w:after="40" w:line="300"/>
       </w:pPr>
-      <w:hyperlink w:history="1" r:id="rId2drxwd2dlbk9ho5an5x3m">
+      <w:hyperlink w:history="1" r:id="rIdpugdjjjqcvb8hnrkt2ttz">
         <w:r>
           <w:rPr>
             <w:color w:val="0563C1"/>
@@ -3940,7 +3918,7 @@
       <w:pPr>
         <w:spacing w:after="40" w:line="300"/>
       </w:pPr>
-      <w:hyperlink w:history="1" r:id="rIdbzcjpq7fcykftgltptog9">
+      <w:hyperlink w:history="1" r:id="rIdrpwldxyobuxundqvvejfu">
         <w:r>
           <w:rPr>
             <w:color w:val="0563C1"/>
@@ -4034,29 +4012,15 @@
           <w:sz w:val="26"/>
           <w:szCs w:val="26"/>
         </w:rPr>
-        <w:t xml:space="preserve">4.3 </w:t>
+        <w:t xml:space="preserve">4.3 回復期</w:t>
       </w:r>
+    </w:p>
+    <w:p>
+      <w:pPr>
+        <w:spacing w:after="160" w:line="340"/>
+      </w:pPr>
       <w:r>
-        <w:rPr>
-          <w:color w:val="595959"/>
-          <w:sz w:val="26"/>
-          <w:szCs w:val="26"/>
-        </w:rPr>
-        <w:t xml:space="preserve">回復期</w:t>
-      </w:r>
-    </w:p>
-    <w:p>
-      <w:pPr>
-        <w:spacing w:after="160" w:line="340"/>
-      </w:pPr>
-      <w:r>
-        <w:rPr>
-          <w:color w:val="FF0000"/>
-        </w:rPr>
-        <w:t xml:space="preserve">回復期</w:t>
-      </w:r>
-      <w:r>
-        <w:t xml:space="preserve">に入ると文化の違いを徐々に理解しはじめ、それまでの戸惑いや追い込み、不安から回復しようと様々な行動工夫が現れる。この段階では語学力の向上や現地の習慣の理解、失敗した経験の共有が適応の助けとなり、考え方の面でも「違うことは必ずしも悪いことではない」という認識が生まれる。行動面には、現地の新たなルールや人間関係に合わせて自分の行動が試みられ、自分なりの工夫が形成される。例えば、現地のジョークを理解する努力や、沈黙の意味を考え直したりするなどの受け入れる工夫が見られる。ホール（Hall 1976）が示したように、沈黙の意味は文化によって異なり、コミュニケーションの障害になることがある。例えば日本では、沈黙が相手への気遣いや同意を表す場合がある。しかし、自分の意見をはっきり言うことが求められる文化では、黙っていると無関心や反対の意思と受け取られることがある。こうした違いを知らないままでいると、すれ違いや誤解が生まれやすい。つまり、「自分の当たり前は人の当たり前ではない」と言うことを気づくことが、異文化に適応していくための一歩になると言える。この気づきは、本研究が注目する、ものの見方や考え方の変化（認知的変化）にあたる。</w:t>
+        <w:t xml:space="preserve">回復期に入ると文化の違いを徐々に理解しはじめ、それまでの戸惑いや追い込み、不安から回復しようと様々な行動工夫が現れる。この段階では語学力の向上や現地の習慣の理解、失敗した経験の共有が適応の助けとなり、考え方の面でも「違うことは必ずしも悪いことではない」という認識が生まれる。行動面には、現地の新たなルールや人間関係に合わせて自分の行動が試みられ、自分なりの工夫が形成される。例えば、現地のジョークを理解する努力や、沈黙の意味を考え直したりするなどの受け入れる工夫が見られる。ホール（Hall 1976）が示したように、沈黙の意味は文化によって異なり、コミュニケーションの障害になることがある。例えば日本では、沈黙が相手への気遣いや同意を表す場合がある。しかし、自分の意見をはっきり言うことが求められる文化では、黙っていると無関心や反対の意思と受け取られることがある。こうした違いを知らないままでいると、すれ違いや誤解が生まれやすい。つまり、「自分の当たり前は人の当たり前ではない」と言うことを気づくことが、異文化に適応していくための一歩になると言える。この気づきは、本研究が注目する、ものの見方や考え方の変化（認知的変化）にあたる。</w:t>
       </w:r>
     </w:p>
     <w:p>
@@ -4262,16 +4226,7 @@
         <w:spacing w:after="160" w:line="340"/>
       </w:pPr>
       <w:r>
-        <w:t xml:space="preserve">異文化適応の４段階モデルの中で、コンテクストの違いによる摩擦がどの時期にどのように、現れるかを整理すると、各段階ごとに特徴的なパターンが見られる。まずハネムーン期には、「違い」に気づきながらも好奇心が勝り、深刻な摩擦は感じにくい。しかしショック期に入ると、「何でわかってもらえないのか」「どうしてはっきり言う必要があるのか」といった不安や怒りが表に出て、コンテクスト差の違いが感情的な衝突として表面化する。その後の</w:t>
-      </w:r>
-      <w:r>
-        <w:rPr>
-          <w:color w:val="FF0000"/>
-        </w:rPr>
-        <w:t xml:space="preserve">回復期</w:t>
-      </w:r>
-      <w:r>
-        <w:t xml:space="preserve">では、「こういう時は意見を述べるのが当たり前なのだ」「この沈黙には意味があるのか」など、異文化のルールを意識的に学び直す姿勢が生まれる。適応期になると、コンテクストの違いを前提として、柔軟な振る舞いができるようになり、「日本と同じやり方にこだわる必要はない」と考えられるようになる。ホール（Hall 1976）の理論に踏まえると、コンテクストの違いを気づき、それに合わせて行動や表現を調整できることが異文化適応の重要な要素である」と述べている。このことは、2章で論じた「行動的工夫」や「文化を楽しむ力」が、段階ごとのコンテクスト摩擦の乗り越えを通じて生まれることを示している。</w:t>
+        <w:t xml:space="preserve">異文化適応の４段階モデルの中で、コンテクストの違いによる摩擦がどの時期にどのように、現れるかを整理すると、各段階ごとに特徴的なパターンが見られる。まずハネムーン期には、「違い」に気づきながらも好奇心が勝り、深刻な摩擦は感じにくい。しかしショック期に入ると、「何でわかってもらえないのか」「どうしてはっきり言う必要があるのか」といった不安や怒りが表に出て、コンテクスト差の違いが感情的な衝突として表面化する。その後の回復期では、「こういう時は意見を述べるのが当たり前なのだ」「この沈黙には意味があるのか」など、異文化のルールを意識的に学び直す姿勢が生まれる。適応期になると、コンテクストの違いを前提として、柔軟な振る舞いができるようになり、「日本と同じやり方にこだわる必要はない」と考えられるようになる。ホール（Hall 1976）の理論に踏まえると、コンテクストの違いを気づき、それに合わせて行動や表現を調整できることが異文化適応の重要な要素である」と述べている。このことは、2章で論じた「行動的工夫」や「文化を楽しむ力」が、段階ごとのコンテクスト摩擦の乗り越えを通じて生まれることを示している。</w:t>
       </w:r>
     </w:p>
     <w:p>
@@ -4306,16 +4261,7 @@
         <w:spacing w:after="160" w:line="340"/>
       </w:pPr>
       <w:r>
-        <w:t xml:space="preserve">ホフステード文化的理論は、文化の違いを「権力距離」「個人主義・集団主義」「男性性・女性性」「不確実性回避」「長期志向」「人生の享楽志向」という6次元で説明する枠組みである。この6次元モデルは、異文化間の価値観や行動パターンを国ごとに数値化し、比較できるようにした点が大きな特徴である。例えば「権力距離」が高い国では上下関係を重視し、「個人主義」が強い国では自己主張や個人の自由が重視される。異文化適応の4段階モデル（ハネムーン期、ショック期、</w:t>
-      </w:r>
-      <w:r>
-        <w:rPr>
-          <w:color w:val="FF0000"/>
-        </w:rPr>
-        <w:t xml:space="preserve">回復期</w:t>
-      </w:r>
-      <w:r>
-        <w:t xml:space="preserve">、適応期）においても、これらの文化次元が心理的・行動的なずれとして現れやすい。ホフステードの6次元モデルは、文化的差異を具体的に把握するための有効な枠組みである。このことから、4段階モデルにおける摩擦や適応の仕組みをより多面的に理解することが求められると言える。</w:t>
+        <w:t xml:space="preserve">ホフステード文化的理論は、文化の違いを「権力距離」「個人主義・集団主義」「男性性・女性性」「不確実性回避」「長期志向」「人生の享楽志向」という6次元で説明する枠組みである。この6次元モデルは、異文化間の価値観や行動パターンを国ごとに数値化し、比較できるようにした点が大きな特徴である。例えば「権力距離」が高い国では上下関係を重視し、「個人主義」が強い国では自己主張や個人の自由が重視される。異文化適応の4段階モデル（ハネムーン期、ショック期、回復期、適応期）においても、これらの文化次元が心理的・行動的なずれとして現れやすい。ホフステードの6次元モデルは、文化的差異を具体的に把握するための有効な枠組みである。このことから、4段階モデルにおける摩擦や適応の仕組みをより多面的に理解することが求められると言える。</w:t>
       </w:r>
     </w:p>
     <w:p>
@@ -5426,25 +5372,7 @@
         <w:spacing w:after="160" w:line="340"/>
       </w:pPr>
       <w:r>
-        <w:t xml:space="preserve">ホフステード文化的理論の6次元スコア差は、異文化適応4段階モデルの進み方や、各段階で生じる困難・工夫のパターンに具体的な影響する考えられる。例えば「権力距離」が高いベトナムでは、日本出身の留学生が「低い権力距離」の国で学ぶ場合、授業中の発言や教師との距離感でショック期に戸惑いが生じやすい。一方、「個人主義」の国で「集団主義」的ふるまいが</w:t>
-      </w:r>
-      <w:r>
-        <w:rPr>
-          <w:color w:val="FF0000"/>
-        </w:rPr>
-        <w:t xml:space="preserve">回復期</w:t>
-      </w:r>
-      <w:r>
-        <w:t xml:space="preserve">や適応期の工夫として役立つ場面も見られるだろう。また、「不確実性回避」が強い日本から低いベトナムに来た学生は、予定やルールがはっきりしないことへの不安をショック期に感じやすいだろう。一方フィジーでは、集団主義的な共同体の中に受け入れられることが、</w:t>
-      </w:r>
-      <w:r>
-        <w:rPr>
-          <w:color w:val="FF0000"/>
-        </w:rPr>
-        <w:t xml:space="preserve">回復期</w:t>
-      </w:r>
-      <w:r>
-        <w:t xml:space="preserve">や適応期の支えになる可能性がある。</w:t>
+        <w:t xml:space="preserve">ホフステード文化的理論の6次元スコア差は、異文化適応4段階モデルの進み方や、各段階で生じる困難・工夫のパターンに具体的な影響する考えられる。例えば「権力距離」が高いベトナムでは、日本出身の留学生が「低い権力距離」の国で学ぶ場合、授業中の発言や教師との距離感でショック期に戸惑いが生じやすい。一方、「個人主義」の国で「集団主義」的ふるまいが回復期や適応期の工夫として役立つ場面も見られるだろう。また、「不確実性回避」が強い日本から低いベトナムに来た学生は、予定やルールがはっきりしないことへの不安をショック期に感じやすいだろう。一方フィジーでは、集団主義的な共同体の中に受け入れられることが、回復期や適応期の支えになる可能性がある。</w:t>
       </w:r>
     </w:p>
     <w:p>
@@ -5492,7 +5420,7 @@
       <w:pPr>
         <w:spacing w:after="40" w:line="300"/>
       </w:pPr>
-      <w:hyperlink w:history="1" r:id="rIdx-fwcencyxkdjrwzajcz0">
+      <w:hyperlink w:history="1" r:id="rIdqptluydd_aatfab7sq7ri">
         <w:r>
           <w:rPr>
             <w:color w:val="0563C1"/>
@@ -5514,7 +5442,7 @@
       <w:pPr>
         <w:spacing w:after="40" w:line="300"/>
       </w:pPr>
-      <w:hyperlink w:history="1" r:id="rIdhypt0cexwza475xwfizel">
+      <w:hyperlink w:history="1" r:id="rIdwy8ujeoal-fsd7mutrtw2">
         <w:r>
           <w:rPr>
             <w:color w:val="0563C1"/>
@@ -5536,7 +5464,7 @@
       <w:pPr>
         <w:spacing w:after="40" w:line="300"/>
       </w:pPr>
-      <w:hyperlink w:history="1" r:id="rIdl-tiuxlh5kloqwnw2dupi">
+      <w:hyperlink w:history="1" r:id="rIdmjeolodbs1qkubs04iza4">
         <w:r>
           <w:rPr>
             <w:color w:val="0563C1"/>

--- a/output/卒論全文_最新版.docx
+++ b/output/卒論全文_最新版.docx
@@ -782,7 +782,7 @@
       <w:pPr>
         <w:spacing w:after="40" w:line="300"/>
       </w:pPr>
-      <w:hyperlink w:history="1" r:id="rIdhykwlcymz-cpm1hqlwlnm">
+      <w:hyperlink w:history="1" r:id="rIdlhbxp1mlpxmgit_kcsw21">
         <w:r>
           <w:rPr>
             <w:color w:val="0563C1"/>
@@ -804,7 +804,7 @@
       <w:pPr>
         <w:spacing w:after="40" w:line="300"/>
       </w:pPr>
-      <w:hyperlink w:history="1" r:id="rIdm_g0vtjbu0t2gr06if9yy">
+      <w:hyperlink w:history="1" r:id="rIdxjikoum435uuza5r2mbmg">
         <w:r>
           <w:rPr>
             <w:color w:val="0563C1"/>
@@ -826,7 +826,7 @@
       <w:pPr>
         <w:spacing w:after="40" w:line="300"/>
       </w:pPr>
-      <w:hyperlink w:history="1" r:id="rIdkm8zyrim_gcsvjcx3h-o-">
+      <w:hyperlink w:history="1" r:id="rIdt1p05impje38agmpbb3dj">
         <w:r>
           <w:rPr>
             <w:color w:val="0563C1"/>
@@ -2661,7 +2661,7 @@
       <w:pPr>
         <w:spacing w:after="40" w:line="300"/>
       </w:pPr>
-      <w:hyperlink w:history="1" r:id="rIdcrv29ctbqbftybwtek_qi">
+      <w:hyperlink w:history="1" r:id="rIdoo0m-o5z_dyhhayvizx9l">
         <w:r>
           <w:rPr>
             <w:color w:val="FF0000"/>
@@ -2686,7 +2686,7 @@
       <w:pPr>
         <w:spacing w:after="40" w:line="300"/>
       </w:pPr>
-      <w:hyperlink w:history="1" r:id="rIdcht7qjpsevhomgstzlqvi">
+      <w:hyperlink w:history="1" r:id="rIdkul_pd5ucb9rce0bnw8zh">
         <w:r>
           <w:rPr>
             <w:color w:val="FF0000"/>
@@ -2711,7 +2711,7 @@
       <w:pPr>
         <w:spacing w:after="40" w:line="300"/>
       </w:pPr>
-      <w:hyperlink w:history="1" r:id="rIdyjmgjoca07mogneflyr1j">
+      <w:hyperlink w:history="1" r:id="rIddktajdr6aonnatjnwjssq">
         <w:r>
           <w:rPr>
             <w:color w:val="FF0000"/>
@@ -2736,7 +2736,7 @@
       <w:pPr>
         <w:spacing w:after="40" w:line="300"/>
       </w:pPr>
-      <w:hyperlink w:history="1" r:id="rIdcm46tjlaskysgh5fx_6ol">
+      <w:hyperlink w:history="1" r:id="rIdybolr5sjptn0pgathjsei">
         <w:r>
           <w:rPr>
             <w:color w:val="FF0000"/>
@@ -3152,7 +3152,7 @@
       <w:pPr>
         <w:spacing w:after="40" w:line="300"/>
       </w:pPr>
-      <w:hyperlink w:history="1" r:id="rIdllol03eb3a8dkpjljhw8i">
+      <w:hyperlink w:history="1" r:id="rId6ky7hwyyb_7mlbhbyektg">
         <w:r>
           <w:rPr>
             <w:color w:val="0563C1"/>
@@ -3852,7 +3852,7 @@
       <w:pPr>
         <w:spacing w:after="40" w:line="300"/>
       </w:pPr>
-      <w:hyperlink w:history="1" r:id="rIdqi3t-hvsmu99bk7hxguvg">
+      <w:hyperlink w:history="1" r:id="rIdgrasneri3q6y7kde044n-">
         <w:r>
           <w:rPr>
             <w:color w:val="0563C1"/>
@@ -3874,7 +3874,7 @@
       <w:pPr>
         <w:spacing w:after="40" w:line="300"/>
       </w:pPr>
-      <w:hyperlink w:history="1" r:id="rIdm08olpjmxdm6yvmdnhcwn">
+      <w:hyperlink w:history="1" r:id="rId9_lz1mztsm9gumj8gzxck">
         <w:r>
           <w:rPr>
             <w:color w:val="0563C1"/>
@@ -3896,7 +3896,7 @@
       <w:pPr>
         <w:spacing w:after="40" w:line="300"/>
       </w:pPr>
-      <w:hyperlink w:history="1" r:id="rIdpugdjjjqcvb8hnrkt2ttz">
+      <w:hyperlink w:history="1" r:id="rIdoxoorco19df5h1mfwfpud">
         <w:r>
           <w:rPr>
             <w:color w:val="0563C1"/>
@@ -3918,7 +3918,7 @@
       <w:pPr>
         <w:spacing w:after="40" w:line="300"/>
       </w:pPr>
-      <w:hyperlink w:history="1" r:id="rIdrpwldxyobuxundqvvejfu">
+      <w:hyperlink w:history="1" r:id="rIdmle8njnx3kmlkzccjrnau">
         <w:r>
           <w:rPr>
             <w:color w:val="0563C1"/>
@@ -5420,7 +5420,7 @@
       <w:pPr>
         <w:spacing w:after="40" w:line="300"/>
       </w:pPr>
-      <w:hyperlink w:history="1" r:id="rIdqptluydd_aatfab7sq7ri">
+      <w:hyperlink w:history="1" r:id="rIdlawzinljd5z9h3udnfebs">
         <w:r>
           <w:rPr>
             <w:color w:val="0563C1"/>
@@ -5442,7 +5442,7 @@
       <w:pPr>
         <w:spacing w:after="40" w:line="300"/>
       </w:pPr>
-      <w:hyperlink w:history="1" r:id="rIdwy8ujeoal-fsd7mutrtw2">
+      <w:hyperlink w:history="1" r:id="rIdyq1qlspdt3emqyfk6n6ml">
         <w:r>
           <w:rPr>
             <w:color w:val="0563C1"/>
@@ -5464,7 +5464,7 @@
       <w:pPr>
         <w:spacing w:after="40" w:line="300"/>
       </w:pPr>
-      <w:hyperlink w:history="1" r:id="rIdmjeolodbs1qkubs04iza4">
+      <w:hyperlink w:history="1" r:id="rIdmxmvnxdchmxua_vi0p3ci">
         <w:r>
           <w:rPr>
             <w:color w:val="0563C1"/>
@@ -12056,7 +12056,6 @@
               <w:rPr>
                 <w:b/>
                 <w:bCs/>
-                <w:color w:val="FF0000"/>
                 <w:sz w:val="19"/>
                 <w:szCs w:val="19"/>
               </w:rPr>
@@ -12089,7 +12088,6 @@
               <w:rPr>
                 <w:b/>
                 <w:bCs/>
-                <w:color w:val="FF0000"/>
                 <w:sz w:val="19"/>
                 <w:szCs w:val="19"/>
               </w:rPr>
@@ -12122,7 +12120,6 @@
               <w:rPr>
                 <w:b/>
                 <w:bCs/>
-                <w:color w:val="FF0000"/>
                 <w:sz w:val="19"/>
                 <w:szCs w:val="19"/>
               </w:rPr>
@@ -12157,7 +12154,6 @@
             </w:pPr>
             <w:r>
               <w:rPr>
-                <w:color w:val="FF0000"/>
                 <w:sz w:val="19"/>
                 <w:szCs w:val="19"/>
               </w:rPr>
@@ -12187,7 +12183,6 @@
             </w:pPr>
             <w:r>
               <w:rPr>
-                <w:color w:val="FF0000"/>
                 <w:sz w:val="19"/>
                 <w:szCs w:val="19"/>
               </w:rPr>
@@ -12244,7 +12239,6 @@
             </w:pPr>
             <w:r>
               <w:rPr>
-                <w:color w:val="FF0000"/>
                 <w:sz w:val="19"/>
                 <w:szCs w:val="19"/>
               </w:rPr>
@@ -12274,7 +12268,6 @@
             </w:pPr>
             <w:r>
               <w:rPr>
-                <w:color w:val="FF0000"/>
                 <w:sz w:val="19"/>
                 <w:szCs w:val="19"/>
               </w:rPr>
@@ -12331,7 +12324,6 @@
             </w:pPr>
             <w:r>
               <w:rPr>
-                <w:color w:val="FF0000"/>
                 <w:sz w:val="19"/>
                 <w:szCs w:val="19"/>
               </w:rPr>
@@ -12361,7 +12353,6 @@
             </w:pPr>
             <w:r>
               <w:rPr>
-                <w:color w:val="FF0000"/>
                 <w:sz w:val="19"/>
                 <w:szCs w:val="19"/>
               </w:rPr>
@@ -12418,7 +12409,6 @@
             </w:pPr>
             <w:r>
               <w:rPr>
-                <w:color w:val="FF0000"/>
                 <w:sz w:val="19"/>
                 <w:szCs w:val="19"/>
               </w:rPr>
@@ -12448,7 +12438,6 @@
             </w:pPr>
             <w:r>
               <w:rPr>
-                <w:color w:val="FF0000"/>
                 <w:sz w:val="19"/>
                 <w:szCs w:val="19"/>
               </w:rPr>
@@ -12505,7 +12494,6 @@
             </w:pPr>
             <w:r>
               <w:rPr>
-                <w:color w:val="FF0000"/>
                 <w:sz w:val="19"/>
                 <w:szCs w:val="19"/>
               </w:rPr>
@@ -12535,7 +12523,6 @@
             </w:pPr>
             <w:r>
               <w:rPr>
-                <w:color w:val="FF0000"/>
                 <w:sz w:val="19"/>
                 <w:szCs w:val="19"/>
               </w:rPr>
@@ -12592,7 +12579,6 @@
             </w:pPr>
             <w:r>
               <w:rPr>
-                <w:color w:val="FF0000"/>
                 <w:sz w:val="19"/>
                 <w:szCs w:val="19"/>
               </w:rPr>
@@ -12622,7 +12608,6 @@
             </w:pPr>
             <w:r>
               <w:rPr>
-                <w:color w:val="FF0000"/>
                 <w:sz w:val="19"/>
                 <w:szCs w:val="19"/>
               </w:rPr>
@@ -12679,7 +12664,6 @@
             </w:pPr>
             <w:r>
               <w:rPr>
-                <w:color w:val="FF0000"/>
                 <w:sz w:val="19"/>
                 <w:szCs w:val="19"/>
               </w:rPr>
@@ -12709,7 +12693,6 @@
             </w:pPr>
             <w:r>
               <w:rPr>
-                <w:color w:val="FF0000"/>
                 <w:sz w:val="19"/>
                 <w:szCs w:val="19"/>
               </w:rPr>
@@ -12766,7 +12749,6 @@
             </w:pPr>
             <w:r>
               <w:rPr>
-                <w:color w:val="FF0000"/>
                 <w:sz w:val="19"/>
                 <w:szCs w:val="19"/>
               </w:rPr>
@@ -12796,7 +12778,6 @@
             </w:pPr>
             <w:r>
               <w:rPr>
-                <w:color w:val="FF0000"/>
                 <w:sz w:val="19"/>
                 <w:szCs w:val="19"/>
               </w:rPr>
@@ -12853,7 +12834,6 @@
             </w:pPr>
             <w:r>
               <w:rPr>
-                <w:color w:val="FF0000"/>
                 <w:sz w:val="19"/>
                 <w:szCs w:val="19"/>
               </w:rPr>
@@ -12883,7 +12863,6 @@
             </w:pPr>
             <w:r>
               <w:rPr>
-                <w:color w:val="FF0000"/>
                 <w:sz w:val="19"/>
                 <w:szCs w:val="19"/>
               </w:rPr>
@@ -12940,7 +12919,6 @@
             </w:pPr>
             <w:r>
               <w:rPr>
-                <w:color w:val="FF0000"/>
                 <w:sz w:val="19"/>
                 <w:szCs w:val="19"/>
               </w:rPr>
@@ -12970,7 +12948,6 @@
             </w:pPr>
             <w:r>
               <w:rPr>
-                <w:color w:val="FF0000"/>
                 <w:sz w:val="19"/>
                 <w:szCs w:val="19"/>
               </w:rPr>
@@ -13027,7 +13004,6 @@
             </w:pPr>
             <w:r>
               <w:rPr>
-                <w:color w:val="FF0000"/>
                 <w:sz w:val="19"/>
                 <w:szCs w:val="19"/>
               </w:rPr>
@@ -13057,7 +13033,6 @@
             </w:pPr>
             <w:r>
               <w:rPr>
-                <w:color w:val="FF0000"/>
                 <w:sz w:val="19"/>
                 <w:szCs w:val="19"/>
               </w:rPr>
@@ -13114,7 +13089,6 @@
             </w:pPr>
             <w:r>
               <w:rPr>
-                <w:color w:val="FF0000"/>
                 <w:sz w:val="19"/>
                 <w:szCs w:val="19"/>
               </w:rPr>
@@ -13144,7 +13118,6 @@
             </w:pPr>
             <w:r>
               <w:rPr>
-                <w:color w:val="FF0000"/>
                 <w:sz w:val="19"/>
                 <w:szCs w:val="19"/>
               </w:rPr>
@@ -13201,7 +13174,6 @@
             </w:pPr>
             <w:r>
               <w:rPr>
-                <w:color w:val="FF0000"/>
                 <w:sz w:val="19"/>
                 <w:szCs w:val="19"/>
               </w:rPr>
@@ -13231,7 +13203,6 @@
             </w:pPr>
             <w:r>
               <w:rPr>
-                <w:color w:val="FF0000"/>
                 <w:sz w:val="19"/>
                 <w:szCs w:val="19"/>
               </w:rPr>
@@ -13288,7 +13259,6 @@
             </w:pPr>
             <w:r>
               <w:rPr>
-                <w:color w:val="FF0000"/>
                 <w:sz w:val="19"/>
                 <w:szCs w:val="19"/>
               </w:rPr>
@@ -13318,7 +13288,6 @@
             </w:pPr>
             <w:r>
               <w:rPr>
-                <w:color w:val="FF0000"/>
                 <w:sz w:val="19"/>
                 <w:szCs w:val="19"/>
               </w:rPr>
@@ -13375,7 +13344,6 @@
             </w:pPr>
             <w:r>
               <w:rPr>
-                <w:color w:val="FF0000"/>
                 <w:sz w:val="19"/>
                 <w:szCs w:val="19"/>
               </w:rPr>
@@ -13405,7 +13373,6 @@
             </w:pPr>
             <w:r>
               <w:rPr>
-                <w:color w:val="FF0000"/>
                 <w:sz w:val="19"/>
                 <w:szCs w:val="19"/>
               </w:rPr>
@@ -13462,7 +13429,6 @@
             </w:pPr>
             <w:r>
               <w:rPr>
-                <w:color w:val="FF0000"/>
                 <w:sz w:val="19"/>
                 <w:szCs w:val="19"/>
               </w:rPr>
@@ -13492,7 +13458,6 @@
             </w:pPr>
             <w:r>
               <w:rPr>
-                <w:color w:val="FF0000"/>
                 <w:sz w:val="19"/>
                 <w:szCs w:val="19"/>
               </w:rPr>
@@ -13549,7 +13514,6 @@
             </w:pPr>
             <w:r>
               <w:rPr>
-                <w:color w:val="FF0000"/>
                 <w:sz w:val="19"/>
                 <w:szCs w:val="19"/>
               </w:rPr>
@@ -13579,7 +13543,6 @@
             </w:pPr>
             <w:r>
               <w:rPr>
-                <w:color w:val="FF0000"/>
                 <w:sz w:val="19"/>
                 <w:szCs w:val="19"/>
               </w:rPr>
@@ -13636,7 +13599,6 @@
             </w:pPr>
             <w:r>
               <w:rPr>
-                <w:color w:val="FF0000"/>
                 <w:sz w:val="19"/>
                 <w:szCs w:val="19"/>
               </w:rPr>
@@ -13666,7 +13628,6 @@
             </w:pPr>
             <w:r>
               <w:rPr>
-                <w:color w:val="FF0000"/>
                 <w:sz w:val="19"/>
                 <w:szCs w:val="19"/>
               </w:rPr>
@@ -13723,7 +13684,6 @@
             </w:pPr>
             <w:r>
               <w:rPr>
-                <w:color w:val="FF0000"/>
                 <w:sz w:val="19"/>
                 <w:szCs w:val="19"/>
               </w:rPr>
@@ -13753,7 +13713,6 @@
             </w:pPr>
             <w:r>
               <w:rPr>
-                <w:color w:val="FF0000"/>
                 <w:sz w:val="19"/>
                 <w:szCs w:val="19"/>
               </w:rPr>
@@ -13810,7 +13769,6 @@
             </w:pPr>
             <w:r>
               <w:rPr>
-                <w:color w:val="FF0000"/>
                 <w:sz w:val="19"/>
                 <w:szCs w:val="19"/>
               </w:rPr>
@@ -13840,7 +13798,6 @@
             </w:pPr>
             <w:r>
               <w:rPr>
-                <w:color w:val="FF0000"/>
                 <w:sz w:val="19"/>
                 <w:szCs w:val="19"/>
               </w:rPr>
@@ -13897,7 +13854,6 @@
             </w:pPr>
             <w:r>
               <w:rPr>
-                <w:color w:val="FF0000"/>
                 <w:sz w:val="19"/>
                 <w:szCs w:val="19"/>
               </w:rPr>
@@ -13927,7 +13883,6 @@
             </w:pPr>
             <w:r>
               <w:rPr>
-                <w:color w:val="FF0000"/>
                 <w:sz w:val="19"/>
                 <w:szCs w:val="19"/>
               </w:rPr>
@@ -13984,7 +13939,6 @@
             </w:pPr>
             <w:r>
               <w:rPr>
-                <w:color w:val="FF0000"/>
                 <w:sz w:val="19"/>
                 <w:szCs w:val="19"/>
               </w:rPr>
@@ -14014,7 +13968,6 @@
             </w:pPr>
             <w:r>
               <w:rPr>
-                <w:color w:val="FF0000"/>
                 <w:sz w:val="19"/>
                 <w:szCs w:val="19"/>
               </w:rPr>
@@ -14071,7 +14024,6 @@
             </w:pPr>
             <w:r>
               <w:rPr>
-                <w:color w:val="FF0000"/>
                 <w:sz w:val="19"/>
                 <w:szCs w:val="19"/>
               </w:rPr>
@@ -14101,7 +14053,6 @@
             </w:pPr>
             <w:r>
               <w:rPr>
-                <w:color w:val="FF0000"/>
                 <w:sz w:val="19"/>
                 <w:szCs w:val="19"/>
               </w:rPr>
@@ -14158,7 +14109,6 @@
             </w:pPr>
             <w:r>
               <w:rPr>
-                <w:color w:val="FF0000"/>
                 <w:sz w:val="19"/>
                 <w:szCs w:val="19"/>
               </w:rPr>
@@ -14188,7 +14138,6 @@
             </w:pPr>
             <w:r>
               <w:rPr>
-                <w:color w:val="FF0000"/>
                 <w:sz w:val="19"/>
                 <w:szCs w:val="19"/>
               </w:rPr>
@@ -14245,7 +14194,6 @@
             </w:pPr>
             <w:r>
               <w:rPr>
-                <w:color w:val="FF0000"/>
                 <w:sz w:val="19"/>
                 <w:szCs w:val="19"/>
               </w:rPr>
@@ -14275,7 +14223,6 @@
             </w:pPr>
             <w:r>
               <w:rPr>
-                <w:color w:val="FF0000"/>
                 <w:sz w:val="19"/>
                 <w:szCs w:val="19"/>
               </w:rPr>
@@ -14332,7 +14279,6 @@
             </w:pPr>
             <w:r>
               <w:rPr>
-                <w:color w:val="FF0000"/>
                 <w:sz w:val="19"/>
                 <w:szCs w:val="19"/>
               </w:rPr>
@@ -14362,7 +14308,6 @@
             </w:pPr>
             <w:r>
               <w:rPr>
-                <w:color w:val="FF0000"/>
                 <w:sz w:val="19"/>
                 <w:szCs w:val="19"/>
               </w:rPr>
@@ -14419,7 +14364,6 @@
             </w:pPr>
             <w:r>
               <w:rPr>
-                <w:color w:val="FF0000"/>
                 <w:sz w:val="19"/>
                 <w:szCs w:val="19"/>
               </w:rPr>
@@ -14449,7 +14393,6 @@
             </w:pPr>
             <w:r>
               <w:rPr>
-                <w:color w:val="FF0000"/>
                 <w:sz w:val="19"/>
                 <w:szCs w:val="19"/>
               </w:rPr>
@@ -14506,7 +14449,6 @@
             </w:pPr>
             <w:r>
               <w:rPr>
-                <w:color w:val="FF0000"/>
                 <w:sz w:val="19"/>
                 <w:szCs w:val="19"/>
               </w:rPr>
@@ -14536,7 +14478,6 @@
             </w:pPr>
             <w:r>
               <w:rPr>
-                <w:color w:val="FF0000"/>
                 <w:sz w:val="19"/>
                 <w:szCs w:val="19"/>
               </w:rPr>
@@ -14593,7 +14534,6 @@
             </w:pPr>
             <w:r>
               <w:rPr>
-                <w:color w:val="FF0000"/>
                 <w:sz w:val="19"/>
                 <w:szCs w:val="19"/>
               </w:rPr>
@@ -14623,7 +14563,6 @@
             </w:pPr>
             <w:r>
               <w:rPr>
-                <w:color w:val="FF0000"/>
                 <w:sz w:val="19"/>
                 <w:szCs w:val="19"/>
               </w:rPr>
@@ -14680,7 +14619,6 @@
             </w:pPr>
             <w:r>
               <w:rPr>
-                <w:color w:val="FF0000"/>
                 <w:sz w:val="19"/>
                 <w:szCs w:val="19"/>
               </w:rPr>
@@ -14710,7 +14648,6 @@
             </w:pPr>
             <w:r>
               <w:rPr>
-                <w:color w:val="FF0000"/>
                 <w:sz w:val="19"/>
                 <w:szCs w:val="19"/>
               </w:rPr>
@@ -14767,7 +14704,6 @@
             </w:pPr>
             <w:r>
               <w:rPr>
-                <w:color w:val="FF0000"/>
                 <w:sz w:val="19"/>
                 <w:szCs w:val="19"/>
               </w:rPr>
@@ -14797,7 +14733,6 @@
             </w:pPr>
             <w:r>
               <w:rPr>
-                <w:color w:val="FF0000"/>
                 <w:sz w:val="19"/>
                 <w:szCs w:val="19"/>
               </w:rPr>
@@ -14827,7 +14762,6 @@
             </w:pPr>
             <w:r>
               <w:rPr>
-                <w:color w:val="FF0000"/>
                 <w:sz w:val="19"/>
                 <w:szCs w:val="19"/>
               </w:rPr>
@@ -14862,7 +14796,6 @@
             </w:pPr>
             <w:r>
               <w:rPr>
-                <w:color w:val="FF0000"/>
                 <w:sz w:val="19"/>
                 <w:szCs w:val="19"/>
               </w:rPr>
@@ -14892,7 +14825,6 @@
             </w:pPr>
             <w:r>
               <w:rPr>
-                <w:color w:val="FF0000"/>
                 <w:sz w:val="19"/>
                 <w:szCs w:val="19"/>
               </w:rPr>
@@ -14989,7 +14921,6 @@
               <w:rPr>
                 <w:b/>
                 <w:bCs/>
-                <w:color w:val="FF0000"/>
                 <w:sz w:val="19"/>
                 <w:szCs w:val="19"/>
               </w:rPr>
@@ -15022,7 +14953,6 @@
               <w:rPr>
                 <w:b/>
                 <w:bCs/>
-                <w:color w:val="FF0000"/>
                 <w:sz w:val="19"/>
                 <w:szCs w:val="19"/>
               </w:rPr>
@@ -15055,7 +14985,6 @@
               <w:rPr>
                 <w:b/>
                 <w:bCs/>
-                <w:color w:val="FF0000"/>
                 <w:sz w:val="19"/>
                 <w:szCs w:val="19"/>
               </w:rPr>
@@ -15090,7 +15019,6 @@
             </w:pPr>
             <w:r>
               <w:rPr>
-                <w:color w:val="FF0000"/>
                 <w:sz w:val="19"/>
                 <w:szCs w:val="19"/>
               </w:rPr>
@@ -15120,7 +15048,6 @@
             </w:pPr>
             <w:r>
               <w:rPr>
-                <w:color w:val="FF0000"/>
                 <w:sz w:val="19"/>
                 <w:szCs w:val="19"/>
               </w:rPr>
@@ -15177,7 +15104,6 @@
             </w:pPr>
             <w:r>
               <w:rPr>
-                <w:color w:val="FF0000"/>
                 <w:sz w:val="19"/>
                 <w:szCs w:val="19"/>
               </w:rPr>
@@ -15207,7 +15133,6 @@
             </w:pPr>
             <w:r>
               <w:rPr>
-                <w:color w:val="FF0000"/>
                 <w:sz w:val="19"/>
                 <w:szCs w:val="19"/>
               </w:rPr>
@@ -15264,7 +15189,6 @@
             </w:pPr>
             <w:r>
               <w:rPr>
-                <w:color w:val="FF0000"/>
                 <w:sz w:val="19"/>
                 <w:szCs w:val="19"/>
               </w:rPr>
@@ -15294,7 +15218,6 @@
             </w:pPr>
             <w:r>
               <w:rPr>
-                <w:color w:val="FF0000"/>
                 <w:sz w:val="19"/>
                 <w:szCs w:val="19"/>
               </w:rPr>
@@ -15351,7 +15274,6 @@
             </w:pPr>
             <w:r>
               <w:rPr>
-                <w:color w:val="FF0000"/>
                 <w:sz w:val="19"/>
                 <w:szCs w:val="19"/>
               </w:rPr>
@@ -15381,7 +15303,6 @@
             </w:pPr>
             <w:r>
               <w:rPr>
-                <w:color w:val="FF0000"/>
                 <w:sz w:val="19"/>
                 <w:szCs w:val="19"/>
               </w:rPr>
@@ -15438,7 +15359,6 @@
             </w:pPr>
             <w:r>
               <w:rPr>
-                <w:color w:val="FF0000"/>
                 <w:sz w:val="19"/>
                 <w:szCs w:val="19"/>
               </w:rPr>
@@ -15468,7 +15388,6 @@
             </w:pPr>
             <w:r>
               <w:rPr>
-                <w:color w:val="FF0000"/>
                 <w:sz w:val="19"/>
                 <w:szCs w:val="19"/>
               </w:rPr>
@@ -15525,7 +15444,6 @@
             </w:pPr>
             <w:r>
               <w:rPr>
-                <w:color w:val="FF0000"/>
                 <w:sz w:val="19"/>
                 <w:szCs w:val="19"/>
               </w:rPr>
@@ -15555,7 +15473,6 @@
             </w:pPr>
             <w:r>
               <w:rPr>
-                <w:color w:val="FF0000"/>
                 <w:sz w:val="19"/>
                 <w:szCs w:val="19"/>
               </w:rPr>
@@ -15612,7 +15529,6 @@
             </w:pPr>
             <w:r>
               <w:rPr>
-                <w:color w:val="FF0000"/>
                 <w:sz w:val="19"/>
                 <w:szCs w:val="19"/>
               </w:rPr>
@@ -15642,7 +15558,6 @@
             </w:pPr>
             <w:r>
               <w:rPr>
-                <w:color w:val="FF0000"/>
                 <w:sz w:val="19"/>
                 <w:szCs w:val="19"/>
               </w:rPr>
@@ -15699,7 +15614,6 @@
             </w:pPr>
             <w:r>
               <w:rPr>
-                <w:color w:val="FF0000"/>
                 <w:sz w:val="19"/>
                 <w:szCs w:val="19"/>
               </w:rPr>
@@ -15729,7 +15643,6 @@
             </w:pPr>
             <w:r>
               <w:rPr>
-                <w:color w:val="FF0000"/>
                 <w:sz w:val="19"/>
                 <w:szCs w:val="19"/>
               </w:rPr>
@@ -15759,7 +15672,6 @@
             </w:pPr>
             <w:r>
               <w:rPr>
-                <w:color w:val="FF0000"/>
                 <w:sz w:val="19"/>
                 <w:szCs w:val="19"/>
               </w:rPr>
@@ -15794,7 +15706,6 @@
             </w:pPr>
             <w:r>
               <w:rPr>
-                <w:color w:val="FF0000"/>
                 <w:sz w:val="19"/>
                 <w:szCs w:val="19"/>
               </w:rPr>
@@ -15824,7 +15735,6 @@
             </w:pPr>
             <w:r>
               <w:rPr>
-                <w:color w:val="FF0000"/>
                 <w:sz w:val="19"/>
                 <w:szCs w:val="19"/>
               </w:rPr>
@@ -15881,7 +15791,6 @@
             </w:pPr>
             <w:r>
               <w:rPr>
-                <w:color w:val="FF0000"/>
                 <w:sz w:val="19"/>
                 <w:szCs w:val="19"/>
               </w:rPr>
@@ -15911,7 +15820,6 @@
             </w:pPr>
             <w:r>
               <w:rPr>
-                <w:color w:val="FF0000"/>
                 <w:sz w:val="19"/>
                 <w:szCs w:val="19"/>
               </w:rPr>
@@ -15968,7 +15876,6 @@
             </w:pPr>
             <w:r>
               <w:rPr>
-                <w:color w:val="FF0000"/>
                 <w:sz w:val="19"/>
                 <w:szCs w:val="19"/>
               </w:rPr>
@@ -15998,7 +15905,6 @@
             </w:pPr>
             <w:r>
               <w:rPr>
-                <w:color w:val="FF0000"/>
                 <w:sz w:val="19"/>
                 <w:szCs w:val="19"/>
               </w:rPr>
@@ -16055,7 +15961,6 @@
             </w:pPr>
             <w:r>
               <w:rPr>
-                <w:color w:val="FF0000"/>
                 <w:sz w:val="19"/>
                 <w:szCs w:val="19"/>
               </w:rPr>
@@ -16085,7 +15990,6 @@
             </w:pPr>
             <w:r>
               <w:rPr>
-                <w:color w:val="FF0000"/>
                 <w:sz w:val="19"/>
                 <w:szCs w:val="19"/>
               </w:rPr>
@@ -16115,7 +16019,6 @@
             </w:pPr>
             <w:r>
               <w:rPr>
-                <w:color w:val="FF0000"/>
                 <w:sz w:val="19"/>
                 <w:szCs w:val="19"/>
               </w:rPr>
@@ -16150,7 +16053,6 @@
             </w:pPr>
             <w:r>
               <w:rPr>
-                <w:color w:val="FF0000"/>
                 <w:sz w:val="19"/>
                 <w:szCs w:val="19"/>
               </w:rPr>
@@ -16180,7 +16082,6 @@
             </w:pPr>
             <w:r>
               <w:rPr>
-                <w:color w:val="FF0000"/>
                 <w:sz w:val="19"/>
                 <w:szCs w:val="19"/>
               </w:rPr>
@@ -16237,7 +16138,6 @@
             </w:pPr>
             <w:r>
               <w:rPr>
-                <w:color w:val="FF0000"/>
                 <w:sz w:val="19"/>
                 <w:szCs w:val="19"/>
               </w:rPr>
@@ -16267,7 +16167,6 @@
             </w:pPr>
             <w:r>
               <w:rPr>
-                <w:color w:val="FF0000"/>
                 <w:sz w:val="19"/>
                 <w:szCs w:val="19"/>
               </w:rPr>
@@ -16324,7 +16223,6 @@
             </w:pPr>
             <w:r>
               <w:rPr>
-                <w:color w:val="FF0000"/>
                 <w:sz w:val="19"/>
                 <w:szCs w:val="19"/>
               </w:rPr>
@@ -16354,7 +16252,6 @@
             </w:pPr>
             <w:r>
               <w:rPr>
-                <w:color w:val="FF0000"/>
                 <w:sz w:val="19"/>
                 <w:szCs w:val="19"/>
               </w:rPr>
@@ -16384,7 +16281,6 @@
             </w:pPr>
             <w:r>
               <w:rPr>
-                <w:color w:val="FF0000"/>
                 <w:sz w:val="19"/>
                 <w:szCs w:val="19"/>
               </w:rPr>
@@ -16419,7 +16315,6 @@
             </w:pPr>
             <w:r>
               <w:rPr>
-                <w:color w:val="FF0000"/>
                 <w:sz w:val="19"/>
                 <w:szCs w:val="19"/>
               </w:rPr>
@@ -16449,7 +16344,6 @@
             </w:pPr>
             <w:r>
               <w:rPr>
-                <w:color w:val="FF0000"/>
                 <w:sz w:val="19"/>
                 <w:szCs w:val="19"/>
               </w:rPr>
@@ -16506,7 +16400,6 @@
             </w:pPr>
             <w:r>
               <w:rPr>
-                <w:color w:val="FF0000"/>
                 <w:sz w:val="19"/>
                 <w:szCs w:val="19"/>
               </w:rPr>
@@ -16536,7 +16429,6 @@
             </w:pPr>
             <w:r>
               <w:rPr>
-                <w:color w:val="FF0000"/>
                 <w:sz w:val="19"/>
                 <w:szCs w:val="19"/>
               </w:rPr>
@@ -16593,7 +16485,6 @@
             </w:pPr>
             <w:r>
               <w:rPr>
-                <w:color w:val="FF0000"/>
                 <w:sz w:val="19"/>
                 <w:szCs w:val="19"/>
               </w:rPr>
@@ -16623,7 +16514,6 @@
             </w:pPr>
             <w:r>
               <w:rPr>
-                <w:color w:val="FF0000"/>
                 <w:sz w:val="19"/>
                 <w:szCs w:val="19"/>
               </w:rPr>
@@ -16680,7 +16570,6 @@
             </w:pPr>
             <w:r>
               <w:rPr>
-                <w:color w:val="FF0000"/>
                 <w:sz w:val="19"/>
                 <w:szCs w:val="19"/>
               </w:rPr>
@@ -16710,7 +16599,6 @@
             </w:pPr>
             <w:r>
               <w:rPr>
-                <w:color w:val="FF0000"/>
                 <w:sz w:val="19"/>
                 <w:szCs w:val="19"/>
               </w:rPr>
@@ -16740,7 +16628,6 @@
             </w:pPr>
             <w:r>
               <w:rPr>
-                <w:color w:val="FF0000"/>
                 <w:sz w:val="19"/>
                 <w:szCs w:val="19"/>
               </w:rPr>
@@ -16775,7 +16662,6 @@
             </w:pPr>
             <w:r>
               <w:rPr>
-                <w:color w:val="FF0000"/>
                 <w:sz w:val="19"/>
                 <w:szCs w:val="19"/>
               </w:rPr>
@@ -16805,7 +16691,6 @@
             </w:pPr>
             <w:r>
               <w:rPr>
-                <w:color w:val="FF0000"/>
                 <w:sz w:val="19"/>
                 <w:szCs w:val="19"/>
               </w:rPr>
@@ -16835,7 +16720,6 @@
             </w:pPr>
             <w:r>
               <w:rPr>
-                <w:color w:val="FF0000"/>
                 <w:sz w:val="19"/>
                 <w:szCs w:val="19"/>
               </w:rPr>
@@ -16870,7 +16754,6 @@
             </w:pPr>
             <w:r>
               <w:rPr>
-                <w:color w:val="FF0000"/>
                 <w:sz w:val="19"/>
                 <w:szCs w:val="19"/>
               </w:rPr>
@@ -16900,7 +16783,6 @@
             </w:pPr>
             <w:r>
               <w:rPr>
-                <w:color w:val="FF0000"/>
                 <w:sz w:val="19"/>
                 <w:szCs w:val="19"/>
               </w:rPr>
@@ -16957,7 +16839,6 @@
             </w:pPr>
             <w:r>
               <w:rPr>
-                <w:color w:val="FF0000"/>
                 <w:sz w:val="19"/>
                 <w:szCs w:val="19"/>
               </w:rPr>
@@ -16987,7 +16868,6 @@
             </w:pPr>
             <w:r>
               <w:rPr>
-                <w:color w:val="FF0000"/>
                 <w:sz w:val="19"/>
                 <w:szCs w:val="19"/>
               </w:rPr>
@@ -17044,7 +16924,6 @@
             </w:pPr>
             <w:r>
               <w:rPr>
-                <w:color w:val="FF0000"/>
                 <w:sz w:val="19"/>
                 <w:szCs w:val="19"/>
               </w:rPr>
@@ -17074,7 +16953,6 @@
             </w:pPr>
             <w:r>
               <w:rPr>
-                <w:color w:val="FF0000"/>
                 <w:sz w:val="19"/>
                 <w:szCs w:val="19"/>
               </w:rPr>
@@ -17131,7 +17009,6 @@
             </w:pPr>
             <w:r>
               <w:rPr>
-                <w:color w:val="FF0000"/>
                 <w:sz w:val="19"/>
                 <w:szCs w:val="19"/>
               </w:rPr>
@@ -17161,7 +17038,6 @@
             </w:pPr>
             <w:r>
               <w:rPr>
-                <w:color w:val="FF0000"/>
                 <w:sz w:val="19"/>
                 <w:szCs w:val="19"/>
               </w:rPr>
@@ -17218,7 +17094,6 @@
             </w:pPr>
             <w:r>
               <w:rPr>
-                <w:color w:val="FF0000"/>
                 <w:sz w:val="19"/>
                 <w:szCs w:val="19"/>
               </w:rPr>
@@ -17248,7 +17123,6 @@
             </w:pPr>
             <w:r>
               <w:rPr>
-                <w:color w:val="FF0000"/>
                 <w:sz w:val="19"/>
                 <w:szCs w:val="19"/>
               </w:rPr>
@@ -17305,7 +17179,6 @@
             </w:pPr>
             <w:r>
               <w:rPr>
-                <w:color w:val="FF0000"/>
                 <w:sz w:val="19"/>
                 <w:szCs w:val="19"/>
               </w:rPr>
@@ -17335,7 +17208,6 @@
             </w:pPr>
             <w:r>
               <w:rPr>
-                <w:color w:val="FF0000"/>
                 <w:sz w:val="19"/>
                 <w:szCs w:val="19"/>
               </w:rPr>
@@ -17365,7 +17237,6 @@
             </w:pPr>
             <w:r>
               <w:rPr>
-                <w:color w:val="FF0000"/>
                 <w:sz w:val="19"/>
                 <w:szCs w:val="19"/>
               </w:rPr>
@@ -17400,7 +17271,6 @@
             </w:pPr>
             <w:r>
               <w:rPr>
-                <w:color w:val="FF0000"/>
                 <w:sz w:val="19"/>
                 <w:szCs w:val="19"/>
               </w:rPr>
@@ -17430,7 +17300,6 @@
             </w:pPr>
             <w:r>
               <w:rPr>
-                <w:color w:val="FF0000"/>
                 <w:sz w:val="19"/>
                 <w:szCs w:val="19"/>
               </w:rPr>
@@ -17460,7 +17329,6 @@
             </w:pPr>
             <w:r>
               <w:rPr>
-                <w:color w:val="FF0000"/>
                 <w:sz w:val="19"/>
                 <w:szCs w:val="19"/>
               </w:rPr>
@@ -17535,7 +17403,6 @@
               <w:rPr>
                 <w:b/>
                 <w:bCs/>
-                <w:color w:val="FF0000"/>
                 <w:sz w:val="19"/>
                 <w:szCs w:val="19"/>
               </w:rPr>
@@ -17568,7 +17435,6 @@
               <w:rPr>
                 <w:b/>
                 <w:bCs/>
-                <w:color w:val="FF0000"/>
                 <w:sz w:val="19"/>
                 <w:szCs w:val="19"/>
               </w:rPr>
@@ -17601,7 +17467,6 @@
               <w:rPr>
                 <w:b/>
                 <w:bCs/>
-                <w:color w:val="FF0000"/>
                 <w:sz w:val="19"/>
                 <w:szCs w:val="19"/>
               </w:rPr>
@@ -17636,7 +17501,6 @@
             </w:pPr>
             <w:r>
               <w:rPr>
-                <w:color w:val="FF0000"/>
                 <w:sz w:val="19"/>
                 <w:szCs w:val="19"/>
               </w:rPr>
@@ -17666,7 +17530,6 @@
             </w:pPr>
             <w:r>
               <w:rPr>
-                <w:color w:val="FF0000"/>
                 <w:sz w:val="19"/>
                 <w:szCs w:val="19"/>
               </w:rPr>
@@ -17723,7 +17586,6 @@
             </w:pPr>
             <w:r>
               <w:rPr>
-                <w:color w:val="FF0000"/>
                 <w:sz w:val="19"/>
                 <w:szCs w:val="19"/>
               </w:rPr>
@@ -17753,7 +17615,6 @@
             </w:pPr>
             <w:r>
               <w:rPr>
-                <w:color w:val="FF0000"/>
                 <w:sz w:val="19"/>
                 <w:szCs w:val="19"/>
               </w:rPr>
@@ -17810,7 +17671,6 @@
             </w:pPr>
             <w:r>
               <w:rPr>
-                <w:color w:val="FF0000"/>
                 <w:sz w:val="19"/>
                 <w:szCs w:val="19"/>
               </w:rPr>
@@ -17840,7 +17700,6 @@
             </w:pPr>
             <w:r>
               <w:rPr>
-                <w:color w:val="FF0000"/>
                 <w:sz w:val="19"/>
                 <w:szCs w:val="19"/>
               </w:rPr>
@@ -17897,7 +17756,6 @@
             </w:pPr>
             <w:r>
               <w:rPr>
-                <w:color w:val="FF0000"/>
                 <w:sz w:val="19"/>
                 <w:szCs w:val="19"/>
               </w:rPr>
@@ -17927,7 +17785,6 @@
             </w:pPr>
             <w:r>
               <w:rPr>
-                <w:color w:val="FF0000"/>
                 <w:sz w:val="19"/>
                 <w:szCs w:val="19"/>
               </w:rPr>
@@ -17984,7 +17841,6 @@
             </w:pPr>
             <w:r>
               <w:rPr>
-                <w:color w:val="FF0000"/>
                 <w:sz w:val="19"/>
                 <w:szCs w:val="19"/>
               </w:rPr>
@@ -18014,7 +17870,6 @@
             </w:pPr>
             <w:r>
               <w:rPr>
-                <w:color w:val="FF0000"/>
                 <w:sz w:val="19"/>
                 <w:szCs w:val="19"/>
               </w:rPr>
@@ -18071,7 +17926,6 @@
             </w:pPr>
             <w:r>
               <w:rPr>
-                <w:color w:val="FF0000"/>
                 <w:sz w:val="19"/>
                 <w:szCs w:val="19"/>
               </w:rPr>
@@ -18101,7 +17955,6 @@
             </w:pPr>
             <w:r>
               <w:rPr>
-                <w:color w:val="FF0000"/>
                 <w:sz w:val="19"/>
                 <w:szCs w:val="19"/>
               </w:rPr>
@@ -18158,7 +18011,6 @@
             </w:pPr>
             <w:r>
               <w:rPr>
-                <w:color w:val="FF0000"/>
                 <w:sz w:val="19"/>
                 <w:szCs w:val="19"/>
               </w:rPr>
@@ -18188,7 +18040,6 @@
             </w:pPr>
             <w:r>
               <w:rPr>
-                <w:color w:val="FF0000"/>
                 <w:sz w:val="19"/>
                 <w:szCs w:val="19"/>
               </w:rPr>
@@ -18245,7 +18096,6 @@
             </w:pPr>
             <w:r>
               <w:rPr>
-                <w:color w:val="FF0000"/>
                 <w:sz w:val="19"/>
                 <w:szCs w:val="19"/>
               </w:rPr>
@@ -18275,7 +18125,6 @@
             </w:pPr>
             <w:r>
               <w:rPr>
-                <w:color w:val="FF0000"/>
                 <w:sz w:val="19"/>
                 <w:szCs w:val="19"/>
               </w:rPr>
@@ -18332,7 +18181,6 @@
             </w:pPr>
             <w:r>
               <w:rPr>
-                <w:color w:val="FF0000"/>
                 <w:sz w:val="19"/>
                 <w:szCs w:val="19"/>
               </w:rPr>
@@ -18362,7 +18210,6 @@
             </w:pPr>
             <w:r>
               <w:rPr>
-                <w:color w:val="FF0000"/>
                 <w:sz w:val="19"/>
                 <w:szCs w:val="19"/>
               </w:rPr>
@@ -18419,7 +18266,6 @@
             </w:pPr>
             <w:r>
               <w:rPr>
-                <w:color w:val="FF0000"/>
                 <w:sz w:val="19"/>
                 <w:szCs w:val="19"/>
               </w:rPr>
@@ -18449,7 +18295,6 @@
             </w:pPr>
             <w:r>
               <w:rPr>
-                <w:color w:val="FF0000"/>
                 <w:sz w:val="19"/>
                 <w:szCs w:val="19"/>
               </w:rPr>
@@ -18506,7 +18351,6 @@
             </w:pPr>
             <w:r>
               <w:rPr>
-                <w:color w:val="FF0000"/>
                 <w:sz w:val="19"/>
                 <w:szCs w:val="19"/>
               </w:rPr>
@@ -18536,7 +18380,6 @@
             </w:pPr>
             <w:r>
               <w:rPr>
-                <w:color w:val="FF0000"/>
                 <w:sz w:val="19"/>
                 <w:szCs w:val="19"/>
               </w:rPr>
@@ -18593,7 +18436,6 @@
             </w:pPr>
             <w:r>
               <w:rPr>
-                <w:color w:val="FF0000"/>
                 <w:sz w:val="19"/>
                 <w:szCs w:val="19"/>
               </w:rPr>
@@ -18623,7 +18465,6 @@
             </w:pPr>
             <w:r>
               <w:rPr>
-                <w:color w:val="FF0000"/>
                 <w:sz w:val="19"/>
                 <w:szCs w:val="19"/>
               </w:rPr>
@@ -18680,7 +18521,6 @@
             </w:pPr>
             <w:r>
               <w:rPr>
-                <w:color w:val="FF0000"/>
                 <w:sz w:val="19"/>
                 <w:szCs w:val="19"/>
               </w:rPr>
@@ -18710,7 +18550,6 @@
             </w:pPr>
             <w:r>
               <w:rPr>
-                <w:color w:val="FF0000"/>
                 <w:sz w:val="19"/>
                 <w:szCs w:val="19"/>
               </w:rPr>
@@ -18767,7 +18606,6 @@
             </w:pPr>
             <w:r>
               <w:rPr>
-                <w:color w:val="FF0000"/>
                 <w:sz w:val="19"/>
                 <w:szCs w:val="19"/>
               </w:rPr>
@@ -18797,7 +18635,6 @@
             </w:pPr>
             <w:r>
               <w:rPr>
-                <w:color w:val="FF0000"/>
                 <w:sz w:val="19"/>
                 <w:szCs w:val="19"/>
               </w:rPr>
@@ -18854,7 +18691,6 @@
             </w:pPr>
             <w:r>
               <w:rPr>
-                <w:color w:val="FF0000"/>
                 <w:sz w:val="19"/>
                 <w:szCs w:val="19"/>
               </w:rPr>
@@ -18884,7 +18720,6 @@
             </w:pPr>
             <w:r>
               <w:rPr>
-                <w:color w:val="FF0000"/>
                 <w:sz w:val="19"/>
                 <w:szCs w:val="19"/>
               </w:rPr>
@@ -18941,7 +18776,6 @@
             </w:pPr>
             <w:r>
               <w:rPr>
-                <w:color w:val="FF0000"/>
                 <w:sz w:val="19"/>
                 <w:szCs w:val="19"/>
               </w:rPr>
@@ -18971,7 +18805,6 @@
             </w:pPr>
             <w:r>
               <w:rPr>
-                <w:color w:val="FF0000"/>
                 <w:sz w:val="19"/>
                 <w:szCs w:val="19"/>
               </w:rPr>
@@ -19028,7 +18861,6 @@
             </w:pPr>
             <w:r>
               <w:rPr>
-                <w:color w:val="FF0000"/>
                 <w:sz w:val="19"/>
                 <w:szCs w:val="19"/>
               </w:rPr>
@@ -19058,7 +18890,6 @@
             </w:pPr>
             <w:r>
               <w:rPr>
-                <w:color w:val="FF0000"/>
                 <w:sz w:val="19"/>
                 <w:szCs w:val="19"/>
               </w:rPr>
@@ -19155,7 +18986,6 @@
               <w:rPr>
                 <w:b/>
                 <w:bCs/>
-                <w:color w:val="FF0000"/>
                 <w:sz w:val="19"/>
                 <w:szCs w:val="19"/>
               </w:rPr>
@@ -19188,7 +19018,6 @@
               <w:rPr>
                 <w:b/>
                 <w:bCs/>
-                <w:color w:val="FF0000"/>
                 <w:sz w:val="19"/>
                 <w:szCs w:val="19"/>
               </w:rPr>
@@ -19221,7 +19050,6 @@
               <w:rPr>
                 <w:b/>
                 <w:bCs/>
-                <w:color w:val="FF0000"/>
                 <w:sz w:val="19"/>
                 <w:szCs w:val="19"/>
               </w:rPr>
@@ -19256,7 +19084,6 @@
             </w:pPr>
             <w:r>
               <w:rPr>
-                <w:color w:val="FF0000"/>
                 <w:sz w:val="19"/>
                 <w:szCs w:val="19"/>
               </w:rPr>
@@ -19286,7 +19113,6 @@
             </w:pPr>
             <w:r>
               <w:rPr>
-                <w:color w:val="FF0000"/>
                 <w:sz w:val="19"/>
                 <w:szCs w:val="19"/>
               </w:rPr>
@@ -19343,7 +19169,6 @@
             </w:pPr>
             <w:r>
               <w:rPr>
-                <w:color w:val="FF0000"/>
                 <w:sz w:val="19"/>
                 <w:szCs w:val="19"/>
               </w:rPr>
@@ -19373,7 +19198,6 @@
             </w:pPr>
             <w:r>
               <w:rPr>
-                <w:color w:val="FF0000"/>
                 <w:sz w:val="19"/>
                 <w:szCs w:val="19"/>
               </w:rPr>
@@ -19430,7 +19254,6 @@
             </w:pPr>
             <w:r>
               <w:rPr>
-                <w:color w:val="FF0000"/>
                 <w:sz w:val="19"/>
                 <w:szCs w:val="19"/>
               </w:rPr>
@@ -19460,7 +19283,6 @@
             </w:pPr>
             <w:r>
               <w:rPr>
-                <w:color w:val="FF0000"/>
                 <w:sz w:val="19"/>
                 <w:szCs w:val="19"/>
               </w:rPr>
@@ -19517,7 +19339,6 @@
             </w:pPr>
             <w:r>
               <w:rPr>
-                <w:color w:val="FF0000"/>
                 <w:sz w:val="19"/>
                 <w:szCs w:val="19"/>
               </w:rPr>
@@ -19547,7 +19368,6 @@
             </w:pPr>
             <w:r>
               <w:rPr>
-                <w:color w:val="FF0000"/>
                 <w:sz w:val="19"/>
                 <w:szCs w:val="19"/>
               </w:rPr>
@@ -19604,7 +19424,6 @@
             </w:pPr>
             <w:r>
               <w:rPr>
-                <w:color w:val="FF0000"/>
                 <w:sz w:val="19"/>
                 <w:szCs w:val="19"/>
               </w:rPr>
@@ -19634,7 +19453,6 @@
             </w:pPr>
             <w:r>
               <w:rPr>
-                <w:color w:val="FF0000"/>
                 <w:sz w:val="19"/>
                 <w:szCs w:val="19"/>
               </w:rPr>
@@ -19691,7 +19509,6 @@
             </w:pPr>
             <w:r>
               <w:rPr>
-                <w:color w:val="FF0000"/>
                 <w:sz w:val="19"/>
                 <w:szCs w:val="19"/>
               </w:rPr>
@@ -19721,7 +19538,6 @@
             </w:pPr>
             <w:r>
               <w:rPr>
-                <w:color w:val="FF0000"/>
                 <w:sz w:val="19"/>
                 <w:szCs w:val="19"/>
               </w:rPr>
@@ -19778,7 +19594,6 @@
             </w:pPr>
             <w:r>
               <w:rPr>
-                <w:color w:val="FF0000"/>
                 <w:sz w:val="19"/>
                 <w:szCs w:val="19"/>
               </w:rPr>
@@ -19808,7 +19623,6 @@
             </w:pPr>
             <w:r>
               <w:rPr>
-                <w:color w:val="FF0000"/>
                 <w:sz w:val="19"/>
                 <w:szCs w:val="19"/>
               </w:rPr>
@@ -19865,7 +19679,6 @@
             </w:pPr>
             <w:r>
               <w:rPr>
-                <w:color w:val="FF0000"/>
                 <w:sz w:val="19"/>
                 <w:szCs w:val="19"/>
               </w:rPr>
@@ -19895,7 +19708,6 @@
             </w:pPr>
             <w:r>
               <w:rPr>
-                <w:color w:val="FF0000"/>
                 <w:sz w:val="19"/>
                 <w:szCs w:val="19"/>
               </w:rPr>
@@ -19952,7 +19764,6 @@
             </w:pPr>
             <w:r>
               <w:rPr>
-                <w:color w:val="FF0000"/>
                 <w:sz w:val="19"/>
                 <w:szCs w:val="19"/>
               </w:rPr>
@@ -19982,7 +19793,6 @@
             </w:pPr>
             <w:r>
               <w:rPr>
-                <w:color w:val="FF0000"/>
                 <w:sz w:val="19"/>
                 <w:szCs w:val="19"/>
               </w:rPr>
@@ -20039,7 +19849,6 @@
             </w:pPr>
             <w:r>
               <w:rPr>
-                <w:color w:val="FF0000"/>
                 <w:sz w:val="19"/>
                 <w:szCs w:val="19"/>
               </w:rPr>
@@ -20069,7 +19878,6 @@
             </w:pPr>
             <w:r>
               <w:rPr>
-                <w:color w:val="FF0000"/>
                 <w:sz w:val="19"/>
                 <w:szCs w:val="19"/>
               </w:rPr>
@@ -20126,7 +19934,6 @@
             </w:pPr>
             <w:r>
               <w:rPr>
-                <w:color w:val="FF0000"/>
                 <w:sz w:val="19"/>
                 <w:szCs w:val="19"/>
               </w:rPr>
@@ -20156,7 +19963,6 @@
             </w:pPr>
             <w:r>
               <w:rPr>
-                <w:color w:val="FF0000"/>
                 <w:sz w:val="19"/>
                 <w:szCs w:val="19"/>
               </w:rPr>
@@ -20213,7 +20019,6 @@
             </w:pPr>
             <w:r>
               <w:rPr>
-                <w:color w:val="FF0000"/>
                 <w:sz w:val="19"/>
                 <w:szCs w:val="19"/>
               </w:rPr>
@@ -20243,7 +20048,6 @@
             </w:pPr>
             <w:r>
               <w:rPr>
-                <w:color w:val="FF0000"/>
                 <w:sz w:val="19"/>
                 <w:szCs w:val="19"/>
               </w:rPr>
@@ -20300,7 +20104,6 @@
             </w:pPr>
             <w:r>
               <w:rPr>
-                <w:color w:val="FF0000"/>
                 <w:sz w:val="19"/>
                 <w:szCs w:val="19"/>
               </w:rPr>
@@ -20330,7 +20133,6 @@
             </w:pPr>
             <w:r>
               <w:rPr>
-                <w:color w:val="FF0000"/>
                 <w:sz w:val="19"/>
                 <w:szCs w:val="19"/>
               </w:rPr>
@@ -20387,7 +20189,6 @@
             </w:pPr>
             <w:r>
               <w:rPr>
-                <w:color w:val="FF0000"/>
                 <w:sz w:val="19"/>
                 <w:szCs w:val="19"/>
               </w:rPr>
@@ -20417,7 +20218,6 @@
             </w:pPr>
             <w:r>
               <w:rPr>
-                <w:color w:val="FF0000"/>
                 <w:sz w:val="19"/>
                 <w:szCs w:val="19"/>
               </w:rPr>
@@ -20474,7 +20274,6 @@
             </w:pPr>
             <w:r>
               <w:rPr>
-                <w:color w:val="FF0000"/>
                 <w:sz w:val="19"/>
                 <w:szCs w:val="19"/>
               </w:rPr>
@@ -20504,7 +20303,6 @@
             </w:pPr>
             <w:r>
               <w:rPr>
-                <w:color w:val="FF0000"/>
                 <w:sz w:val="19"/>
                 <w:szCs w:val="19"/>
               </w:rPr>
@@ -20561,7 +20359,6 @@
             </w:pPr>
             <w:r>
               <w:rPr>
-                <w:color w:val="FF0000"/>
                 <w:sz w:val="19"/>
                 <w:szCs w:val="19"/>
               </w:rPr>
@@ -20591,7 +20388,6 @@
             </w:pPr>
             <w:r>
               <w:rPr>
-                <w:color w:val="FF0000"/>
                 <w:sz w:val="19"/>
                 <w:szCs w:val="19"/>
               </w:rPr>
@@ -20648,7 +20444,6 @@
             </w:pPr>
             <w:r>
               <w:rPr>
-                <w:color w:val="FF0000"/>
                 <w:sz w:val="19"/>
                 <w:szCs w:val="19"/>
               </w:rPr>
@@ -20678,7 +20473,6 @@
             </w:pPr>
             <w:r>
               <w:rPr>
-                <w:color w:val="FF0000"/>
                 <w:sz w:val="19"/>
                 <w:szCs w:val="19"/>
               </w:rPr>
@@ -20775,7 +20569,6 @@
               <w:rPr>
                 <w:b/>
                 <w:bCs/>
-                <w:color w:val="FF0000"/>
                 <w:sz w:val="19"/>
                 <w:szCs w:val="19"/>
               </w:rPr>
@@ -20808,7 +20601,6 @@
               <w:rPr>
                 <w:b/>
                 <w:bCs/>
-                <w:color w:val="FF0000"/>
                 <w:sz w:val="19"/>
                 <w:szCs w:val="19"/>
               </w:rPr>
@@ -20841,7 +20633,6 @@
               <w:rPr>
                 <w:b/>
                 <w:bCs/>
-                <w:color w:val="FF0000"/>
                 <w:sz w:val="19"/>
                 <w:szCs w:val="19"/>
               </w:rPr>
@@ -20876,7 +20667,6 @@
             </w:pPr>
             <w:r>
               <w:rPr>
-                <w:color w:val="FF0000"/>
                 <w:sz w:val="19"/>
                 <w:szCs w:val="19"/>
               </w:rPr>
@@ -20906,7 +20696,6 @@
             </w:pPr>
             <w:r>
               <w:rPr>
-                <w:color w:val="FF0000"/>
                 <w:sz w:val="19"/>
                 <w:szCs w:val="19"/>
               </w:rPr>
@@ -20963,7 +20752,6 @@
             </w:pPr>
             <w:r>
               <w:rPr>
-                <w:color w:val="FF0000"/>
                 <w:sz w:val="19"/>
                 <w:szCs w:val="19"/>
               </w:rPr>
@@ -20993,7 +20781,6 @@
             </w:pPr>
             <w:r>
               <w:rPr>
-                <w:color w:val="FF0000"/>
                 <w:sz w:val="19"/>
                 <w:szCs w:val="19"/>
               </w:rPr>
@@ -21050,7 +20837,6 @@
             </w:pPr>
             <w:r>
               <w:rPr>
-                <w:color w:val="FF0000"/>
                 <w:sz w:val="19"/>
                 <w:szCs w:val="19"/>
               </w:rPr>
@@ -21080,7 +20866,6 @@
             </w:pPr>
             <w:r>
               <w:rPr>
-                <w:color w:val="FF0000"/>
                 <w:sz w:val="19"/>
                 <w:szCs w:val="19"/>
               </w:rPr>
@@ -21137,7 +20922,6 @@
             </w:pPr>
             <w:r>
               <w:rPr>
-                <w:color w:val="FF0000"/>
                 <w:sz w:val="19"/>
                 <w:szCs w:val="19"/>
               </w:rPr>
@@ -21167,7 +20951,6 @@
             </w:pPr>
             <w:r>
               <w:rPr>
-                <w:color w:val="FF0000"/>
                 <w:sz w:val="19"/>
                 <w:szCs w:val="19"/>
               </w:rPr>
@@ -21224,7 +21007,6 @@
             </w:pPr>
             <w:r>
               <w:rPr>
-                <w:color w:val="FF0000"/>
                 <w:sz w:val="19"/>
                 <w:szCs w:val="19"/>
               </w:rPr>
@@ -21254,7 +21036,6 @@
             </w:pPr>
             <w:r>
               <w:rPr>
-                <w:color w:val="FF0000"/>
                 <w:sz w:val="19"/>
                 <w:szCs w:val="19"/>
               </w:rPr>
@@ -21311,7 +21092,6 @@
             </w:pPr>
             <w:r>
               <w:rPr>
-                <w:color w:val="FF0000"/>
                 <w:sz w:val="19"/>
                 <w:szCs w:val="19"/>
               </w:rPr>
@@ -21341,7 +21121,6 @@
             </w:pPr>
             <w:r>
               <w:rPr>
-                <w:color w:val="FF0000"/>
                 <w:sz w:val="19"/>
                 <w:szCs w:val="19"/>
               </w:rPr>
@@ -21398,7 +21177,6 @@
             </w:pPr>
             <w:r>
               <w:rPr>
-                <w:color w:val="FF0000"/>
                 <w:sz w:val="19"/>
                 <w:szCs w:val="19"/>
               </w:rPr>
@@ -21428,7 +21206,6 @@
             </w:pPr>
             <w:r>
               <w:rPr>
-                <w:color w:val="FF0000"/>
                 <w:sz w:val="19"/>
                 <w:szCs w:val="19"/>
               </w:rPr>
@@ -21485,7 +21262,6 @@
             </w:pPr>
             <w:r>
               <w:rPr>
-                <w:color w:val="FF0000"/>
                 <w:sz w:val="19"/>
                 <w:szCs w:val="19"/>
               </w:rPr>
@@ -21515,7 +21291,6 @@
             </w:pPr>
             <w:r>
               <w:rPr>
-                <w:color w:val="FF0000"/>
                 <w:sz w:val="19"/>
                 <w:szCs w:val="19"/>
               </w:rPr>
@@ -21545,7 +21320,6 @@
             </w:pPr>
             <w:r>
               <w:rPr>
-                <w:color w:val="FF0000"/>
                 <w:sz w:val="19"/>
                 <w:szCs w:val="19"/>
               </w:rPr>
@@ -21580,7 +21354,6 @@
             </w:pPr>
             <w:r>
               <w:rPr>
-                <w:color w:val="FF0000"/>
                 <w:sz w:val="19"/>
                 <w:szCs w:val="19"/>
               </w:rPr>
@@ -21610,7 +21383,6 @@
             </w:pPr>
             <w:r>
               <w:rPr>
-                <w:color w:val="FF0000"/>
                 <w:sz w:val="19"/>
                 <w:szCs w:val="19"/>
               </w:rPr>
@@ -21667,7 +21439,6 @@
             </w:pPr>
             <w:r>
               <w:rPr>
-                <w:color w:val="FF0000"/>
                 <w:sz w:val="19"/>
                 <w:szCs w:val="19"/>
               </w:rPr>
@@ -21697,7 +21468,6 @@
             </w:pPr>
             <w:r>
               <w:rPr>
-                <w:color w:val="FF0000"/>
                 <w:sz w:val="19"/>
                 <w:szCs w:val="19"/>
               </w:rPr>
@@ -21754,7 +21524,6 @@
             </w:pPr>
             <w:r>
               <w:rPr>
-                <w:color w:val="FF0000"/>
                 <w:sz w:val="19"/>
                 <w:szCs w:val="19"/>
               </w:rPr>
@@ -21784,7 +21553,6 @@
             </w:pPr>
             <w:r>
               <w:rPr>
-                <w:color w:val="FF0000"/>
                 <w:sz w:val="19"/>
                 <w:szCs w:val="19"/>
               </w:rPr>
@@ -21814,7 +21582,6 @@
             </w:pPr>
             <w:r>
               <w:rPr>
-                <w:color w:val="FF0000"/>
                 <w:sz w:val="19"/>
                 <w:szCs w:val="19"/>
               </w:rPr>
@@ -21849,7 +21616,6 @@
             </w:pPr>
             <w:r>
               <w:rPr>
-                <w:color w:val="FF0000"/>
                 <w:sz w:val="19"/>
                 <w:szCs w:val="19"/>
               </w:rPr>
@@ -21879,7 +21645,6 @@
             </w:pPr>
             <w:r>
               <w:rPr>
-                <w:color w:val="FF0000"/>
                 <w:sz w:val="19"/>
                 <w:szCs w:val="19"/>
               </w:rPr>
@@ -21909,7 +21674,6 @@
             </w:pPr>
             <w:r>
               <w:rPr>
-                <w:color w:val="FF0000"/>
                 <w:sz w:val="19"/>
                 <w:szCs w:val="19"/>
               </w:rPr>
@@ -21984,7 +21748,6 @@
               <w:rPr>
                 <w:b/>
                 <w:bCs/>
-                <w:color w:val="FF0000"/>
                 <w:sz w:val="19"/>
                 <w:szCs w:val="19"/>
               </w:rPr>
@@ -22017,7 +21780,6 @@
               <w:rPr>
                 <w:b/>
                 <w:bCs/>
-                <w:color w:val="FF0000"/>
                 <w:sz w:val="19"/>
                 <w:szCs w:val="19"/>
               </w:rPr>
@@ -22050,7 +21812,6 @@
               <w:rPr>
                 <w:b/>
                 <w:bCs/>
-                <w:color w:val="FF0000"/>
                 <w:sz w:val="19"/>
                 <w:szCs w:val="19"/>
               </w:rPr>
@@ -22085,7 +21846,6 @@
             </w:pPr>
             <w:r>
               <w:rPr>
-                <w:color w:val="FF0000"/>
                 <w:sz w:val="19"/>
                 <w:szCs w:val="19"/>
               </w:rPr>
@@ -22115,7 +21875,6 @@
             </w:pPr>
             <w:r>
               <w:rPr>
-                <w:color w:val="FF0000"/>
                 <w:sz w:val="19"/>
                 <w:szCs w:val="19"/>
               </w:rPr>
@@ -22172,7 +21931,6 @@
             </w:pPr>
             <w:r>
               <w:rPr>
-                <w:color w:val="FF0000"/>
                 <w:sz w:val="19"/>
                 <w:szCs w:val="19"/>
               </w:rPr>
@@ -22202,7 +21960,6 @@
             </w:pPr>
             <w:r>
               <w:rPr>
-                <w:color w:val="FF0000"/>
                 <w:sz w:val="19"/>
                 <w:szCs w:val="19"/>
               </w:rPr>
@@ -22259,7 +22016,6 @@
             </w:pPr>
             <w:r>
               <w:rPr>
-                <w:color w:val="FF0000"/>
                 <w:sz w:val="19"/>
                 <w:szCs w:val="19"/>
               </w:rPr>
@@ -22289,7 +22045,6 @@
             </w:pPr>
             <w:r>
               <w:rPr>
-                <w:color w:val="FF0000"/>
                 <w:sz w:val="19"/>
                 <w:szCs w:val="19"/>
               </w:rPr>
@@ -22346,7 +22101,6 @@
             </w:pPr>
             <w:r>
               <w:rPr>
-                <w:color w:val="FF0000"/>
                 <w:sz w:val="19"/>
                 <w:szCs w:val="19"/>
               </w:rPr>
@@ -22376,7 +22130,6 @@
             </w:pPr>
             <w:r>
               <w:rPr>
-                <w:color w:val="FF0000"/>
                 <w:sz w:val="19"/>
                 <w:szCs w:val="19"/>
               </w:rPr>
@@ -22433,7 +22186,6 @@
             </w:pPr>
             <w:r>
               <w:rPr>
-                <w:color w:val="FF0000"/>
                 <w:sz w:val="19"/>
                 <w:szCs w:val="19"/>
               </w:rPr>
@@ -22463,7 +22215,6 @@
             </w:pPr>
             <w:r>
               <w:rPr>
-                <w:color w:val="FF0000"/>
                 <w:sz w:val="19"/>
                 <w:szCs w:val="19"/>
               </w:rPr>
@@ -22520,7 +22271,6 @@
             </w:pPr>
             <w:r>
               <w:rPr>
-                <w:color w:val="FF0000"/>
                 <w:sz w:val="19"/>
                 <w:szCs w:val="19"/>
               </w:rPr>
@@ -22550,7 +22300,6 @@
             </w:pPr>
             <w:r>
               <w:rPr>
-                <w:color w:val="FF0000"/>
                 <w:sz w:val="19"/>
                 <w:szCs w:val="19"/>
               </w:rPr>
@@ -22607,7 +22356,6 @@
             </w:pPr>
             <w:r>
               <w:rPr>
-                <w:color w:val="FF0000"/>
                 <w:sz w:val="19"/>
                 <w:szCs w:val="19"/>
               </w:rPr>
@@ -22637,7 +22385,6 @@
             </w:pPr>
             <w:r>
               <w:rPr>
-                <w:color w:val="FF0000"/>
                 <w:sz w:val="19"/>
                 <w:szCs w:val="19"/>
               </w:rPr>
@@ -22694,7 +22441,6 @@
             </w:pPr>
             <w:r>
               <w:rPr>
-                <w:color w:val="FF0000"/>
                 <w:sz w:val="19"/>
                 <w:szCs w:val="19"/>
               </w:rPr>
@@ -22724,7 +22470,6 @@
             </w:pPr>
             <w:r>
               <w:rPr>
-                <w:color w:val="FF0000"/>
                 <w:sz w:val="19"/>
                 <w:szCs w:val="19"/>
               </w:rPr>
@@ -22781,7 +22526,6 @@
             </w:pPr>
             <w:r>
               <w:rPr>
-                <w:color w:val="FF0000"/>
                 <w:sz w:val="19"/>
                 <w:szCs w:val="19"/>
               </w:rPr>
@@ -22811,7 +22555,6 @@
             </w:pPr>
             <w:r>
               <w:rPr>
-                <w:color w:val="FF0000"/>
                 <w:sz w:val="19"/>
                 <w:szCs w:val="19"/>
               </w:rPr>
@@ -22908,7 +22651,6 @@
               <w:rPr>
                 <w:b/>
                 <w:bCs/>
-                <w:color w:val="FF0000"/>
                 <w:sz w:val="19"/>
                 <w:szCs w:val="19"/>
               </w:rPr>
@@ -22941,7 +22683,6 @@
               <w:rPr>
                 <w:b/>
                 <w:bCs/>
-                <w:color w:val="FF0000"/>
                 <w:sz w:val="19"/>
                 <w:szCs w:val="19"/>
               </w:rPr>
@@ -22974,7 +22715,6 @@
               <w:rPr>
                 <w:b/>
                 <w:bCs/>
-                <w:color w:val="FF0000"/>
                 <w:sz w:val="19"/>
                 <w:szCs w:val="19"/>
               </w:rPr>
@@ -23009,7 +22749,6 @@
             </w:pPr>
             <w:r>
               <w:rPr>
-                <w:color w:val="FF0000"/>
                 <w:sz w:val="19"/>
                 <w:szCs w:val="19"/>
               </w:rPr>
@@ -23039,7 +22778,6 @@
             </w:pPr>
             <w:r>
               <w:rPr>
-                <w:color w:val="FF0000"/>
                 <w:sz w:val="19"/>
                 <w:szCs w:val="19"/>
               </w:rPr>
@@ -23069,7 +22807,6 @@
             </w:pPr>
             <w:r>
               <w:rPr>
-                <w:color w:val="FF0000"/>
                 <w:sz w:val="19"/>
                 <w:szCs w:val="19"/>
               </w:rPr>
@@ -23104,7 +22841,6 @@
             </w:pPr>
             <w:r>
               <w:rPr>
-                <w:color w:val="FF0000"/>
                 <w:sz w:val="19"/>
                 <w:szCs w:val="19"/>
               </w:rPr>
@@ -23134,7 +22870,6 @@
             </w:pPr>
             <w:r>
               <w:rPr>
-                <w:color w:val="FF0000"/>
                 <w:sz w:val="19"/>
                 <w:szCs w:val="19"/>
               </w:rPr>
@@ -23164,7 +22899,6 @@
             </w:pPr>
             <w:r>
               <w:rPr>
-                <w:color w:val="FF0000"/>
                 <w:sz w:val="19"/>
                 <w:szCs w:val="19"/>
               </w:rPr>
@@ -23199,7 +22933,6 @@
             </w:pPr>
             <w:r>
               <w:rPr>
-                <w:color w:val="FF0000"/>
                 <w:sz w:val="19"/>
                 <w:szCs w:val="19"/>
               </w:rPr>
@@ -23229,7 +22962,6 @@
             </w:pPr>
             <w:r>
               <w:rPr>
-                <w:color w:val="FF0000"/>
                 <w:sz w:val="19"/>
                 <w:szCs w:val="19"/>
               </w:rPr>
@@ -23259,7 +22991,6 @@
             </w:pPr>
             <w:r>
               <w:rPr>
-                <w:color w:val="FF0000"/>
                 <w:sz w:val="19"/>
                 <w:szCs w:val="19"/>
               </w:rPr>
@@ -23294,7 +23025,6 @@
             </w:pPr>
             <w:r>
               <w:rPr>
-                <w:color w:val="FF0000"/>
                 <w:sz w:val="19"/>
                 <w:szCs w:val="19"/>
               </w:rPr>
@@ -23324,7 +23054,6 @@
             </w:pPr>
             <w:r>
               <w:rPr>
-                <w:color w:val="FF0000"/>
                 <w:sz w:val="19"/>
                 <w:szCs w:val="19"/>
               </w:rPr>
@@ -23354,7 +23083,6 @@
             </w:pPr>
             <w:r>
               <w:rPr>
-                <w:color w:val="FF0000"/>
                 <w:sz w:val="19"/>
                 <w:szCs w:val="19"/>
               </w:rPr>
@@ -23389,7 +23117,6 @@
             </w:pPr>
             <w:r>
               <w:rPr>
-                <w:color w:val="FF0000"/>
                 <w:sz w:val="19"/>
                 <w:szCs w:val="19"/>
               </w:rPr>
@@ -23419,7 +23146,6 @@
             </w:pPr>
             <w:r>
               <w:rPr>
-                <w:color w:val="FF0000"/>
                 <w:sz w:val="19"/>
                 <w:szCs w:val="19"/>
               </w:rPr>
@@ -23449,7 +23175,6 @@
             </w:pPr>
             <w:r>
               <w:rPr>
-                <w:color w:val="FF0000"/>
                 <w:sz w:val="19"/>
                 <w:szCs w:val="19"/>
               </w:rPr>
@@ -23484,7 +23209,6 @@
             </w:pPr>
             <w:r>
               <w:rPr>
-                <w:color w:val="FF0000"/>
                 <w:sz w:val="19"/>
                 <w:szCs w:val="19"/>
               </w:rPr>
@@ -23514,7 +23238,6 @@
             </w:pPr>
             <w:r>
               <w:rPr>
-                <w:color w:val="FF0000"/>
                 <w:sz w:val="19"/>
                 <w:szCs w:val="19"/>
               </w:rPr>
@@ -23544,7 +23267,6 @@
             </w:pPr>
             <w:r>
               <w:rPr>
-                <w:color w:val="FF0000"/>
                 <w:sz w:val="19"/>
                 <w:szCs w:val="19"/>
               </w:rPr>
@@ -23579,7 +23301,6 @@
             </w:pPr>
             <w:r>
               <w:rPr>
-                <w:color w:val="FF0000"/>
                 <w:sz w:val="19"/>
                 <w:szCs w:val="19"/>
               </w:rPr>
@@ -23609,7 +23330,6 @@
             </w:pPr>
             <w:r>
               <w:rPr>
-                <w:color w:val="FF0000"/>
                 <w:sz w:val="19"/>
                 <w:szCs w:val="19"/>
               </w:rPr>
@@ -23639,7 +23359,6 @@
             </w:pPr>
             <w:r>
               <w:rPr>
-                <w:color w:val="FF0000"/>
                 <w:sz w:val="19"/>
                 <w:szCs w:val="19"/>
               </w:rPr>
@@ -23674,7 +23393,6 @@
             </w:pPr>
             <w:r>
               <w:rPr>
-                <w:color w:val="FF0000"/>
                 <w:sz w:val="19"/>
                 <w:szCs w:val="19"/>
               </w:rPr>
@@ -23704,7 +23422,6 @@
             </w:pPr>
             <w:r>
               <w:rPr>
-                <w:color w:val="FF0000"/>
                 <w:sz w:val="19"/>
                 <w:szCs w:val="19"/>
               </w:rPr>
@@ -23734,7 +23451,6 @@
             </w:pPr>
             <w:r>
               <w:rPr>
-                <w:color w:val="FF0000"/>
                 <w:sz w:val="19"/>
                 <w:szCs w:val="19"/>
               </w:rPr>
@@ -23769,7 +23485,6 @@
             </w:pPr>
             <w:r>
               <w:rPr>
-                <w:color w:val="FF0000"/>
                 <w:sz w:val="19"/>
                 <w:szCs w:val="19"/>
               </w:rPr>
@@ -23799,7 +23514,6 @@
             </w:pPr>
             <w:r>
               <w:rPr>
-                <w:color w:val="FF0000"/>
                 <w:sz w:val="19"/>
                 <w:szCs w:val="19"/>
               </w:rPr>
@@ -23829,7 +23543,6 @@
             </w:pPr>
             <w:r>
               <w:rPr>
-                <w:color w:val="FF0000"/>
                 <w:sz w:val="19"/>
                 <w:szCs w:val="19"/>
               </w:rPr>
@@ -23904,7 +23617,6 @@
               <w:rPr>
                 <w:b/>
                 <w:bCs/>
-                <w:color w:val="FF0000"/>
                 <w:sz w:val="19"/>
                 <w:szCs w:val="19"/>
               </w:rPr>
@@ -23937,7 +23649,6 @@
               <w:rPr>
                 <w:b/>
                 <w:bCs/>
-                <w:color w:val="FF0000"/>
                 <w:sz w:val="19"/>
                 <w:szCs w:val="19"/>
               </w:rPr>
@@ -23970,7 +23681,6 @@
               <w:rPr>
                 <w:b/>
                 <w:bCs/>
-                <w:color w:val="FF0000"/>
                 <w:sz w:val="19"/>
                 <w:szCs w:val="19"/>
               </w:rPr>
@@ -24005,7 +23715,6 @@
             </w:pPr>
             <w:r>
               <w:rPr>
-                <w:color w:val="FF0000"/>
                 <w:sz w:val="19"/>
                 <w:szCs w:val="19"/>
               </w:rPr>
@@ -24035,7 +23744,6 @@
             </w:pPr>
             <w:r>
               <w:rPr>
-                <w:color w:val="FF0000"/>
                 <w:sz w:val="19"/>
                 <w:szCs w:val="19"/>
               </w:rPr>
@@ -24065,7 +23773,6 @@
             </w:pPr>
             <w:r>
               <w:rPr>
-                <w:color w:val="FF0000"/>
                 <w:sz w:val="19"/>
                 <w:szCs w:val="19"/>
               </w:rPr>
@@ -24100,7 +23807,6 @@
             </w:pPr>
             <w:r>
               <w:rPr>
-                <w:color w:val="FF0000"/>
                 <w:sz w:val="19"/>
                 <w:szCs w:val="19"/>
               </w:rPr>
@@ -24130,7 +23836,6 @@
             </w:pPr>
             <w:r>
               <w:rPr>
-                <w:color w:val="FF0000"/>
                 <w:sz w:val="19"/>
                 <w:szCs w:val="19"/>
               </w:rPr>
@@ -24160,7 +23865,6 @@
             </w:pPr>
             <w:r>
               <w:rPr>
-                <w:color w:val="FF0000"/>
                 <w:sz w:val="19"/>
                 <w:szCs w:val="19"/>
               </w:rPr>
@@ -24195,7 +23899,6 @@
             </w:pPr>
             <w:r>
               <w:rPr>
-                <w:color w:val="FF0000"/>
                 <w:sz w:val="19"/>
                 <w:szCs w:val="19"/>
               </w:rPr>
@@ -24225,7 +23928,6 @@
             </w:pPr>
             <w:r>
               <w:rPr>
-                <w:color w:val="FF0000"/>
                 <w:sz w:val="19"/>
                 <w:szCs w:val="19"/>
               </w:rPr>
@@ -24282,7 +23984,6 @@
             </w:pPr>
             <w:r>
               <w:rPr>
-                <w:color w:val="FF0000"/>
                 <w:sz w:val="19"/>
                 <w:szCs w:val="19"/>
               </w:rPr>
@@ -24312,7 +24013,6 @@
             </w:pPr>
             <w:r>
               <w:rPr>
-                <w:color w:val="FF0000"/>
                 <w:sz w:val="19"/>
                 <w:szCs w:val="19"/>
               </w:rPr>
@@ -24369,7 +24069,6 @@
             </w:pPr>
             <w:r>
               <w:rPr>
-                <w:color w:val="FF0000"/>
                 <w:sz w:val="19"/>
                 <w:szCs w:val="19"/>
               </w:rPr>
@@ -24399,7 +24098,6 @@
             </w:pPr>
             <w:r>
               <w:rPr>
-                <w:color w:val="FF0000"/>
                 <w:sz w:val="19"/>
                 <w:szCs w:val="19"/>
               </w:rPr>
@@ -24456,7 +24154,6 @@
             </w:pPr>
             <w:r>
               <w:rPr>
-                <w:color w:val="FF0000"/>
                 <w:sz w:val="19"/>
                 <w:szCs w:val="19"/>
               </w:rPr>
@@ -24486,7 +24183,6 @@
             </w:pPr>
             <w:r>
               <w:rPr>
-                <w:color w:val="FF0000"/>
                 <w:sz w:val="19"/>
                 <w:szCs w:val="19"/>
               </w:rPr>
@@ -24543,7 +24239,6 @@
             </w:pPr>
             <w:r>
               <w:rPr>
-                <w:color w:val="FF0000"/>
                 <w:sz w:val="19"/>
                 <w:szCs w:val="19"/>
               </w:rPr>
@@ -24573,7 +24268,6 @@
             </w:pPr>
             <w:r>
               <w:rPr>
-                <w:color w:val="FF0000"/>
                 <w:sz w:val="19"/>
                 <w:szCs w:val="19"/>
               </w:rPr>
@@ -24603,7 +24297,6 @@
             </w:pPr>
             <w:r>
               <w:rPr>
-                <w:color w:val="FF0000"/>
                 <w:sz w:val="19"/>
                 <w:szCs w:val="19"/>
               </w:rPr>
@@ -24638,7 +24331,6 @@
             </w:pPr>
             <w:r>
               <w:rPr>
-                <w:color w:val="FF0000"/>
                 <w:sz w:val="19"/>
                 <w:szCs w:val="19"/>
               </w:rPr>
@@ -24668,7 +24360,6 @@
             </w:pPr>
             <w:r>
               <w:rPr>
-                <w:color w:val="FF0000"/>
                 <w:sz w:val="19"/>
                 <w:szCs w:val="19"/>
               </w:rPr>
@@ -24765,7 +24456,6 @@
               <w:rPr>
                 <w:b/>
                 <w:bCs/>
-                <w:color w:val="FF0000"/>
                 <w:sz w:val="19"/>
                 <w:szCs w:val="19"/>
               </w:rPr>
@@ -24798,7 +24488,6 @@
               <w:rPr>
                 <w:b/>
                 <w:bCs/>
-                <w:color w:val="FF0000"/>
                 <w:sz w:val="19"/>
                 <w:szCs w:val="19"/>
               </w:rPr>
@@ -24831,7 +24520,6 @@
               <w:rPr>
                 <w:b/>
                 <w:bCs/>
-                <w:color w:val="FF0000"/>
                 <w:sz w:val="19"/>
                 <w:szCs w:val="19"/>
               </w:rPr>
@@ -24866,7 +24554,6 @@
             </w:pPr>
             <w:r>
               <w:rPr>
-                <w:color w:val="FF0000"/>
                 <w:sz w:val="19"/>
                 <w:szCs w:val="19"/>
               </w:rPr>
@@ -24896,7 +24583,6 @@
             </w:pPr>
             <w:r>
               <w:rPr>
-                <w:color w:val="FF0000"/>
                 <w:sz w:val="19"/>
                 <w:szCs w:val="19"/>
               </w:rPr>
@@ -24953,7 +24639,6 @@
             </w:pPr>
             <w:r>
               <w:rPr>
-                <w:color w:val="FF0000"/>
                 <w:sz w:val="19"/>
                 <w:szCs w:val="19"/>
               </w:rPr>
@@ -24983,7 +24668,6 @@
             </w:pPr>
             <w:r>
               <w:rPr>
-                <w:color w:val="FF0000"/>
                 <w:sz w:val="19"/>
                 <w:szCs w:val="19"/>
               </w:rPr>
@@ -25040,7 +24724,6 @@
             </w:pPr>
             <w:r>
               <w:rPr>
-                <w:color w:val="FF0000"/>
                 <w:sz w:val="19"/>
                 <w:szCs w:val="19"/>
               </w:rPr>
@@ -25070,7 +24753,6 @@
             </w:pPr>
             <w:r>
               <w:rPr>
-                <w:color w:val="FF0000"/>
                 <w:sz w:val="19"/>
                 <w:szCs w:val="19"/>
               </w:rPr>
@@ -25127,7 +24809,6 @@
             </w:pPr>
             <w:r>
               <w:rPr>
-                <w:color w:val="FF0000"/>
                 <w:sz w:val="19"/>
                 <w:szCs w:val="19"/>
               </w:rPr>
@@ -25157,7 +24838,6 @@
             </w:pPr>
             <w:r>
               <w:rPr>
-                <w:color w:val="FF0000"/>
                 <w:sz w:val="19"/>
                 <w:szCs w:val="19"/>
               </w:rPr>
@@ -25187,7 +24867,6 @@
             </w:pPr>
             <w:r>
               <w:rPr>
-                <w:color w:val="FF0000"/>
                 <w:sz w:val="19"/>
                 <w:szCs w:val="19"/>
               </w:rPr>
@@ -25222,7 +24901,6 @@
             </w:pPr>
             <w:r>
               <w:rPr>
-                <w:color w:val="FF0000"/>
                 <w:sz w:val="19"/>
                 <w:szCs w:val="19"/>
               </w:rPr>
@@ -25252,7 +24930,6 @@
             </w:pPr>
             <w:r>
               <w:rPr>
-                <w:color w:val="FF0000"/>
                 <w:sz w:val="19"/>
                 <w:szCs w:val="19"/>
               </w:rPr>
@@ -25309,7 +24986,6 @@
             </w:pPr>
             <w:r>
               <w:rPr>
-                <w:color w:val="FF0000"/>
                 <w:sz w:val="19"/>
                 <w:szCs w:val="19"/>
               </w:rPr>
@@ -25339,7 +25015,6 @@
             </w:pPr>
             <w:r>
               <w:rPr>
-                <w:color w:val="FF0000"/>
                 <w:sz w:val="19"/>
                 <w:szCs w:val="19"/>
               </w:rPr>
@@ -25396,7 +25071,6 @@
             </w:pPr>
             <w:r>
               <w:rPr>
-                <w:color w:val="FF0000"/>
                 <w:sz w:val="19"/>
                 <w:szCs w:val="19"/>
               </w:rPr>
@@ -25426,7 +25100,6 @@
             </w:pPr>
             <w:r>
               <w:rPr>
-                <w:color w:val="FF0000"/>
                 <w:sz w:val="19"/>
                 <w:szCs w:val="19"/>
               </w:rPr>
@@ -25523,7 +25196,6 @@
               <w:rPr>
                 <w:b/>
                 <w:bCs/>
-                <w:color w:val="FF0000"/>
                 <w:sz w:val="19"/>
                 <w:szCs w:val="19"/>
               </w:rPr>
@@ -25556,7 +25228,6 @@
               <w:rPr>
                 <w:b/>
                 <w:bCs/>
-                <w:color w:val="FF0000"/>
                 <w:sz w:val="19"/>
                 <w:szCs w:val="19"/>
               </w:rPr>
@@ -25589,7 +25260,6 @@
               <w:rPr>
                 <w:b/>
                 <w:bCs/>
-                <w:color w:val="FF0000"/>
                 <w:sz w:val="19"/>
                 <w:szCs w:val="19"/>
               </w:rPr>
@@ -25624,7 +25294,6 @@
             </w:pPr>
             <w:r>
               <w:rPr>
-                <w:color w:val="FF0000"/>
                 <w:sz w:val="19"/>
                 <w:szCs w:val="19"/>
               </w:rPr>
@@ -25654,7 +25323,6 @@
             </w:pPr>
             <w:r>
               <w:rPr>
-                <w:color w:val="FF0000"/>
                 <w:sz w:val="19"/>
                 <w:szCs w:val="19"/>
               </w:rPr>
@@ -25711,7 +25379,6 @@
             </w:pPr>
             <w:r>
               <w:rPr>
-                <w:color w:val="FF0000"/>
                 <w:sz w:val="19"/>
                 <w:szCs w:val="19"/>
               </w:rPr>
@@ -25741,7 +25408,6 @@
             </w:pPr>
             <w:r>
               <w:rPr>
-                <w:color w:val="FF0000"/>
                 <w:sz w:val="19"/>
                 <w:szCs w:val="19"/>
               </w:rPr>
@@ -25798,7 +25464,6 @@
             </w:pPr>
             <w:r>
               <w:rPr>
-                <w:color w:val="FF0000"/>
                 <w:sz w:val="19"/>
                 <w:szCs w:val="19"/>
               </w:rPr>
@@ -25828,7 +25493,6 @@
             </w:pPr>
             <w:r>
               <w:rPr>
-                <w:color w:val="FF0000"/>
                 <w:sz w:val="19"/>
                 <w:szCs w:val="19"/>
               </w:rPr>
@@ -25885,7 +25549,6 @@
             </w:pPr>
             <w:r>
               <w:rPr>
-                <w:color w:val="FF0000"/>
                 <w:sz w:val="19"/>
                 <w:szCs w:val="19"/>
               </w:rPr>
@@ -25915,7 +25578,6 @@
             </w:pPr>
             <w:r>
               <w:rPr>
-                <w:color w:val="FF0000"/>
                 <w:sz w:val="19"/>
                 <w:szCs w:val="19"/>
               </w:rPr>
@@ -25972,7 +25634,6 @@
             </w:pPr>
             <w:r>
               <w:rPr>
-                <w:color w:val="FF0000"/>
                 <w:sz w:val="19"/>
                 <w:szCs w:val="19"/>
               </w:rPr>
@@ -26002,7 +25663,6 @@
             </w:pPr>
             <w:r>
               <w:rPr>
-                <w:color w:val="FF0000"/>
                 <w:sz w:val="19"/>
                 <w:szCs w:val="19"/>
               </w:rPr>
@@ -26059,7 +25719,6 @@
             </w:pPr>
             <w:r>
               <w:rPr>
-                <w:color w:val="FF0000"/>
                 <w:sz w:val="19"/>
                 <w:szCs w:val="19"/>
               </w:rPr>
@@ -26089,7 +25748,6 @@
             </w:pPr>
             <w:r>
               <w:rPr>
-                <w:color w:val="FF0000"/>
                 <w:sz w:val="19"/>
                 <w:szCs w:val="19"/>
               </w:rPr>

--- a/output/卒論全文_最新版.docx
+++ b/output/卒論全文_最新版.docx
@@ -782,7 +782,7 @@
       <w:pPr>
         <w:spacing w:after="40" w:line="300"/>
       </w:pPr>
-      <w:hyperlink w:history="1" r:id="rIdlhbxp1mlpxmgit_kcsw21">
+      <w:hyperlink w:history="1" r:id="rId2h6ck_yxknp9qixtyldta">
         <w:r>
           <w:rPr>
             <w:color w:val="0563C1"/>
@@ -804,7 +804,7 @@
       <w:pPr>
         <w:spacing w:after="40" w:line="300"/>
       </w:pPr>
-      <w:hyperlink w:history="1" r:id="rIdxjikoum435uuza5r2mbmg">
+      <w:hyperlink w:history="1" r:id="rIdvgdeym8l7g2vst4ftudk5">
         <w:r>
           <w:rPr>
             <w:color w:val="0563C1"/>
@@ -826,7 +826,7 @@
       <w:pPr>
         <w:spacing w:after="40" w:line="300"/>
       </w:pPr>
-      <w:hyperlink w:history="1" r:id="rIdt1p05impje38agmpbb3dj">
+      <w:hyperlink w:history="1" r:id="rIdnrlrqai-xdcr7afjzgcqr">
         <w:r>
           <w:rPr>
             <w:color w:val="0563C1"/>
@@ -2661,7 +2661,7 @@
       <w:pPr>
         <w:spacing w:after="40" w:line="300"/>
       </w:pPr>
-      <w:hyperlink w:history="1" r:id="rIdoo0m-o5z_dyhhayvizx9l">
+      <w:hyperlink w:history="1" r:id="rIdzilzsy5xcbfkyqyxsiqir">
         <w:r>
           <w:rPr>
             <w:color w:val="FF0000"/>
@@ -2686,7 +2686,7 @@
       <w:pPr>
         <w:spacing w:after="40" w:line="300"/>
       </w:pPr>
-      <w:hyperlink w:history="1" r:id="rIdkul_pd5ucb9rce0bnw8zh">
+      <w:hyperlink w:history="1" r:id="rIdwz9azmls-xewmvvf0qrls">
         <w:r>
           <w:rPr>
             <w:color w:val="FF0000"/>
@@ -2711,7 +2711,7 @@
       <w:pPr>
         <w:spacing w:after="40" w:line="300"/>
       </w:pPr>
-      <w:hyperlink w:history="1" r:id="rIddktajdr6aonnatjnwjssq">
+      <w:hyperlink w:history="1" r:id="rIdeewo8ef1crrs8yd46q8xf">
         <w:r>
           <w:rPr>
             <w:color w:val="FF0000"/>
@@ -2736,7 +2736,7 @@
       <w:pPr>
         <w:spacing w:after="40" w:line="300"/>
       </w:pPr>
-      <w:hyperlink w:history="1" r:id="rIdybolr5sjptn0pgathjsei">
+      <w:hyperlink w:history="1" r:id="rId139lgiznlsrcidmgzgd4j">
         <w:r>
           <w:rPr>
             <w:color w:val="FF0000"/>
@@ -3152,7 +3152,7 @@
       <w:pPr>
         <w:spacing w:after="40" w:line="300"/>
       </w:pPr>
-      <w:hyperlink w:history="1" r:id="rId6ky7hwyyb_7mlbhbyektg">
+      <w:hyperlink w:history="1" r:id="rIddncjdlhrqbgxwik6bi3uy">
         <w:r>
           <w:rPr>
             <w:color w:val="0563C1"/>
@@ -3852,7 +3852,7 @@
       <w:pPr>
         <w:spacing w:after="40" w:line="300"/>
       </w:pPr>
-      <w:hyperlink w:history="1" r:id="rIdgrasneri3q6y7kde044n-">
+      <w:hyperlink w:history="1" r:id="rId1s66a_9zx3pcge2ucpojk">
         <w:r>
           <w:rPr>
             <w:color w:val="0563C1"/>
@@ -3874,7 +3874,7 @@
       <w:pPr>
         <w:spacing w:after="40" w:line="300"/>
       </w:pPr>
-      <w:hyperlink w:history="1" r:id="rId9_lz1mztsm9gumj8gzxck">
+      <w:hyperlink w:history="1" r:id="rIdljhgld_ng2-4a-sfp9glf">
         <w:r>
           <w:rPr>
             <w:color w:val="0563C1"/>
@@ -3896,7 +3896,7 @@
       <w:pPr>
         <w:spacing w:after="40" w:line="300"/>
       </w:pPr>
-      <w:hyperlink w:history="1" r:id="rIdoxoorco19df5h1mfwfpud">
+      <w:hyperlink w:history="1" r:id="rIdtorlsxtfm99ax6pbunqz4">
         <w:r>
           <w:rPr>
             <w:color w:val="0563C1"/>
@@ -3918,7 +3918,7 @@
       <w:pPr>
         <w:spacing w:after="40" w:line="300"/>
       </w:pPr>
-      <w:hyperlink w:history="1" r:id="rIdmle8njnx3kmlkzccjrnau">
+      <w:hyperlink w:history="1" r:id="rIdudull9gbsbzqj72dfwi3d">
         <w:r>
           <w:rPr>
             <w:color w:val="0563C1"/>
@@ -5420,7 +5420,7 @@
       <w:pPr>
         <w:spacing w:after="40" w:line="300"/>
       </w:pPr>
-      <w:hyperlink w:history="1" r:id="rIdlawzinljd5z9h3udnfebs">
+      <w:hyperlink w:history="1" r:id="rIdbfpyrfnnheg1nyhxoeqvv">
         <w:r>
           <w:rPr>
             <w:color w:val="0563C1"/>
@@ -5442,7 +5442,7 @@
       <w:pPr>
         <w:spacing w:after="40" w:line="300"/>
       </w:pPr>
-      <w:hyperlink w:history="1" r:id="rIdyq1qlspdt3emqyfk6n6ml">
+      <w:hyperlink w:history="1" r:id="rIdbt7i0uspsgmp3kcpfeqsl">
         <w:r>
           <w:rPr>
             <w:color w:val="0563C1"/>
@@ -5464,7 +5464,7 @@
       <w:pPr>
         <w:spacing w:after="40" w:line="300"/>
       </w:pPr>
-      <w:hyperlink w:history="1" r:id="rIdmxmvnxdchmxua_vi0p3ci">
+      <w:hyperlink w:history="1" r:id="rIdxjphvbar-y6d4ohd3i4b3">
         <w:r>
           <w:rPr>
             <w:color w:val="0563C1"/>
@@ -12004,7 +12004,6 @@
         <w:rPr>
           <w:b/>
           <w:bCs/>
-          <w:color w:val="FF0000"/>
         </w:rPr>
         <w:t xml:space="preserve">食（32件）</w:t>
       </w:r>
@@ -14869,7 +14868,6 @@
         <w:rPr>
           <w:b/>
           <w:bCs/>
-          <w:color w:val="FF0000"/>
         </w:rPr>
         <w:t xml:space="preserve">生活環境（27件）</w:t>
       </w:r>
@@ -17351,7 +17349,6 @@
         <w:rPr>
           <w:b/>
           <w:bCs/>
-          <w:color w:val="FF0000"/>
         </w:rPr>
         <w:t xml:space="preserve">学校（17件）</w:t>
       </w:r>
@@ -18934,7 +18931,6 @@
         <w:rPr>
           <w:b/>
           <w:bCs/>
-          <w:color w:val="FF0000"/>
         </w:rPr>
         <w:t xml:space="preserve">行事・宗教（17件）</w:t>
       </w:r>
@@ -20517,7 +20513,6 @@
         <w:rPr>
           <w:b/>
           <w:bCs/>
-          <w:color w:val="FF0000"/>
         </w:rPr>
         <w:t xml:space="preserve">人間関係（12件）</w:t>
       </w:r>
@@ -21696,7 +21691,6 @@
         <w:rPr>
           <w:b/>
           <w:bCs/>
-          <w:color w:val="FF0000"/>
         </w:rPr>
         <w:t xml:space="preserve">遊び・挑戦（9件）</w:t>
       </w:r>
@@ -22599,7 +22593,6 @@
         <w:rPr>
           <w:b/>
           <w:bCs/>
-          <w:color w:val="FF0000"/>
         </w:rPr>
         <w:t xml:space="preserve">健康・安全（9件）</w:t>
       </w:r>
@@ -23565,7 +23558,6 @@
         <w:rPr>
           <w:b/>
           <w:bCs/>
-          <w:color w:val="FF0000"/>
         </w:rPr>
         <w:t xml:space="preserve">コロナ禍（8件）</w:t>
       </w:r>
@@ -24404,7 +24396,6 @@
         <w:rPr>
           <w:b/>
           <w:bCs/>
-          <w:color w:val="FF0000"/>
         </w:rPr>
         <w:t xml:space="preserve">気づき・価値観（7件）</w:t>
       </w:r>
@@ -25144,7 +25135,6 @@
         <w:rPr>
           <w:b/>
           <w:bCs/>
-          <w:color w:val="FF0000"/>
         </w:rPr>
         <w:t xml:space="preserve">言葉（6件）</w:t>
       </w:r>

--- a/output/卒論全文_最新版.docx
+++ b/output/卒論全文_最新版.docx
@@ -782,7 +782,7 @@
       <w:pPr>
         <w:spacing w:after="40" w:line="300"/>
       </w:pPr>
-      <w:hyperlink w:history="1" r:id="rId2h6ck_yxknp9qixtyldta">
+      <w:hyperlink w:history="1" r:id="rIdbowsbjgmnzrmvzzrxr_yg">
         <w:r>
           <w:rPr>
             <w:color w:val="0563C1"/>
@@ -804,7 +804,7 @@
       <w:pPr>
         <w:spacing w:after="40" w:line="300"/>
       </w:pPr>
-      <w:hyperlink w:history="1" r:id="rIdvgdeym8l7g2vst4ftudk5">
+      <w:hyperlink w:history="1" r:id="rIdu6dgbi1zg0kpq_tgcpi1m">
         <w:r>
           <w:rPr>
             <w:color w:val="0563C1"/>
@@ -826,7 +826,7 @@
       <w:pPr>
         <w:spacing w:after="40" w:line="300"/>
       </w:pPr>
-      <w:hyperlink w:history="1" r:id="rIdnrlrqai-xdcr7afjzgcqr">
+      <w:hyperlink w:history="1" r:id="rIdtpk5xogj7fvfrtkzmish7">
         <w:r>
           <w:rPr>
             <w:color w:val="0563C1"/>
@@ -2661,7 +2661,7 @@
       <w:pPr>
         <w:spacing w:after="40" w:line="300"/>
       </w:pPr>
-      <w:hyperlink w:history="1" r:id="rIdzilzsy5xcbfkyqyxsiqir">
+      <w:hyperlink w:history="1" r:id="rIdg22qydxzbpaw3peylbygn">
         <w:r>
           <w:rPr>
             <w:color w:val="FF0000"/>
@@ -2686,7 +2686,7 @@
       <w:pPr>
         <w:spacing w:after="40" w:line="300"/>
       </w:pPr>
-      <w:hyperlink w:history="1" r:id="rIdwz9azmls-xewmvvf0qrls">
+      <w:hyperlink w:history="1" r:id="rIdzzo58h9zp50zsf1brbesw">
         <w:r>
           <w:rPr>
             <w:color w:val="FF0000"/>
@@ -2711,7 +2711,7 @@
       <w:pPr>
         <w:spacing w:after="40" w:line="300"/>
       </w:pPr>
-      <w:hyperlink w:history="1" r:id="rIdeewo8ef1crrs8yd46q8xf">
+      <w:hyperlink w:history="1" r:id="rIdqmf8f45fa8msxmo6kopqt">
         <w:r>
           <w:rPr>
             <w:color w:val="FF0000"/>
@@ -2736,7 +2736,7 @@
       <w:pPr>
         <w:spacing w:after="40" w:line="300"/>
       </w:pPr>
-      <w:hyperlink w:history="1" r:id="rId139lgiznlsrcidmgzgd4j">
+      <w:hyperlink w:history="1" r:id="rIdzzyxo1hmqqgkxxvpeir6c">
         <w:r>
           <w:rPr>
             <w:color w:val="FF0000"/>
@@ -3152,7 +3152,7 @@
       <w:pPr>
         <w:spacing w:after="40" w:line="300"/>
       </w:pPr>
-      <w:hyperlink w:history="1" r:id="rIddncjdlhrqbgxwik6bi3uy">
+      <w:hyperlink w:history="1" r:id="rId1olffdbjrx4nusfm187f9">
         <w:r>
           <w:rPr>
             <w:color w:val="0563C1"/>
@@ -3852,7 +3852,7 @@
       <w:pPr>
         <w:spacing w:after="40" w:line="300"/>
       </w:pPr>
-      <w:hyperlink w:history="1" r:id="rId1s66a_9zx3pcge2ucpojk">
+      <w:hyperlink w:history="1" r:id="rId2zyojttql0h9cawji3pfh">
         <w:r>
           <w:rPr>
             <w:color w:val="0563C1"/>
@@ -3874,7 +3874,7 @@
       <w:pPr>
         <w:spacing w:after="40" w:line="300"/>
       </w:pPr>
-      <w:hyperlink w:history="1" r:id="rIdljhgld_ng2-4a-sfp9glf">
+      <w:hyperlink w:history="1" r:id="rIdgvg_9luopllck4g2zflcl">
         <w:r>
           <w:rPr>
             <w:color w:val="0563C1"/>
@@ -3896,7 +3896,7 @@
       <w:pPr>
         <w:spacing w:after="40" w:line="300"/>
       </w:pPr>
-      <w:hyperlink w:history="1" r:id="rIdtorlsxtfm99ax6pbunqz4">
+      <w:hyperlink w:history="1" r:id="rIdr5euy6066w0guij_i76pe">
         <w:r>
           <w:rPr>
             <w:color w:val="0563C1"/>
@@ -3918,7 +3918,7 @@
       <w:pPr>
         <w:spacing w:after="40" w:line="300"/>
       </w:pPr>
-      <w:hyperlink w:history="1" r:id="rIdudull9gbsbzqj72dfwi3d">
+      <w:hyperlink w:history="1" r:id="rIdmdbkpmojerf33s6gu9nfi">
         <w:r>
           <w:rPr>
             <w:color w:val="0563C1"/>
@@ -5420,7 +5420,7 @@
       <w:pPr>
         <w:spacing w:after="40" w:line="300"/>
       </w:pPr>
-      <w:hyperlink w:history="1" r:id="rIdbfpyrfnnheg1nyhxoeqvv">
+      <w:hyperlink w:history="1" r:id="rId5hdqiz_zrjsccyilvh_za">
         <w:r>
           <w:rPr>
             <w:color w:val="0563C1"/>
@@ -5442,7 +5442,7 @@
       <w:pPr>
         <w:spacing w:after="40" w:line="300"/>
       </w:pPr>
-      <w:hyperlink w:history="1" r:id="rIdbt7i0uspsgmp3kcpfeqsl">
+      <w:hyperlink w:history="1" r:id="rIdlzmoqglcsmvlz0owvspji">
         <w:r>
           <w:rPr>
             <w:color w:val="0563C1"/>
@@ -5464,7 +5464,7 @@
       <w:pPr>
         <w:spacing w:after="40" w:line="300"/>
       </w:pPr>
-      <w:hyperlink w:history="1" r:id="rIdxjphvbar-y6d4ohd3i4b3">
+      <w:hyperlink w:history="1" r:id="rIdw9fmmkcta4qx5wdoij12l">
         <w:r>
           <w:rPr>
             <w:color w:val="0563C1"/>
@@ -11978,7 +11978,7 @@
       </w:pPr>
       <w:r>
         <w:rPr>
-          <w:color w:val="FF0000"/>
+          <w:color w:val="595959"/>
           <w:sz w:val="26"/>
           <w:szCs w:val="26"/>
         </w:rPr>
@@ -11990,9 +11990,6 @@
         <w:spacing w:after="160" w:line="340"/>
       </w:pPr>
       <w:r>
-        <w:rPr>
-          <w:color w:val="FF0000"/>
-        </w:rPr>
         <w:t xml:space="preserve">筆者がフィジーで初めてやったこと・知ったこと・感じたことを、種類ごとにまとめる。番号は筆者が作成した元のリストの番号であり、起きた順番ではない。「追加」は後から加えた項目。※は、つらかった・受け入れにくかったと考えられる経験。</w:t>
       </w:r>
     </w:p>

--- a/output/卒論全文_最新版.docx
+++ b/output/卒論全文_最新版.docx
@@ -782,7 +782,7 @@
       <w:pPr>
         <w:spacing w:after="40" w:line="300"/>
       </w:pPr>
-      <w:hyperlink w:history="1" r:id="rIdbowsbjgmnzrmvzzrxr_yg">
+      <w:hyperlink w:history="1" r:id="rIdgn86cynif5sq0jq7aieha">
         <w:r>
           <w:rPr>
             <w:color w:val="0563C1"/>
@@ -804,7 +804,7 @@
       <w:pPr>
         <w:spacing w:after="40" w:line="300"/>
       </w:pPr>
-      <w:hyperlink w:history="1" r:id="rIdu6dgbi1zg0kpq_tgcpi1m">
+      <w:hyperlink w:history="1" r:id="rIdgzvyejkhf3cuavasnkepy">
         <w:r>
           <w:rPr>
             <w:color w:val="0563C1"/>
@@ -826,7 +826,7 @@
       <w:pPr>
         <w:spacing w:after="40" w:line="300"/>
       </w:pPr>
-      <w:hyperlink w:history="1" r:id="rIdtpk5xogj7fvfrtkzmish7">
+      <w:hyperlink w:history="1" r:id="rIdpfqhqnduzuh-l4aivaliw">
         <w:r>
           <w:rPr>
             <w:color w:val="0563C1"/>
@@ -2651,9 +2651,6 @@
         <w:spacing w:line="300"/>
       </w:pPr>
       <w:r>
-        <w:rPr>
-          <w:color w:val="FF0000"/>
-        </w:rPr>
         <w:t xml:space="preserve">Oberg, K. (1960). Cultural shock: Adjustment to new cultural environments. Practical Anthropology, 7, 177–182.（原文）</w:t>
       </w:r>
     </w:p>
@@ -2661,10 +2658,10 @@
       <w:pPr>
         <w:spacing w:after="40" w:line="300"/>
       </w:pPr>
-      <w:hyperlink w:history="1" r:id="rIdg22qydxzbpaw3peylbygn">
+      <w:hyperlink w:history="1" r:id="rIdvhqnc1cx59cyagwirhagg">
         <w:r>
           <w:rPr>
-            <w:color w:val="FF0000"/>
+            <w:color w:val="0563C1"/>
             <w:u w:val="single"/>
           </w:rPr>
           <w:t xml:space="preserve">https://sites.smith.edu/becoming-foreign/wp-content/uploads/sites/113/2018/03/Kalervo-Oberg-22Cultural-Shock22.pdf</w:t>
@@ -2676,9 +2673,6 @@
         <w:spacing w:line="300"/>
       </w:pPr>
       <w:r>
-        <w:rPr>
-          <w:color w:val="FF0000"/>
-        </w:rPr>
         <w:t xml:space="preserve">長井進（1988）「外国人交換留学高校生の日本における適応過程」『心理学研究』59(1), 37-44.</w:t>
       </w:r>
     </w:p>
@@ -2686,10 +2680,10 @@
       <w:pPr>
         <w:spacing w:after="40" w:line="300"/>
       </w:pPr>
-      <w:hyperlink w:history="1" r:id="rIdzzo58h9zp50zsf1brbesw">
+      <w:hyperlink w:history="1" r:id="rIdt-yeh1pmdphgsun1uhf7k">
         <w:r>
           <w:rPr>
-            <w:color w:val="FF0000"/>
+            <w:color w:val="0563C1"/>
             <w:u w:val="single"/>
           </w:rPr>
           <w:t xml:space="preserve">https://www.jstage.jst.go.jp/article/jjpsy1926/59/1/59_1_37/_article/-char/ja</w:t>
@@ -2701,9 +2695,6 @@
         <w:spacing w:line="300"/>
       </w:pPr>
       <w:r>
-        <w:rPr>
-          <w:color w:val="FF0000"/>
-        </w:rPr>
         <w:t xml:space="preserve">佐々木・水野（国際交流基金の紀要）。Lysgaard（1955）のUカーブについて解説している。</w:t>
       </w:r>
     </w:p>
@@ -2711,10 +2702,10 @@
       <w:pPr>
         <w:spacing w:after="40" w:line="300"/>
       </w:pPr>
-      <w:hyperlink w:history="1" r:id="rIdqmf8f45fa8msxmo6kopqt">
+      <w:hyperlink w:history="1" r:id="rIdealbn_wp5q3bgi6wf-asa">
         <w:r>
           <w:rPr>
-            <w:color w:val="FF0000"/>
+            <w:color w:val="0563C1"/>
             <w:u w:val="single"/>
           </w:rPr>
           <w:t xml:space="preserve">https://jpf.repo.nii.ac.jp/record/477/files/NCkiyou10_sasaki.pdf</w:t>
@@ -2726,9 +2717,6 @@
         <w:spacing w:line="300"/>
       </w:pPr>
       <w:r>
-        <w:rPr>
-          <w:color w:val="FF0000"/>
-        </w:rPr>
         <w:t xml:space="preserve">フィジー政府「PM Bainimarama's Statement on the First COVID-19 Case in Fiji」（2020年3月19日、ラウトカ市のロックダウン）</w:t>
       </w:r>
     </w:p>
@@ -2736,10 +2724,10 @@
       <w:pPr>
         <w:spacing w:after="40" w:line="300"/>
       </w:pPr>
-      <w:hyperlink w:history="1" r:id="rIdzzyxo1hmqqgkxxvpeir6c">
+      <w:hyperlink w:history="1" r:id="rIdyb5n0zqcvqsffseldp0um">
         <w:r>
           <w:rPr>
-            <w:color w:val="FF0000"/>
+            <w:color w:val="0563C1"/>
             <w:u w:val="single"/>
           </w:rPr>
           <w:t xml:space="preserve">https://www.fiji.gov.fj/Media-Centre/Speeches/PM-BAINIMARAMA’S-STATEMENT-ON-THE-FIRST-COVID-19-C</w:t>
@@ -3152,7 +3140,7 @@
       <w:pPr>
         <w:spacing w:after="40" w:line="300"/>
       </w:pPr>
-      <w:hyperlink w:history="1" r:id="rId1olffdbjrx4nusfm187f9">
+      <w:hyperlink w:history="1" r:id="rIdpe_gfjgrkutlrmpxxvz7j">
         <w:r>
           <w:rPr>
             <w:color w:val="0563C1"/>
@@ -3852,7 +3840,7 @@
       <w:pPr>
         <w:spacing w:after="40" w:line="300"/>
       </w:pPr>
-      <w:hyperlink w:history="1" r:id="rId2zyojttql0h9cawji3pfh">
+      <w:hyperlink w:history="1" r:id="rIdub7fhtlpzcfdtvi5tafog">
         <w:r>
           <w:rPr>
             <w:color w:val="0563C1"/>
@@ -3874,7 +3862,7 @@
       <w:pPr>
         <w:spacing w:after="40" w:line="300"/>
       </w:pPr>
-      <w:hyperlink w:history="1" r:id="rIdgvg_9luopllck4g2zflcl">
+      <w:hyperlink w:history="1" r:id="rIduh3dglryjgqpakhxfm8gh">
         <w:r>
           <w:rPr>
             <w:color w:val="0563C1"/>
@@ -3896,7 +3884,7 @@
       <w:pPr>
         <w:spacing w:after="40" w:line="300"/>
       </w:pPr>
-      <w:hyperlink w:history="1" r:id="rIdr5euy6066w0guij_i76pe">
+      <w:hyperlink w:history="1" r:id="rIdhz2zeouynvhl5uc-mrdqs">
         <w:r>
           <w:rPr>
             <w:color w:val="0563C1"/>
@@ -3918,7 +3906,7 @@
       <w:pPr>
         <w:spacing w:after="40" w:line="300"/>
       </w:pPr>
-      <w:hyperlink w:history="1" r:id="rIdmdbkpmojerf33s6gu9nfi">
+      <w:hyperlink w:history="1" r:id="rIdnmk8k-w-vg0gw0zenuybt">
         <w:r>
           <w:rPr>
             <w:color w:val="0563C1"/>
@@ -5420,7 +5408,7 @@
       <w:pPr>
         <w:spacing w:after="40" w:line="300"/>
       </w:pPr>
-      <w:hyperlink w:history="1" r:id="rId5hdqiz_zrjsccyilvh_za">
+      <w:hyperlink w:history="1" r:id="rIdwe4cxmyfyk1ve37qpsump">
         <w:r>
           <w:rPr>
             <w:color w:val="0563C1"/>
@@ -5442,7 +5430,7 @@
       <w:pPr>
         <w:spacing w:after="40" w:line="300"/>
       </w:pPr>
-      <w:hyperlink w:history="1" r:id="rIdlzmoqglcsmvlz0owvspji">
+      <w:hyperlink w:history="1" r:id="rIdetrhankm2u_o89r3czhs-">
         <w:r>
           <w:rPr>
             <w:color w:val="0563C1"/>
@@ -5464,7 +5452,7 @@
       <w:pPr>
         <w:spacing w:after="40" w:line="300"/>
       </w:pPr>
-      <w:hyperlink w:history="1" r:id="rIdw9fmmkcta4qx5wdoij12l">
+      <w:hyperlink w:history="1" r:id="rIdbuixswfhsus_gzcfbcntz">
         <w:r>
           <w:rPr>
             <w:color w:val="0563C1"/>

--- a/output/卒論全文_最新版.docx
+++ b/output/卒論全文_最新版.docx
@@ -782,7 +782,7 @@
       <w:pPr>
         <w:spacing w:after="40" w:line="300"/>
       </w:pPr>
-      <w:hyperlink w:history="1" r:id="rIdgn86cynif5sq0jq7aieha">
+      <w:hyperlink w:history="1" r:id="rIdntk2o8wj17ieqyo3skedw">
         <w:r>
           <w:rPr>
             <w:color w:val="0563C1"/>
@@ -804,7 +804,7 @@
       <w:pPr>
         <w:spacing w:after="40" w:line="300"/>
       </w:pPr>
-      <w:hyperlink w:history="1" r:id="rIdgzvyejkhf3cuavasnkepy">
+      <w:hyperlink w:history="1" r:id="rIdva2lmfl0fufvcsz3whogi">
         <w:r>
           <w:rPr>
             <w:color w:val="0563C1"/>
@@ -826,7 +826,7 @@
       <w:pPr>
         <w:spacing w:after="40" w:line="300"/>
       </w:pPr>
-      <w:hyperlink w:history="1" r:id="rIdpfqhqnduzuh-l4aivaliw">
+      <w:hyperlink w:history="1" r:id="rIdfzd46j4o2i284fytjdzjm">
         <w:r>
           <w:rPr>
             <w:color w:val="0563C1"/>
@@ -2658,7 +2658,7 @@
       <w:pPr>
         <w:spacing w:after="40" w:line="300"/>
       </w:pPr>
-      <w:hyperlink w:history="1" r:id="rIdvhqnc1cx59cyagwirhagg">
+      <w:hyperlink w:history="1" r:id="rIdpujre73vtwr1au03kc7v0">
         <w:r>
           <w:rPr>
             <w:color w:val="0563C1"/>
@@ -2680,7 +2680,7 @@
       <w:pPr>
         <w:spacing w:after="40" w:line="300"/>
       </w:pPr>
-      <w:hyperlink w:history="1" r:id="rIdt-yeh1pmdphgsun1uhf7k">
+      <w:hyperlink w:history="1" r:id="rIdulmni3pt9c1quninkkugy">
         <w:r>
           <w:rPr>
             <w:color w:val="0563C1"/>
@@ -2702,7 +2702,7 @@
       <w:pPr>
         <w:spacing w:after="40" w:line="300"/>
       </w:pPr>
-      <w:hyperlink w:history="1" r:id="rIdealbn_wp5q3bgi6wf-asa">
+      <w:hyperlink w:history="1" r:id="rId2nkeieprbbu628kj6ghxp">
         <w:r>
           <w:rPr>
             <w:color w:val="0563C1"/>
@@ -2724,7 +2724,7 @@
       <w:pPr>
         <w:spacing w:after="40" w:line="300"/>
       </w:pPr>
-      <w:hyperlink w:history="1" r:id="rIdyb5n0zqcvqsffseldp0um">
+      <w:hyperlink w:history="1" r:id="rIdkizobvtolq1zgwdbiciur">
         <w:r>
           <w:rPr>
             <w:color w:val="0563C1"/>
@@ -3140,7 +3140,7 @@
       <w:pPr>
         <w:spacing w:after="40" w:line="300"/>
       </w:pPr>
-      <w:hyperlink w:history="1" r:id="rIdpe_gfjgrkutlrmpxxvz7j">
+      <w:hyperlink w:history="1" r:id="rIdyyfgvbgm_cj3l2uhaibjv">
         <w:r>
           <w:rPr>
             <w:color w:val="0563C1"/>
@@ -3840,7 +3840,7 @@
       <w:pPr>
         <w:spacing w:after="40" w:line="300"/>
       </w:pPr>
-      <w:hyperlink w:history="1" r:id="rIdub7fhtlpzcfdtvi5tafog">
+      <w:hyperlink w:history="1" r:id="rIdx47v_bc-x6y59wafdugiq">
         <w:r>
           <w:rPr>
             <w:color w:val="0563C1"/>
@@ -3862,7 +3862,7 @@
       <w:pPr>
         <w:spacing w:after="40" w:line="300"/>
       </w:pPr>
-      <w:hyperlink w:history="1" r:id="rIduh3dglryjgqpakhxfm8gh">
+      <w:hyperlink w:history="1" r:id="rIdqz5ww-gvipm9e0n4tfj-j">
         <w:r>
           <w:rPr>
             <w:color w:val="0563C1"/>
@@ -3884,7 +3884,7 @@
       <w:pPr>
         <w:spacing w:after="40" w:line="300"/>
       </w:pPr>
-      <w:hyperlink w:history="1" r:id="rIdhz2zeouynvhl5uc-mrdqs">
+      <w:hyperlink w:history="1" r:id="rIdgki7y5yyxoppzlw7aqzb7">
         <w:r>
           <w:rPr>
             <w:color w:val="0563C1"/>
@@ -3906,7 +3906,7 @@
       <w:pPr>
         <w:spacing w:after="40" w:line="300"/>
       </w:pPr>
-      <w:hyperlink w:history="1" r:id="rIdnmk8k-w-vg0gw0zenuybt">
+      <w:hyperlink w:history="1" r:id="rIdxghe5dazzp3a4hn-99vap">
         <w:r>
           <w:rPr>
             <w:color w:val="0563C1"/>
@@ -5308,19 +5308,6 @@
         <w:spacing w:after="160" w:line="340"/>
       </w:pPr>
       <w:r>
-        <w:rPr>
-          <w:b/>
-          <w:bCs/>
-          <w:color w:val="FF0000"/>
-        </w:rPr>
-        <w:t xml:space="preserve">【要確認：表の空欄（フィジーの権力距離・不確実性回避、ベトナムの宗教・筆者の経験）を埋める。日本とベトナムのスコアはHofstede Insightsの公式サイトで確認する】</w:t>
-      </w:r>
-    </w:p>
-    <w:p>
-      <w:pPr>
-        <w:spacing w:after="160" w:line="340"/>
-      </w:pPr>
-      <w:r>
         <w:t xml:space="preserve">例えば、日本とベトナムはどちらも集団主義的であるという点では共通している。しかし、日本では予定やルールを守ることが重視されるのに対し、ベトナムは予定外のことにも柔軟に対応する文化であるとされる。そのため日本人留学生は、ベトナムで予定が急に変更されたり、ルールがはっきりしなかったりする場面で戸惑いを感じる可能性がある。</w:t>
       </w:r>
     </w:p>
@@ -5408,7 +5395,7 @@
       <w:pPr>
         <w:spacing w:after="40" w:line="300"/>
       </w:pPr>
-      <w:hyperlink w:history="1" r:id="rIdwe4cxmyfyk1ve37qpsump">
+      <w:hyperlink w:history="1" r:id="rId2jmhqixsihiyv9advwk-i">
         <w:r>
           <w:rPr>
             <w:color w:val="0563C1"/>
@@ -5430,7 +5417,7 @@
       <w:pPr>
         <w:spacing w:after="40" w:line="300"/>
       </w:pPr>
-      <w:hyperlink w:history="1" r:id="rIdetrhankm2u_o89r3czhs-">
+      <w:hyperlink w:history="1" r:id="rIdtp0lw1g4vx2rwvq2j5zx3">
         <w:r>
           <w:rPr>
             <w:color w:val="0563C1"/>
@@ -5452,7 +5439,7 @@
       <w:pPr>
         <w:spacing w:after="40" w:line="300"/>
       </w:pPr>
-      <w:hyperlink w:history="1" r:id="rIdbuixswfhsus_gzcfbcntz">
+      <w:hyperlink w:history="1" r:id="rIdvl_zzzs1raxof59piwfm8">
         <w:r>
           <w:rPr>
             <w:color w:val="0563C1"/>

--- a/output/卒論全文_最新版.docx
+++ b/output/卒論全文_最新版.docx
@@ -782,7 +782,7 @@
       <w:pPr>
         <w:spacing w:after="40" w:line="300"/>
       </w:pPr>
-      <w:hyperlink w:history="1" r:id="rIdntk2o8wj17ieqyo3skedw">
+      <w:hyperlink w:history="1" r:id="rIddrk2xkqhjdyeawqe5qtdq">
         <w:r>
           <w:rPr>
             <w:color w:val="0563C1"/>
@@ -804,7 +804,7 @@
       <w:pPr>
         <w:spacing w:after="40" w:line="300"/>
       </w:pPr>
-      <w:hyperlink w:history="1" r:id="rIdva2lmfl0fufvcsz3whogi">
+      <w:hyperlink w:history="1" r:id="rId1zjiyndmm151k8s6gktz6">
         <w:r>
           <w:rPr>
             <w:color w:val="0563C1"/>
@@ -826,7 +826,7 @@
       <w:pPr>
         <w:spacing w:after="40" w:line="300"/>
       </w:pPr>
-      <w:hyperlink w:history="1" r:id="rIdfzd46j4o2i284fytjdzjm">
+      <w:hyperlink w:history="1" r:id="rId0ladtai1z4xxdhnnugjev">
         <w:r>
           <w:rPr>
             <w:color w:val="0563C1"/>
@@ -895,9 +895,6 @@
         <w:spacing w:after="160" w:line="340"/>
       </w:pPr>
       <w:r>
-        <w:rPr>
-          <w:color w:val="FF0000"/>
-        </w:rPr>
         <w:t xml:space="preserve">フィジーでの主な経験を、時期ごとに異文化適応のプロセス（Uカーブモデルの段階）に当てはめると、次のようになる。段階は、3章で述べるリスガード（Lysgaard 1955）やオバーグ（Oberg 1960）のモデルをもとに、筆者が当てはめたものである。</w:t>
       </w:r>
     </w:p>
@@ -1412,7 +1409,6 @@
             </w:pPr>
             <w:r>
               <w:rPr>
-                <w:color w:val="FF0000"/>
                 <w:sz w:val="19"/>
                 <w:szCs w:val="19"/>
               </w:rPr>
@@ -1500,7 +1496,6 @@
             </w:pPr>
             <w:r>
               <w:rPr>
-                <w:color w:val="FF0000"/>
                 <w:sz w:val="19"/>
                 <w:szCs w:val="19"/>
               </w:rPr>
@@ -1564,7 +1559,6 @@
             </w:pPr>
             <w:r>
               <w:rPr>
-                <w:color w:val="FF0000"/>
                 <w:sz w:val="19"/>
                 <w:szCs w:val="19"/>
               </w:rPr>
@@ -1623,7 +1617,6 @@
             </w:pPr>
             <w:r>
               <w:rPr>
-                <w:color w:val="FF0000"/>
                 <w:sz w:val="19"/>
                 <w:szCs w:val="19"/>
               </w:rPr>
@@ -1653,7 +1646,6 @@
             </w:pPr>
             <w:r>
               <w:rPr>
-                <w:color w:val="FF0000"/>
                 <w:sz w:val="19"/>
                 <w:szCs w:val="19"/>
               </w:rPr>
@@ -1683,7 +1675,6 @@
             </w:pPr>
             <w:r>
               <w:rPr>
-                <w:color w:val="FF0000"/>
                 <w:sz w:val="19"/>
                 <w:szCs w:val="19"/>
               </w:rPr>
@@ -1718,7 +1709,6 @@
             </w:pPr>
             <w:r>
               <w:rPr>
-                <w:color w:val="FF0000"/>
                 <w:sz w:val="19"/>
                 <w:szCs w:val="19"/>
               </w:rPr>
@@ -1777,7 +1767,6 @@
             </w:pPr>
             <w:r>
               <w:rPr>
-                <w:color w:val="FF0000"/>
                 <w:sz w:val="19"/>
                 <w:szCs w:val="19"/>
               </w:rPr>
@@ -1807,7 +1796,6 @@
             </w:pPr>
             <w:r>
               <w:rPr>
-                <w:color w:val="FF0000"/>
                 <w:sz w:val="19"/>
                 <w:szCs w:val="19"/>
               </w:rPr>
@@ -1837,7 +1825,6 @@
             </w:pPr>
             <w:r>
               <w:rPr>
-                <w:color w:val="FF0000"/>
                 <w:sz w:val="19"/>
                 <w:szCs w:val="19"/>
               </w:rPr>
@@ -1872,7 +1859,6 @@
             </w:pPr>
             <w:r>
               <w:rPr>
-                <w:color w:val="FF0000"/>
                 <w:sz w:val="19"/>
                 <w:szCs w:val="19"/>
               </w:rPr>
@@ -1989,7 +1975,6 @@
             </w:pPr>
             <w:r>
               <w:rPr>
-                <w:color w:val="FF0000"/>
                 <w:sz w:val="19"/>
                 <w:szCs w:val="19"/>
               </w:rPr>
@@ -2024,7 +2009,6 @@
             </w:pPr>
             <w:r>
               <w:rPr>
-                <w:color w:val="FF0000"/>
                 <w:sz w:val="19"/>
                 <w:szCs w:val="19"/>
               </w:rPr>
@@ -2291,7 +2275,6 @@
             </w:pPr>
             <w:r>
               <w:rPr>
-                <w:color w:val="FF0000"/>
                 <w:sz w:val="19"/>
                 <w:szCs w:val="19"/>
               </w:rPr>
@@ -2326,7 +2309,6 @@
             </w:pPr>
             <w:r>
               <w:rPr>
-                <w:color w:val="FF0000"/>
                 <w:sz w:val="19"/>
                 <w:szCs w:val="19"/>
               </w:rPr>
@@ -2414,7 +2396,6 @@
             </w:pPr>
             <w:r>
               <w:rPr>
-                <w:color w:val="FF0000"/>
                 <w:sz w:val="19"/>
                 <w:szCs w:val="19"/>
               </w:rPr>
@@ -2536,7 +2517,6 @@
             </w:pPr>
             <w:r>
               <w:rPr>
-                <w:color w:val="FF0000"/>
                 <w:sz w:val="19"/>
                 <w:szCs w:val="19"/>
               </w:rPr>
@@ -2617,7 +2597,6 @@
         <w:rPr>
           <w:b/>
           <w:bCs/>
-          <w:color w:val="FF0000"/>
         </w:rPr>
         <w:t xml:space="preserve">【記入：受け入れられなかったことは、「○年○月○日、〜を受け入れられなかった」と日付を入れて書く。例：○年○月○日、ホストファミリーが飼っていた羊が解体されたときは、どうしても受け入れられなかった】</w:t>
       </w:r>
@@ -2627,22 +2606,6 @@
         <w:spacing w:after="160" w:line="340"/>
       </w:pPr>
       <w:r>
-        <w:rPr>
-          <w:b/>
-          <w:bCs/>
-          <w:color w:val="FF0000"/>
-        </w:rPr>
-        <w:t xml:space="preserve">【要確認：段階の当てはめは仮のもの。自分の感覚と違うところは直す】</w:t>
-      </w:r>
-    </w:p>
-    <w:p>
-      <w:pPr>
-        <w:spacing w:after="160" w:line="340"/>
-      </w:pPr>
-      <w:r>
-        <w:rPr>
-          <w:color w:val="FF0000"/>
-        </w:rPr>
         <w:t xml:space="preserve">異文化適応のプロセスを理解するために、次の資料を参考にした。</w:t>
       </w:r>
     </w:p>
@@ -2658,7 +2621,7 @@
       <w:pPr>
         <w:spacing w:after="40" w:line="300"/>
       </w:pPr>
-      <w:hyperlink w:history="1" r:id="rIdpujre73vtwr1au03kc7v0">
+      <w:hyperlink w:history="1" r:id="rIdbgxjf5hnm6mgihtmcg-2m">
         <w:r>
           <w:rPr>
             <w:color w:val="0563C1"/>
@@ -2680,7 +2643,7 @@
       <w:pPr>
         <w:spacing w:after="40" w:line="300"/>
       </w:pPr>
-      <w:hyperlink w:history="1" r:id="rIdulmni3pt9c1quninkkugy">
+      <w:hyperlink w:history="1" r:id="rIdvxhyi1vwnapyidzyokgwe">
         <w:r>
           <w:rPr>
             <w:color w:val="0563C1"/>
@@ -2702,7 +2665,7 @@
       <w:pPr>
         <w:spacing w:after="40" w:line="300"/>
       </w:pPr>
-      <w:hyperlink w:history="1" r:id="rId2nkeieprbbu628kj6ghxp">
+      <w:hyperlink w:history="1" r:id="rIdua5hx3-ztzj0gussscih-">
         <w:r>
           <w:rPr>
             <w:color w:val="0563C1"/>
@@ -2724,7 +2687,7 @@
       <w:pPr>
         <w:spacing w:after="40" w:line="300"/>
       </w:pPr>
-      <w:hyperlink w:history="1" r:id="rIdkizobvtolq1zgwdbiciur">
+      <w:hyperlink w:history="1" r:id="rIdc4dwq9kvpfc--6mwam54z">
         <w:r>
           <w:rPr>
             <w:color w:val="0563C1"/>
@@ -2788,16 +2751,7 @@
         <w:spacing w:after="160" w:line="340"/>
       </w:pPr>
       <w:r>
-        <w:t xml:space="preserve">最初の課題は、到着直後に生じる戸惑いや衝突を不安や驚きと言ったらその場瞬間的な気持ちと②文化の違いをどう理解したかという考え方の2つに分けて捉えることである。この２つは互いに影響し合い、その後の適応の速さや深さを左右すると言われているが、（木村 2009）、両者を同時に追ったデータは少ない。本研究では、</w:t>
-      </w:r>
-      <w:r>
-        <w:rPr>
-          <w:color w:val="FF0000"/>
-        </w:rPr>
-        <w:t xml:space="preserve">筆者自身の経験をこの二つの視点から振り返るとともに、比較のために留学経験者へのインタビューを行うことで</w:t>
-      </w:r>
-      <w:r>
-        <w:t xml:space="preserve">、カルチャーショックを受け止め、楽しいと思うようになったか明らかにする。あわせて、衝突を食・宗教・価値観・生活環境・コミュニケーション・人間関係などの種類で分け、それぞれがなぜ起きたのかを整理する。（7.1の表で整理する。）</w:t>
+        <w:t xml:space="preserve">最初の課題は、到着直後に生じる戸惑いや衝突を不安や驚きと言ったらその場瞬間的な気持ちと②文化の違いをどう理解したかという考え方の2つに分けて捉えることである。この２つは互いに影響し合い、その後の適応の速さや深さを左右すると言われているが、（木村 2009）、両者を同時に追ったデータは少ない。本研究では、筆者自身の経験をこの二つの視点から振り返るとともに、比較のために留学経験者へのインタビューを行うことで、カルチャーショックを受け止め、楽しいと思うようになったか明らかにする。あわせて、衝突を食・宗教・価値観・生活環境・コミュニケーション・人間関係などの種類で分け、それぞれがなぜ起きたのかを整理する。（7.1の表で整理する。）</w:t>
       </w:r>
     </w:p>
     <w:p>
@@ -2841,13 +2795,7 @@
         <w:spacing w:after="160" w:line="340"/>
       </w:pPr>
       <w:r>
-        <w:t xml:space="preserve">第三の課題は、自分から行動する工夫が体験を「楽しさ」へ変える仕組みを明らかにすることである。筆者は「やったことリスト」の作成や、現地文化への能動的な姿勢で自分から体験することで「戸惑い」から「楽しさ」へ変わった経験を持つが、同様にほかの留学経験者の行動的工夫を聞くことで適応の4段階プロセスがどのように進むのか明らかにして、これから留学する人が実践できるヒントを得ることを目的とする。</w:t>
-      </w:r>
-      <w:r>
-        <w:rPr>
-          <w:color w:val="FF0000"/>
-        </w:rPr>
-        <w:t xml:space="preserve">特に本研究では、初めてのことに一つずつ挑戦し、それを「やったことリスト」に書き溜めていくという「初めて」の積み重ねが、適応の過程でどのような役割を果たしたのかに注目する。</w:t>
+        <w:t xml:space="preserve">第三の課題は、自分から行動する工夫が体験を「楽しさ」へ変える仕組みを明らかにすることである。筆者は「やったことリスト」の作成や、現地文化への能動的な姿勢で自分から体験することで「戸惑い」から「楽しさ」へ変わった経験を持つが、同様にほかの留学経験者の行動的工夫を聞くことで適応の4段階プロセスがどのように進むのか明らかにして、これから留学する人が実践できるヒントを得ることを目的とする。特に本研究では、初めてのことに一つずつ挑戦し、それを「やったことリスト」に書き溜めていくという「初めて」の積み重ねが、適応の過程でどのような役割を果たしたのかに注目する。</w:t>
       </w:r>
     </w:p>
     <w:p>
@@ -2905,7 +2853,7 @@
     <w:p>
       <w:pPr>
         <w:pBdr>
-          <w:left w:val="single" w:color="FF0000" w:sz="12" w:space="8"/>
+          <w:left w:val="single" w:color="999999" w:sz="12" w:space="8"/>
         </w:pBdr>
         <w:spacing w:after="160" w:before="80" w:line="340"/>
         <w:ind w:left="420" w:right="420"/>
@@ -2914,21 +2862,17 @@
         <w:rPr>
           <w:b/>
           <w:bCs/>
-          <w:color w:val="FF0000"/>
         </w:rPr>
         <w:t xml:space="preserve">目的</w:t>
       </w:r>
       <w:r>
-        <w:rPr>
-          <w:color w:val="FF0000"/>
-        </w:rPr>
         <w:t xml:space="preserve">：異文化での戸惑いをどのように乗り越え、その文化を「楽しい」と思える前向きな気持ちになっていくのか（乗り越えられないときはどう向き合うのか）、その過程を明らかにすること。</w:t>
       </w:r>
     </w:p>
     <w:p>
       <w:pPr>
         <w:pBdr>
-          <w:left w:val="single" w:color="FF0000" w:sz="12" w:space="8"/>
+          <w:left w:val="single" w:color="999999" w:sz="12" w:space="8"/>
         </w:pBdr>
         <w:spacing w:after="160" w:before="80" w:line="340"/>
         <w:ind w:left="420" w:right="420"/>
@@ -2937,14 +2881,10 @@
         <w:rPr>
           <w:b/>
           <w:bCs/>
-          <w:color w:val="FF0000"/>
         </w:rPr>
         <w:t xml:space="preserve">リサーチクエスチョン</w:t>
       </w:r>
       <w:r>
-        <w:rPr>
-          <w:color w:val="FF0000"/>
-        </w:rPr>
         <w:t xml:space="preserve">：留学生は、異文化での戸惑いを、どのような気づきや行動によって乗り越え、楽しめるようになるのか。また、受け入れられない違いとはどのように向き合うのか。</w:t>
       </w:r>
     </w:p>
@@ -2953,23 +2893,17 @@
         <w:spacing w:after="160" w:line="340"/>
       </w:pPr>
       <w:r>
-        <w:t xml:space="preserve">本研究は、筆者自身のフィジーとベトナムでの経験を中心とする事例研究である。</w:t>
+        <w:t xml:space="preserve">本研究は、筆者自身のフィジーとベトナムでの経験を中心とする事例研究である。あわせて、筆者の経験を客観的に見直すために、留学経験者2人にインタビューを行い、筆者の経験と比較する。</w:t>
       </w:r>
+    </w:p>
+    <w:p>
+      <w:pPr>
+        <w:keepNext/>
+        <w:spacing w:after="200" w:before="360"/>
+      </w:pPr>
       <w:r>
         <w:rPr>
-          <w:color w:val="FF0000"/>
-        </w:rPr>
-        <w:t xml:space="preserve">あわせて、筆者の経験を客観的に見直すために、留学経験者2〜3人にインタビューを行い、筆者の経験と比較する。</w:t>
-      </w:r>
-    </w:p>
-    <w:p>
-      <w:pPr>
-        <w:keepNext/>
-        <w:spacing w:after="200" w:before="360"/>
-      </w:pPr>
-      <w:r>
-        <w:rPr>
-          <w:color w:val="FF0000"/>
+          <w:color w:val="595959"/>
           <w:sz w:val="26"/>
           <w:szCs w:val="26"/>
         </w:rPr>
@@ -2981,16 +2915,13 @@
         <w:spacing w:after="160" w:line="340"/>
       </w:pPr>
       <w:r>
-        <w:rPr>
-          <w:color w:val="FF0000"/>
-        </w:rPr>
         <w:t xml:space="preserve">本研究では、次の仮説を立てる。</w:t>
       </w:r>
     </w:p>
     <w:p>
       <w:pPr>
         <w:pBdr>
-          <w:left w:val="single" w:color="FF0000" w:sz="12" w:space="8"/>
+          <w:left w:val="single" w:color="999999" w:sz="12" w:space="8"/>
         </w:pBdr>
         <w:spacing w:after="160" w:before="80" w:line="340"/>
         <w:ind w:left="420" w:right="420"/>
@@ -2999,14 +2930,10 @@
         <w:rPr>
           <w:b/>
           <w:bCs/>
-          <w:color w:val="FF0000"/>
         </w:rPr>
         <w:t xml:space="preserve">仮説</w:t>
       </w:r>
       <w:r>
-        <w:rPr>
-          <w:color w:val="FF0000"/>
-        </w:rPr>
         <w:t xml:space="preserve">：「初めてやったこと」を一つずつ積み重ね、記録していくことで、異文化への戸惑いが「楽しい」と思える前向きな気持ちに変わっていく。</w:t>
       </w:r>
     </w:p>
@@ -3015,9 +2942,6 @@
         <w:spacing w:after="160" w:line="340"/>
       </w:pPr>
       <w:r>
-        <w:rPr>
-          <w:color w:val="FF0000"/>
-        </w:rPr>
         <w:t xml:space="preserve">この仮説は、次の4つの段階から成り立つと考える。</w:t>
       </w:r>
     </w:p>
@@ -3034,14 +2958,10 @@
         <w:rPr>
           <w:b/>
           <w:bCs/>
-          <w:color w:val="FF0000"/>
         </w:rPr>
         <w:t xml:space="preserve">挑戦のハードルが下がる</w:t>
       </w:r>
       <w:r>
-        <w:rPr>
-          <w:color w:val="FF0000"/>
-        </w:rPr>
         <w:t xml:space="preserve">：異文化を全部受け入れるのではなく、「一つだけ試す」のであれば小さな一歩で済む。</w:t>
       </w:r>
     </w:p>
@@ -3058,14 +2978,10 @@
         <w:rPr>
           <w:b/>
           <w:bCs/>
-          <w:color w:val="FF0000"/>
         </w:rPr>
         <w:t xml:space="preserve">「できた」が目に見えて自信がつく</w:t>
       </w:r>
       <w:r>
-        <w:rPr>
-          <w:color w:val="FF0000"/>
-        </w:rPr>
         <w:t xml:space="preserve">：初めてやったことを書き溜めることで、自分ができるようになったことが目に見え、自信につながる。</w:t>
       </w:r>
     </w:p>
@@ -3082,14 +2998,10 @@
         <w:rPr>
           <w:b/>
           <w:bCs/>
-          <w:color w:val="FF0000"/>
         </w:rPr>
         <w:t xml:space="preserve">戸惑いが「次の挑戦の材料」に変わる</w:t>
       </w:r>
       <w:r>
-        <w:rPr>
-          <w:color w:val="FF0000"/>
-        </w:rPr>
         <w:t xml:space="preserve">：嫌だと感じていたことが、「次にやってみること」として捉え直される。</w:t>
       </w:r>
     </w:p>
@@ -3106,14 +3018,10 @@
         <w:rPr>
           <w:b/>
           <w:bCs/>
-          <w:color w:val="FF0000"/>
         </w:rPr>
         <w:t xml:space="preserve">人とのつながりが増える</w:t>
       </w:r>
       <w:r>
-        <w:rPr>
-          <w:color w:val="FF0000"/>
-        </w:rPr>
         <w:t xml:space="preserve">：初めてのことを現地の人に教わる中で会話が生まれ、関係が深まる。</w:t>
       </w:r>
     </w:p>
@@ -3122,9 +3030,6 @@
         <w:spacing w:after="160" w:line="340"/>
       </w:pPr>
       <w:r>
-        <w:rPr>
-          <w:color w:val="FF0000"/>
-        </w:rPr>
         <w:t xml:space="preserve">この流れがくり返されることで、「違い＝戸惑い」が「違い＝面白い」へと変わっていくと考えられる。ただし、すべての違いが楽しさに変わるとは考えていない。羊の解体のように、「初めて」を積み重ねても受け入れられない違いもある。そのため本研究では、どのような違いなら楽しさに変わり、どのような違いだと変わらないのか、その分かれ道も明らかにする。</w:t>
       </w:r>
     </w:p>
@@ -3140,7 +3045,7 @@
       <w:pPr>
         <w:spacing w:after="40" w:line="300"/>
       </w:pPr>
-      <w:hyperlink w:history="1" r:id="rIdyyfgvbgm_cj3l2uhaibjv">
+      <w:hyperlink w:history="1" r:id="rIdkwa0dwzl8_vgjymcddzmr">
         <w:r>
           <w:rPr>
             <w:color w:val="0563C1"/>
@@ -3487,22 +3392,7 @@
                 <w:sz w:val="19"/>
                 <w:szCs w:val="19"/>
               </w:rPr>
-              <w:t xml:space="preserve">適応の先にある「楽しむ」段階</w:t>
-            </w:r>
-            <w:r>
-              <w:rPr>
-                <w:color w:val="FF0000"/>
-                <w:sz w:val="19"/>
-                <w:szCs w:val="19"/>
-              </w:rPr>
-              <w:t xml:space="preserve">と、そこに至る仕組み</w:t>
-            </w:r>
-            <w:r>
-              <w:rPr>
-                <w:sz w:val="19"/>
-                <w:szCs w:val="19"/>
-              </w:rPr>
-              <w:t xml:space="preserve">を提案する</w:t>
+              <w:t xml:space="preserve">適応の先にある「楽しむ」段階と、そこに至る仕組みを提案する</w:t>
             </w:r>
           </w:p>
         </w:tc>
@@ -3683,18 +3573,10 @@
             </w:pPr>
             <w:r>
               <w:rPr>
-                <w:color w:val="FF0000"/>
-                <w:sz w:val="19"/>
-                <w:szCs w:val="19"/>
-              </w:rPr>
-              <w:t xml:space="preserve">「初めてやったこと」の積み重ね</w:t>
-            </w:r>
-            <w:r>
-              <w:rPr>
-                <w:sz w:val="19"/>
-                <w:szCs w:val="19"/>
-              </w:rPr>
-              <w:t xml:space="preserve">など自分からの工夫に注目する</w:t>
+                <w:sz w:val="19"/>
+                <w:szCs w:val="19"/>
+              </w:rPr>
+              <w:t xml:space="preserve">「初めてやったこと」の積み重ねなど自分からの工夫に注目する</w:t>
             </w:r>
           </w:p>
         </w:tc>
@@ -3786,22 +3668,7 @@
                 <w:sz w:val="19"/>
                 <w:szCs w:val="19"/>
               </w:rPr>
-              <w:t xml:space="preserve">自分の事例と</w:t>
-            </w:r>
-            <w:r>
-              <w:rPr>
-                <w:color w:val="FF0000"/>
-                <w:sz w:val="19"/>
-                <w:szCs w:val="19"/>
-              </w:rPr>
-              <w:t xml:space="preserve">比較のためのインタビュー</w:t>
-            </w:r>
-            <w:r>
-              <w:rPr>
-                <w:sz w:val="19"/>
-                <w:szCs w:val="19"/>
-              </w:rPr>
-              <w:t xml:space="preserve">で過程を描く</w:t>
+              <w:t xml:space="preserve">自分の事例と、比較のためのインタビューで過程を描く</w:t>
             </w:r>
           </w:p>
         </w:tc>
@@ -3840,7 +3707,7 @@
       <w:pPr>
         <w:spacing w:after="40" w:line="300"/>
       </w:pPr>
-      <w:hyperlink w:history="1" r:id="rIdx47v_bc-x6y59wafdugiq">
+      <w:hyperlink w:history="1" r:id="rId24cxirfp7b-hyusiu6fsy">
         <w:r>
           <w:rPr>
             <w:color w:val="0563C1"/>
@@ -3862,7 +3729,7 @@
       <w:pPr>
         <w:spacing w:after="40" w:line="300"/>
       </w:pPr>
-      <w:hyperlink w:history="1" r:id="rIdqz5ww-gvipm9e0n4tfj-j">
+      <w:hyperlink w:history="1" r:id="rIdvmmprua1smtdlunhts5uy">
         <w:r>
           <w:rPr>
             <w:color w:val="0563C1"/>
@@ -3884,7 +3751,7 @@
       <w:pPr>
         <w:spacing w:after="40" w:line="300"/>
       </w:pPr>
-      <w:hyperlink w:history="1" r:id="rIdgki7y5yyxoppzlw7aqzb7">
+      <w:hyperlink w:history="1" r:id="rIdwtcosmixwa7uhsoaz4_qu">
         <w:r>
           <w:rPr>
             <w:color w:val="0563C1"/>
@@ -3906,7 +3773,7 @@
       <w:pPr>
         <w:spacing w:after="40" w:line="300"/>
       </w:pPr>
-      <w:hyperlink w:history="1" r:id="rIdxghe5dazzp3a4hn-99vap">
+      <w:hyperlink w:history="1" r:id="rIdllb4_1x5zgvrjk0ad6uyu">
         <w:r>
           <w:rPr>
             <w:color w:val="0563C1"/>
@@ -5316,16 +5183,7 @@
         <w:spacing w:after="160" w:line="340"/>
       </w:pPr>
       <w:r>
-        <w:t xml:space="preserve">一方フィジーでは、宗教や共同体の慣習が日々の生活に深く関わっている。そのため衝突は、授業などの場面よりも、食事や家族の行事といった日常生活の場面で起きやすいと考えられる。実際に、筆者がフィジーで経験した衝突の多くも食事に関わるものであった。本研究では、これらを仮説として、筆者の事例と</w:t>
-      </w:r>
-      <w:r>
-        <w:rPr>
-          <w:color w:val="FF0000"/>
-        </w:rPr>
-        <w:t xml:space="preserve">インタビュー</w:t>
-      </w:r>
-      <w:r>
-        <w:t xml:space="preserve">から、実際にどのような場面で衝突が起きたのかを確かめる。</w:t>
+        <w:t xml:space="preserve">一方フィジーでは、宗教や共同体の慣習が日々の生活に深く関わっている。そのため衝突は、授業などの場面よりも、食事や家族の行事といった日常生活の場面で起きやすいと考えられる。実際に、筆者がフィジーで経験した衝突の多くも食事に関わるものであった。本研究では、これらを仮説として、筆者の事例とインタビューから、実際にどのような場面で衝突が起きたのかを確かめる。</w:t>
       </w:r>
     </w:p>
     <w:p>
@@ -5355,16 +5213,7 @@
         <w:spacing w:after="160" w:line="340"/>
       </w:pPr>
       <w:r>
-        <w:t xml:space="preserve">こうしたスコア差は、5章で述べた文化的コンテクスト理論とも重なり、衝突がなぜ起きたのかを読み解く手がかりとなる。ただし、スコアはあくまで国単位の平均であり、個人の経験をそのまま説明できるものではない。そのため本研究では、スコアを数量的な分析に用いるのではなく、筆者の事例や</w:t>
-      </w:r>
-      <w:r>
-        <w:rPr>
-          <w:color w:val="FF0000"/>
-        </w:rPr>
-        <w:t xml:space="preserve">インタビュー</w:t>
-      </w:r>
-      <w:r>
-        <w:t xml:space="preserve">で語られた衝突を解釈するための手がかりとして用いる。</w:t>
+        <w:t xml:space="preserve">こうしたスコア差は、5章で述べた文化的コンテクスト理論とも重なり、衝突がなぜ起きたのかを読み解く手がかりとなる。ただし、スコアはあくまで国単位の平均であり、個人の経験をそのまま説明できるものではない。そのため本研究では、スコアを数量的な分析に用いるのではなく、筆者の事例やインタビューで語られた衝突を解釈するための手がかりとして用いる。</w:t>
       </w:r>
     </w:p>
     <w:p>
@@ -5395,7 +5244,7 @@
       <w:pPr>
         <w:spacing w:after="40" w:line="300"/>
       </w:pPr>
-      <w:hyperlink w:history="1" r:id="rId2jmhqixsihiyv9advwk-i">
+      <w:hyperlink w:history="1" r:id="rId0cu7n9cmm7rnc6e6yvym9">
         <w:r>
           <w:rPr>
             <w:color w:val="0563C1"/>
@@ -5417,7 +5266,7 @@
       <w:pPr>
         <w:spacing w:after="40" w:line="300"/>
       </w:pPr>
-      <w:hyperlink w:history="1" r:id="rIdtp0lw1g4vx2rwvq2j5zx3">
+      <w:hyperlink w:history="1" r:id="rIdiu2l8bnpx40tnfauotub4">
         <w:r>
           <w:rPr>
             <w:color w:val="0563C1"/>
@@ -5439,7 +5288,7 @@
       <w:pPr>
         <w:spacing w:after="40" w:line="300"/>
       </w:pPr>
-      <w:hyperlink w:history="1" r:id="rIdvl_zzzs1raxof59piwfm8">
+      <w:hyperlink w:history="1" r:id="rId2utduxzxaosgh3oe9m2lh">
         <w:r>
           <w:rPr>
             <w:color w:val="0563C1"/>
@@ -5456,7 +5305,6 @@
       </w:pPr>
       <w:r>
         <w:rPr>
-          <w:color w:val="FF0000"/>
           <w:sz w:val="32"/>
           <w:szCs w:val="32"/>
         </w:rPr>
@@ -5468,9 +5316,6 @@
         <w:spacing w:after="160" w:line="340"/>
       </w:pPr>
       <w:r>
-        <w:rPr>
-          <w:color w:val="FF0000"/>
-        </w:rPr>
         <w:t xml:space="preserve">本研究は、筆者自身の経験を中心とする質的な事例研究である。筆者がこれまでに経験したカンボジア、フィジー、ベトナムでの海外経験を書き出し、それを異文化適応のプロセスに当てはめて整理する。あわせて、似たような経験をした留学経験者へのインタビューを行い、筆者の経験と比較する。</w:t>
       </w:r>
     </w:p>
@@ -5481,7 +5326,7 @@
       </w:pPr>
       <w:r>
         <w:rPr>
-          <w:color w:val="FF0000"/>
+          <w:color w:val="595959"/>
           <w:sz w:val="26"/>
           <w:szCs w:val="26"/>
         </w:rPr>
@@ -5493,9 +5338,6 @@
         <w:spacing w:after="160" w:line="340"/>
       </w:pPr>
       <w:r>
-        <w:rPr>
-          <w:color w:val="FF0000"/>
-        </w:rPr>
         <w:t xml:space="preserve">次の手順で、筆者自身の経験をまとめる。</w:t>
       </w:r>
     </w:p>
@@ -5512,14 +5354,10 @@
         <w:rPr>
           <w:b/>
           <w:bCs/>
-          <w:color w:val="FF0000"/>
         </w:rPr>
         <w:t xml:space="preserve">自己紹介と海外経験の記録</w:t>
       </w:r>
       <w:r>
-        <w:rPr>
-          <w:color w:val="FF0000"/>
-        </w:rPr>
         <w:t xml:space="preserve">：自分がどのような人間で、いつ、どの国で、どのような経験をしたのかを書き出す（8章）。</w:t>
       </w:r>
     </w:p>
@@ -5536,14 +5374,10 @@
         <w:rPr>
           <w:b/>
           <w:bCs/>
-          <w:color w:val="FF0000"/>
         </w:rPr>
         <w:t xml:space="preserve">時期と出来事の整理</w:t>
       </w:r>
       <w:r>
-        <w:rPr>
-          <w:color w:val="FF0000"/>
-        </w:rPr>
         <w:t xml:space="preserve">：「やったことリスト」や当時の写真、日記、SNSなどをもとに、主な出来事を「何年何月何日」に何があったかという形で整理する。</w:t>
       </w:r>
     </w:p>
@@ -5560,14 +5394,10 @@
         <w:rPr>
           <w:b/>
           <w:bCs/>
-          <w:color w:val="FF0000"/>
         </w:rPr>
         <w:t xml:space="preserve">異文化適応のプロセスへの当てはめ</w:t>
       </w:r>
       <w:r>
-        <w:rPr>
-          <w:color w:val="FF0000"/>
-        </w:rPr>
         <w:t xml:space="preserve">：整理した出来事を、3章で述べたUカーブモデル（ハネムーン期・ショック期・回復期・適応期）と、その先の「楽しむ」段階に当てはめる（1.2の表を参照）。</w:t>
       </w:r>
     </w:p>
@@ -5584,14 +5414,10 @@
         <w:rPr>
           <w:b/>
           <w:bCs/>
-          <w:color w:val="FF0000"/>
         </w:rPr>
         <w:t xml:space="preserve">ターニングポイントの特定</w:t>
       </w:r>
       <w:r>
-        <w:rPr>
-          <w:color w:val="FF0000"/>
-        </w:rPr>
         <w:t xml:space="preserve">：気持ちや考え方が大きく変わった出来事を、留学のターニングポイントとして取り出す。</w:t>
       </w:r>
     </w:p>
@@ -5608,14 +5434,10 @@
         <w:rPr>
           <w:b/>
           <w:bCs/>
-          <w:color w:val="FF0000"/>
         </w:rPr>
         <w:t xml:space="preserve">受け入れられなかった経験の記録</w:t>
       </w:r>
       <w:r>
-        <w:rPr>
-          <w:color w:val="FF0000"/>
-        </w:rPr>
         <w:t xml:space="preserve">：受け入れられなかったことは、「何年何月何日、〜を受け入れられなかった」と日付を入れて記録し、なぜ受け入れられなかったのか、どう向き合ったのかを書く。</w:t>
       </w:r>
     </w:p>
@@ -5624,9 +5446,6 @@
         <w:spacing w:after="160" w:line="340"/>
       </w:pPr>
       <w:r>
-        <w:rPr>
-          <w:color w:val="FF0000"/>
-        </w:rPr>
         <w:t xml:space="preserve">衝突の種類ごとにまとめると、次のような表になる。</w:t>
       </w:r>
     </w:p>
@@ -5679,7 +5498,6 @@
               <w:rPr>
                 <w:b/>
                 <w:bCs/>
-                <w:color w:val="FF0000"/>
                 <w:sz w:val="19"/>
                 <w:szCs w:val="19"/>
               </w:rPr>
@@ -5712,7 +5530,6 @@
               <w:rPr>
                 <w:b/>
                 <w:bCs/>
-                <w:color w:val="FF0000"/>
                 <w:sz w:val="19"/>
                 <w:szCs w:val="19"/>
               </w:rPr>
@@ -5745,7 +5562,6 @@
               <w:rPr>
                 <w:b/>
                 <w:bCs/>
-                <w:color w:val="FF0000"/>
                 <w:sz w:val="19"/>
                 <w:szCs w:val="19"/>
               </w:rPr>
@@ -5778,7 +5594,6 @@
               <w:rPr>
                 <w:b/>
                 <w:bCs/>
-                <w:color w:val="FF0000"/>
                 <w:sz w:val="19"/>
                 <w:szCs w:val="19"/>
               </w:rPr>
@@ -5811,7 +5626,6 @@
               <w:rPr>
                 <w:b/>
                 <w:bCs/>
-                <w:color w:val="FF0000"/>
                 <w:sz w:val="19"/>
                 <w:szCs w:val="19"/>
               </w:rPr>
@@ -5846,7 +5660,6 @@
             </w:pPr>
             <w:r>
               <w:rPr>
-                <w:color w:val="FF0000"/>
                 <w:sz w:val="19"/>
                 <w:szCs w:val="19"/>
               </w:rPr>
@@ -5876,7 +5689,6 @@
             </w:pPr>
             <w:r>
               <w:rPr>
-                <w:color w:val="FF0000"/>
                 <w:sz w:val="19"/>
                 <w:szCs w:val="19"/>
               </w:rPr>
@@ -5906,7 +5718,6 @@
             </w:pPr>
             <w:r>
               <w:rPr>
-                <w:color w:val="FF0000"/>
                 <w:sz w:val="19"/>
                 <w:szCs w:val="19"/>
               </w:rPr>
@@ -5936,7 +5747,6 @@
             </w:pPr>
             <w:r>
               <w:rPr>
-                <w:color w:val="FF0000"/>
                 <w:sz w:val="19"/>
                 <w:szCs w:val="19"/>
               </w:rPr>
@@ -5966,7 +5776,6 @@
             </w:pPr>
             <w:r>
               <w:rPr>
-                <w:color w:val="FF0000"/>
                 <w:sz w:val="19"/>
                 <w:szCs w:val="19"/>
               </w:rPr>
@@ -6001,7 +5810,6 @@
             </w:pPr>
             <w:r>
               <w:rPr>
-                <w:color w:val="FF0000"/>
                 <w:sz w:val="19"/>
                 <w:szCs w:val="19"/>
               </w:rPr>
@@ -6031,7 +5839,6 @@
             </w:pPr>
             <w:r>
               <w:rPr>
-                <w:color w:val="FF0000"/>
                 <w:sz w:val="19"/>
                 <w:szCs w:val="19"/>
               </w:rPr>
@@ -6061,7 +5868,6 @@
             </w:pPr>
             <w:r>
               <w:rPr>
-                <w:color w:val="FF0000"/>
                 <w:sz w:val="19"/>
                 <w:szCs w:val="19"/>
               </w:rPr>
@@ -6091,7 +5897,6 @@
             </w:pPr>
             <w:r>
               <w:rPr>
-                <w:color w:val="FF0000"/>
                 <w:sz w:val="19"/>
                 <w:szCs w:val="19"/>
               </w:rPr>
@@ -6121,7 +5926,6 @@
             </w:pPr>
             <w:r>
               <w:rPr>
-                <w:color w:val="FF0000"/>
                 <w:sz w:val="19"/>
                 <w:szCs w:val="19"/>
               </w:rPr>
@@ -6156,7 +5960,6 @@
             </w:pPr>
             <w:r>
               <w:rPr>
-                <w:color w:val="FF0000"/>
                 <w:sz w:val="19"/>
                 <w:szCs w:val="19"/>
               </w:rPr>
@@ -6186,7 +5989,6 @@
             </w:pPr>
             <w:r>
               <w:rPr>
-                <w:color w:val="FF0000"/>
                 <w:sz w:val="19"/>
                 <w:szCs w:val="19"/>
               </w:rPr>
@@ -6216,7 +6018,6 @@
             </w:pPr>
             <w:r>
               <w:rPr>
-                <w:color w:val="FF0000"/>
                 <w:sz w:val="19"/>
                 <w:szCs w:val="19"/>
               </w:rPr>
@@ -6246,7 +6047,6 @@
             </w:pPr>
             <w:r>
               <w:rPr>
-                <w:color w:val="FF0000"/>
                 <w:sz w:val="19"/>
                 <w:szCs w:val="19"/>
               </w:rPr>
@@ -6276,7 +6076,6 @@
             </w:pPr>
             <w:r>
               <w:rPr>
-                <w:color w:val="FF0000"/>
                 <w:sz w:val="19"/>
                 <w:szCs w:val="19"/>
               </w:rPr>
@@ -6311,7 +6110,6 @@
             </w:pPr>
             <w:r>
               <w:rPr>
-                <w:color w:val="FF0000"/>
                 <w:sz w:val="19"/>
                 <w:szCs w:val="19"/>
               </w:rPr>
@@ -6341,7 +6139,6 @@
             </w:pPr>
             <w:r>
               <w:rPr>
-                <w:color w:val="FF0000"/>
                 <w:sz w:val="19"/>
                 <w:szCs w:val="19"/>
               </w:rPr>
@@ -6371,7 +6168,6 @@
             </w:pPr>
             <w:r>
               <w:rPr>
-                <w:color w:val="FF0000"/>
                 <w:sz w:val="19"/>
                 <w:szCs w:val="19"/>
               </w:rPr>
@@ -6401,7 +6197,6 @@
             </w:pPr>
             <w:r>
               <w:rPr>
-                <w:color w:val="FF0000"/>
                 <w:sz w:val="19"/>
                 <w:szCs w:val="19"/>
               </w:rPr>
@@ -6431,7 +6226,6 @@
             </w:pPr>
             <w:r>
               <w:rPr>
-                <w:color w:val="FF0000"/>
                 <w:sz w:val="19"/>
                 <w:szCs w:val="19"/>
               </w:rPr>
@@ -6466,7 +6260,6 @@
             </w:pPr>
             <w:r>
               <w:rPr>
-                <w:color w:val="FF0000"/>
                 <w:sz w:val="19"/>
                 <w:szCs w:val="19"/>
               </w:rPr>
@@ -6496,7 +6289,6 @@
             </w:pPr>
             <w:r>
               <w:rPr>
-                <w:color w:val="FF0000"/>
                 <w:sz w:val="19"/>
                 <w:szCs w:val="19"/>
               </w:rPr>
@@ -6526,7 +6318,6 @@
             </w:pPr>
             <w:r>
               <w:rPr>
-                <w:color w:val="FF0000"/>
                 <w:sz w:val="19"/>
                 <w:szCs w:val="19"/>
               </w:rPr>
@@ -6556,7 +6347,6 @@
             </w:pPr>
             <w:r>
               <w:rPr>
-                <w:color w:val="FF0000"/>
                 <w:sz w:val="19"/>
                 <w:szCs w:val="19"/>
               </w:rPr>
@@ -6586,7 +6376,6 @@
             </w:pPr>
             <w:r>
               <w:rPr>
-                <w:color w:val="FF0000"/>
                 <w:sz w:val="19"/>
                 <w:szCs w:val="19"/>
               </w:rPr>
@@ -6621,7 +6410,6 @@
             </w:pPr>
             <w:r>
               <w:rPr>
-                <w:color w:val="FF0000"/>
                 <w:sz w:val="19"/>
                 <w:szCs w:val="19"/>
               </w:rPr>
@@ -6651,7 +6439,6 @@
             </w:pPr>
             <w:r>
               <w:rPr>
-                <w:color w:val="FF0000"/>
                 <w:sz w:val="19"/>
                 <w:szCs w:val="19"/>
               </w:rPr>
@@ -6681,7 +6468,6 @@
             </w:pPr>
             <w:r>
               <w:rPr>
-                <w:color w:val="FF0000"/>
                 <w:sz w:val="19"/>
                 <w:szCs w:val="19"/>
               </w:rPr>
@@ -6711,7 +6497,6 @@
             </w:pPr>
             <w:r>
               <w:rPr>
-                <w:color w:val="FF0000"/>
                 <w:sz w:val="19"/>
                 <w:szCs w:val="19"/>
               </w:rPr>
@@ -6741,7 +6526,6 @@
             </w:pPr>
             <w:r>
               <w:rPr>
-                <w:color w:val="FF0000"/>
                 <w:sz w:val="19"/>
                 <w:szCs w:val="19"/>
               </w:rPr>
@@ -6776,7 +6560,6 @@
             </w:pPr>
             <w:r>
               <w:rPr>
-                <w:color w:val="FF0000"/>
                 <w:sz w:val="19"/>
                 <w:szCs w:val="19"/>
               </w:rPr>
@@ -6806,7 +6589,6 @@
             </w:pPr>
             <w:r>
               <w:rPr>
-                <w:color w:val="FF0000"/>
                 <w:sz w:val="19"/>
                 <w:szCs w:val="19"/>
               </w:rPr>
@@ -6836,7 +6618,6 @@
             </w:pPr>
             <w:r>
               <w:rPr>
-                <w:color w:val="FF0000"/>
                 <w:sz w:val="19"/>
                 <w:szCs w:val="19"/>
               </w:rPr>
@@ -6866,7 +6647,6 @@
             </w:pPr>
             <w:r>
               <w:rPr>
-                <w:color w:val="FF0000"/>
                 <w:sz w:val="19"/>
                 <w:szCs w:val="19"/>
               </w:rPr>
@@ -6896,7 +6676,6 @@
             </w:pPr>
             <w:r>
               <w:rPr>
-                <w:color w:val="FF0000"/>
                 <w:sz w:val="19"/>
                 <w:szCs w:val="19"/>
               </w:rPr>
@@ -6931,7 +6710,6 @@
             </w:pPr>
             <w:r>
               <w:rPr>
-                <w:color w:val="FF0000"/>
                 <w:sz w:val="19"/>
                 <w:szCs w:val="19"/>
               </w:rPr>
@@ -6961,7 +6739,6 @@
             </w:pPr>
             <w:r>
               <w:rPr>
-                <w:color w:val="FF0000"/>
                 <w:sz w:val="19"/>
                 <w:szCs w:val="19"/>
               </w:rPr>
@@ -6991,7 +6768,6 @@
             </w:pPr>
             <w:r>
               <w:rPr>
-                <w:color w:val="FF0000"/>
                 <w:sz w:val="19"/>
                 <w:szCs w:val="19"/>
               </w:rPr>
@@ -7021,7 +6797,6 @@
             </w:pPr>
             <w:r>
               <w:rPr>
-                <w:color w:val="FF0000"/>
                 <w:sz w:val="19"/>
                 <w:szCs w:val="19"/>
               </w:rPr>
@@ -7051,7 +6826,6 @@
             </w:pPr>
             <w:r>
               <w:rPr>
-                <w:color w:val="FF0000"/>
                 <w:sz w:val="19"/>
                 <w:szCs w:val="19"/>
               </w:rPr>
@@ -7086,7 +6860,6 @@
             </w:pPr>
             <w:r>
               <w:rPr>
-                <w:color w:val="FF0000"/>
                 <w:sz w:val="19"/>
                 <w:szCs w:val="19"/>
               </w:rPr>
@@ -7116,7 +6889,6 @@
             </w:pPr>
             <w:r>
               <w:rPr>
-                <w:color w:val="FF0000"/>
                 <w:sz w:val="19"/>
                 <w:szCs w:val="19"/>
               </w:rPr>
@@ -7146,7 +6918,6 @@
             </w:pPr>
             <w:r>
               <w:rPr>
-                <w:color w:val="FF0000"/>
                 <w:sz w:val="19"/>
                 <w:szCs w:val="19"/>
               </w:rPr>
@@ -7176,7 +6947,6 @@
             </w:pPr>
             <w:r>
               <w:rPr>
-                <w:color w:val="FF0000"/>
                 <w:sz w:val="19"/>
                 <w:szCs w:val="19"/>
               </w:rPr>
@@ -7206,7 +6976,6 @@
             </w:pPr>
             <w:r>
               <w:rPr>
-                <w:color w:val="FF0000"/>
                 <w:sz w:val="19"/>
                 <w:szCs w:val="19"/>
               </w:rPr>
@@ -7241,7 +7010,6 @@
             </w:pPr>
             <w:r>
               <w:rPr>
-                <w:color w:val="FF0000"/>
                 <w:sz w:val="19"/>
                 <w:szCs w:val="19"/>
               </w:rPr>
@@ -7271,7 +7039,6 @@
             </w:pPr>
             <w:r>
               <w:rPr>
-                <w:color w:val="FF0000"/>
                 <w:sz w:val="19"/>
                 <w:szCs w:val="19"/>
               </w:rPr>
@@ -7301,7 +7068,6 @@
             </w:pPr>
             <w:r>
               <w:rPr>
-                <w:color w:val="FF0000"/>
                 <w:sz w:val="19"/>
                 <w:szCs w:val="19"/>
               </w:rPr>
@@ -7331,7 +7097,6 @@
             </w:pPr>
             <w:r>
               <w:rPr>
-                <w:color w:val="FF0000"/>
                 <w:sz w:val="19"/>
                 <w:szCs w:val="19"/>
               </w:rPr>
@@ -7361,7 +7126,6 @@
             </w:pPr>
             <w:r>
               <w:rPr>
-                <w:color w:val="FF0000"/>
                 <w:sz w:val="19"/>
                 <w:szCs w:val="19"/>
               </w:rPr>
@@ -7396,7 +7160,6 @@
             </w:pPr>
             <w:r>
               <w:rPr>
-                <w:color w:val="FF0000"/>
                 <w:sz w:val="19"/>
                 <w:szCs w:val="19"/>
               </w:rPr>
@@ -7426,7 +7189,6 @@
             </w:pPr>
             <w:r>
               <w:rPr>
-                <w:color w:val="FF0000"/>
                 <w:sz w:val="19"/>
                 <w:szCs w:val="19"/>
               </w:rPr>
@@ -7456,7 +7218,6 @@
             </w:pPr>
             <w:r>
               <w:rPr>
-                <w:color w:val="FF0000"/>
                 <w:sz w:val="19"/>
                 <w:szCs w:val="19"/>
               </w:rPr>
@@ -7486,7 +7247,6 @@
             </w:pPr>
             <w:r>
               <w:rPr>
-                <w:color w:val="FF0000"/>
                 <w:sz w:val="19"/>
                 <w:szCs w:val="19"/>
               </w:rPr>
@@ -7516,7 +7276,6 @@
             </w:pPr>
             <w:r>
               <w:rPr>
-                <w:color w:val="FF0000"/>
                 <w:sz w:val="19"/>
                 <w:szCs w:val="19"/>
               </w:rPr>
@@ -7536,9 +7295,6 @@
         <w:spacing w:after="160" w:line="340"/>
       </w:pPr>
       <w:r>
-        <w:rPr>
-          <w:color w:val="FF0000"/>
-        </w:rPr>
         <w:t xml:space="preserve">衝突の種類によって、慣れることで解決するもの（生活環境など）と、慣れても受け入れることが難しいもの（価値観や宗教など）があると考えられる。</w:t>
       </w:r>
     </w:p>
@@ -7549,7 +7305,7 @@
       </w:pPr>
       <w:r>
         <w:rPr>
-          <w:color w:val="FF0000"/>
+          <w:color w:val="595959"/>
           <w:sz w:val="26"/>
           <w:szCs w:val="26"/>
         </w:rPr>
@@ -7561,28 +7317,14 @@
         <w:spacing w:after="160" w:line="340"/>
       </w:pPr>
       <w:r>
-        <w:rPr>
-          <w:color w:val="FF0000"/>
-        </w:rPr>
-        <w:t xml:space="preserve">筆者と似たような経験をした留学経験者2〜3人に、1人30分程度の半構造化インタビュー（あらかじめ決めた質問をもとに、自由に話してもらう形式）を行う。対象は、ホームステイや途上国での生活などで、食事や宗教、生活環境の違いを経験した人とする。</w:t>
+        <w:t xml:space="preserve">筆者と似たような経験をした留学経験者2人に、1人30分程度のインタビュー（あらかじめ決めた質問をもとに、自由に話してもらう形式）を行う。対象は、ホームステイや途上国での生活などで、食事や宗教、生活環境の違いを経験した人とする。</w:t>
       </w:r>
+    </w:p>
+    <w:p>
+      <w:pPr>
+        <w:spacing w:after="160" w:line="340"/>
+      </w:pPr>
       <w:r>
-        <w:rPr>
-          <w:b/>
-          <w:bCs/>
-          <w:color w:val="FF0000"/>
-        </w:rPr>
-        <w:t xml:space="preserve">【要相談：協力者の人数と条件】</w:t>
-      </w:r>
-    </w:p>
-    <w:p>
-      <w:pPr>
-        <w:spacing w:after="160" w:line="340"/>
-      </w:pPr>
-      <w:r>
-        <w:rPr>
-          <w:color w:val="FF0000"/>
-        </w:rPr>
         <w:t xml:space="preserve">質問項目は次の4つとする。</w:t>
       </w:r>
     </w:p>
@@ -7596,9 +7338,6 @@
         <w:spacing w:after="80" w:line="320"/>
       </w:pPr>
       <w:r>
-        <w:rPr>
-          <w:color w:val="FF0000"/>
-        </w:rPr>
         <w:t xml:space="preserve">留学中に一番戸惑ったことは何か。それはいつ頃だったか。</w:t>
       </w:r>
     </w:p>
@@ -7612,9 +7351,6 @@
         <w:spacing w:after="80" w:line="320"/>
       </w:pPr>
       <w:r>
-        <w:rPr>
-          <w:color w:val="FF0000"/>
-        </w:rPr>
         <w:t xml:space="preserve">それをどう乗り越えたか（乗り越えられなかった場合は、どう向き合ったか）。</w:t>
       </w:r>
     </w:p>
@@ -7628,9 +7364,6 @@
         <w:spacing w:after="80" w:line="320"/>
       </w:pPr>
       <w:r>
-        <w:rPr>
-          <w:color w:val="FF0000"/>
-        </w:rPr>
         <w:t xml:space="preserve">留学中に「初めてやったこと」で、印象に残っていることは何か。</w:t>
       </w:r>
     </w:p>
@@ -7644,9 +7377,6 @@
         <w:spacing w:after="80" w:line="320"/>
       </w:pPr>
       <w:r>
-        <w:rPr>
-          <w:color w:val="FF0000"/>
-        </w:rPr>
         <w:t xml:space="preserve">それによって、気持ちや考え方はどう変わったか。</w:t>
       </w:r>
     </w:p>
@@ -7657,7 +7387,7 @@
       </w:pPr>
       <w:r>
         <w:rPr>
-          <w:color w:val="FF0000"/>
+          <w:color w:val="595959"/>
           <w:sz w:val="26"/>
           <w:szCs w:val="26"/>
         </w:rPr>
@@ -7669,9 +7399,6 @@
         <w:spacing w:after="160" w:line="340"/>
       </w:pPr>
       <w:r>
-        <w:rPr>
-          <w:color w:val="FF0000"/>
-        </w:rPr>
         <w:t xml:space="preserve">分析は、次の3つの手順で行う。</w:t>
       </w:r>
     </w:p>
@@ -7685,9 +7412,6 @@
         <w:spacing w:after="80" w:line="320"/>
       </w:pPr>
       <w:r>
-        <w:rPr>
-          <w:color w:val="FF0000"/>
-        </w:rPr>
         <w:t xml:space="preserve">筆者の経験を時期ごとに並べ、異文化適応の段階に当てはめて、気持ちや考え方がどのように変化したのかを整理する。</w:t>
       </w:r>
     </w:p>
@@ -7701,9 +7425,6 @@
         <w:spacing w:after="80" w:line="320"/>
       </w:pPr>
       <w:r>
-        <w:rPr>
-          <w:color w:val="FF0000"/>
-        </w:rPr>
         <w:t xml:space="preserve">2.7で示した仮説の4段階（ハードルが下がる、自信がつく、戸惑いが挑戦の材料になる、人とのつながりが増える）が、筆者の経験の中に見られるかを確かめる。</w:t>
       </w:r>
     </w:p>
@@ -7717,9 +7438,6 @@
         <w:spacing w:after="80" w:line="320"/>
       </w:pPr>
       <w:r>
-        <w:rPr>
-          <w:color w:val="FF0000"/>
-        </w:rPr>
         <w:t xml:space="preserve">楽しさに変わった経験と、受け入れられなかった経験を比べ、何が分かれ道になったのかを考察する。インタビューの内容とも比べ、共通する点と異なる点を整理する。</w:t>
       </w:r>
     </w:p>
@@ -7730,7 +7448,7 @@
       </w:pPr>
       <w:r>
         <w:rPr>
-          <w:color w:val="FF0000"/>
+          <w:color w:val="595959"/>
           <w:sz w:val="26"/>
           <w:szCs w:val="26"/>
         </w:rPr>
@@ -7742,28 +7460,16 @@
         <w:spacing w:after="160" w:line="340"/>
       </w:pPr>
       <w:r>
-        <w:rPr>
-          <w:color w:val="FF0000"/>
-        </w:rPr>
         <w:t xml:space="preserve">インタビューの協力者には、研究の目的とデータの扱いについて説明し、同意を得たうえで行う。論文では協力者の名前を記号（A、B…）に置き換え、個人が特定されないように配慮する。また、途中で協力をやめても不利益はないことを伝える。</w:t>
       </w:r>
+    </w:p>
+    <w:p>
+      <w:pPr>
+        <w:keepNext/>
+        <w:spacing w:after="280" w:before="480"/>
+      </w:pPr>
       <w:r>
         <w:rPr>
-          <w:b/>
-          <w:bCs/>
-          <w:color w:val="FF0000"/>
-        </w:rPr>
-        <w:t xml:space="preserve">【要確認：大学に倫理審査の手続きがあるか】</w:t>
-      </w:r>
-    </w:p>
-    <w:p>
-      <w:pPr>
-        <w:keepNext/>
-        <w:spacing w:after="280" w:before="480"/>
-      </w:pPr>
-      <w:r>
-        <w:rPr>
-          <w:color w:val="FF0000"/>
           <w:sz w:val="32"/>
           <w:szCs w:val="32"/>
         </w:rPr>
@@ -7775,9 +7481,6 @@
         <w:spacing w:after="160" w:line="340"/>
       </w:pPr>
       <w:r>
-        <w:rPr>
-          <w:color w:val="FF0000"/>
-        </w:rPr>
         <w:t xml:space="preserve">本章では、筆者自身の記録として、自己紹介と留学のターニングポイントを示したうえで、カンボジア、フィジー、ベトナムでの海外経験をまとめる。</w:t>
       </w:r>
     </w:p>
@@ -7788,7 +7491,7 @@
       </w:pPr>
       <w:r>
         <w:rPr>
-          <w:color w:val="FF0000"/>
+          <w:color w:val="595959"/>
           <w:sz w:val="26"/>
           <w:szCs w:val="26"/>
         </w:rPr>
@@ -7803,7 +7506,6 @@
         <w:rPr>
           <w:b/>
           <w:bCs/>
-          <w:color w:val="FF0000"/>
         </w:rPr>
         <w:t xml:space="preserve">【記入：自己紹介（生まれ育った環境、海外に興味を持ったきっかけ、留学を決めた理由など）】</w:t>
       </w:r>
@@ -7813,9 +7515,6 @@
         <w:spacing w:after="160" w:line="340"/>
       </w:pPr>
       <w:r>
-        <w:rPr>
-          <w:color w:val="FF0000"/>
-        </w:rPr>
         <w:t xml:space="preserve">筆者の海外経験は、次のとおりである。</w:t>
       </w:r>
     </w:p>
@@ -7867,7 +7566,6 @@
               <w:rPr>
                 <w:b/>
                 <w:bCs/>
-                <w:color w:val="FF0000"/>
                 <w:sz w:val="19"/>
                 <w:szCs w:val="19"/>
               </w:rPr>
@@ -7900,7 +7598,6 @@
               <w:rPr>
                 <w:b/>
                 <w:bCs/>
-                <w:color w:val="FF0000"/>
                 <w:sz w:val="19"/>
                 <w:szCs w:val="19"/>
               </w:rPr>
@@ -7933,7 +7630,6 @@
               <w:rPr>
                 <w:b/>
                 <w:bCs/>
-                <w:color w:val="FF0000"/>
                 <w:sz w:val="19"/>
                 <w:szCs w:val="19"/>
               </w:rPr>
@@ -7966,7 +7662,6 @@
               <w:rPr>
                 <w:b/>
                 <w:bCs/>
-                <w:color w:val="FF0000"/>
                 <w:sz w:val="19"/>
                 <w:szCs w:val="19"/>
               </w:rPr>
@@ -8001,11 +7696,10 @@
             </w:pPr>
             <w:r>
               <w:rPr>
-                <w:color w:val="FF0000"/>
-                <w:sz w:val="19"/>
-                <w:szCs w:val="19"/>
-              </w:rPr>
-              <w:t xml:space="preserve">【記入】</w:t>
+                <w:sz w:val="19"/>
+                <w:szCs w:val="19"/>
+              </w:rPr>
+              <w:t xml:space="preserve">2014年9月から2015年8月</w:t>
             </w:r>
           </w:p>
         </w:tc>
@@ -8031,7 +7725,6 @@
             </w:pPr>
             <w:r>
               <w:rPr>
-                <w:color w:val="FF0000"/>
                 <w:sz w:val="19"/>
                 <w:szCs w:val="19"/>
               </w:rPr>
@@ -8061,11 +7754,10 @@
             </w:pPr>
             <w:r>
               <w:rPr>
-                <w:color w:val="FF0000"/>
-                <w:sz w:val="19"/>
-                <w:szCs w:val="19"/>
-              </w:rPr>
-              <w:t xml:space="preserve">【記入】</w:t>
+                <w:sz w:val="19"/>
+                <w:szCs w:val="19"/>
+              </w:rPr>
+              <w:t xml:space="preserve">約1年・（両親の都合による帯同）</w:t>
             </w:r>
           </w:p>
         </w:tc>
@@ -8091,11 +7783,10 @@
             </w:pPr>
             <w:r>
               <w:rPr>
-                <w:color w:val="FF0000"/>
-                <w:sz w:val="19"/>
-                <w:szCs w:val="19"/>
-              </w:rPr>
-              <w:t xml:space="preserve">【記入】</w:t>
+                <w:sz w:val="19"/>
+                <w:szCs w:val="19"/>
+              </w:rPr>
+              <w:t xml:space="preserve">プノンペン日本人学校一期生として、通学</w:t>
             </w:r>
           </w:p>
         </w:tc>
@@ -8126,7 +7817,6 @@
             </w:pPr>
             <w:r>
               <w:rPr>
-                <w:color w:val="FF0000"/>
                 <w:sz w:val="19"/>
                 <w:szCs w:val="19"/>
               </w:rPr>
@@ -8156,7 +7846,6 @@
             </w:pPr>
             <w:r>
               <w:rPr>
-                <w:color w:val="FF0000"/>
                 <w:sz w:val="19"/>
                 <w:szCs w:val="19"/>
               </w:rPr>
@@ -8189,15 +7878,7 @@
                 <w:sz w:val="19"/>
                 <w:szCs w:val="19"/>
               </w:rPr>
-              <w:t xml:space="preserve">約2年6か月</w:t>
-            </w:r>
-            <w:r>
-              <w:rPr>
-                <w:color w:val="FF0000"/>
-                <w:sz w:val="19"/>
-                <w:szCs w:val="19"/>
-              </w:rPr>
-              <w:t xml:space="preserve">・留学（高校）</w:t>
+              <w:t xml:space="preserve">約2年6か月・留学（高校）</w:t>
             </w:r>
           </w:p>
         </w:tc>
@@ -8223,7 +7904,6 @@
             </w:pPr>
             <w:r>
               <w:rPr>
-                <w:color w:val="FF0000"/>
                 <w:sz w:val="19"/>
                 <w:szCs w:val="19"/>
               </w:rPr>
@@ -8258,7 +7938,6 @@
             </w:pPr>
             <w:r>
               <w:rPr>
-                <w:color w:val="FF0000"/>
                 <w:sz w:val="19"/>
                 <w:szCs w:val="19"/>
               </w:rPr>
@@ -8288,7 +7967,6 @@
             </w:pPr>
             <w:r>
               <w:rPr>
-                <w:color w:val="FF0000"/>
                 <w:sz w:val="19"/>
                 <w:szCs w:val="19"/>
               </w:rPr>
@@ -8318,7 +7996,6 @@
             </w:pPr>
             <w:r>
               <w:rPr>
-                <w:color w:val="FF0000"/>
                 <w:sz w:val="19"/>
                 <w:szCs w:val="19"/>
               </w:rPr>
@@ -8348,7 +8025,6 @@
             </w:pPr>
             <w:r>
               <w:rPr>
-                <w:color w:val="FF0000"/>
                 <w:sz w:val="19"/>
                 <w:szCs w:val="19"/>
               </w:rPr>
@@ -8371,7 +8047,6 @@
         <w:rPr>
           <w:b/>
           <w:bCs/>
-          <w:color w:val="FF0000"/>
         </w:rPr>
         <w:t xml:space="preserve">【記入：留学のターニングポイント（気持ちや考え方が大きく変わった出来事）を、日付とともに3〜5つ挙げる。例：「何とかなるマインド」に切り替えたとき、インド系の人の結婚式に参加し「今しかできない経験をしよう」と思ったとき、スパイスの配合を試したとき、コロナ禍のロックダウン、高校時代の後悔からベトナムでは「受け入れる、楽しむ」を目的にしたことなど】</w:t>
       </w:r>
@@ -8383,7 +8058,7 @@
       </w:pPr>
       <w:r>
         <w:rPr>
-          <w:color w:val="FF0000"/>
+          <w:color w:val="595959"/>
           <w:sz w:val="26"/>
           <w:szCs w:val="26"/>
         </w:rPr>
@@ -8398,7 +8073,6 @@
         <w:rPr>
           <w:b/>
           <w:bCs/>
-          <w:color w:val="FF0000"/>
         </w:rPr>
         <w:t xml:space="preserve">【記入：カンボジアでの経験（時期・期間・目的、初めてやったこと、戸惑ったこと、その後のフィジー留学につながったこと）】</w:t>
       </w:r>
@@ -8410,7 +8084,7 @@
       </w:pPr>
       <w:r>
         <w:rPr>
-          <w:color w:val="FF0000"/>
+          <w:color w:val="595959"/>
           <w:sz w:val="26"/>
           <w:szCs w:val="26"/>
         </w:rPr>
@@ -8422,29 +8096,14 @@
         <w:spacing w:after="160" w:line="340"/>
       </w:pPr>
       <w:r>
-        <w:rPr>
-          <w:color w:val="FF0000"/>
-        </w:rPr>
-        <w:t xml:space="preserve">筆者は高校生のときに、2019年5月8日から2021年11月26日までの</w:t>
+        <w:t xml:space="preserve">筆者は高校生のときに、2019年5月8日から2021年11月26日までの約2年6か月、フィジーに留学した。2020年以降はコロナ禍と重なり、コロナ禍のロックダウンや2週間の隔離も経験した。</w:t>
       </w:r>
+    </w:p>
+    <w:p>
+      <w:pPr>
+        <w:spacing w:after="160" w:line="340"/>
+      </w:pPr>
       <w:r>
-        <w:t xml:space="preserve">約2年6か月</w:t>
-      </w:r>
-      <w:r>
-        <w:rPr>
-          <w:color w:val="FF0000"/>
-        </w:rPr>
-        <w:t xml:space="preserve">、フィジーに留学した。2020年以降はコロナ禍と重なり、コロナ禍のロックダウンや2週間の隔離も経験した。</w:t>
-      </w:r>
-    </w:p>
-    <w:p>
-      <w:pPr>
-        <w:spacing w:after="160" w:line="340"/>
-      </w:pPr>
-      <w:r>
-        <w:rPr>
-          <w:color w:val="FF0000"/>
-        </w:rPr>
         <w:t xml:space="preserve">滞在中に初めてやったこと・知ったこと・感じたことは、全部で144項目あった（8.5）。種類ごとに分けると次のようになる。</w:t>
       </w:r>
     </w:p>
@@ -8495,7 +8154,6 @@
               <w:rPr>
                 <w:b/>
                 <w:bCs/>
-                <w:color w:val="FF0000"/>
                 <w:sz w:val="19"/>
                 <w:szCs w:val="19"/>
               </w:rPr>
@@ -8528,7 +8186,6 @@
               <w:rPr>
                 <w:b/>
                 <w:bCs/>
-                <w:color w:val="FF0000"/>
                 <w:sz w:val="19"/>
                 <w:szCs w:val="19"/>
               </w:rPr>
@@ -8561,7 +8218,6 @@
               <w:rPr>
                 <w:b/>
                 <w:bCs/>
-                <w:color w:val="FF0000"/>
                 <w:sz w:val="19"/>
                 <w:szCs w:val="19"/>
               </w:rPr>
@@ -8596,7 +8252,6 @@
             </w:pPr>
             <w:r>
               <w:rPr>
-                <w:color w:val="FF0000"/>
                 <w:sz w:val="19"/>
                 <w:szCs w:val="19"/>
               </w:rPr>
@@ -8626,7 +8281,6 @@
             </w:pPr>
             <w:r>
               <w:rPr>
-                <w:color w:val="FF0000"/>
                 <w:sz w:val="19"/>
                 <w:szCs w:val="19"/>
               </w:rPr>
@@ -8656,7 +8310,6 @@
             </w:pPr>
             <w:r>
               <w:rPr>
-                <w:color w:val="FF0000"/>
                 <w:sz w:val="19"/>
                 <w:szCs w:val="19"/>
               </w:rPr>
@@ -8691,7 +8344,6 @@
             </w:pPr>
             <w:r>
               <w:rPr>
-                <w:color w:val="FF0000"/>
                 <w:sz w:val="19"/>
                 <w:szCs w:val="19"/>
               </w:rPr>
@@ -8721,7 +8373,6 @@
             </w:pPr>
             <w:r>
               <w:rPr>
-                <w:color w:val="FF0000"/>
                 <w:sz w:val="19"/>
                 <w:szCs w:val="19"/>
               </w:rPr>
@@ -8751,7 +8402,6 @@
             </w:pPr>
             <w:r>
               <w:rPr>
-                <w:color w:val="FF0000"/>
                 <w:sz w:val="19"/>
                 <w:szCs w:val="19"/>
               </w:rPr>
@@ -8786,7 +8436,6 @@
             </w:pPr>
             <w:r>
               <w:rPr>
-                <w:color w:val="FF0000"/>
                 <w:sz w:val="19"/>
                 <w:szCs w:val="19"/>
               </w:rPr>
@@ -8816,7 +8465,6 @@
             </w:pPr>
             <w:r>
               <w:rPr>
-                <w:color w:val="FF0000"/>
                 <w:sz w:val="19"/>
                 <w:szCs w:val="19"/>
               </w:rPr>
@@ -8846,7 +8494,6 @@
             </w:pPr>
             <w:r>
               <w:rPr>
-                <w:color w:val="FF0000"/>
                 <w:sz w:val="19"/>
                 <w:szCs w:val="19"/>
               </w:rPr>
@@ -8881,7 +8528,6 @@
             </w:pPr>
             <w:r>
               <w:rPr>
-                <w:color w:val="FF0000"/>
                 <w:sz w:val="19"/>
                 <w:szCs w:val="19"/>
               </w:rPr>
@@ -8911,7 +8557,6 @@
             </w:pPr>
             <w:r>
               <w:rPr>
-                <w:color w:val="FF0000"/>
                 <w:sz w:val="19"/>
                 <w:szCs w:val="19"/>
               </w:rPr>
@@ -8941,7 +8586,6 @@
             </w:pPr>
             <w:r>
               <w:rPr>
-                <w:color w:val="FF0000"/>
                 <w:sz w:val="19"/>
                 <w:szCs w:val="19"/>
               </w:rPr>
@@ -8976,7 +8620,6 @@
             </w:pPr>
             <w:r>
               <w:rPr>
-                <w:color w:val="FF0000"/>
                 <w:sz w:val="19"/>
                 <w:szCs w:val="19"/>
               </w:rPr>
@@ -9006,7 +8649,6 @@
             </w:pPr>
             <w:r>
               <w:rPr>
-                <w:color w:val="FF0000"/>
                 <w:sz w:val="19"/>
                 <w:szCs w:val="19"/>
               </w:rPr>
@@ -9036,7 +8678,6 @@
             </w:pPr>
             <w:r>
               <w:rPr>
-                <w:color w:val="FF0000"/>
                 <w:sz w:val="19"/>
                 <w:szCs w:val="19"/>
               </w:rPr>
@@ -9071,7 +8712,6 @@
             </w:pPr>
             <w:r>
               <w:rPr>
-                <w:color w:val="FF0000"/>
                 <w:sz w:val="19"/>
                 <w:szCs w:val="19"/>
               </w:rPr>
@@ -9101,7 +8741,6 @@
             </w:pPr>
             <w:r>
               <w:rPr>
-                <w:color w:val="FF0000"/>
                 <w:sz w:val="19"/>
                 <w:szCs w:val="19"/>
               </w:rPr>
@@ -9131,7 +8770,6 @@
             </w:pPr>
             <w:r>
               <w:rPr>
-                <w:color w:val="FF0000"/>
                 <w:sz w:val="19"/>
                 <w:szCs w:val="19"/>
               </w:rPr>
@@ -9166,7 +8804,6 @@
             </w:pPr>
             <w:r>
               <w:rPr>
-                <w:color w:val="FF0000"/>
                 <w:sz w:val="19"/>
                 <w:szCs w:val="19"/>
               </w:rPr>
@@ -9196,7 +8833,6 @@
             </w:pPr>
             <w:r>
               <w:rPr>
-                <w:color w:val="FF0000"/>
                 <w:sz w:val="19"/>
                 <w:szCs w:val="19"/>
               </w:rPr>
@@ -9226,7 +8862,6 @@
             </w:pPr>
             <w:r>
               <w:rPr>
-                <w:color w:val="FF0000"/>
                 <w:sz w:val="19"/>
                 <w:szCs w:val="19"/>
               </w:rPr>
@@ -9261,7 +8896,6 @@
             </w:pPr>
             <w:r>
               <w:rPr>
-                <w:color w:val="FF0000"/>
                 <w:sz w:val="19"/>
                 <w:szCs w:val="19"/>
               </w:rPr>
@@ -9291,7 +8925,6 @@
             </w:pPr>
             <w:r>
               <w:rPr>
-                <w:color w:val="FF0000"/>
                 <w:sz w:val="19"/>
                 <w:szCs w:val="19"/>
               </w:rPr>
@@ -9321,7 +8954,6 @@
             </w:pPr>
             <w:r>
               <w:rPr>
-                <w:color w:val="FF0000"/>
                 <w:sz w:val="19"/>
                 <w:szCs w:val="19"/>
               </w:rPr>
@@ -9356,7 +8988,6 @@
             </w:pPr>
             <w:r>
               <w:rPr>
-                <w:color w:val="FF0000"/>
                 <w:sz w:val="19"/>
                 <w:szCs w:val="19"/>
               </w:rPr>
@@ -9386,7 +9017,6 @@
             </w:pPr>
             <w:r>
               <w:rPr>
-                <w:color w:val="FF0000"/>
                 <w:sz w:val="19"/>
                 <w:szCs w:val="19"/>
               </w:rPr>
@@ -9416,7 +9046,6 @@
             </w:pPr>
             <w:r>
               <w:rPr>
-                <w:color w:val="FF0000"/>
                 <w:sz w:val="19"/>
                 <w:szCs w:val="19"/>
               </w:rPr>
@@ -9451,7 +9080,6 @@
             </w:pPr>
             <w:r>
               <w:rPr>
-                <w:color w:val="FF0000"/>
                 <w:sz w:val="19"/>
                 <w:szCs w:val="19"/>
               </w:rPr>
@@ -9481,7 +9109,6 @@
             </w:pPr>
             <w:r>
               <w:rPr>
-                <w:color w:val="FF0000"/>
                 <w:sz w:val="19"/>
                 <w:szCs w:val="19"/>
               </w:rPr>
@@ -9511,7 +9138,6 @@
             </w:pPr>
             <w:r>
               <w:rPr>
-                <w:color w:val="FF0000"/>
                 <w:sz w:val="19"/>
                 <w:szCs w:val="19"/>
               </w:rPr>
@@ -9531,9 +9157,6 @@
         <w:spacing w:after="160" w:line="340"/>
       </w:pPr>
       <w:r>
-        <w:rPr>
-          <w:color w:val="FF0000"/>
-        </w:rPr>
         <w:t xml:space="preserve">この一覧から、次の4つのことが見えてくる。</w:t>
       </w:r>
     </w:p>
@@ -9542,9 +9165,6 @@
         <w:spacing w:after="160" w:line="340"/>
       </w:pPr>
       <w:r>
-        <w:rPr>
-          <w:color w:val="FF0000"/>
-        </w:rPr>
         <w:t xml:space="preserve">第一に、衝突がいちばん多かったのは「食」と「生活環境」であり、全体の約4割を占める。これは、6.2で示した「フィジーでは食事や日常生活の場面で衝突が起きやすい」という予想と一致する。</w:t>
       </w:r>
     </w:p>
@@ -9553,9 +9173,6 @@
         <w:spacing w:after="160" w:line="340"/>
       </w:pPr>
       <w:r>
-        <w:rPr>
-          <w:color w:val="FF0000"/>
-        </w:rPr>
         <w:t xml:space="preserve">第二に、同じテーマの中で、経験が「やった → 知った → 慣れた → 価値観が変わった」と深まっていく様子が見られる。食事では、まず手でご飯を食べてみることから始まり、インド系の人は片手で食べることや、ご飯とおかずを手で混ぜて食べることを知り、最終的には「フォークより手で食べるほうが簡単」だと理解するに至った。生活の面でも、スーパーの値段を覚え、1か月のお金の管理ができるようになるなど、初めてのことが日常へと変わっていった。そして、「日本って幸せだ」「田舎も悪くない」と感じたり、物をみんなで共有する「ケレケレ」の文化から本当の幸せについて考えたりと、価値観の変化にまでつながっている。これは、「初めて」の積み重ねが前向きな気持ちにつながるという仮説を支えるものである。</w:t>
       </w:r>
     </w:p>
@@ -9564,9 +9181,6 @@
         <w:spacing w:after="160" w:line="340"/>
       </w:pPr>
       <w:r>
-        <w:rPr>
-          <w:color w:val="FF0000"/>
-        </w:rPr>
         <w:t xml:space="preserve">第三に、受け入れにくかった経験は、文化の習慣そのものよりも、人・安全・健康に関わるものが多い。ヒンディー語で悪口を言われる、中指を立てられる、バスの外から唾をかけられる、犬に噛まれる、病気になる、コロナ禍のロックダウンで心細くなるといった経験である。一方、手で食べることやお祈り、肉を食べない期間などの食や宗教の習慣は、多くが楽しい経験や新しい発見として記録されている。ただし羊の解体のように、命に関わる価値観の違いは、習慣であっても受け入れにくい。このことから、習慣の違いは「初めて」として楽しさに変わりやすいが、人からの敵意や危険、命に関わる価値観の違いは楽しさに変わりにくいと考えられる。</w:t>
       </w:r>
     </w:p>
@@ -9575,9 +9189,6 @@
         <w:spacing w:after="160" w:line="340"/>
       </w:pPr>
       <w:r>
-        <w:rPr>
-          <w:color w:val="FF0000"/>
-        </w:rPr>
         <w:t xml:space="preserve">第四に、筆者は留学を振り返り、「とりあえずやってみよう精神から、物事を楽観的に考えられるようになった」「インド系とフィジー系という、人種も宗教も違う人々が一つの国で互いを尊重し合う姿から、多様性を認める力が育った」とまとめている。これは、本研究でいう「文化を楽しむ力」、すなわち違いがあっても自分なりの向き合い方を見つけて過ごせる力にあたると言える。</w:t>
       </w:r>
     </w:p>
@@ -9586,9 +9197,6 @@
         <w:spacing w:after="160" w:line="340"/>
       </w:pPr>
       <w:r>
-        <w:rPr>
-          <w:color w:val="FF0000"/>
-        </w:rPr>
         <w:t xml:space="preserve">一方で、筆者はフィジー留学を終えたとき、「もっと異文化を楽しんで、受け入れていたら」という後悔も感じていた。144項目もの「初めて」を経験しながらも、すべてを楽しみ、受け入れられたわけではなかったのである。この後悔が、次のベトナム留学で「現地のものを受け入れる、楽しむ」ことを目的にするきっかけとなった（8.4）。</w:t>
       </w:r>
     </w:p>
@@ -9600,7 +9208,6 @@
         <w:rPr>
           <w:b/>
           <w:bCs/>
-          <w:color w:val="FF0000"/>
         </w:rPr>
         <w:t xml:space="preserve">【要確認：主な経験がいつ頃（2019年・2020年・2021年）のものかがわかると、段階ごとの変化をより詳しく分析できる】</w:t>
       </w:r>
@@ -9612,7 +9219,7 @@
       </w:pPr>
       <w:r>
         <w:rPr>
-          <w:color w:val="FF0000"/>
+          <w:color w:val="595959"/>
           <w:sz w:val="26"/>
           <w:szCs w:val="26"/>
         </w:rPr>
@@ -9624,9 +9231,6 @@
         <w:spacing w:after="160" w:line="340"/>
       </w:pPr>
       <w:r>
-        <w:rPr>
-          <w:color w:val="FF0000"/>
-        </w:rPr>
         <w:t xml:space="preserve">筆者は大学2年生のとき、大学の協定校派遣留学として、ベトナムのホーチミンにあるFPT大学に、2023年8月31日から12月11日までの約3ヶ月間留学した。9月5日から授業が始まった。留学中は毎月、大学に「日常報告書」を提出しており、本節はその内容をもとにまとめる。</w:t>
       </w:r>
     </w:p>
@@ -9638,7 +9242,6 @@
         <w:rPr>
           <w:b/>
           <w:bCs/>
-          <w:color w:val="FF0000"/>
         </w:rPr>
         <w:t xml:space="preserve">留学の目的と意識していたこと</w:t>
       </w:r>
@@ -9648,9 +9251,6 @@
         <w:spacing w:after="160" w:line="340"/>
       </w:pPr>
       <w:r>
-        <w:rPr>
-          <w:color w:val="FF0000"/>
-        </w:rPr>
         <w:t xml:space="preserve">筆者は二度目の長期留学にあたり、フィジー留学で感じた「もっと異文化を楽しんで、受け入れていたら」という後悔から、「現地のものを受け入れる、楽しむ」ことを目的とした。そのうえで、「深く考えずに挑戦すること」「たくさん笑うこと」「自分からどんどん受け入れる姿勢を作ること」「わからないことは聞くこと」「とりあえずやってみること」「刺激を求めにいくこと」「最低限のベトナム語を話せるようになること」を意識して過ごした。</w:t>
       </w:r>
     </w:p>
@@ -9662,7 +9262,6 @@
         <w:rPr>
           <w:b/>
           <w:bCs/>
-          <w:color w:val="FF0000"/>
         </w:rPr>
         <w:t xml:space="preserve">時期ごとの出来事</w:t>
       </w:r>
@@ -9715,7 +9314,6 @@
               <w:rPr>
                 <w:b/>
                 <w:bCs/>
-                <w:color w:val="FF0000"/>
                 <w:sz w:val="19"/>
                 <w:szCs w:val="19"/>
               </w:rPr>
@@ -9748,7 +9346,6 @@
               <w:rPr>
                 <w:b/>
                 <w:bCs/>
-                <w:color w:val="FF0000"/>
                 <w:sz w:val="19"/>
                 <w:szCs w:val="19"/>
               </w:rPr>
@@ -9781,7 +9378,6 @@
               <w:rPr>
                 <w:b/>
                 <w:bCs/>
-                <w:color w:val="FF0000"/>
                 <w:sz w:val="19"/>
                 <w:szCs w:val="19"/>
               </w:rPr>
@@ -9814,7 +9410,6 @@
               <w:rPr>
                 <w:b/>
                 <w:bCs/>
-                <w:color w:val="FF0000"/>
                 <w:sz w:val="19"/>
                 <w:szCs w:val="19"/>
               </w:rPr>
@@ -9849,7 +9444,6 @@
             </w:pPr>
             <w:r>
               <w:rPr>
-                <w:color w:val="FF0000"/>
                 <w:sz w:val="19"/>
                 <w:szCs w:val="19"/>
               </w:rPr>
@@ -9879,7 +9473,6 @@
             </w:pPr>
             <w:r>
               <w:rPr>
-                <w:color w:val="FF0000"/>
                 <w:sz w:val="19"/>
                 <w:szCs w:val="19"/>
               </w:rPr>
@@ -9909,7 +9502,6 @@
             </w:pPr>
             <w:r>
               <w:rPr>
-                <w:color w:val="FF0000"/>
                 <w:sz w:val="19"/>
                 <w:szCs w:val="19"/>
               </w:rPr>
@@ -9939,7 +9531,6 @@
             </w:pPr>
             <w:r>
               <w:rPr>
-                <w:color w:val="FF0000"/>
                 <w:sz w:val="19"/>
                 <w:szCs w:val="19"/>
               </w:rPr>
@@ -9974,7 +9565,6 @@
             </w:pPr>
             <w:r>
               <w:rPr>
-                <w:color w:val="FF0000"/>
                 <w:sz w:val="19"/>
                 <w:szCs w:val="19"/>
               </w:rPr>
@@ -10004,7 +9594,6 @@
             </w:pPr>
             <w:r>
               <w:rPr>
-                <w:color w:val="FF0000"/>
                 <w:sz w:val="19"/>
                 <w:szCs w:val="19"/>
               </w:rPr>
@@ -10034,7 +9623,6 @@
             </w:pPr>
             <w:r>
               <w:rPr>
-                <w:color w:val="FF0000"/>
                 <w:sz w:val="19"/>
                 <w:szCs w:val="19"/>
               </w:rPr>
@@ -10064,7 +9652,6 @@
             </w:pPr>
             <w:r>
               <w:rPr>
-                <w:color w:val="FF0000"/>
                 <w:sz w:val="19"/>
                 <w:szCs w:val="19"/>
               </w:rPr>
@@ -10099,7 +9686,6 @@
             </w:pPr>
             <w:r>
               <w:rPr>
-                <w:color w:val="FF0000"/>
                 <w:sz w:val="19"/>
                 <w:szCs w:val="19"/>
               </w:rPr>
@@ -10129,7 +9715,6 @@
             </w:pPr>
             <w:r>
               <w:rPr>
-                <w:color w:val="FF0000"/>
                 <w:sz w:val="19"/>
                 <w:szCs w:val="19"/>
               </w:rPr>
@@ -10159,7 +9744,6 @@
             </w:pPr>
             <w:r>
               <w:rPr>
-                <w:color w:val="FF0000"/>
                 <w:sz w:val="19"/>
                 <w:szCs w:val="19"/>
               </w:rPr>
@@ -10189,7 +9773,6 @@
             </w:pPr>
             <w:r>
               <w:rPr>
-                <w:color w:val="FF0000"/>
                 <w:sz w:val="19"/>
                 <w:szCs w:val="19"/>
               </w:rPr>
@@ -10224,7 +9807,6 @@
             </w:pPr>
             <w:r>
               <w:rPr>
-                <w:color w:val="FF0000"/>
                 <w:sz w:val="19"/>
                 <w:szCs w:val="19"/>
               </w:rPr>
@@ -10254,7 +9836,6 @@
             </w:pPr>
             <w:r>
               <w:rPr>
-                <w:color w:val="FF0000"/>
                 <w:sz w:val="19"/>
                 <w:szCs w:val="19"/>
               </w:rPr>
@@ -10284,7 +9865,6 @@
             </w:pPr>
             <w:r>
               <w:rPr>
-                <w:color w:val="FF0000"/>
                 <w:sz w:val="19"/>
                 <w:szCs w:val="19"/>
               </w:rPr>
@@ -10314,7 +9894,6 @@
             </w:pPr>
             <w:r>
               <w:rPr>
-                <w:color w:val="FF0000"/>
                 <w:sz w:val="19"/>
                 <w:szCs w:val="19"/>
               </w:rPr>
@@ -10349,7 +9928,6 @@
             </w:pPr>
             <w:r>
               <w:rPr>
-                <w:color w:val="FF0000"/>
                 <w:sz w:val="19"/>
                 <w:szCs w:val="19"/>
               </w:rPr>
@@ -10379,7 +9957,6 @@
             </w:pPr>
             <w:r>
               <w:rPr>
-                <w:color w:val="FF0000"/>
                 <w:sz w:val="19"/>
                 <w:szCs w:val="19"/>
               </w:rPr>
@@ -10409,7 +9986,6 @@
             </w:pPr>
             <w:r>
               <w:rPr>
-                <w:color w:val="FF0000"/>
                 <w:sz w:val="19"/>
                 <w:szCs w:val="19"/>
               </w:rPr>
@@ -10439,7 +10015,6 @@
             </w:pPr>
             <w:r>
               <w:rPr>
-                <w:color w:val="FF0000"/>
                 <w:sz w:val="19"/>
                 <w:szCs w:val="19"/>
               </w:rPr>
@@ -10474,7 +10049,6 @@
             </w:pPr>
             <w:r>
               <w:rPr>
-                <w:color w:val="FF0000"/>
                 <w:sz w:val="19"/>
                 <w:szCs w:val="19"/>
               </w:rPr>
@@ -10504,7 +10078,6 @@
             </w:pPr>
             <w:r>
               <w:rPr>
-                <w:color w:val="FF0000"/>
                 <w:sz w:val="19"/>
                 <w:szCs w:val="19"/>
               </w:rPr>
@@ -10534,7 +10107,6 @@
             </w:pPr>
             <w:r>
               <w:rPr>
-                <w:color w:val="FF0000"/>
                 <w:sz w:val="19"/>
                 <w:szCs w:val="19"/>
               </w:rPr>
@@ -10564,7 +10136,6 @@
             </w:pPr>
             <w:r>
               <w:rPr>
-                <w:color w:val="FF0000"/>
                 <w:sz w:val="19"/>
                 <w:szCs w:val="19"/>
               </w:rPr>
@@ -10599,7 +10170,6 @@
             </w:pPr>
             <w:r>
               <w:rPr>
-                <w:color w:val="FF0000"/>
                 <w:sz w:val="19"/>
                 <w:szCs w:val="19"/>
               </w:rPr>
@@ -10629,7 +10199,6 @@
             </w:pPr>
             <w:r>
               <w:rPr>
-                <w:color w:val="FF0000"/>
                 <w:sz w:val="19"/>
                 <w:szCs w:val="19"/>
               </w:rPr>
@@ -10659,7 +10228,6 @@
             </w:pPr>
             <w:r>
               <w:rPr>
-                <w:color w:val="FF0000"/>
                 <w:sz w:val="19"/>
                 <w:szCs w:val="19"/>
               </w:rPr>
@@ -10689,7 +10257,6 @@
             </w:pPr>
             <w:r>
               <w:rPr>
-                <w:color w:val="FF0000"/>
                 <w:sz w:val="19"/>
                 <w:szCs w:val="19"/>
               </w:rPr>
@@ -10724,7 +10291,6 @@
             </w:pPr>
             <w:r>
               <w:rPr>
-                <w:color w:val="FF0000"/>
                 <w:sz w:val="19"/>
                 <w:szCs w:val="19"/>
               </w:rPr>
@@ -10754,7 +10320,6 @@
             </w:pPr>
             <w:r>
               <w:rPr>
-                <w:color w:val="FF0000"/>
                 <w:sz w:val="19"/>
                 <w:szCs w:val="19"/>
               </w:rPr>
@@ -10784,7 +10349,6 @@
             </w:pPr>
             <w:r>
               <w:rPr>
-                <w:color w:val="FF0000"/>
                 <w:sz w:val="19"/>
                 <w:szCs w:val="19"/>
               </w:rPr>
@@ -10814,7 +10378,6 @@
             </w:pPr>
             <w:r>
               <w:rPr>
-                <w:color w:val="FF0000"/>
                 <w:sz w:val="19"/>
                 <w:szCs w:val="19"/>
               </w:rPr>
@@ -10849,7 +10412,6 @@
             </w:pPr>
             <w:r>
               <w:rPr>
-                <w:color w:val="FF0000"/>
                 <w:sz w:val="19"/>
                 <w:szCs w:val="19"/>
               </w:rPr>
@@ -10879,7 +10441,6 @@
             </w:pPr>
             <w:r>
               <w:rPr>
-                <w:color w:val="FF0000"/>
                 <w:sz w:val="19"/>
                 <w:szCs w:val="19"/>
               </w:rPr>
@@ -10909,7 +10470,6 @@
             </w:pPr>
             <w:r>
               <w:rPr>
-                <w:color w:val="FF0000"/>
                 <w:sz w:val="19"/>
                 <w:szCs w:val="19"/>
               </w:rPr>
@@ -10939,7 +10499,6 @@
             </w:pPr>
             <w:r>
               <w:rPr>
-                <w:color w:val="FF0000"/>
                 <w:sz w:val="19"/>
                 <w:szCs w:val="19"/>
               </w:rPr>
@@ -10974,7 +10533,6 @@
             </w:pPr>
             <w:r>
               <w:rPr>
-                <w:color w:val="FF0000"/>
                 <w:sz w:val="19"/>
                 <w:szCs w:val="19"/>
               </w:rPr>
@@ -11004,7 +10562,6 @@
             </w:pPr>
             <w:r>
               <w:rPr>
-                <w:color w:val="FF0000"/>
                 <w:sz w:val="19"/>
                 <w:szCs w:val="19"/>
               </w:rPr>
@@ -11034,7 +10591,6 @@
             </w:pPr>
             <w:r>
               <w:rPr>
-                <w:color w:val="FF0000"/>
                 <w:sz w:val="19"/>
                 <w:szCs w:val="19"/>
               </w:rPr>
@@ -11064,7 +10620,6 @@
             </w:pPr>
             <w:r>
               <w:rPr>
-                <w:color w:val="FF0000"/>
                 <w:sz w:val="19"/>
                 <w:szCs w:val="19"/>
               </w:rPr>
@@ -11099,7 +10654,6 @@
             </w:pPr>
             <w:r>
               <w:rPr>
-                <w:color w:val="FF0000"/>
                 <w:sz w:val="19"/>
                 <w:szCs w:val="19"/>
               </w:rPr>
@@ -11129,7 +10683,6 @@
             </w:pPr>
             <w:r>
               <w:rPr>
-                <w:color w:val="FF0000"/>
                 <w:sz w:val="19"/>
                 <w:szCs w:val="19"/>
               </w:rPr>
@@ -11159,7 +10712,6 @@
             </w:pPr>
             <w:r>
               <w:rPr>
-                <w:color w:val="FF0000"/>
                 <w:sz w:val="19"/>
                 <w:szCs w:val="19"/>
               </w:rPr>
@@ -11189,7 +10741,6 @@
             </w:pPr>
             <w:r>
               <w:rPr>
-                <w:color w:val="FF0000"/>
                 <w:sz w:val="19"/>
                 <w:szCs w:val="19"/>
               </w:rPr>
@@ -11224,7 +10775,6 @@
             </w:pPr>
             <w:r>
               <w:rPr>
-                <w:color w:val="FF0000"/>
                 <w:sz w:val="19"/>
                 <w:szCs w:val="19"/>
               </w:rPr>
@@ -11254,7 +10804,6 @@
             </w:pPr>
             <w:r>
               <w:rPr>
-                <w:color w:val="FF0000"/>
                 <w:sz w:val="19"/>
                 <w:szCs w:val="19"/>
               </w:rPr>
@@ -11284,7 +10833,6 @@
             </w:pPr>
             <w:r>
               <w:rPr>
-                <w:color w:val="FF0000"/>
                 <w:sz w:val="19"/>
                 <w:szCs w:val="19"/>
               </w:rPr>
@@ -11314,7 +10862,6 @@
             </w:pPr>
             <w:r>
               <w:rPr>
-                <w:color w:val="FF0000"/>
                 <w:sz w:val="19"/>
                 <w:szCs w:val="19"/>
               </w:rPr>
@@ -11337,7 +10884,6 @@
         <w:rPr>
           <w:b/>
           <w:bCs/>
-          <w:color w:val="FF0000"/>
         </w:rPr>
         <w:t xml:space="preserve">ベトナムで初めてやったこと・知ったこと・感じたこと</w:t>
       </w:r>
@@ -11388,7 +10934,6 @@
               <w:rPr>
                 <w:b/>
                 <w:bCs/>
-                <w:color w:val="FF0000"/>
                 <w:sz w:val="19"/>
                 <w:szCs w:val="19"/>
               </w:rPr>
@@ -11421,7 +10966,6 @@
               <w:rPr>
                 <w:b/>
                 <w:bCs/>
-                <w:color w:val="FF0000"/>
                 <w:sz w:val="19"/>
                 <w:szCs w:val="19"/>
               </w:rPr>
@@ -11456,7 +11000,6 @@
             </w:pPr>
             <w:r>
               <w:rPr>
-                <w:color w:val="FF0000"/>
                 <w:sz w:val="19"/>
                 <w:szCs w:val="19"/>
               </w:rPr>
@@ -11486,11 +11029,10 @@
             </w:pPr>
             <w:r>
               <w:rPr>
-                <w:color w:val="FF0000"/>
-                <w:sz w:val="19"/>
-                <w:szCs w:val="19"/>
-              </w:rPr>
-              <w:t xml:space="preserve">黄色いスイカ・種のないスイカ、学校のカフェのヌードル、バナナの葉で包んだ肉まん、ライチティー、屋台飯、採れたてのフレッシュジュース、BBQで日本食（じゃがチーズバター）を作る、友達とわらび餅を食べに行く</w:t>
+                <w:sz w:val="19"/>
+                <w:szCs w:val="19"/>
+              </w:rPr>
+              <w:t xml:space="preserve">黄色いスイカ・種のないスイカ、学校のカフェのヌードル、バナナの葉で包んだ肉まん、ライチティー、屋台飯、採れたてのフレッシュジュース、BBQで日本食（じゃがチーズバター）を作る、友達とわらび餅を食べにいく</w:t>
             </w:r>
           </w:p>
         </w:tc>
@@ -11521,7 +11063,6 @@
             </w:pPr>
             <w:r>
               <w:rPr>
-                <w:color w:val="FF0000"/>
                 <w:sz w:val="19"/>
                 <w:szCs w:val="19"/>
               </w:rPr>
@@ -11551,7 +11092,6 @@
             </w:pPr>
             <w:r>
               <w:rPr>
-                <w:color w:val="FF0000"/>
                 <w:sz w:val="19"/>
                 <w:szCs w:val="19"/>
               </w:rPr>
@@ -11586,7 +11126,6 @@
             </w:pPr>
             <w:r>
               <w:rPr>
-                <w:color w:val="FF0000"/>
                 <w:sz w:val="19"/>
                 <w:szCs w:val="19"/>
               </w:rPr>
@@ -11616,7 +11155,6 @@
             </w:pPr>
             <w:r>
               <w:rPr>
-                <w:color w:val="FF0000"/>
                 <w:sz w:val="19"/>
                 <w:szCs w:val="19"/>
               </w:rPr>
@@ -11651,7 +11189,6 @@
             </w:pPr>
             <w:r>
               <w:rPr>
-                <w:color w:val="FF0000"/>
                 <w:sz w:val="19"/>
                 <w:szCs w:val="19"/>
               </w:rPr>
@@ -11681,11 +11218,10 @@
             </w:pPr>
             <w:r>
               <w:rPr>
-                <w:color w:val="FF0000"/>
-                <w:sz w:val="19"/>
-                <w:szCs w:val="19"/>
-              </w:rPr>
-              <w:t xml:space="preserve">初めてヨーロッパの友達ができる、台湾・フランス・ベトナムの友達と毎回ランチ（IKEAやマクドナルドの発音の違いに驚く）、ローカルの友達と夕食やコンビニに行く、自宅でMovie night、大家さんとの別れ</w:t>
+                <w:sz w:val="19"/>
+                <w:szCs w:val="19"/>
+              </w:rPr>
+              <w:t xml:space="preserve">初めてヨーロッパの友達ができる、台湾・フランス・ベトナムの友達と毎回ランチ（IKEAやマクドナルドの発音の違いに驚く）、ローカルの友達と夕食やコンビニに行く、自宅で友人とMovie night、大家さんとの別れ</w:t>
             </w:r>
           </w:p>
         </w:tc>
@@ -11716,7 +11252,6 @@
             </w:pPr>
             <w:r>
               <w:rPr>
-                <w:color w:val="FF0000"/>
                 <w:sz w:val="19"/>
                 <w:szCs w:val="19"/>
               </w:rPr>
@@ -11746,7 +11281,6 @@
             </w:pPr>
             <w:r>
               <w:rPr>
-                <w:color w:val="FF0000"/>
                 <w:sz w:val="19"/>
                 <w:szCs w:val="19"/>
               </w:rPr>
@@ -11781,7 +11315,6 @@
             </w:pPr>
             <w:r>
               <w:rPr>
-                <w:color w:val="FF0000"/>
                 <w:sz w:val="19"/>
                 <w:szCs w:val="19"/>
               </w:rPr>
@@ -11811,7 +11344,6 @@
             </w:pPr>
             <w:r>
               <w:rPr>
-                <w:color w:val="FF0000"/>
                 <w:sz w:val="19"/>
                 <w:szCs w:val="19"/>
               </w:rPr>
@@ -11846,7 +11378,6 @@
             </w:pPr>
             <w:r>
               <w:rPr>
-                <w:color w:val="FF0000"/>
                 <w:sz w:val="19"/>
                 <w:szCs w:val="19"/>
               </w:rPr>
@@ -11876,7 +11407,6 @@
             </w:pPr>
             <w:r>
               <w:rPr>
-                <w:color w:val="FF0000"/>
                 <w:sz w:val="19"/>
                 <w:szCs w:val="19"/>
               </w:rPr>
@@ -11896,9 +11426,6 @@
         <w:spacing w:after="160" w:line="340"/>
       </w:pPr>
       <w:r>
-        <w:rPr>
-          <w:color w:val="FF0000"/>
-        </w:rPr>
         <w:t xml:space="preserve">この記録から、次の4つのことが見えてくる。</w:t>
       </w:r>
     </w:p>
@@ -11907,9 +11434,6 @@
         <w:spacing w:after="160" w:line="340"/>
       </w:pPr>
       <w:r>
-        <w:rPr>
-          <w:color w:val="FF0000"/>
-        </w:rPr>
         <w:t xml:space="preserve">第一に、フィジーとベトナムでは、戸惑いの中心と向き合い方が異なる。フィジーでは食や生活環境の違いに戸惑ったが、ベトナムでの戸惑いは、ほかの留学生との英語力の差や専門的な授業など、言葉と学業が中心であった。また、フィジーでは戸惑いの後に少しずつ楽しさが生まれたのに対し、ベトナムでは最初から「受け入れる、楽しむ」ことを目的とし、意識して挑戦していた。そのため、ショック期は短く、1か月目から「いろんな面でさまざまなことに挑戦できた」と振り返っている。これは、フィジーでの経験が次の異文化適応に生かされたことを示している。</w:t>
       </w:r>
     </w:p>
@@ -11918,9 +11442,6 @@
         <w:spacing w:after="160" w:line="340"/>
       </w:pPr>
       <w:r>
-        <w:rPr>
-          <w:color w:val="FF0000"/>
-        </w:rPr>
         <w:t xml:space="preserve">第二に、2.7で示した仮説の4段階が、ベトナムでの経験の中にも見られる。初めてバスで帰る、市場を1人で回るといった小さな挑戦から始まり（ハードルが下がる）、英語力の成長や先生からのメールで「できた」を実感し（自信がつく）、プレゼンで困ったことをきっかけに自分から聞くようになり（戸惑いが次の挑戦の材料になる）、ベトナム語で挨拶すると現地の人が喜んでくれる、大家さんが見送ってくれるなど、人とのつながりが深まった（人とのつながりが増える）。</w:t>
       </w:r>
     </w:p>
@@ -11929,9 +11450,6 @@
         <w:spacing w:after="160" w:line="340"/>
       </w:pPr>
       <w:r>
-        <w:rPr>
-          <w:color w:val="FF0000"/>
-        </w:rPr>
         <w:t xml:space="preserve">第三に、受け入れにくかった経験は少なく、フィジーと同じく安全や健康に関わるものであった。サービスエリアの店の押し売りやぼったくりへの怖さと、風邪を引いて1人で寝込んだことである。筆者は「楽しくないと思った日は、風邪を引いて1人で苦しんでいた時くらい」と振り返っている。ただし、店への怖さは、現地の学生が「絶対に挑戦した方がいい」と後押しし、一緒に店まで行ってくれたことで乗り越えられた。このことから、受け入れにくい違いも、人の支えがあれば挑戦に変わることがあると考えられる。</w:t>
       </w:r>
     </w:p>
@@ -11940,9 +11458,6 @@
         <w:spacing w:after="160" w:line="340"/>
       </w:pPr>
       <w:r>
-        <w:rPr>
-          <w:color w:val="FF0000"/>
-        </w:rPr>
         <w:t xml:space="preserve">第四に、筆者は帰国時に、「現地のものを受け入れる、楽しむ」という目的を達成でき、自分自身が成長したと感じている。帰国の日には、寂しさとともにやりきった気持ちがあり、フィジー留学での後悔を晴らせたと感じた。また、「郷に入っては郷に従え」という言葉について、「その国の言語を上手に話すことよりも、挑戦して覚えてみること、上手でなくてもトライしてみることが、現地の人にとっては嬉しいのではないか」と考えるようになった。これは、本研究でいう「文化を楽しむ力」、すなわち違いがあっても自分なりの向き合い方を見つけて過ごせる力が、フィジーからベトナムへと引き継がれ、育っていったことを示している。</w:t>
       </w:r>
     </w:p>

--- a/output/卒論全文_最新版.docx
+++ b/output/卒論全文_最新版.docx
@@ -2,18 +2,9 @@
 <file path=word/document.xml><?xml version="1.0" encoding="utf-8"?>
 <w:document xmlns:wpc="http://schemas.microsoft.com/office/word/2010/wordprocessingCanvas" xmlns:mc="http://schemas.openxmlformats.org/markup-compatibility/2006" xmlns:o="urn:schemas-microsoft-com:office:office" xmlns:r="http://schemas.openxmlformats.org/officeDocument/2006/relationships" xmlns:m="http://schemas.openxmlformats.org/officeDocument/2006/math" xmlns:v="urn:schemas-microsoft-com:vml" xmlns:wp14="http://schemas.microsoft.com/office/word/2010/wordprocessingDrawing" xmlns:wp="http://schemas.openxmlformats.org/drawingml/2006/wordprocessingDrawing" xmlns:w10="urn:schemas-microsoft-com:office:word" xmlns:w="http://schemas.openxmlformats.org/wordprocessingml/2006/main" xmlns:w14="http://schemas.microsoft.com/office/word/2010/wordml" xmlns:w15="http://schemas.microsoft.com/office/word/2012/wordml" xmlns:wpg="http://schemas.microsoft.com/office/word/2010/wordprocessingGroup" xmlns:wpi="http://schemas.microsoft.com/office/word/2010/wordprocessingInk" xmlns:wne="http://schemas.microsoft.com/office/word/2006/wordml" xmlns:wps="http://schemas.microsoft.com/office/word/2010/wordprocessingShape" xmlns:cx="http://schemas.microsoft.com/office/drawing/2014/chartex" xmlns:cx1="http://schemas.microsoft.com/office/drawing/2015/9/8/chartex" xmlns:cx2="http://schemas.microsoft.com/office/drawing/2015/10/21/chartex" xmlns:cx3="http://schemas.microsoft.com/office/drawing/2016/5/9/chartex" xmlns:cx4="http://schemas.microsoft.com/office/drawing/2016/5/10/chartex" xmlns:cx5="http://schemas.microsoft.com/office/drawing/2016/5/11/chartex" xmlns:cx6="http://schemas.microsoft.com/office/drawing/2016/5/12/chartex" xmlns:cx7="http://schemas.microsoft.com/office/drawing/2016/5/13/chartex" xmlns:cx8="http://schemas.microsoft.com/office/drawing/2016/5/14/chartex" xmlns:aink="http://schemas.microsoft.com/office/drawing/2016/ink" xmlns:am3d="http://schemas.microsoft.com/office/drawing/2017/model3d" xmlns:w16cex="http://schemas.microsoft.com/office/word/2018/wordml/cex" xmlns:w16cid="http://schemas.microsoft.com/office/word/2016/wordml/cid" xmlns:w16="http://schemas.microsoft.com/office/word/2018/wordml" xmlns:w16sdtdh="http://schemas.microsoft.com/office/word/2020/wordml/sdtdatahash" xmlns:w16se="http://schemas.microsoft.com/office/word/2015/wordml/symex" mc:Ignorable="w14 w15 wp14">
   <w:body>
-    <w:p/>
-    <w:p/>
-    <w:p/>
-    <w:p/>
-    <w:p/>
-    <w:p/>
-    <w:p/>
-    <w:p/>
-    <w:p/>
-    <w:p>
-      <w:pPr>
-        <w:spacing w:after="120" w:line="480"/>
+    <w:p>
+      <w:pPr>
+        <w:spacing w:after="0" w:before="2840" w:line="780" w:lineRule="exact"/>
         <w:jc w:val="center"/>
       </w:pPr>
       <w:r>
@@ -26,7 +17,7 @@
     </w:p>
     <w:p>
       <w:pPr>
-        <w:spacing w:after="120" w:line="480"/>
+        <w:spacing w:after="0" w:before="0" w:line="780" w:lineRule="exact"/>
         <w:jc w:val="center"/>
       </w:pPr>
       <w:r>
@@ -39,7 +30,7 @@
     </w:p>
     <w:p>
       <w:pPr>
-        <w:spacing w:after="120" w:line="480"/>
+        <w:spacing w:after="0" w:before="0" w:line="780" w:lineRule="exact"/>
         <w:jc w:val="center"/>
       </w:pPr>
       <w:r>
@@ -52,7 +43,7 @@
     </w:p>
     <w:p>
       <w:pPr>
-        <w:spacing w:after="120" w:line="480"/>
+        <w:spacing w:after="0" w:before="0" w:line="780" w:lineRule="exact"/>
         <w:jc w:val="center"/>
       </w:pPr>
       <w:r>
@@ -65,12 +56,7 @@
     </w:p>
     <w:p>
       <w:pPr>
-        <w:spacing w:after="360"/>
-      </w:pPr>
-    </w:p>
-    <w:p>
-      <w:pPr>
-        <w:spacing w:after="280"/>
+        <w:spacing w:after="0" w:before="520" w:line="640" w:lineRule="exact"/>
         <w:jc w:val="center"/>
       </w:pPr>
       <w:r>
@@ -84,7 +70,7 @@
     </w:p>
     <w:p>
       <w:pPr>
-        <w:spacing w:after="280"/>
+        <w:spacing w:after="0" w:before="0" w:line="640" w:lineRule="exact"/>
         <w:jc w:val="center"/>
       </w:pPr>
       <w:r>
@@ -98,7 +84,7 @@
     </w:p>
     <w:p>
       <w:pPr>
-        <w:spacing w:after="480"/>
+        <w:spacing w:after="0" w:before="0" w:line="640" w:lineRule="exact"/>
         <w:jc w:val="center"/>
       </w:pPr>
       <w:r>
@@ -112,13 +98,13 @@
     </w:p>
     <w:p>
       <w:pPr>
-        <w:spacing w:after="120"/>
+        <w:spacing w:after="0" w:before="500" w:line="360" w:lineRule="exact"/>
         <w:jc w:val="center"/>
       </w:pPr>
       <w:r>
         <w:rPr>
-          <w:sz w:val="21"/>
-          <w:szCs w:val="21"/>
+          <w:sz w:val="20"/>
+          <w:szCs w:val="20"/>
         </w:rPr>
         <w:t xml:space="preserve">C2w51108　　福井心愛</w:t>
       </w:r>
@@ -782,7 +768,7 @@
       <w:pPr>
         <w:spacing w:after="40" w:line="300"/>
       </w:pPr>
-      <w:hyperlink w:history="1" r:id="rIddrk2xkqhjdyeawqe5qtdq">
+      <w:hyperlink w:history="1" r:id="rIdyrxrgbhmqd3zydecbh_ib">
         <w:r>
           <w:rPr>
             <w:color w:val="0563C1"/>
@@ -804,7 +790,7 @@
       <w:pPr>
         <w:spacing w:after="40" w:line="300"/>
       </w:pPr>
-      <w:hyperlink w:history="1" r:id="rId1zjiyndmm151k8s6gktz6">
+      <w:hyperlink w:history="1" r:id="rIdx-hcuvbrh4j2mr8y0jpmx">
         <w:r>
           <w:rPr>
             <w:color w:val="0563C1"/>
@@ -826,7 +812,7 @@
       <w:pPr>
         <w:spacing w:after="40" w:line="300"/>
       </w:pPr>
-      <w:hyperlink w:history="1" r:id="rId0ladtai1z4xxdhnnugjev">
+      <w:hyperlink w:history="1" r:id="rIdeebjjenol8teu3oyna_so">
         <w:r>
           <w:rPr>
             <w:color w:val="0563C1"/>
@@ -2621,7 +2607,7 @@
       <w:pPr>
         <w:spacing w:after="40" w:line="300"/>
       </w:pPr>
-      <w:hyperlink w:history="1" r:id="rIdbgxjf5hnm6mgihtmcg-2m">
+      <w:hyperlink w:history="1" r:id="rId-blyuubii4wt-pyrbghbq">
         <w:r>
           <w:rPr>
             <w:color w:val="0563C1"/>
@@ -2643,7 +2629,7 @@
       <w:pPr>
         <w:spacing w:after="40" w:line="300"/>
       </w:pPr>
-      <w:hyperlink w:history="1" r:id="rIdvxhyi1vwnapyidzyokgwe">
+      <w:hyperlink w:history="1" r:id="rIdcoiysdsutbjulafpqav98">
         <w:r>
           <w:rPr>
             <w:color w:val="0563C1"/>
@@ -2665,7 +2651,7 @@
       <w:pPr>
         <w:spacing w:after="40" w:line="300"/>
       </w:pPr>
-      <w:hyperlink w:history="1" r:id="rIdua5hx3-ztzj0gussscih-">
+      <w:hyperlink w:history="1" r:id="rId0ln3umt5817oxxf2k2hue">
         <w:r>
           <w:rPr>
             <w:color w:val="0563C1"/>
@@ -2687,7 +2673,7 @@
       <w:pPr>
         <w:spacing w:after="40" w:line="300"/>
       </w:pPr>
-      <w:hyperlink w:history="1" r:id="rIdc4dwq9kvpfc--6mwam54z">
+      <w:hyperlink w:history="1" r:id="rIdoe7dgymar6bgpcxlakviw">
         <w:r>
           <w:rPr>
             <w:color w:val="0563C1"/>
@@ -3045,7 +3031,7 @@
       <w:pPr>
         <w:spacing w:after="40" w:line="300"/>
       </w:pPr>
-      <w:hyperlink w:history="1" r:id="rIdkwa0dwzl8_vgjymcddzmr">
+      <w:hyperlink w:history="1" r:id="rIdzyyb_qswoe9eudvt-xlxe">
         <w:r>
           <w:rPr>
             <w:color w:val="0563C1"/>
@@ -3707,7 +3693,7 @@
       <w:pPr>
         <w:spacing w:after="40" w:line="300"/>
       </w:pPr>
-      <w:hyperlink w:history="1" r:id="rId24cxirfp7b-hyusiu6fsy">
+      <w:hyperlink w:history="1" r:id="rIdibqv5ehgvkrumbbwto4ka">
         <w:r>
           <w:rPr>
             <w:color w:val="0563C1"/>
@@ -3729,7 +3715,7 @@
       <w:pPr>
         <w:spacing w:after="40" w:line="300"/>
       </w:pPr>
-      <w:hyperlink w:history="1" r:id="rIdvmmprua1smtdlunhts5uy">
+      <w:hyperlink w:history="1" r:id="rIdaxmgwnz0yjbmist5kgroe">
         <w:r>
           <w:rPr>
             <w:color w:val="0563C1"/>
@@ -3751,7 +3737,7 @@
       <w:pPr>
         <w:spacing w:after="40" w:line="300"/>
       </w:pPr>
-      <w:hyperlink w:history="1" r:id="rIdwtcosmixwa7uhsoaz4_qu">
+      <w:hyperlink w:history="1" r:id="rId-nl2zi_bugpp6iad38rc2">
         <w:r>
           <w:rPr>
             <w:color w:val="0563C1"/>
@@ -3773,7 +3759,7 @@
       <w:pPr>
         <w:spacing w:after="40" w:line="300"/>
       </w:pPr>
-      <w:hyperlink w:history="1" r:id="rIdllb4_1x5zgvrjk0ad6uyu">
+      <w:hyperlink w:history="1" r:id="rIdds1qimpnldishx5bvkoq5">
         <w:r>
           <w:rPr>
             <w:color w:val="0563C1"/>
@@ -5244,7 +5230,7 @@
       <w:pPr>
         <w:spacing w:after="40" w:line="300"/>
       </w:pPr>
-      <w:hyperlink w:history="1" r:id="rId0cu7n9cmm7rnc6e6yvym9">
+      <w:hyperlink w:history="1" r:id="rIdgtrcsckoctcvfio5wa7w2">
         <w:r>
           <w:rPr>
             <w:color w:val="0563C1"/>
@@ -5266,7 +5252,7 @@
       <w:pPr>
         <w:spacing w:after="40" w:line="300"/>
       </w:pPr>
-      <w:hyperlink w:history="1" r:id="rIdiu2l8bnpx40tnfauotub4">
+      <w:hyperlink w:history="1" r:id="rIdkclyh4ihbjvxvgbeextwe">
         <w:r>
           <w:rPr>
             <w:color w:val="0563C1"/>
@@ -5288,7 +5274,7 @@
       <w:pPr>
         <w:spacing w:after="40" w:line="300"/>
       </w:pPr>
-      <w:hyperlink w:history="1" r:id="rId2utduxzxaosgh3oe9m2lh">
+      <w:hyperlink w:history="1" r:id="rIdq_enwxtuci3geyybkdfkk">
         <w:r>
           <w:rPr>
             <w:color w:val="0563C1"/>

--- a/output/卒論全文_最新版.docx
+++ b/output/卒論全文_最新版.docx
@@ -768,7 +768,7 @@
       <w:pPr>
         <w:spacing w:after="40" w:line="300"/>
       </w:pPr>
-      <w:hyperlink w:history="1" r:id="rIdyrxrgbhmqd3zydecbh_ib">
+      <w:hyperlink w:history="1" r:id="rId4i9qbhdcrwtp4_--te1jt">
         <w:r>
           <w:rPr>
             <w:color w:val="0563C1"/>
@@ -790,7 +790,7 @@
       <w:pPr>
         <w:spacing w:after="40" w:line="300"/>
       </w:pPr>
-      <w:hyperlink w:history="1" r:id="rIdx-hcuvbrh4j2mr8y0jpmx">
+      <w:hyperlink w:history="1" r:id="rId6qku3x8tmd5zylm2cduib">
         <w:r>
           <w:rPr>
             <w:color w:val="0563C1"/>
@@ -812,7 +812,7 @@
       <w:pPr>
         <w:spacing w:after="40" w:line="300"/>
       </w:pPr>
-      <w:hyperlink w:history="1" r:id="rIdeebjjenol8teu3oyna_so">
+      <w:hyperlink w:history="1" r:id="rIddbcjb1agii1-joy36fkqk">
         <w:r>
           <w:rPr>
             <w:color w:val="0563C1"/>
@@ -1393,13 +1393,6 @@
             <w:pPr>
               <w:spacing w:line="280"/>
             </w:pPr>
-            <w:r>
-              <w:rPr>
-                <w:sz w:val="19"/>
-                <w:szCs w:val="19"/>
-              </w:rPr>
-              <w:t xml:space="preserve">【記入：年月日】</w:t>
-            </w:r>
           </w:p>
         </w:tc>
         <w:tc>
@@ -1480,13 +1473,6 @@
             <w:pPr>
               <w:spacing w:line="280"/>
             </w:pPr>
-            <w:r>
-              <w:rPr>
-                <w:sz w:val="19"/>
-                <w:szCs w:val="19"/>
-              </w:rPr>
-              <w:t xml:space="preserve">【記入】</w:t>
-            </w:r>
           </w:p>
         </w:tc>
         <w:tc>
@@ -1543,13 +1529,6 @@
             <w:pPr>
               <w:spacing w:line="280"/>
             </w:pPr>
-            <w:r>
-              <w:rPr>
-                <w:sz w:val="19"/>
-                <w:szCs w:val="19"/>
-              </w:rPr>
-              <w:t xml:space="preserve">【記入：年月日】</w:t>
-            </w:r>
           </w:p>
         </w:tc>
         <w:tc>
@@ -1601,13 +1580,6 @@
             <w:pPr>
               <w:spacing w:line="280"/>
             </w:pPr>
-            <w:r>
-              <w:rPr>
-                <w:sz w:val="19"/>
-                <w:szCs w:val="19"/>
-              </w:rPr>
-              <w:t xml:space="preserve">【記入】</w:t>
-            </w:r>
           </w:p>
         </w:tc>
         <w:tc>
@@ -1630,13 +1602,6 @@
             <w:pPr>
               <w:spacing w:line="280"/>
             </w:pPr>
-            <w:r>
-              <w:rPr>
-                <w:sz w:val="19"/>
-                <w:szCs w:val="19"/>
-              </w:rPr>
-              <w:t xml:space="preserve">【記入】</w:t>
-            </w:r>
           </w:p>
         </w:tc>
         <w:tc>
@@ -1659,13 +1624,6 @@
             <w:pPr>
               <w:spacing w:line="280"/>
             </w:pPr>
-            <w:r>
-              <w:rPr>
-                <w:sz w:val="19"/>
-                <w:szCs w:val="19"/>
-              </w:rPr>
-              <w:t xml:space="preserve">【記入】</w:t>
-            </w:r>
           </w:p>
         </w:tc>
       </w:tr>
@@ -1693,13 +1651,6 @@
             <w:pPr>
               <w:spacing w:line="280"/>
             </w:pPr>
-            <w:r>
-              <w:rPr>
-                <w:sz w:val="19"/>
-                <w:szCs w:val="19"/>
-              </w:rPr>
-              <w:t xml:space="preserve">【記入：年月日】</w:t>
-            </w:r>
           </w:p>
         </w:tc>
         <w:tc>
@@ -1751,13 +1702,6 @@
             <w:pPr>
               <w:spacing w:line="280"/>
             </w:pPr>
-            <w:r>
-              <w:rPr>
-                <w:sz w:val="19"/>
-                <w:szCs w:val="19"/>
-              </w:rPr>
-              <w:t xml:space="preserve">【記入】</w:t>
-            </w:r>
           </w:p>
         </w:tc>
         <w:tc>
@@ -1780,13 +1724,6 @@
             <w:pPr>
               <w:spacing w:line="280"/>
             </w:pPr>
-            <w:r>
-              <w:rPr>
-                <w:sz w:val="19"/>
-                <w:szCs w:val="19"/>
-              </w:rPr>
-              <w:t xml:space="preserve">【記入】</w:t>
-            </w:r>
           </w:p>
         </w:tc>
         <w:tc>
@@ -1809,13 +1746,6 @@
             <w:pPr>
               <w:spacing w:line="280"/>
             </w:pPr>
-            <w:r>
-              <w:rPr>
-                <w:sz w:val="19"/>
-                <w:szCs w:val="19"/>
-              </w:rPr>
-              <w:t xml:space="preserve">【記入】</w:t>
-            </w:r>
           </w:p>
         </w:tc>
       </w:tr>
@@ -1843,13 +1773,6 @@
             <w:pPr>
               <w:spacing w:line="280"/>
             </w:pPr>
-            <w:r>
-              <w:rPr>
-                <w:sz w:val="19"/>
-                <w:szCs w:val="19"/>
-              </w:rPr>
-              <w:t xml:space="preserve">【記入：年月日】</w:t>
-            </w:r>
           </w:p>
         </w:tc>
         <w:tc>
@@ -1959,13 +1882,6 @@
             <w:pPr>
               <w:spacing w:line="280"/>
             </w:pPr>
-            <w:r>
-              <w:rPr>
-                <w:sz w:val="19"/>
-                <w:szCs w:val="19"/>
-              </w:rPr>
-              <w:t xml:space="preserve">【記入】</w:t>
-            </w:r>
           </w:p>
         </w:tc>
       </w:tr>
@@ -1993,13 +1909,6 @@
             <w:pPr>
               <w:spacing w:line="280"/>
             </w:pPr>
-            <w:r>
-              <w:rPr>
-                <w:sz w:val="19"/>
-                <w:szCs w:val="19"/>
-              </w:rPr>
-              <w:t xml:space="preserve">【記入：年月日】</w:t>
-            </w:r>
           </w:p>
         </w:tc>
         <w:tc>
@@ -2259,13 +2168,6 @@
             <w:pPr>
               <w:spacing w:line="280"/>
             </w:pPr>
-            <w:r>
-              <w:rPr>
-                <w:sz w:val="19"/>
-                <w:szCs w:val="19"/>
-              </w:rPr>
-              <w:t xml:space="preserve">【記入】</w:t>
-            </w:r>
           </w:p>
         </w:tc>
       </w:tr>
@@ -2293,13 +2195,6 @@
             <w:pPr>
               <w:spacing w:line="280"/>
             </w:pPr>
-            <w:r>
-              <w:rPr>
-                <w:sz w:val="19"/>
-                <w:szCs w:val="19"/>
-              </w:rPr>
-              <w:t xml:space="preserve">【記入：年月日】</w:t>
-            </w:r>
           </w:p>
         </w:tc>
         <w:tc>
@@ -2380,13 +2275,6 @@
             <w:pPr>
               <w:spacing w:line="280"/>
             </w:pPr>
-            <w:r>
-              <w:rPr>
-                <w:sz w:val="19"/>
-                <w:szCs w:val="19"/>
-              </w:rPr>
-              <w:t xml:space="preserve">【記入】</w:t>
-            </w:r>
           </w:p>
         </w:tc>
         <w:tc>
@@ -2501,13 +2389,6 @@
             <w:pPr>
               <w:spacing w:line="280"/>
             </w:pPr>
-            <w:r>
-              <w:rPr>
-                <w:sz w:val="19"/>
-                <w:szCs w:val="19"/>
-              </w:rPr>
-              <w:t xml:space="preserve">【記入】</w:t>
-            </w:r>
           </w:p>
         </w:tc>
         <w:tc>
@@ -2574,18 +2455,6 @@
       <w:pPr>
         <w:spacing w:after="120"/>
       </w:pPr>
-    </w:p>
-    <w:p>
-      <w:pPr>
-        <w:spacing w:after="160" w:line="340"/>
-      </w:pPr>
-      <w:r>
-        <w:rPr>
-          <w:b/>
-          <w:bCs/>
-        </w:rPr>
-        <w:t xml:space="preserve">【記入：受け入れられなかったことは、「○年○月○日、〜を受け入れられなかった」と日付を入れて書く。例：○年○月○日、ホストファミリーが飼っていた羊が解体されたときは、どうしても受け入れられなかった】</w:t>
-      </w:r>
     </w:p>
     <w:p>
       <w:pPr>
@@ -2607,7 +2476,7 @@
       <w:pPr>
         <w:spacing w:after="40" w:line="300"/>
       </w:pPr>
-      <w:hyperlink w:history="1" r:id="rId-blyuubii4wt-pyrbghbq">
+      <w:hyperlink w:history="1" r:id="rIdasmuh3chfzzymg0xpyher">
         <w:r>
           <w:rPr>
             <w:color w:val="0563C1"/>
@@ -2629,7 +2498,7 @@
       <w:pPr>
         <w:spacing w:after="40" w:line="300"/>
       </w:pPr>
-      <w:hyperlink w:history="1" r:id="rIdcoiysdsutbjulafpqav98">
+      <w:hyperlink w:history="1" r:id="rIdh2bgvfmvcvpqc3jyra7oi">
         <w:r>
           <w:rPr>
             <w:color w:val="0563C1"/>
@@ -2651,7 +2520,7 @@
       <w:pPr>
         <w:spacing w:after="40" w:line="300"/>
       </w:pPr>
-      <w:hyperlink w:history="1" r:id="rId0ln3umt5817oxxf2k2hue">
+      <w:hyperlink w:history="1" r:id="rId70nyzbwzhibezmvvgadob">
         <w:r>
           <w:rPr>
             <w:color w:val="0563C1"/>
@@ -2673,7 +2542,7 @@
       <w:pPr>
         <w:spacing w:after="40" w:line="300"/>
       </w:pPr>
-      <w:hyperlink w:history="1" r:id="rIdoe7dgymar6bgpcxlakviw">
+      <w:hyperlink w:history="1" r:id="rIddlqepx5ek4cnd_8kdyz4o">
         <w:r>
           <w:rPr>
             <w:color w:val="0563C1"/>
@@ -3031,7 +2900,7 @@
       <w:pPr>
         <w:spacing w:after="40" w:line="300"/>
       </w:pPr>
-      <w:hyperlink w:history="1" r:id="rIdzyyb_qswoe9eudvt-xlxe">
+      <w:hyperlink w:history="1" r:id="rIdehoo4o2b1gltioyfdgukg">
         <w:r>
           <w:rPr>
             <w:color w:val="0563C1"/>
@@ -3693,7 +3562,7 @@
       <w:pPr>
         <w:spacing w:after="40" w:line="300"/>
       </w:pPr>
-      <w:hyperlink w:history="1" r:id="rIdibqv5ehgvkrumbbwto4ka">
+      <w:hyperlink w:history="1" r:id="rIdtpimlwdgzqaekchygcdli">
         <w:r>
           <w:rPr>
             <w:color w:val="0563C1"/>
@@ -3715,7 +3584,7 @@
       <w:pPr>
         <w:spacing w:after="40" w:line="300"/>
       </w:pPr>
-      <w:hyperlink w:history="1" r:id="rIdaxmgwnz0yjbmist5kgroe">
+      <w:hyperlink w:history="1" r:id="rIds2m5jk1qsvcycfhmbgvku">
         <w:r>
           <w:rPr>
             <w:color w:val="0563C1"/>
@@ -3737,7 +3606,7 @@
       <w:pPr>
         <w:spacing w:after="40" w:line="300"/>
       </w:pPr>
-      <w:hyperlink w:history="1" r:id="rId-nl2zi_bugpp6iad38rc2">
+      <w:hyperlink w:history="1" r:id="rIdfrblrhecu9tsqcnh9w9hu">
         <w:r>
           <w:rPr>
             <w:color w:val="0563C1"/>
@@ -3759,7 +3628,7 @@
       <w:pPr>
         <w:spacing w:after="40" w:line="300"/>
       </w:pPr>
-      <w:hyperlink w:history="1" r:id="rIdds1qimpnldishx5bvkoq5">
+      <w:hyperlink w:history="1" r:id="rIdz1eilwqrhoog-sbwhexpz">
         <w:r>
           <w:rPr>
             <w:color w:val="0563C1"/>
@@ -5230,7 +5099,7 @@
       <w:pPr>
         <w:spacing w:after="40" w:line="300"/>
       </w:pPr>
-      <w:hyperlink w:history="1" r:id="rIdgtrcsckoctcvfio5wa7w2">
+      <w:hyperlink w:history="1" r:id="rId4rf0wjjyexbcdm12t1qjg">
         <w:r>
           <w:rPr>
             <w:color w:val="0563C1"/>
@@ -5252,7 +5121,7 @@
       <w:pPr>
         <w:spacing w:after="40" w:line="300"/>
       </w:pPr>
-      <w:hyperlink w:history="1" r:id="rIdkclyh4ihbjvxvgbeextwe">
+      <w:hyperlink w:history="1" r:id="rIdmjmwcotkagpn63zijjdef">
         <w:r>
           <w:rPr>
             <w:color w:val="0563C1"/>
@@ -5274,7 +5143,7 @@
       <w:pPr>
         <w:spacing w:after="40" w:line="300"/>
       </w:pPr>
-      <w:hyperlink w:history="1" r:id="rIdq_enwxtuci3geyybkdfkk">
+      <w:hyperlink w:history="1" r:id="rIdoafe12z6cbvmdhfq9_lfz">
         <w:r>
           <w:rPr>
             <w:color w:val="0563C1"/>
@@ -5731,13 +5600,6 @@
             <w:pPr>
               <w:spacing w:line="280"/>
             </w:pPr>
-            <w:r>
-              <w:rPr>
-                <w:sz w:val="19"/>
-                <w:szCs w:val="19"/>
-              </w:rPr>
-              <w:t xml:space="preserve">【記入】</w:t>
-            </w:r>
           </w:p>
         </w:tc>
         <w:tc>
@@ -5760,13 +5622,6 @@
             <w:pPr>
               <w:spacing w:line="280"/>
             </w:pPr>
-            <w:r>
-              <w:rPr>
-                <w:sz w:val="19"/>
-                <w:szCs w:val="19"/>
-              </w:rPr>
-              <w:t xml:space="preserve">【記入】</w:t>
-            </w:r>
           </w:p>
         </w:tc>
       </w:tr>
@@ -5852,13 +5707,6 @@
             <w:pPr>
               <w:spacing w:line="280"/>
             </w:pPr>
-            <w:r>
-              <w:rPr>
-                <w:sz w:val="19"/>
-                <w:szCs w:val="19"/>
-              </w:rPr>
-              <w:t xml:space="preserve">【記入】</w:t>
-            </w:r>
           </w:p>
         </w:tc>
         <w:tc>
@@ -5910,13 +5758,6 @@
             <w:pPr>
               <w:spacing w:line="280"/>
             </w:pPr>
-            <w:r>
-              <w:rPr>
-                <w:sz w:val="19"/>
-                <w:szCs w:val="19"/>
-              </w:rPr>
-              <w:t xml:space="preserve">【記入】</w:t>
-            </w:r>
           </w:p>
         </w:tc>
       </w:tr>
@@ -6031,13 +5872,6 @@
             <w:pPr>
               <w:spacing w:line="280"/>
             </w:pPr>
-            <w:r>
-              <w:rPr>
-                <w:sz w:val="19"/>
-                <w:szCs w:val="19"/>
-              </w:rPr>
-              <w:t xml:space="preserve">【記入】</w:t>
-            </w:r>
           </w:p>
         </w:tc>
         <w:tc>
@@ -6060,13 +5894,6 @@
             <w:pPr>
               <w:spacing w:line="280"/>
             </w:pPr>
-            <w:r>
-              <w:rPr>
-                <w:sz w:val="19"/>
-                <w:szCs w:val="19"/>
-              </w:rPr>
-              <w:t xml:space="preserve">【記入】</w:t>
-            </w:r>
           </w:p>
         </w:tc>
       </w:tr>
@@ -6181,13 +6008,6 @@
             <w:pPr>
               <w:spacing w:line="280"/>
             </w:pPr>
-            <w:r>
-              <w:rPr>
-                <w:sz w:val="19"/>
-                <w:szCs w:val="19"/>
-              </w:rPr>
-              <w:t xml:space="preserve">【記入：受け入れられたかも含めて】</w:t>
-            </w:r>
           </w:p>
         </w:tc>
         <w:tc>
@@ -6210,13 +6030,6 @@
             <w:pPr>
               <w:spacing w:line="280"/>
             </w:pPr>
-            <w:r>
-              <w:rPr>
-                <w:sz w:val="19"/>
-                <w:szCs w:val="19"/>
-              </w:rPr>
-              <w:t xml:space="preserve">【記入】</w:t>
-            </w:r>
           </w:p>
         </w:tc>
       </w:tr>
@@ -6331,13 +6144,6 @@
             <w:pPr>
               <w:spacing w:line="280"/>
             </w:pPr>
-            <w:r>
-              <w:rPr>
-                <w:sz w:val="19"/>
-                <w:szCs w:val="19"/>
-              </w:rPr>
-              <w:t xml:space="preserve">【記入】</w:t>
-            </w:r>
           </w:p>
         </w:tc>
         <w:tc>
@@ -6360,13 +6166,6 @@
             <w:pPr>
               <w:spacing w:line="280"/>
             </w:pPr>
-            <w:r>
-              <w:rPr>
-                <w:sz w:val="19"/>
-                <w:szCs w:val="19"/>
-              </w:rPr>
-              <w:t xml:space="preserve">【記入】</w:t>
-            </w:r>
           </w:p>
         </w:tc>
       </w:tr>
@@ -6399,7 +6198,7 @@
                 <w:sz w:val="19"/>
                 <w:szCs w:val="19"/>
               </w:rPr>
-              <w:t xml:space="preserve">コミュニケーション</w:t>
+              <w:t xml:space="preserve">言葉</w:t>
             </w:r>
           </w:p>
         </w:tc>
@@ -6428,7 +6227,7 @@
                 <w:sz w:val="19"/>
                 <w:szCs w:val="19"/>
               </w:rPr>
-              <w:t xml:space="preserve">【記入：言葉や沈黙、距離感で戸惑った場面】</w:t>
+              <w:t xml:space="preserve">ほかの留学生の英語がネイティブ並みで、フランス人のアクセントが聞き取れない（ベトナム）</w:t>
             </w:r>
           </w:p>
         </w:tc>
@@ -6457,7 +6256,7 @@
                 <w:sz w:val="19"/>
                 <w:szCs w:val="19"/>
               </w:rPr>
-              <w:t xml:space="preserve">【記入】</w:t>
+              <w:t xml:space="preserve">英語力の差、英語の発音の違い</w:t>
             </w:r>
           </w:p>
         </w:tc>
@@ -6486,7 +6285,7 @@
                 <w:sz w:val="19"/>
                 <w:szCs w:val="19"/>
               </w:rPr>
-              <w:t xml:space="preserve">【記入】</w:t>
+              <w:t xml:space="preserve">わからないことは聞く。授業後のランチなどで話す機会を増やした</w:t>
             </w:r>
           </w:p>
         </w:tc>
@@ -6515,7 +6314,7 @@
                 <w:sz w:val="19"/>
                 <w:szCs w:val="19"/>
               </w:rPr>
-              <w:t xml:space="preserve">【記入】</w:t>
+              <w:t xml:space="preserve">英語力の成長を感じ、「英語を喋るのが楽しい」と思えるようになった</w:t>
             </w:r>
           </w:p>
         </w:tc>
@@ -6549,7 +6348,7 @@
                 <w:sz w:val="19"/>
                 <w:szCs w:val="19"/>
               </w:rPr>
-              <w:t xml:space="preserve">人間関係</w:t>
+              <w:t xml:space="preserve">学業</w:t>
             </w:r>
           </w:p>
         </w:tc>
@@ -6578,7 +6377,7 @@
                 <w:sz w:val="19"/>
                 <w:szCs w:val="19"/>
               </w:rPr>
-              <w:t xml:space="preserve">【記入：友人、ホストファミリー、先生との関係】</w:t>
+              <w:t xml:space="preserve">ITの授業のレベルが高く、専門用語が多い（ベトナム）</w:t>
             </w:r>
           </w:p>
         </w:tc>
@@ -6607,7 +6406,7 @@
                 <w:sz w:val="19"/>
                 <w:szCs w:val="19"/>
               </w:rPr>
-              <w:t xml:space="preserve">【記入】</w:t>
+              <w:t xml:space="preserve">専門知識の差</w:t>
             </w:r>
           </w:p>
         </w:tc>
@@ -6636,7 +6435,7 @@
                 <w:sz w:val="19"/>
                 <w:szCs w:val="19"/>
               </w:rPr>
-              <w:t xml:space="preserve">【記入】</w:t>
+              <w:t xml:space="preserve">授業中の和訳と復習、重要なところを自分で掘り下げた</w:t>
             </w:r>
           </w:p>
         </w:tc>
@@ -6665,7 +6464,7 @@
                 <w:sz w:val="19"/>
                 <w:szCs w:val="19"/>
               </w:rPr>
-              <w:t xml:space="preserve">【記入】</w:t>
+              <w:t xml:space="preserve">ITパスポートの勉強につながった</w:t>
             </w:r>
           </w:p>
         </w:tc>
@@ -6699,7 +6498,7 @@
                 <w:sz w:val="19"/>
                 <w:szCs w:val="19"/>
               </w:rPr>
-              <w:t xml:space="preserve">言葉</w:t>
+              <w:t xml:space="preserve">買い物・安全</w:t>
             </w:r>
           </w:p>
         </w:tc>
@@ -6728,7 +6527,7 @@
                 <w:sz w:val="19"/>
                 <w:szCs w:val="19"/>
               </w:rPr>
-              <w:t xml:space="preserve">ほかの留学生の英語がネイティブ並みで、フランス人のアクセントが聞き取れない（ベトナム）</w:t>
+              <w:t xml:space="preserve">サービスエリアの店の押し売りやぼったくりが怖く、一度あきらめた（ベトナム）</w:t>
             </w:r>
           </w:p>
         </w:tc>
@@ -6757,7 +6556,7 @@
                 <w:sz w:val="19"/>
                 <w:szCs w:val="19"/>
               </w:rPr>
-              <w:t xml:space="preserve">英語力の差、英語の発音の違い</w:t>
+              <w:t xml:space="preserve">観光客向けの店の売り方への不安</w:t>
             </w:r>
           </w:p>
         </w:tc>
@@ -6786,7 +6585,7 @@
                 <w:sz w:val="19"/>
                 <w:szCs w:val="19"/>
               </w:rPr>
-              <w:t xml:space="preserve">わからないことは聞く。授業後のランチなどで話す機会を増やした</w:t>
+              <w:t xml:space="preserve">現地の学生に後押しされ、一緒に店まで行って試せた</w:t>
             </w:r>
           </w:p>
         </w:tc>
@@ -6810,13 +6609,6 @@
             <w:pPr>
               <w:spacing w:line="280"/>
             </w:pPr>
-            <w:r>
-              <w:rPr>
-                <w:sz w:val="19"/>
-                <w:szCs w:val="19"/>
-              </w:rPr>
-              <w:t xml:space="preserve">英語力の成長を感じ、「英語を喋るのが楽しい」と思えるようになった</w:t>
-            </w:r>
           </w:p>
         </w:tc>
       </w:tr>
@@ -6849,7 +6641,7 @@
                 <w:sz w:val="19"/>
                 <w:szCs w:val="19"/>
               </w:rPr>
-              <w:t xml:space="preserve">学業</w:t>
+              <w:t xml:space="preserve">健康</w:t>
             </w:r>
           </w:p>
         </w:tc>
@@ -6878,7 +6670,7 @@
                 <w:sz w:val="19"/>
                 <w:szCs w:val="19"/>
               </w:rPr>
-              <w:t xml:space="preserve">ITの授業のレベルが高く、専門用語が多い（ベトナム）</w:t>
+              <w:t xml:space="preserve">風邪を引いて1人で寝込んだ（ベトナム）</w:t>
             </w:r>
           </w:p>
         </w:tc>
@@ -6907,7 +6699,7 @@
                 <w:sz w:val="19"/>
                 <w:szCs w:val="19"/>
               </w:rPr>
-              <w:t xml:space="preserve">専門知識の差</w:t>
+              <w:t xml:space="preserve">一人暮らしで、近くに頼れる人がいない</w:t>
             </w:r>
           </w:p>
         </w:tc>
@@ -6931,313 +6723,6 @@
             <w:pPr>
               <w:spacing w:line="280"/>
             </w:pPr>
-            <w:r>
-              <w:rPr>
-                <w:sz w:val="19"/>
-                <w:szCs w:val="19"/>
-              </w:rPr>
-              <w:t xml:space="preserve">授業中の和訳と復習、重要なところを自分で掘り下げた</w:t>
-            </w:r>
-          </w:p>
-        </w:tc>
-        <w:tc>
-          <w:tcPr>
-            <w:tcW w:type="dxa" w:w="1704"/>
-            <w:tcBorders>
-              <w:top w:val="single" w:color="999999" w:sz="4"/>
-              <w:left w:val="single" w:color="999999" w:sz="4"/>
-              <w:bottom w:val="single" w:color="999999" w:sz="4"/>
-              <w:right w:val="single" w:color="999999" w:sz="4"/>
-            </w:tcBorders>
-            <w:tcMar>
-              <w:top w:type="dxa" w:w="60"/>
-              <w:left w:type="dxa" w:w="100"/>
-              <w:bottom w:type="dxa" w:w="60"/>
-              <w:right w:type="dxa" w:w="100"/>
-            </w:tcMar>
-          </w:tcPr>
-          <w:p>
-            <w:pPr>
-              <w:spacing w:line="280"/>
-            </w:pPr>
-            <w:r>
-              <w:rPr>
-                <w:sz w:val="19"/>
-                <w:szCs w:val="19"/>
-              </w:rPr>
-              <w:t xml:space="preserve">ITパスポートの勉強につながった</w:t>
-            </w:r>
-          </w:p>
-        </w:tc>
-      </w:tr>
-      <w:tr>
-        <w:trPr>
-          <w:cantSplit/>
-        </w:trPr>
-        <w:tc>
-          <w:tcPr>
-            <w:tcW w:type="dxa" w:w="1700"/>
-            <w:tcBorders>
-              <w:top w:val="single" w:color="999999" w:sz="4"/>
-              <w:left w:val="single" w:color="999999" w:sz="4"/>
-              <w:bottom w:val="single" w:color="999999" w:sz="4"/>
-              <w:right w:val="single" w:color="999999" w:sz="4"/>
-            </w:tcBorders>
-            <w:tcMar>
-              <w:top w:type="dxa" w:w="60"/>
-              <w:left w:type="dxa" w:w="100"/>
-              <w:bottom w:type="dxa" w:w="60"/>
-              <w:right w:type="dxa" w:w="100"/>
-            </w:tcMar>
-          </w:tcPr>
-          <w:p>
-            <w:pPr>
-              <w:spacing w:line="280"/>
-            </w:pPr>
-            <w:r>
-              <w:rPr>
-                <w:sz w:val="19"/>
-                <w:szCs w:val="19"/>
-              </w:rPr>
-              <w:t xml:space="preserve">買い物・安全</w:t>
-            </w:r>
-          </w:p>
-        </w:tc>
-        <w:tc>
-          <w:tcPr>
-            <w:tcW w:type="dxa" w:w="1700"/>
-            <w:tcBorders>
-              <w:top w:val="single" w:color="999999" w:sz="4"/>
-              <w:left w:val="single" w:color="999999" w:sz="4"/>
-              <w:bottom w:val="single" w:color="999999" w:sz="4"/>
-              <w:right w:val="single" w:color="999999" w:sz="4"/>
-            </w:tcBorders>
-            <w:tcMar>
-              <w:top w:type="dxa" w:w="60"/>
-              <w:left w:type="dxa" w:w="100"/>
-              <w:bottom w:type="dxa" w:w="60"/>
-              <w:right w:type="dxa" w:w="100"/>
-            </w:tcMar>
-          </w:tcPr>
-          <w:p>
-            <w:pPr>
-              <w:spacing w:line="280"/>
-            </w:pPr>
-            <w:r>
-              <w:rPr>
-                <w:sz w:val="19"/>
-                <w:szCs w:val="19"/>
-              </w:rPr>
-              <w:t xml:space="preserve">サービスエリアの店の押し売りやぼったくりが怖く、一度あきらめた（ベトナム）</w:t>
-            </w:r>
-          </w:p>
-        </w:tc>
-        <w:tc>
-          <w:tcPr>
-            <w:tcW w:type="dxa" w:w="1700"/>
-            <w:tcBorders>
-              <w:top w:val="single" w:color="999999" w:sz="4"/>
-              <w:left w:val="single" w:color="999999" w:sz="4"/>
-              <w:bottom w:val="single" w:color="999999" w:sz="4"/>
-              <w:right w:val="single" w:color="999999" w:sz="4"/>
-            </w:tcBorders>
-            <w:tcMar>
-              <w:top w:type="dxa" w:w="60"/>
-              <w:left w:type="dxa" w:w="100"/>
-              <w:bottom w:type="dxa" w:w="60"/>
-              <w:right w:type="dxa" w:w="100"/>
-            </w:tcMar>
-          </w:tcPr>
-          <w:p>
-            <w:pPr>
-              <w:spacing w:line="280"/>
-            </w:pPr>
-            <w:r>
-              <w:rPr>
-                <w:sz w:val="19"/>
-                <w:szCs w:val="19"/>
-              </w:rPr>
-              <w:t xml:space="preserve">観光客向けの店の売り方への不安</w:t>
-            </w:r>
-          </w:p>
-        </w:tc>
-        <w:tc>
-          <w:tcPr>
-            <w:tcW w:type="dxa" w:w="1700"/>
-            <w:tcBorders>
-              <w:top w:val="single" w:color="999999" w:sz="4"/>
-              <w:left w:val="single" w:color="999999" w:sz="4"/>
-              <w:bottom w:val="single" w:color="999999" w:sz="4"/>
-              <w:right w:val="single" w:color="999999" w:sz="4"/>
-            </w:tcBorders>
-            <w:tcMar>
-              <w:top w:type="dxa" w:w="60"/>
-              <w:left w:type="dxa" w:w="100"/>
-              <w:bottom w:type="dxa" w:w="60"/>
-              <w:right w:type="dxa" w:w="100"/>
-            </w:tcMar>
-          </w:tcPr>
-          <w:p>
-            <w:pPr>
-              <w:spacing w:line="280"/>
-            </w:pPr>
-            <w:r>
-              <w:rPr>
-                <w:sz w:val="19"/>
-                <w:szCs w:val="19"/>
-              </w:rPr>
-              <w:t xml:space="preserve">現地の学生に後押しされ、一緒に店まで行って試せた</w:t>
-            </w:r>
-          </w:p>
-        </w:tc>
-        <w:tc>
-          <w:tcPr>
-            <w:tcW w:type="dxa" w:w="1704"/>
-            <w:tcBorders>
-              <w:top w:val="single" w:color="999999" w:sz="4"/>
-              <w:left w:val="single" w:color="999999" w:sz="4"/>
-              <w:bottom w:val="single" w:color="999999" w:sz="4"/>
-              <w:right w:val="single" w:color="999999" w:sz="4"/>
-            </w:tcBorders>
-            <w:tcMar>
-              <w:top w:type="dxa" w:w="60"/>
-              <w:left w:type="dxa" w:w="100"/>
-              <w:bottom w:type="dxa" w:w="60"/>
-              <w:right w:type="dxa" w:w="100"/>
-            </w:tcMar>
-          </w:tcPr>
-          <w:p>
-            <w:pPr>
-              <w:spacing w:line="280"/>
-            </w:pPr>
-            <w:r>
-              <w:rPr>
-                <w:sz w:val="19"/>
-                <w:szCs w:val="19"/>
-              </w:rPr>
-              <w:t xml:space="preserve">【記入】</w:t>
-            </w:r>
-          </w:p>
-        </w:tc>
-      </w:tr>
-      <w:tr>
-        <w:trPr>
-          <w:cantSplit/>
-        </w:trPr>
-        <w:tc>
-          <w:tcPr>
-            <w:tcW w:type="dxa" w:w="1700"/>
-            <w:tcBorders>
-              <w:top w:val="single" w:color="999999" w:sz="4"/>
-              <w:left w:val="single" w:color="999999" w:sz="4"/>
-              <w:bottom w:val="single" w:color="999999" w:sz="4"/>
-              <w:right w:val="single" w:color="999999" w:sz="4"/>
-            </w:tcBorders>
-            <w:tcMar>
-              <w:top w:type="dxa" w:w="60"/>
-              <w:left w:type="dxa" w:w="100"/>
-              <w:bottom w:type="dxa" w:w="60"/>
-              <w:right w:type="dxa" w:w="100"/>
-            </w:tcMar>
-          </w:tcPr>
-          <w:p>
-            <w:pPr>
-              <w:spacing w:line="280"/>
-            </w:pPr>
-            <w:r>
-              <w:rPr>
-                <w:sz w:val="19"/>
-                <w:szCs w:val="19"/>
-              </w:rPr>
-              <w:t xml:space="preserve">健康</w:t>
-            </w:r>
-          </w:p>
-        </w:tc>
-        <w:tc>
-          <w:tcPr>
-            <w:tcW w:type="dxa" w:w="1700"/>
-            <w:tcBorders>
-              <w:top w:val="single" w:color="999999" w:sz="4"/>
-              <w:left w:val="single" w:color="999999" w:sz="4"/>
-              <w:bottom w:val="single" w:color="999999" w:sz="4"/>
-              <w:right w:val="single" w:color="999999" w:sz="4"/>
-            </w:tcBorders>
-            <w:tcMar>
-              <w:top w:type="dxa" w:w="60"/>
-              <w:left w:type="dxa" w:w="100"/>
-              <w:bottom w:type="dxa" w:w="60"/>
-              <w:right w:type="dxa" w:w="100"/>
-            </w:tcMar>
-          </w:tcPr>
-          <w:p>
-            <w:pPr>
-              <w:spacing w:line="280"/>
-            </w:pPr>
-            <w:r>
-              <w:rPr>
-                <w:sz w:val="19"/>
-                <w:szCs w:val="19"/>
-              </w:rPr>
-              <w:t xml:space="preserve">風邪を引いて1人で寝込んだ（ベトナム）</w:t>
-            </w:r>
-          </w:p>
-        </w:tc>
-        <w:tc>
-          <w:tcPr>
-            <w:tcW w:type="dxa" w:w="1700"/>
-            <w:tcBorders>
-              <w:top w:val="single" w:color="999999" w:sz="4"/>
-              <w:left w:val="single" w:color="999999" w:sz="4"/>
-              <w:bottom w:val="single" w:color="999999" w:sz="4"/>
-              <w:right w:val="single" w:color="999999" w:sz="4"/>
-            </w:tcBorders>
-            <w:tcMar>
-              <w:top w:type="dxa" w:w="60"/>
-              <w:left w:type="dxa" w:w="100"/>
-              <w:bottom w:type="dxa" w:w="60"/>
-              <w:right w:type="dxa" w:w="100"/>
-            </w:tcMar>
-          </w:tcPr>
-          <w:p>
-            <w:pPr>
-              <w:spacing w:line="280"/>
-            </w:pPr>
-            <w:r>
-              <w:rPr>
-                <w:sz w:val="19"/>
-                <w:szCs w:val="19"/>
-              </w:rPr>
-              <w:t xml:space="preserve">一人暮らしで、近くに頼れる人がいない</w:t>
-            </w:r>
-          </w:p>
-        </w:tc>
-        <w:tc>
-          <w:tcPr>
-            <w:tcW w:type="dxa" w:w="1700"/>
-            <w:tcBorders>
-              <w:top w:val="single" w:color="999999" w:sz="4"/>
-              <w:left w:val="single" w:color="999999" w:sz="4"/>
-              <w:bottom w:val="single" w:color="999999" w:sz="4"/>
-              <w:right w:val="single" w:color="999999" w:sz="4"/>
-            </w:tcBorders>
-            <w:tcMar>
-              <w:top w:type="dxa" w:w="60"/>
-              <w:left w:type="dxa" w:w="100"/>
-              <w:bottom w:type="dxa" w:w="60"/>
-              <w:right w:type="dxa" w:w="100"/>
-            </w:tcMar>
-          </w:tcPr>
-          <w:p>
-            <w:pPr>
-              <w:spacing w:line="280"/>
-            </w:pPr>
-            <w:r>
-              <w:rPr>
-                <w:sz w:val="19"/>
-                <w:szCs w:val="19"/>
-              </w:rPr>
-              <w:t xml:space="preserve">【記入】</w:t>
-            </w:r>
           </w:p>
         </w:tc>
         <w:tc>
@@ -7482,18 +6967,6 @@
           <w:szCs w:val="26"/>
         </w:rPr>
         <w:t xml:space="preserve">8.1 自己紹介と留学のターニングポイント</w:t>
-      </w:r>
-    </w:p>
-    <w:p>
-      <w:pPr>
-        <w:spacing w:after="160" w:line="340"/>
-      </w:pPr>
-      <w:r>
-        <w:rPr>
-          <w:b/>
-          <w:bCs/>
-        </w:rPr>
-        <w:t xml:space="preserve">【記入：自己紹介（生まれ育った環境、海外に興味を持ったきっかけ、留学を決めた理由など）】</w:t>
       </w:r>
     </w:p>
     <w:p>
@@ -8027,18 +7500,6 @@
     </w:p>
     <w:p>
       <w:pPr>
-        <w:spacing w:after="160" w:line="340"/>
-      </w:pPr>
-      <w:r>
-        <w:rPr>
-          <w:b/>
-          <w:bCs/>
-        </w:rPr>
-        <w:t xml:space="preserve">【記入：留学のターニングポイント（気持ちや考え方が大きく変わった出来事）を、日付とともに3〜5つ挙げる。例：「何とかなるマインド」に切り替えたとき、インド系の人の結婚式に参加し「今しかできない経験をしよう」と思ったとき、スパイスの配合を試したとき、コロナ禍のロックダウン、高校時代の後悔からベトナムでは「受け入れる、楽しむ」を目的にしたことなど】</w:t>
-      </w:r>
-    </w:p>
-    <w:p>
-      <w:pPr>
         <w:keepNext/>
         <w:spacing w:after="200" w:before="360"/>
       </w:pPr>
@@ -8049,18 +7510,6 @@
           <w:szCs w:val="26"/>
         </w:rPr>
         <w:t xml:space="preserve">8.2 カンボジア</w:t>
-      </w:r>
-    </w:p>
-    <w:p>
-      <w:pPr>
-        <w:spacing w:after="160" w:line="340"/>
-      </w:pPr>
-      <w:r>
-        <w:rPr>
-          <w:b/>
-          <w:bCs/>
-        </w:rPr>
-        <w:t xml:space="preserve">【記入：カンボジアでの経験（時期・期間・目的、初めてやったこと、戸惑ったこと、その後のフィジー留学につながったこと）】</w:t>
       </w:r>
     </w:p>
     <w:p>
@@ -9515,13 +8964,6 @@
             <w:pPr>
               <w:spacing w:line="280"/>
             </w:pPr>
-            <w:r>
-              <w:rPr>
-                <w:sz w:val="19"/>
-                <w:szCs w:val="19"/>
-              </w:rPr>
-              <w:t xml:space="preserve">【記入】</w:t>
-            </w:r>
           </w:p>
         </w:tc>
       </w:tr>

--- a/output/卒論全文_最新版.docx
+++ b/output/卒論全文_最新版.docx
@@ -12,7 +12,7 @@
           <w:sz w:val="52"/>
           <w:szCs w:val="52"/>
         </w:rPr>
-        <w:t xml:space="preserve">異文化適応から異文化享受へ</w:t>
+        <w:t xml:space="preserve">異文化適応から異文化享受へ：</w:t>
       </w:r>
     </w:p>
     <w:p>
@@ -25,7 +25,7 @@
           <w:sz w:val="52"/>
           <w:szCs w:val="52"/>
         </w:rPr>
-        <w:t xml:space="preserve">―フィジーとベトナムでの</w:t>
+        <w:t xml:space="preserve">フィジーとベトナムでの</w:t>
       </w:r>
     </w:p>
     <w:p>
@@ -38,7 +38,7 @@
           <w:sz w:val="52"/>
           <w:szCs w:val="52"/>
         </w:rPr>
-        <w:t xml:space="preserve">留学経験を通じた意識の変容―</w:t>
+        <w:t xml:space="preserve">留学経験を通じた意識の変容</w:t>
       </w:r>
     </w:p>
     <w:p>
@@ -25616,7 +25616,7 @@
       <w:r>
         <w:t xml:space="preserve">Government of Fiji. (2020, March 19). PM Bainimarama's statement on the first COVID-19 case in Fiji. </w:t>
       </w:r>
-      <w:hyperlink w:history="1" r:id="rIdu_aegzrubev0beko0ok7z">
+      <w:hyperlink w:history="1" r:id="rIdkakb90ejzfkzjv6yjpldy">
         <w:r>
           <w:rPr>
             <w:color w:val="0563C1"/>
@@ -25661,7 +25661,7 @@
       <w:r>
         <w:t xml:space="preserve">Oberg, K. (1960). Cultural shock: Adjustment to new cultural environments. Practical Anthropology, 7, 177–182. </w:t>
       </w:r>
-      <w:hyperlink w:history="1" r:id="rId6gmfu56avm0igieap0pby">
+      <w:hyperlink w:history="1" r:id="rId6vj4vqjoo9-gup-6ei_zx">
         <w:r>
           <w:rPr>
             <w:color w:val="0563C1"/>
@@ -25679,7 +25679,7 @@
       <w:r>
         <w:t xml:space="preserve">木村有伸（2009）．「異文化適応」論の中の日本人特殊論について．立命館国際地域研究，22，123–138． </w:t>
       </w:r>
-      <w:hyperlink w:history="1" r:id="rIdnnb8t-p4x6xkg68zx4xs2">
+      <w:hyperlink w:history="1" r:id="rId8yo_-_vxjk-zsqfbskdd1">
         <w:r>
           <w:rPr>
             <w:color w:val="0563C1"/>
@@ -25697,7 +25697,7 @@
       <w:r>
         <w:t xml:space="preserve">佐々木ひとみ・水野治久（2000）．外国人研修生の異文化適応に関する縦断的分析．日本語国際センター紀要，10． </w:t>
       </w:r>
-      <w:hyperlink w:history="1" r:id="rIdf1n3aj449hilox5ocfgri">
+      <w:hyperlink w:history="1" r:id="rIda2iotkfznumnnirgjq9xm">
         <w:r>
           <w:rPr>
             <w:color w:val="0563C1"/>
@@ -25715,7 +25715,7 @@
       <w:r>
         <w:t xml:space="preserve">長井進（1988）．外国人交換留学高校生の日本における適応過程．心理学研究，59(1)，37–44． </w:t>
       </w:r>
-      <w:hyperlink w:history="1" r:id="rIdsixdztj_1d_-gm9wiogia">
+      <w:hyperlink w:history="1" r:id="rIdb9kp5fcwebo5a_n5vye33">
         <w:r>
           <w:rPr>
             <w:color w:val="0563C1"/>
@@ -25733,7 +25733,7 @@
       <w:r>
         <w:t xml:space="preserve">日本学生支援機構（2025）．2023（令和5）年度日本人学生留学状況調査． </w:t>
       </w:r>
-      <w:hyperlink w:history="1" r:id="rIdxqwcfzpa7wnyypil947co">
+      <w:hyperlink w:history="1" r:id="rIdyg87vywvzfjqyiho3nsjg">
         <w:r>
           <w:rPr>
             <w:color w:val="0563C1"/>
@@ -25751,7 +25751,7 @@
       <w:r>
         <w:t xml:space="preserve">文部科学省（2024）．トビタテ！留学JAPAN「新・日本代表プログラム」応募状況及び今後の募集スケジュールについて． </w:t>
       </w:r>
-      <w:hyperlink w:history="1" r:id="rIdgti4vbrpitx7hvesbi8pm">
+      <w:hyperlink w:history="1" r:id="rIdamz6pmfzvr3nxyjdzjhj7">
         <w:r>
           <w:rPr>
             <w:color w:val="0563C1"/>
@@ -25769,7 +25769,7 @@
       <w:r>
         <w:t xml:space="preserve">文部科学省（2025）．日本人学生の海外留学状況及び外国人留学生の在籍状況． </w:t>
       </w:r>
-      <w:hyperlink w:history="1" r:id="rIdvf5slxufo93pbhewykar5">
+      <w:hyperlink w:history="1" r:id="rIdfs_jdmydbazyaefkkehvt">
         <w:r>
           <w:rPr>
             <w:color w:val="0563C1"/>

--- a/output/卒論全文_最新版.docx
+++ b/output/卒論全文_最新版.docx
@@ -941,7 +941,34 @@
         <w:spacing w:after="160" w:line="340"/>
       </w:pPr>
       <w:r>
-        <w:t xml:space="preserve">国境間の移動が加速する21世紀、海外留学は日本の大学生にとって特別な経験ではなくなった。文部科学省の最新調査によれば、大学間協定等に基づき2023年度に渡航した日本人学生は89,179名であり、前年度比53.3％の急増を示した（文部科学省, 2025）。コロナ禍による渡航制限が解除された後、1か月未満の短期留学は対前年度比約2倍に膨らみ、アジア地域への派遣は110％増と特に顕著である。また、留学先上位を米国13,517名、豪州9,163名、韓国8,384名と報告し、派遣地域の多様化を裏付ける。加えて、日本学生支援機構の2023年度詳細集計では、協定外派遣を含む留学者32,619名が確認され、制度外の自律的留学が拡大している（日本学生支援機構, 2025）。政府も「トビタテ！留学JAPAN」により2024年度に高校生700名、大学生250名の支援枠を設定し、派遣経路を多層化した（文部科学省, 2024）。オンライン科目の単位互換やハイブリッド型プログラムの普及も追い風となり、留学機会は急速に広がっている。留学の一般化したことで、異文化適応やカルチャーショックの経験をする学生はこれまでで最も多くなった。しかし、その経験の中身を調べる質的研究は少なく、留学拡大のに研究が追いついていない。</w:t>
+        <w:t xml:space="preserve">国境間の移動が加速する21世紀、海外留学は日本の大学生にとって特別な経験ではなくなった。文部科学省の最新調査によれば、大学間協定等に基づき2023年度に渡航した日本人学生は89,179名であり、前年度比53.3％の急増を示した（文部科学省, 2025）</w:t>
+      </w:r>
+      <w:r>
+        <w:rPr>
+          <w:rStyle w:val="FootnoteReference"/>
+        </w:rPr>
+        <w:footnoteReference w:id="1"/>
+      </w:r>
+      <w:r>
+        <w:t xml:space="preserve">。コロナ禍による渡航制限が解除された後、1か月未満の短期留学は対前年度比約2倍に膨らみ、アジア地域への派遣は110％増と特に顕著である。また、留学先上位を米国13,517名、豪州9,163名、韓国8,384名と報告し、派遣地域の多様化を裏付ける。加えて、日本学生支援機構の2023年度詳細集計では、協定外派遣を含む留学者32,619名が確認され、制度外の自律的留学が拡大している（日本学生支援機構, 2025）</w:t>
+      </w:r>
+      <w:r>
+        <w:rPr>
+          <w:rStyle w:val="FootnoteReference"/>
+        </w:rPr>
+        <w:footnoteReference w:id="2"/>
+      </w:r>
+      <w:r>
+        <w:t xml:space="preserve">。政府も「トビタテ！留学JAPAN」により2024年度に高校生700名、大学生250名の支援枠を設定し、派遣経路を多層化した（文部科学省, 2024）</w:t>
+      </w:r>
+      <w:r>
+        <w:rPr>
+          <w:rStyle w:val="FootnoteReference"/>
+        </w:rPr>
+        <w:footnoteReference w:id="3"/>
+      </w:r>
+      <w:r>
+        <w:t xml:space="preserve">。オンライン科目の単位互換やハイブリッド型プログラムの普及も追い風となり、留学機会は急速に広がっている。留学の一般化したことで、異文化適応やカルチャーショックの経験をする学生はこれまでで最も多くなった。しかし、その経験の中身を調べる質的研究は少なく、留学拡大のに研究が追いついていない。</w:t>
       </w:r>
     </w:p>
     <w:p>
@@ -1003,7 +1030,25 @@
         <w:spacing w:after="160" w:line="340"/>
       </w:pPr>
       <w:r>
-        <w:t xml:space="preserve">フィジーでの主な経験を、時期ごとに異文化適応のプロセス（Uカーブモデルの段階）に当てはめると、次のようになる。段階は、3章で述べるリスガード（Lysgaard, 1955）やオバーグ（Oberg, 1960）のモデルをもとに、筆者が当てはめたものである。</w:t>
+        <w:t xml:space="preserve">フィジーでの主な経験を、時期ごとに異文化適応のプロセス（Uカーブモデルの段階）に当てはめると、次のようになる。段階は、3章で述べるリスガード（Lysgaard, 1955）</w:t>
+      </w:r>
+      <w:r>
+        <w:rPr>
+          <w:rStyle w:val="FootnoteReference"/>
+        </w:rPr>
+        <w:footnoteReference w:id="4"/>
+      </w:r>
+      <w:r>
+        <w:t xml:space="preserve">やオバーグ（Oberg, 1960）</w:t>
+      </w:r>
+      <w:r>
+        <w:rPr>
+          <w:rStyle w:val="FootnoteReference"/>
+        </w:rPr>
+        <w:footnoteReference w:id="5"/>
+      </w:r>
+      <w:r>
+        <w:t xml:space="preserve">のモデルをもとに、筆者が当てはめたものである。</w:t>
       </w:r>
     </w:p>
     <w:tbl>
@@ -1833,7 +1878,7 @@
               <w:rPr>
                 <w:rStyle w:val="FootnoteReference"/>
               </w:rPr>
-              <w:footnoteReference w:id="1"/>
+              <w:footnoteReference w:id="6"/>
             </w:r>
             <w:r>
               <w:rPr>
@@ -2269,7 +2314,7 @@
               <w:rPr>
                 <w:rStyle w:val="FootnoteReference"/>
               </w:rPr>
-              <w:footnoteReference w:id="2"/>
+              <w:footnoteReference w:id="7"/>
             </w:r>
             <w:r>
               <w:rPr>
@@ -2423,7 +2468,7 @@
               <w:rPr>
                 <w:rStyle w:val="FootnoteReference"/>
               </w:rPr>
-              <w:footnoteReference w:id="3"/>
+              <w:footnoteReference w:id="8"/>
             </w:r>
             <w:r>
               <w:rPr>
@@ -2677,7 +2722,25 @@
         <w:spacing w:after="160" w:line="340"/>
       </w:pPr>
       <w:r>
-        <w:t xml:space="preserve">なお、段階の当てはめにあたっては、Lysgaard（1955）とOberg（1960）のモデルに加え、留学生の適応過程を時間を追って調べた長井（1988）と佐々木・水野（2000）を参考にした。</w:t>
+        <w:t xml:space="preserve">なお、段階の当てはめにあたっては、Lysgaard（1955）とOberg（1960）のモデルに加え、留学生の適応過程を時間を追って調べた長井（1988）</w:t>
+      </w:r>
+      <w:r>
+        <w:rPr>
+          <w:rStyle w:val="FootnoteReference"/>
+        </w:rPr>
+        <w:footnoteReference w:id="9"/>
+      </w:r>
+      <w:r>
+        <w:t xml:space="preserve">と佐々木・水野（2000）</w:t>
+      </w:r>
+      <w:r>
+        <w:rPr>
+          <w:rStyle w:val="FootnoteReference"/>
+        </w:rPr>
+        <w:footnoteReference w:id="10"/>
+      </w:r>
+      <w:r>
+        <w:t xml:space="preserve">を参考にした。</w:t>
       </w:r>
     </w:p>
     <w:p>
@@ -2742,7 +2805,16 @@
         <w:spacing w:after="160" w:line="340"/>
       </w:pPr>
       <w:r>
-        <w:t xml:space="preserve">最初の課題は、到着直後に生じる戸惑いや衝突を不安や驚きと言ったらその場瞬間的な気持ちと②文化の違いをどう理解したかという考え方の2つに分けて捉えることである。この２つは互いに影響し合い、その後の適応の速さや深さを左右すると言われているが、（木村, 2009）、両者を同時に追ったデータは少ない。本研究では、筆者自身の経験をこの二つの視点から振り返るとともに、比較のために留学経験者へのインタビューを行うことで、カルチャーショックを受け止め、楽しいと思うようになったか明らかにする。あわせて、衝突を食・宗教・価値観・生活環境・コミュニケーション・人間関係などの種類で分け、それぞれがなぜ起きたのかを整理する。（7.1の表で整理する。）</w:t>
+        <w:t xml:space="preserve">最初の課題は、到着直後に生じる戸惑いや衝突を不安や驚きと言ったらその場瞬間的な気持ちと②文化の違いをどう理解したかという考え方の2つに分けて捉えることである。この２つは互いに影響し合い、その後の適応の速さや深さを左右すると言われているが、（木村, 2009）</w:t>
+      </w:r>
+      <w:r>
+        <w:rPr>
+          <w:rStyle w:val="FootnoteReference"/>
+        </w:rPr>
+        <w:footnoteReference w:id="11"/>
+      </w:r>
+      <w:r>
+        <w:t xml:space="preserve">、両者を同時に追ったデータは少ない。本研究では、筆者自身の経験をこの二つの視点から振り返るとともに、比較のために留学経験者へのインタビューを行うことで、カルチャーショックを受け止め、楽しいと思うようになったか明らかにする。あわせて、衝突を食・宗教・価値観・生活環境・コミュニケーション・人間関係などの種類で分け、それぞれがなぜ起きたのかを整理する。（7.1の表で整理する。）</w:t>
       </w:r>
     </w:p>
     <w:p>
@@ -3141,7 +3213,16 @@
         <w:spacing w:after="160" w:line="340"/>
       </w:pPr>
       <w:r>
-        <w:t xml:space="preserve">エドワード・ホール（Hall, 1976）は文化間コミュニケーション理論において「コンテクスト（文脈）」という概念を示し、文化を「高コンテクスト」と「低コンテクスト」に分類した。高コンテクスト文化では、言葉にされない表情や場の空気など、暗黙のうちに伝わる情報が重視される。一方、低コンテクスト文化では伝えたい内容をはっきりと言葉で表すことが重視される。日本は高・コンテクスト文化であり、米国などの低コンテクスト文化と比べて情報伝達の前提が大きく異なる。ホールの理論は、異文化間なぜすれ違いや誤解の発生要因を説明するのに有効である。例えば挨拶や沈黙なども文化によって意味が異なるため、相手の反応が意味わからず戸惑ったり、対人関係のぎこちなさが生じやすい。一方でホールの理論には限界もある。ホールの分類は「日本人が空気を読む」、「アメリカ人ははっきり物事を言う」というように、国ごとの文化をいつも同じようなものとして捉えている。しかし実際には、同じ国の人でも伝え方は人や場面によって異なり、異文化に触れることで変わっていくこともある。そこで本研究は、ホールの理論を手ががかりとしながら、留学を通して人の物事の捉え方がどのように変わっていくのか、実際の体験談から明らかにしていく。</w:t>
+        <w:t xml:space="preserve">エドワード・ホール（Hall, 1976）</w:t>
+      </w:r>
+      <w:r>
+        <w:rPr>
+          <w:rStyle w:val="FootnoteReference"/>
+        </w:rPr>
+        <w:footnoteReference w:id="12"/>
+      </w:r>
+      <w:r>
+        <w:t xml:space="preserve">は文化間コミュニケーション理論において「コンテクスト（文脈）」という概念を示し、文化を「高コンテクスト」と「低コンテクスト」に分類した。高コンテクスト文化では、言葉にされない表情や場の空気など、暗黙のうちに伝わる情報が重視される。一方、低コンテクスト文化では伝えたい内容をはっきりと言葉で表すことが重視される。日本は高・コンテクスト文化であり、米国などの低コンテクスト文化と比べて情報伝達の前提が大きく異なる。ホールの理論は、異文化間なぜすれ違いや誤解の発生要因を説明するのに有効である。例えば挨拶や沈黙なども文化によって意味が異なるため、相手の反応が意味わからず戸惑ったり、対人関係のぎこちなさが生じやすい。一方でホールの理論には限界もある。ホールの分類は「日本人が空気を読む」、「アメリカ人ははっきり物事を言う」というように、国ごとの文化をいつも同じようなものとして捉えている。しかし実際には、同じ国の人でも伝え方は人や場面によって異なり、異文化に触れることで変わっていくこともある。そこで本研究は、ホールの理論を手ががかりとしながら、留学を通して人の物事の捉え方がどのように変わっていくのか、実際の体験談から明らかにしていく。</w:t>
       </w:r>
     </w:p>
     <w:p>
@@ -3163,7 +3244,16 @@
         <w:spacing w:after="160" w:line="340"/>
       </w:pPr>
       <w:r>
-        <w:t xml:space="preserve">ホフステードは IBM 社員を対象とした国際調査をもとに、文化の違いを「権力距離（上下関係を当然とする度合い）」「個人主義・集団主義」「男性性・女性性」「不確実性回避（予想外のことや曖昧さを避けたい度合い）」「長期志向」「人生の享楽志向」の6次元で分類した。これにより国家ごとの文化の傾向を数値で比較できるようになり、文化が個人の行動や考え方に与える影響を整理する枠組みを示された。例えば、日本は集団主義的で高い不確実性回避傾向、米国は個人主義的で低い不確実性回避傾向が強く、この違いがグループワークや自己主張の場面での戸惑いや衝突を生む。ホフステードら（Hofstede et al., 2010）の考え方を踏まえると、こうした文化の次元を理解しておくことは異文化適応に役立つと考えられて、本研究が重視する「文化の違いへの気づき」と適応の関係を支えるものである。</w:t>
+        <w:t xml:space="preserve">ホフステードは IBM 社員を対象とした国際調査をもとに、文化の違いを「権力距離（上下関係を当然とする度合い）」「個人主義・集団主義」「男性性・女性性」「不確実性回避（予想外のことや曖昧さを避けたい度合い）」「長期志向」「人生の享楽志向」の6次元で分類した。これにより国家ごとの文化の傾向を数値で比較できるようになり、文化が個人の行動や考え方に与える影響を整理する枠組みを示された。例えば、日本は集団主義的で高い不確実性回避傾向、米国は個人主義的で低い不確実性回避傾向が強く、この違いがグループワークや自己主張の場面での戸惑いや衝突を生む。ホフステードら（Hofstede et al., 2010）</w:t>
+      </w:r>
+      <w:r>
+        <w:rPr>
+          <w:rStyle w:val="FootnoteReference"/>
+        </w:rPr>
+        <w:footnoteReference w:id="13"/>
+      </w:r>
+      <w:r>
+        <w:t xml:space="preserve">の考え方を踏まえると、こうした文化の次元を理解しておくことは異文化適応に役立つと考えられて、本研究が重視する「文化の違いへの気づき」と適応の関係を支えるものである。</w:t>
       </w:r>
     </w:p>
     <w:p>
@@ -10120,7 +10210,7 @@
               <w:rPr>
                 <w:rStyle w:val="FootnoteReference"/>
               </w:rPr>
-              <w:footnoteReference w:id="4"/>
+              <w:footnoteReference w:id="14"/>
             </w:r>
             <w:r>
               <w:rPr>
@@ -25616,7 +25706,7 @@
       <w:r>
         <w:t xml:space="preserve">Government of Fiji. (2020, March 19). PM Bainimarama's statement on the first COVID-19 case in Fiji. </w:t>
       </w:r>
-      <w:hyperlink w:history="1" r:id="rIdkakb90ejzfkzjv6yjpldy">
+      <w:hyperlink w:history="1" r:id="rId7v1jet-ez73ipm7ttl-hm">
         <w:r>
           <w:rPr>
             <w:color w:val="0563C1"/>
@@ -25661,7 +25751,7 @@
       <w:r>
         <w:t xml:space="preserve">Oberg, K. (1960). Cultural shock: Adjustment to new cultural environments. Practical Anthropology, 7, 177–182. </w:t>
       </w:r>
-      <w:hyperlink w:history="1" r:id="rId6vj4vqjoo9-gup-6ei_zx">
+      <w:hyperlink w:history="1" r:id="rIdqkp4zs6ikip6vtqzaoisq">
         <w:r>
           <w:rPr>
             <w:color w:val="0563C1"/>
@@ -25679,7 +25769,7 @@
       <w:r>
         <w:t xml:space="preserve">木村有伸（2009）．「異文化適応」論の中の日本人特殊論について．立命館国際地域研究，22，123–138． </w:t>
       </w:r>
-      <w:hyperlink w:history="1" r:id="rId8yo_-_vxjk-zsqfbskdd1">
+      <w:hyperlink w:history="1" r:id="rIdq1qenkgs2k9f4iugwe1bq">
         <w:r>
           <w:rPr>
             <w:color w:val="0563C1"/>
@@ -25697,7 +25787,7 @@
       <w:r>
         <w:t xml:space="preserve">佐々木ひとみ・水野治久（2000）．外国人研修生の異文化適応に関する縦断的分析．日本語国際センター紀要，10． </w:t>
       </w:r>
-      <w:hyperlink w:history="1" r:id="rIda2iotkfznumnnirgjq9xm">
+      <w:hyperlink w:history="1" r:id="rIdlvi9pjoxcpdxnm8qvkwrt">
         <w:r>
           <w:rPr>
             <w:color w:val="0563C1"/>
@@ -25715,7 +25805,7 @@
       <w:r>
         <w:t xml:space="preserve">長井進（1988）．外国人交換留学高校生の日本における適応過程．心理学研究，59(1)，37–44． </w:t>
       </w:r>
-      <w:hyperlink w:history="1" r:id="rIdb9kp5fcwebo5a_n5vye33">
+      <w:hyperlink w:history="1" r:id="rIdvtnrshkzacc8ubsahn3zt">
         <w:r>
           <w:rPr>
             <w:color w:val="0563C1"/>
@@ -25733,7 +25823,7 @@
       <w:r>
         <w:t xml:space="preserve">日本学生支援機構（2025）．2023（令和5）年度日本人学生留学状況調査． </w:t>
       </w:r>
-      <w:hyperlink w:history="1" r:id="rIdyg87vywvzfjqyiho3nsjg">
+      <w:hyperlink w:history="1" r:id="rIdzb2qpqnyfrrlbg_f9zvav">
         <w:r>
           <w:rPr>
             <w:color w:val="0563C1"/>
@@ -25751,7 +25841,7 @@
       <w:r>
         <w:t xml:space="preserve">文部科学省（2024）．トビタテ！留学JAPAN「新・日本代表プログラム」応募状況及び今後の募集スケジュールについて． </w:t>
       </w:r>
-      <w:hyperlink w:history="1" r:id="rIdamz6pmfzvr3nxyjdzjhj7">
+      <w:hyperlink w:history="1" r:id="rIdfacmbmge-s3tizjp994zo">
         <w:r>
           <w:rPr>
             <w:color w:val="0563C1"/>
@@ -25769,7 +25859,7 @@
       <w:r>
         <w:t xml:space="preserve">文部科学省（2025）．日本人学生の海外留学状況及び外国人留学生の在籍状況． </w:t>
       </w:r>
-      <w:hyperlink w:history="1" r:id="rIdfs_jdmydbazyaefkkehvt">
+      <w:hyperlink w:history="1" r:id="rIdpnudqdlnvnsh8hid5pj2u">
         <w:r>
           <w:rPr>
             <w:color w:val="0563C1"/>
@@ -25902,7 +25992,7 @@
           <w:sz w:val="18"/>
           <w:szCs w:val="18"/>
         </w:rPr>
-        <w:t xml:space="preserve">ヒンドゥー教の「光の祭り」。家に明かりを灯し、甘いお菓子を食べて祝う。</w:t>
+        <w:t xml:space="preserve">文部科学省（2025）『日本人学生の海外留学状況及び外国人留学生の在籍状況』</w:t>
       </w:r>
     </w:p>
   </w:footnote>
@@ -25922,11 +26012,111 @@
           <w:sz w:val="18"/>
           <w:szCs w:val="18"/>
         </w:rPr>
-        <w:t xml:space="preserve">2020年3月19日、フィジーで国内初の新型コロナウイルス感染者が確認され、政府は感染者が住むラウトカ市のロックダウンを発表した（Government of Fiji, 2020）。</w:t>
+        <w:t xml:space="preserve">日本学生支援機構（2025）『2023（令和5）年度日本人学生留学状況調査』</w:t>
       </w:r>
     </w:p>
   </w:footnote>
   <w:footnote w:id="3">
+    <w:p>
+      <w:pPr>
+        <w:spacing w:line="260"/>
+      </w:pPr>
+      <w:r>
+        <w:rPr>
+          <w:rStyle w:val="FootnoteReference"/>
+        </w:rPr>
+        <w:footnoteRef/>
+      </w:r>
+      <w:r>
+        <w:rPr>
+          <w:sz w:val="18"/>
+          <w:szCs w:val="18"/>
+        </w:rPr>
+        <w:t xml:space="preserve">文部科学省（2024）『トビタテ！留学JAPAN「新・日本代表プログラム」応募状況及び今後の募集スケジュールについて』</w:t>
+      </w:r>
+    </w:p>
+  </w:footnote>
+  <w:footnote w:id="4">
+    <w:p>
+      <w:pPr>
+        <w:spacing w:line="260"/>
+      </w:pPr>
+      <w:r>
+        <w:rPr>
+          <w:rStyle w:val="FootnoteReference"/>
+        </w:rPr>
+        <w:footnoteRef/>
+      </w:r>
+      <w:r>
+        <w:rPr>
+          <w:sz w:val="18"/>
+          <w:szCs w:val="18"/>
+        </w:rPr>
+        <w:t xml:space="preserve">Lysgaard, S. (1955). Adjustment in a foreign society: Norwegian Fulbright grantees visiting the United States.</w:t>
+      </w:r>
+    </w:p>
+  </w:footnote>
+  <w:footnote w:id="5">
+    <w:p>
+      <w:pPr>
+        <w:spacing w:line="260"/>
+      </w:pPr>
+      <w:r>
+        <w:rPr>
+          <w:rStyle w:val="FootnoteReference"/>
+        </w:rPr>
+        <w:footnoteRef/>
+      </w:r>
+      <w:r>
+        <w:rPr>
+          <w:sz w:val="18"/>
+          <w:szCs w:val="18"/>
+        </w:rPr>
+        <w:t xml:space="preserve">Oberg, K. (1960). Cultural shock: Adjustment to new cultural environments.</w:t>
+      </w:r>
+    </w:p>
+  </w:footnote>
+  <w:footnote w:id="6">
+    <w:p>
+      <w:pPr>
+        <w:spacing w:line="260"/>
+      </w:pPr>
+      <w:r>
+        <w:rPr>
+          <w:rStyle w:val="FootnoteReference"/>
+        </w:rPr>
+        <w:footnoteRef/>
+      </w:r>
+      <w:r>
+        <w:rPr>
+          <w:sz w:val="18"/>
+          <w:szCs w:val="18"/>
+        </w:rPr>
+        <w:t xml:space="preserve">ヒンドゥー教の「光の祭り」。家に明かりを灯し、甘いお菓子を食べて祝う。</w:t>
+      </w:r>
+    </w:p>
+  </w:footnote>
+  <w:footnote w:id="7">
+    <w:p>
+      <w:pPr>
+        <w:spacing w:line="260"/>
+      </w:pPr>
+      <w:r>
+        <w:rPr>
+          <w:rStyle w:val="FootnoteReference"/>
+        </w:rPr>
+        <w:footnoteRef/>
+      </w:r>
+      <w:r>
+        <w:rPr>
+          <w:sz w:val="18"/>
+          <w:szCs w:val="18"/>
+        </w:rPr>
+        <w:t xml:space="preserve">2020年3月19日、フィジーで国内初の新型コロナウイルス感染者が確認され、政府は感染者が住むラウトカ市のロックダウンを発表した。Government of Fiji（2020）「PM Bainimarama's Statement on the First COVID-19 Case in Fiji」</w:t>
+      </w:r>
+    </w:p>
+  </w:footnote>
+  <w:footnote w:id="8">
     <w:p>
       <w:pPr>
         <w:spacing w:line="260"/>
@@ -25946,7 +26136,107 @@
       </w:r>
     </w:p>
   </w:footnote>
-  <w:footnote w:id="4">
+  <w:footnote w:id="9">
+    <w:p>
+      <w:pPr>
+        <w:spacing w:line="260"/>
+      </w:pPr>
+      <w:r>
+        <w:rPr>
+          <w:rStyle w:val="FootnoteReference"/>
+        </w:rPr>
+        <w:footnoteRef/>
+      </w:r>
+      <w:r>
+        <w:rPr>
+          <w:sz w:val="18"/>
+          <w:szCs w:val="18"/>
+        </w:rPr>
+        <w:t xml:space="preserve">長井進（1988）「外国人交換留学高校生の日本における適応過程」『心理学研究』</w:t>
+      </w:r>
+    </w:p>
+  </w:footnote>
+  <w:footnote w:id="10">
+    <w:p>
+      <w:pPr>
+        <w:spacing w:line="260"/>
+      </w:pPr>
+      <w:r>
+        <w:rPr>
+          <w:rStyle w:val="FootnoteReference"/>
+        </w:rPr>
+        <w:footnoteRef/>
+      </w:r>
+      <w:r>
+        <w:rPr>
+          <w:sz w:val="18"/>
+          <w:szCs w:val="18"/>
+        </w:rPr>
+        <w:t xml:space="preserve">佐々木ひとみ・水野治久（2000）「外国人研修生の異文化適応に関する縦断的分析」『日本語国際センター紀要』</w:t>
+      </w:r>
+    </w:p>
+  </w:footnote>
+  <w:footnote w:id="11">
+    <w:p>
+      <w:pPr>
+        <w:spacing w:line="260"/>
+      </w:pPr>
+      <w:r>
+        <w:rPr>
+          <w:rStyle w:val="FootnoteReference"/>
+        </w:rPr>
+        <w:footnoteRef/>
+      </w:r>
+      <w:r>
+        <w:rPr>
+          <w:sz w:val="18"/>
+          <w:szCs w:val="18"/>
+        </w:rPr>
+        <w:t xml:space="preserve">木村有伸（2009）「『異文化適応』論の中の日本人特殊論について」『立命館国際地域研究』</w:t>
+      </w:r>
+    </w:p>
+  </w:footnote>
+  <w:footnote w:id="12">
+    <w:p>
+      <w:pPr>
+        <w:spacing w:line="260"/>
+      </w:pPr>
+      <w:r>
+        <w:rPr>
+          <w:rStyle w:val="FootnoteReference"/>
+        </w:rPr>
+        <w:footnoteRef/>
+      </w:r>
+      <w:r>
+        <w:rPr>
+          <w:sz w:val="18"/>
+          <w:szCs w:val="18"/>
+        </w:rPr>
+        <w:t xml:space="preserve">Hall, E. T. (1976). Beyond culture.</w:t>
+      </w:r>
+    </w:p>
+  </w:footnote>
+  <w:footnote w:id="13">
+    <w:p>
+      <w:pPr>
+        <w:spacing w:line="260"/>
+      </w:pPr>
+      <w:r>
+        <w:rPr>
+          <w:rStyle w:val="FootnoteReference"/>
+        </w:rPr>
+        <w:footnoteRef/>
+      </w:r>
+      <w:r>
+        <w:rPr>
+          <w:sz w:val="18"/>
+          <w:szCs w:val="18"/>
+        </w:rPr>
+        <w:t xml:space="preserve">Hofstede, G., Hofstede, G. J., &amp; Minkov, M. (2010). Cultures and organizations: Software of the mind (3rd ed.).</w:t>
+      </w:r>
+    </w:p>
+  </w:footnote>
+  <w:footnote w:id="14">
     <w:p>
       <w:pPr>
         <w:spacing w:line="260"/>

--- a/output/卒論全文_最新版.docx
+++ b/output/卒論全文_最新版.docx
@@ -929,7 +929,6 @@
       </w:pPr>
       <w:r>
         <w:rPr>
-          <w:color w:val="595959"/>
           <w:sz w:val="26"/>
           <w:szCs w:val="26"/>
         </w:rPr>
@@ -978,7 +977,6 @@
       </w:pPr>
       <w:r>
         <w:rPr>
-          <w:color w:val="595959"/>
           <w:sz w:val="26"/>
           <w:szCs w:val="26"/>
         </w:rPr>
@@ -2763,7 +2761,6 @@
       </w:pPr>
       <w:r>
         <w:rPr>
-          <w:color w:val="595959"/>
           <w:sz w:val="26"/>
           <w:szCs w:val="26"/>
         </w:rPr>
@@ -2793,7 +2790,6 @@
       </w:pPr>
       <w:r>
         <w:rPr>
-          <w:color w:val="595959"/>
           <w:sz w:val="26"/>
           <w:szCs w:val="26"/>
         </w:rPr>
@@ -2824,7 +2820,6 @@
       </w:pPr>
       <w:r>
         <w:rPr>
-          <w:color w:val="595959"/>
           <w:sz w:val="26"/>
           <w:szCs w:val="26"/>
         </w:rPr>
@@ -2846,7 +2841,6 @@
       </w:pPr>
       <w:r>
         <w:rPr>
-          <w:color w:val="595959"/>
           <w:sz w:val="26"/>
           <w:szCs w:val="26"/>
         </w:rPr>
@@ -2868,7 +2862,6 @@
       </w:pPr>
       <w:r>
         <w:rPr>
-          <w:color w:val="595959"/>
           <w:sz w:val="26"/>
           <w:szCs w:val="26"/>
         </w:rPr>
@@ -2898,7 +2891,6 @@
       </w:pPr>
       <w:r>
         <w:rPr>
-          <w:color w:val="595959"/>
           <w:sz w:val="26"/>
           <w:szCs w:val="26"/>
         </w:rPr>
@@ -3007,7 +2999,6 @@
       </w:pPr>
       <w:r>
         <w:rPr>
-          <w:color w:val="595959"/>
           <w:sz w:val="26"/>
           <w:szCs w:val="26"/>
         </w:rPr>
@@ -3157,7 +3148,6 @@
       </w:pPr>
       <w:r>
         <w:rPr>
-          <w:color w:val="595959"/>
           <w:sz w:val="26"/>
           <w:szCs w:val="26"/>
         </w:rPr>
@@ -3179,7 +3169,6 @@
       </w:pPr>
       <w:r>
         <w:rPr>
-          <w:color w:val="595959"/>
           <w:sz w:val="26"/>
           <w:szCs w:val="26"/>
         </w:rPr>
@@ -3201,7 +3190,6 @@
       </w:pPr>
       <w:r>
         <w:rPr>
-          <w:color w:val="595959"/>
           <w:sz w:val="26"/>
           <w:szCs w:val="26"/>
         </w:rPr>
@@ -3232,7 +3220,6 @@
       </w:pPr>
       <w:r>
         <w:rPr>
-          <w:color w:val="595959"/>
           <w:sz w:val="26"/>
           <w:szCs w:val="26"/>
         </w:rPr>
@@ -3271,7 +3258,6 @@
       </w:pPr>
       <w:r>
         <w:rPr>
-          <w:color w:val="595959"/>
           <w:sz w:val="26"/>
           <w:szCs w:val="26"/>
         </w:rPr>
@@ -3830,7 +3816,6 @@
       </w:pPr>
       <w:r>
         <w:rPr>
-          <w:color w:val="595959"/>
           <w:sz w:val="26"/>
           <w:szCs w:val="26"/>
         </w:rPr>
@@ -3852,7 +3837,6 @@
       </w:pPr>
       <w:r>
         <w:rPr>
-          <w:color w:val="595959"/>
           <w:sz w:val="26"/>
           <w:szCs w:val="26"/>
         </w:rPr>
@@ -3874,7 +3858,6 @@
       </w:pPr>
       <w:r>
         <w:rPr>
-          <w:color w:val="595959"/>
           <w:sz w:val="26"/>
           <w:szCs w:val="26"/>
         </w:rPr>
@@ -3896,7 +3879,6 @@
       </w:pPr>
       <w:r>
         <w:rPr>
-          <w:color w:val="595959"/>
           <w:sz w:val="26"/>
           <w:szCs w:val="26"/>
         </w:rPr>
@@ -3926,7 +3908,6 @@
       </w:pPr>
       <w:r>
         <w:rPr>
-          <w:color w:val="595959"/>
           <w:sz w:val="26"/>
           <w:szCs w:val="26"/>
         </w:rPr>
@@ -3996,7 +3977,6 @@
       </w:pPr>
       <w:r>
         <w:rPr>
-          <w:color w:val="595959"/>
           <w:sz w:val="26"/>
           <w:szCs w:val="26"/>
         </w:rPr>
@@ -4018,7 +3998,6 @@
       </w:pPr>
       <w:r>
         <w:rPr>
-          <w:color w:val="595959"/>
           <w:sz w:val="26"/>
           <w:szCs w:val="26"/>
         </w:rPr>
@@ -4040,7 +4019,6 @@
       </w:pPr>
       <w:r>
         <w:rPr>
-          <w:color w:val="595959"/>
           <w:sz w:val="26"/>
           <w:szCs w:val="26"/>
         </w:rPr>
@@ -4075,7 +4053,6 @@
       </w:pPr>
       <w:r>
         <w:rPr>
-          <w:color w:val="595959"/>
           <w:sz w:val="26"/>
           <w:szCs w:val="26"/>
         </w:rPr>
@@ -4097,7 +4074,6 @@
       </w:pPr>
       <w:r>
         <w:rPr>
-          <w:color w:val="595959"/>
           <w:sz w:val="26"/>
           <w:szCs w:val="26"/>
         </w:rPr>
@@ -5196,7 +5172,6 @@
       </w:pPr>
       <w:r>
         <w:rPr>
-          <w:color w:val="595959"/>
           <w:sz w:val="26"/>
           <w:szCs w:val="26"/>
         </w:rPr>
@@ -5255,7 +5230,6 @@
       </w:pPr>
       <w:r>
         <w:rPr>
-          <w:color w:val="595959"/>
           <w:sz w:val="26"/>
           <w:szCs w:val="26"/>
         </w:rPr>
@@ -6900,7 +6874,6 @@
       </w:pPr>
       <w:r>
         <w:rPr>
-          <w:color w:val="595959"/>
           <w:sz w:val="26"/>
           <w:szCs w:val="26"/>
         </w:rPr>
@@ -6982,7 +6955,6 @@
       </w:pPr>
       <w:r>
         <w:rPr>
-          <w:color w:val="595959"/>
           <w:sz w:val="26"/>
           <w:szCs w:val="26"/>
         </w:rPr>
@@ -7043,7 +7015,6 @@
       </w:pPr>
       <w:r>
         <w:rPr>
-          <w:color w:val="595959"/>
           <w:sz w:val="26"/>
           <w:szCs w:val="26"/>
         </w:rPr>
@@ -7086,7 +7057,6 @@
       </w:pPr>
       <w:r>
         <w:rPr>
-          <w:color w:val="595959"/>
           <w:sz w:val="26"/>
           <w:szCs w:val="26"/>
         </w:rPr>
@@ -7645,7 +7615,6 @@
       </w:pPr>
       <w:r>
         <w:rPr>
-          <w:color w:val="595959"/>
           <w:sz w:val="26"/>
           <w:szCs w:val="26"/>
         </w:rPr>
@@ -7667,7 +7636,6 @@
       </w:pPr>
       <w:r>
         <w:rPr>
-          <w:color w:val="595959"/>
           <w:sz w:val="26"/>
           <w:szCs w:val="26"/>
         </w:rPr>
@@ -8823,7 +8791,6 @@
       </w:pPr>
       <w:r>
         <w:rPr>
-          <w:color w:val="595959"/>
           <w:sz w:val="26"/>
           <w:szCs w:val="26"/>
         </w:rPr>
@@ -11146,7 +11113,6 @@
       </w:pPr>
       <w:r>
         <w:rPr>
-          <w:color w:val="595959"/>
           <w:sz w:val="26"/>
           <w:szCs w:val="26"/>
         </w:rPr>
@@ -25429,7 +25395,6 @@
       </w:pPr>
       <w:r>
         <w:rPr>
-          <w:color w:val="595959"/>
           <w:sz w:val="26"/>
           <w:szCs w:val="26"/>
         </w:rPr>
@@ -25459,7 +25424,6 @@
       </w:pPr>
       <w:r>
         <w:rPr>
-          <w:color w:val="595959"/>
           <w:sz w:val="26"/>
           <w:szCs w:val="26"/>
         </w:rPr>
@@ -25489,7 +25453,6 @@
       </w:pPr>
       <w:r>
         <w:rPr>
-          <w:color w:val="595959"/>
           <w:sz w:val="26"/>
           <w:szCs w:val="26"/>
         </w:rPr>
@@ -25519,7 +25482,6 @@
       </w:pPr>
       <w:r>
         <w:rPr>
-          <w:color w:val="595959"/>
           <w:sz w:val="26"/>
           <w:szCs w:val="26"/>
         </w:rPr>
@@ -25557,7 +25519,6 @@
       </w:pPr>
       <w:r>
         <w:rPr>
-          <w:color w:val="595959"/>
           <w:sz w:val="26"/>
           <w:szCs w:val="26"/>
         </w:rPr>
@@ -25706,7 +25667,7 @@
       <w:r>
         <w:t xml:space="preserve">Government of Fiji. (2020, March 19). PM Bainimarama's statement on the first COVID-19 case in Fiji. </w:t>
       </w:r>
-      <w:hyperlink w:history="1" r:id="rId7v1jet-ez73ipm7ttl-hm">
+      <w:hyperlink w:history="1" r:id="rIdbltieshzyowhfwemhtbbf">
         <w:r>
           <w:rPr>
             <w:color w:val="0563C1"/>
@@ -25751,7 +25712,7 @@
       <w:r>
         <w:t xml:space="preserve">Oberg, K. (1960). Cultural shock: Adjustment to new cultural environments. Practical Anthropology, 7, 177–182. </w:t>
       </w:r>
-      <w:hyperlink w:history="1" r:id="rIdqkp4zs6ikip6vtqzaoisq">
+      <w:hyperlink w:history="1" r:id="rIdx2lgttw2aotyf04whgbcf">
         <w:r>
           <w:rPr>
             <w:color w:val="0563C1"/>
@@ -25769,7 +25730,7 @@
       <w:r>
         <w:t xml:space="preserve">木村有伸（2009）．「異文化適応」論の中の日本人特殊論について．立命館国際地域研究，22，123–138． </w:t>
       </w:r>
-      <w:hyperlink w:history="1" r:id="rIdq1qenkgs2k9f4iugwe1bq">
+      <w:hyperlink w:history="1" r:id="rId8jpnf7p5tykd1q1qjxqjd">
         <w:r>
           <w:rPr>
             <w:color w:val="0563C1"/>
@@ -25787,7 +25748,7 @@
       <w:r>
         <w:t xml:space="preserve">佐々木ひとみ・水野治久（2000）．外国人研修生の異文化適応に関する縦断的分析．日本語国際センター紀要，10． </w:t>
       </w:r>
-      <w:hyperlink w:history="1" r:id="rIdlvi9pjoxcpdxnm8qvkwrt">
+      <w:hyperlink w:history="1" r:id="rIdpbcg9l008b8bxwdn1piou">
         <w:r>
           <w:rPr>
             <w:color w:val="0563C1"/>
@@ -25805,7 +25766,7 @@
       <w:r>
         <w:t xml:space="preserve">長井進（1988）．外国人交換留学高校生の日本における適応過程．心理学研究，59(1)，37–44． </w:t>
       </w:r>
-      <w:hyperlink w:history="1" r:id="rIdvtnrshkzacc8ubsahn3zt">
+      <w:hyperlink w:history="1" r:id="rIdj-7j1dwrhhvrhjs8f-b-c">
         <w:r>
           <w:rPr>
             <w:color w:val="0563C1"/>
@@ -25823,7 +25784,7 @@
       <w:r>
         <w:t xml:space="preserve">日本学生支援機構（2025）．2023（令和5）年度日本人学生留学状況調査． </w:t>
       </w:r>
-      <w:hyperlink w:history="1" r:id="rIdzb2qpqnyfrrlbg_f9zvav">
+      <w:hyperlink w:history="1" r:id="rIdkhfzvkjbux8eqogddobcg">
         <w:r>
           <w:rPr>
             <w:color w:val="0563C1"/>
@@ -25841,7 +25802,7 @@
       <w:r>
         <w:t xml:space="preserve">文部科学省（2024）．トビタテ！留学JAPAN「新・日本代表プログラム」応募状況及び今後の募集スケジュールについて． </w:t>
       </w:r>
-      <w:hyperlink w:history="1" r:id="rIdfacmbmge-s3tizjp994zo">
+      <w:hyperlink w:history="1" r:id="rIdskiugzho4549zyemayzim">
         <w:r>
           <w:rPr>
             <w:color w:val="0563C1"/>
@@ -25859,7 +25820,7 @@
       <w:r>
         <w:t xml:space="preserve">文部科学省（2025）．日本人学生の海外留学状況及び外国人留学生の在籍状況． </w:t>
       </w:r>
-      <w:hyperlink w:history="1" r:id="rIdpnudqdlnvnsh8hid5pj2u">
+      <w:hyperlink w:history="1" r:id="rIdkbdebny7m-q2boynswvkx">
         <w:r>
           <w:rPr>
             <w:color w:val="0563C1"/>

--- a/output/卒論全文_最新版.docx
+++ b/output/卒論全文_最新版.docx
@@ -453,7 +453,7 @@
           <w:sz w:val="21"/>
           <w:szCs w:val="21"/>
         </w:rPr>
-        <w:t xml:space="preserve">４．異文化適応4段階モデル（ホフステード2010）</w:t>
+        <w:t xml:space="preserve">４．異文化適応4段階モデル（リスガード1955、オバーグ1960）</w:t>
       </w:r>
     </w:p>
     <w:p>
@@ -3806,7 +3806,7 @@
           <w:sz w:val="32"/>
           <w:szCs w:val="32"/>
         </w:rPr>
-        <w:t xml:space="preserve">４．異文化適応4段階モデル（ホフステード2010）</w:t>
+        <w:t xml:space="preserve">４．異文化適応4段階モデル（リスガード1955、オバーグ1960）</w:t>
       </w:r>
     </w:p>
     <w:p>
@@ -4085,7 +4085,952 @@
         <w:spacing w:after="160" w:line="340"/>
       </w:pPr>
       <w:r>
-        <w:t xml:space="preserve">本研究では、筆者が留学したフィジーとベトナムを、出身国である日本と比較する。比較の観点は、ホフステードの6次元のうち衝突との関わりが深いと考えられる「集団主義」「権力距離」「不確実性回避」の3つに、生活の中での宗教の役割を加えた4つとする。</w:t>
+        <w:t xml:space="preserve">本研究では、筆者が留学したフィジーとベトナムを、出身国である日本と比較する。表は、Hofstede et al.（2010）が示した6次元のスコア（0〜100）である</w:t>
+      </w:r>
+      <w:r>
+        <w:rPr>
+          <w:rStyle w:val="FootnoteReference"/>
+        </w:rPr>
+        <w:footnoteReference w:id="14"/>
+      </w:r>
+      <w:r>
+        <w:t xml:space="preserve">。なお、フィジーはHofstedeの調査対象に含まれていないため、スコアはない。そのため、フィジーについては、筆者の経験から見た特徴を参考として示す。</w:t>
+      </w:r>
+    </w:p>
+    <w:tbl>
+      <w:tblPr>
+        <w:tblW w:type="dxa" w:w="8504"/>
+        <w:tblBorders>
+          <w:top w:val="single" w:color="auto" w:sz="4"/>
+          <w:left w:val="single" w:color="auto" w:sz="4"/>
+          <w:bottom w:val="single" w:color="auto" w:sz="4"/>
+          <w:right w:val="single" w:color="auto" w:sz="4"/>
+          <w:insideH w:val="single" w:color="auto" w:sz="4"/>
+          <w:insideV w:val="single" w:color="auto" w:sz="4"/>
+        </w:tblBorders>
+      </w:tblPr>
+      <w:tblGrid>
+        <w:gridCol w:w="3204"/>
+        <w:gridCol w:w="985"/>
+        <w:gridCol w:w="1109"/>
+        <w:gridCol w:w="3206"/>
+      </w:tblGrid>
+      <w:tr>
+        <w:trPr>
+          <w:cantSplit/>
+          <w:tblHeader/>
+        </w:trPr>
+        <w:tc>
+          <w:tcPr>
+            <w:tcW w:type="dxa" w:w="3204"/>
+            <w:tcBorders>
+              <w:top w:val="single" w:color="999999" w:sz="4"/>
+              <w:left w:val="single" w:color="999999" w:sz="4"/>
+              <w:bottom w:val="single" w:color="999999" w:sz="4"/>
+              <w:right w:val="single" w:color="999999" w:sz="4"/>
+            </w:tcBorders>
+            <w:shd w:fill="EDEDED" w:color="auto" w:val="clear"/>
+            <w:tcMar>
+              <w:top w:type="dxa" w:w="60"/>
+              <w:left w:type="dxa" w:w="100"/>
+              <w:bottom w:type="dxa" w:w="60"/>
+              <w:right w:type="dxa" w:w="100"/>
+            </w:tcMar>
+            <w:vAlign w:val="center"/>
+          </w:tcPr>
+          <w:p>
+            <w:pPr>
+              <w:spacing w:line="280"/>
+            </w:pPr>
+            <w:r>
+              <w:rPr>
+                <w:b/>
+                <w:bCs/>
+                <w:sz w:val="19"/>
+                <w:szCs w:val="19"/>
+              </w:rPr>
+              <w:t xml:space="preserve">次元</w:t>
+            </w:r>
+          </w:p>
+        </w:tc>
+        <w:tc>
+          <w:tcPr>
+            <w:tcW w:type="dxa" w:w="985"/>
+            <w:tcBorders>
+              <w:top w:val="single" w:color="999999" w:sz="4"/>
+              <w:left w:val="single" w:color="999999" w:sz="4"/>
+              <w:bottom w:val="single" w:color="999999" w:sz="4"/>
+              <w:right w:val="single" w:color="999999" w:sz="4"/>
+            </w:tcBorders>
+            <w:shd w:fill="EDEDED" w:color="auto" w:val="clear"/>
+            <w:tcMar>
+              <w:top w:type="dxa" w:w="60"/>
+              <w:left w:type="dxa" w:w="100"/>
+              <w:bottom w:type="dxa" w:w="60"/>
+              <w:right w:type="dxa" w:w="100"/>
+            </w:tcMar>
+            <w:vAlign w:val="center"/>
+          </w:tcPr>
+          <w:p>
+            <w:pPr>
+              <w:spacing w:line="280"/>
+            </w:pPr>
+            <w:r>
+              <w:rPr>
+                <w:b/>
+                <w:bCs/>
+                <w:sz w:val="19"/>
+                <w:szCs w:val="19"/>
+              </w:rPr>
+              <w:t xml:space="preserve">日本</w:t>
+            </w:r>
+          </w:p>
+        </w:tc>
+        <w:tc>
+          <w:tcPr>
+            <w:tcW w:type="dxa" w:w="1109"/>
+            <w:tcBorders>
+              <w:top w:val="single" w:color="999999" w:sz="4"/>
+              <w:left w:val="single" w:color="999999" w:sz="4"/>
+              <w:bottom w:val="single" w:color="999999" w:sz="4"/>
+              <w:right w:val="single" w:color="999999" w:sz="4"/>
+            </w:tcBorders>
+            <w:shd w:fill="EDEDED" w:color="auto" w:val="clear"/>
+            <w:tcMar>
+              <w:top w:type="dxa" w:w="60"/>
+              <w:left w:type="dxa" w:w="100"/>
+              <w:bottom w:type="dxa" w:w="60"/>
+              <w:right w:type="dxa" w:w="100"/>
+            </w:tcMar>
+            <w:vAlign w:val="center"/>
+          </w:tcPr>
+          <w:p>
+            <w:pPr>
+              <w:spacing w:line="280"/>
+            </w:pPr>
+            <w:r>
+              <w:rPr>
+                <w:b/>
+                <w:bCs/>
+                <w:sz w:val="19"/>
+                <w:szCs w:val="19"/>
+              </w:rPr>
+              <w:t xml:space="preserve">ベトナム</w:t>
+            </w:r>
+          </w:p>
+        </w:tc>
+        <w:tc>
+          <w:tcPr>
+            <w:tcW w:type="dxa" w:w="3206"/>
+            <w:tcBorders>
+              <w:top w:val="single" w:color="999999" w:sz="4"/>
+              <w:left w:val="single" w:color="999999" w:sz="4"/>
+              <w:bottom w:val="single" w:color="999999" w:sz="4"/>
+              <w:right w:val="single" w:color="999999" w:sz="4"/>
+            </w:tcBorders>
+            <w:shd w:fill="EDEDED" w:color="auto" w:val="clear"/>
+            <w:tcMar>
+              <w:top w:type="dxa" w:w="60"/>
+              <w:left w:type="dxa" w:w="100"/>
+              <w:bottom w:type="dxa" w:w="60"/>
+              <w:right w:type="dxa" w:w="100"/>
+            </w:tcMar>
+            <w:vAlign w:val="center"/>
+          </w:tcPr>
+          <w:p>
+            <w:pPr>
+              <w:spacing w:line="280"/>
+            </w:pPr>
+            <w:r>
+              <w:rPr>
+                <w:b/>
+                <w:bCs/>
+                <w:sz w:val="19"/>
+                <w:szCs w:val="19"/>
+              </w:rPr>
+              <w:t xml:space="preserve">フィジー（参考：筆者の経験）</w:t>
+            </w:r>
+          </w:p>
+        </w:tc>
+      </w:tr>
+      <w:tr>
+        <w:trPr>
+          <w:cantSplit/>
+        </w:trPr>
+        <w:tc>
+          <w:tcPr>
+            <w:tcW w:type="dxa" w:w="3204"/>
+            <w:tcBorders>
+              <w:top w:val="single" w:color="999999" w:sz="4"/>
+              <w:left w:val="single" w:color="999999" w:sz="4"/>
+              <w:bottom w:val="single" w:color="999999" w:sz="4"/>
+              <w:right w:val="single" w:color="999999" w:sz="4"/>
+            </w:tcBorders>
+            <w:tcMar>
+              <w:top w:type="dxa" w:w="60"/>
+              <w:left w:type="dxa" w:w="100"/>
+              <w:bottom w:type="dxa" w:w="60"/>
+              <w:right w:type="dxa" w:w="100"/>
+            </w:tcMar>
+            <w:vAlign w:val="center"/>
+          </w:tcPr>
+          <w:p>
+            <w:pPr>
+              <w:spacing w:line="280"/>
+            </w:pPr>
+            <w:r>
+              <w:rPr>
+                <w:sz w:val="19"/>
+                <w:szCs w:val="19"/>
+              </w:rPr>
+              <w:t xml:space="preserve">権力距離（上下関係を当然と考える度合い）</w:t>
+            </w:r>
+          </w:p>
+        </w:tc>
+        <w:tc>
+          <w:tcPr>
+            <w:tcW w:type="dxa" w:w="985"/>
+            <w:tcBorders>
+              <w:top w:val="single" w:color="999999" w:sz="4"/>
+              <w:left w:val="single" w:color="999999" w:sz="4"/>
+              <w:bottom w:val="single" w:color="999999" w:sz="4"/>
+              <w:right w:val="single" w:color="999999" w:sz="4"/>
+            </w:tcBorders>
+            <w:tcMar>
+              <w:top w:type="dxa" w:w="60"/>
+              <w:left w:type="dxa" w:w="100"/>
+              <w:bottom w:type="dxa" w:w="60"/>
+              <w:right w:type="dxa" w:w="100"/>
+            </w:tcMar>
+            <w:vAlign w:val="center"/>
+          </w:tcPr>
+          <w:p>
+            <w:pPr>
+              <w:spacing w:line="280"/>
+            </w:pPr>
+            <w:r>
+              <w:rPr>
+                <w:sz w:val="19"/>
+                <w:szCs w:val="19"/>
+              </w:rPr>
+              <w:t xml:space="preserve">54</w:t>
+            </w:r>
+          </w:p>
+        </w:tc>
+        <w:tc>
+          <w:tcPr>
+            <w:tcW w:type="dxa" w:w="1109"/>
+            <w:tcBorders>
+              <w:top w:val="single" w:color="999999" w:sz="4"/>
+              <w:left w:val="single" w:color="999999" w:sz="4"/>
+              <w:bottom w:val="single" w:color="999999" w:sz="4"/>
+              <w:right w:val="single" w:color="999999" w:sz="4"/>
+            </w:tcBorders>
+            <w:tcMar>
+              <w:top w:type="dxa" w:w="60"/>
+              <w:left w:type="dxa" w:w="100"/>
+              <w:bottom w:type="dxa" w:w="60"/>
+              <w:right w:type="dxa" w:w="100"/>
+            </w:tcMar>
+            <w:vAlign w:val="center"/>
+          </w:tcPr>
+          <w:p>
+            <w:pPr>
+              <w:spacing w:line="280"/>
+            </w:pPr>
+            <w:r>
+              <w:rPr>
+                <w:sz w:val="19"/>
+                <w:szCs w:val="19"/>
+              </w:rPr>
+              <w:t xml:space="preserve">70</w:t>
+            </w:r>
+          </w:p>
+        </w:tc>
+        <w:tc>
+          <w:tcPr>
+            <w:tcW w:type="dxa" w:w="3206"/>
+            <w:tcBorders>
+              <w:top w:val="single" w:color="999999" w:sz="4"/>
+              <w:left w:val="single" w:color="999999" w:sz="4"/>
+              <w:bottom w:val="single" w:color="999999" w:sz="4"/>
+              <w:right w:val="single" w:color="999999" w:sz="4"/>
+            </w:tcBorders>
+            <w:tcMar>
+              <w:top w:type="dxa" w:w="60"/>
+              <w:left w:type="dxa" w:w="100"/>
+              <w:bottom w:type="dxa" w:w="60"/>
+              <w:right w:type="dxa" w:w="100"/>
+            </w:tcMar>
+            <w:vAlign w:val="center"/>
+          </w:tcPr>
+          <w:p>
+            <w:pPr>
+              <w:spacing w:line="280"/>
+            </w:pPr>
+            <w:r>
+              <w:rPr>
+                <w:sz w:val="19"/>
+                <w:szCs w:val="19"/>
+              </w:rPr>
+              <w:t xml:space="preserve">スコアなし（学校の先生は笑顔をあまり見せなかった）</w:t>
+            </w:r>
+          </w:p>
+        </w:tc>
+      </w:tr>
+      <w:tr>
+        <w:trPr>
+          <w:cantSplit/>
+        </w:trPr>
+        <w:tc>
+          <w:tcPr>
+            <w:tcW w:type="dxa" w:w="3204"/>
+            <w:tcBorders>
+              <w:top w:val="single" w:color="999999" w:sz="4"/>
+              <w:left w:val="single" w:color="999999" w:sz="4"/>
+              <w:bottom w:val="single" w:color="999999" w:sz="4"/>
+              <w:right w:val="single" w:color="999999" w:sz="4"/>
+            </w:tcBorders>
+            <w:tcMar>
+              <w:top w:type="dxa" w:w="60"/>
+              <w:left w:type="dxa" w:w="100"/>
+              <w:bottom w:type="dxa" w:w="60"/>
+              <w:right w:type="dxa" w:w="100"/>
+            </w:tcMar>
+            <w:vAlign w:val="center"/>
+          </w:tcPr>
+          <w:p>
+            <w:pPr>
+              <w:spacing w:line="280"/>
+            </w:pPr>
+            <w:r>
+              <w:rPr>
+                <w:sz w:val="19"/>
+                <w:szCs w:val="19"/>
+              </w:rPr>
+              <w:t xml:space="preserve">個人主義（数値が低いほど集団主義）</w:t>
+            </w:r>
+          </w:p>
+        </w:tc>
+        <w:tc>
+          <w:tcPr>
+            <w:tcW w:type="dxa" w:w="985"/>
+            <w:tcBorders>
+              <w:top w:val="single" w:color="999999" w:sz="4"/>
+              <w:left w:val="single" w:color="999999" w:sz="4"/>
+              <w:bottom w:val="single" w:color="999999" w:sz="4"/>
+              <w:right w:val="single" w:color="999999" w:sz="4"/>
+            </w:tcBorders>
+            <w:tcMar>
+              <w:top w:type="dxa" w:w="60"/>
+              <w:left w:type="dxa" w:w="100"/>
+              <w:bottom w:type="dxa" w:w="60"/>
+              <w:right w:type="dxa" w:w="100"/>
+            </w:tcMar>
+            <w:vAlign w:val="center"/>
+          </w:tcPr>
+          <w:p>
+            <w:pPr>
+              <w:spacing w:line="280"/>
+            </w:pPr>
+            <w:r>
+              <w:rPr>
+                <w:sz w:val="19"/>
+                <w:szCs w:val="19"/>
+              </w:rPr>
+              <w:t xml:space="preserve">46</w:t>
+            </w:r>
+          </w:p>
+        </w:tc>
+        <w:tc>
+          <w:tcPr>
+            <w:tcW w:type="dxa" w:w="1109"/>
+            <w:tcBorders>
+              <w:top w:val="single" w:color="999999" w:sz="4"/>
+              <w:left w:val="single" w:color="999999" w:sz="4"/>
+              <w:bottom w:val="single" w:color="999999" w:sz="4"/>
+              <w:right w:val="single" w:color="999999" w:sz="4"/>
+            </w:tcBorders>
+            <w:tcMar>
+              <w:top w:type="dxa" w:w="60"/>
+              <w:left w:type="dxa" w:w="100"/>
+              <w:bottom w:type="dxa" w:w="60"/>
+              <w:right w:type="dxa" w:w="100"/>
+            </w:tcMar>
+            <w:vAlign w:val="center"/>
+          </w:tcPr>
+          <w:p>
+            <w:pPr>
+              <w:spacing w:line="280"/>
+            </w:pPr>
+            <w:r>
+              <w:rPr>
+                <w:sz w:val="19"/>
+                <w:szCs w:val="19"/>
+              </w:rPr>
+              <w:t xml:space="preserve">20</w:t>
+            </w:r>
+          </w:p>
+        </w:tc>
+        <w:tc>
+          <w:tcPr>
+            <w:tcW w:type="dxa" w:w="3206"/>
+            <w:tcBorders>
+              <w:top w:val="single" w:color="999999" w:sz="4"/>
+              <w:left w:val="single" w:color="999999" w:sz="4"/>
+              <w:bottom w:val="single" w:color="999999" w:sz="4"/>
+              <w:right w:val="single" w:color="999999" w:sz="4"/>
+            </w:tcBorders>
+            <w:tcMar>
+              <w:top w:type="dxa" w:w="60"/>
+              <w:left w:type="dxa" w:w="100"/>
+              <w:bottom w:type="dxa" w:w="60"/>
+              <w:right w:type="dxa" w:w="100"/>
+            </w:tcMar>
+            <w:vAlign w:val="center"/>
+          </w:tcPr>
+          <w:p>
+            <w:pPr>
+              <w:spacing w:line="280"/>
+            </w:pPr>
+            <w:r>
+              <w:rPr>
+                <w:sz w:val="19"/>
+                <w:szCs w:val="19"/>
+              </w:rPr>
+              <w:t xml:space="preserve">スコアなし（親族や共同体を重んじ、物を分け合う「ケレケレ」の文化がある）</w:t>
+            </w:r>
+          </w:p>
+        </w:tc>
+      </w:tr>
+      <w:tr>
+        <w:trPr>
+          <w:cantSplit/>
+        </w:trPr>
+        <w:tc>
+          <w:tcPr>
+            <w:tcW w:type="dxa" w:w="3204"/>
+            <w:tcBorders>
+              <w:top w:val="single" w:color="999999" w:sz="4"/>
+              <w:left w:val="single" w:color="999999" w:sz="4"/>
+              <w:bottom w:val="single" w:color="999999" w:sz="4"/>
+              <w:right w:val="single" w:color="999999" w:sz="4"/>
+            </w:tcBorders>
+            <w:tcMar>
+              <w:top w:type="dxa" w:w="60"/>
+              <w:left w:type="dxa" w:w="100"/>
+              <w:bottom w:type="dxa" w:w="60"/>
+              <w:right w:type="dxa" w:w="100"/>
+            </w:tcMar>
+            <w:vAlign w:val="center"/>
+          </w:tcPr>
+          <w:p>
+            <w:pPr>
+              <w:spacing w:line="280"/>
+            </w:pPr>
+            <w:r>
+              <w:rPr>
+                <w:sz w:val="19"/>
+                <w:szCs w:val="19"/>
+              </w:rPr>
+              <w:t xml:space="preserve">男性性（競争や達成を重んじる度合い）</w:t>
+            </w:r>
+          </w:p>
+        </w:tc>
+        <w:tc>
+          <w:tcPr>
+            <w:tcW w:type="dxa" w:w="985"/>
+            <w:tcBorders>
+              <w:top w:val="single" w:color="999999" w:sz="4"/>
+              <w:left w:val="single" w:color="999999" w:sz="4"/>
+              <w:bottom w:val="single" w:color="999999" w:sz="4"/>
+              <w:right w:val="single" w:color="999999" w:sz="4"/>
+            </w:tcBorders>
+            <w:tcMar>
+              <w:top w:type="dxa" w:w="60"/>
+              <w:left w:type="dxa" w:w="100"/>
+              <w:bottom w:type="dxa" w:w="60"/>
+              <w:right w:type="dxa" w:w="100"/>
+            </w:tcMar>
+            <w:vAlign w:val="center"/>
+          </w:tcPr>
+          <w:p>
+            <w:pPr>
+              <w:spacing w:line="280"/>
+            </w:pPr>
+            <w:r>
+              <w:rPr>
+                <w:sz w:val="19"/>
+                <w:szCs w:val="19"/>
+              </w:rPr>
+              <w:t xml:space="preserve">95</w:t>
+            </w:r>
+          </w:p>
+        </w:tc>
+        <w:tc>
+          <w:tcPr>
+            <w:tcW w:type="dxa" w:w="1109"/>
+            <w:tcBorders>
+              <w:top w:val="single" w:color="999999" w:sz="4"/>
+              <w:left w:val="single" w:color="999999" w:sz="4"/>
+              <w:bottom w:val="single" w:color="999999" w:sz="4"/>
+              <w:right w:val="single" w:color="999999" w:sz="4"/>
+            </w:tcBorders>
+            <w:tcMar>
+              <w:top w:type="dxa" w:w="60"/>
+              <w:left w:type="dxa" w:w="100"/>
+              <w:bottom w:type="dxa" w:w="60"/>
+              <w:right w:type="dxa" w:w="100"/>
+            </w:tcMar>
+            <w:vAlign w:val="center"/>
+          </w:tcPr>
+          <w:p>
+            <w:pPr>
+              <w:spacing w:line="280"/>
+            </w:pPr>
+            <w:r>
+              <w:rPr>
+                <w:sz w:val="19"/>
+                <w:szCs w:val="19"/>
+              </w:rPr>
+              <w:t xml:space="preserve">40</w:t>
+            </w:r>
+          </w:p>
+        </w:tc>
+        <w:tc>
+          <w:tcPr>
+            <w:tcW w:type="dxa" w:w="3206"/>
+            <w:tcBorders>
+              <w:top w:val="single" w:color="999999" w:sz="4"/>
+              <w:left w:val="single" w:color="999999" w:sz="4"/>
+              <w:bottom w:val="single" w:color="999999" w:sz="4"/>
+              <w:right w:val="single" w:color="999999" w:sz="4"/>
+            </w:tcBorders>
+            <w:tcMar>
+              <w:top w:type="dxa" w:w="60"/>
+              <w:left w:type="dxa" w:w="100"/>
+              <w:bottom w:type="dxa" w:w="60"/>
+              <w:right w:type="dxa" w:w="100"/>
+            </w:tcMar>
+            <w:vAlign w:val="center"/>
+          </w:tcPr>
+          <w:p>
+            <w:pPr>
+              <w:spacing w:line="280"/>
+            </w:pPr>
+            <w:r>
+              <w:rPr>
+                <w:sz w:val="19"/>
+                <w:szCs w:val="19"/>
+              </w:rPr>
+              <w:t xml:space="preserve">スコアなし</w:t>
+            </w:r>
+          </w:p>
+        </w:tc>
+      </w:tr>
+      <w:tr>
+        <w:trPr>
+          <w:cantSplit/>
+        </w:trPr>
+        <w:tc>
+          <w:tcPr>
+            <w:tcW w:type="dxa" w:w="3204"/>
+            <w:tcBorders>
+              <w:top w:val="single" w:color="999999" w:sz="4"/>
+              <w:left w:val="single" w:color="999999" w:sz="4"/>
+              <w:bottom w:val="single" w:color="999999" w:sz="4"/>
+              <w:right w:val="single" w:color="999999" w:sz="4"/>
+            </w:tcBorders>
+            <w:tcMar>
+              <w:top w:type="dxa" w:w="60"/>
+              <w:left w:type="dxa" w:w="100"/>
+              <w:bottom w:type="dxa" w:w="60"/>
+              <w:right w:type="dxa" w:w="100"/>
+            </w:tcMar>
+            <w:vAlign w:val="center"/>
+          </w:tcPr>
+          <w:p>
+            <w:pPr>
+              <w:spacing w:line="280"/>
+            </w:pPr>
+            <w:r>
+              <w:rPr>
+                <w:sz w:val="19"/>
+                <w:szCs w:val="19"/>
+              </w:rPr>
+              <w:t xml:space="preserve">不確実性回避（予定外のことやあいまいさを避けたい度合い）</w:t>
+            </w:r>
+          </w:p>
+        </w:tc>
+        <w:tc>
+          <w:tcPr>
+            <w:tcW w:type="dxa" w:w="985"/>
+            <w:tcBorders>
+              <w:top w:val="single" w:color="999999" w:sz="4"/>
+              <w:left w:val="single" w:color="999999" w:sz="4"/>
+              <w:bottom w:val="single" w:color="999999" w:sz="4"/>
+              <w:right w:val="single" w:color="999999" w:sz="4"/>
+            </w:tcBorders>
+            <w:tcMar>
+              <w:top w:type="dxa" w:w="60"/>
+              <w:left w:type="dxa" w:w="100"/>
+              <w:bottom w:type="dxa" w:w="60"/>
+              <w:right w:type="dxa" w:w="100"/>
+            </w:tcMar>
+            <w:vAlign w:val="center"/>
+          </w:tcPr>
+          <w:p>
+            <w:pPr>
+              <w:spacing w:line="280"/>
+            </w:pPr>
+            <w:r>
+              <w:rPr>
+                <w:sz w:val="19"/>
+                <w:szCs w:val="19"/>
+              </w:rPr>
+              <w:t xml:space="preserve">92</w:t>
+            </w:r>
+          </w:p>
+        </w:tc>
+        <w:tc>
+          <w:tcPr>
+            <w:tcW w:type="dxa" w:w="1109"/>
+            <w:tcBorders>
+              <w:top w:val="single" w:color="999999" w:sz="4"/>
+              <w:left w:val="single" w:color="999999" w:sz="4"/>
+              <w:bottom w:val="single" w:color="999999" w:sz="4"/>
+              <w:right w:val="single" w:color="999999" w:sz="4"/>
+            </w:tcBorders>
+            <w:tcMar>
+              <w:top w:type="dxa" w:w="60"/>
+              <w:left w:type="dxa" w:w="100"/>
+              <w:bottom w:type="dxa" w:w="60"/>
+              <w:right w:type="dxa" w:w="100"/>
+            </w:tcMar>
+            <w:vAlign w:val="center"/>
+          </w:tcPr>
+          <w:p>
+            <w:pPr>
+              <w:spacing w:line="280"/>
+            </w:pPr>
+            <w:r>
+              <w:rPr>
+                <w:sz w:val="19"/>
+                <w:szCs w:val="19"/>
+              </w:rPr>
+              <w:t xml:space="preserve">30</w:t>
+            </w:r>
+          </w:p>
+        </w:tc>
+        <w:tc>
+          <w:tcPr>
+            <w:tcW w:type="dxa" w:w="3206"/>
+            <w:tcBorders>
+              <w:top w:val="single" w:color="999999" w:sz="4"/>
+              <w:left w:val="single" w:color="999999" w:sz="4"/>
+              <w:bottom w:val="single" w:color="999999" w:sz="4"/>
+              <w:right w:val="single" w:color="999999" w:sz="4"/>
+            </w:tcBorders>
+            <w:tcMar>
+              <w:top w:type="dxa" w:w="60"/>
+              <w:left w:type="dxa" w:w="100"/>
+              <w:bottom w:type="dxa" w:w="60"/>
+              <w:right w:type="dxa" w:w="100"/>
+            </w:tcMar>
+            <w:vAlign w:val="center"/>
+          </w:tcPr>
+          <w:p>
+            <w:pPr>
+              <w:spacing w:line="280"/>
+            </w:pPr>
+            <w:r>
+              <w:rPr>
+                <w:sz w:val="19"/>
+                <w:szCs w:val="19"/>
+              </w:rPr>
+              <w:t xml:space="preserve">スコアなし（停電や断水など、予定どおりにいかないことが多かった）</w:t>
+            </w:r>
+          </w:p>
+        </w:tc>
+      </w:tr>
+      <w:tr>
+        <w:trPr>
+          <w:cantSplit/>
+        </w:trPr>
+        <w:tc>
+          <w:tcPr>
+            <w:tcW w:type="dxa" w:w="3204"/>
+            <w:tcBorders>
+              <w:top w:val="single" w:color="999999" w:sz="4"/>
+              <w:left w:val="single" w:color="999999" w:sz="4"/>
+              <w:bottom w:val="single" w:color="999999" w:sz="4"/>
+              <w:right w:val="single" w:color="999999" w:sz="4"/>
+            </w:tcBorders>
+            <w:tcMar>
+              <w:top w:type="dxa" w:w="60"/>
+              <w:left w:type="dxa" w:w="100"/>
+              <w:bottom w:type="dxa" w:w="60"/>
+              <w:right w:type="dxa" w:w="100"/>
+            </w:tcMar>
+            <w:vAlign w:val="center"/>
+          </w:tcPr>
+          <w:p>
+            <w:pPr>
+              <w:spacing w:line="280"/>
+            </w:pPr>
+            <w:r>
+              <w:rPr>
+                <w:sz w:val="19"/>
+                <w:szCs w:val="19"/>
+              </w:rPr>
+              <w:t xml:space="preserve">長期志向（将来に向けた計画や倹約を重んじる度合い）</w:t>
+            </w:r>
+          </w:p>
+        </w:tc>
+        <w:tc>
+          <w:tcPr>
+            <w:tcW w:type="dxa" w:w="985"/>
+            <w:tcBorders>
+              <w:top w:val="single" w:color="999999" w:sz="4"/>
+              <w:left w:val="single" w:color="999999" w:sz="4"/>
+              <w:bottom w:val="single" w:color="999999" w:sz="4"/>
+              <w:right w:val="single" w:color="999999" w:sz="4"/>
+            </w:tcBorders>
+            <w:tcMar>
+              <w:top w:type="dxa" w:w="60"/>
+              <w:left w:type="dxa" w:w="100"/>
+              <w:bottom w:type="dxa" w:w="60"/>
+              <w:right w:type="dxa" w:w="100"/>
+            </w:tcMar>
+            <w:vAlign w:val="center"/>
+          </w:tcPr>
+          <w:p>
+            <w:pPr>
+              <w:spacing w:line="280"/>
+            </w:pPr>
+            <w:r>
+              <w:rPr>
+                <w:sz w:val="19"/>
+                <w:szCs w:val="19"/>
+              </w:rPr>
+              <w:t xml:space="preserve">88</w:t>
+            </w:r>
+          </w:p>
+        </w:tc>
+        <w:tc>
+          <w:tcPr>
+            <w:tcW w:type="dxa" w:w="1109"/>
+            <w:tcBorders>
+              <w:top w:val="single" w:color="999999" w:sz="4"/>
+              <w:left w:val="single" w:color="999999" w:sz="4"/>
+              <w:bottom w:val="single" w:color="999999" w:sz="4"/>
+              <w:right w:val="single" w:color="999999" w:sz="4"/>
+            </w:tcBorders>
+            <w:tcMar>
+              <w:top w:type="dxa" w:w="60"/>
+              <w:left w:type="dxa" w:w="100"/>
+              <w:bottom w:type="dxa" w:w="60"/>
+              <w:right w:type="dxa" w:w="100"/>
+            </w:tcMar>
+            <w:vAlign w:val="center"/>
+          </w:tcPr>
+          <w:p>
+            <w:pPr>
+              <w:spacing w:line="280"/>
+            </w:pPr>
+            <w:r>
+              <w:rPr>
+                <w:sz w:val="19"/>
+                <w:szCs w:val="19"/>
+              </w:rPr>
+              <w:t xml:space="preserve">57</w:t>
+            </w:r>
+          </w:p>
+        </w:tc>
+        <w:tc>
+          <w:tcPr>
+            <w:tcW w:type="dxa" w:w="3206"/>
+            <w:tcBorders>
+              <w:top w:val="single" w:color="999999" w:sz="4"/>
+              <w:left w:val="single" w:color="999999" w:sz="4"/>
+              <w:bottom w:val="single" w:color="999999" w:sz="4"/>
+              <w:right w:val="single" w:color="999999" w:sz="4"/>
+            </w:tcBorders>
+            <w:tcMar>
+              <w:top w:type="dxa" w:w="60"/>
+              <w:left w:type="dxa" w:w="100"/>
+              <w:bottom w:type="dxa" w:w="60"/>
+              <w:right w:type="dxa" w:w="100"/>
+            </w:tcMar>
+            <w:vAlign w:val="center"/>
+          </w:tcPr>
+          <w:p>
+            <w:pPr>
+              <w:spacing w:line="280"/>
+            </w:pPr>
+            <w:r>
+              <w:rPr>
+                <w:sz w:val="19"/>
+                <w:szCs w:val="19"/>
+              </w:rPr>
+              <w:t xml:space="preserve">スコアなし</w:t>
+            </w:r>
+          </w:p>
+        </w:tc>
+      </w:tr>
+      <w:tr>
+        <w:trPr>
+          <w:cantSplit/>
+        </w:trPr>
+        <w:tc>
+          <w:tcPr>
+            <w:tcW w:type="dxa" w:w="3204"/>
+            <w:tcBorders>
+              <w:top w:val="single" w:color="999999" w:sz="4"/>
+              <w:left w:val="single" w:color="999999" w:sz="4"/>
+              <w:bottom w:val="single" w:color="999999" w:sz="4"/>
+              <w:right w:val="single" w:color="999999" w:sz="4"/>
+            </w:tcBorders>
+            <w:tcMar>
+              <w:top w:type="dxa" w:w="60"/>
+              <w:left w:type="dxa" w:w="100"/>
+              <w:bottom w:type="dxa" w:w="60"/>
+              <w:right w:type="dxa" w:w="100"/>
+            </w:tcMar>
+            <w:vAlign w:val="center"/>
+          </w:tcPr>
+          <w:p>
+            <w:pPr>
+              <w:spacing w:line="280"/>
+            </w:pPr>
+            <w:r>
+              <w:rPr>
+                <w:sz w:val="19"/>
+                <w:szCs w:val="19"/>
+              </w:rPr>
+              <w:t xml:space="preserve">人生の楽しみ志向（欲求や楽しみを抑えない度合い）</w:t>
+            </w:r>
+          </w:p>
+        </w:tc>
+        <w:tc>
+          <w:tcPr>
+            <w:tcW w:type="dxa" w:w="985"/>
+            <w:tcBorders>
+              <w:top w:val="single" w:color="999999" w:sz="4"/>
+              <w:left w:val="single" w:color="999999" w:sz="4"/>
+              <w:bottom w:val="single" w:color="999999" w:sz="4"/>
+              <w:right w:val="single" w:color="999999" w:sz="4"/>
+            </w:tcBorders>
+            <w:tcMar>
+              <w:top w:type="dxa" w:w="60"/>
+              <w:left w:type="dxa" w:w="100"/>
+              <w:bottom w:type="dxa" w:w="60"/>
+              <w:right w:type="dxa" w:w="100"/>
+            </w:tcMar>
+            <w:vAlign w:val="center"/>
+          </w:tcPr>
+          <w:p>
+            <w:pPr>
+              <w:spacing w:line="280"/>
+            </w:pPr>
+            <w:r>
+              <w:rPr>
+                <w:sz w:val="19"/>
+                <w:szCs w:val="19"/>
+              </w:rPr>
+              <w:t xml:space="preserve">42</w:t>
+            </w:r>
+          </w:p>
+        </w:tc>
+        <w:tc>
+          <w:tcPr>
+            <w:tcW w:type="dxa" w:w="1109"/>
+            <w:tcBorders>
+              <w:top w:val="single" w:color="999999" w:sz="4"/>
+              <w:left w:val="single" w:color="999999" w:sz="4"/>
+              <w:bottom w:val="single" w:color="999999" w:sz="4"/>
+              <w:right w:val="single" w:color="999999" w:sz="4"/>
+            </w:tcBorders>
+            <w:tcMar>
+              <w:top w:type="dxa" w:w="60"/>
+              <w:left w:type="dxa" w:w="100"/>
+              <w:bottom w:type="dxa" w:w="60"/>
+              <w:right w:type="dxa" w:w="100"/>
+            </w:tcMar>
+            <w:vAlign w:val="center"/>
+          </w:tcPr>
+          <w:p>
+            <w:pPr>
+              <w:spacing w:line="280"/>
+            </w:pPr>
+            <w:r>
+              <w:rPr>
+                <w:sz w:val="19"/>
+                <w:szCs w:val="19"/>
+              </w:rPr>
+              <w:t xml:space="preserve">35</w:t>
+            </w:r>
+          </w:p>
+        </w:tc>
+        <w:tc>
+          <w:tcPr>
+            <w:tcW w:type="dxa" w:w="3206"/>
+            <w:tcBorders>
+              <w:top w:val="single" w:color="999999" w:sz="4"/>
+              <w:left w:val="single" w:color="999999" w:sz="4"/>
+              <w:bottom w:val="single" w:color="999999" w:sz="4"/>
+              <w:right w:val="single" w:color="999999" w:sz="4"/>
+            </w:tcBorders>
+            <w:tcMar>
+              <w:top w:type="dxa" w:w="60"/>
+              <w:left w:type="dxa" w:w="100"/>
+              <w:bottom w:type="dxa" w:w="60"/>
+              <w:right w:type="dxa" w:w="100"/>
+            </w:tcMar>
+            <w:vAlign w:val="center"/>
+          </w:tcPr>
+          <w:p>
+            <w:pPr>
+              <w:spacing w:line="280"/>
+            </w:pPr>
+            <w:r>
+              <w:rPr>
+                <w:sz w:val="19"/>
+                <w:szCs w:val="19"/>
+              </w:rPr>
+              <w:t xml:space="preserve">スコアなし</w:t>
+            </w:r>
+          </w:p>
+        </w:tc>
+      </w:tr>
+    </w:tbl>
+    <w:p>
+      <w:pPr>
+        <w:spacing w:after="120"/>
+      </w:pPr>
+    </w:p>
+    <w:p>
+      <w:pPr>
+        <w:spacing w:after="160" w:line="340"/>
+      </w:pPr>
+      <w:r>
+        <w:t xml:space="preserve">加えて、本研究では、生活の中での宗教の役割も比較の観点とする。日本では日常生活で宗教を意識することは少ないが、フィジーではキリスト教、ヒンドゥー教、イスラム教などが食事や行事に深く関わっている。</w:t>
+      </w:r>
+    </w:p>
+    <w:p>
+      <w:pPr>
+        <w:spacing w:after="160" w:line="340"/>
+      </w:pPr>
+      <w:r>
+        <w:t xml:space="preserve">スコアを比べると、日本とベトナムの差が特に大きいのは、不確実性回避（日本92、ベトナム30）、男性性（日本95、ベトナム40）、権力距離（日本54、ベトナム70）、個人主義（日本46、ベトナム20）である。</w:t>
+      </w:r>
+    </w:p>
+    <w:p>
+      <w:pPr>
+        <w:spacing w:after="160" w:line="340"/>
+      </w:pPr>
+      <w:r>
+        <w:t xml:space="preserve">これらの違いから、留学先ごとに次のような場面で衝突が起きやすいと考えられる。</w:t>
       </w:r>
     </w:p>
     <w:tbl>
@@ -4140,7 +5085,7 @@
                 <w:sz w:val="19"/>
                 <w:szCs w:val="19"/>
               </w:rPr>
-              <w:t xml:space="preserve">観点</w:t>
+              <w:t xml:space="preserve">留学先</w:t>
             </w:r>
           </w:p>
         </w:tc>
@@ -4173,7 +5118,7 @@
                 <w:sz w:val="19"/>
                 <w:szCs w:val="19"/>
               </w:rPr>
-              <w:t xml:space="preserve">日本</w:t>
+              <w:t xml:space="preserve">日本との違いが大きい点</w:t>
             </w:r>
           </w:p>
         </w:tc>
@@ -4206,7 +5151,7 @@
                 <w:sz w:val="19"/>
                 <w:szCs w:val="19"/>
               </w:rPr>
-              <w:t xml:space="preserve">ベトナム</w:t>
+              <w:t xml:space="preserve">衝突が起きやすい場面</w:t>
             </w:r>
           </w:p>
         </w:tc>
@@ -4239,7 +5184,7 @@
                 <w:sz w:val="19"/>
                 <w:szCs w:val="19"/>
               </w:rPr>
-              <w:t xml:space="preserve">フィジー</w:t>
+              <w:t xml:space="preserve">筆者の経験</w:t>
             </w:r>
           </w:p>
         </w:tc>
@@ -4274,7 +5219,7 @@
                 <w:sz w:val="19"/>
                 <w:szCs w:val="19"/>
               </w:rPr>
-              <w:t xml:space="preserve">集団主義（個人より集団を重んじるか）</w:t>
+              <w:t xml:space="preserve">ベトナム</w:t>
             </w:r>
           </w:p>
         </w:tc>
@@ -4304,7 +5249,7 @@
                 <w:sz w:val="19"/>
                 <w:szCs w:val="19"/>
               </w:rPr>
-              <w:t xml:space="preserve">集団主義</w:t>
+              <w:t xml:space="preserve">不確実性回避（日本92、ベトナム30）、権力距離（日本54、ベトナム70）</w:t>
             </w:r>
           </w:p>
         </w:tc>
@@ -4334,7 +5279,7 @@
                 <w:sz w:val="19"/>
                 <w:szCs w:val="19"/>
               </w:rPr>
-              <w:t xml:space="preserve">集団主義</w:t>
+              <w:t xml:space="preserve">予定や約束の変更、ルールのあいまいさ、先生や年上の人への接し方</w:t>
             </w:r>
           </w:p>
         </w:tc>
@@ -4364,7 +5309,7 @@
                 <w:sz w:val="19"/>
                 <w:szCs w:val="19"/>
               </w:rPr>
-              <w:t xml:space="preserve">集団主義（親族や村の共同体を重んじる）</w:t>
+              <w:t xml:space="preserve">予定やルールよりも、英語力の差や専門的な授業に戸惑った（8.4）</w:t>
             </w:r>
           </w:p>
         </w:tc>
@@ -4399,7 +5344,7 @@
                 <w:sz w:val="19"/>
                 <w:szCs w:val="19"/>
               </w:rPr>
-              <w:t xml:space="preserve">権力距離（上下関係を当然と考える度合い）</w:t>
+              <w:t xml:space="preserve">フィジー</w:t>
             </w:r>
           </w:p>
         </w:tc>
@@ -4429,7 +5374,7 @@
                 <w:sz w:val="19"/>
                 <w:szCs w:val="19"/>
               </w:rPr>
-              <w:t xml:space="preserve">中程度</w:t>
+              <w:t xml:space="preserve">生活の中の宗教、共同体の慣習</w:t>
             </w:r>
           </w:p>
         </w:tc>
@@ -4459,7 +5404,7 @@
                 <w:sz w:val="19"/>
                 <w:szCs w:val="19"/>
               </w:rPr>
-              <w:t xml:space="preserve">高い</w:t>
+              <w:t xml:space="preserve">食事の内容や作法、家族の行事、家畜の扱い</w:t>
             </w:r>
           </w:p>
         </w:tc>
@@ -4484,248 +5429,12 @@
             <w:pPr>
               <w:spacing w:line="280"/>
             </w:pPr>
-          </w:p>
-        </w:tc>
-      </w:tr>
-      <w:tr>
-        <w:trPr>
-          <w:cantSplit/>
-        </w:trPr>
-        <w:tc>
-          <w:tcPr>
-            <w:tcW w:type="dxa" w:w="2126"/>
-            <w:tcBorders>
-              <w:top w:val="single" w:color="999999" w:sz="4"/>
-              <w:left w:val="single" w:color="999999" w:sz="4"/>
-              <w:bottom w:val="single" w:color="999999" w:sz="4"/>
-              <w:right w:val="single" w:color="999999" w:sz="4"/>
-            </w:tcBorders>
-            <w:tcMar>
-              <w:top w:type="dxa" w:w="60"/>
-              <w:left w:type="dxa" w:w="100"/>
-              <w:bottom w:type="dxa" w:w="60"/>
-              <w:right w:type="dxa" w:w="100"/>
-            </w:tcMar>
-            <w:vAlign w:val="center"/>
-          </w:tcPr>
-          <w:p>
-            <w:pPr>
-              <w:spacing w:line="280"/>
-            </w:pPr>
-            <w:r>
-              <w:rPr>
-                <w:sz w:val="19"/>
-                <w:szCs w:val="19"/>
-              </w:rPr>
-              <w:t xml:space="preserve">不確実性回避（予定外のことやあいまいさを避けたい度合い）</w:t>
-            </w:r>
-          </w:p>
-        </w:tc>
-        <w:tc>
-          <w:tcPr>
-            <w:tcW w:type="dxa" w:w="2126"/>
-            <w:tcBorders>
-              <w:top w:val="single" w:color="999999" w:sz="4"/>
-              <w:left w:val="single" w:color="999999" w:sz="4"/>
-              <w:bottom w:val="single" w:color="999999" w:sz="4"/>
-              <w:right w:val="single" w:color="999999" w:sz="4"/>
-            </w:tcBorders>
-            <w:tcMar>
-              <w:top w:type="dxa" w:w="60"/>
-              <w:left w:type="dxa" w:w="100"/>
-              <w:bottom w:type="dxa" w:w="60"/>
-              <w:right w:type="dxa" w:w="100"/>
-            </w:tcMar>
-            <w:vAlign w:val="center"/>
-          </w:tcPr>
-          <w:p>
-            <w:pPr>
-              <w:spacing w:line="280"/>
-            </w:pPr>
-            <w:r>
-              <w:rPr>
-                <w:sz w:val="19"/>
-                <w:szCs w:val="19"/>
-              </w:rPr>
-              <w:t xml:space="preserve">高い</w:t>
-            </w:r>
-          </w:p>
-        </w:tc>
-        <w:tc>
-          <w:tcPr>
-            <w:tcW w:type="dxa" w:w="2126"/>
-            <w:tcBorders>
-              <w:top w:val="single" w:color="999999" w:sz="4"/>
-              <w:left w:val="single" w:color="999999" w:sz="4"/>
-              <w:bottom w:val="single" w:color="999999" w:sz="4"/>
-              <w:right w:val="single" w:color="999999" w:sz="4"/>
-            </w:tcBorders>
-            <w:tcMar>
-              <w:top w:type="dxa" w:w="60"/>
-              <w:left w:type="dxa" w:w="100"/>
-              <w:bottom w:type="dxa" w:w="60"/>
-              <w:right w:type="dxa" w:w="100"/>
-            </w:tcMar>
-            <w:vAlign w:val="center"/>
-          </w:tcPr>
-          <w:p>
-            <w:pPr>
-              <w:spacing w:line="280"/>
-            </w:pPr>
-            <w:r>
-              <w:rPr>
-                <w:sz w:val="19"/>
-                <w:szCs w:val="19"/>
-              </w:rPr>
-              <w:t xml:space="preserve">低い</w:t>
-            </w:r>
-          </w:p>
-        </w:tc>
-        <w:tc>
-          <w:tcPr>
-            <w:tcW w:type="dxa" w:w="2126"/>
-            <w:tcBorders>
-              <w:top w:val="single" w:color="999999" w:sz="4"/>
-              <w:left w:val="single" w:color="999999" w:sz="4"/>
-              <w:bottom w:val="single" w:color="999999" w:sz="4"/>
-              <w:right w:val="single" w:color="999999" w:sz="4"/>
-            </w:tcBorders>
-            <w:tcMar>
-              <w:top w:type="dxa" w:w="60"/>
-              <w:left w:type="dxa" w:w="100"/>
-              <w:bottom w:type="dxa" w:w="60"/>
-              <w:right w:type="dxa" w:w="100"/>
-            </w:tcMar>
-            <w:vAlign w:val="center"/>
-          </w:tcPr>
-          <w:p>
-            <w:pPr>
-              <w:spacing w:line="280"/>
-            </w:pPr>
-          </w:p>
-        </w:tc>
-      </w:tr>
-      <w:tr>
-        <w:trPr>
-          <w:cantSplit/>
-        </w:trPr>
-        <w:tc>
-          <w:tcPr>
-            <w:tcW w:type="dxa" w:w="2126"/>
-            <w:tcBorders>
-              <w:top w:val="single" w:color="999999" w:sz="4"/>
-              <w:left w:val="single" w:color="999999" w:sz="4"/>
-              <w:bottom w:val="single" w:color="999999" w:sz="4"/>
-              <w:right w:val="single" w:color="999999" w:sz="4"/>
-            </w:tcBorders>
-            <w:tcMar>
-              <w:top w:type="dxa" w:w="60"/>
-              <w:left w:type="dxa" w:w="100"/>
-              <w:bottom w:type="dxa" w:w="60"/>
-              <w:right w:type="dxa" w:w="100"/>
-            </w:tcMar>
-            <w:vAlign w:val="center"/>
-          </w:tcPr>
-          <w:p>
-            <w:pPr>
-              <w:spacing w:line="280"/>
-            </w:pPr>
-            <w:r>
-              <w:rPr>
-                <w:sz w:val="19"/>
-                <w:szCs w:val="19"/>
-              </w:rPr>
-              <w:t xml:space="preserve">生活の中の宗教</w:t>
-            </w:r>
-          </w:p>
-        </w:tc>
-        <w:tc>
-          <w:tcPr>
-            <w:tcW w:type="dxa" w:w="2126"/>
-            <w:tcBorders>
-              <w:top w:val="single" w:color="999999" w:sz="4"/>
-              <w:left w:val="single" w:color="999999" w:sz="4"/>
-              <w:bottom w:val="single" w:color="999999" w:sz="4"/>
-              <w:right w:val="single" w:color="999999" w:sz="4"/>
-            </w:tcBorders>
-            <w:tcMar>
-              <w:top w:type="dxa" w:w="60"/>
-              <w:left w:type="dxa" w:w="100"/>
-              <w:bottom w:type="dxa" w:w="60"/>
-              <w:right w:type="dxa" w:w="100"/>
-            </w:tcMar>
-            <w:vAlign w:val="center"/>
-          </w:tcPr>
-          <w:p>
-            <w:pPr>
-              <w:spacing w:line="280"/>
-            </w:pPr>
-            <w:r>
-              <w:rPr>
-                <w:sz w:val="19"/>
-                <w:szCs w:val="19"/>
-              </w:rPr>
-              <w:t xml:space="preserve">日常で意識することは少ない</w:t>
-            </w:r>
-          </w:p>
-        </w:tc>
-        <w:tc>
-          <w:tcPr>
-            <w:tcW w:type="dxa" w:w="2126"/>
-            <w:tcBorders>
-              <w:top w:val="single" w:color="999999" w:sz="4"/>
-              <w:left w:val="single" w:color="999999" w:sz="4"/>
-              <w:bottom w:val="single" w:color="999999" w:sz="4"/>
-              <w:right w:val="single" w:color="999999" w:sz="4"/>
-            </w:tcBorders>
-            <w:tcMar>
-              <w:top w:type="dxa" w:w="60"/>
-              <w:left w:type="dxa" w:w="100"/>
-              <w:bottom w:type="dxa" w:w="60"/>
-              <w:right w:type="dxa" w:w="100"/>
-            </w:tcMar>
-            <w:vAlign w:val="center"/>
-          </w:tcPr>
-          <w:p>
-            <w:pPr>
-              <w:spacing w:line="280"/>
-            </w:pPr>
-            <w:r>
-              <w:rPr>
-                <w:sz w:val="19"/>
-                <w:szCs w:val="19"/>
-              </w:rPr>
-              <w:t xml:space="preserve">確認する</w:t>
-            </w:r>
-          </w:p>
-        </w:tc>
-        <w:tc>
-          <w:tcPr>
-            <w:tcW w:type="dxa" w:w="2126"/>
-            <w:tcBorders>
-              <w:top w:val="single" w:color="999999" w:sz="4"/>
-              <w:left w:val="single" w:color="999999" w:sz="4"/>
-              <w:bottom w:val="single" w:color="999999" w:sz="4"/>
-              <w:right w:val="single" w:color="999999" w:sz="4"/>
-            </w:tcBorders>
-            <w:tcMar>
-              <w:top w:type="dxa" w:w="60"/>
-              <w:left w:type="dxa" w:w="100"/>
-              <w:bottom w:type="dxa" w:w="60"/>
-              <w:right w:type="dxa" w:w="100"/>
-            </w:tcMar>
-            <w:vAlign w:val="center"/>
-          </w:tcPr>
-          <w:p>
-            <w:pPr>
-              <w:spacing w:line="280"/>
-            </w:pPr>
-            <w:r>
-              <w:rPr>
-                <w:sz w:val="19"/>
-                <w:szCs w:val="19"/>
-              </w:rPr>
-              <w:t xml:space="preserve">大きい（キリスト教、ヒンドゥー教、イスラム教などが食事や行事に関わる）</w:t>
+            <w:r>
+              <w:rPr>
+                <w:sz w:val="19"/>
+                <w:szCs w:val="19"/>
+              </w:rPr>
+              <w:t xml:space="preserve">手でカレーを食べる習慣、豚肉・牛肉が食べられない制限、飼っていた羊の解体</w:t>
             </w:r>
           </w:p>
         </w:tc>
@@ -4741,420 +5450,7 @@
         <w:spacing w:after="160" w:line="340"/>
       </w:pPr>
       <w:r>
-        <w:t xml:space="preserve">これらの違いから、留学先ごとに次のような場面で衝突が起きやすいと考えられる。</w:t>
-      </w:r>
-    </w:p>
-    <w:tbl>
-      <w:tblPr>
-        <w:tblW w:type="dxa" w:w="8504"/>
-        <w:tblBorders>
-          <w:top w:val="single" w:color="auto" w:sz="4"/>
-          <w:left w:val="single" w:color="auto" w:sz="4"/>
-          <w:bottom w:val="single" w:color="auto" w:sz="4"/>
-          <w:right w:val="single" w:color="auto" w:sz="4"/>
-          <w:insideH w:val="single" w:color="auto" w:sz="4"/>
-          <w:insideV w:val="single" w:color="auto" w:sz="4"/>
-        </w:tblBorders>
-      </w:tblPr>
-      <w:tblGrid>
-        <w:gridCol w:w="2126"/>
-        <w:gridCol w:w="2126"/>
-        <w:gridCol w:w="2126"/>
-        <w:gridCol w:w="2126"/>
-      </w:tblGrid>
-      <w:tr>
-        <w:trPr>
-          <w:cantSplit/>
-          <w:tblHeader/>
-        </w:trPr>
-        <w:tc>
-          <w:tcPr>
-            <w:tcW w:type="dxa" w:w="2126"/>
-            <w:tcBorders>
-              <w:top w:val="single" w:color="999999" w:sz="4"/>
-              <w:left w:val="single" w:color="999999" w:sz="4"/>
-              <w:bottom w:val="single" w:color="999999" w:sz="4"/>
-              <w:right w:val="single" w:color="999999" w:sz="4"/>
-            </w:tcBorders>
-            <w:shd w:fill="EDEDED" w:color="auto" w:val="clear"/>
-            <w:tcMar>
-              <w:top w:type="dxa" w:w="60"/>
-              <w:left w:type="dxa" w:w="100"/>
-              <w:bottom w:type="dxa" w:w="60"/>
-              <w:right w:type="dxa" w:w="100"/>
-            </w:tcMar>
-            <w:vAlign w:val="center"/>
-          </w:tcPr>
-          <w:p>
-            <w:pPr>
-              <w:spacing w:line="280"/>
-            </w:pPr>
-            <w:r>
-              <w:rPr>
-                <w:b/>
-                <w:bCs/>
-                <w:sz w:val="19"/>
-                <w:szCs w:val="19"/>
-              </w:rPr>
-              <w:t xml:space="preserve">留学先</w:t>
-            </w:r>
-          </w:p>
-        </w:tc>
-        <w:tc>
-          <w:tcPr>
-            <w:tcW w:type="dxa" w:w="2126"/>
-            <w:tcBorders>
-              <w:top w:val="single" w:color="999999" w:sz="4"/>
-              <w:left w:val="single" w:color="999999" w:sz="4"/>
-              <w:bottom w:val="single" w:color="999999" w:sz="4"/>
-              <w:right w:val="single" w:color="999999" w:sz="4"/>
-            </w:tcBorders>
-            <w:shd w:fill="EDEDED" w:color="auto" w:val="clear"/>
-            <w:tcMar>
-              <w:top w:type="dxa" w:w="60"/>
-              <w:left w:type="dxa" w:w="100"/>
-              <w:bottom w:type="dxa" w:w="60"/>
-              <w:right w:type="dxa" w:w="100"/>
-            </w:tcMar>
-            <w:vAlign w:val="center"/>
-          </w:tcPr>
-          <w:p>
-            <w:pPr>
-              <w:spacing w:line="280"/>
-            </w:pPr>
-            <w:r>
-              <w:rPr>
-                <w:b/>
-                <w:bCs/>
-                <w:sz w:val="19"/>
-                <w:szCs w:val="19"/>
-              </w:rPr>
-              <w:t xml:space="preserve">日本との違いが大きい点</w:t>
-            </w:r>
-          </w:p>
-        </w:tc>
-        <w:tc>
-          <w:tcPr>
-            <w:tcW w:type="dxa" w:w="2126"/>
-            <w:tcBorders>
-              <w:top w:val="single" w:color="999999" w:sz="4"/>
-              <w:left w:val="single" w:color="999999" w:sz="4"/>
-              <w:bottom w:val="single" w:color="999999" w:sz="4"/>
-              <w:right w:val="single" w:color="999999" w:sz="4"/>
-            </w:tcBorders>
-            <w:shd w:fill="EDEDED" w:color="auto" w:val="clear"/>
-            <w:tcMar>
-              <w:top w:type="dxa" w:w="60"/>
-              <w:left w:type="dxa" w:w="100"/>
-              <w:bottom w:type="dxa" w:w="60"/>
-              <w:right w:type="dxa" w:w="100"/>
-            </w:tcMar>
-            <w:vAlign w:val="center"/>
-          </w:tcPr>
-          <w:p>
-            <w:pPr>
-              <w:spacing w:line="280"/>
-            </w:pPr>
-            <w:r>
-              <w:rPr>
-                <w:b/>
-                <w:bCs/>
-                <w:sz w:val="19"/>
-                <w:szCs w:val="19"/>
-              </w:rPr>
-              <w:t xml:space="preserve">衝突が起きやすい場面</w:t>
-            </w:r>
-          </w:p>
-        </w:tc>
-        <w:tc>
-          <w:tcPr>
-            <w:tcW w:type="dxa" w:w="2126"/>
-            <w:tcBorders>
-              <w:top w:val="single" w:color="999999" w:sz="4"/>
-              <w:left w:val="single" w:color="999999" w:sz="4"/>
-              <w:bottom w:val="single" w:color="999999" w:sz="4"/>
-              <w:right w:val="single" w:color="999999" w:sz="4"/>
-            </w:tcBorders>
-            <w:shd w:fill="EDEDED" w:color="auto" w:val="clear"/>
-            <w:tcMar>
-              <w:top w:type="dxa" w:w="60"/>
-              <w:left w:type="dxa" w:w="100"/>
-              <w:bottom w:type="dxa" w:w="60"/>
-              <w:right w:type="dxa" w:w="100"/>
-            </w:tcMar>
-            <w:vAlign w:val="center"/>
-          </w:tcPr>
-          <w:p>
-            <w:pPr>
-              <w:spacing w:line="280"/>
-            </w:pPr>
-            <w:r>
-              <w:rPr>
-                <w:b/>
-                <w:bCs/>
-                <w:sz w:val="19"/>
-                <w:szCs w:val="19"/>
-              </w:rPr>
-              <w:t xml:space="preserve">筆者の経験</w:t>
-            </w:r>
-          </w:p>
-        </w:tc>
-      </w:tr>
-      <w:tr>
-        <w:trPr>
-          <w:cantSplit/>
-        </w:trPr>
-        <w:tc>
-          <w:tcPr>
-            <w:tcW w:type="dxa" w:w="2126"/>
-            <w:tcBorders>
-              <w:top w:val="single" w:color="999999" w:sz="4"/>
-              <w:left w:val="single" w:color="999999" w:sz="4"/>
-              <w:bottom w:val="single" w:color="999999" w:sz="4"/>
-              <w:right w:val="single" w:color="999999" w:sz="4"/>
-            </w:tcBorders>
-            <w:tcMar>
-              <w:top w:type="dxa" w:w="60"/>
-              <w:left w:type="dxa" w:w="100"/>
-              <w:bottom w:type="dxa" w:w="60"/>
-              <w:right w:type="dxa" w:w="100"/>
-            </w:tcMar>
-            <w:vAlign w:val="center"/>
-          </w:tcPr>
-          <w:p>
-            <w:pPr>
-              <w:spacing w:line="280"/>
-            </w:pPr>
-            <w:r>
-              <w:rPr>
-                <w:sz w:val="19"/>
-                <w:szCs w:val="19"/>
-              </w:rPr>
-              <w:t xml:space="preserve">ベトナム</w:t>
-            </w:r>
-          </w:p>
-        </w:tc>
-        <w:tc>
-          <w:tcPr>
-            <w:tcW w:type="dxa" w:w="2126"/>
-            <w:tcBorders>
-              <w:top w:val="single" w:color="999999" w:sz="4"/>
-              <w:left w:val="single" w:color="999999" w:sz="4"/>
-              <w:bottom w:val="single" w:color="999999" w:sz="4"/>
-              <w:right w:val="single" w:color="999999" w:sz="4"/>
-            </w:tcBorders>
-            <w:tcMar>
-              <w:top w:type="dxa" w:w="60"/>
-              <w:left w:type="dxa" w:w="100"/>
-              <w:bottom w:type="dxa" w:w="60"/>
-              <w:right w:type="dxa" w:w="100"/>
-            </w:tcMar>
-            <w:vAlign w:val="center"/>
-          </w:tcPr>
-          <w:p>
-            <w:pPr>
-              <w:spacing w:line="280"/>
-            </w:pPr>
-            <w:r>
-              <w:rPr>
-                <w:sz w:val="19"/>
-                <w:szCs w:val="19"/>
-              </w:rPr>
-              <w:t xml:space="preserve">不確実性回避（日本は高く、ベトナムは低い）、権力距離（ベトナムのほうが高い）</w:t>
-            </w:r>
-          </w:p>
-        </w:tc>
-        <w:tc>
-          <w:tcPr>
-            <w:tcW w:type="dxa" w:w="2126"/>
-            <w:tcBorders>
-              <w:top w:val="single" w:color="999999" w:sz="4"/>
-              <w:left w:val="single" w:color="999999" w:sz="4"/>
-              <w:bottom w:val="single" w:color="999999" w:sz="4"/>
-              <w:right w:val="single" w:color="999999" w:sz="4"/>
-            </w:tcBorders>
-            <w:tcMar>
-              <w:top w:type="dxa" w:w="60"/>
-              <w:left w:type="dxa" w:w="100"/>
-              <w:bottom w:type="dxa" w:w="60"/>
-              <w:right w:type="dxa" w:w="100"/>
-            </w:tcMar>
-            <w:vAlign w:val="center"/>
-          </w:tcPr>
-          <w:p>
-            <w:pPr>
-              <w:spacing w:line="280"/>
-            </w:pPr>
-            <w:r>
-              <w:rPr>
-                <w:sz w:val="19"/>
-                <w:szCs w:val="19"/>
-              </w:rPr>
-              <w:t xml:space="preserve">予定や約束の変更、ルールのあいまいさ、先生や年上の人への接し方</w:t>
-            </w:r>
-          </w:p>
-        </w:tc>
-        <w:tc>
-          <w:tcPr>
-            <w:tcW w:type="dxa" w:w="2126"/>
-            <w:tcBorders>
-              <w:top w:val="single" w:color="999999" w:sz="4"/>
-              <w:left w:val="single" w:color="999999" w:sz="4"/>
-              <w:bottom w:val="single" w:color="999999" w:sz="4"/>
-              <w:right w:val="single" w:color="999999" w:sz="4"/>
-            </w:tcBorders>
-            <w:tcMar>
-              <w:top w:type="dxa" w:w="60"/>
-              <w:left w:type="dxa" w:w="100"/>
-              <w:bottom w:type="dxa" w:w="60"/>
-              <w:right w:type="dxa" w:w="100"/>
-            </w:tcMar>
-            <w:vAlign w:val="center"/>
-          </w:tcPr>
-          <w:p>
-            <w:pPr>
-              <w:spacing w:line="280"/>
-            </w:pPr>
-          </w:p>
-        </w:tc>
-      </w:tr>
-      <w:tr>
-        <w:trPr>
-          <w:cantSplit/>
-        </w:trPr>
-        <w:tc>
-          <w:tcPr>
-            <w:tcW w:type="dxa" w:w="2126"/>
-            <w:tcBorders>
-              <w:top w:val="single" w:color="999999" w:sz="4"/>
-              <w:left w:val="single" w:color="999999" w:sz="4"/>
-              <w:bottom w:val="single" w:color="999999" w:sz="4"/>
-              <w:right w:val="single" w:color="999999" w:sz="4"/>
-            </w:tcBorders>
-            <w:tcMar>
-              <w:top w:type="dxa" w:w="60"/>
-              <w:left w:type="dxa" w:w="100"/>
-              <w:bottom w:type="dxa" w:w="60"/>
-              <w:right w:type="dxa" w:w="100"/>
-            </w:tcMar>
-            <w:vAlign w:val="center"/>
-          </w:tcPr>
-          <w:p>
-            <w:pPr>
-              <w:spacing w:line="280"/>
-            </w:pPr>
-            <w:r>
-              <w:rPr>
-                <w:sz w:val="19"/>
-                <w:szCs w:val="19"/>
-              </w:rPr>
-              <w:t xml:space="preserve">フィジー</w:t>
-            </w:r>
-          </w:p>
-        </w:tc>
-        <w:tc>
-          <w:tcPr>
-            <w:tcW w:type="dxa" w:w="2126"/>
-            <w:tcBorders>
-              <w:top w:val="single" w:color="999999" w:sz="4"/>
-              <w:left w:val="single" w:color="999999" w:sz="4"/>
-              <w:bottom w:val="single" w:color="999999" w:sz="4"/>
-              <w:right w:val="single" w:color="999999" w:sz="4"/>
-            </w:tcBorders>
-            <w:tcMar>
-              <w:top w:type="dxa" w:w="60"/>
-              <w:left w:type="dxa" w:w="100"/>
-              <w:bottom w:type="dxa" w:w="60"/>
-              <w:right w:type="dxa" w:w="100"/>
-            </w:tcMar>
-            <w:vAlign w:val="center"/>
-          </w:tcPr>
-          <w:p>
-            <w:pPr>
-              <w:spacing w:line="280"/>
-            </w:pPr>
-            <w:r>
-              <w:rPr>
-                <w:sz w:val="19"/>
-                <w:szCs w:val="19"/>
-              </w:rPr>
-              <w:t xml:space="preserve">生活の中の宗教、共同体の慣習</w:t>
-            </w:r>
-          </w:p>
-        </w:tc>
-        <w:tc>
-          <w:tcPr>
-            <w:tcW w:type="dxa" w:w="2126"/>
-            <w:tcBorders>
-              <w:top w:val="single" w:color="999999" w:sz="4"/>
-              <w:left w:val="single" w:color="999999" w:sz="4"/>
-              <w:bottom w:val="single" w:color="999999" w:sz="4"/>
-              <w:right w:val="single" w:color="999999" w:sz="4"/>
-            </w:tcBorders>
-            <w:tcMar>
-              <w:top w:type="dxa" w:w="60"/>
-              <w:left w:type="dxa" w:w="100"/>
-              <w:bottom w:type="dxa" w:w="60"/>
-              <w:right w:type="dxa" w:w="100"/>
-            </w:tcMar>
-            <w:vAlign w:val="center"/>
-          </w:tcPr>
-          <w:p>
-            <w:pPr>
-              <w:spacing w:line="280"/>
-            </w:pPr>
-            <w:r>
-              <w:rPr>
-                <w:sz w:val="19"/>
-                <w:szCs w:val="19"/>
-              </w:rPr>
-              <w:t xml:space="preserve">食事の内容や作法、家族の行事、家畜の扱い</w:t>
-            </w:r>
-          </w:p>
-        </w:tc>
-        <w:tc>
-          <w:tcPr>
-            <w:tcW w:type="dxa" w:w="2126"/>
-            <w:tcBorders>
-              <w:top w:val="single" w:color="999999" w:sz="4"/>
-              <w:left w:val="single" w:color="999999" w:sz="4"/>
-              <w:bottom w:val="single" w:color="999999" w:sz="4"/>
-              <w:right w:val="single" w:color="999999" w:sz="4"/>
-            </w:tcBorders>
-            <w:tcMar>
-              <w:top w:type="dxa" w:w="60"/>
-              <w:left w:type="dxa" w:w="100"/>
-              <w:bottom w:type="dxa" w:w="60"/>
-              <w:right w:type="dxa" w:w="100"/>
-            </w:tcMar>
-            <w:vAlign w:val="center"/>
-          </w:tcPr>
-          <w:p>
-            <w:pPr>
-              <w:spacing w:line="280"/>
-            </w:pPr>
-            <w:r>
-              <w:rPr>
-                <w:sz w:val="19"/>
-                <w:szCs w:val="19"/>
-              </w:rPr>
-              <w:t xml:space="preserve">手でカレーを食べる習慣、豚肉・牛肉が食べられない制限、飼っていた羊の解体</w:t>
-            </w:r>
-          </w:p>
-        </w:tc>
-      </w:tr>
-    </w:tbl>
-    <w:p>
-      <w:pPr>
-        <w:spacing w:after="120"/>
-      </w:pPr>
-    </w:p>
-    <w:p>
-      <w:pPr>
-        <w:spacing w:after="160" w:line="340"/>
-      </w:pPr>
-      <w:r>
-        <w:t xml:space="preserve">例えば、日本とベトナムはどちらも集団主義的であるという点では共通している。しかし、日本では予定やルールを守ることが重視されるのに対し、ベトナムは予定外のことにも柔軟に対応する文化であるとされる。そのため日本人留学生は、ベトナムで予定が急に変更されたり、ルールがはっきりしなかったりする場面で戸惑いを感じる可能性がある。</w:t>
+        <w:t xml:space="preserve">例えば、日本（46）とベトナム（20）はどちらも個人主義のスコアが低く、集団主義的であるという点では共通している。しかし、日本では予定やルールを守ることが重視されるのに対し、ベトナムは予定外のことにも柔軟に対応する文化であるとされる。そのため日本人留学生は、ベトナムで予定が急に変更されたり、ルールがはっきりしなかったりする場面で戸惑いを感じる可能性がある。</w:t>
       </w:r>
     </w:p>
     <w:p>
@@ -5183,7 +5479,7 @@
         <w:spacing w:after="160" w:line="340"/>
       </w:pPr>
       <w:r>
-        <w:t xml:space="preserve">ホフステード文化的理論の6次元スコア差は、異文化適応4段階モデルの進み方や、各段階で生じる困難・工夫のパターンに具体的な影響する考えられる。例えば「権力距離」が高いベトナムでは、日本出身の留学生が「低い権力距離」の国で学ぶ場合、授業中の発言や教師との距離感でショック期に戸惑いが生じやすい。一方、「個人主義」の国で「集団主義」的ふるまいが回復期や適応期の工夫として役立つ場面も見られるだろう。また、「不確実性回避」が強い日本から低いベトナムに来た学生は、予定やルールがはっきりしないことへの不安をショック期に感じやすいだろう。一方フィジーでは、集団主義的な共同体の中に受け入れられることが、回復期や適応期の支えになる可能性がある。</w:t>
+        <w:t xml:space="preserve">ホフステード文化的理論の6次元スコア差は、異文化適応4段階モデルの進み方や、各段階で生じる困難・工夫のパターンに具体的な影響する考えられる。例えば、権力距離が日本（54）より高いベトナム（70）では、日本出身の留学生は、授業中の発言や教師との距離感でショック期に戸惑いが生じやすい。一方、「個人主義」の国で「集団主義」的ふるまいが回復期や適応期の工夫として役立つ場面も見られるだろう。また、「不確実性回避」が強い日本（92）から低いベトナム（30）に来た学生は、予定やルールがはっきりしないことへの不安をショック期に感じやすいだろう。一方フィジーでは、集団主義的な共同体の中に受け入れられることが、回復期や適応期の支えになる可能性がある。</w:t>
       </w:r>
     </w:p>
     <w:p>
@@ -10177,7 +10473,7 @@
               <w:rPr>
                 <w:rStyle w:val="FootnoteReference"/>
               </w:rPr>
-              <w:footnoteReference w:id="14"/>
+              <w:footnoteReference w:id="15"/>
             </w:r>
             <w:r>
               <w:rPr>
@@ -25667,7 +25963,7 @@
       <w:r>
         <w:t xml:space="preserve">Government of Fiji. (2020, March 19). PM Bainimarama's statement on the first COVID-19 case in Fiji. </w:t>
       </w:r>
-      <w:hyperlink w:history="1" r:id="rIdbltieshzyowhfwemhtbbf">
+      <w:hyperlink w:history="1" r:id="rIdioqrodsyedbdmcy9gsctj">
         <w:r>
           <w:rPr>
             <w:color w:val="0563C1"/>
@@ -25712,7 +26008,7 @@
       <w:r>
         <w:t xml:space="preserve">Oberg, K. (1960). Cultural shock: Adjustment to new cultural environments. Practical Anthropology, 7, 177–182. </w:t>
       </w:r>
-      <w:hyperlink w:history="1" r:id="rIdx2lgttw2aotyf04whgbcf">
+      <w:hyperlink w:history="1" r:id="rIdap6tztozbx2wfgju0u9ej">
         <w:r>
           <w:rPr>
             <w:color w:val="0563C1"/>
@@ -25730,7 +26026,7 @@
       <w:r>
         <w:t xml:space="preserve">木村有伸（2009）．「異文化適応」論の中の日本人特殊論について．立命館国際地域研究，22，123–138． </w:t>
       </w:r>
-      <w:hyperlink w:history="1" r:id="rId8jpnf7p5tykd1q1qjxqjd">
+      <w:hyperlink w:history="1" r:id="rIdn1cfh8at3or-omovpyfbu">
         <w:r>
           <w:rPr>
             <w:color w:val="0563C1"/>
@@ -25748,7 +26044,7 @@
       <w:r>
         <w:t xml:space="preserve">佐々木ひとみ・水野治久（2000）．外国人研修生の異文化適応に関する縦断的分析．日本語国際センター紀要，10． </w:t>
       </w:r>
-      <w:hyperlink w:history="1" r:id="rIdpbcg9l008b8bxwdn1piou">
+      <w:hyperlink w:history="1" r:id="rIde_l_mxhpssbl56gq2j5g4">
         <w:r>
           <w:rPr>
             <w:color w:val="0563C1"/>
@@ -25766,7 +26062,7 @@
       <w:r>
         <w:t xml:space="preserve">長井進（1988）．外国人交換留学高校生の日本における適応過程．心理学研究，59(1)，37–44． </w:t>
       </w:r>
-      <w:hyperlink w:history="1" r:id="rIdj-7j1dwrhhvrhjs8f-b-c">
+      <w:hyperlink w:history="1" r:id="rId2s4qss7mawo3icwoxtzg8">
         <w:r>
           <w:rPr>
             <w:color w:val="0563C1"/>
@@ -25784,7 +26080,7 @@
       <w:r>
         <w:t xml:space="preserve">日本学生支援機構（2025）．2023（令和5）年度日本人学生留学状況調査． </w:t>
       </w:r>
-      <w:hyperlink w:history="1" r:id="rIdkhfzvkjbux8eqogddobcg">
+      <w:hyperlink w:history="1" r:id="rIdget1sgyccrmw3sozmwr2d">
         <w:r>
           <w:rPr>
             <w:color w:val="0563C1"/>
@@ -25802,7 +26098,7 @@
       <w:r>
         <w:t xml:space="preserve">文部科学省（2024）．トビタテ！留学JAPAN「新・日本代表プログラム」応募状況及び今後の募集スケジュールについて． </w:t>
       </w:r>
-      <w:hyperlink w:history="1" r:id="rIdskiugzho4549zyemayzim">
+      <w:hyperlink w:history="1" r:id="rIdb4gasgpwztucqewmb53ll">
         <w:r>
           <w:rPr>
             <w:color w:val="0563C1"/>
@@ -25820,7 +26116,7 @@
       <w:r>
         <w:t xml:space="preserve">文部科学省（2025）．日本人学生の海外留学状況及び外国人留学生の在籍状況． </w:t>
       </w:r>
-      <w:hyperlink w:history="1" r:id="rIdkbdebny7m-q2boynswvkx">
+      <w:hyperlink w:history="1" r:id="rIdn2oebagt0-odvdruuolmp">
         <w:r>
           <w:rPr>
             <w:color w:val="0563C1"/>
@@ -26198,6 +26494,26 @@
     </w:p>
   </w:footnote>
   <w:footnote w:id="14">
+    <w:p>
+      <w:pPr>
+        <w:spacing w:line="260"/>
+      </w:pPr>
+      <w:r>
+        <w:rPr>
+          <w:rStyle w:val="FootnoteReference"/>
+        </w:rPr>
+        <w:footnoteRef/>
+      </w:r>
+      <w:r>
+        <w:rPr>
+          <w:sz w:val="18"/>
+          <w:szCs w:val="18"/>
+        </w:rPr>
+        <w:t xml:space="preserve">Hofstede Insightsの現在の公式サイトでは、個人主義のスコアが2023年に更新され、日本62、ベトナム30となっている。本研究では、本文で引用しているHofstede et al.（2010）の数値を用いる。</w:t>
+      </w:r>
+    </w:p>
+  </w:footnote>
+  <w:footnote w:id="15">
     <w:p>
       <w:pPr>
         <w:spacing w:line="260"/>

--- a/output/卒論全文_最新版.docx
+++ b/output/卒論全文_最新版.docx
@@ -775,7 +775,7 @@
           <w:sz w:val="21"/>
           <w:szCs w:val="21"/>
         </w:rPr>
-        <w:t xml:space="preserve">8.4 ベトナム</w:t>
+        <w:t xml:space="preserve">8.4 ベトナム　協定校派遣留学　Trường Đại học FPT（チュオン・ダイホック・FPT）</w:t>
       </w:r>
     </w:p>
     <w:p>
@@ -9090,7 +9090,7 @@
           <w:sz w:val="26"/>
           <w:szCs w:val="26"/>
         </w:rPr>
-        <w:t xml:space="preserve">8.4 ベトナム</w:t>
+        <w:t xml:space="preserve">8.4 ベトナム　協定校派遣留学　Trường Đại học FPT（チュオン・ダイホック・FPT）</w:t>
       </w:r>
     </w:p>
     <w:p>
@@ -25963,7 +25963,7 @@
       <w:r>
         <w:t xml:space="preserve">Government of Fiji. (2020, March 19). PM Bainimarama's statement on the first COVID-19 case in Fiji. </w:t>
       </w:r>
-      <w:hyperlink w:history="1" r:id="rIdioqrodsyedbdmcy9gsctj">
+      <w:hyperlink w:history="1" r:id="rIdstdg_cooadtuhvnk5cvf_">
         <w:r>
           <w:rPr>
             <w:color w:val="0563C1"/>
@@ -26008,7 +26008,7 @@
       <w:r>
         <w:t xml:space="preserve">Oberg, K. (1960). Cultural shock: Adjustment to new cultural environments. Practical Anthropology, 7, 177–182. </w:t>
       </w:r>
-      <w:hyperlink w:history="1" r:id="rIdap6tztozbx2wfgju0u9ej">
+      <w:hyperlink w:history="1" r:id="rIdzzlovjtsxcvoo48byqczq">
         <w:r>
           <w:rPr>
             <w:color w:val="0563C1"/>
@@ -26026,7 +26026,7 @@
       <w:r>
         <w:t xml:space="preserve">木村有伸（2009）．「異文化適応」論の中の日本人特殊論について．立命館国際地域研究，22，123–138． </w:t>
       </w:r>
-      <w:hyperlink w:history="1" r:id="rIdn1cfh8at3or-omovpyfbu">
+      <w:hyperlink w:history="1" r:id="rIdz5dwmpnkywbwb8tg2ijzz">
         <w:r>
           <w:rPr>
             <w:color w:val="0563C1"/>
@@ -26044,7 +26044,7 @@
       <w:r>
         <w:t xml:space="preserve">佐々木ひとみ・水野治久（2000）．外国人研修生の異文化適応に関する縦断的分析．日本語国際センター紀要，10． </w:t>
       </w:r>
-      <w:hyperlink w:history="1" r:id="rIde_l_mxhpssbl56gq2j5g4">
+      <w:hyperlink w:history="1" r:id="rIdkgj--mmmzozpezptldq8d">
         <w:r>
           <w:rPr>
             <w:color w:val="0563C1"/>
@@ -26062,7 +26062,7 @@
       <w:r>
         <w:t xml:space="preserve">長井進（1988）．外国人交換留学高校生の日本における適応過程．心理学研究，59(1)，37–44． </w:t>
       </w:r>
-      <w:hyperlink w:history="1" r:id="rId2s4qss7mawo3icwoxtzg8">
+      <w:hyperlink w:history="1" r:id="rId6otnfrjpfgs1sweqdff16">
         <w:r>
           <w:rPr>
             <w:color w:val="0563C1"/>
@@ -26080,7 +26080,7 @@
       <w:r>
         <w:t xml:space="preserve">日本学生支援機構（2025）．2023（令和5）年度日本人学生留学状況調査． </w:t>
       </w:r>
-      <w:hyperlink w:history="1" r:id="rIdget1sgyccrmw3sozmwr2d">
+      <w:hyperlink w:history="1" r:id="rIdvqaygcmz1okzxllix2y9r">
         <w:r>
           <w:rPr>
             <w:color w:val="0563C1"/>
@@ -26098,7 +26098,7 @@
       <w:r>
         <w:t xml:space="preserve">文部科学省（2024）．トビタテ！留学JAPAN「新・日本代表プログラム」応募状況及び今後の募集スケジュールについて． </w:t>
       </w:r>
-      <w:hyperlink w:history="1" r:id="rIdb4gasgpwztucqewmb53ll">
+      <w:hyperlink w:history="1" r:id="rIdqt11ct2pikfh8e4okwwbu">
         <w:r>
           <w:rPr>
             <w:color w:val="0563C1"/>
@@ -26116,7 +26116,7 @@
       <w:r>
         <w:t xml:space="preserve">文部科学省（2025）．日本人学生の海外留学状況及び外国人留学生の在籍状況． </w:t>
       </w:r>
-      <w:hyperlink w:history="1" r:id="rIdn2oebagt0-odvdruuolmp">
+      <w:hyperlink w:history="1" r:id="rIdndjd2yujwu8xmqufnrpbk">
         <w:r>
           <w:rPr>
             <w:color w:val="0563C1"/>

--- a/output/卒論全文_最新版.docx
+++ b/output/卒論全文_最新版.docx
@@ -996,39 +996,7 @@
         <w:spacing w:after="160" w:line="340"/>
       </w:pPr>
       <w:r>
-        <w:t xml:space="preserve">以上の経験は、Uカーブ理論が示す異文化適応の各段階である「戸惑い→衝突→適応」を経て、さらにその先にある「楽しさへの転換」までを体験したものであり、異文化適応プロセスの実態を探究する必要性を筆者に強く意識させた。</w:t>
-      </w:r>
-    </w:p>
-    <w:p>
-      <w:pPr>
-        <w:spacing w:after="160" w:line="340"/>
-      </w:pPr>
-      <w:r>
-        <w:t xml:space="preserve">さらにフィジー留学に加えて大学の協定校派遣留学として、ベトナムのホーチミンに約3ヶ月間（2023年8月31日〜12月11日）留学した。</w:t>
-      </w:r>
-    </w:p>
-    <w:p>
-      <w:pPr>
-        <w:spacing w:after="160" w:line="340"/>
-      </w:pPr>
-      <w:r>
-        <w:t xml:space="preserve">ベトナムへの協定校派遣留学には、フランス、台湾、オランダ、ドイツなど、さまざまな国から留学生が来ていた。2023年8月31日に到着した直後、筆者はネイティブ並みの英語を話すほかの留学生に囲まれ、特にフランス人の英語のアクセントが聞き取れずに会話につまるなど、言語の壁に戸惑った。しかし、フィジーのときとは大きく違う点もあった。筆者はフィジー留学を終えたとき、「もっと異文化を楽しんで、受け入れていたら」という後悔を感じていた。そこでベトナムでは、「現地のものを受け入れる、楽しむ」ことを目的とし、「失敗を恐れずなんでも挑戦する」「わからなかったら聞く」と意識して過ごした。フィジーでは戸惑いの後に少しずつ楽しさが生まれたのに対し、ベトナムでは最初から楽しもうと意識して行動していたのである。この違いは、一度目の留学の経験が、次の異文化適応に生かされたことを示している。</w:t>
-      </w:r>
-    </w:p>
-    <w:p>
-      <w:pPr>
-        <w:spacing w:after="160" w:line="340"/>
-      </w:pPr>
-      <w:r>
-        <w:t xml:space="preserve">一方で全ての違いを受け入れられたわけじゃない。例えば、羊の解体のように、時間が経っても受け入れにくいもあった。異文化の衝突には乗り越えて「楽しさ」に変わるものと、受け入れられないまま残るものがある。この違いがどこから生まれるのかも、本研究で明らかにしたい。</w:t>
-      </w:r>
-    </w:p>
-    <w:p>
-      <w:pPr>
-        <w:spacing w:after="160" w:line="340"/>
-      </w:pPr>
-      <w:r>
-        <w:t xml:space="preserve">フィジーでの主な経験を、時期ごとに異文化適応のプロセス（Uカーブモデルの段階）に当てはめると、次のようになる。段階は、3章で述べるリスガード（Lysgaard, 1955）</w:t>
+        <w:t xml:space="preserve">以上の経験は、Uカーブ理論（Lysgaard, 1955）</w:t>
       </w:r>
       <w:r>
         <w:rPr>
@@ -1037,7 +1005,39 @@
         <w:footnoteReference w:id="4"/>
       </w:r>
       <w:r>
-        <w:t xml:space="preserve">やオバーグ（Oberg, 1960）</w:t>
+        <w:t xml:space="preserve">が示す異文化適応の各段階である「戸惑い→衝突→適応」を経て、さらにその先にある「楽しさへの転換」までを体験したものであり、異文化適応プロセスの実態を探究する必要性を筆者に強く意識させた。</w:t>
+      </w:r>
+    </w:p>
+    <w:p>
+      <w:pPr>
+        <w:spacing w:after="160" w:line="340"/>
+      </w:pPr>
+      <w:r>
+        <w:t xml:space="preserve">さらにフィジー留学に加えて大学の協定校派遣留学として、ベトナムのホーチミンに約3ヶ月間（2023年8月31日〜12月11日）留学した。</w:t>
+      </w:r>
+    </w:p>
+    <w:p>
+      <w:pPr>
+        <w:spacing w:after="160" w:line="340"/>
+      </w:pPr>
+      <w:r>
+        <w:t xml:space="preserve">ベトナムへの協定校派遣留学には、フランス、台湾、オランダ、ドイツなど、さまざまな国から留学生が来ていた。2023年8月31日に到着した直後、筆者はネイティブ並みの英語を話すほかの留学生に囲まれ、特にフランス人の英語のアクセントが聞き取れずに会話につまるなど、言語の壁に戸惑った。しかし、フィジーのときとは大きく違う点もあった。筆者はフィジー留学を終えたとき、「もっと異文化を楽しんで、受け入れていたら」という後悔を感じていた。そこでベトナムでは、「現地のものを受け入れる、楽しむ」ことを目的とし、「失敗を恐れずなんでも挑戦する」「わからなかったら聞く」と意識して過ごした。フィジーでは戸惑いの後に少しずつ楽しさが生まれたのに対し、ベトナムでは最初から楽しもうと意識して行動していたのである。この違いは、一度目の留学の経験が、次の異文化適応に生かされたことを示している。</w:t>
+      </w:r>
+    </w:p>
+    <w:p>
+      <w:pPr>
+        <w:spacing w:after="160" w:line="340"/>
+      </w:pPr>
+      <w:r>
+        <w:t xml:space="preserve">一方で全ての違いを受け入れられたわけじゃない。例えば、羊の解体のように、時間が経っても受け入れにくいもあった。異文化の衝突には乗り越えて「楽しさ」に変わるものと、受け入れられないまま残るものがある。この違いがどこから生まれるのかも、本研究で明らかにしたい。</w:t>
+      </w:r>
+    </w:p>
+    <w:p>
+      <w:pPr>
+        <w:spacing w:after="160" w:line="340"/>
+      </w:pPr>
+      <w:r>
+        <w:t xml:space="preserve">フィジーでの主な経験を、時期ごとに異文化適応のプロセス（Uカーブモデルの段階）に当てはめると、次のようになる。段階は、3章で述べるリスガード（Lysgaard, 1955）やオバーグ（Oberg, 1960）</w:t>
       </w:r>
       <w:r>
         <w:rPr>
@@ -25963,7 +25963,7 @@
       <w:r>
         <w:t xml:space="preserve">Government of Fiji. (2020, March 19). PM Bainimarama's statement on the first COVID-19 case in Fiji. </w:t>
       </w:r>
-      <w:hyperlink w:history="1" r:id="rIdstdg_cooadtuhvnk5cvf_">
+      <w:hyperlink w:history="1" r:id="rIdz5rorzcgtg6ojhqibprzz">
         <w:r>
           <w:rPr>
             <w:color w:val="0563C1"/>
@@ -26008,7 +26008,7 @@
       <w:r>
         <w:t xml:space="preserve">Oberg, K. (1960). Cultural shock: Adjustment to new cultural environments. Practical Anthropology, 7, 177–182. </w:t>
       </w:r>
-      <w:hyperlink w:history="1" r:id="rIdzzlovjtsxcvoo48byqczq">
+      <w:hyperlink w:history="1" r:id="rIdkg43jvqwm6ygjcn8ufeiv">
         <w:r>
           <w:rPr>
             <w:color w:val="0563C1"/>
@@ -26026,7 +26026,7 @@
       <w:r>
         <w:t xml:space="preserve">木村有伸（2009）．「異文化適応」論の中の日本人特殊論について．立命館国際地域研究，22，123–138． </w:t>
       </w:r>
-      <w:hyperlink w:history="1" r:id="rIdz5dwmpnkywbwb8tg2ijzz">
+      <w:hyperlink w:history="1" r:id="rIdwdlaedthb1m3wcjxevklf">
         <w:r>
           <w:rPr>
             <w:color w:val="0563C1"/>
@@ -26044,7 +26044,7 @@
       <w:r>
         <w:t xml:space="preserve">佐々木ひとみ・水野治久（2000）．外国人研修生の異文化適応に関する縦断的分析．日本語国際センター紀要，10． </w:t>
       </w:r>
-      <w:hyperlink w:history="1" r:id="rIdkgj--mmmzozpezptldq8d">
+      <w:hyperlink w:history="1" r:id="rIdiw1gmxzri-xnrzjrlgxrc">
         <w:r>
           <w:rPr>
             <w:color w:val="0563C1"/>
@@ -26062,7 +26062,7 @@
       <w:r>
         <w:t xml:space="preserve">長井進（1988）．外国人交換留学高校生の日本における適応過程．心理学研究，59(1)，37–44． </w:t>
       </w:r>
-      <w:hyperlink w:history="1" r:id="rId6otnfrjpfgs1sweqdff16">
+      <w:hyperlink w:history="1" r:id="rIdmokvcnf9z8cazmzcdkot5">
         <w:r>
           <w:rPr>
             <w:color w:val="0563C1"/>
@@ -26080,7 +26080,7 @@
       <w:r>
         <w:t xml:space="preserve">日本学生支援機構（2025）．2023（令和5）年度日本人学生留学状況調査． </w:t>
       </w:r>
-      <w:hyperlink w:history="1" r:id="rIdvqaygcmz1okzxllix2y9r">
+      <w:hyperlink w:history="1" r:id="rId4_cyjoif9t7m1jxxwdnw-">
         <w:r>
           <w:rPr>
             <w:color w:val="0563C1"/>
@@ -26098,7 +26098,7 @@
       <w:r>
         <w:t xml:space="preserve">文部科学省（2024）．トビタテ！留学JAPAN「新・日本代表プログラム」応募状況及び今後の募集スケジュールについて． </w:t>
       </w:r>
-      <w:hyperlink w:history="1" r:id="rIdqt11ct2pikfh8e4okwwbu">
+      <w:hyperlink w:history="1" r:id="rIdhxnqdtzy01utyf2deep0r">
         <w:r>
           <w:rPr>
             <w:color w:val="0563C1"/>
@@ -26116,7 +26116,7 @@
       <w:r>
         <w:t xml:space="preserve">文部科学省（2025）．日本人学生の海外留学状況及び外国人留学生の在籍状況． </w:t>
       </w:r>
-      <w:hyperlink w:history="1" r:id="rIdndjd2yujwu8xmqufnrpbk">
+      <w:hyperlink w:history="1" r:id="rIdhcuw6zxzpeeeb1xkmb91n">
         <w:r>
           <w:rPr>
             <w:color w:val="0563C1"/>

--- a/output/卒論全文_最新版.docx
+++ b/output/卒論全文_最新版.docx
@@ -1870,20 +1870,7 @@
                 <w:sz w:val="19"/>
                 <w:szCs w:val="19"/>
               </w:rPr>
-              <w:t xml:space="preserve">ディワリ</w:t>
-            </w:r>
-            <w:r>
-              <w:rPr>
-                <w:rStyle w:val="FootnoteReference"/>
-              </w:rPr>
-              <w:footnoteReference w:id="6"/>
-            </w:r>
-            <w:r>
-              <w:rPr>
-                <w:sz w:val="19"/>
-                <w:szCs w:val="19"/>
-              </w:rPr>
-              <w:t xml:space="preserve">。年に一度の行事で、夜ご飯に甘いお菓子しか食べられなかった</w:t>
+              <w:t xml:space="preserve">ディワリ。年に一度の行事で、夜ご飯に甘いお菓子しか食べられなかった</w:t>
             </w:r>
           </w:p>
         </w:tc>
@@ -2312,7 +2299,7 @@
               <w:rPr>
                 <w:rStyle w:val="FootnoteReference"/>
               </w:rPr>
-              <w:footnoteReference w:id="7"/>
+              <w:footnoteReference w:id="6"/>
             </w:r>
             <w:r>
               <w:rPr>
@@ -2460,20 +2447,7 @@
                 <w:sz w:val="19"/>
                 <w:szCs w:val="19"/>
               </w:rPr>
-              <w:t xml:space="preserve">「日本って幸せ」「ケレケレ（共有）の文化」</w:t>
-            </w:r>
-            <w:r>
-              <w:rPr>
-                <w:rStyle w:val="FootnoteReference"/>
-              </w:rPr>
-              <w:footnoteReference w:id="8"/>
-            </w:r>
-            <w:r>
-              <w:rPr>
-                <w:sz w:val="19"/>
-                <w:szCs w:val="19"/>
-              </w:rPr>
-              <w:t xml:space="preserve">など、価値観の変化に気づく</w:t>
+              <w:t xml:space="preserve">「日本って幸せ」「ケレケレ（共有）の文化」など、価値観の変化に気づく</w:t>
             </w:r>
           </w:p>
         </w:tc>
@@ -2726,7 +2700,7 @@
         <w:rPr>
           <w:rStyle w:val="FootnoteReference"/>
         </w:rPr>
-        <w:footnoteReference w:id="9"/>
+        <w:footnoteReference w:id="7"/>
       </w:r>
       <w:r>
         <w:t xml:space="preserve">と佐々木・水野（2000）</w:t>
@@ -2735,7 +2709,7 @@
         <w:rPr>
           <w:rStyle w:val="FootnoteReference"/>
         </w:rPr>
-        <w:footnoteReference w:id="10"/>
+        <w:footnoteReference w:id="8"/>
       </w:r>
       <w:r>
         <w:t xml:space="preserve">を参考にした。</w:t>
@@ -2807,7 +2781,7 @@
         <w:rPr>
           <w:rStyle w:val="FootnoteReference"/>
         </w:rPr>
-        <w:footnoteReference w:id="11"/>
+        <w:footnoteReference w:id="9"/>
       </w:r>
       <w:r>
         <w:t xml:space="preserve">、両者を同時に追ったデータは少ない。本研究では、筆者自身の経験をこの二つの視点から振り返るとともに、比較のために留学経験者へのインタビューを行うことで、カルチャーショックを受け止め、楽しいと思うようになったか明らかにする。あわせて、衝突を食・宗教・価値観・生活環境・コミュニケーション・人間関係などの種類で分け、それぞれがなぜ起きたのかを整理する。（7.1の表で整理する。）</w:t>
@@ -3207,7 +3181,7 @@
         <w:rPr>
           <w:rStyle w:val="FootnoteReference"/>
         </w:rPr>
-        <w:footnoteReference w:id="12"/>
+        <w:footnoteReference w:id="10"/>
       </w:r>
       <w:r>
         <w:t xml:space="preserve">は文化間コミュニケーション理論において「コンテクスト（文脈）」という概念を示し、文化を「高コンテクスト」と「低コンテクスト」に分類した。高コンテクスト文化では、言葉にされない表情や場の空気など、暗黙のうちに伝わる情報が重視される。一方、低コンテクスト文化では伝えたい内容をはっきりと言葉で表すことが重視される。日本は高・コンテクスト文化であり、米国などの低コンテクスト文化と比べて情報伝達の前提が大きく異なる。ホールの理論は、異文化間なぜすれ違いや誤解の発生要因を説明するのに有効である。例えば挨拶や沈黙なども文化によって意味が異なるため、相手の反応が意味わからず戸惑ったり、対人関係のぎこちなさが生じやすい。一方でホールの理論には限界もある。ホールの分類は「日本人が空気を読む」、「アメリカ人ははっきり物事を言う」というように、国ごとの文化をいつも同じようなものとして捉えている。しかし実際には、同じ国の人でも伝え方は人や場面によって異なり、異文化に触れることで変わっていくこともある。そこで本研究は、ホールの理論を手ががかりとしながら、留学を通して人の物事の捉え方がどのように変わっていくのか、実際の体験談から明らかにしていく。</w:t>
@@ -3237,7 +3211,7 @@
         <w:rPr>
           <w:rStyle w:val="FootnoteReference"/>
         </w:rPr>
-        <w:footnoteReference w:id="13"/>
+        <w:footnoteReference w:id="11"/>
       </w:r>
       <w:r>
         <w:t xml:space="preserve">の考え方を踏まえると、こうした文化の次元を理解しておくことは異文化適応に役立つと考えられて、本研究が重視する「文化の違いへの気づき」と適応の関係を支えるものである。</w:t>
@@ -4085,16 +4059,16 @@
         <w:spacing w:after="160" w:line="340"/>
       </w:pPr>
       <w:r>
-        <w:t xml:space="preserve">本研究では、筆者が留学したフィジーとベトナムを、出身国である日本と比較する。表は、Hofstede et al.（2010）が示した6次元のスコア（0〜100）である</w:t>
+        <w:t xml:space="preserve">本研究では、筆者が留学したフィジーとベトナムを、出身国である日本と比較する。表は、Hofstede et al.（2010）が示した6次元のスコア（0〜100）である。なお、Hofstede Insightsの公式サイトでは、個人主義のスコアが2023年に更新され、日本62、ベトナム30となっている</w:t>
       </w:r>
       <w:r>
         <w:rPr>
           <w:rStyle w:val="FootnoteReference"/>
         </w:rPr>
-        <w:footnoteReference w:id="14"/>
-      </w:r>
-      <w:r>
-        <w:t xml:space="preserve">。なお、フィジーはHofstedeの調査対象に含まれていないため、スコアはない。そのため、フィジーについては、筆者の経験から見た特徴を参考として示す。</w:t>
+        <w:footnoteReference w:id="12"/>
+      </w:r>
+      <w:r>
+        <w:t xml:space="preserve">が、本研究では本文で引用しているHofstede et al.（2010）の数値を用いる。なお、フィジーはHofstedeの調査対象に含まれていないため、スコアはない。そのため、フィジーについては、筆者の経験から見た特徴を参考として示す。</w:t>
       </w:r>
     </w:p>
     <w:tbl>
@@ -10467,20 +10441,7 @@
                 <w:sz w:val="19"/>
                 <w:szCs w:val="19"/>
               </w:rPr>
-              <w:t xml:space="preserve">残り1か月。grab</w:t>
-            </w:r>
-            <w:r>
-              <w:rPr>
-                <w:rStyle w:val="FootnoteReference"/>
-              </w:rPr>
-              <w:footnoteReference w:id="15"/>
-            </w:r>
-            <w:r>
-              <w:rPr>
-                <w:sz w:val="19"/>
-                <w:szCs w:val="19"/>
-              </w:rPr>
-              <w:t xml:space="preserve">ではなくバスで帰る、市場を1人で回る、屋台飯、メコン川の英語ツアー、自宅でMovie night</w:t>
+              <w:t xml:space="preserve">残り1か月。grabではなくバスで帰る、市場を1人で回る、屋台飯、メコン川の英語ツアー、自宅でMovie night</w:t>
             </w:r>
           </w:p>
         </w:tc>
@@ -25963,7 +25924,7 @@
       <w:r>
         <w:t xml:space="preserve">Government of Fiji. (2020, March 19). PM Bainimarama's statement on the first COVID-19 case in Fiji. </w:t>
       </w:r>
-      <w:hyperlink w:history="1" r:id="rIdz5rorzcgtg6ojhqibprzz">
+      <w:hyperlink w:history="1" r:id="rId9xs82seqiyoy29y6fi-pc">
         <w:r>
           <w:rPr>
             <w:color w:val="0563C1"/>
@@ -25997,8 +25958,17 @@
         <w:ind w:left="420" w:hanging="420"/>
       </w:pPr>
       <w:r>
-        <w:t xml:space="preserve">Lysgaard, S. (1955). Adjustment in a foreign society: Norwegian Fulbright grantees visiting the United States. International Social Science Bulletin, 7, 45–51.</w:t>
-      </w:r>
+        <w:t xml:space="preserve">Hofstede Insights. (2023). Country comparison tool. </w:t>
+      </w:r>
+      <w:hyperlink w:history="1" r:id="rIdpxzvu1j4qiytkpobaq3ku">
+        <w:r>
+          <w:rPr>
+            <w:color w:val="0563C1"/>
+            <w:u w:val="single"/>
+          </w:rPr>
+          <w:t xml:space="preserve">https://www.hofstede-insights.com/country-comparison-tool</w:t>
+        </w:r>
+      </w:hyperlink>
     </w:p>
     <w:p>
       <w:pPr>
@@ -26006,9 +25976,18 @@
         <w:ind w:left="420" w:hanging="420"/>
       </w:pPr>
       <w:r>
+        <w:t xml:space="preserve">Lysgaard, S. (1955). Adjustment in a foreign society: Norwegian Fulbright grantees visiting the United States. International Social Science Bulletin, 7, 45–51.</w:t>
+      </w:r>
+    </w:p>
+    <w:p>
+      <w:pPr>
+        <w:spacing w:after="100" w:line="300"/>
+        <w:ind w:left="420" w:hanging="420"/>
+      </w:pPr>
+      <w:r>
         <w:t xml:space="preserve">Oberg, K. (1960). Cultural shock: Adjustment to new cultural environments. Practical Anthropology, 7, 177–182. </w:t>
       </w:r>
-      <w:hyperlink w:history="1" r:id="rIdkg43jvqwm6ygjcn8ufeiv">
+      <w:hyperlink w:history="1" r:id="rIdup7x3jkzfb9jgndz4qx0r">
         <w:r>
           <w:rPr>
             <w:color w:val="0563C1"/>
@@ -26026,7 +26005,7 @@
       <w:r>
         <w:t xml:space="preserve">木村有伸（2009）．「異文化適応」論の中の日本人特殊論について．立命館国際地域研究，22，123–138． </w:t>
       </w:r>
-      <w:hyperlink w:history="1" r:id="rIdwdlaedthb1m3wcjxevklf">
+      <w:hyperlink w:history="1" r:id="rId6kss4wbhufgzwwcmzpcfa">
         <w:r>
           <w:rPr>
             <w:color w:val="0563C1"/>
@@ -26044,7 +26023,7 @@
       <w:r>
         <w:t xml:space="preserve">佐々木ひとみ・水野治久（2000）．外国人研修生の異文化適応に関する縦断的分析．日本語国際センター紀要，10． </w:t>
       </w:r>
-      <w:hyperlink w:history="1" r:id="rIdiw1gmxzri-xnrzjrlgxrc">
+      <w:hyperlink w:history="1" r:id="rIdoqcnm_hrctuslmvcumfnq">
         <w:r>
           <w:rPr>
             <w:color w:val="0563C1"/>
@@ -26062,7 +26041,7 @@
       <w:r>
         <w:t xml:space="preserve">長井進（1988）．外国人交換留学高校生の日本における適応過程．心理学研究，59(1)，37–44． </w:t>
       </w:r>
-      <w:hyperlink w:history="1" r:id="rIdmokvcnf9z8cazmzcdkot5">
+      <w:hyperlink w:history="1" r:id="rIdywn7ywp4ksb5ouzra86sx">
         <w:r>
           <w:rPr>
             <w:color w:val="0563C1"/>
@@ -26080,7 +26059,7 @@
       <w:r>
         <w:t xml:space="preserve">日本学生支援機構（2025）．2023（令和5）年度日本人学生留学状況調査． </w:t>
       </w:r>
-      <w:hyperlink w:history="1" r:id="rId4_cyjoif9t7m1jxxwdnw-">
+      <w:hyperlink w:history="1" r:id="rIdmfromatqww9yheyqjisxt">
         <w:r>
           <w:rPr>
             <w:color w:val="0563C1"/>
@@ -26098,7 +26077,7 @@
       <w:r>
         <w:t xml:space="preserve">文部科学省（2024）．トビタテ！留学JAPAN「新・日本代表プログラム」応募状況及び今後の募集スケジュールについて． </w:t>
       </w:r>
-      <w:hyperlink w:history="1" r:id="rIdhxnqdtzy01utyf2deep0r">
+      <w:hyperlink w:history="1" r:id="rIdfdnbcxjwf752ga4esfhfl">
         <w:r>
           <w:rPr>
             <w:color w:val="0563C1"/>
@@ -26116,7 +26095,7 @@
       <w:r>
         <w:t xml:space="preserve">文部科学省（2025）．日本人学生の海外留学状況及び外国人留学生の在籍状況． </w:t>
       </w:r>
-      <w:hyperlink w:history="1" r:id="rIdhcuw6zxzpeeeb1xkmb91n">
+      <w:hyperlink w:history="1" r:id="rId7741curfa9kir_ecm11x3">
         <w:r>
           <w:rPr>
             <w:color w:val="0563C1"/>
@@ -26249,7 +26228,7 @@
           <w:sz w:val="18"/>
           <w:szCs w:val="18"/>
         </w:rPr>
-        <w:t xml:space="preserve">文部科学省（2025）『日本人学生の海外留学状況及び外国人留学生の在籍状況』</w:t>
+        <w:t xml:space="preserve">文部科学省（2025）</w:t>
       </w:r>
     </w:p>
   </w:footnote>
@@ -26269,7 +26248,7 @@
           <w:sz w:val="18"/>
           <w:szCs w:val="18"/>
         </w:rPr>
-        <w:t xml:space="preserve">日本学生支援機構（2025）『2023（令和5）年度日本人学生留学状況調査』</w:t>
+        <w:t xml:space="preserve">日本学生支援機構（2025）</w:t>
       </w:r>
     </w:p>
   </w:footnote>
@@ -26289,7 +26268,7 @@
           <w:sz w:val="18"/>
           <w:szCs w:val="18"/>
         </w:rPr>
-        <w:t xml:space="preserve">文部科学省（2024）『トビタテ！留学JAPAN「新・日本代表プログラム」応募状況及び今後の募集スケジュールについて』</w:t>
+        <w:t xml:space="preserve">文部科学省（2024）</w:t>
       </w:r>
     </w:p>
   </w:footnote>
@@ -26309,7 +26288,7 @@
           <w:sz w:val="18"/>
           <w:szCs w:val="18"/>
         </w:rPr>
-        <w:t xml:space="preserve">Lysgaard, S. (1955). Adjustment in a foreign society: Norwegian Fulbright grantees visiting the United States.</w:t>
+        <w:t xml:space="preserve">Lysgaard, S. (1955)</w:t>
       </w:r>
     </w:p>
   </w:footnote>
@@ -26329,7 +26308,7 @@
           <w:sz w:val="18"/>
           <w:szCs w:val="18"/>
         </w:rPr>
-        <w:t xml:space="preserve">Oberg, K. (1960). Cultural shock: Adjustment to new cultural environments.</w:t>
+        <w:t xml:space="preserve">Oberg, K. (1960)</w:t>
       </w:r>
     </w:p>
   </w:footnote>
@@ -26349,7 +26328,7 @@
           <w:sz w:val="18"/>
           <w:szCs w:val="18"/>
         </w:rPr>
-        <w:t xml:space="preserve">ヒンドゥー教の「光の祭り」。家に明かりを灯し、甘いお菓子を食べて祝う。</w:t>
+        <w:t xml:space="preserve">フィジー政府（2020）</w:t>
       </w:r>
     </w:p>
   </w:footnote>
@@ -26369,7 +26348,7 @@
           <w:sz w:val="18"/>
           <w:szCs w:val="18"/>
         </w:rPr>
-        <w:t xml:space="preserve">2020年3月19日、フィジーで国内初の新型コロナウイルス感染者が確認され、政府は感染者が住むラウトカ市のロックダウンを発表した。Government of Fiji（2020）「PM Bainimarama's Statement on the First COVID-19 Case in Fiji」</w:t>
+        <w:t xml:space="preserve">長井進（1988）</w:t>
       </w:r>
     </w:p>
   </w:footnote>
@@ -26389,7 +26368,7 @@
           <w:sz w:val="18"/>
           <w:szCs w:val="18"/>
         </w:rPr>
-        <w:t xml:space="preserve">ケレケレ（kerekere）はフィジー語で「お願い」の意味。親族や共同体の中で、頼まれた物を分け合う慣習を指す。</w:t>
+        <w:t xml:space="preserve">佐々木ひとみ・水野治久（2000）</w:t>
       </w:r>
     </w:p>
   </w:footnote>
@@ -26409,7 +26388,7 @@
           <w:sz w:val="18"/>
           <w:szCs w:val="18"/>
         </w:rPr>
-        <w:t xml:space="preserve">長井進（1988）「外国人交換留学高校生の日本における適応過程」『心理学研究』</w:t>
+        <w:t xml:space="preserve">木村有伸（2009）</w:t>
       </w:r>
     </w:p>
   </w:footnote>
@@ -26429,7 +26408,7 @@
           <w:sz w:val="18"/>
           <w:szCs w:val="18"/>
         </w:rPr>
-        <w:t xml:space="preserve">佐々木ひとみ・水野治久（2000）「外国人研修生の異文化適応に関する縦断的分析」『日本語国際センター紀要』</w:t>
+        <w:t xml:space="preserve">Hall, E. T. (1976)</w:t>
       </w:r>
     </w:p>
   </w:footnote>
@@ -26449,7 +26428,7 @@
           <w:sz w:val="18"/>
           <w:szCs w:val="18"/>
         </w:rPr>
-        <w:t xml:space="preserve">木村有伸（2009）「『異文化適応』論の中の日本人特殊論について」『立命館国際地域研究』</w:t>
+        <w:t xml:space="preserve">Hofstede, G., Hofstede, G. J., &amp; Minkov, M. (2010)</w:t>
       </w:r>
     </w:p>
   </w:footnote>
@@ -26469,67 +26448,7 @@
           <w:sz w:val="18"/>
           <w:szCs w:val="18"/>
         </w:rPr>
-        <w:t xml:space="preserve">Hall, E. T. (1976). Beyond culture.</w:t>
-      </w:r>
-    </w:p>
-  </w:footnote>
-  <w:footnote w:id="13">
-    <w:p>
-      <w:pPr>
-        <w:spacing w:line="260"/>
-      </w:pPr>
-      <w:r>
-        <w:rPr>
-          <w:rStyle w:val="FootnoteReference"/>
-        </w:rPr>
-        <w:footnoteRef/>
-      </w:r>
-      <w:r>
-        <w:rPr>
-          <w:sz w:val="18"/>
-          <w:szCs w:val="18"/>
-        </w:rPr>
-        <w:t xml:space="preserve">Hofstede, G., Hofstede, G. J., &amp; Minkov, M. (2010). Cultures and organizations: Software of the mind (3rd ed.).</w:t>
-      </w:r>
-    </w:p>
-  </w:footnote>
-  <w:footnote w:id="14">
-    <w:p>
-      <w:pPr>
-        <w:spacing w:line="260"/>
-      </w:pPr>
-      <w:r>
-        <w:rPr>
-          <w:rStyle w:val="FootnoteReference"/>
-        </w:rPr>
-        <w:footnoteRef/>
-      </w:r>
-      <w:r>
-        <w:rPr>
-          <w:sz w:val="18"/>
-          <w:szCs w:val="18"/>
-        </w:rPr>
-        <w:t xml:space="preserve">Hofstede Insightsの現在の公式サイトでは、個人主義のスコアが2023年に更新され、日本62、ベトナム30となっている。本研究では、本文で引用しているHofstede et al.（2010）の数値を用いる。</w:t>
-      </w:r>
-    </w:p>
-  </w:footnote>
-  <w:footnote w:id="15">
-    <w:p>
-      <w:pPr>
-        <w:spacing w:line="260"/>
-      </w:pPr>
-      <w:r>
-        <w:rPr>
-          <w:rStyle w:val="FootnoteReference"/>
-        </w:rPr>
-        <w:footnoteRef/>
-      </w:r>
-      <w:r>
-        <w:rPr>
-          <w:sz w:val="18"/>
-          <w:szCs w:val="18"/>
-        </w:rPr>
-        <w:t xml:space="preserve">東南アジアで広く使われている配車アプリ。</w:t>
+        <w:t xml:space="preserve">Hofstede Insights（2023）</w:t>
       </w:r>
     </w:p>
   </w:footnote>

--- a/output/卒論全文_最新版.docx
+++ b/output/卒論全文_最新版.docx
@@ -25924,7 +25924,7 @@
       <w:r>
         <w:t xml:space="preserve">Government of Fiji. (2020, March 19). PM Bainimarama's statement on the first COVID-19 case in Fiji. </w:t>
       </w:r>
-      <w:hyperlink w:history="1" r:id="rId9xs82seqiyoy29y6fi-pc">
+      <w:hyperlink w:history="1" r:id="rIdtlpfj2umlscwqnoa8axv2">
         <w:r>
           <w:rPr>
             <w:color w:val="0563C1"/>
@@ -25960,7 +25960,7 @@
       <w:r>
         <w:t xml:space="preserve">Hofstede Insights. (2023). Country comparison tool. </w:t>
       </w:r>
-      <w:hyperlink w:history="1" r:id="rIdpxzvu1j4qiytkpobaq3ku">
+      <w:hyperlink w:history="1" r:id="rIdtclhofftofczdhsljweix">
         <w:r>
           <w:rPr>
             <w:color w:val="0563C1"/>
@@ -25987,7 +25987,7 @@
       <w:r>
         <w:t xml:space="preserve">Oberg, K. (1960). Cultural shock: Adjustment to new cultural environments. Practical Anthropology, 7, 177–182. </w:t>
       </w:r>
-      <w:hyperlink w:history="1" r:id="rIdup7x3jkzfb9jgndz4qx0r">
+      <w:hyperlink w:history="1" r:id="rIdp9lrgnk3p5qpswcbmyaer">
         <w:r>
           <w:rPr>
             <w:color w:val="0563C1"/>
@@ -26005,7 +26005,7 @@
       <w:r>
         <w:t xml:space="preserve">木村有伸（2009）．「異文化適応」論の中の日本人特殊論について．立命館国際地域研究，22，123–138． </w:t>
       </w:r>
-      <w:hyperlink w:history="1" r:id="rId6kss4wbhufgzwwcmzpcfa">
+      <w:hyperlink w:history="1" r:id="rIdnw9d5i9lj3zushtwks7qw">
         <w:r>
           <w:rPr>
             <w:color w:val="0563C1"/>
@@ -26023,7 +26023,7 @@
       <w:r>
         <w:t xml:space="preserve">佐々木ひとみ・水野治久（2000）．外国人研修生の異文化適応に関する縦断的分析．日本語国際センター紀要，10． </w:t>
       </w:r>
-      <w:hyperlink w:history="1" r:id="rIdoqcnm_hrctuslmvcumfnq">
+      <w:hyperlink w:history="1" r:id="rIdf9d-pi2jsxyec45kkelob">
         <w:r>
           <w:rPr>
             <w:color w:val="0563C1"/>
@@ -26041,7 +26041,7 @@
       <w:r>
         <w:t xml:space="preserve">長井進（1988）．外国人交換留学高校生の日本における適応過程．心理学研究，59(1)，37–44． </w:t>
       </w:r>
-      <w:hyperlink w:history="1" r:id="rIdywn7ywp4ksb5ouzra86sx">
+      <w:hyperlink w:history="1" r:id="rId2sl4etxdxg9y-hmltn6uy">
         <w:r>
           <w:rPr>
             <w:color w:val="0563C1"/>
@@ -26059,7 +26059,7 @@
       <w:r>
         <w:t xml:space="preserve">日本学生支援機構（2025）．2023（令和5）年度日本人学生留学状況調査． </w:t>
       </w:r>
-      <w:hyperlink w:history="1" r:id="rIdmfromatqww9yheyqjisxt">
+      <w:hyperlink w:history="1" r:id="rIddylaxbemanvwo3chomk0o">
         <w:r>
           <w:rPr>
             <w:color w:val="0563C1"/>
@@ -26077,7 +26077,7 @@
       <w:r>
         <w:t xml:space="preserve">文部科学省（2024）．トビタテ！留学JAPAN「新・日本代表プログラム」応募状況及び今後の募集スケジュールについて． </w:t>
       </w:r>
-      <w:hyperlink w:history="1" r:id="rIdfdnbcxjwf752ga4esfhfl">
+      <w:hyperlink w:history="1" r:id="rId3pjbku7g6z_3vwczvxaqa">
         <w:r>
           <w:rPr>
             <w:color w:val="0563C1"/>
@@ -26095,7 +26095,7 @@
       <w:r>
         <w:t xml:space="preserve">文部科学省（2025）．日本人学生の海外留学状況及び外国人留学生の在籍状況． </w:t>
       </w:r>
-      <w:hyperlink w:history="1" r:id="rId7741curfa9kir_ecm11x3">
+      <w:hyperlink w:history="1" r:id="rIdz-vzsu9y3gsas8w9q3w6z">
         <w:r>
           <w:rPr>
             <w:color w:val="0563C1"/>
@@ -26228,7 +26228,7 @@
           <w:sz w:val="18"/>
           <w:szCs w:val="18"/>
         </w:rPr>
-        <w:t xml:space="preserve">文部科学省（2025）</w:t>
+        <w:t xml:space="preserve">文部科学省（2025）．日本人学生の海外留学状況及び外国人留学生の在籍状況．</w:t>
       </w:r>
     </w:p>
   </w:footnote>
@@ -26248,7 +26248,7 @@
           <w:sz w:val="18"/>
           <w:szCs w:val="18"/>
         </w:rPr>
-        <w:t xml:space="preserve">日本学生支援機構（2025）</w:t>
+        <w:t xml:space="preserve">日本学生支援機構（2025）．2023（令和5）年度日本人学生留学状況調査．</w:t>
       </w:r>
     </w:p>
   </w:footnote>
@@ -26268,7 +26268,7 @@
           <w:sz w:val="18"/>
           <w:szCs w:val="18"/>
         </w:rPr>
-        <w:t xml:space="preserve">文部科学省（2024）</w:t>
+        <w:t xml:space="preserve">文部科学省（2024）．トビタテ！留学JAPAN「新・日本代表プログラム」応募状況及び今後の募集スケジュールについて．</w:t>
       </w:r>
     </w:p>
   </w:footnote>
@@ -26288,7 +26288,7 @@
           <w:sz w:val="18"/>
           <w:szCs w:val="18"/>
         </w:rPr>
-        <w:t xml:space="preserve">Lysgaard, S. (1955)</w:t>
+        <w:t xml:space="preserve">Lysgaard, S. (1955). Adjustment in a foreign society: Norwegian Fulbright grantees visiting the United States. International Social Science Bulletin, 7, 45–51.</w:t>
       </w:r>
     </w:p>
   </w:footnote>
@@ -26308,7 +26308,7 @@
           <w:sz w:val="18"/>
           <w:szCs w:val="18"/>
         </w:rPr>
-        <w:t xml:space="preserve">Oberg, K. (1960)</w:t>
+        <w:t xml:space="preserve">Oberg, K. (1960). Cultural shock: Adjustment to new cultural environments. Practical Anthropology, 7, 177–182.</w:t>
       </w:r>
     </w:p>
   </w:footnote>
@@ -26328,7 +26328,7 @@
           <w:sz w:val="18"/>
           <w:szCs w:val="18"/>
         </w:rPr>
-        <w:t xml:space="preserve">フィジー政府（2020）</w:t>
+        <w:t xml:space="preserve">Government of Fiji. (2020, March 19). PM Bainimarama's statement on the first COVID-19 case in Fiji.</w:t>
       </w:r>
     </w:p>
   </w:footnote>
@@ -26348,7 +26348,7 @@
           <w:sz w:val="18"/>
           <w:szCs w:val="18"/>
         </w:rPr>
-        <w:t xml:space="preserve">長井進（1988）</w:t>
+        <w:t xml:space="preserve">長井進（1988）．外国人交換留学高校生の日本における適応過程．心理学研究，59(1)，37–44．</w:t>
       </w:r>
     </w:p>
   </w:footnote>
@@ -26368,7 +26368,7 @@
           <w:sz w:val="18"/>
           <w:szCs w:val="18"/>
         </w:rPr>
-        <w:t xml:space="preserve">佐々木ひとみ・水野治久（2000）</w:t>
+        <w:t xml:space="preserve">佐々木ひとみ・水野治久（2000）．外国人研修生の異文化適応に関する縦断的分析．日本語国際センター紀要，10．</w:t>
       </w:r>
     </w:p>
   </w:footnote>
@@ -26388,7 +26388,7 @@
           <w:sz w:val="18"/>
           <w:szCs w:val="18"/>
         </w:rPr>
-        <w:t xml:space="preserve">木村有伸（2009）</w:t>
+        <w:t xml:space="preserve">木村有伸（2009）．「異文化適応」論の中の日本人特殊論について．立命館国際地域研究，22，123–138．</w:t>
       </w:r>
     </w:p>
   </w:footnote>
@@ -26408,7 +26408,7 @@
           <w:sz w:val="18"/>
           <w:szCs w:val="18"/>
         </w:rPr>
-        <w:t xml:space="preserve">Hall, E. T. (1976)</w:t>
+        <w:t xml:space="preserve">Hall, E. T. (1976). Beyond culture. Anchor Press/Doubleday.</w:t>
       </w:r>
     </w:p>
   </w:footnote>
@@ -26428,7 +26428,7 @@
           <w:sz w:val="18"/>
           <w:szCs w:val="18"/>
         </w:rPr>
-        <w:t xml:space="preserve">Hofstede, G., Hofstede, G. J., &amp; Minkov, M. (2010)</w:t>
+        <w:t xml:space="preserve">Hofstede, G., Hofstede, G. J., &amp; Minkov, M. (2010). Cultures and organizations: Software of the mind (3rd ed.). McGraw-Hill.</w:t>
       </w:r>
     </w:p>
   </w:footnote>
@@ -26448,7 +26448,7 @@
           <w:sz w:val="18"/>
           <w:szCs w:val="18"/>
         </w:rPr>
-        <w:t xml:space="preserve">Hofstede Insights（2023）</w:t>
+        <w:t xml:space="preserve">Hofstede Insights. (2023). Country comparison tool.</w:t>
       </w:r>
     </w:p>
   </w:footnote>

--- a/output/卒論全文_最新版.docx
+++ b/output/卒論全文_最新版.docx
@@ -25924,7 +25924,7 @@
       <w:r>
         <w:t xml:space="preserve">Government of Fiji. (2020, March 19). PM Bainimarama's statement on the first COVID-19 case in Fiji. </w:t>
       </w:r>
-      <w:hyperlink w:history="1" r:id="rIdtlpfj2umlscwqnoa8axv2">
+      <w:hyperlink w:history="1" r:id="rIdtppbyvu4y7qxo4ugec8bb">
         <w:r>
           <w:rPr>
             <w:color w:val="0563C1"/>
@@ -25960,7 +25960,7 @@
       <w:r>
         <w:t xml:space="preserve">Hofstede Insights. (2023). Country comparison tool. </w:t>
       </w:r>
-      <w:hyperlink w:history="1" r:id="rIdtclhofftofczdhsljweix">
+      <w:hyperlink w:history="1" r:id="rIdb53scnge90ubqoi_0tblw">
         <w:r>
           <w:rPr>
             <w:color w:val="0563C1"/>
@@ -25987,7 +25987,7 @@
       <w:r>
         <w:t xml:space="preserve">Oberg, K. (1960). Cultural shock: Adjustment to new cultural environments. Practical Anthropology, 7, 177–182. </w:t>
       </w:r>
-      <w:hyperlink w:history="1" r:id="rIdp9lrgnk3p5qpswcbmyaer">
+      <w:hyperlink w:history="1" r:id="rIdzgv_fll2x1nn3qi3xe5j6">
         <w:r>
           <w:rPr>
             <w:color w:val="0563C1"/>
@@ -26005,7 +26005,7 @@
       <w:r>
         <w:t xml:space="preserve">木村有伸（2009）．「異文化適応」論の中の日本人特殊論について．立命館国際地域研究，22，123–138． </w:t>
       </w:r>
-      <w:hyperlink w:history="1" r:id="rIdnw9d5i9lj3zushtwks7qw">
+      <w:hyperlink w:history="1" r:id="rIdid4okjli1spc4bgimu2lf">
         <w:r>
           <w:rPr>
             <w:color w:val="0563C1"/>
@@ -26023,7 +26023,7 @@
       <w:r>
         <w:t xml:space="preserve">佐々木ひとみ・水野治久（2000）．外国人研修生の異文化適応に関する縦断的分析．日本語国際センター紀要，10． </w:t>
       </w:r>
-      <w:hyperlink w:history="1" r:id="rIdf9d-pi2jsxyec45kkelob">
+      <w:hyperlink w:history="1" r:id="rId3rddh7q6dljal9uqex73k">
         <w:r>
           <w:rPr>
             <w:color w:val="0563C1"/>
@@ -26041,7 +26041,7 @@
       <w:r>
         <w:t xml:space="preserve">長井進（1988）．外国人交換留学高校生の日本における適応過程．心理学研究，59(1)，37–44． </w:t>
       </w:r>
-      <w:hyperlink w:history="1" r:id="rId2sl4etxdxg9y-hmltn6uy">
+      <w:hyperlink w:history="1" r:id="rIdpkfp8jbiw52azuxej8opg">
         <w:r>
           <w:rPr>
             <w:color w:val="0563C1"/>
@@ -26059,7 +26059,7 @@
       <w:r>
         <w:t xml:space="preserve">日本学生支援機構（2025）．2023（令和5）年度日本人学生留学状況調査． </w:t>
       </w:r>
-      <w:hyperlink w:history="1" r:id="rIddylaxbemanvwo3chomk0o">
+      <w:hyperlink w:history="1" r:id="rIdh_lutockzydcwwyouowdd">
         <w:r>
           <w:rPr>
             <w:color w:val="0563C1"/>
@@ -26077,7 +26077,7 @@
       <w:r>
         <w:t xml:space="preserve">文部科学省（2024）．トビタテ！留学JAPAN「新・日本代表プログラム」応募状況及び今後の募集スケジュールについて． </w:t>
       </w:r>
-      <w:hyperlink w:history="1" r:id="rId3pjbku7g6z_3vwczvxaqa">
+      <w:hyperlink w:history="1" r:id="rIdfhont21axoyhppinhkzf2">
         <w:r>
           <w:rPr>
             <w:color w:val="0563C1"/>
@@ -26095,7 +26095,7 @@
       <w:r>
         <w:t xml:space="preserve">文部科学省（2025）．日本人学生の海外留学状況及び外国人留学生の在籍状況． </w:t>
       </w:r>
-      <w:hyperlink w:history="1" r:id="rIdz-vzsu9y3gsas8w9q3w6z">
+      <w:hyperlink w:history="1" r:id="rIdcs_we8j8ugtpfad9a7yxd">
         <w:r>
           <w:rPr>
             <w:color w:val="0563C1"/>
@@ -26225,6 +26225,7 @@
       </w:r>
       <w:r>
         <w:rPr>
+          <w:color w:val="FF0000"/>
           <w:sz w:val="18"/>
           <w:szCs w:val="18"/>
         </w:rPr>
@@ -26245,6 +26246,7 @@
       </w:r>
       <w:r>
         <w:rPr>
+          <w:color w:val="FF0000"/>
           <w:sz w:val="18"/>
           <w:szCs w:val="18"/>
         </w:rPr>
@@ -26265,6 +26267,7 @@
       </w:r>
       <w:r>
         <w:rPr>
+          <w:color w:val="FF0000"/>
           <w:sz w:val="18"/>
           <w:szCs w:val="18"/>
         </w:rPr>
@@ -26285,6 +26288,7 @@
       </w:r>
       <w:r>
         <w:rPr>
+          <w:color w:val="FF0000"/>
           <w:sz w:val="18"/>
           <w:szCs w:val="18"/>
         </w:rPr>
@@ -26305,6 +26309,7 @@
       </w:r>
       <w:r>
         <w:rPr>
+          <w:color w:val="FF0000"/>
           <w:sz w:val="18"/>
           <w:szCs w:val="18"/>
         </w:rPr>
@@ -26325,6 +26330,7 @@
       </w:r>
       <w:r>
         <w:rPr>
+          <w:color w:val="FF0000"/>
           <w:sz w:val="18"/>
           <w:szCs w:val="18"/>
         </w:rPr>
@@ -26345,6 +26351,7 @@
       </w:r>
       <w:r>
         <w:rPr>
+          <w:color w:val="FF0000"/>
           <w:sz w:val="18"/>
           <w:szCs w:val="18"/>
         </w:rPr>
@@ -26365,6 +26372,7 @@
       </w:r>
       <w:r>
         <w:rPr>
+          <w:color w:val="FF0000"/>
           <w:sz w:val="18"/>
           <w:szCs w:val="18"/>
         </w:rPr>
@@ -26385,6 +26393,7 @@
       </w:r>
       <w:r>
         <w:rPr>
+          <w:color w:val="FF0000"/>
           <w:sz w:val="18"/>
           <w:szCs w:val="18"/>
         </w:rPr>
@@ -26405,6 +26414,7 @@
       </w:r>
       <w:r>
         <w:rPr>
+          <w:color w:val="FF0000"/>
           <w:sz w:val="18"/>
           <w:szCs w:val="18"/>
         </w:rPr>
@@ -26425,6 +26435,7 @@
       </w:r>
       <w:r>
         <w:rPr>
+          <w:color w:val="FF0000"/>
           <w:sz w:val="18"/>
           <w:szCs w:val="18"/>
         </w:rPr>
@@ -26445,6 +26456,7 @@
       </w:r>
       <w:r>
         <w:rPr>
+          <w:color w:val="FF0000"/>
           <w:sz w:val="18"/>
           <w:szCs w:val="18"/>
         </w:rPr>
@@ -26841,5 +26853,16 @@
       <w:szCs w:val="20"/>
     </w:rPr>
   </w:style>
+  <w:style w:type="character" w:styleId="FootnoteReference">
+    <w:name w:val="footnote reference"/>
+    <w:uiPriority w:val="99"/>
+    <w:unhideWhenUsed/>
+    <w:rPr>
+      <w:b/>
+      <w:bCs/>
+      <w:color w:val="FF0000"/>
+      <w:vertAlign w:val="superscript"/>
+    </w:rPr>
+  </w:style>
 </w:styles>
 </file>
--- a/output/卒論全文_最新版.docx
+++ b/output/卒論全文_最新版.docx
@@ -940,7 +940,13 @@
         <w:spacing w:after="160" w:line="340"/>
       </w:pPr>
       <w:r>
-        <w:t xml:space="preserve">国境間の移動が加速する21世紀、海外留学は日本の大学生にとって特別な経験ではなくなった。文部科学省の最新調査によれば、大学間協定等に基づき2023年度に渡航した日本人学生は89,179名であり、前年度比53.3％の急増を示した（文部科学省, 2025）</w:t>
+        <w:t xml:space="preserve">国境間の移動が加速する21世紀、海外留学は日本の大学生にとって特別な経験ではなくなった。文部科学省の最新調査によれば、大学間協定等に基づき2023年度に渡航した日本人学生は89,179名であり、前年度比53.3％の急増を示した</w:t>
+      </w:r>
+      <w:r>
+        <w:rPr>
+          <w:color w:val="FF0000"/>
+        </w:rPr>
+        <w:t xml:space="preserve">（文部科学省, 2025）</w:t>
       </w:r>
       <w:r>
         <w:rPr>
@@ -949,7 +955,13 @@
         <w:footnoteReference w:id="1"/>
       </w:r>
       <w:r>
-        <w:t xml:space="preserve">。コロナ禍による渡航制限が解除された後、1か月未満の短期留学は対前年度比約2倍に膨らみ、アジア地域への派遣は110％増と特に顕著である。また、留学先上位を米国13,517名、豪州9,163名、韓国8,384名と報告し、派遣地域の多様化を裏付ける。加えて、日本学生支援機構の2023年度詳細集計では、協定外派遣を含む留学者32,619名が確認され、制度外の自律的留学が拡大している（日本学生支援機構, 2025）</w:t>
+        <w:t xml:space="preserve">。コロナ禍による渡航制限が解除された後、1か月未満の短期留学は対前年度比約2倍に膨らみ、アジア地域への派遣は110％増と特に顕著である。また、留学先上位を米国13,517名、豪州9,163名、韓国8,384名と報告し、派遣地域の多様化を裏付ける。加えて、日本学生支援機構の2023年度詳細集計では、協定外派遣を含む留学者32,619名が確認され、制度外の自律的留学が拡大している</w:t>
+      </w:r>
+      <w:r>
+        <w:rPr>
+          <w:color w:val="FF0000"/>
+        </w:rPr>
+        <w:t xml:space="preserve">（日本学生支援機構, 2025）</w:t>
       </w:r>
       <w:r>
         <w:rPr>
@@ -958,7 +970,13 @@
         <w:footnoteReference w:id="2"/>
       </w:r>
       <w:r>
-        <w:t xml:space="preserve">。政府も「トビタテ！留学JAPAN」により2024年度に高校生700名、大学生250名の支援枠を設定し、派遣経路を多層化した（文部科学省, 2024）</w:t>
+        <w:t xml:space="preserve">。政府も「トビタテ！留学JAPAN」により2024年度に高校生700名、大学生250名の支援枠を設定し、派遣経路を多層化した</w:t>
+      </w:r>
+      <w:r>
+        <w:rPr>
+          <w:color w:val="FF0000"/>
+        </w:rPr>
+        <w:t xml:space="preserve">（文部科学省, 2024）</w:t>
       </w:r>
       <w:r>
         <w:rPr>
@@ -996,7 +1014,13 @@
         <w:spacing w:after="160" w:line="340"/>
       </w:pPr>
       <w:r>
-        <w:t xml:space="preserve">以上の経験は、Uカーブ理論（Lysgaard, 1955）</w:t>
+        <w:t xml:space="preserve">以上の経験は、Uカーブ理論</w:t>
+      </w:r>
+      <w:r>
+        <w:rPr>
+          <w:color w:val="FF0000"/>
+        </w:rPr>
+        <w:t xml:space="preserve">（Lysgaard, 1955）</w:t>
       </w:r>
       <w:r>
         <w:rPr>
@@ -1037,7 +1061,13 @@
         <w:spacing w:after="160" w:line="340"/>
       </w:pPr>
       <w:r>
-        <w:t xml:space="preserve">フィジーでの主な経験を、時期ごとに異文化適応のプロセス（Uカーブモデルの段階）に当てはめると、次のようになる。段階は、3章で述べるリスガード（Lysgaard, 1955）やオバーグ（Oberg, 1960）</w:t>
+        <w:t xml:space="preserve">フィジーでの主な経験を、時期ごとに異文化適応のプロセス（Uカーブモデルの段階）に当てはめると、次のようになる。段階は、3章で述べるリスガード（Lysgaard, 1955）や</w:t>
+      </w:r>
+      <w:r>
+        <w:rPr>
+          <w:color w:val="FF0000"/>
+        </w:rPr>
+        <w:t xml:space="preserve">オバーグ（Oberg, 1960）</w:t>
       </w:r>
       <w:r>
         <w:rPr>
@@ -2293,7 +2323,15 @@
                 <w:sz w:val="19"/>
                 <w:szCs w:val="19"/>
               </w:rPr>
-              <w:t xml:space="preserve">コロナ禍のロックダウン（ラウトカ市）</w:t>
+              <w:t xml:space="preserve">コロナ禍のロックダウン</w:t>
+            </w:r>
+            <w:r>
+              <w:rPr>
+                <w:color w:val="FF0000"/>
+                <w:sz w:val="19"/>
+                <w:szCs w:val="19"/>
+              </w:rPr>
+              <w:t xml:space="preserve">（ラウトカ市）</w:t>
             </w:r>
             <w:r>
               <w:rPr>
@@ -2694,7 +2732,13 @@
         <w:spacing w:after="160" w:line="340"/>
       </w:pPr>
       <w:r>
-        <w:t xml:space="preserve">なお、段階の当てはめにあたっては、Lysgaard（1955）とOberg（1960）のモデルに加え、留学生の適応過程を時間を追って調べた長井（1988）</w:t>
+        <w:t xml:space="preserve">なお、段階の当てはめにあたっては、Lysgaard（1955）とOberg（1960）のモデルに加え、留学生の適応過程を時間を追って調べた</w:t>
+      </w:r>
+      <w:r>
+        <w:rPr>
+          <w:color w:val="FF0000"/>
+        </w:rPr>
+        <w:t xml:space="preserve">長井（1988）</w:t>
       </w:r>
       <w:r>
         <w:rPr>
@@ -2703,7 +2747,13 @@
         <w:footnoteReference w:id="7"/>
       </w:r>
       <w:r>
-        <w:t xml:space="preserve">と佐々木・水野（2000）</w:t>
+        <w:t xml:space="preserve">と</w:t>
+      </w:r>
+      <w:r>
+        <w:rPr>
+          <w:color w:val="FF0000"/>
+        </w:rPr>
+        <w:t xml:space="preserve">佐々木・水野（2000）</w:t>
       </w:r>
       <w:r>
         <w:rPr>
@@ -2775,7 +2825,13 @@
         <w:spacing w:after="160" w:line="340"/>
       </w:pPr>
       <w:r>
-        <w:t xml:space="preserve">最初の課題は、到着直後に生じる戸惑いや衝突を不安や驚きと言ったらその場瞬間的な気持ちと②文化の違いをどう理解したかという考え方の2つに分けて捉えることである。この２つは互いに影響し合い、その後の適応の速さや深さを左右すると言われているが、（木村, 2009）</w:t>
+        <w:t xml:space="preserve">最初の課題は、到着直後に生じる戸惑いや衝突を不安や驚きと言ったらその場瞬間的な気持ちと②文化の違いをどう理解したかという考え方の2つに分けて捉えることである。この２つは互いに影響し合い、その後の適応の速さや深さを左右すると言われているが、</w:t>
+      </w:r>
+      <w:r>
+        <w:rPr>
+          <w:color w:val="FF0000"/>
+        </w:rPr>
+        <w:t xml:space="preserve">（木村, 2009）</w:t>
       </w:r>
       <w:r>
         <w:rPr>
@@ -3175,7 +3231,13 @@
         <w:spacing w:after="160" w:line="340"/>
       </w:pPr>
       <w:r>
-        <w:t xml:space="preserve">エドワード・ホール（Hall, 1976）</w:t>
+        <w:t xml:space="preserve">エドワード・</w:t>
+      </w:r>
+      <w:r>
+        <w:rPr>
+          <w:color w:val="FF0000"/>
+        </w:rPr>
+        <w:t xml:space="preserve">ホール（Hall, 1976）</w:t>
       </w:r>
       <w:r>
         <w:rPr>
@@ -3205,7 +3267,13 @@
         <w:spacing w:after="160" w:line="340"/>
       </w:pPr>
       <w:r>
-        <w:t xml:space="preserve">ホフステードは IBM 社員を対象とした国際調査をもとに、文化の違いを「権力距離（上下関係を当然とする度合い）」「個人主義・集団主義」「男性性・女性性」「不確実性回避（予想外のことや曖昧さを避けたい度合い）」「長期志向」「人生の享楽志向」の6次元で分類した。これにより国家ごとの文化の傾向を数値で比較できるようになり、文化が個人の行動や考え方に与える影響を整理する枠組みを示された。例えば、日本は集団主義的で高い不確実性回避傾向、米国は個人主義的で低い不確実性回避傾向が強く、この違いがグループワークや自己主張の場面での戸惑いや衝突を生む。ホフステードら（Hofstede et al., 2010）</w:t>
+        <w:t xml:space="preserve">ホフステードは IBM 社員を対象とした国際調査をもとに、文化の違いを「権力距離（上下関係を当然とする度合い）」「個人主義・集団主義」「男性性・女性性」「不確実性回避（予想外のことや曖昧さを避けたい度合い）」「長期志向」「人生の享楽志向」の6次元で分類した。これにより国家ごとの文化の傾向を数値で比較できるようになり、文化が個人の行動や考え方に与える影響を整理する枠組みを示された。例えば、日本は集団主義的で高い不確実性回避傾向、米国は個人主義的で低い不確実性回避傾向が強く、この違いがグループワークや自己主張の場面での戸惑いや衝突を生む。</w:t>
+      </w:r>
+      <w:r>
+        <w:rPr>
+          <w:color w:val="FF0000"/>
+        </w:rPr>
+        <w:t xml:space="preserve">ホフステードら（Hofstede et al., 2010）</w:t>
       </w:r>
       <w:r>
         <w:rPr>
@@ -4059,7 +4127,13 @@
         <w:spacing w:after="160" w:line="340"/>
       </w:pPr>
       <w:r>
-        <w:t xml:space="preserve">本研究では、筆者が留学したフィジーとベトナムを、出身国である日本と比較する。表は、Hofstede et al.（2010）が示した6次元のスコア（0〜100）である。なお、Hofstede Insightsの公式サイトでは、個人主義のスコアが2023年に更新され、日本62、ベトナム30となっている</w:t>
+        <w:t xml:space="preserve">本研究では、筆者が留学したフィジーとベトナムを、出身国である日本と比較する。表は、Hofstede et al.（2010）が示した6次元のスコア（0〜100）である。なお、Hofstede Insightsの公式サイトでは、個人主義のスコアが</w:t>
+      </w:r>
+      <w:r>
+        <w:rPr>
+          <w:color w:val="FF0000"/>
+        </w:rPr>
+        <w:t xml:space="preserve">2023年に更新され、日本62、ベトナム30となっている</w:t>
       </w:r>
       <w:r>
         <w:rPr>
@@ -25924,7 +25998,7 @@
       <w:r>
         <w:t xml:space="preserve">Government of Fiji. (2020, March 19). PM Bainimarama's statement on the first COVID-19 case in Fiji. </w:t>
       </w:r>
-      <w:hyperlink w:history="1" r:id="rIdtppbyvu4y7qxo4ugec8bb">
+      <w:hyperlink w:history="1" r:id="rIdf6xoevxff9oty2bvmzdpc">
         <w:r>
           <w:rPr>
             <w:color w:val="0563C1"/>
@@ -25960,7 +26034,7 @@
       <w:r>
         <w:t xml:space="preserve">Hofstede Insights. (2023). Country comparison tool. </w:t>
       </w:r>
-      <w:hyperlink w:history="1" r:id="rIdb53scnge90ubqoi_0tblw">
+      <w:hyperlink w:history="1" r:id="rIdbtqvzvqsml6jxwszj01lt">
         <w:r>
           <w:rPr>
             <w:color w:val="0563C1"/>
@@ -25987,7 +26061,7 @@
       <w:r>
         <w:t xml:space="preserve">Oberg, K. (1960). Cultural shock: Adjustment to new cultural environments. Practical Anthropology, 7, 177–182. </w:t>
       </w:r>
-      <w:hyperlink w:history="1" r:id="rIdzgv_fll2x1nn3qi3xe5j6">
+      <w:hyperlink w:history="1" r:id="rIdftuov8e1nklt7uea8wrqq">
         <w:r>
           <w:rPr>
             <w:color w:val="0563C1"/>
@@ -26005,7 +26079,7 @@
       <w:r>
         <w:t xml:space="preserve">木村有伸（2009）．「異文化適応」論の中の日本人特殊論について．立命館国際地域研究，22，123–138． </w:t>
       </w:r>
-      <w:hyperlink w:history="1" r:id="rIdid4okjli1spc4bgimu2lf">
+      <w:hyperlink w:history="1" r:id="rIdgsv-holrbax-pfly2xa_r">
         <w:r>
           <w:rPr>
             <w:color w:val="0563C1"/>
@@ -26023,7 +26097,7 @@
       <w:r>
         <w:t xml:space="preserve">佐々木ひとみ・水野治久（2000）．外国人研修生の異文化適応に関する縦断的分析．日本語国際センター紀要，10． </w:t>
       </w:r>
-      <w:hyperlink w:history="1" r:id="rId3rddh7q6dljal9uqex73k">
+      <w:hyperlink w:history="1" r:id="rIdugerudkpaixxfylmugbbz">
         <w:r>
           <w:rPr>
             <w:color w:val="0563C1"/>
@@ -26041,7 +26115,7 @@
       <w:r>
         <w:t xml:space="preserve">長井進（1988）．外国人交換留学高校生の日本における適応過程．心理学研究，59(1)，37–44． </w:t>
       </w:r>
-      <w:hyperlink w:history="1" r:id="rIdpkfp8jbiw52azuxej8opg">
+      <w:hyperlink w:history="1" r:id="rIdgoz9nl_uy0naygjfggeor">
         <w:r>
           <w:rPr>
             <w:color w:val="0563C1"/>
@@ -26059,7 +26133,7 @@
       <w:r>
         <w:t xml:space="preserve">日本学生支援機構（2025）．2023（令和5）年度日本人学生留学状況調査． </w:t>
       </w:r>
-      <w:hyperlink w:history="1" r:id="rIdh_lutockzydcwwyouowdd">
+      <w:hyperlink w:history="1" r:id="rIdmrk_wnpr7lji6835trth6">
         <w:r>
           <w:rPr>
             <w:color w:val="0563C1"/>
@@ -26077,7 +26151,7 @@
       <w:r>
         <w:t xml:space="preserve">文部科学省（2024）．トビタテ！留学JAPAN「新・日本代表プログラム」応募状況及び今後の募集スケジュールについて． </w:t>
       </w:r>
-      <w:hyperlink w:history="1" r:id="rIdfhont21axoyhppinhkzf2">
+      <w:hyperlink w:history="1" r:id="rId-6ykwb_vhidiispiiur1n">
         <w:r>
           <w:rPr>
             <w:color w:val="0563C1"/>
@@ -26095,7 +26169,7 @@
       <w:r>
         <w:t xml:space="preserve">文部科学省（2025）．日本人学生の海外留学状況及び外国人留学生の在籍状況． </w:t>
       </w:r>
-      <w:hyperlink w:history="1" r:id="rIdcs_we8j8ugtpfad9a7yxd">
+      <w:hyperlink w:history="1" r:id="rIdy3j9gbitohwup6ccnxji6">
         <w:r>
           <w:rPr>
             <w:color w:val="0563C1"/>

--- a/output/卒論全文_最新版.docx
+++ b/output/卒論全文_最新版.docx
@@ -950,9 +950,12 @@
       </w:r>
       <w:r>
         <w:rPr>
-          <w:rStyle w:val="FootnoteReference"/>
+          <w:b/>
+          <w:bCs/>
+          <w:color w:val="FF0000"/>
+          <w:vertAlign w:val="superscript"/>
         </w:rPr>
-        <w:footnoteReference w:id="1"/>
+        <w:t xml:space="preserve">1)</w:t>
       </w:r>
       <w:r>
         <w:t xml:space="preserve">。コロナ禍による渡航制限が解除された後、1か月未満の短期留学は対前年度比約2倍に膨らみ、アジア地域への派遣は110％増と特に顕著である。また、留学先上位を米国13,517名、豪州9,163名、韓国8,384名と報告し、派遣地域の多様化を裏付ける。加えて、日本学生支援機構の2023年度詳細集計では、協定外派遣を含む留学者32,619名が確認され、制度外の自律的留学が拡大している</w:t>
@@ -965,9 +968,12 @@
       </w:r>
       <w:r>
         <w:rPr>
-          <w:rStyle w:val="FootnoteReference"/>
+          <w:b/>
+          <w:bCs/>
+          <w:color w:val="FF0000"/>
+          <w:vertAlign w:val="superscript"/>
         </w:rPr>
-        <w:footnoteReference w:id="2"/>
+        <w:t xml:space="preserve">2)</w:t>
       </w:r>
       <w:r>
         <w:t xml:space="preserve">。政府も「トビタテ！留学JAPAN」により2024年度に高校生700名、大学生250名の支援枠を設定し、派遣経路を多層化した</w:t>
@@ -980,9 +986,12 @@
       </w:r>
       <w:r>
         <w:rPr>
-          <w:rStyle w:val="FootnoteReference"/>
+          <w:b/>
+          <w:bCs/>
+          <w:color w:val="FF0000"/>
+          <w:vertAlign w:val="superscript"/>
         </w:rPr>
-        <w:footnoteReference w:id="3"/>
+        <w:t xml:space="preserve">3)</w:t>
       </w:r>
       <w:r>
         <w:t xml:space="preserve">。オンライン科目の単位互換やハイブリッド型プログラムの普及も追い風となり、留学機会は急速に広がっている。留学の一般化したことで、異文化適応やカルチャーショックの経験をする学生はこれまでで最も多くなった。しかし、その経験の中身を調べる質的研究は少なく、留学拡大のに研究が追いついていない。</w:t>
@@ -1014,19 +1023,22 @@
         <w:spacing w:after="160" w:line="340"/>
       </w:pPr>
       <w:r>
-        <w:t xml:space="preserve">以上の経験は、Uカーブ理論</w:t>
+        <w:t xml:space="preserve">以上の経験は、</w:t>
       </w:r>
       <w:r>
         <w:rPr>
           <w:color w:val="FF0000"/>
         </w:rPr>
-        <w:t xml:space="preserve">（Lysgaard, 1955）</w:t>
+        <w:t xml:space="preserve">Uカーブ理論（Lysgaard, 1955）</w:t>
       </w:r>
       <w:r>
         <w:rPr>
-          <w:rStyle w:val="FootnoteReference"/>
+          <w:b/>
+          <w:bCs/>
+          <w:color w:val="FF0000"/>
+          <w:vertAlign w:val="superscript"/>
         </w:rPr>
-        <w:footnoteReference w:id="4"/>
+        <w:t xml:space="preserve">4)</w:t>
       </w:r>
       <w:r>
         <w:t xml:space="preserve">が示す異文化適応の各段階である「戸惑い→衝突→適応」を経て、さらにその先にある「楽しさへの転換」までを体験したものであり、異文化適応プロセスの実態を探究する必要性を筆者に強く意識させた。</w:t>
@@ -1071,9 +1083,12 @@
       </w:r>
       <w:r>
         <w:rPr>
-          <w:rStyle w:val="FootnoteReference"/>
+          <w:b/>
+          <w:bCs/>
+          <w:color w:val="FF0000"/>
+          <w:vertAlign w:val="superscript"/>
         </w:rPr>
-        <w:footnoteReference w:id="5"/>
+        <w:t xml:space="preserve">5)</w:t>
       </w:r>
       <w:r>
         <w:t xml:space="preserve">のモデルをもとに、筆者が当てはめたものである。</w:t>
@@ -2320,24 +2335,20 @@
             </w:pPr>
             <w:r>
               <w:rPr>
-                <w:sz w:val="19"/>
-                <w:szCs w:val="19"/>
-              </w:rPr>
-              <w:t xml:space="preserve">コロナ禍のロックダウン</w:t>
-            </w:r>
-            <w:r>
-              <w:rPr>
                 <w:color w:val="FF0000"/>
                 <w:sz w:val="19"/>
                 <w:szCs w:val="19"/>
               </w:rPr>
-              <w:t xml:space="preserve">（ラウトカ市）</w:t>
-            </w:r>
-            <w:r>
-              <w:rPr>
-                <w:rStyle w:val="FootnoteReference"/>
-              </w:rPr>
-              <w:footnoteReference w:id="6"/>
+              <w:t xml:space="preserve">コロナ禍のロックダウン（ラウトカ市）</w:t>
+            </w:r>
+            <w:r>
+              <w:rPr>
+                <w:b/>
+                <w:bCs/>
+                <w:color w:val="FF0000"/>
+                <w:vertAlign w:val="superscript"/>
+              </w:rPr>
+              <w:t xml:space="preserve">6)</w:t>
             </w:r>
             <w:r>
               <w:rPr>
@@ -2742,9 +2753,12 @@
       </w:r>
       <w:r>
         <w:rPr>
-          <w:rStyle w:val="FootnoteReference"/>
+          <w:b/>
+          <w:bCs/>
+          <w:color w:val="FF0000"/>
+          <w:vertAlign w:val="superscript"/>
         </w:rPr>
-        <w:footnoteReference w:id="7"/>
+        <w:t xml:space="preserve">7)</w:t>
       </w:r>
       <w:r>
         <w:t xml:space="preserve">と</w:t>
@@ -2757,12 +2771,145 @@
       </w:r>
       <w:r>
         <w:rPr>
-          <w:rStyle w:val="FootnoteReference"/>
+          <w:b/>
+          <w:bCs/>
+          <w:color w:val="FF0000"/>
+          <w:vertAlign w:val="superscript"/>
         </w:rPr>
-        <w:footnoteReference w:id="8"/>
+        <w:t xml:space="preserve">8)</w:t>
       </w:r>
       <w:r>
         <w:t xml:space="preserve">を参考にした。</w:t>
+      </w:r>
+    </w:p>
+    <w:p>
+      <w:pPr>
+        <w:pBdr>
+          <w:top w:val="single" w:color="999999" w:sz="4" w:space="4"/>
+        </w:pBdr>
+        <w:spacing w:after="80" w:before="240"/>
+      </w:pPr>
+      <w:r>
+        <w:rPr>
+          <w:b/>
+          <w:bCs/>
+          <w:color w:val="FF0000"/>
+          <w:sz w:val="18"/>
+          <w:szCs w:val="18"/>
+        </w:rPr>
+        <w:t xml:space="preserve">注</w:t>
+      </w:r>
+    </w:p>
+    <w:p>
+      <w:pPr>
+        <w:spacing w:after="40" w:line="260"/>
+        <w:ind w:left="360" w:hanging="360"/>
+      </w:pPr>
+      <w:r>
+        <w:rPr>
+          <w:color w:val="FF0000"/>
+          <w:sz w:val="18"/>
+          <w:szCs w:val="18"/>
+        </w:rPr>
+        <w:t xml:space="preserve">1)　文部科学省（2025）．日本人学生の海外留学状況及び外国人留学生の在籍状況．</w:t>
+      </w:r>
+    </w:p>
+    <w:p>
+      <w:pPr>
+        <w:spacing w:after="40" w:line="260"/>
+        <w:ind w:left="360" w:hanging="360"/>
+      </w:pPr>
+      <w:r>
+        <w:rPr>
+          <w:color w:val="FF0000"/>
+          <w:sz w:val="18"/>
+          <w:szCs w:val="18"/>
+        </w:rPr>
+        <w:t xml:space="preserve">2)　日本学生支援機構（2025）．2023（令和5）年度日本人学生留学状況調査．</w:t>
+      </w:r>
+    </w:p>
+    <w:p>
+      <w:pPr>
+        <w:spacing w:after="40" w:line="260"/>
+        <w:ind w:left="360" w:hanging="360"/>
+      </w:pPr>
+      <w:r>
+        <w:rPr>
+          <w:color w:val="FF0000"/>
+          <w:sz w:val="18"/>
+          <w:szCs w:val="18"/>
+        </w:rPr>
+        <w:t xml:space="preserve">3)　文部科学省（2024）．トビタテ！留学JAPAN「新・日本代表プログラム」応募状況及び今後の募集スケジュールについて．</w:t>
+      </w:r>
+    </w:p>
+    <w:p>
+      <w:pPr>
+        <w:spacing w:after="40" w:line="260"/>
+        <w:ind w:left="360" w:hanging="360"/>
+      </w:pPr>
+      <w:r>
+        <w:rPr>
+          <w:color w:val="FF0000"/>
+          <w:sz w:val="18"/>
+          <w:szCs w:val="18"/>
+        </w:rPr>
+        <w:t xml:space="preserve">4)　Lysgaard, S. (1955). Adjustment in a foreign society: Norwegian Fulbright grantees visiting the United States. International Social Science Bulletin, 7, 45–51.</w:t>
+      </w:r>
+    </w:p>
+    <w:p>
+      <w:pPr>
+        <w:spacing w:after="40" w:line="260"/>
+        <w:ind w:left="360" w:hanging="360"/>
+      </w:pPr>
+      <w:r>
+        <w:rPr>
+          <w:color w:val="FF0000"/>
+          <w:sz w:val="18"/>
+          <w:szCs w:val="18"/>
+        </w:rPr>
+        <w:t xml:space="preserve">5)　Oberg, K. (1960). Cultural shock: Adjustment to new cultural environments. Practical Anthropology, 7, 177–182.</w:t>
+      </w:r>
+    </w:p>
+    <w:p>
+      <w:pPr>
+        <w:spacing w:after="40" w:line="260"/>
+        <w:ind w:left="360" w:hanging="360"/>
+      </w:pPr>
+      <w:r>
+        <w:rPr>
+          <w:color w:val="FF0000"/>
+          <w:sz w:val="18"/>
+          <w:szCs w:val="18"/>
+        </w:rPr>
+        <w:t xml:space="preserve">6)　Government of Fiji. (2020, March 19). PM Bainimarama's statement on the first COVID-19 case in Fiji.</w:t>
+      </w:r>
+    </w:p>
+    <w:p>
+      <w:pPr>
+        <w:spacing w:after="40" w:line="260"/>
+        <w:ind w:left="360" w:hanging="360"/>
+      </w:pPr>
+      <w:r>
+        <w:rPr>
+          <w:color w:val="FF0000"/>
+          <w:sz w:val="18"/>
+          <w:szCs w:val="18"/>
+        </w:rPr>
+        <w:t xml:space="preserve">7)　長井進（1988）．外国人交換留学高校生の日本における適応過程．心理学研究，59(1)，37–44．</w:t>
+      </w:r>
+    </w:p>
+    <w:p>
+      <w:pPr>
+        <w:spacing w:after="40" w:line="260"/>
+        <w:ind w:left="360" w:hanging="360"/>
+      </w:pPr>
+      <w:r>
+        <w:rPr>
+          <w:color w:val="FF0000"/>
+          <w:sz w:val="18"/>
+          <w:szCs w:val="18"/>
+        </w:rPr>
+        <w:t xml:space="preserve">8)　佐々木ひとみ・水野治久（2000）．外国人研修生の異文化適応に関する縦断的分析．日本語国際センター紀要，10．</w:t>
       </w:r>
     </w:p>
     <w:p>
@@ -2835,9 +2982,12 @@
       </w:r>
       <w:r>
         <w:rPr>
-          <w:rStyle w:val="FootnoteReference"/>
+          <w:b/>
+          <w:bCs/>
+          <w:color w:val="FF0000"/>
+          <w:vertAlign w:val="superscript"/>
         </w:rPr>
-        <w:footnoteReference w:id="9"/>
+        <w:t xml:space="preserve">1)</w:t>
       </w:r>
       <w:r>
         <w:t xml:space="preserve">、両者を同時に追ったデータは少ない。本研究では、筆者自身の経験をこの二つの視点から振り返るとともに、比較のために留学経験者へのインタビューを行うことで、カルチャーショックを受け止め、楽しいと思うようになったか明らかにする。あわせて、衝突を食・宗教・価値観・生活環境・コミュニケーション・人間関係などの種類で分け、それぞれがなぜ起きたのかを整理する。（7.1の表で整理する。）</w:t>
@@ -3160,6 +3310,38 @@
     </w:p>
     <w:p>
       <w:pPr>
+        <w:pBdr>
+          <w:top w:val="single" w:color="999999" w:sz="4" w:space="4"/>
+        </w:pBdr>
+        <w:spacing w:after="80" w:before="240"/>
+      </w:pPr>
+      <w:r>
+        <w:rPr>
+          <w:b/>
+          <w:bCs/>
+          <w:color w:val="FF0000"/>
+          <w:sz w:val="18"/>
+          <w:szCs w:val="18"/>
+        </w:rPr>
+        <w:t xml:space="preserve">注</w:t>
+      </w:r>
+    </w:p>
+    <w:p>
+      <w:pPr>
+        <w:spacing w:after="40" w:line="260"/>
+        <w:ind w:left="360" w:hanging="360"/>
+      </w:pPr>
+      <w:r>
+        <w:rPr>
+          <w:color w:val="FF0000"/>
+          <w:sz w:val="18"/>
+          <w:szCs w:val="18"/>
+        </w:rPr>
+        <w:t xml:space="preserve">1)　木村有伸（2009）．「異文化適応」論の中の日本人特殊論について．立命館国際地域研究，22，123–138．</w:t>
+      </w:r>
+    </w:p>
+    <w:p>
+      <w:pPr>
         <w:keepNext/>
         <w:spacing w:after="280" w:before="480"/>
       </w:pPr>
@@ -3189,7 +3371,22 @@
         <w:spacing w:after="160" w:line="340"/>
       </w:pPr>
       <w:r>
-        <w:t xml:space="preserve">リスガード（Lysgaard, 1955）の U カーブモデルは、異文化に適応する時の気持ちが「ハネムーン期」「ショック期」「回復期」「適応期」の４段階をたどり、グラフにすると U 字型になるという理論である。1955年、ノルウェーの留学生の調査のものに示されたもので、適応過程が直線的でなく、最初に気持ちが盛り上がった後一度落ち込み、徐々に回復する点が特徴である。具体的には、最初は新しい文化への好奇心や期待が強いが、やがて文化的違いに直面して戸惑いや否定的感情が強まる「ショック期」に移行する。その後、現地文化への理解や語学力の向上、社会的なつながり、人のつながりの形成により「回復期」を経て、最終的に「適応期」となる。ただし、すべての適応経験が U 字型になるわけではなく、現代の留学生は事前情報の取得などにより「ショック期」が緩和される場合もある。また、文化や個人差によって W 字型や逆 U 字型になることも報告されている。本研究ではこのモデルを仮説的枠組みとしつつ、実際の経験談から適応プロセスの多様性を明らかにすることを目指す。</w:t>
+        <w:rPr>
+          <w:color w:val="FF0000"/>
+        </w:rPr>
+        <w:t xml:space="preserve">リスガード（Lysgaard, 1955）</w:t>
+      </w:r>
+      <w:r>
+        <w:rPr>
+          <w:b/>
+          <w:bCs/>
+          <w:color w:val="FF0000"/>
+          <w:vertAlign w:val="superscript"/>
+        </w:rPr>
+        <w:t xml:space="preserve">1)</w:t>
+      </w:r>
+      <w:r>
+        <w:t xml:space="preserve">の U カーブモデルは、異文化に適応する時の気持ちが「ハネムーン期」「ショック期」「回復期」「適応期」の４段階をたどり、グラフにすると U 字型になるという理論である。1955年、ノルウェーの留学生の調査のものに示されたもので、適応過程が直線的でなく、最初に気持ちが盛り上がった後一度落ち込み、徐々に回復する点が特徴である。具体的には、最初は新しい文化への好奇心や期待が強いが、やがて文化的違いに直面して戸惑いや否定的感情が強まる「ショック期」に移行する。その後、現地文化への理解や語学力の向上、社会的なつながり、人のつながりの形成により「回復期」を経て、最終的に「適応期」となる。ただし、すべての適応経験が U 字型になるわけではなく、現代の留学生は事前情報の取得などにより「ショック期」が緩和される場合もある。また、文化や個人差によって W 字型や逆 U 字型になることも報告されている。本研究ではこのモデルを仮説的枠組みとしつつ、実際の経験談から適応プロセスの多様性を明らかにすることを目指す。</w:t>
       </w:r>
     </w:p>
     <w:p>
@@ -3210,7 +3407,22 @@
         <w:spacing w:after="160" w:line="340"/>
       </w:pPr>
       <w:r>
-        <w:t xml:space="preserve">オバーグ（1960）は「カルチャーショック」という概念を広めた人類学者であり、留学や仕事などでこれまでとは異なる文化の中で生活を始めた時に起きる心理的混乱やストレスを病気ではなく自然な適応過程と捉えた。彼の理論では、文化的価値観や行動様式の違いによって不安・怒り・孤独などの感情が生じ、それをどう対処するのが適応を左右するとされる。カルチャーショックは「接触初期の理想化」「現実への失望と困惑」「適応の試行錯誤」「安定的適応」の段階に分かれ、特に「失望と困惑」の段階では、強い感情の揺れが伴う。また、カルチャーショックは、これまでの自分の常識を見直し、新たな価値観を得るきっかけにもなり、本研究の関心とも重なる。しかし、オバーグの理論は主に初期の感情的混乱に焦点を当てており、そこから「気づき」や「楽しさ」への移っていく過程は詳しく説明されていない。そこで本研究では、オバーグ理論を出発点としつつ、積極的な行動やその感情の変化にも注目し、カルチャーショック後の適応課程まで解明を試みる。</w:t>
+        <w:rPr>
+          <w:color w:val="FF0000"/>
+        </w:rPr>
+        <w:t xml:space="preserve">オバーグ（1960）</w:t>
+      </w:r>
+      <w:r>
+        <w:rPr>
+          <w:b/>
+          <w:bCs/>
+          <w:color w:val="FF0000"/>
+          <w:vertAlign w:val="superscript"/>
+        </w:rPr>
+        <w:t xml:space="preserve">2)</w:t>
+      </w:r>
+      <w:r>
+        <w:t xml:space="preserve">は「カルチャーショック」という概念を広めた人類学者であり、留学や仕事などでこれまでとは異なる文化の中で生活を始めた時に起きる心理的混乱やストレスを病気ではなく自然な適応過程と捉えた。彼の理論では、文化的価値観や行動様式の違いによって不安・怒り・孤独などの感情が生じ、それをどう対処するのが適応を左右するとされる。カルチャーショックは「接触初期の理想化」「現実への失望と困惑」「適応の試行錯誤」「安定的適応」の段階に分かれ、特に「失望と困惑」の段階では、強い感情の揺れが伴う。また、カルチャーショックは、これまでの自分の常識を見直し、新たな価値観を得るきっかけにもなり、本研究の関心とも重なる。しかし、オバーグの理論は主に初期の感情的混乱に焦点を当てており、そこから「気づき」や「楽しさ」への移っていく過程は詳しく説明されていない。そこで本研究では、オバーグ理論を出発点としつつ、積極的な行動やその感情の変化にも注目し、カルチャーショック後の適応課程まで解明を試みる。</w:t>
       </w:r>
     </w:p>
     <w:p>
@@ -3231,19 +3443,19 @@
         <w:spacing w:after="160" w:line="340"/>
       </w:pPr>
       <w:r>
-        <w:t xml:space="preserve">エドワード・</w:t>
-      </w:r>
-      <w:r>
         <w:rPr>
           <w:color w:val="FF0000"/>
         </w:rPr>
-        <w:t xml:space="preserve">ホール（Hall, 1976）</w:t>
+        <w:t xml:space="preserve">エドワード・ホール（Hall, 1976）</w:t>
       </w:r>
       <w:r>
         <w:rPr>
-          <w:rStyle w:val="FootnoteReference"/>
+          <w:b/>
+          <w:bCs/>
+          <w:color w:val="FF0000"/>
+          <w:vertAlign w:val="superscript"/>
         </w:rPr>
-        <w:footnoteReference w:id="10"/>
+        <w:t xml:space="preserve">3)</w:t>
       </w:r>
       <w:r>
         <w:t xml:space="preserve">は文化間コミュニケーション理論において「コンテクスト（文脈）」という概念を示し、文化を「高コンテクスト」と「低コンテクスト」に分類した。高コンテクスト文化では、言葉にされない表情や場の空気など、暗黙のうちに伝わる情報が重視される。一方、低コンテクスト文化では伝えたい内容をはっきりと言葉で表すことが重視される。日本は高・コンテクスト文化であり、米国などの低コンテクスト文化と比べて情報伝達の前提が大きく異なる。ホールの理論は、異文化間なぜすれ違いや誤解の発生要因を説明するのに有効である。例えば挨拶や沈黙なども文化によって意味が異なるため、相手の反応が意味わからず戸惑ったり、対人関係のぎこちなさが生じやすい。一方でホールの理論には限界もある。ホールの分類は「日本人が空気を読む」、「アメリカ人ははっきり物事を言う」というように、国ごとの文化をいつも同じようなものとして捉えている。しかし実際には、同じ国の人でも伝え方は人や場面によって異なり、異文化に触れることで変わっていくこともある。そこで本研究は、ホールの理論を手ががかりとしながら、留学を通して人の物事の捉え方がどのように変わっていくのか、実際の体験談から明らかにしていく。</w:t>
@@ -3277,9 +3489,12 @@
       </w:r>
       <w:r>
         <w:rPr>
-          <w:rStyle w:val="FootnoteReference"/>
+          <w:b/>
+          <w:bCs/>
+          <w:color w:val="FF0000"/>
+          <w:vertAlign w:val="superscript"/>
         </w:rPr>
-        <w:footnoteReference w:id="11"/>
+        <w:t xml:space="preserve">4)</w:t>
       </w:r>
       <w:r>
         <w:t xml:space="preserve">の考え方を踏まえると、こうした文化の次元を理解しておくことは異文化適応に役立つと考えられて、本研究が重視する「文化の違いへの気づき」と適応の関係を支えるものである。</w:t>
@@ -3840,6 +4055,80 @@
     </w:p>
     <w:p>
       <w:pPr>
+        <w:pBdr>
+          <w:top w:val="single" w:color="999999" w:sz="4" w:space="4"/>
+        </w:pBdr>
+        <w:spacing w:after="80" w:before="240"/>
+      </w:pPr>
+      <w:r>
+        <w:rPr>
+          <w:b/>
+          <w:bCs/>
+          <w:color w:val="FF0000"/>
+          <w:sz w:val="18"/>
+          <w:szCs w:val="18"/>
+        </w:rPr>
+        <w:t xml:space="preserve">注</w:t>
+      </w:r>
+    </w:p>
+    <w:p>
+      <w:pPr>
+        <w:spacing w:after="40" w:line="260"/>
+        <w:ind w:left="360" w:hanging="360"/>
+      </w:pPr>
+      <w:r>
+        <w:rPr>
+          <w:color w:val="FF0000"/>
+          <w:sz w:val="18"/>
+          <w:szCs w:val="18"/>
+        </w:rPr>
+        <w:t xml:space="preserve">1)　Lysgaard, S. (1955). Adjustment in a foreign society: Norwegian Fulbright grantees visiting the United States. International Social Science Bulletin, 7, 45–51.</w:t>
+      </w:r>
+    </w:p>
+    <w:p>
+      <w:pPr>
+        <w:spacing w:after="40" w:line="260"/>
+        <w:ind w:left="360" w:hanging="360"/>
+      </w:pPr>
+      <w:r>
+        <w:rPr>
+          <w:color w:val="FF0000"/>
+          <w:sz w:val="18"/>
+          <w:szCs w:val="18"/>
+        </w:rPr>
+        <w:t xml:space="preserve">2)　Oberg, K. (1960). Cultural shock: Adjustment to new cultural environments. Practical Anthropology, 7, 177–182.</w:t>
+      </w:r>
+    </w:p>
+    <w:p>
+      <w:pPr>
+        <w:spacing w:after="40" w:line="260"/>
+        <w:ind w:left="360" w:hanging="360"/>
+      </w:pPr>
+      <w:r>
+        <w:rPr>
+          <w:color w:val="FF0000"/>
+          <w:sz w:val="18"/>
+          <w:szCs w:val="18"/>
+        </w:rPr>
+        <w:t xml:space="preserve">3)　Hall, E. T. (1976). Beyond culture. Anchor Press/Doubleday.</w:t>
+      </w:r>
+    </w:p>
+    <w:p>
+      <w:pPr>
+        <w:spacing w:after="40" w:line="260"/>
+        <w:ind w:left="360" w:hanging="360"/>
+      </w:pPr>
+      <w:r>
+        <w:rPr>
+          <w:color w:val="FF0000"/>
+          <w:sz w:val="18"/>
+          <w:szCs w:val="18"/>
+        </w:rPr>
+        <w:t xml:space="preserve">4)　Hofstede, G., Hofstede, G. J., &amp; Minkov, M. (2010). Cultures and organizations: Software of the mind (3rd ed.). McGraw-Hill.</w:t>
+      </w:r>
+    </w:p>
+    <w:p>
+      <w:pPr>
         <w:keepNext/>
         <w:spacing w:after="280" w:before="480"/>
       </w:pPr>
@@ -3869,7 +4158,25 @@
         <w:spacing w:after="160" w:line="340"/>
       </w:pPr>
       <w:r>
-        <w:t xml:space="preserve">異文化適応の最初の段階は「ハネムーン期」と呼ばれ、新しい文化や生活環境に対する好奇心や高揚感が高くなる時期である。渡航直後の留学生は、街並みの美しさや人々の親切さ、自由な雰囲気などに魅了され、肯定的な感情を抱くことが多い。この時期には文化の違いがむしろ刺激として受け入れられ、「異文化は面白い」という前向きな肯定的解釈がされやすい。行動面では、自ら進んで現地の活動に参加したり、新しい友人を作ろうとする姿勢が見られる。しかしこの段階は一時的であり、文化的ギャップへの理解が浅いまま進むため、やがて理想と現実の違い直面することが多い。オバーグ（Oberg, 1960）は、異文化に入った直後のこの段階を「ハネムーン期」と呼び、新しい文化への期待や興奮が強い時期であると述べている。この指摘は、留学したばかりの頃の気持ちが盛り上がりが、その後に来るカルチャーショックの前触れであることを示しており、本研究の問題意識と一致する。</w:t>
+        <w:t xml:space="preserve">異文化適応の最初の段階は「ハネムーン期」と呼ばれ、新しい文化や生活環境に対する好奇心や高揚感が高くなる時期である。渡航直後の留学生は、街並みの美しさや人々の親切さ、自由な雰囲気などに魅了され、肯定的な感情を抱くことが多い。この時期には文化の違いがむしろ刺激として受け入れられ、「異文化は面白い」という前向きな肯定的解釈がされやすい。行動面では、自ら進んで現地の活動に参加したり、新しい友人を作ろうとする姿勢が見られる。しかしこの段階は一時的であり、文化的ギャップへの理解が浅いまま進むため、やがて理想と現実の違い直面することが多い。</w:t>
+      </w:r>
+      <w:r>
+        <w:rPr>
+          <w:color w:val="FF0000"/>
+        </w:rPr>
+        <w:t xml:space="preserve">オバーグ（Oberg, 1960）</w:t>
+      </w:r>
+      <w:r>
+        <w:rPr>
+          <w:b/>
+          <w:bCs/>
+          <w:color w:val="FF0000"/>
+          <w:vertAlign w:val="superscript"/>
+        </w:rPr>
+        <w:t xml:space="preserve">1)</w:t>
+      </w:r>
+      <w:r>
+        <w:t xml:space="preserve">は、異文化に入った直後のこの段階を「ハネムーン期」と呼び、新しい文化への期待や興奮が強い時期であると述べている。この指摘は、留学したばかりの頃の気持ちが盛り上がりが、その後に来るカルチャーショックの前触れであることを示しており、本研究の問題意識と一致する。</w:t>
       </w:r>
     </w:p>
     <w:p>
@@ -3911,7 +4218,25 @@
         <w:spacing w:after="160" w:line="340"/>
       </w:pPr>
       <w:r>
-        <w:t xml:space="preserve">回復期に入ると文化の違いを徐々に理解しはじめ、それまでの戸惑いや追い込み、不安から回復しようと様々な行動工夫が現れる。この段階では語学力の向上や現地の習慣の理解、失敗した経験の共有が適応の助けとなり、考え方の面でも「違うことは必ずしも悪いことではない」という認識が生まれる。行動面には、現地の新たなルールや人間関係に合わせて自分の行動が試みられ、自分なりの工夫が形成される。例えば、現地のジョークを理解する努力や、沈黙の意味を考え直したりするなどの受け入れる工夫が見られる。ホール（Hall, 1976）が示したように、沈黙の意味は文化によって異なり、コミュニケーションの障害になることがある。例えば日本では、沈黙が相手への気遣いや同意を表す場合がある。しかし、自分の意見をはっきり言うことが求められる文化では、黙っていると無関心や反対の意思と受け取られることがある。こうした違いを知らないままでいると、すれ違いや誤解が生まれやすい。つまり、「自分の当たり前は人の当たり前ではない」と言うことを気づくことが、異文化に適応していくための一歩になると言える。この気づきは、本研究が注目する、ものの見方や考え方の変化（認知的変化）にあたる。</w:t>
+        <w:t xml:space="preserve">回復期に入ると文化の違いを徐々に理解しはじめ、それまでの戸惑いや追い込み、不安から回復しようと様々な行動工夫が現れる。この段階では語学力の向上や現地の習慣の理解、失敗した経験の共有が適応の助けとなり、考え方の面でも「違うことは必ずしも悪いことではない」という認識が生まれる。行動面には、現地の新たなルールや人間関係に合わせて自分の行動が試みられ、自分なりの工夫が形成される。例えば、現地のジョークを理解する努力や、沈黙の意味を考え直したりするなどの受け入れる工夫が見られる。</w:t>
+      </w:r>
+      <w:r>
+        <w:rPr>
+          <w:color w:val="FF0000"/>
+        </w:rPr>
+        <w:t xml:space="preserve">ホール（Hall, 1976）</w:t>
+      </w:r>
+      <w:r>
+        <w:rPr>
+          <w:b/>
+          <w:bCs/>
+          <w:color w:val="FF0000"/>
+          <w:vertAlign w:val="superscript"/>
+        </w:rPr>
+        <w:t xml:space="preserve">2)</w:t>
+      </w:r>
+      <w:r>
+        <w:t xml:space="preserve">が示したように、沈黙の意味は文化によって異なり、コミュニケーションの障害になることがある。例えば日本では、沈黙が相手への気遣いや同意を表す場合がある。しかし、自分の意見をはっきり言うことが求められる文化では、黙っていると無関心や反対の意思と受け取られることがある。こうした違いを知らないままでいると、すれ違いや誤解が生まれやすい。つまり、「自分の当たり前は人の当たり前ではない」と言うことを気づくことが、異文化に適応していくための一歩になると言える。この気づきは、本研究が注目する、ものの見方や考え方の変化（認知的変化）にあたる。</w:t>
       </w:r>
     </w:p>
     <w:p>
@@ -3940,7 +4265,22 @@
         <w:spacing w:after="160" w:line="340"/>
       </w:pPr>
       <w:r>
-        <w:t xml:space="preserve">ホフステード（Hofstede et al., 2010）「文化の次元を理解することで異文化適応は促進される」の考え方を踏まえると、文化の違いを理解することは異文化理解を助けると考えられる。つまり適応期は文化への理解が実際の行動に結びつき、感情、認知、行動が一体となって変化する時期だと言える。</w:t>
+        <w:rPr>
+          <w:color w:val="FF0000"/>
+        </w:rPr>
+        <w:t xml:space="preserve">ホフステード（Hofstede et al., 2010）</w:t>
+      </w:r>
+      <w:r>
+        <w:rPr>
+          <w:b/>
+          <w:bCs/>
+          <w:color w:val="FF0000"/>
+          <w:vertAlign w:val="superscript"/>
+        </w:rPr>
+        <w:t xml:space="preserve">3)</w:t>
+      </w:r>
+      <w:r>
+        <w:t xml:space="preserve">「文化の次元を理解することで異文化適応は促進される」の考え方を踏まえると、文化の違いを理解することは異文化理解を助けると考えられる。つまり適応期は文化への理解が実際の行動に結びつき、感情、認知、行動が一体となって変化する時期だと言える。</w:t>
       </w:r>
     </w:p>
     <w:p>
@@ -4001,6 +4341,66 @@
     </w:p>
     <w:p>
       <w:pPr>
+        <w:pBdr>
+          <w:top w:val="single" w:color="999999" w:sz="4" w:space="4"/>
+        </w:pBdr>
+        <w:spacing w:after="80" w:before="240"/>
+      </w:pPr>
+      <w:r>
+        <w:rPr>
+          <w:b/>
+          <w:bCs/>
+          <w:color w:val="FF0000"/>
+          <w:sz w:val="18"/>
+          <w:szCs w:val="18"/>
+        </w:rPr>
+        <w:t xml:space="preserve">注</w:t>
+      </w:r>
+    </w:p>
+    <w:p>
+      <w:pPr>
+        <w:spacing w:after="40" w:line="260"/>
+        <w:ind w:left="360" w:hanging="360"/>
+      </w:pPr>
+      <w:r>
+        <w:rPr>
+          <w:color w:val="FF0000"/>
+          <w:sz w:val="18"/>
+          <w:szCs w:val="18"/>
+        </w:rPr>
+        <w:t xml:space="preserve">1)　Oberg, K. (1960). Cultural shock: Adjustment to new cultural environments. Practical Anthropology, 7, 177–182.</w:t>
+      </w:r>
+    </w:p>
+    <w:p>
+      <w:pPr>
+        <w:spacing w:after="40" w:line="260"/>
+        <w:ind w:left="360" w:hanging="360"/>
+      </w:pPr>
+      <w:r>
+        <w:rPr>
+          <w:color w:val="FF0000"/>
+          <w:sz w:val="18"/>
+          <w:szCs w:val="18"/>
+        </w:rPr>
+        <w:t xml:space="preserve">2)　Hall, E. T. (1976). Beyond culture. Anchor Press/Doubleday.</w:t>
+      </w:r>
+    </w:p>
+    <w:p>
+      <w:pPr>
+        <w:spacing w:after="40" w:line="260"/>
+        <w:ind w:left="360" w:hanging="360"/>
+      </w:pPr>
+      <w:r>
+        <w:rPr>
+          <w:color w:val="FF0000"/>
+          <w:sz w:val="18"/>
+          <w:szCs w:val="18"/>
+        </w:rPr>
+        <w:t xml:space="preserve">3)　Hofstede, G., Hofstede, G. J., &amp; Minkov, M. (2010). Cultures and organizations: Software of the mind (3rd ed.). McGraw-Hill.</w:t>
+      </w:r>
+    </w:p>
+    <w:p>
+      <w:pPr>
         <w:keepNext/>
         <w:spacing w:after="280" w:before="480"/>
       </w:pPr>
@@ -4051,7 +4451,25 @@
         <w:spacing w:after="160" w:line="340"/>
       </w:pPr>
       <w:r>
-        <w:t xml:space="preserve">留学生が現地で直面するコンテクストの違いは、日常のあらゆる場面に現れる。例えば、授業中の発言ルールや友人との距離感、メールのやりとりの書き方などがその代表例である。高コンテクスト文化で育った日本人学生は、相手の意図や空気を読む力に長けているが、低コンテクスト文化圏では「率直な自己主張」「YES/NOの明確な提示」が求められる場面が多い。そのため、発言をためらったり、曖昧な表現を多用することで誤解や摩擦が生じやすい。実際に留学経験者からは「『どう思う？』と問われて黙っていると、無関心と受け取られてしまった」といったエピソードがある。また、メールの書き方ひとつとっても、「結論を先に述べる」スタイルや、「敬語より率直さ」が重視されることに戸惑う学生も少なくないと感じる。こうした違いは.1章で述べたような留学機会の拡大とともに、今や多くの学生が直面する現象である。ホール（Hall, 1976）が示したように異文化間の言葉以外のサインや暗黙のルールの違いが、日常的な誤解の原因となる。このことは2章の研究課題で掲げた「カルチャーショック」や「気づき」が、実際の具体的経験に基づいて生じることを裏づける。</w:t>
+        <w:t xml:space="preserve">留学生が現地で直面するコンテクストの違いは、日常のあらゆる場面に現れる。例えば、授業中の発言ルールや友人との距離感、メールのやりとりの書き方などがその代表例である。高コンテクスト文化で育った日本人学生は、相手の意図や空気を読む力に長けているが、低コンテクスト文化圏では「率直な自己主張」「YES/NOの明確な提示」が求められる場面が多い。そのため、発言をためらったり、曖昧な表現を多用することで誤解や摩擦が生じやすい。実際に留学経験者からは「『どう思う？』と問われて黙っていると、無関心と受け取られてしまった」といったエピソードがある。また、メールの書き方ひとつとっても、「結論を先に述べる」スタイルや、「敬語より率直さ」が重視されることに戸惑う学生も少なくないと感じる。こうした違いは.1章で述べたような留学機会の拡大とともに、今や多くの学生が直面する現象である。</w:t>
+      </w:r>
+      <w:r>
+        <w:rPr>
+          <w:color w:val="FF0000"/>
+        </w:rPr>
+        <w:t xml:space="preserve">ホール（Hall, 1976）</w:t>
+      </w:r>
+      <w:r>
+        <w:rPr>
+          <w:b/>
+          <w:bCs/>
+          <w:color w:val="FF0000"/>
+          <w:vertAlign w:val="superscript"/>
+        </w:rPr>
+        <w:t xml:space="preserve">1)</w:t>
+      </w:r>
+      <w:r>
+        <w:t xml:space="preserve">が示したように異文化間の言葉以外のサインや暗黙のルールの違いが、日常的な誤解の原因となる。このことは2章の研究課題で掲げた「カルチャーショック」や「気づき」が、実際の具体的経験に基づいて生じることを裏づける。</w:t>
       </w:r>
     </w:p>
     <w:p>
@@ -4077,6 +4495,38 @@
     </w:p>
     <w:p>
       <w:pPr>
+        <w:pBdr>
+          <w:top w:val="single" w:color="999999" w:sz="4" w:space="4"/>
+        </w:pBdr>
+        <w:spacing w:after="80" w:before="240"/>
+      </w:pPr>
+      <w:r>
+        <w:rPr>
+          <w:b/>
+          <w:bCs/>
+          <w:color w:val="FF0000"/>
+          <w:sz w:val="18"/>
+          <w:szCs w:val="18"/>
+        </w:rPr>
+        <w:t xml:space="preserve">注</w:t>
+      </w:r>
+    </w:p>
+    <w:p>
+      <w:pPr>
+        <w:spacing w:after="40" w:line="260"/>
+        <w:ind w:left="360" w:hanging="360"/>
+      </w:pPr>
+      <w:r>
+        <w:rPr>
+          <w:color w:val="FF0000"/>
+          <w:sz w:val="18"/>
+          <w:szCs w:val="18"/>
+        </w:rPr>
+        <w:t xml:space="preserve">1)　Hall, E. T. (1976). Beyond culture. Anchor Press/Doubleday.</w:t>
+      </w:r>
+    </w:p>
+    <w:p>
+      <w:pPr>
         <w:keepNext/>
         <w:spacing w:after="280" w:before="480"/>
       </w:pPr>
@@ -4127,7 +4577,25 @@
         <w:spacing w:after="160" w:line="340"/>
       </w:pPr>
       <w:r>
-        <w:t xml:space="preserve">本研究では、筆者が留学したフィジーとベトナムを、出身国である日本と比較する。表は、Hofstede et al.（2010）が示した6次元のスコア（0〜100）である。なお、Hofstede Insightsの公式サイトでは、個人主義のスコアが</w:t>
+        <w:t xml:space="preserve">本研究では、筆者が留学したフィジーとベトナムを、出身国である日本と比較する。表は、</w:t>
+      </w:r>
+      <w:r>
+        <w:rPr>
+          <w:color w:val="FF0000"/>
+        </w:rPr>
+        <w:t xml:space="preserve">Hofstede et al.（2010）</w:t>
+      </w:r>
+      <w:r>
+        <w:rPr>
+          <w:b/>
+          <w:bCs/>
+          <w:color w:val="FF0000"/>
+          <w:vertAlign w:val="superscript"/>
+        </w:rPr>
+        <w:t xml:space="preserve">1)</w:t>
+      </w:r>
+      <w:r>
+        <w:t xml:space="preserve">が示した6次元のスコア（0〜100）である。なお、Hofstede Insightsの公式サイトでは、個人主義のスコアが</w:t>
       </w:r>
       <w:r>
         <w:rPr>
@@ -4137,9 +4605,12 @@
       </w:r>
       <w:r>
         <w:rPr>
-          <w:rStyle w:val="FootnoteReference"/>
+          <w:b/>
+          <w:bCs/>
+          <w:color w:val="FF0000"/>
+          <w:vertAlign w:val="superscript"/>
         </w:rPr>
-        <w:footnoteReference w:id="12"/>
+        <w:t xml:space="preserve">2)</w:t>
       </w:r>
       <w:r>
         <w:t xml:space="preserve">が、本研究では本文で引用しているHofstede et al.（2010）の数値を用いる。なお、フィジーはHofstedeの調査対象に含まれていないため、スコアはない。そのため、フィジーについては、筆者の経験から見た特徴を参考として示す。</w:t>
@@ -5544,6 +6015,52 @@
       </w:pPr>
       <w:r>
         <w:t xml:space="preserve">次章では研究方法を示す。</w:t>
+      </w:r>
+    </w:p>
+    <w:p>
+      <w:pPr>
+        <w:pBdr>
+          <w:top w:val="single" w:color="999999" w:sz="4" w:space="4"/>
+        </w:pBdr>
+        <w:spacing w:after="80" w:before="240"/>
+      </w:pPr>
+      <w:r>
+        <w:rPr>
+          <w:b/>
+          <w:bCs/>
+          <w:color w:val="FF0000"/>
+          <w:sz w:val="18"/>
+          <w:szCs w:val="18"/>
+        </w:rPr>
+        <w:t xml:space="preserve">注</w:t>
+      </w:r>
+    </w:p>
+    <w:p>
+      <w:pPr>
+        <w:spacing w:after="40" w:line="260"/>
+        <w:ind w:left="360" w:hanging="360"/>
+      </w:pPr>
+      <w:r>
+        <w:rPr>
+          <w:color w:val="FF0000"/>
+          <w:sz w:val="18"/>
+          <w:szCs w:val="18"/>
+        </w:rPr>
+        <w:t xml:space="preserve">1)　Hofstede, G., Hofstede, G. J., &amp; Minkov, M. (2010). Cultures and organizations: Software of the mind (3rd ed.). McGraw-Hill.</w:t>
+      </w:r>
+    </w:p>
+    <w:p>
+      <w:pPr>
+        <w:spacing w:after="40" w:line="260"/>
+        <w:ind w:left="360" w:hanging="360"/>
+      </w:pPr>
+      <w:r>
+        <w:rPr>
+          <w:color w:val="FF0000"/>
+          <w:sz w:val="18"/>
+          <w:szCs w:val="18"/>
+        </w:rPr>
+        <w:t xml:space="preserve">2)　Hofstede Insights. (2023). Country comparison tool.</w:t>
       </w:r>
     </w:p>
     <w:p>
@@ -25737,7 +26254,25 @@
         <w:spacing w:after="160" w:line="340"/>
       </w:pPr>
       <w:r>
-        <w:t xml:space="preserve">3.1で述べたように、Uカーブモデルでは、ハネムーン期の後にショック期が来て、回復期・適応期へと進むとされている。しかし筆者の経験は、このとおりには進まなかった。フィジーでは、到着した初日に「全てが未知の世界でワクワクしていた」気持ちと、手でカレーを食べる習慣へのショックが同時に起きており、ハネムーン期はほとんどなかった。また、回復に向かっていた2020年3月にはコロナ禍のロックダウンで再び心細くなり、ショック期が二度訪れている。これは、3.1で触れたW字型の適応に近い。一方ベトナムでは、言葉の壁に戸惑いながらも「刺激的でこれからが楽しみ」と感じており、ショック期は短かった。</w:t>
+        <w:t xml:space="preserve">3.1で述べたように、</w:t>
+      </w:r>
+      <w:r>
+        <w:rPr>
+          <w:color w:val="FF0000"/>
+        </w:rPr>
+        <w:t xml:space="preserve">Uカーブモデル（Lysgaard, 1955）</w:t>
+      </w:r>
+      <w:r>
+        <w:rPr>
+          <w:b/>
+          <w:bCs/>
+          <w:color w:val="FF0000"/>
+          <w:vertAlign w:val="superscript"/>
+        </w:rPr>
+        <w:t xml:space="preserve">1)</w:t>
+      </w:r>
+      <w:r>
+        <w:t xml:space="preserve">では、ハネムーン期の後にショック期が来て、回復期・適応期へと進むとされている。しかし筆者の経験は、このとおりには進まなかった。フィジーでは、到着した初日に「全てが未知の世界でワクワクしていた」気持ちと、手でカレーを食べる習慣へのショックが同時に起きており、ハネムーン期はほとんどなかった。また、回復に向かっていた2020年3月にはコロナ禍のロックダウンで再び心細くなり、ショック期が二度訪れている。これは、3.1で触れたW字型の適応に近い。一方ベトナムでは、言葉の壁に戸惑いながらも「刺激的でこれからが楽しみ」と感じており、ショック期は短かった。</w:t>
       </w:r>
     </w:p>
     <w:p>
@@ -25840,7 +26375,25 @@
         <w:spacing w:after="160" w:line="340"/>
       </w:pPr>
       <w:r>
-        <w:t xml:space="preserve">なお、6.2では、ホフステードの次元をもとに、フィジーでは食事や家族の行事、ベトナムでは予定の変更やルールのあいまいさで衝突が起きやすいと予想した。フィジーについては予想どおりであったが、ベトナムでの戸惑いの中心は、予定やルールよりも英語力の差や専門的な授業であった。これは、3.4で述べたように、国単位のスコアだけでは個人の経験を説明しきれないことを示している。</w:t>
+        <w:t xml:space="preserve">なお、6.2では、</w:t>
+      </w:r>
+      <w:r>
+        <w:rPr>
+          <w:color w:val="FF0000"/>
+        </w:rPr>
+        <w:t xml:space="preserve">ホフステードの次元（Hofstede et al., 2010）</w:t>
+      </w:r>
+      <w:r>
+        <w:rPr>
+          <w:b/>
+          <w:bCs/>
+          <w:color w:val="FF0000"/>
+          <w:vertAlign w:val="superscript"/>
+        </w:rPr>
+        <w:t xml:space="preserve">2)</w:t>
+      </w:r>
+      <w:r>
+        <w:t xml:space="preserve">をもとに、フィジーでは食事や家族の行事、ベトナムでは予定の変更やルールのあいまいさで衝突が起きやすいと予想した。フィジーについては予想どおりであったが、ベトナムでの戸惑いの中心は、予定やルールよりも英語力の差や専門的な授業であった。これは、3.4で述べたように、国単位のスコアだけでは個人の経験を説明しきれないことを示している。</w:t>
       </w:r>
     </w:p>
     <w:p>
@@ -25870,6 +26423,52 @@
       </w:pPr>
       <w:r>
         <w:t xml:space="preserve">この後悔があったからこそ、筆者はベトナムでは「現地のものを受け入れる、楽しむ」ことを最初から目的とし、「深く考えずに挑戦する」「わからないことは聞く」と意識して行動した。その結果、帰国時には寂しさとともに「やりきった」と感じ、フィジーでの後悔を晴らすことができた。このように、一度目の留学での後悔が二度目の留学の目的となり、筆者の意識は「慣れて生活する」段階から「自分から味わい、楽しむ」段階へと変わっていった。異文化享受は、一度の留学の中だけで完結するものではなく、経験を重ねる中で育っていくものであると考えられる。</w:t>
+      </w:r>
+    </w:p>
+    <w:p>
+      <w:pPr>
+        <w:pBdr>
+          <w:top w:val="single" w:color="999999" w:sz="4" w:space="4"/>
+        </w:pBdr>
+        <w:spacing w:after="80" w:before="240"/>
+      </w:pPr>
+      <w:r>
+        <w:rPr>
+          <w:b/>
+          <w:bCs/>
+          <w:color w:val="FF0000"/>
+          <w:sz w:val="18"/>
+          <w:szCs w:val="18"/>
+        </w:rPr>
+        <w:t xml:space="preserve">注</w:t>
+      </w:r>
+    </w:p>
+    <w:p>
+      <w:pPr>
+        <w:spacing w:after="40" w:line="260"/>
+        <w:ind w:left="360" w:hanging="360"/>
+      </w:pPr>
+      <w:r>
+        <w:rPr>
+          <w:color w:val="FF0000"/>
+          <w:sz w:val="18"/>
+          <w:szCs w:val="18"/>
+        </w:rPr>
+        <w:t xml:space="preserve">1)　Lysgaard, S. (1955). Adjustment in a foreign society: Norwegian Fulbright grantees visiting the United States. International Social Science Bulletin, 7, 45–51.</w:t>
+      </w:r>
+    </w:p>
+    <w:p>
+      <w:pPr>
+        <w:spacing w:after="40" w:line="260"/>
+        <w:ind w:left="360" w:hanging="360"/>
+      </w:pPr>
+      <w:r>
+        <w:rPr>
+          <w:color w:val="FF0000"/>
+          <w:sz w:val="18"/>
+          <w:szCs w:val="18"/>
+        </w:rPr>
+        <w:t xml:space="preserve">2)　Hofstede, G., Hofstede, G. J., &amp; Minkov, M. (2010). Cultures and organizations: Software of the mind (3rd ed.). McGraw-Hill.</w:t>
       </w:r>
     </w:p>
     <w:p>
@@ -25998,7 +26597,7 @@
       <w:r>
         <w:t xml:space="preserve">Government of Fiji. (2020, March 19). PM Bainimarama's statement on the first COVID-19 case in Fiji. </w:t>
       </w:r>
-      <w:hyperlink w:history="1" r:id="rIdf6xoevxff9oty2bvmzdpc">
+      <w:hyperlink w:history="1" r:id="rIdrltgzm4gige2br6p7ggu9">
         <w:r>
           <w:rPr>
             <w:color w:val="0563C1"/>
@@ -26034,7 +26633,7 @@
       <w:r>
         <w:t xml:space="preserve">Hofstede Insights. (2023). Country comparison tool. </w:t>
       </w:r>
-      <w:hyperlink w:history="1" r:id="rIdbtqvzvqsml6jxwszj01lt">
+      <w:hyperlink w:history="1" r:id="rId2t_qvnzrctleacmve3ofp">
         <w:r>
           <w:rPr>
             <w:color w:val="0563C1"/>
@@ -26061,7 +26660,7 @@
       <w:r>
         <w:t xml:space="preserve">Oberg, K. (1960). Cultural shock: Adjustment to new cultural environments. Practical Anthropology, 7, 177–182. </w:t>
       </w:r>
-      <w:hyperlink w:history="1" r:id="rIdftuov8e1nklt7uea8wrqq">
+      <w:hyperlink w:history="1" r:id="rIdeayio4c-fqvg747hwzlvu">
         <w:r>
           <w:rPr>
             <w:color w:val="0563C1"/>
@@ -26079,7 +26678,7 @@
       <w:r>
         <w:t xml:space="preserve">木村有伸（2009）．「異文化適応」論の中の日本人特殊論について．立命館国際地域研究，22，123–138． </w:t>
       </w:r>
-      <w:hyperlink w:history="1" r:id="rIdgsv-holrbax-pfly2xa_r">
+      <w:hyperlink w:history="1" r:id="rIdkzg0hsjseuyc2ecwnbnwe">
         <w:r>
           <w:rPr>
             <w:color w:val="0563C1"/>
@@ -26097,7 +26696,7 @@
       <w:r>
         <w:t xml:space="preserve">佐々木ひとみ・水野治久（2000）．外国人研修生の異文化適応に関する縦断的分析．日本語国際センター紀要，10． </w:t>
       </w:r>
-      <w:hyperlink w:history="1" r:id="rIdugerudkpaixxfylmugbbz">
+      <w:hyperlink w:history="1" r:id="rIdyfdew1t1hdqtslwi0ffyc">
         <w:r>
           <w:rPr>
             <w:color w:val="0563C1"/>
@@ -26115,7 +26714,7 @@
       <w:r>
         <w:t xml:space="preserve">長井進（1988）．外国人交換留学高校生の日本における適応過程．心理学研究，59(1)，37–44． </w:t>
       </w:r>
-      <w:hyperlink w:history="1" r:id="rIdgoz9nl_uy0naygjfggeor">
+      <w:hyperlink w:history="1" r:id="rIdanczycsmxzno0hk79xa7m">
         <w:r>
           <w:rPr>
             <w:color w:val="0563C1"/>
@@ -26133,7 +26732,7 @@
       <w:r>
         <w:t xml:space="preserve">日本学生支援機構（2025）．2023（令和5）年度日本人学生留学状況調査． </w:t>
       </w:r>
-      <w:hyperlink w:history="1" r:id="rIdmrk_wnpr7lji6835trth6">
+      <w:hyperlink w:history="1" r:id="rId4mepytcxkatjzriskcgao">
         <w:r>
           <w:rPr>
             <w:color w:val="0563C1"/>
@@ -26151,7 +26750,7 @@
       <w:r>
         <w:t xml:space="preserve">文部科学省（2024）．トビタテ！留学JAPAN「新・日本代表プログラム」応募状況及び今後の募集スケジュールについて． </w:t>
       </w:r>
-      <w:hyperlink w:history="1" r:id="rId-6ykwb_vhidiispiiur1n">
+      <w:hyperlink w:history="1" r:id="rIdf66vky6rd8e-1te8f63pf">
         <w:r>
           <w:rPr>
             <w:color w:val="0563C1"/>
@@ -26169,7 +26768,7 @@
       <w:r>
         <w:t xml:space="preserve">文部科学省（2025）．日本人学生の海外留学状況及び外国人留学生の在籍状況． </w:t>
       </w:r>
-      <w:hyperlink w:history="1" r:id="rIdy3j9gbitohwup6ccnxji6">
+      <w:hyperlink w:history="1" r:id="rIdon8j9c783gaa2pgzj1d6l">
         <w:r>
           <w:rPr>
             <w:color w:val="0563C1"/>
@@ -26283,258 +26882,6 @@
       </w:r>
       <w:r>
         <w:continuationSeparator/>
-      </w:r>
-    </w:p>
-  </w:footnote>
-  <w:footnote w:id="1">
-    <w:p>
-      <w:pPr>
-        <w:spacing w:line="260"/>
-      </w:pPr>
-      <w:r>
-        <w:rPr>
-          <w:rStyle w:val="FootnoteReference"/>
-        </w:rPr>
-        <w:footnoteRef/>
-      </w:r>
-      <w:r>
-        <w:rPr>
-          <w:color w:val="FF0000"/>
-          <w:sz w:val="18"/>
-          <w:szCs w:val="18"/>
-        </w:rPr>
-        <w:t xml:space="preserve">文部科学省（2025）．日本人学生の海外留学状況及び外国人留学生の在籍状況．</w:t>
-      </w:r>
-    </w:p>
-  </w:footnote>
-  <w:footnote w:id="2">
-    <w:p>
-      <w:pPr>
-        <w:spacing w:line="260"/>
-      </w:pPr>
-      <w:r>
-        <w:rPr>
-          <w:rStyle w:val="FootnoteReference"/>
-        </w:rPr>
-        <w:footnoteRef/>
-      </w:r>
-      <w:r>
-        <w:rPr>
-          <w:color w:val="FF0000"/>
-          <w:sz w:val="18"/>
-          <w:szCs w:val="18"/>
-        </w:rPr>
-        <w:t xml:space="preserve">日本学生支援機構（2025）．2023（令和5）年度日本人学生留学状況調査．</w:t>
-      </w:r>
-    </w:p>
-  </w:footnote>
-  <w:footnote w:id="3">
-    <w:p>
-      <w:pPr>
-        <w:spacing w:line="260"/>
-      </w:pPr>
-      <w:r>
-        <w:rPr>
-          <w:rStyle w:val="FootnoteReference"/>
-        </w:rPr>
-        <w:footnoteRef/>
-      </w:r>
-      <w:r>
-        <w:rPr>
-          <w:color w:val="FF0000"/>
-          <w:sz w:val="18"/>
-          <w:szCs w:val="18"/>
-        </w:rPr>
-        <w:t xml:space="preserve">文部科学省（2024）．トビタテ！留学JAPAN「新・日本代表プログラム」応募状況及び今後の募集スケジュールについて．</w:t>
-      </w:r>
-    </w:p>
-  </w:footnote>
-  <w:footnote w:id="4">
-    <w:p>
-      <w:pPr>
-        <w:spacing w:line="260"/>
-      </w:pPr>
-      <w:r>
-        <w:rPr>
-          <w:rStyle w:val="FootnoteReference"/>
-        </w:rPr>
-        <w:footnoteRef/>
-      </w:r>
-      <w:r>
-        <w:rPr>
-          <w:color w:val="FF0000"/>
-          <w:sz w:val="18"/>
-          <w:szCs w:val="18"/>
-        </w:rPr>
-        <w:t xml:space="preserve">Lysgaard, S. (1955). Adjustment in a foreign society: Norwegian Fulbright grantees visiting the United States. International Social Science Bulletin, 7, 45–51.</w:t>
-      </w:r>
-    </w:p>
-  </w:footnote>
-  <w:footnote w:id="5">
-    <w:p>
-      <w:pPr>
-        <w:spacing w:line="260"/>
-      </w:pPr>
-      <w:r>
-        <w:rPr>
-          <w:rStyle w:val="FootnoteReference"/>
-        </w:rPr>
-        <w:footnoteRef/>
-      </w:r>
-      <w:r>
-        <w:rPr>
-          <w:color w:val="FF0000"/>
-          <w:sz w:val="18"/>
-          <w:szCs w:val="18"/>
-        </w:rPr>
-        <w:t xml:space="preserve">Oberg, K. (1960). Cultural shock: Adjustment to new cultural environments. Practical Anthropology, 7, 177–182.</w:t>
-      </w:r>
-    </w:p>
-  </w:footnote>
-  <w:footnote w:id="6">
-    <w:p>
-      <w:pPr>
-        <w:spacing w:line="260"/>
-      </w:pPr>
-      <w:r>
-        <w:rPr>
-          <w:rStyle w:val="FootnoteReference"/>
-        </w:rPr>
-        <w:footnoteRef/>
-      </w:r>
-      <w:r>
-        <w:rPr>
-          <w:color w:val="FF0000"/>
-          <w:sz w:val="18"/>
-          <w:szCs w:val="18"/>
-        </w:rPr>
-        <w:t xml:space="preserve">Government of Fiji. (2020, March 19). PM Bainimarama's statement on the first COVID-19 case in Fiji.</w:t>
-      </w:r>
-    </w:p>
-  </w:footnote>
-  <w:footnote w:id="7">
-    <w:p>
-      <w:pPr>
-        <w:spacing w:line="260"/>
-      </w:pPr>
-      <w:r>
-        <w:rPr>
-          <w:rStyle w:val="FootnoteReference"/>
-        </w:rPr>
-        <w:footnoteRef/>
-      </w:r>
-      <w:r>
-        <w:rPr>
-          <w:color w:val="FF0000"/>
-          <w:sz w:val="18"/>
-          <w:szCs w:val="18"/>
-        </w:rPr>
-        <w:t xml:space="preserve">長井進（1988）．外国人交換留学高校生の日本における適応過程．心理学研究，59(1)，37–44．</w:t>
-      </w:r>
-    </w:p>
-  </w:footnote>
-  <w:footnote w:id="8">
-    <w:p>
-      <w:pPr>
-        <w:spacing w:line="260"/>
-      </w:pPr>
-      <w:r>
-        <w:rPr>
-          <w:rStyle w:val="FootnoteReference"/>
-        </w:rPr>
-        <w:footnoteRef/>
-      </w:r>
-      <w:r>
-        <w:rPr>
-          <w:color w:val="FF0000"/>
-          <w:sz w:val="18"/>
-          <w:szCs w:val="18"/>
-        </w:rPr>
-        <w:t xml:space="preserve">佐々木ひとみ・水野治久（2000）．外国人研修生の異文化適応に関する縦断的分析．日本語国際センター紀要，10．</w:t>
-      </w:r>
-    </w:p>
-  </w:footnote>
-  <w:footnote w:id="9">
-    <w:p>
-      <w:pPr>
-        <w:spacing w:line="260"/>
-      </w:pPr>
-      <w:r>
-        <w:rPr>
-          <w:rStyle w:val="FootnoteReference"/>
-        </w:rPr>
-        <w:footnoteRef/>
-      </w:r>
-      <w:r>
-        <w:rPr>
-          <w:color w:val="FF0000"/>
-          <w:sz w:val="18"/>
-          <w:szCs w:val="18"/>
-        </w:rPr>
-        <w:t xml:space="preserve">木村有伸（2009）．「異文化適応」論の中の日本人特殊論について．立命館国際地域研究，22，123–138．</w:t>
-      </w:r>
-    </w:p>
-  </w:footnote>
-  <w:footnote w:id="10">
-    <w:p>
-      <w:pPr>
-        <w:spacing w:line="260"/>
-      </w:pPr>
-      <w:r>
-        <w:rPr>
-          <w:rStyle w:val="FootnoteReference"/>
-        </w:rPr>
-        <w:footnoteRef/>
-      </w:r>
-      <w:r>
-        <w:rPr>
-          <w:color w:val="FF0000"/>
-          <w:sz w:val="18"/>
-          <w:szCs w:val="18"/>
-        </w:rPr>
-        <w:t xml:space="preserve">Hall, E. T. (1976). Beyond culture. Anchor Press/Doubleday.</w:t>
-      </w:r>
-    </w:p>
-  </w:footnote>
-  <w:footnote w:id="11">
-    <w:p>
-      <w:pPr>
-        <w:spacing w:line="260"/>
-      </w:pPr>
-      <w:r>
-        <w:rPr>
-          <w:rStyle w:val="FootnoteReference"/>
-        </w:rPr>
-        <w:footnoteRef/>
-      </w:r>
-      <w:r>
-        <w:rPr>
-          <w:color w:val="FF0000"/>
-          <w:sz w:val="18"/>
-          <w:szCs w:val="18"/>
-        </w:rPr>
-        <w:t xml:space="preserve">Hofstede, G., Hofstede, G. J., &amp; Minkov, M. (2010). Cultures and organizations: Software of the mind (3rd ed.). McGraw-Hill.</w:t>
-      </w:r>
-    </w:p>
-  </w:footnote>
-  <w:footnote w:id="12">
-    <w:p>
-      <w:pPr>
-        <w:spacing w:line="260"/>
-      </w:pPr>
-      <w:r>
-        <w:rPr>
-          <w:rStyle w:val="FootnoteReference"/>
-        </w:rPr>
-        <w:footnoteRef/>
-      </w:r>
-      <w:r>
-        <w:rPr>
-          <w:color w:val="FF0000"/>
-          <w:sz w:val="18"/>
-          <w:szCs w:val="18"/>
-        </w:rPr>
-        <w:t xml:space="preserve">Hofstede Insights. (2023). Country comparison tool.</w:t>
       </w:r>
     </w:p>
   </w:footnote>
@@ -26927,16 +27274,5 @@
       <w:szCs w:val="20"/>
     </w:rPr>
   </w:style>
-  <w:style w:type="character" w:styleId="FootnoteReference">
-    <w:name w:val="footnote reference"/>
-    <w:uiPriority w:val="99"/>
-    <w:unhideWhenUsed/>
-    <w:rPr>
-      <w:b/>
-      <w:bCs/>
-      <w:color w:val="FF0000"/>
-      <w:vertAlign w:val="superscript"/>
-    </w:rPr>
-  </w:style>
 </w:styles>
 </file>
--- a/output/卒論全文_最新版.docx
+++ b/output/卒論全文_最新版.docx
@@ -940,55 +940,28 @@
         <w:spacing w:after="160" w:line="340"/>
       </w:pPr>
       <w:r>
-        <w:t xml:space="preserve">国境間の移動が加速する21世紀、海外留学は日本の大学生にとって特別な経験ではなくなった。文部科学省の最新調査によれば、大学間協定等に基づき2023年度に渡航した日本人学生は89,179名であり、前年度比53.3％の急増を示した</w:t>
+        <w:t xml:space="preserve">国境間の移動が加速する21世紀、海外留学は日本の大学生にとって特別な経験ではなくなった。文部科学省の最新調査によれば、大学間協定等に基づき2023年度に渡航した日本人学生は89,179名であり、前年度比53.3％の急増を示した（文部科学省, 2025）</w:t>
       </w:r>
       <w:r>
         <w:rPr>
-          <w:color w:val="FF0000"/>
-        </w:rPr>
-        <w:t xml:space="preserve">（文部科学省, 2025）</w:t>
-      </w:r>
-      <w:r>
-        <w:rPr>
-          <w:b/>
-          <w:bCs/>
-          <w:color w:val="FF0000"/>
           <w:vertAlign w:val="superscript"/>
         </w:rPr>
         <w:t xml:space="preserve">1)</w:t>
       </w:r>
       <w:r>
-        <w:t xml:space="preserve">。コロナ禍による渡航制限が解除された後、1か月未満の短期留学は対前年度比約2倍に膨らみ、アジア地域への派遣は110％増と特に顕著である。また、留学先上位を米国13,517名、豪州9,163名、韓国8,384名と報告し、派遣地域の多様化を裏付ける。加えて、日本学生支援機構の2023年度詳細集計では、協定外派遣を含む留学者32,619名が確認され、制度外の自律的留学が拡大している</w:t>
+        <w:t xml:space="preserve">。コロナ禍による渡航制限が解除された後、1か月未満の短期留学は対前年度比約2倍に膨らみ、アジア地域への派遣は110％増と特に顕著である。また、留学先上位を米国13,517名、豪州9,163名、韓国8,384名と報告し、派遣地域の多様化を裏付ける。加えて、日本学生支援機構の2023年度詳細集計では、協定外派遣を含む留学者32,619名が確認され、制度外の自律的留学が拡大している（日本学生支援機構, 2025）</w:t>
       </w:r>
       <w:r>
         <w:rPr>
-          <w:color w:val="FF0000"/>
-        </w:rPr>
-        <w:t xml:space="preserve">（日本学生支援機構, 2025）</w:t>
-      </w:r>
-      <w:r>
-        <w:rPr>
-          <w:b/>
-          <w:bCs/>
-          <w:color w:val="FF0000"/>
           <w:vertAlign w:val="superscript"/>
         </w:rPr>
         <w:t xml:space="preserve">2)</w:t>
       </w:r>
       <w:r>
-        <w:t xml:space="preserve">。政府も「トビタテ！留学JAPAN」により2024年度に高校生700名、大学生250名の支援枠を設定し、派遣経路を多層化した</w:t>
+        <w:t xml:space="preserve">。政府も「トビタテ！留学JAPAN」により2024年度に高校生700名、大学生250名の支援枠を設定し、派遣経路を多層化した（文部科学省, 2024）</w:t>
       </w:r>
       <w:r>
         <w:rPr>
-          <w:color w:val="FF0000"/>
-        </w:rPr>
-        <w:t xml:space="preserve">（文部科学省, 2024）</w:t>
-      </w:r>
-      <w:r>
-        <w:rPr>
-          <w:b/>
-          <w:bCs/>
-          <w:color w:val="FF0000"/>
           <w:vertAlign w:val="superscript"/>
         </w:rPr>
         <w:t xml:space="preserve">3)</w:t>
@@ -1023,19 +996,10 @@
         <w:spacing w:after="160" w:line="340"/>
       </w:pPr>
       <w:r>
-        <w:t xml:space="preserve">以上の経験は、</w:t>
+        <w:t xml:space="preserve">以上の経験は、Uカーブ理論（Lysgaard, 1955）</w:t>
       </w:r>
       <w:r>
         <w:rPr>
-          <w:color w:val="FF0000"/>
-        </w:rPr>
-        <w:t xml:space="preserve">Uカーブ理論（Lysgaard, 1955）</w:t>
-      </w:r>
-      <w:r>
-        <w:rPr>
-          <w:b/>
-          <w:bCs/>
-          <w:color w:val="FF0000"/>
           <w:vertAlign w:val="superscript"/>
         </w:rPr>
         <w:t xml:space="preserve">4)</w:t>
@@ -1073,19 +1037,10 @@
         <w:spacing w:after="160" w:line="340"/>
       </w:pPr>
       <w:r>
-        <w:t xml:space="preserve">フィジーでの主な経験を、時期ごとに異文化適応のプロセス（Uカーブモデルの段階）に当てはめると、次のようになる。段階は、3章で述べるリスガード（Lysgaard, 1955）や</w:t>
+        <w:t xml:space="preserve">フィジーでの主な経験を、時期ごとに異文化適応のプロセス（Uカーブモデルの段階）に当てはめると、次のようになる。段階は、3章で述べるリスガード（Lysgaard, 1955）やオバーグ（Oberg, 1960）</w:t>
       </w:r>
       <w:r>
         <w:rPr>
-          <w:color w:val="FF0000"/>
-        </w:rPr>
-        <w:t xml:space="preserve">オバーグ（Oberg, 1960）</w:t>
-      </w:r>
-      <w:r>
-        <w:rPr>
-          <w:b/>
-          <w:bCs/>
-          <w:color w:val="FF0000"/>
           <w:vertAlign w:val="superscript"/>
         </w:rPr>
         <w:t xml:space="preserve">5)</w:t>
@@ -2335,7 +2290,6 @@
             </w:pPr>
             <w:r>
               <w:rPr>
-                <w:color w:val="FF0000"/>
                 <w:sz w:val="19"/>
                 <w:szCs w:val="19"/>
               </w:rPr>
@@ -2343,9 +2297,6 @@
             </w:r>
             <w:r>
               <w:rPr>
-                <w:b/>
-                <w:bCs/>
-                <w:color w:val="FF0000"/>
                 <w:vertAlign w:val="superscript"/>
               </w:rPr>
               <w:t xml:space="preserve">6)</w:t>
@@ -2743,37 +2694,19 @@
         <w:spacing w:after="160" w:line="340"/>
       </w:pPr>
       <w:r>
-        <w:t xml:space="preserve">なお、段階の当てはめにあたっては、Lysgaard（1955）とOberg（1960）のモデルに加え、留学生の適応過程を時間を追って調べた</w:t>
+        <w:t xml:space="preserve">なお、段階の当てはめにあたっては、Lysgaard（1955）とOberg（1960）のモデルに加え、留学生の適応過程を時間を追って調べた長井（1988）</w:t>
       </w:r>
       <w:r>
         <w:rPr>
-          <w:color w:val="FF0000"/>
-        </w:rPr>
-        <w:t xml:space="preserve">長井（1988）</w:t>
-      </w:r>
-      <w:r>
-        <w:rPr>
-          <w:b/>
-          <w:bCs/>
-          <w:color w:val="FF0000"/>
           <w:vertAlign w:val="superscript"/>
         </w:rPr>
         <w:t xml:space="preserve">7)</w:t>
       </w:r>
       <w:r>
-        <w:t xml:space="preserve">と</w:t>
+        <w:t xml:space="preserve">と佐々木・水野（2000）</w:t>
       </w:r>
       <w:r>
         <w:rPr>
-          <w:color w:val="FF0000"/>
-        </w:rPr>
-        <w:t xml:space="preserve">佐々木・水野（2000）</w:t>
-      </w:r>
-      <w:r>
-        <w:rPr>
-          <w:b/>
-          <w:bCs/>
-          <w:color w:val="FF0000"/>
           <w:vertAlign w:val="superscript"/>
         </w:rPr>
         <w:t xml:space="preserve">8)</w:t>
@@ -2793,7 +2726,6 @@
         <w:rPr>
           <w:b/>
           <w:bCs/>
-          <w:color w:val="FF0000"/>
           <w:sz w:val="18"/>
           <w:szCs w:val="18"/>
         </w:rPr>
@@ -2807,7 +2739,6 @@
       </w:pPr>
       <w:r>
         <w:rPr>
-          <w:color w:val="FF0000"/>
           <w:sz w:val="18"/>
           <w:szCs w:val="18"/>
         </w:rPr>
@@ -2821,7 +2752,6 @@
       </w:pPr>
       <w:r>
         <w:rPr>
-          <w:color w:val="FF0000"/>
           <w:sz w:val="18"/>
           <w:szCs w:val="18"/>
         </w:rPr>
@@ -2835,7 +2765,6 @@
       </w:pPr>
       <w:r>
         <w:rPr>
-          <w:color w:val="FF0000"/>
           <w:sz w:val="18"/>
           <w:szCs w:val="18"/>
         </w:rPr>
@@ -2849,7 +2778,6 @@
       </w:pPr>
       <w:r>
         <w:rPr>
-          <w:color w:val="FF0000"/>
           <w:sz w:val="18"/>
           <w:szCs w:val="18"/>
         </w:rPr>
@@ -2863,7 +2791,6 @@
       </w:pPr>
       <w:r>
         <w:rPr>
-          <w:color w:val="FF0000"/>
           <w:sz w:val="18"/>
           <w:szCs w:val="18"/>
         </w:rPr>
@@ -2877,7 +2804,6 @@
       </w:pPr>
       <w:r>
         <w:rPr>
-          <w:color w:val="FF0000"/>
           <w:sz w:val="18"/>
           <w:szCs w:val="18"/>
         </w:rPr>
@@ -2891,7 +2817,6 @@
       </w:pPr>
       <w:r>
         <w:rPr>
-          <w:color w:val="FF0000"/>
           <w:sz w:val="18"/>
           <w:szCs w:val="18"/>
         </w:rPr>
@@ -2905,7 +2830,6 @@
       </w:pPr>
       <w:r>
         <w:rPr>
-          <w:color w:val="FF0000"/>
           <w:sz w:val="18"/>
           <w:szCs w:val="18"/>
         </w:rPr>
@@ -2972,19 +2896,10 @@
         <w:spacing w:after="160" w:line="340"/>
       </w:pPr>
       <w:r>
-        <w:t xml:space="preserve">最初の課題は、到着直後に生じる戸惑いや衝突を不安や驚きと言ったらその場瞬間的な気持ちと②文化の違いをどう理解したかという考え方の2つに分けて捉えることである。この２つは互いに影響し合い、その後の適応の速さや深さを左右すると言われているが、</w:t>
+        <w:t xml:space="preserve">最初の課題は、到着直後に生じる戸惑いや衝突を不安や驚きと言ったらその場瞬間的な気持ちと②文化の違いをどう理解したかという考え方の2つに分けて捉えることである。この２つは互いに影響し合い、その後の適応の速さや深さを左右すると言われているが、（木村, 2009）</w:t>
       </w:r>
       <w:r>
         <w:rPr>
-          <w:color w:val="FF0000"/>
-        </w:rPr>
-        <w:t xml:space="preserve">（木村, 2009）</w:t>
-      </w:r>
-      <w:r>
-        <w:rPr>
-          <w:b/>
-          <w:bCs/>
-          <w:color w:val="FF0000"/>
           <w:vertAlign w:val="superscript"/>
         </w:rPr>
         <w:t xml:space="preserve">1)</w:t>
@@ -3319,7 +3234,6 @@
         <w:rPr>
           <w:b/>
           <w:bCs/>
-          <w:color w:val="FF0000"/>
           <w:sz w:val="18"/>
           <w:szCs w:val="18"/>
         </w:rPr>
@@ -3333,7 +3247,6 @@
       </w:pPr>
       <w:r>
         <w:rPr>
-          <w:color w:val="FF0000"/>
           <w:sz w:val="18"/>
           <w:szCs w:val="18"/>
         </w:rPr>
@@ -3371,16 +3284,10 @@
         <w:spacing w:after="160" w:line="340"/>
       </w:pPr>
       <w:r>
+        <w:t xml:space="preserve">リスガード（Lysgaard, 1955）</w:t>
+      </w:r>
+      <w:r>
         <w:rPr>
-          <w:color w:val="FF0000"/>
-        </w:rPr>
-        <w:t xml:space="preserve">リスガード（Lysgaard, 1955）</w:t>
-      </w:r>
-      <w:r>
-        <w:rPr>
-          <w:b/>
-          <w:bCs/>
-          <w:color w:val="FF0000"/>
           <w:vertAlign w:val="superscript"/>
         </w:rPr>
         <w:t xml:space="preserve">1)</w:t>
@@ -3407,16 +3314,10 @@
         <w:spacing w:after="160" w:line="340"/>
       </w:pPr>
       <w:r>
+        <w:t xml:space="preserve">オバーグ（1960）</w:t>
+      </w:r>
+      <w:r>
         <w:rPr>
-          <w:color w:val="FF0000"/>
-        </w:rPr>
-        <w:t xml:space="preserve">オバーグ（1960）</w:t>
-      </w:r>
-      <w:r>
-        <w:rPr>
-          <w:b/>
-          <w:bCs/>
-          <w:color w:val="FF0000"/>
           <w:vertAlign w:val="superscript"/>
         </w:rPr>
         <w:t xml:space="preserve">2)</w:t>
@@ -3443,16 +3344,10 @@
         <w:spacing w:after="160" w:line="340"/>
       </w:pPr>
       <w:r>
+        <w:t xml:space="preserve">エドワード・ホール（Hall, 1976）</w:t>
+      </w:r>
+      <w:r>
         <w:rPr>
-          <w:color w:val="FF0000"/>
-        </w:rPr>
-        <w:t xml:space="preserve">エドワード・ホール（Hall, 1976）</w:t>
-      </w:r>
-      <w:r>
-        <w:rPr>
-          <w:b/>
-          <w:bCs/>
-          <w:color w:val="FF0000"/>
           <w:vertAlign w:val="superscript"/>
         </w:rPr>
         <w:t xml:space="preserve">3)</w:t>
@@ -3479,19 +3374,10 @@
         <w:spacing w:after="160" w:line="340"/>
       </w:pPr>
       <w:r>
-        <w:t xml:space="preserve">ホフステードは IBM 社員を対象とした国際調査をもとに、文化の違いを「権力距離（上下関係を当然とする度合い）」「個人主義・集団主義」「男性性・女性性」「不確実性回避（予想外のことや曖昧さを避けたい度合い）」「長期志向」「人生の享楽志向」の6次元で分類した。これにより国家ごとの文化の傾向を数値で比較できるようになり、文化が個人の行動や考え方に与える影響を整理する枠組みを示された。例えば、日本は集団主義的で高い不確実性回避傾向、米国は個人主義的で低い不確実性回避傾向が強く、この違いがグループワークや自己主張の場面での戸惑いや衝突を生む。</w:t>
+        <w:t xml:space="preserve">ホフステードは IBM 社員を対象とした国際調査をもとに、文化の違いを「権力距離（上下関係を当然とする度合い）」「個人主義・集団主義」「男性性・女性性」「不確実性回避（予想外のことや曖昧さを避けたい度合い）」「長期志向」「人生の享楽志向」の6次元で分類した。これにより国家ごとの文化の傾向を数値で比較できるようになり、文化が個人の行動や考え方に与える影響を整理する枠組みを示された。例えば、日本は集団主義的で高い不確実性回避傾向、米国は個人主義的で低い不確実性回避傾向が強く、この違いがグループワークや自己主張の場面での戸惑いや衝突を生む。ホフステードら（Hofstede et al., 2010）</w:t>
       </w:r>
       <w:r>
         <w:rPr>
-          <w:color w:val="FF0000"/>
-        </w:rPr>
-        <w:t xml:space="preserve">ホフステードら（Hofstede et al., 2010）</w:t>
-      </w:r>
-      <w:r>
-        <w:rPr>
-          <w:b/>
-          <w:bCs/>
-          <w:color w:val="FF0000"/>
           <w:vertAlign w:val="superscript"/>
         </w:rPr>
         <w:t xml:space="preserve">4)</w:t>
@@ -4064,7 +3950,6 @@
         <w:rPr>
           <w:b/>
           <w:bCs/>
-          <w:color w:val="FF0000"/>
           <w:sz w:val="18"/>
           <w:szCs w:val="18"/>
         </w:rPr>
@@ -4078,7 +3963,6 @@
       </w:pPr>
       <w:r>
         <w:rPr>
-          <w:color w:val="FF0000"/>
           <w:sz w:val="18"/>
           <w:szCs w:val="18"/>
         </w:rPr>
@@ -4092,7 +3976,6 @@
       </w:pPr>
       <w:r>
         <w:rPr>
-          <w:color w:val="FF0000"/>
           <w:sz w:val="18"/>
           <w:szCs w:val="18"/>
         </w:rPr>
@@ -4106,7 +3989,6 @@
       </w:pPr>
       <w:r>
         <w:rPr>
-          <w:color w:val="FF0000"/>
           <w:sz w:val="18"/>
           <w:szCs w:val="18"/>
         </w:rPr>
@@ -4120,7 +4002,6 @@
       </w:pPr>
       <w:r>
         <w:rPr>
-          <w:color w:val="FF0000"/>
           <w:sz w:val="18"/>
           <w:szCs w:val="18"/>
         </w:rPr>
@@ -4158,19 +4039,10 @@
         <w:spacing w:after="160" w:line="340"/>
       </w:pPr>
       <w:r>
-        <w:t xml:space="preserve">異文化適応の最初の段階は「ハネムーン期」と呼ばれ、新しい文化や生活環境に対する好奇心や高揚感が高くなる時期である。渡航直後の留学生は、街並みの美しさや人々の親切さ、自由な雰囲気などに魅了され、肯定的な感情を抱くことが多い。この時期には文化の違いがむしろ刺激として受け入れられ、「異文化は面白い」という前向きな肯定的解釈がされやすい。行動面では、自ら進んで現地の活動に参加したり、新しい友人を作ろうとする姿勢が見られる。しかしこの段階は一時的であり、文化的ギャップへの理解が浅いまま進むため、やがて理想と現実の違い直面することが多い。</w:t>
+        <w:t xml:space="preserve">異文化適応の最初の段階は「ハネムーン期」と呼ばれ、新しい文化や生活環境に対する好奇心や高揚感が高くなる時期である。渡航直後の留学生は、街並みの美しさや人々の親切さ、自由な雰囲気などに魅了され、肯定的な感情を抱くことが多い。この時期には文化の違いがむしろ刺激として受け入れられ、「異文化は面白い」という前向きな肯定的解釈がされやすい。行動面では、自ら進んで現地の活動に参加したり、新しい友人を作ろうとする姿勢が見られる。しかしこの段階は一時的であり、文化的ギャップへの理解が浅いまま進むため、やがて理想と現実の違い直面することが多い。オバーグ（Oberg, 1960）</w:t>
       </w:r>
       <w:r>
         <w:rPr>
-          <w:color w:val="FF0000"/>
-        </w:rPr>
-        <w:t xml:space="preserve">オバーグ（Oberg, 1960）</w:t>
-      </w:r>
-      <w:r>
-        <w:rPr>
-          <w:b/>
-          <w:bCs/>
-          <w:color w:val="FF0000"/>
           <w:vertAlign w:val="superscript"/>
         </w:rPr>
         <w:t xml:space="preserve">1)</w:t>
@@ -4218,19 +4090,10 @@
         <w:spacing w:after="160" w:line="340"/>
       </w:pPr>
       <w:r>
-        <w:t xml:space="preserve">回復期に入ると文化の違いを徐々に理解しはじめ、それまでの戸惑いや追い込み、不安から回復しようと様々な行動工夫が現れる。この段階では語学力の向上や現地の習慣の理解、失敗した経験の共有が適応の助けとなり、考え方の面でも「違うことは必ずしも悪いことではない」という認識が生まれる。行動面には、現地の新たなルールや人間関係に合わせて自分の行動が試みられ、自分なりの工夫が形成される。例えば、現地のジョークを理解する努力や、沈黙の意味を考え直したりするなどの受け入れる工夫が見られる。</w:t>
+        <w:t xml:space="preserve">回復期に入ると文化の違いを徐々に理解しはじめ、それまでの戸惑いや追い込み、不安から回復しようと様々な行動工夫が現れる。この段階では語学力の向上や現地の習慣の理解、失敗した経験の共有が適応の助けとなり、考え方の面でも「違うことは必ずしも悪いことではない」という認識が生まれる。行動面には、現地の新たなルールや人間関係に合わせて自分の行動が試みられ、自分なりの工夫が形成される。例えば、現地のジョークを理解する努力や、沈黙の意味を考え直したりするなどの受け入れる工夫が見られる。ホール（Hall, 1976）</w:t>
       </w:r>
       <w:r>
         <w:rPr>
-          <w:color w:val="FF0000"/>
-        </w:rPr>
-        <w:t xml:space="preserve">ホール（Hall, 1976）</w:t>
-      </w:r>
-      <w:r>
-        <w:rPr>
-          <w:b/>
-          <w:bCs/>
-          <w:color w:val="FF0000"/>
           <w:vertAlign w:val="superscript"/>
         </w:rPr>
         <w:t xml:space="preserve">2)</w:t>
@@ -4265,16 +4128,10 @@
         <w:spacing w:after="160" w:line="340"/>
       </w:pPr>
       <w:r>
+        <w:t xml:space="preserve">ホフステード（Hofstede et al., 2010）</w:t>
+      </w:r>
+      <w:r>
         <w:rPr>
-          <w:color w:val="FF0000"/>
-        </w:rPr>
-        <w:t xml:space="preserve">ホフステード（Hofstede et al., 2010）</w:t>
-      </w:r>
-      <w:r>
-        <w:rPr>
-          <w:b/>
-          <w:bCs/>
-          <w:color w:val="FF0000"/>
           <w:vertAlign w:val="superscript"/>
         </w:rPr>
         <w:t xml:space="preserve">3)</w:t>
@@ -4350,7 +4207,6 @@
         <w:rPr>
           <w:b/>
           <w:bCs/>
-          <w:color w:val="FF0000"/>
           <w:sz w:val="18"/>
           <w:szCs w:val="18"/>
         </w:rPr>
@@ -4364,7 +4220,6 @@
       </w:pPr>
       <w:r>
         <w:rPr>
-          <w:color w:val="FF0000"/>
           <w:sz w:val="18"/>
           <w:szCs w:val="18"/>
         </w:rPr>
@@ -4378,7 +4233,6 @@
       </w:pPr>
       <w:r>
         <w:rPr>
-          <w:color w:val="FF0000"/>
           <w:sz w:val="18"/>
           <w:szCs w:val="18"/>
         </w:rPr>
@@ -4392,7 +4246,6 @@
       </w:pPr>
       <w:r>
         <w:rPr>
-          <w:color w:val="FF0000"/>
           <w:sz w:val="18"/>
           <w:szCs w:val="18"/>
         </w:rPr>
@@ -4451,19 +4304,10 @@
         <w:spacing w:after="160" w:line="340"/>
       </w:pPr>
       <w:r>
-        <w:t xml:space="preserve">留学生が現地で直面するコンテクストの違いは、日常のあらゆる場面に現れる。例えば、授業中の発言ルールや友人との距離感、メールのやりとりの書き方などがその代表例である。高コンテクスト文化で育った日本人学生は、相手の意図や空気を読む力に長けているが、低コンテクスト文化圏では「率直な自己主張」「YES/NOの明確な提示」が求められる場面が多い。そのため、発言をためらったり、曖昧な表現を多用することで誤解や摩擦が生じやすい。実際に留学経験者からは「『どう思う？』と問われて黙っていると、無関心と受け取られてしまった」といったエピソードがある。また、メールの書き方ひとつとっても、「結論を先に述べる」スタイルや、「敬語より率直さ」が重視されることに戸惑う学生も少なくないと感じる。こうした違いは.1章で述べたような留学機会の拡大とともに、今や多くの学生が直面する現象である。</w:t>
+        <w:t xml:space="preserve">留学生が現地で直面するコンテクストの違いは、日常のあらゆる場面に現れる。例えば、授業中の発言ルールや友人との距離感、メールのやりとりの書き方などがその代表例である。高コンテクスト文化で育った日本人学生は、相手の意図や空気を読む力に長けているが、低コンテクスト文化圏では「率直な自己主張」「YES/NOの明確な提示」が求められる場面が多い。そのため、発言をためらったり、曖昧な表現を多用することで誤解や摩擦が生じやすい。実際に留学経験者からは「『どう思う？』と問われて黙っていると、無関心と受け取られてしまった」といったエピソードがある。また、メールの書き方ひとつとっても、「結論を先に述べる」スタイルや、「敬語より率直さ」が重視されることに戸惑う学生も少なくないと感じる。こうした違いは.1章で述べたような留学機会の拡大とともに、今や多くの学生が直面する現象である。ホール（Hall, 1976）</w:t>
       </w:r>
       <w:r>
         <w:rPr>
-          <w:color w:val="FF0000"/>
-        </w:rPr>
-        <w:t xml:space="preserve">ホール（Hall, 1976）</w:t>
-      </w:r>
-      <w:r>
-        <w:rPr>
-          <w:b/>
-          <w:bCs/>
-          <w:color w:val="FF0000"/>
           <w:vertAlign w:val="superscript"/>
         </w:rPr>
         <w:t xml:space="preserve">1)</w:t>
@@ -4504,7 +4348,6 @@
         <w:rPr>
           <w:b/>
           <w:bCs/>
-          <w:color w:val="FF0000"/>
           <w:sz w:val="18"/>
           <w:szCs w:val="18"/>
         </w:rPr>
@@ -4518,7 +4361,6 @@
       </w:pPr>
       <w:r>
         <w:rPr>
-          <w:color w:val="FF0000"/>
           <w:sz w:val="18"/>
           <w:szCs w:val="18"/>
         </w:rPr>
@@ -4577,37 +4419,19 @@
         <w:spacing w:after="160" w:line="340"/>
       </w:pPr>
       <w:r>
-        <w:t xml:space="preserve">本研究では、筆者が留学したフィジーとベトナムを、出身国である日本と比較する。表は、</w:t>
+        <w:t xml:space="preserve">本研究では、筆者が留学したフィジーとベトナムを、出身国である日本と比較する。表は、Hofstede et al.（2010）</w:t>
       </w:r>
       <w:r>
         <w:rPr>
-          <w:color w:val="FF0000"/>
-        </w:rPr>
-        <w:t xml:space="preserve">Hofstede et al.（2010）</w:t>
-      </w:r>
-      <w:r>
-        <w:rPr>
-          <w:b/>
-          <w:bCs/>
-          <w:color w:val="FF0000"/>
           <w:vertAlign w:val="superscript"/>
         </w:rPr>
         <w:t xml:space="preserve">1)</w:t>
       </w:r>
       <w:r>
-        <w:t xml:space="preserve">が示した6次元のスコア（0〜100）である。なお、Hofstede Insightsの公式サイトでは、個人主義のスコアが</w:t>
+        <w:t xml:space="preserve">が示した6次元のスコア（0〜100）である。なお、Hofstede Insightsの公式サイトでは、個人主義のスコアが2023年に更新され、日本62、ベトナム30となっている</w:t>
       </w:r>
       <w:r>
         <w:rPr>
-          <w:color w:val="FF0000"/>
-        </w:rPr>
-        <w:t xml:space="preserve">2023年に更新され、日本62、ベトナム30となっている</w:t>
-      </w:r>
-      <w:r>
-        <w:rPr>
-          <w:b/>
-          <w:bCs/>
-          <w:color w:val="FF0000"/>
           <w:vertAlign w:val="superscript"/>
         </w:rPr>
         <w:t xml:space="preserve">2)</w:t>
@@ -6028,7 +5852,6 @@
         <w:rPr>
           <w:b/>
           <w:bCs/>
-          <w:color w:val="FF0000"/>
           <w:sz w:val="18"/>
           <w:szCs w:val="18"/>
         </w:rPr>
@@ -6042,7 +5865,6 @@
       </w:pPr>
       <w:r>
         <w:rPr>
-          <w:color w:val="FF0000"/>
           <w:sz w:val="18"/>
           <w:szCs w:val="18"/>
         </w:rPr>
@@ -6056,7 +5878,6 @@
       </w:pPr>
       <w:r>
         <w:rPr>
-          <w:color w:val="FF0000"/>
           <w:sz w:val="18"/>
           <w:szCs w:val="18"/>
         </w:rPr>
@@ -26254,19 +26075,10 @@
         <w:spacing w:after="160" w:line="340"/>
       </w:pPr>
       <w:r>
-        <w:t xml:space="preserve">3.1で述べたように、</w:t>
+        <w:t xml:space="preserve">3.1で述べたように、Uカーブモデル（Lysgaard, 1955）</w:t>
       </w:r>
       <w:r>
         <w:rPr>
-          <w:color w:val="FF0000"/>
-        </w:rPr>
-        <w:t xml:space="preserve">Uカーブモデル（Lysgaard, 1955）</w:t>
-      </w:r>
-      <w:r>
-        <w:rPr>
-          <w:b/>
-          <w:bCs/>
-          <w:color w:val="FF0000"/>
           <w:vertAlign w:val="superscript"/>
         </w:rPr>
         <w:t xml:space="preserve">1)</w:t>
@@ -26375,19 +26187,10 @@
         <w:spacing w:after="160" w:line="340"/>
       </w:pPr>
       <w:r>
-        <w:t xml:space="preserve">なお、6.2では、</w:t>
+        <w:t xml:space="preserve">なお、6.2では、ホフステードの次元（Hofstede et al., 2010）</w:t>
       </w:r>
       <w:r>
         <w:rPr>
-          <w:color w:val="FF0000"/>
-        </w:rPr>
-        <w:t xml:space="preserve">ホフステードの次元（Hofstede et al., 2010）</w:t>
-      </w:r>
-      <w:r>
-        <w:rPr>
-          <w:b/>
-          <w:bCs/>
-          <w:color w:val="FF0000"/>
           <w:vertAlign w:val="superscript"/>
         </w:rPr>
         <w:t xml:space="preserve">2)</w:t>
@@ -26436,7 +26239,6 @@
         <w:rPr>
           <w:b/>
           <w:bCs/>
-          <w:color w:val="FF0000"/>
           <w:sz w:val="18"/>
           <w:szCs w:val="18"/>
         </w:rPr>
@@ -26450,7 +26252,6 @@
       </w:pPr>
       <w:r>
         <w:rPr>
-          <w:color w:val="FF0000"/>
           <w:sz w:val="18"/>
           <w:szCs w:val="18"/>
         </w:rPr>
@@ -26464,7 +26265,6 @@
       </w:pPr>
       <w:r>
         <w:rPr>
-          <w:color w:val="FF0000"/>
           <w:sz w:val="18"/>
           <w:szCs w:val="18"/>
         </w:rPr>
@@ -26597,7 +26397,7 @@
       <w:r>
         <w:t xml:space="preserve">Government of Fiji. (2020, March 19). PM Bainimarama's statement on the first COVID-19 case in Fiji. </w:t>
       </w:r>
-      <w:hyperlink w:history="1" r:id="rIdrltgzm4gige2br6p7ggu9">
+      <w:hyperlink w:history="1" r:id="rId0-dakx_no7vscoxjmnloc">
         <w:r>
           <w:rPr>
             <w:color w:val="0563C1"/>
@@ -26633,7 +26433,7 @@
       <w:r>
         <w:t xml:space="preserve">Hofstede Insights. (2023). Country comparison tool. </w:t>
       </w:r>
-      <w:hyperlink w:history="1" r:id="rId2t_qvnzrctleacmve3ofp">
+      <w:hyperlink w:history="1" r:id="rIdkgo092xmp5viflmyuk7st">
         <w:r>
           <w:rPr>
             <w:color w:val="0563C1"/>
@@ -26660,7 +26460,7 @@
       <w:r>
         <w:t xml:space="preserve">Oberg, K. (1960). Cultural shock: Adjustment to new cultural environments. Practical Anthropology, 7, 177–182. </w:t>
       </w:r>
-      <w:hyperlink w:history="1" r:id="rIdeayio4c-fqvg747hwzlvu">
+      <w:hyperlink w:history="1" r:id="rIdp28zl37qigzhkvj5t4gys">
         <w:r>
           <w:rPr>
             <w:color w:val="0563C1"/>
@@ -26678,7 +26478,7 @@
       <w:r>
         <w:t xml:space="preserve">木村有伸（2009）．「異文化適応」論の中の日本人特殊論について．立命館国際地域研究，22，123–138． </w:t>
       </w:r>
-      <w:hyperlink w:history="1" r:id="rIdkzg0hsjseuyc2ecwnbnwe">
+      <w:hyperlink w:history="1" r:id="rIdlk2nmytlsgls0cbn9x1mf">
         <w:r>
           <w:rPr>
             <w:color w:val="0563C1"/>
@@ -26696,7 +26496,7 @@
       <w:r>
         <w:t xml:space="preserve">佐々木ひとみ・水野治久（2000）．外国人研修生の異文化適応に関する縦断的分析．日本語国際センター紀要，10． </w:t>
       </w:r>
-      <w:hyperlink w:history="1" r:id="rIdyfdew1t1hdqtslwi0ffyc">
+      <w:hyperlink w:history="1" r:id="rIdhdli9m1xvxxtt0fkngqx6">
         <w:r>
           <w:rPr>
             <w:color w:val="0563C1"/>
@@ -26714,7 +26514,7 @@
       <w:r>
         <w:t xml:space="preserve">長井進（1988）．外国人交換留学高校生の日本における適応過程．心理学研究，59(1)，37–44． </w:t>
       </w:r>
-      <w:hyperlink w:history="1" r:id="rIdanczycsmxzno0hk79xa7m">
+      <w:hyperlink w:history="1" r:id="rIdnys2r_rds8nnkisl0ztrd">
         <w:r>
           <w:rPr>
             <w:color w:val="0563C1"/>
@@ -26732,7 +26532,7 @@
       <w:r>
         <w:t xml:space="preserve">日本学生支援機構（2025）．2023（令和5）年度日本人学生留学状況調査． </w:t>
       </w:r>
-      <w:hyperlink w:history="1" r:id="rId4mepytcxkatjzriskcgao">
+      <w:hyperlink w:history="1" r:id="rIdtm-ns_45rpamr5sucxjfq">
         <w:r>
           <w:rPr>
             <w:color w:val="0563C1"/>
@@ -26750,7 +26550,7 @@
       <w:r>
         <w:t xml:space="preserve">文部科学省（2024）．トビタテ！留学JAPAN「新・日本代表プログラム」応募状況及び今後の募集スケジュールについて． </w:t>
       </w:r>
-      <w:hyperlink w:history="1" r:id="rIdf66vky6rd8e-1te8f63pf">
+      <w:hyperlink w:history="1" r:id="rId0z-typz4rxxst44noagew">
         <w:r>
           <w:rPr>
             <w:color w:val="0563C1"/>
@@ -26768,7 +26568,7 @@
       <w:r>
         <w:t xml:space="preserve">文部科学省（2025）．日本人学生の海外留学状況及び外国人留学生の在籍状況． </w:t>
       </w:r>
-      <w:hyperlink w:history="1" r:id="rIdon8j9c783gaa2pgzj1d6l">
+      <w:hyperlink w:history="1" r:id="rId9czq-j2iwwxhwqijkwnjg">
         <w:r>
           <w:rPr>
             <w:color w:val="0563C1"/>
